--- a/06-学生侧材料/讲义/2-结构化学/第八讲原子结构（三）-超级充实融合版.docx
+++ b/06-学生侧材料/讲义/2-结构化学/第八讲原子结构（三）-超级充实融合版.docx
@@ -3335,6 +3335,7 @@
     <w:p>
       <w:pPr>
         <w:pStyle w:val="BodyText"/>
+        <w:spacing w:after="80"/>
       </w:pPr>
       <w:r>
         <w:rPr>
@@ -3361,117 +3362,236 @@
         <w:t>可见光的颜色与波长</w:t>
       </w:r>
     </w:p>
-    <w:p>
-      <w:pPr>
-        <w:pStyle w:val="BodyText"/>
-      </w:pPr>
-      <w:r>
-        <w:rPr>
-          <w:rFonts w:hint="eastAsia" w:ascii="Times New Roman" w:hAnsi="Times New Roman" w:eastAsia="FangSong" w:cs="Times New Roman"/>
-        </w:rPr>
-        <w:t xml:space="preserve">颜色</w:t>
-      </w:r>
-    </w:p>
-    <w:p>
-      <w:pPr>
-        <w:pStyle w:val="BodyText"/>
-      </w:pPr>
-      <w:r>
-        <w:rPr>
-          <w:rFonts w:hint="eastAsia" w:ascii="Times New Roman" w:hAnsi="Times New Roman" w:eastAsia="FangSong" w:cs="Times New Roman"/>
-        </w:rPr>
-        <w:t>波长</w:t>
-      </w:r>
-      <w:r>
-        <w:rPr>
-          <w:rFonts w:hint="eastAsia" w:ascii="Times New Roman" w:hAnsi="Times New Roman" w:eastAsia="Times New Roman" w:cs="Times New Roman"/>
-        </w:rPr>
-        <w:t>(nm)</w:t>
-      </w:r>
-    </w:p>
-    <w:p>
-      <w:pPr>
-        <w:pStyle w:val="BodyText"/>
-      </w:pPr>
-      <w:r>
-        <w:rPr>
-          <w:rFonts w:ascii="Times New Roman" w:hAnsi="Times New Roman" w:eastAsia="Times New Roman" w:cs="Times New Roman"/>
-        </w:rPr>
-        <w:t xml:space="preserve">400</w:t>
-      </w:r>
-      <w:r>
-        <w:rPr>
-          <w:rFonts w:ascii="Times New Roman" w:hAnsi="Times New Roman" w:eastAsia="Times New Roman" w:cs="Times New Roman"/>
-          <w:vertAlign w:val="subscript"/>
-        </w:rPr>
-        <w:t xml:space="preserve">430</w:t>
-      </w:r>
-      <w:r>
-        <w:rPr>
-          <w:rFonts w:ascii="Times New Roman" w:hAnsi="Times New Roman" w:eastAsia="Times New Roman" w:cs="Times New Roman"/>
-        </w:rPr>
-        <w:t xml:space="preserve">470</w:t>
-      </w:r>
-    </w:p>
-    <w:p>
-      <w:pPr>
-        <w:pStyle w:val="BodyText"/>
-      </w:pPr>
-      <w:r>
-        <w:rPr>
-          <w:rFonts w:ascii="Times New Roman" w:hAnsi="Times New Roman" w:eastAsia="Times New Roman" w:cs="Times New Roman"/>
-        </w:rPr>
-        <w:t xml:space="preserve">470</w:t>
-      </w:r>
-      <w:r>
-        <w:rPr>
-          <w:rFonts w:ascii="Times New Roman" w:hAnsi="Times New Roman" w:eastAsia="Times New Roman" w:cs="Times New Roman"/>
-          <w:vertAlign w:val="subscript"/>
-        </w:rPr>
-        <w:t xml:space="preserve">500</w:t>
-      </w:r>
-      <w:r>
-        <w:rPr>
-          <w:rFonts w:ascii="Times New Roman" w:hAnsi="Times New Roman" w:eastAsia="Times New Roman" w:cs="Times New Roman"/>
-        </w:rPr>
-        <w:t xml:space="preserve">560</w:t>
-      </w:r>
-    </w:p>
-    <w:p>
-      <w:pPr>
-        <w:pStyle w:val="BodyText"/>
-      </w:pPr>
-      <w:r>
-        <w:rPr>
-          <w:rFonts w:ascii="Times New Roman" w:hAnsi="Times New Roman" w:eastAsia="Times New Roman" w:cs="Times New Roman"/>
-        </w:rPr>
-        <w:t xml:space="preserve">560</w:t>
-      </w:r>
-      <w:r>
-        <w:rPr>
-          <w:rFonts w:ascii="Times New Roman" w:hAnsi="Times New Roman" w:eastAsia="Times New Roman" w:cs="Times New Roman"/>
-          <w:vertAlign w:val="subscript"/>
-        </w:rPr>
-        <w:t xml:space="preserve">590</w:t>
-      </w:r>
-      <w:r>
-        <w:rPr>
-          <w:rFonts w:ascii="Times New Roman" w:hAnsi="Times New Roman" w:eastAsia="Times New Roman" w:cs="Times New Roman"/>
-        </w:rPr>
-        <w:t xml:space="preserve">630</w:t>
-      </w:r>
-    </w:p>
-    <w:p>
-      <w:pPr>
-        <w:pStyle w:val="BodyText"/>
-      </w:pPr>
-      <w:r>
-        <w:rPr>
-          <w:rFonts w:ascii="Times New Roman" w:hAnsi="Times New Roman" w:eastAsia="Times New Roman" w:cs="Times New Roman"/>
-        </w:rPr>
-        <w:t xml:space="preserve">630~760</w:t>
-      </w:r>
-    </w:p>
+    <w:tbl>
+      <w:tblPr>
+        <w:tblStyle w:val="Table"/>
+        <w:tblW w:type="pct" w:w="5000"/>
+        <w:tblLayout w:type="fixed"/>
+        <w:tblLook w:firstRow="1" w:lastRow="0" w:firstColumn="0" w:lastColumn="0" w:noHBand="0" w:noVBand="0" w:val="0020"/>
+      </w:tblPr>
+      <w:tblGrid>
+        <w:gridCol w:w="990"/>
+        <w:gridCol w:w="990"/>
+        <w:gridCol w:w="990"/>
+        <w:gridCol w:w="990"/>
+        <w:gridCol w:w="990"/>
+        <w:gridCol w:w="990"/>
+        <w:gridCol w:w="990"/>
+        <w:gridCol w:w="990"/>
+      </w:tblGrid>
+      <w:tr>
+        <w:trPr>
+          <w:tblHeader w:val="on"/>
+        </w:trPr>
+        <w:tc>
+          <w:tcPr/>
+          <w:p>
+            <w:pPr>
+              <w:pStyle w:val="Compact"/>
+              <w:jc w:val="center"/>
+            </w:pPr>
+            <w:r>
+              <w:rPr>
+                <w:rFonts w:hint="eastAsia" w:ascii="Times New Roman" w:hAnsi="Times New Roman" w:eastAsia="SimHei" w:cs="Times New Roman"/>
+                <w:b/>
+              </w:rPr>
+              <w:t xml:space="preserve">颜色</w:t>
+            </w:r>
+          </w:p>
+        </w:tc>
+        <w:tc>
+          <w:tcPr/>
+          <w:p>
+            <w:pPr>
+              <w:pStyle w:val="Compact"/>
+              <w:jc w:val="center"/>
+            </w:pPr>
+          </w:p>
+        </w:tc>
+        <w:tc>
+          <w:tcPr/>
+          <w:p>
+            <w:pPr>
+              <w:pStyle w:val="Compact"/>
+              <w:jc w:val="center"/>
+            </w:pPr>
+          </w:p>
+        </w:tc>
+        <w:tc>
+          <w:tcPr/>
+          <w:p>
+            <w:pPr>
+              <w:pStyle w:val="Compact"/>
+              <w:jc w:val="center"/>
+            </w:pPr>
+          </w:p>
+        </w:tc>
+        <w:tc>
+          <w:tcPr/>
+          <w:p>
+            <w:pPr>
+              <w:pStyle w:val="Compact"/>
+              <w:jc w:val="center"/>
+            </w:pPr>
+          </w:p>
+        </w:tc>
+        <w:tc>
+          <w:tcPr/>
+          <w:p>
+            <w:pPr>
+              <w:pStyle w:val="Compact"/>
+              <w:jc w:val="center"/>
+            </w:pPr>
+          </w:p>
+        </w:tc>
+        <w:tc>
+          <w:tcPr/>
+          <w:p>
+            <w:pPr>
+              <w:pStyle w:val="Compact"/>
+              <w:jc w:val="center"/>
+            </w:pPr>
+          </w:p>
+        </w:tc>
+        <w:tc>
+          <w:tcPr/>
+          <w:p>
+            <w:pPr>
+              <w:pStyle w:val="Compact"/>
+              <w:jc w:val="center"/>
+            </w:pPr>
+          </w:p>
+        </w:tc>
+      </w:tr>
+      <w:tr>
+        <w:tc>
+          <w:tcPr/>
+          <w:p>
+            <w:pPr>
+              <w:pStyle w:val="Compact"/>
+              <w:jc w:val="center"/>
+            </w:pPr>
+            <w:r>
+              <w:rPr>
+                <w:rFonts w:hint="eastAsia" w:ascii="Times New Roman" w:hAnsi="Times New Roman" w:eastAsia="FangSong" w:cs="Times New Roman"/>
+              </w:rPr>
+              <w:t>波长</w:t>
+            </w:r>
+            <w:r>
+              <w:rPr>
+                <w:rFonts w:hint="eastAsia" w:ascii="Times New Roman" w:hAnsi="Times New Roman" w:eastAsia="Times New Roman" w:cs="Times New Roman"/>
+              </w:rPr>
+              <w:t>(nm)</w:t>
+            </w:r>
+          </w:p>
+        </w:tc>
+        <w:tc>
+          <w:tcPr/>
+          <w:p>
+            <w:pPr>
+              <w:pStyle w:val="Compact"/>
+              <w:jc w:val="center"/>
+            </w:pPr>
+            <w:r>
+              <w:rPr>
+                <w:rFonts w:ascii="Times New Roman" w:hAnsi="Times New Roman" w:eastAsia="Times New Roman" w:cs="Times New Roman"/>
+              </w:rPr>
+              <w:t xml:space="preserve">400~430</w:t>
+            </w:r>
+          </w:p>
+        </w:tc>
+        <w:tc>
+          <w:tcPr/>
+          <w:p>
+            <w:pPr>
+              <w:pStyle w:val="Compact"/>
+              <w:jc w:val="center"/>
+            </w:pPr>
+            <w:r>
+              <w:rPr>
+                <w:rFonts w:ascii="Times New Roman" w:hAnsi="Times New Roman" w:eastAsia="Times New Roman" w:cs="Times New Roman"/>
+              </w:rPr>
+              <w:t xml:space="preserve">430~470</w:t>
+            </w:r>
+          </w:p>
+        </w:tc>
+        <w:tc>
+          <w:tcPr/>
+          <w:p>
+            <w:pPr>
+              <w:pStyle w:val="Compact"/>
+              <w:jc w:val="center"/>
+            </w:pPr>
+            <w:r>
+              <w:rPr>
+                <w:rFonts w:ascii="Times New Roman" w:hAnsi="Times New Roman" w:eastAsia="Times New Roman" w:cs="Times New Roman"/>
+              </w:rPr>
+              <w:t xml:space="preserve">470~500</w:t>
+            </w:r>
+          </w:p>
+        </w:tc>
+        <w:tc>
+          <w:tcPr/>
+          <w:p>
+            <w:pPr>
+              <w:pStyle w:val="Compact"/>
+              <w:jc w:val="center"/>
+            </w:pPr>
+            <w:r>
+              <w:rPr>
+                <w:rFonts w:ascii="Times New Roman" w:hAnsi="Times New Roman" w:eastAsia="Times New Roman" w:cs="Times New Roman"/>
+              </w:rPr>
+              <w:t xml:space="preserve">500~560</w:t>
+            </w:r>
+          </w:p>
+        </w:tc>
+        <w:tc>
+          <w:tcPr/>
+          <w:p>
+            <w:pPr>
+              <w:pStyle w:val="Compact"/>
+              <w:jc w:val="center"/>
+            </w:pPr>
+            <w:r>
+              <w:rPr>
+                <w:rFonts w:ascii="Times New Roman" w:hAnsi="Times New Roman" w:eastAsia="Times New Roman" w:cs="Times New Roman"/>
+              </w:rPr>
+              <w:t xml:space="preserve">560~590</w:t>
+            </w:r>
+          </w:p>
+        </w:tc>
+        <w:tc>
+          <w:tcPr/>
+          <w:p>
+            <w:pPr>
+              <w:pStyle w:val="Compact"/>
+              <w:jc w:val="center"/>
+            </w:pPr>
+            <w:r>
+              <w:rPr>
+                <w:rFonts w:ascii="Times New Roman" w:hAnsi="Times New Roman" w:eastAsia="Times New Roman" w:cs="Times New Roman"/>
+              </w:rPr>
+              <w:t xml:space="preserve">590~630</w:t>
+            </w:r>
+          </w:p>
+        </w:tc>
+        <w:tc>
+          <w:tcPr/>
+          <w:p>
+            <w:pPr>
+              <w:pStyle w:val="Compact"/>
+              <w:jc w:val="center"/>
+            </w:pPr>
+            <w:r>
+              <w:rPr>
+                <w:rFonts w:ascii="Times New Roman" w:hAnsi="Times New Roman" w:eastAsia="Times New Roman" w:cs="Times New Roman"/>
+              </w:rPr>
+              <w:t xml:space="preserve">630~760</w:t>
+            </w:r>
+          </w:p>
+        </w:tc>
+      </w:tr>
+    </w:tbl>
     <w:p>
       <w:pPr>
         <w:pStyle w:val="Compact"/>
@@ -3479,6 +3599,7 @@
           <w:ilvl w:val="0"/>
           <w:numId w:val="1006"/>
         </w:numPr>
+        <w:spacing w:before="120"/>
       </w:pPr>
       <w:r>
         <w:rPr>
@@ -13013,6 +13134,7 @@
     <w:p>
       <w:pPr>
         <w:pStyle w:val="FirstParagraph"/>
+        <w:spacing w:after="80"/>
       </w:pPr>
       <w:r>
         <w:rPr>
@@ -13219,37 +13341,198 @@
         <w:t>:</w:t>
       </w:r>
     </w:p>
+    <w:tbl>
+      <w:tblPr>
+        <w:tblStyle w:val="Table"/>
+        <w:tblW w:type="auto" w:w="0"/>
+        <w:tblLook w:firstRow="1" w:lastRow="0" w:firstColumn="0" w:lastColumn="0" w:noHBand="0" w:noVBand="0" w:val="0020"/>
+      </w:tblPr>
+      <w:tblGrid>
+        <w:gridCol w:w="990"/>
+        <w:gridCol w:w="990"/>
+        <w:gridCol w:w="990"/>
+        <w:gridCol w:w="990"/>
+        <w:gridCol w:w="990"/>
+        <w:gridCol w:w="990"/>
+        <w:gridCol w:w="990"/>
+        <w:gridCol w:w="990"/>
+      </w:tblGrid>
+      <w:tr>
+        <w:trPr>
+          <w:tblHeader w:val="on"/>
+        </w:trPr>
+        <w:tc>
+          <w:tcPr/>
+          <w:p>
+            <w:pPr>
+              <w:pStyle w:val="Compact"/>
+              <w:jc w:val="center"/>
+            </w:pPr>
+            <w:r>
+              <w:rPr>
+                <w:rFonts w:ascii="Times New Roman" w:hAnsi="Times New Roman" w:eastAsia="Times New Roman" w:cs="Times New Roman"/>
+                <w:b/>
+              </w:rPr>
+              <w:t xml:space="preserve">n </w:t>
+            </w:r>
+            <w:r>
+              <w:rPr>
+                <w:rFonts w:hint="eastAsia" w:ascii="Times New Roman" w:hAnsi="Times New Roman" w:eastAsia="SimHei" w:cs="Times New Roman"/>
+                <w:b/>
+              </w:rPr>
+              <w:t xml:space="preserve">的取值</w:t>
+            </w:r>
+          </w:p>
+        </w:tc>
+        <w:tc>
+          <w:tcPr/>
+          <w:p>
+            <w:pPr>
+              <w:pStyle w:val="Compact"/>
+              <w:jc w:val="center"/>
+            </w:pPr>
+          </w:p>
+        </w:tc>
+        <w:tc>
+          <w:tcPr/>
+          <w:p>
+            <w:pPr>
+              <w:pStyle w:val="Compact"/>
+              <w:jc w:val="center"/>
+            </w:pPr>
+          </w:p>
+        </w:tc>
+        <w:tc>
+          <w:tcPr/>
+          <w:p>
+            <w:pPr>
+              <w:pStyle w:val="Compact"/>
+              <w:jc w:val="center"/>
+            </w:pPr>
+          </w:p>
+        </w:tc>
+        <w:tc>
+          <w:tcPr/>
+          <w:p>
+            <w:pPr>
+              <w:pStyle w:val="Compact"/>
+              <w:jc w:val="center"/>
+            </w:pPr>
+          </w:p>
+        </w:tc>
+        <w:tc>
+          <w:tcPr/>
+          <w:p>
+            <w:pPr>
+              <w:pStyle w:val="Compact"/>
+              <w:jc w:val="center"/>
+            </w:pPr>
+          </w:p>
+        </w:tc>
+        <w:tc>
+          <w:tcPr/>
+          <w:p>
+            <w:pPr>
+              <w:pStyle w:val="Compact"/>
+              <w:jc w:val="center"/>
+            </w:pPr>
+          </w:p>
+        </w:tc>
+        <w:tc>
+          <w:tcPr/>
+          <w:p>
+            <w:pPr>
+              <w:pStyle w:val="Compact"/>
+              <w:jc w:val="center"/>
+            </w:pPr>
+          </w:p>
+        </w:tc>
+      </w:tr>
+      <w:tr>
+        <w:tc>
+          <w:tcPr/>
+          <w:p>
+            <w:pPr>
+              <w:pStyle w:val="Compact"/>
+              <w:jc w:val="center"/>
+            </w:pPr>
+            <w:r>
+              <w:rPr>
+                <w:rFonts w:hint="eastAsia" w:ascii="Times New Roman" w:hAnsi="Times New Roman" w:eastAsia="FangSong" w:cs="Times New Roman"/>
+              </w:rPr>
+              <w:t xml:space="preserve">能层符号</w:t>
+            </w:r>
+          </w:p>
+        </w:tc>
+        <w:tc>
+          <w:tcPr/>
+          <w:p>
+            <w:pPr>
+              <w:pStyle w:val="Compact"/>
+              <w:jc w:val="center"/>
+            </w:pPr>
+          </w:p>
+        </w:tc>
+        <w:tc>
+          <w:tcPr/>
+          <w:p>
+            <w:pPr>
+              <w:pStyle w:val="Compact"/>
+              <w:jc w:val="center"/>
+            </w:pPr>
+          </w:p>
+        </w:tc>
+        <w:tc>
+          <w:tcPr/>
+          <w:p>
+            <w:pPr>
+              <w:pStyle w:val="Compact"/>
+              <w:jc w:val="center"/>
+            </w:pPr>
+          </w:p>
+        </w:tc>
+        <w:tc>
+          <w:tcPr/>
+          <w:p>
+            <w:pPr>
+              <w:pStyle w:val="Compact"/>
+              <w:jc w:val="center"/>
+            </w:pPr>
+          </w:p>
+        </w:tc>
+        <w:tc>
+          <w:tcPr/>
+          <w:p>
+            <w:pPr>
+              <w:pStyle w:val="Compact"/>
+              <w:jc w:val="center"/>
+            </w:pPr>
+          </w:p>
+        </w:tc>
+        <w:tc>
+          <w:tcPr/>
+          <w:p>
+            <w:pPr>
+              <w:pStyle w:val="Compact"/>
+              <w:jc w:val="center"/>
+            </w:pPr>
+          </w:p>
+        </w:tc>
+        <w:tc>
+          <w:tcPr/>
+          <w:p>
+            <w:pPr>
+              <w:pStyle w:val="Compact"/>
+              <w:jc w:val="center"/>
+            </w:pPr>
+          </w:p>
+        </w:tc>
+      </w:tr>
+    </w:tbl>
     <w:p>
       <w:pPr>
         <w:pStyle w:val="BodyText"/>
-      </w:pPr>
-      <w:r>
-        <w:rPr>
-          <w:rFonts w:ascii="Times New Roman" w:hAnsi="Times New Roman" w:eastAsia="Times New Roman" w:cs="Times New Roman"/>
-        </w:rPr>
-        <w:t xml:space="preserve">n </w:t>
-      </w:r>
-      <w:r>
-        <w:rPr>
-          <w:rFonts w:hint="eastAsia" w:ascii="Times New Roman" w:hAnsi="Times New Roman" w:eastAsia="FangSong" w:cs="Times New Roman"/>
-        </w:rPr>
-        <w:t xml:space="preserve">的取值</w:t>
-      </w:r>
-    </w:p>
-    <w:p>
-      <w:pPr>
-        <w:pStyle w:val="BodyText"/>
-      </w:pPr>
-      <w:r>
-        <w:rPr>
-          <w:rFonts w:hint="eastAsia" w:ascii="Times New Roman" w:hAnsi="Times New Roman" w:eastAsia="FangSong" w:cs="Times New Roman"/>
-        </w:rPr>
-        <w:t xml:space="preserve">能层符号</w:t>
-      </w:r>
-    </w:p>
-    <w:p>
-      <w:pPr>
-        <w:pStyle w:val="BodyText"/>
+        <w:spacing w:before="120"/>
       </w:pPr>
       <m:oMath>
         <m:sSub>
@@ -13530,6 +13813,7 @@
     <w:p>
       <w:pPr>
         <w:pStyle w:val="BodyText"/>
+        <w:spacing w:after="80"/>
       </w:pPr>
       <w:r>
         <w:rPr>
@@ -13598,70 +13882,217 @@
         <w:t>:</w:t>
       </w:r>
     </w:p>
+    <w:tbl>
+      <w:tblPr>
+        <w:tblStyle w:val="Table"/>
+        <w:tblW w:type="auto" w:w="0"/>
+        <w:tblLook w:firstRow="1" w:lastRow="0" w:firstColumn="0" w:lastColumn="0" w:noHBand="0" w:noVBand="0" w:val="0020"/>
+      </w:tblPr>
+      <w:tblGrid>
+        <w:gridCol w:w="990"/>
+        <w:gridCol w:w="990"/>
+        <w:gridCol w:w="990"/>
+        <w:gridCol w:w="990"/>
+        <w:gridCol w:w="990"/>
+        <w:gridCol w:w="990"/>
+        <w:gridCol w:w="990"/>
+        <w:gridCol w:w="990"/>
+      </w:tblGrid>
+      <w:tr>
+        <w:trPr>
+          <w:tblHeader w:val="on"/>
+        </w:trPr>
+        <w:tc>
+          <w:tcPr/>
+          <w:p>
+            <w:pPr>
+              <w:pStyle w:val="Compact"/>
+              <w:jc w:val="center"/>
+            </w:pPr>
+            <w:r>
+              <w:rPr>
+                <w:rFonts w:hint="eastAsia" w:ascii="Times New Roman" w:hAnsi="Times New Roman" w:eastAsia="Times New Roman" w:cs="Times New Roman"/>
+                <w:b/>
+              </w:rPr>
+              <w:t>1</w:t>
+            </w:r>
+            <w:r>
+              <w:rPr>
+                <w:rFonts w:hint="eastAsia" w:ascii="Times New Roman" w:hAnsi="Times New Roman" w:eastAsia="SimHei" w:cs="Times New Roman"/>
+                <w:b/>
+              </w:rPr>
+              <w:t>的取值</w:t>
+            </w:r>
+          </w:p>
+        </w:tc>
+        <w:tc>
+          <w:tcPr/>
+          <w:p>
+            <w:pPr>
+              <w:pStyle w:val="Compact"/>
+              <w:jc w:val="center"/>
+            </w:pPr>
+          </w:p>
+        </w:tc>
+        <w:tc>
+          <w:tcPr/>
+          <w:p>
+            <w:pPr>
+              <w:pStyle w:val="Compact"/>
+              <w:jc w:val="center"/>
+            </w:pPr>
+          </w:p>
+        </w:tc>
+        <w:tc>
+          <w:tcPr/>
+          <w:p>
+            <w:pPr>
+              <w:pStyle w:val="Compact"/>
+              <w:jc w:val="center"/>
+            </w:pPr>
+          </w:p>
+        </w:tc>
+        <w:tc>
+          <w:tcPr/>
+          <w:p>
+            <w:pPr>
+              <w:pStyle w:val="Compact"/>
+              <w:jc w:val="center"/>
+            </w:pPr>
+          </w:p>
+        </w:tc>
+        <w:tc>
+          <w:tcPr/>
+          <w:p>
+            <w:pPr>
+              <w:pStyle w:val="Compact"/>
+              <w:jc w:val="center"/>
+            </w:pPr>
+          </w:p>
+        </w:tc>
+        <w:tc>
+          <w:tcPr/>
+          <w:p>
+            <w:pPr>
+              <w:pStyle w:val="Compact"/>
+              <w:jc w:val="center"/>
+            </w:pPr>
+            <w:r>
+              <w:rPr>
+                <w:rFonts w:ascii="Times New Roman" w:hAnsi="Times New Roman" w:eastAsia="Times New Roman" w:cs="Times New Roman"/>
+                <w:b/>
+              </w:rPr>
+              <w:t xml:space="preserve">…</w:t>
+            </w:r>
+          </w:p>
+        </w:tc>
+        <w:tc>
+          <w:tcPr/>
+          <w:p>
+            <w:pPr>
+              <w:pStyle w:val="Compact"/>
+              <w:jc w:val="center"/>
+            </w:pPr>
+          </w:p>
+        </w:tc>
+      </w:tr>
+      <w:tr>
+        <w:tc>
+          <w:tcPr/>
+          <w:p>
+            <w:pPr>
+              <w:pStyle w:val="Compact"/>
+              <w:jc w:val="center"/>
+            </w:pPr>
+            <w:r>
+              <w:rPr>
+                <w:rFonts w:hint="eastAsia" w:ascii="Times New Roman" w:hAnsi="Times New Roman" w:eastAsia="FangSong" w:cs="Times New Roman"/>
+              </w:rPr>
+              <w:t xml:space="preserve">能级符号</w:t>
+            </w:r>
+          </w:p>
+        </w:tc>
+        <w:tc>
+          <w:tcPr/>
+          <w:p>
+            <w:pPr>
+              <w:pStyle w:val="Compact"/>
+              <w:jc w:val="center"/>
+            </w:pPr>
+          </w:p>
+        </w:tc>
+        <w:tc>
+          <w:tcPr/>
+          <w:p>
+            <w:pPr>
+              <w:pStyle w:val="Compact"/>
+              <w:jc w:val="center"/>
+            </w:pPr>
+          </w:p>
+        </w:tc>
+        <w:tc>
+          <w:tcPr/>
+          <w:p>
+            <w:pPr>
+              <w:pStyle w:val="Compact"/>
+              <w:jc w:val="center"/>
+            </w:pPr>
+          </w:p>
+        </w:tc>
+        <w:tc>
+          <w:tcPr/>
+          <w:p>
+            <w:pPr>
+              <w:pStyle w:val="Compact"/>
+              <w:jc w:val="center"/>
+            </w:pPr>
+          </w:p>
+        </w:tc>
+        <w:tc>
+          <w:tcPr/>
+          <w:p>
+            <w:pPr>
+              <w:pStyle w:val="Compact"/>
+              <w:jc w:val="center"/>
+            </w:pPr>
+          </w:p>
+        </w:tc>
+        <w:tc>
+          <w:tcPr/>
+          <w:p>
+            <w:pPr>
+              <w:pStyle w:val="Compact"/>
+              <w:jc w:val="center"/>
+            </w:pPr>
+            <w:r>
+              <w:rPr>
+                <w:rFonts w:ascii="Times New Roman" w:hAnsi="Times New Roman" w:eastAsia="Times New Roman" w:cs="Times New Roman"/>
+              </w:rPr>
+              <w:t xml:space="preserve">…</w:t>
+            </w:r>
+          </w:p>
+        </w:tc>
+        <w:tc>
+          <w:tcPr/>
+          <w:p>
+            <w:pPr>
+              <w:pStyle w:val="Compact"/>
+              <w:jc w:val="center"/>
+            </w:pPr>
+            <w:r>
+              <w:rPr>
+                <w:rFonts w:ascii="Times New Roman" w:hAnsi="Times New Roman" w:eastAsia="Times New Roman" w:cs="Times New Roman"/>
+              </w:rPr>
+              <w:t xml:space="preserve">…</w:t>
+            </w:r>
+          </w:p>
+        </w:tc>
+      </w:tr>
+    </w:tbl>
     <w:p>
       <w:pPr>
         <w:pStyle w:val="BodyText"/>
-      </w:pPr>
-      <w:r>
-        <w:rPr>
-          <w:rFonts w:hint="eastAsia" w:ascii="Times New Roman" w:hAnsi="Times New Roman" w:eastAsia="Times New Roman" w:cs="Times New Roman"/>
-        </w:rPr>
-        <w:t>1</w:t>
-      </w:r>
-      <w:r>
-        <w:rPr>
-          <w:rFonts w:hint="eastAsia" w:ascii="Times New Roman" w:hAnsi="Times New Roman" w:eastAsia="FangSong" w:cs="Times New Roman"/>
-        </w:rPr>
-        <w:t>的取值</w:t>
-      </w:r>
-    </w:p>
-    <w:p>
-      <w:pPr>
-        <w:pStyle w:val="BodyText"/>
-      </w:pPr>
-      <w:r>
-        <w:rPr>
-          <w:rFonts w:ascii="Times New Roman" w:hAnsi="Times New Roman" w:eastAsia="Times New Roman" w:cs="Times New Roman"/>
-        </w:rPr>
-        <w:t xml:space="preserve">…</w:t>
-      </w:r>
-    </w:p>
-    <w:p>
-      <w:pPr>
-        <w:pStyle w:val="BodyText"/>
-      </w:pPr>
-      <w:r>
-        <w:rPr>
-          <w:rFonts w:hint="eastAsia" w:ascii="Times New Roman" w:hAnsi="Times New Roman" w:eastAsia="FangSong" w:cs="Times New Roman"/>
-        </w:rPr>
-        <w:t xml:space="preserve">能级符号</w:t>
-      </w:r>
-    </w:p>
-    <w:p>
-      <w:pPr>
-        <w:pStyle w:val="BodyText"/>
-      </w:pPr>
-      <w:r>
-        <w:rPr>
-          <w:rFonts w:ascii="Times New Roman" w:hAnsi="Times New Roman" w:eastAsia="Times New Roman" w:cs="Times New Roman"/>
-        </w:rPr>
-        <w:t xml:space="preserve">…</w:t>
-      </w:r>
-    </w:p>
-    <w:p>
-      <w:pPr>
-        <w:pStyle w:val="BodyText"/>
-      </w:pPr>
-      <w:r>
-        <w:rPr>
-          <w:rFonts w:ascii="Times New Roman" w:hAnsi="Times New Roman" w:eastAsia="Times New Roman" w:cs="Times New Roman"/>
-        </w:rPr>
-        <w:t xml:space="preserve">…</w:t>
-      </w:r>
-    </w:p>
-    <w:p>
-      <w:pPr>
-        <w:pStyle w:val="BodyText"/>
+        <w:spacing w:before="120"/>
       </w:pPr>
       <w:r>
         <w:rPr>
@@ -16899,6 +17330,7 @@
     <w:p>
       <w:pPr>
         <w:pStyle w:val="BodyText"/>
+        <w:spacing w:after="80"/>
       </w:pPr>
       <w:r>
         <w:rPr>
@@ -16919,94 +17351,264 @@
         <w:t>】</w:t>
       </w:r>
     </w:p>
-    <w:p>
-      <w:pPr>
-        <w:pStyle w:val="BodyText"/>
-      </w:pPr>
-      <w:r>
-        <w:rPr>
-          <w:rFonts w:hint="eastAsia" w:ascii="Times New Roman" w:hAnsi="Times New Roman" w:eastAsia="FangSong" w:cs="Times New Roman"/>
-        </w:rPr>
-        <w:t xml:space="preserve">名称</w:t>
-      </w:r>
-    </w:p>
-    <w:p>
-      <w:pPr>
-        <w:pStyle w:val="BodyText"/>
-      </w:pPr>
-      <w:r>
-        <w:rPr>
-          <w:rFonts w:hint="eastAsia" w:ascii="Times New Roman" w:hAnsi="Times New Roman" w:eastAsia="FangSong" w:cs="Times New Roman"/>
-        </w:rPr>
-        <w:t xml:space="preserve">符号</w:t>
-      </w:r>
-    </w:p>
-    <w:p>
-      <w:pPr>
-        <w:pStyle w:val="BodyText"/>
-      </w:pPr>
-      <w:r>
-        <w:rPr>
-          <w:rFonts w:hint="eastAsia" w:ascii="Times New Roman" w:hAnsi="Times New Roman" w:eastAsia="FangSong" w:cs="Times New Roman"/>
-        </w:rPr>
-        <w:t xml:space="preserve">取值范围</w:t>
-      </w:r>
-    </w:p>
-    <w:p>
-      <w:pPr>
-        <w:pStyle w:val="BodyText"/>
-      </w:pPr>
-      <w:r>
-        <w:rPr>
-          <w:rFonts w:hint="eastAsia" w:ascii="Times New Roman" w:hAnsi="Times New Roman" w:eastAsia="FangSong" w:cs="Times New Roman"/>
-        </w:rPr>
-        <w:t xml:space="preserve">意义</w:t>
-      </w:r>
-    </w:p>
-    <w:p>
-      <w:pPr>
-        <w:pStyle w:val="BodyText"/>
-      </w:pPr>
-      <w:r>
-        <w:rPr>
-          <w:rFonts w:hint="eastAsia" w:ascii="Times New Roman" w:hAnsi="Times New Roman" w:eastAsia="FangSong" w:cs="Times New Roman"/>
-        </w:rPr>
-        <w:t xml:space="preserve">主量子数</w:t>
-      </w:r>
-    </w:p>
-    <w:p>
-      <w:pPr>
-        <w:pStyle w:val="BodyText"/>
-      </w:pPr>
-      <w:r>
-        <w:rPr>
-          <w:rFonts w:hint="eastAsia" w:ascii="Times New Roman" w:hAnsi="Times New Roman" w:eastAsia="FangSong" w:cs="Times New Roman"/>
-        </w:rPr>
-        <w:t xml:space="preserve">角量子数</w:t>
-      </w:r>
-    </w:p>
-    <w:p>
-      <w:pPr>
-        <w:pStyle w:val="BodyText"/>
-      </w:pPr>
-      <w:r>
-        <w:rPr>
-          <w:rFonts w:hint="eastAsia" w:ascii="Times New Roman" w:hAnsi="Times New Roman" w:eastAsia="FangSong" w:cs="Times New Roman"/>
-        </w:rPr>
-        <w:t xml:space="preserve">磁量子数</w:t>
-      </w:r>
-    </w:p>
-    <w:p>
-      <w:pPr>
-        <w:pStyle w:val="BodyText"/>
-      </w:pPr>
-      <w:r>
-        <w:rPr>
-          <w:rFonts w:hint="eastAsia" w:ascii="Times New Roman" w:hAnsi="Times New Roman" w:eastAsia="FangSong" w:cs="Times New Roman"/>
-        </w:rPr>
-        <w:t xml:space="preserve">自旋量子数</w:t>
-      </w:r>
-    </w:p>
+    <w:tbl>
+      <w:tblPr>
+        <w:tblStyle w:val="Table"/>
+        <w:tblW w:type="auto" w:w="0"/>
+        <w:tblLook w:firstRow="1" w:lastRow="0" w:firstColumn="0" w:lastColumn="0" w:noHBand="0" w:noVBand="0" w:val="0020"/>
+      </w:tblPr>
+      <w:tblGrid>
+        <w:gridCol w:w="1980"/>
+        <w:gridCol w:w="1980"/>
+        <w:gridCol w:w="1980"/>
+        <w:gridCol w:w="1980"/>
+      </w:tblGrid>
+      <w:tr>
+        <w:trPr>
+          <w:tblHeader w:val="on"/>
+        </w:trPr>
+        <w:tc>
+          <w:tcPr/>
+          <w:p>
+            <w:pPr>
+              <w:pStyle w:val="Compact"/>
+              <w:jc w:val="center"/>
+            </w:pPr>
+            <w:r>
+              <w:rPr>
+                <w:rFonts w:hint="eastAsia" w:ascii="Times New Roman" w:hAnsi="Times New Roman" w:eastAsia="SimHei" w:cs="Times New Roman"/>
+                <w:b/>
+              </w:rPr>
+              <w:t xml:space="preserve">名称</w:t>
+            </w:r>
+          </w:p>
+        </w:tc>
+        <w:tc>
+          <w:tcPr/>
+          <w:p>
+            <w:pPr>
+              <w:pStyle w:val="Compact"/>
+              <w:jc w:val="center"/>
+            </w:pPr>
+            <w:r>
+              <w:rPr>
+                <w:rFonts w:hint="eastAsia" w:ascii="Times New Roman" w:hAnsi="Times New Roman" w:eastAsia="SimHei" w:cs="Times New Roman"/>
+                <w:b/>
+              </w:rPr>
+              <w:t xml:space="preserve">符号</w:t>
+            </w:r>
+          </w:p>
+        </w:tc>
+        <w:tc>
+          <w:tcPr/>
+          <w:p>
+            <w:pPr>
+              <w:pStyle w:val="Compact"/>
+              <w:jc w:val="center"/>
+            </w:pPr>
+            <w:r>
+              <w:rPr>
+                <w:rFonts w:hint="eastAsia" w:ascii="Times New Roman" w:hAnsi="Times New Roman" w:eastAsia="SimHei" w:cs="Times New Roman"/>
+                <w:b/>
+              </w:rPr>
+              <w:t xml:space="preserve">取值范围</w:t>
+            </w:r>
+          </w:p>
+        </w:tc>
+        <w:tc>
+          <w:tcPr/>
+          <w:p>
+            <w:pPr>
+              <w:pStyle w:val="Compact"/>
+              <w:jc w:val="center"/>
+            </w:pPr>
+            <w:r>
+              <w:rPr>
+                <w:rFonts w:hint="eastAsia" w:ascii="Times New Roman" w:hAnsi="Times New Roman" w:eastAsia="SimHei" w:cs="Times New Roman"/>
+                <w:b/>
+              </w:rPr>
+              <w:t xml:space="preserve">意义</w:t>
+            </w:r>
+          </w:p>
+        </w:tc>
+      </w:tr>
+      <w:tr>
+        <w:tc>
+          <w:tcPr/>
+          <w:p>
+            <w:pPr>
+              <w:pStyle w:val="Compact"/>
+              <w:jc w:val="center"/>
+            </w:pPr>
+            <w:r>
+              <w:rPr>
+                <w:rFonts w:hint="eastAsia" w:ascii="Times New Roman" w:hAnsi="Times New Roman" w:eastAsia="FangSong" w:cs="Times New Roman"/>
+              </w:rPr>
+              <w:t xml:space="preserve">主量子数</w:t>
+            </w:r>
+          </w:p>
+        </w:tc>
+        <w:tc>
+          <w:tcPr/>
+          <w:p>
+            <w:pPr>
+              <w:pStyle w:val="Compact"/>
+              <w:jc w:val="center"/>
+            </w:pPr>
+          </w:p>
+        </w:tc>
+        <w:tc>
+          <w:tcPr/>
+          <w:p>
+            <w:pPr>
+              <w:pStyle w:val="Compact"/>
+              <w:jc w:val="center"/>
+            </w:pPr>
+          </w:p>
+        </w:tc>
+        <w:tc>
+          <w:tcPr/>
+          <w:p>
+            <w:pPr>
+              <w:pStyle w:val="Compact"/>
+              <w:jc w:val="center"/>
+            </w:pPr>
+          </w:p>
+        </w:tc>
+      </w:tr>
+      <w:tr>
+        <w:tc>
+          <w:tcPr/>
+          <w:p>
+            <w:pPr>
+              <w:pStyle w:val="Compact"/>
+              <w:jc w:val="center"/>
+            </w:pPr>
+            <w:r>
+              <w:rPr>
+                <w:rFonts w:hint="eastAsia" w:ascii="Times New Roman" w:hAnsi="Times New Roman" w:eastAsia="FangSong" w:cs="Times New Roman"/>
+              </w:rPr>
+              <w:t xml:space="preserve">角量子数</w:t>
+            </w:r>
+          </w:p>
+        </w:tc>
+        <w:tc>
+          <w:tcPr/>
+          <w:p>
+            <w:pPr>
+              <w:pStyle w:val="Compact"/>
+              <w:jc w:val="center"/>
+            </w:pPr>
+          </w:p>
+        </w:tc>
+        <w:tc>
+          <w:tcPr/>
+          <w:p>
+            <w:pPr>
+              <w:pStyle w:val="Compact"/>
+              <w:jc w:val="center"/>
+            </w:pPr>
+          </w:p>
+        </w:tc>
+        <w:tc>
+          <w:tcPr/>
+          <w:p>
+            <w:pPr>
+              <w:pStyle w:val="Compact"/>
+              <w:jc w:val="center"/>
+            </w:pPr>
+          </w:p>
+        </w:tc>
+      </w:tr>
+      <w:tr>
+        <w:tc>
+          <w:tcPr/>
+          <w:p>
+            <w:pPr>
+              <w:pStyle w:val="Compact"/>
+              <w:jc w:val="center"/>
+            </w:pPr>
+            <w:r>
+              <w:rPr>
+                <w:rFonts w:hint="eastAsia" w:ascii="Times New Roman" w:hAnsi="Times New Roman" w:eastAsia="FangSong" w:cs="Times New Roman"/>
+              </w:rPr>
+              <w:t xml:space="preserve">磁量子数</w:t>
+            </w:r>
+          </w:p>
+        </w:tc>
+        <w:tc>
+          <w:tcPr/>
+          <w:p>
+            <w:pPr>
+              <w:pStyle w:val="Compact"/>
+              <w:jc w:val="center"/>
+            </w:pPr>
+          </w:p>
+        </w:tc>
+        <w:tc>
+          <w:tcPr/>
+          <w:p>
+            <w:pPr>
+              <w:pStyle w:val="Compact"/>
+              <w:jc w:val="center"/>
+            </w:pPr>
+          </w:p>
+        </w:tc>
+        <w:tc>
+          <w:tcPr/>
+          <w:p>
+            <w:pPr>
+              <w:pStyle w:val="Compact"/>
+              <w:jc w:val="center"/>
+            </w:pPr>
+          </w:p>
+        </w:tc>
+      </w:tr>
+      <w:tr>
+        <w:tc>
+          <w:tcPr/>
+          <w:p>
+            <w:pPr>
+              <w:pStyle w:val="Compact"/>
+              <w:jc w:val="center"/>
+            </w:pPr>
+            <w:r>
+              <w:rPr>
+                <w:rFonts w:hint="eastAsia" w:ascii="Times New Roman" w:hAnsi="Times New Roman" w:eastAsia="FangSong" w:cs="Times New Roman"/>
+              </w:rPr>
+              <w:t xml:space="preserve">自旋量子数</w:t>
+            </w:r>
+          </w:p>
+        </w:tc>
+        <w:tc>
+          <w:tcPr/>
+          <w:p>
+            <w:pPr>
+              <w:pStyle w:val="Compact"/>
+              <w:jc w:val="center"/>
+            </w:pPr>
+          </w:p>
+        </w:tc>
+        <w:tc>
+          <w:tcPr/>
+          <w:p>
+            <w:pPr>
+              <w:pStyle w:val="Compact"/>
+              <w:jc w:val="center"/>
+            </w:pPr>
+          </w:p>
+        </w:tc>
+        <w:tc>
+          <w:tcPr/>
+          <w:p>
+            <w:pPr>
+              <w:pStyle w:val="Compact"/>
+              <w:jc w:val="center"/>
+            </w:pPr>
+          </w:p>
+        </w:tc>
+      </w:tr>
+    </w:tbl>
     <w:bookmarkEnd w:id="78"/>
     <w:bookmarkStart w:id="106" w:name="概率密度与电子云"/>
     <w:p>
@@ -20150,6 +20752,7 @@
     <w:p>
       <w:pPr>
         <w:pStyle w:val="BodyText"/>
+        <w:spacing w:after="80"/>
       </w:pPr>
       <w:r>
         <w:rPr>
@@ -20164,214 +20767,309 @@
         <w:t>:</w:t>
       </w:r>
     </w:p>
-    <w:p>
-      <w:pPr>
-        <w:pStyle w:val="BodyText"/>
-      </w:pPr>
-      <w:r>
-        <w:rPr>
-          <w:rFonts w:hint="eastAsia" w:ascii="Times New Roman" w:hAnsi="Times New Roman" w:eastAsia="FangSong" w:cs="Times New Roman"/>
-        </w:rPr>
-        <w:t>波函数</w:t>
-      </w:r>
-      <w:r>
-        <w:rPr>
-          <w:rFonts w:hint="eastAsia" w:ascii="Times New Roman" w:hAnsi="Times New Roman" w:eastAsia="Times New Roman" w:cs="Times New Roman"/>
-        </w:rPr>
-        <w:t>(Ψ)</w:t>
-      </w:r>
-    </w:p>
-    <w:p>
-      <w:pPr>
-        <w:pStyle w:val="BodyText"/>
-      </w:pPr>
-      <w:r>
-        <w:rPr>
-          <w:rFonts w:hint="eastAsia" w:ascii="Times New Roman" w:hAnsi="Times New Roman" w:eastAsia="FangSong" w:cs="Times New Roman"/>
-        </w:rPr>
-        <w:t>电子云</w:t>
-      </w:r>
-      <w:r>
-        <w:rPr>
-          <w:rFonts w:hint="eastAsia" w:ascii="Times New Roman" w:hAnsi="Times New Roman" w:eastAsia="Times New Roman" w:cs="Times New Roman"/>
-        </w:rPr>
-        <w:t>(Ψ2)</w:t>
-      </w:r>
-    </w:p>
-    <w:p>
-      <w:pPr>
-        <w:pStyle w:val="BodyText"/>
-      </w:pPr>
-      <w:r>
-        <w:rPr>
-          <w:rFonts w:hint="eastAsia" w:ascii="Times New Roman" w:hAnsi="Times New Roman" w:eastAsia="FangSong" w:cs="Times New Roman"/>
-        </w:rPr>
-        <w:t xml:space="preserve">定义</w:t>
-      </w:r>
-    </w:p>
-    <w:p>
-      <w:pPr>
-        <w:pStyle w:val="BodyText"/>
-      </w:pPr>
-      <w:r>
-        <w:rPr>
-          <w:rFonts w:hint="eastAsia" w:ascii="Times New Roman" w:hAnsi="Times New Roman" w:eastAsia="FangSong" w:cs="Times New Roman"/>
-        </w:rPr>
-        <w:t xml:space="preserve">描写原子中核外电子运动状态的数学表达式</w:t>
-      </w:r>
-    </w:p>
-    <w:p>
-      <w:pPr>
-        <w:pStyle w:val="BodyText"/>
-      </w:pPr>
-      <w:r>
-        <w:rPr>
-          <w:rFonts w:hint="eastAsia" w:ascii="Times New Roman" w:hAnsi="Times New Roman" w:eastAsia="FangSong" w:cs="Times New Roman"/>
-        </w:rPr>
-        <w:t xml:space="preserve">代表原子核外空间某处电子分布的概率</w:t>
-      </w:r>
-    </w:p>
-    <w:p>
-      <w:pPr>
-        <w:pStyle w:val="BodyText"/>
-      </w:pPr>
-      <w:r>
-        <w:rPr>
-          <w:rFonts w:hint="eastAsia" w:ascii="Times New Roman" w:hAnsi="Times New Roman" w:eastAsia="FangSong" w:cs="Times New Roman"/>
-        </w:rPr>
-        <w:t xml:space="preserve">形态</w:t>
-      </w:r>
-    </w:p>
-    <w:p>
-      <w:pPr>
-        <w:pStyle w:val="BodyText"/>
-      </w:pPr>
-      <w:r>
-        <w:rPr>
-          <w:rFonts w:hint="eastAsia" w:ascii="Times New Roman" w:hAnsi="Times New Roman" w:eastAsia="FangSong" w:cs="Times New Roman"/>
-        </w:rPr>
-        <w:t xml:space="preserve">其角度分布图比电子云图形略胖一些</w:t>
-      </w:r>
-    </w:p>
-    <w:p>
-      <w:pPr>
-        <w:pStyle w:val="BodyText"/>
-      </w:pPr>
-      <w:r>
-        <w:rPr>
-          <w:rFonts w:hint="eastAsia" w:ascii="Times New Roman" w:hAnsi="Times New Roman" w:eastAsia="FangSong" w:cs="Times New Roman"/>
-        </w:rPr>
-        <w:t xml:space="preserve">比波函数图形略瘦一些</w:t>
-      </w:r>
-    </w:p>
-    <w:p>
-      <w:pPr>
-        <w:pStyle w:val="BodyText"/>
-      </w:pPr>
-      <w:r>
-        <w:rPr>
-          <w:rFonts w:hint="eastAsia" w:ascii="Times New Roman" w:hAnsi="Times New Roman" w:eastAsia="FangSong" w:cs="Times New Roman"/>
-        </w:rPr>
-        <w:t xml:space="preserve">符号</w:t>
-      </w:r>
-    </w:p>
-    <w:p>
-      <w:pPr>
-        <w:pStyle w:val="BodyText"/>
-      </w:pPr>
-      <w:r>
-        <w:rPr>
-          <w:rFonts w:hint="eastAsia" w:ascii="Times New Roman" w:hAnsi="Times New Roman" w:eastAsia="Times New Roman" w:cs="Times New Roman"/>
-        </w:rPr>
-        <w:t>(+)</w:t>
-      </w:r>
-      <w:r>
-        <w:rPr>
-          <w:rFonts w:hint="eastAsia" w:ascii="Times New Roman" w:hAnsi="Times New Roman" w:eastAsia="FangSong" w:cs="Times New Roman"/>
-        </w:rPr>
-        <w:t>表示该区域中</w:t>
-      </w:r>
-      <w:r>
-        <w:rPr>
-          <w:rFonts w:hint="eastAsia" w:ascii="Times New Roman" w:hAnsi="Times New Roman" w:eastAsia="Times New Roman" w:cs="Times New Roman"/>
-        </w:rPr>
-        <w:t>Ψ</w:t>
-      </w:r>
-      <w:r>
-        <w:rPr>
-          <w:rFonts w:hint="eastAsia" w:ascii="Times New Roman" w:hAnsi="Times New Roman" w:eastAsia="FangSong" w:cs="Times New Roman"/>
-        </w:rPr>
-        <w:t>为正值</w:t>
-      </w:r>
-      <w:r>
-        <w:rPr>
-          <w:rFonts w:hint="eastAsia" w:ascii="Times New Roman" w:hAnsi="Times New Roman" w:eastAsia="Times New Roman" w:cs="Times New Roman"/>
-        </w:rPr>
-        <w:t>(-)</w:t>
-      </w:r>
-      <w:r>
-        <w:rPr>
-          <w:rFonts w:hint="eastAsia" w:ascii="Times New Roman" w:hAnsi="Times New Roman" w:eastAsia="FangSong" w:cs="Times New Roman"/>
-        </w:rPr>
-        <w:t>表示该区域中</w:t>
-      </w:r>
-      <w:r>
-        <w:rPr>
-          <w:rFonts w:hint="eastAsia" w:ascii="Times New Roman" w:hAnsi="Times New Roman" w:eastAsia="Times New Roman" w:cs="Times New Roman"/>
-        </w:rPr>
-        <w:t>Ψ</w:t>
-      </w:r>
-      <w:r>
-        <w:rPr>
-          <w:rFonts w:hint="eastAsia" w:ascii="Times New Roman" w:hAnsi="Times New Roman" w:eastAsia="FangSong" w:cs="Times New Roman"/>
-        </w:rPr>
-        <w:t>为负值</w:t>
-      </w:r>
-    </w:p>
-    <w:p>
-      <w:pPr>
-        <w:pStyle w:val="BodyText"/>
-      </w:pPr>
-      <w:r>
-        <w:rPr>
-          <w:rFonts w:hint="eastAsia" w:ascii="Times New Roman" w:hAnsi="Times New Roman" w:eastAsia="FangSong" w:cs="Times New Roman"/>
-        </w:rPr>
-        <w:t xml:space="preserve">没有符号</w:t>
-      </w:r>
-    </w:p>
-    <w:p>
-      <w:pPr>
-        <w:pStyle w:val="BodyText"/>
-      </w:pPr>
-      <w:r>
-        <w:rPr>
-          <w:rFonts w:hint="eastAsia" w:ascii="Times New Roman" w:hAnsi="Times New Roman" w:eastAsia="FangSong" w:cs="Times New Roman"/>
-        </w:rPr>
-        <w:t xml:space="preserve">应用</w:t>
-      </w:r>
-    </w:p>
-    <w:p>
-      <w:pPr>
-        <w:pStyle w:val="BodyText"/>
-      </w:pPr>
-      <w:r>
-        <w:rPr>
-          <w:rFonts w:hint="eastAsia" w:ascii="Times New Roman" w:hAnsi="Times New Roman" w:eastAsia="FangSong" w:cs="Times New Roman"/>
-        </w:rPr>
-        <w:t xml:space="preserve">分析化学键的形成</w:t>
-      </w:r>
-    </w:p>
-    <w:p>
-      <w:pPr>
-        <w:pStyle w:val="BodyText"/>
-      </w:pPr>
-      <w:r>
-        <w:rPr>
-          <w:rFonts w:hint="eastAsia" w:ascii="Times New Roman" w:hAnsi="Times New Roman" w:eastAsia="FangSong" w:cs="Times New Roman"/>
-        </w:rPr>
-        <w:t xml:space="preserve">讨论键的空间构型</w:t>
-      </w:r>
-    </w:p>
+    <w:tbl>
+      <w:tblPr>
+        <w:tblStyle w:val="Table"/>
+        <w:tblW w:type="pct" w:w="5000"/>
+        <w:tblLayout w:type="fixed"/>
+        <w:tblLook w:firstRow="1" w:lastRow="0" w:firstColumn="0" w:lastColumn="0" w:noHBand="0" w:noVBand="0" w:val="0020"/>
+      </w:tblPr>
+      <w:tblGrid>
+        <w:gridCol w:w="2640"/>
+        <w:gridCol w:w="2640"/>
+        <w:gridCol w:w="2640"/>
+      </w:tblGrid>
+      <w:tr>
+        <w:trPr>
+          <w:tblHeader w:val="on"/>
+        </w:trPr>
+        <w:tc>
+          <w:tcPr/>
+          <w:p>
+            <w:pPr>
+              <w:pStyle w:val="Compact"/>
+              <w:jc w:val="center"/>
+            </w:pPr>
+          </w:p>
+        </w:tc>
+        <w:tc>
+          <w:tcPr/>
+          <w:p>
+            <w:pPr>
+              <w:pStyle w:val="Compact"/>
+              <w:jc w:val="center"/>
+            </w:pPr>
+            <w:r>
+              <w:rPr>
+                <w:rFonts w:hint="eastAsia" w:ascii="Times New Roman" w:hAnsi="Times New Roman" w:eastAsia="SimHei" w:cs="Times New Roman"/>
+                <w:b/>
+              </w:rPr>
+              <w:t>波函数</w:t>
+            </w:r>
+            <w:r>
+              <w:rPr>
+                <w:rFonts w:hint="eastAsia" w:ascii="Times New Roman" w:hAnsi="Times New Roman" w:eastAsia="Times New Roman" w:cs="Times New Roman"/>
+                <w:b/>
+              </w:rPr>
+              <w:t>(Ψ)</w:t>
+            </w:r>
+          </w:p>
+        </w:tc>
+        <w:tc>
+          <w:tcPr/>
+          <w:p>
+            <w:pPr>
+              <w:pStyle w:val="Compact"/>
+              <w:jc w:val="center"/>
+            </w:pPr>
+            <w:r>
+              <w:rPr>
+                <w:rFonts w:hint="eastAsia" w:ascii="Times New Roman" w:hAnsi="Times New Roman" w:eastAsia="SimHei" w:cs="Times New Roman"/>
+                <w:b/>
+              </w:rPr>
+              <w:t>电子云</w:t>
+            </w:r>
+            <w:r>
+              <w:rPr>
+                <w:rFonts w:hint="eastAsia" w:ascii="Times New Roman" w:hAnsi="Times New Roman" w:eastAsia="Times New Roman" w:cs="Times New Roman"/>
+                <w:b/>
+              </w:rPr>
+              <w:t>(Ψ2)</w:t>
+            </w:r>
+          </w:p>
+        </w:tc>
+      </w:tr>
+      <w:tr>
+        <w:tc>
+          <w:tcPr/>
+          <w:p>
+            <w:pPr>
+              <w:pStyle w:val="Compact"/>
+              <w:jc w:val="center"/>
+            </w:pPr>
+            <w:r>
+              <w:rPr>
+                <w:rFonts w:hint="eastAsia" w:ascii="Times New Roman" w:hAnsi="Times New Roman" w:eastAsia="FangSong" w:cs="Times New Roman"/>
+              </w:rPr>
+              <w:t xml:space="preserve">定义</w:t>
+            </w:r>
+          </w:p>
+        </w:tc>
+        <w:tc>
+          <w:tcPr/>
+          <w:p>
+            <w:pPr>
+              <w:pStyle w:val="Compact"/>
+              <w:jc w:val="center"/>
+            </w:pPr>
+            <w:r>
+              <w:rPr>
+                <w:rFonts w:hint="eastAsia" w:ascii="Times New Roman" w:hAnsi="Times New Roman" w:eastAsia="FangSong" w:cs="Times New Roman"/>
+              </w:rPr>
+              <w:t xml:space="preserve">描写原子中核外电子运动状态的数学表达式</w:t>
+            </w:r>
+          </w:p>
+        </w:tc>
+        <w:tc>
+          <w:tcPr/>
+          <w:p>
+            <w:pPr>
+              <w:pStyle w:val="Compact"/>
+              <w:jc w:val="center"/>
+            </w:pPr>
+            <w:r>
+              <w:rPr>
+                <w:rFonts w:hint="eastAsia" w:ascii="Times New Roman" w:hAnsi="Times New Roman" w:eastAsia="FangSong" w:cs="Times New Roman"/>
+              </w:rPr>
+              <w:t xml:space="preserve">代表原子核外空间某处电子分布的概率</w:t>
+            </w:r>
+          </w:p>
+        </w:tc>
+      </w:tr>
+      <w:tr>
+        <w:tc>
+          <w:tcPr/>
+          <w:p>
+            <w:pPr>
+              <w:pStyle w:val="Compact"/>
+              <w:jc w:val="center"/>
+            </w:pPr>
+            <w:r>
+              <w:rPr>
+                <w:rFonts w:hint="eastAsia" w:ascii="Times New Roman" w:hAnsi="Times New Roman" w:eastAsia="FangSong" w:cs="Times New Roman"/>
+              </w:rPr>
+              <w:t xml:space="preserve">形态</w:t>
+            </w:r>
+          </w:p>
+        </w:tc>
+        <w:tc>
+          <w:tcPr/>
+          <w:p>
+            <w:pPr>
+              <w:pStyle w:val="Compact"/>
+              <w:jc w:val="center"/>
+            </w:pPr>
+            <w:r>
+              <w:rPr>
+                <w:rFonts w:hint="eastAsia" w:ascii="Times New Roman" w:hAnsi="Times New Roman" w:eastAsia="FangSong" w:cs="Times New Roman"/>
+              </w:rPr>
+              <w:t xml:space="preserve">其角度分布图比电子云图形略胖一些</w:t>
+            </w:r>
+          </w:p>
+        </w:tc>
+        <w:tc>
+          <w:tcPr/>
+          <w:p>
+            <w:pPr>
+              <w:pStyle w:val="Compact"/>
+              <w:jc w:val="center"/>
+            </w:pPr>
+            <w:r>
+              <w:rPr>
+                <w:rFonts w:hint="eastAsia" w:ascii="Times New Roman" w:hAnsi="Times New Roman" w:eastAsia="FangSong" w:cs="Times New Roman"/>
+              </w:rPr>
+              <w:t xml:space="preserve">比波函数图形略瘦一些</w:t>
+            </w:r>
+          </w:p>
+        </w:tc>
+      </w:tr>
+      <w:tr>
+        <w:tc>
+          <w:tcPr/>
+          <w:p>
+            <w:pPr>
+              <w:pStyle w:val="Compact"/>
+              <w:jc w:val="center"/>
+            </w:pPr>
+            <w:r>
+              <w:rPr>
+                <w:rFonts w:hint="eastAsia" w:ascii="Times New Roman" w:hAnsi="Times New Roman" w:eastAsia="FangSong" w:cs="Times New Roman"/>
+              </w:rPr>
+              <w:t xml:space="preserve">符号</w:t>
+            </w:r>
+          </w:p>
+        </w:tc>
+        <w:tc>
+          <w:tcPr/>
+          <w:p>
+            <w:pPr>
+              <w:pStyle w:val="Compact"/>
+              <w:jc w:val="center"/>
+            </w:pPr>
+            <w:r>
+              <w:rPr>
+                <w:rFonts w:hint="eastAsia" w:ascii="Times New Roman" w:hAnsi="Times New Roman" w:eastAsia="Times New Roman" w:cs="Times New Roman"/>
+              </w:rPr>
+              <w:t>(+)</w:t>
+            </w:r>
+            <w:r>
+              <w:rPr>
+                <w:rFonts w:hint="eastAsia" w:ascii="Times New Roman" w:hAnsi="Times New Roman" w:eastAsia="FangSong" w:cs="Times New Roman"/>
+              </w:rPr>
+              <w:t>表示该区域中</w:t>
+            </w:r>
+            <w:r>
+              <w:rPr>
+                <w:rFonts w:hint="eastAsia" w:ascii="Times New Roman" w:hAnsi="Times New Roman" w:eastAsia="Times New Roman" w:cs="Times New Roman"/>
+              </w:rPr>
+              <w:t>Ψ</w:t>
+            </w:r>
+            <w:r>
+              <w:rPr>
+                <w:rFonts w:hint="eastAsia" w:ascii="Times New Roman" w:hAnsi="Times New Roman" w:eastAsia="FangSong" w:cs="Times New Roman"/>
+              </w:rPr>
+              <w:t>为正值</w:t>
+            </w:r>
+            <w:r>
+              <w:rPr>
+                <w:rFonts w:hint="eastAsia" w:ascii="Times New Roman" w:hAnsi="Times New Roman" w:eastAsia="Times New Roman" w:cs="Times New Roman"/>
+              </w:rPr>
+              <w:t>(-)</w:t>
+            </w:r>
+            <w:r>
+              <w:rPr>
+                <w:rFonts w:hint="eastAsia" w:ascii="Times New Roman" w:hAnsi="Times New Roman" w:eastAsia="FangSong" w:cs="Times New Roman"/>
+              </w:rPr>
+              <w:t>表示该区域中</w:t>
+            </w:r>
+            <w:r>
+              <w:rPr>
+                <w:rFonts w:hint="eastAsia" w:ascii="Times New Roman" w:hAnsi="Times New Roman" w:eastAsia="Times New Roman" w:cs="Times New Roman"/>
+              </w:rPr>
+              <w:t>Ψ</w:t>
+            </w:r>
+            <w:r>
+              <w:rPr>
+                <w:rFonts w:hint="eastAsia" w:ascii="Times New Roman" w:hAnsi="Times New Roman" w:eastAsia="FangSong" w:cs="Times New Roman"/>
+              </w:rPr>
+              <w:t>为负值</w:t>
+            </w:r>
+          </w:p>
+        </w:tc>
+        <w:tc>
+          <w:tcPr/>
+          <w:p>
+            <w:pPr>
+              <w:pStyle w:val="Compact"/>
+              <w:jc w:val="center"/>
+            </w:pPr>
+            <w:r>
+              <w:rPr>
+                <w:rFonts w:hint="eastAsia" w:ascii="Times New Roman" w:hAnsi="Times New Roman" w:eastAsia="FangSong" w:cs="Times New Roman"/>
+              </w:rPr>
+              <w:t xml:space="preserve">没有符号</w:t>
+            </w:r>
+          </w:p>
+        </w:tc>
+      </w:tr>
+      <w:tr>
+        <w:tc>
+          <w:tcPr/>
+          <w:p>
+            <w:pPr>
+              <w:pStyle w:val="Compact"/>
+              <w:jc w:val="center"/>
+            </w:pPr>
+            <w:r>
+              <w:rPr>
+                <w:rFonts w:hint="eastAsia" w:ascii="Times New Roman" w:hAnsi="Times New Roman" w:eastAsia="FangSong" w:cs="Times New Roman"/>
+              </w:rPr>
+              <w:t xml:space="preserve">应用</w:t>
+            </w:r>
+          </w:p>
+        </w:tc>
+        <w:tc>
+          <w:tcPr/>
+          <w:p>
+            <w:pPr>
+              <w:pStyle w:val="Compact"/>
+              <w:jc w:val="center"/>
+            </w:pPr>
+            <w:r>
+              <w:rPr>
+                <w:rFonts w:hint="eastAsia" w:ascii="Times New Roman" w:hAnsi="Times New Roman" w:eastAsia="FangSong" w:cs="Times New Roman"/>
+              </w:rPr>
+              <w:t xml:space="preserve">分析化学键的形成</w:t>
+            </w:r>
+          </w:p>
+        </w:tc>
+        <w:tc>
+          <w:tcPr/>
+          <w:p>
+            <w:pPr>
+              <w:pStyle w:val="Compact"/>
+              <w:jc w:val="center"/>
+            </w:pPr>
+            <w:r>
+              <w:rPr>
+                <w:rFonts w:hint="eastAsia" w:ascii="Times New Roman" w:hAnsi="Times New Roman" w:eastAsia="FangSong" w:cs="Times New Roman"/>
+              </w:rPr>
+              <w:t xml:space="preserve">讨论键的空间构型</w:t>
+            </w:r>
+          </w:p>
+        </w:tc>
+      </w:tr>
+    </w:tbl>
     <w:p>
       <w:pPr>
         <w:spacing w:before="160" w:after="80"/>
@@ -28308,6 +29006,7 @@
     <w:p>
       <w:pPr>
         <w:pStyle w:val="BodyText"/>
+        <w:spacing w:after="80"/>
       </w:pPr>
       <w:r>
         <w:rPr>
@@ -28606,277 +29305,347 @@
         <w:t>）：</w:t>
       </w:r>
     </w:p>
+    <w:tbl>
+      <w:tblPr>
+        <w:tblStyle w:val="Table"/>
+        <w:tblW w:type="auto" w:w="0"/>
+        <w:tblLook w:firstRow="1" w:lastRow="0" w:firstColumn="0" w:lastColumn="0" w:noHBand="0" w:noVBand="0" w:val="0020"/>
+      </w:tblPr>
+      <w:tblGrid>
+        <w:gridCol w:w="2640"/>
+        <w:gridCol w:w="2640"/>
+        <w:gridCol w:w="2640"/>
+      </w:tblGrid>
+      <w:tr>
+        <w:trPr>
+          <w:tblHeader w:val="on"/>
+        </w:trPr>
+        <w:tc>
+          <w:tcPr/>
+          <w:p>
+            <w:pPr>
+              <w:pStyle w:val="Compact"/>
+              <w:jc w:val="center"/>
+            </w:pPr>
+            <w:r>
+              <w:rPr>
+                <w:rFonts w:hint="eastAsia" w:ascii="Times New Roman" w:hAnsi="Times New Roman" w:eastAsia="SimHei" w:cs="Times New Roman"/>
+                <w:b/>
+              </w:rPr>
+              <w:t xml:space="preserve">同位素</w:t>
+            </w:r>
+          </w:p>
+        </w:tc>
+        <w:tc>
+          <w:tcPr/>
+          <w:p>
+            <w:pPr>
+              <w:pStyle w:val="Compact"/>
+              <w:jc w:val="center"/>
+            </w:pPr>
+            <w:r>
+              <w:rPr>
+                <w:rFonts w:hint="eastAsia" w:ascii="Times New Roman" w:hAnsi="Times New Roman" w:eastAsia="SimHei" w:cs="Times New Roman"/>
+                <w:b/>
+              </w:rPr>
+              <w:t xml:space="preserve">相对原子质量</w:t>
+            </w:r>
+          </w:p>
+        </w:tc>
+        <w:tc>
+          <w:tcPr/>
+          <w:p>
+            <w:pPr>
+              <w:pStyle w:val="Compact"/>
+              <w:jc w:val="center"/>
+            </w:pPr>
+            <w:r>
+              <w:rPr>
+                <w:rFonts w:hint="eastAsia" w:ascii="Times New Roman" w:hAnsi="Times New Roman" w:eastAsia="SimHei" w:cs="Times New Roman"/>
+                <w:b/>
+              </w:rPr>
+              <w:t>地壳丰度</w:t>
+            </w:r>
+            <w:r>
+              <w:rPr>
+                <w:rFonts w:hint="eastAsia" w:ascii="Times New Roman" w:hAnsi="Times New Roman" w:eastAsia="Times New Roman" w:cs="Times New Roman"/>
+                <w:b/>
+              </w:rPr>
+              <w:t>(</w:t>
+            </w:r>
+            <w:r>
+              <w:rPr>
+                <w:rFonts w:hint="eastAsia" w:ascii="Times New Roman" w:hAnsi="Times New Roman" w:eastAsia="SimHei" w:cs="Times New Roman"/>
+                <w:b/>
+              </w:rPr>
+              <w:t>原子分数</w:t>
+            </w:r>
+            <w:r>
+              <w:rPr>
+                <w:rFonts w:hint="eastAsia" w:ascii="Times New Roman" w:hAnsi="Times New Roman" w:eastAsia="Times New Roman" w:cs="Times New Roman"/>
+                <w:b/>
+              </w:rPr>
+              <w:t>)</w:t>
+            </w:r>
+          </w:p>
+        </w:tc>
+      </w:tr>
+      <w:tr>
+        <w:tc>
+          <w:tcPr/>
+          <w:p>
+            <w:pPr>
+              <w:pStyle w:val="Compact"/>
+              <w:jc w:val="center"/>
+            </w:pPr>
+            <m:oMath>
+              <m:sSup>
+                <m:e>
+                  <m:r>
+                    <m:t>​</m:t>
+                  </m:r>
+                </m:e>
+                <m:sup>
+                  <m:r>
+                    <m:t>12</m:t>
+                  </m:r>
+                </m:sup>
+              </m:sSup>
+              <m:r>
+                <m:t>C</m:t>
+              </m:r>
+            </m:oMath>
+            <w:r>
+              <w:rPr>
+                <w:rFonts w:ascii="Times New Roman" w:hAnsi="Times New Roman" w:eastAsia="Times New Roman" w:cs="Times New Roman"/>
+              </w:rPr>
+              <w:t xml:space="preserve">​</w:t>
+            </w:r>
+          </w:p>
+        </w:tc>
+        <w:tc>
+          <w:tcPr/>
+          <w:p>
+            <w:pPr>
+              <w:pStyle w:val="Compact"/>
+              <w:jc w:val="center"/>
+            </w:pPr>
+            <w:r>
+              <w:rPr>
+                <w:rFonts w:hint="eastAsia" w:ascii="Times New Roman" w:hAnsi="Times New Roman" w:eastAsia="Times New Roman" w:cs="Times New Roman"/>
+              </w:rPr>
+              <w:t>12(</w:t>
+            </w:r>
+            <w:r>
+              <w:rPr>
+                <w:rFonts w:hint="eastAsia" w:ascii="Times New Roman" w:hAnsi="Times New Roman" w:eastAsia="FangSong" w:cs="Times New Roman"/>
+              </w:rPr>
+              <w:t>整数</w:t>
+            </w:r>
+            <w:r>
+              <w:rPr>
+                <w:rFonts w:hint="eastAsia" w:ascii="Times New Roman" w:hAnsi="Times New Roman" w:eastAsia="Times New Roman" w:cs="Times New Roman"/>
+              </w:rPr>
+              <w:t>)</w:t>
+            </w:r>
+          </w:p>
+        </w:tc>
+        <w:tc>
+          <w:tcPr/>
+          <w:p>
+            <w:pPr>
+              <w:pStyle w:val="Compact"/>
+              <w:jc w:val="center"/>
+            </w:pPr>
+            <w:r>
+              <w:rPr>
+                <w:rFonts w:ascii="Times New Roman" w:hAnsi="Times New Roman" w:eastAsia="Times New Roman" w:cs="Times New Roman"/>
+              </w:rPr>
+              <w:t xml:space="preserve">0.9893(8)</w:t>
+            </w:r>
+          </w:p>
+        </w:tc>
+      </w:tr>
+      <w:tr>
+        <w:tc>
+          <w:tcPr/>
+          <w:p>
+            <w:pPr>
+              <w:pStyle w:val="Compact"/>
+              <w:jc w:val="center"/>
+            </w:pPr>
+            <m:oMath>
+              <m:sSup>
+                <m:e>
+                  <m:r>
+                    <m:t>​</m:t>
+                  </m:r>
+                </m:e>
+                <m:sup>
+                  <m:r>
+                    <m:t>13</m:t>
+                  </m:r>
+                </m:sup>
+              </m:sSup>
+              <m:r>
+                <m:t>C</m:t>
+              </m:r>
+            </m:oMath>
+            <w:r>
+              <w:rPr>
+                <w:rFonts w:ascii="Times New Roman" w:hAnsi="Times New Roman" w:eastAsia="Times New Roman" w:cs="Times New Roman"/>
+              </w:rPr>
+              <w:t xml:space="preserve">​</w:t>
+            </w:r>
+          </w:p>
+        </w:tc>
+        <w:tc>
+          <w:tcPr/>
+          <w:p>
+            <w:pPr>
+              <w:pStyle w:val="Compact"/>
+              <w:jc w:val="center"/>
+            </w:pPr>
+            <w:r>
+              <w:rPr>
+                <w:rFonts w:ascii="Times New Roman" w:hAnsi="Times New Roman" w:eastAsia="Times New Roman" w:cs="Times New Roman"/>
+              </w:rPr>
+              <w:t xml:space="preserve">13.003 354 826(17)</w:t>
+            </w:r>
+          </w:p>
+        </w:tc>
+        <w:tc>
+          <w:tcPr/>
+          <w:p>
+            <w:pPr>
+              <w:pStyle w:val="Compact"/>
+              <w:jc w:val="center"/>
+            </w:pPr>
+            <w:r>
+              <w:rPr>
+                <w:rFonts w:ascii="Times New Roman" w:hAnsi="Times New Roman" w:eastAsia="Times New Roman" w:cs="Times New Roman"/>
+              </w:rPr>
+              <w:t xml:space="preserve">0.0107(8)</w:t>
+            </w:r>
+          </w:p>
+        </w:tc>
+      </w:tr>
+      <w:tr>
+        <w:tc>
+          <w:tcPr/>
+          <w:p>
+            <w:pPr>
+              <w:pStyle w:val="Compact"/>
+              <w:jc w:val="center"/>
+            </w:pPr>
+            <m:oMath>
+              <m:sSup>
+                <m:e>
+                  <m:r>
+                    <m:t>​</m:t>
+                  </m:r>
+                </m:e>
+                <m:sup>
+                  <m:r>
+                    <m:t>14</m:t>
+                  </m:r>
+                </m:sup>
+              </m:sSup>
+              <m:r>
+                <m:t>C</m:t>
+              </m:r>
+            </m:oMath>
+            <w:r>
+              <w:rPr>
+                <w:rFonts w:ascii="Times New Roman" w:hAnsi="Times New Roman" w:eastAsia="Times New Roman" w:cs="Times New Roman"/>
+              </w:rPr>
+              <w:t xml:space="preserve">​</w:t>
+            </w:r>
+          </w:p>
+        </w:tc>
+        <w:tc>
+          <w:tcPr/>
+          <w:p>
+            <w:pPr>
+              <w:pStyle w:val="Compact"/>
+              <w:jc w:val="center"/>
+            </w:pPr>
+            <w:r>
+              <w:rPr>
+                <w:rFonts w:ascii="Times New Roman" w:hAnsi="Times New Roman" w:eastAsia="Times New Roman" w:cs="Times New Roman"/>
+              </w:rPr>
+              <w:t xml:space="preserve">14.003 241 982(27)</w:t>
+            </w:r>
+          </w:p>
+        </w:tc>
+        <w:tc>
+          <w:tcPr/>
+          <w:p>
+            <w:pPr>
+              <w:pStyle w:val="Compact"/>
+              <w:jc w:val="center"/>
+            </w:pPr>
+            <m:oMath>
+              <m:r>
+                <m:t>1.2</m:t>
+              </m:r>
+              <m:r>
+                <m:rPr>
+                  <m:sty m:val="p"/>
+                </m:rPr>
+                <m:t>×</m:t>
+              </m:r>
+              <m:sSup>
+                <m:e>
+                  <m:r>
+                    <m:t>10</m:t>
+                  </m:r>
+                </m:e>
+                <m:sup>
+                  <m:r>
+                    <m:rPr>
+                      <m:sty m:val="p"/>
+                    </m:rPr>
+                    <m:t>−</m:t>
+                  </m:r>
+                  <m:r>
+                    <m:t>16</m:t>
+                  </m:r>
+                </m:sup>
+              </m:sSup>
+            </m:oMath>
+            <w:r>
+              <w:rPr>
+                <w:rFonts w:ascii="Times New Roman" w:hAnsi="Times New Roman" w:eastAsia="Times New Roman" w:cs="Times New Roman"/>
+              </w:rPr>
+              <w:t xml:space="preserve"> </w:t>
+            </w:r>
+            <w:r>
+              <w:rPr>
+                <w:rFonts w:hint="eastAsia" w:ascii="Times New Roman" w:hAnsi="Times New Roman" w:eastAsia="Times New Roman" w:cs="Times New Roman"/>
+              </w:rPr>
+              <w:t>(</w:t>
+            </w:r>
+            <w:r>
+              <w:rPr>
+                <w:rFonts w:hint="eastAsia" w:ascii="Times New Roman" w:hAnsi="Times New Roman" w:eastAsia="FangSong" w:cs="Times New Roman"/>
+              </w:rPr>
+              <w:t>大气中</w:t>
+            </w:r>
+            <w:r>
+              <w:rPr>
+                <w:rFonts w:hint="eastAsia" w:ascii="Times New Roman" w:hAnsi="Times New Roman" w:eastAsia="Times New Roman" w:cs="Times New Roman"/>
+              </w:rPr>
+              <w:t>)</w:t>
+            </w:r>
+          </w:p>
+        </w:tc>
+      </w:tr>
+    </w:tbl>
     <w:p>
       <w:pPr>
         <w:pStyle w:val="BodyText"/>
-      </w:pPr>
-      <w:r>
-        <w:rPr>
-          <w:rFonts w:hint="eastAsia" w:ascii="Times New Roman" w:hAnsi="Times New Roman" w:eastAsia="FangSong" w:cs="Times New Roman"/>
-        </w:rPr>
-        <w:t xml:space="preserve">同位素</w:t>
-      </w:r>
-    </w:p>
-    <w:p>
-      <w:pPr>
-        <w:pStyle w:val="BodyText"/>
-      </w:pPr>
-      <w:r>
-        <w:rPr>
-          <w:rFonts w:hint="eastAsia" w:ascii="Times New Roman" w:hAnsi="Times New Roman" w:eastAsia="FangSong" w:cs="Times New Roman"/>
-        </w:rPr>
-        <w:t xml:space="preserve">相对原子质量</w:t>
-      </w:r>
-    </w:p>
-    <w:p>
-      <w:pPr>
-        <w:pStyle w:val="BodyText"/>
-      </w:pPr>
-      <w:r>
-        <w:rPr>
-          <w:rFonts w:hint="eastAsia" w:ascii="Times New Roman" w:hAnsi="Times New Roman" w:eastAsia="FangSong" w:cs="Times New Roman"/>
-        </w:rPr>
-        <w:t>地壳丰度</w:t>
-      </w:r>
-      <w:r>
-        <w:rPr>
-          <w:rFonts w:hint="eastAsia" w:ascii="Times New Roman" w:hAnsi="Times New Roman" w:eastAsia="Times New Roman" w:cs="Times New Roman"/>
-        </w:rPr>
-        <w:t>(</w:t>
-      </w:r>
-      <w:r>
-        <w:rPr>
-          <w:rFonts w:hint="eastAsia" w:ascii="Times New Roman" w:hAnsi="Times New Roman" w:eastAsia="FangSong" w:cs="Times New Roman"/>
-        </w:rPr>
-        <w:t>原子分数</w:t>
-      </w:r>
-      <w:r>
-        <w:rPr>
-          <w:rFonts w:hint="eastAsia" w:ascii="Times New Roman" w:hAnsi="Times New Roman" w:eastAsia="Times New Roman" w:cs="Times New Roman"/>
-        </w:rPr>
-        <w:t>)</w:t>
-      </w:r>
-    </w:p>
-    <w:p>
-      <w:pPr>
-        <w:pStyle w:val="BodyText"/>
-      </w:pPr>
-      <m:oMath>
-        <m:sSup>
-          <m:e>
-            <m:r>
-              <m:t>​</m:t>
-            </m:r>
-          </m:e>
-          <m:sup>
-            <m:r>
-              <m:t>12</m:t>
-            </m:r>
-          </m:sup>
-        </m:sSup>
-        <m:r>
-          <m:t>C</m:t>
-        </m:r>
-      </m:oMath>
-      <w:r>
-        <w:rPr>
-          <w:rFonts w:ascii="Times New Roman" w:hAnsi="Times New Roman" w:eastAsia="Times New Roman" w:cs="Times New Roman"/>
-        </w:rPr>
-        <w:t xml:space="preserve">​</w:t>
-      </w:r>
-    </w:p>
-    <w:p>
-      <w:pPr>
-        <w:pStyle w:val="BodyText"/>
-      </w:pPr>
-      <w:r>
-        <w:rPr>
-          <w:rFonts w:hint="eastAsia" w:ascii="Times New Roman" w:hAnsi="Times New Roman" w:eastAsia="Times New Roman" w:cs="Times New Roman"/>
-        </w:rPr>
-        <w:t>12(</w:t>
-      </w:r>
-      <w:r>
-        <w:rPr>
-          <w:rFonts w:hint="eastAsia" w:ascii="Times New Roman" w:hAnsi="Times New Roman" w:eastAsia="FangSong" w:cs="Times New Roman"/>
-        </w:rPr>
-        <w:t>整数</w:t>
-      </w:r>
-      <w:r>
-        <w:rPr>
-          <w:rFonts w:hint="eastAsia" w:ascii="Times New Roman" w:hAnsi="Times New Roman" w:eastAsia="Times New Roman" w:cs="Times New Roman"/>
-        </w:rPr>
-        <w:t>)</w:t>
-      </w:r>
-    </w:p>
-    <w:p>
-      <w:pPr>
-        <w:pStyle w:val="BodyText"/>
-      </w:pPr>
-      <w:r>
-        <w:rPr>
-          <w:rFonts w:ascii="Times New Roman" w:hAnsi="Times New Roman" w:eastAsia="Times New Roman" w:cs="Times New Roman"/>
-        </w:rPr>
-        <w:t xml:space="preserve">0.9893(8)</w:t>
-      </w:r>
-    </w:p>
-    <w:p>
-      <w:pPr>
-        <w:pStyle w:val="BodyText"/>
-      </w:pPr>
-      <m:oMath>
-        <m:sSup>
-          <m:e>
-            <m:r>
-              <m:t>​</m:t>
-            </m:r>
-          </m:e>
-          <m:sup>
-            <m:r>
-              <m:t>13</m:t>
-            </m:r>
-          </m:sup>
-        </m:sSup>
-        <m:r>
-          <m:t>C</m:t>
-        </m:r>
-      </m:oMath>
-      <w:r>
-        <w:rPr>
-          <w:rFonts w:ascii="Times New Roman" w:hAnsi="Times New Roman" w:eastAsia="Times New Roman" w:cs="Times New Roman"/>
-        </w:rPr>
-        <w:t xml:space="preserve">​</w:t>
-      </w:r>
-    </w:p>
-    <w:p>
-      <w:pPr>
-        <w:pStyle w:val="BodyText"/>
-      </w:pPr>
-      <w:r>
-        <w:rPr>
-          <w:rFonts w:ascii="Times New Roman" w:hAnsi="Times New Roman" w:eastAsia="Times New Roman" w:cs="Times New Roman"/>
-        </w:rPr>
-        <w:t xml:space="preserve">13.003 354 826(17)</w:t>
-      </w:r>
-    </w:p>
-    <w:p>
-      <w:pPr>
-        <w:pStyle w:val="BodyText"/>
-      </w:pPr>
-      <w:r>
-        <w:rPr>
-          <w:rFonts w:ascii="Times New Roman" w:hAnsi="Times New Roman" w:eastAsia="Times New Roman" w:cs="Times New Roman"/>
-        </w:rPr>
-        <w:t xml:space="preserve">0.0107(8)</w:t>
-      </w:r>
-    </w:p>
-    <w:p>
-      <w:pPr>
-        <w:pStyle w:val="BodyText"/>
-      </w:pPr>
-      <m:oMath>
-        <m:sSup>
-          <m:e>
-            <m:r>
-              <m:t>​</m:t>
-            </m:r>
-          </m:e>
-          <m:sup>
-            <m:r>
-              <m:t>14</m:t>
-            </m:r>
-          </m:sup>
-        </m:sSup>
-        <m:r>
-          <m:t>C</m:t>
-        </m:r>
-      </m:oMath>
-      <w:r>
-        <w:rPr>
-          <w:rFonts w:ascii="Times New Roman" w:hAnsi="Times New Roman" w:eastAsia="Times New Roman" w:cs="Times New Roman"/>
-        </w:rPr>
-        <w:t xml:space="preserve">​</w:t>
-      </w:r>
-    </w:p>
-    <w:p>
-      <w:pPr>
-        <w:pStyle w:val="BodyText"/>
-      </w:pPr>
-      <w:r>
-        <w:rPr>
-          <w:rFonts w:ascii="Times New Roman" w:hAnsi="Times New Roman" w:eastAsia="Times New Roman" w:cs="Times New Roman"/>
-        </w:rPr>
-        <w:t xml:space="preserve">14.003 241 982(27)</w:t>
-      </w:r>
-    </w:p>
-    <w:p>
-      <w:pPr>
-        <w:pStyle w:val="BodyText"/>
-      </w:pPr>
-      <m:oMath>
-        <m:oMathPr>
-          <m:ctrlPr>
-            <w:rPr>
-              <w:sz w:val="28"/>
-              <w:szCs w:val="28"/>
-            </w:rPr>
-          </m:ctrlPr>
-        </m:oMathPr>
-        <m:r>
-          <m:t>1.2</m:t>
-        </m:r>
-        <m:r>
-          <m:rPr>
-            <m:sty m:val="p"/>
-          </m:rPr>
-          <m:t>×</m:t>
-        </m:r>
-        <m:sSup>
-          <m:e>
-            <m:r>
-              <m:t>10</m:t>
-            </m:r>
-          </m:e>
-          <m:sup>
-            <m:r>
-              <m:rPr>
-                <m:sty m:val="p"/>
-              </m:rPr>
-              <m:t>−</m:t>
-            </m:r>
-            <m:r>
-              <m:t>16</m:t>
-            </m:r>
-          </m:sup>
-        </m:sSup>
-      </m:oMath>
-      <w:r>
-        <w:rPr>
-          <w:rFonts w:ascii="Times New Roman" w:hAnsi="Times New Roman" w:eastAsia="Times New Roman" w:cs="Times New Roman"/>
-        </w:rPr>
-        <w:t xml:space="preserve"> </w:t>
-      </w:r>
-      <w:r>
-        <w:rPr>
-          <w:rFonts w:hint="eastAsia" w:ascii="Times New Roman" w:hAnsi="Times New Roman" w:eastAsia="Times New Roman" w:cs="Times New Roman"/>
-        </w:rPr>
-        <w:t>(</w:t>
-      </w:r>
-      <w:r>
-        <w:rPr>
-          <w:rFonts w:hint="eastAsia" w:ascii="Times New Roman" w:hAnsi="Times New Roman" w:eastAsia="FangSong" w:cs="Times New Roman"/>
-        </w:rPr>
-        <w:t>大气中</w:t>
-      </w:r>
-      <w:r>
-        <w:rPr>
-          <w:rFonts w:hint="eastAsia" w:ascii="Times New Roman" w:hAnsi="Times New Roman" w:eastAsia="Times New Roman" w:cs="Times New Roman"/>
-        </w:rPr>
-        <w:t>)</w:t>
-      </w:r>
-    </w:p>
-    <w:p>
-      <w:pPr>
-        <w:pStyle w:val="BodyText"/>
+        <w:spacing w:before="120"/>
       </w:pPr>
       <w:r>
         <w:rPr>
@@ -30848,6 +31617,7 @@
           <w:ilvl w:val="0"/>
           <w:numId w:val="1034"/>
         </w:numPr>
+        <w:spacing w:after="80"/>
       </w:pPr>
       <w:r>
         <w:rPr>
@@ -31166,454 +31936,598 @@
         <w:t>。</w:t>
       </w:r>
     </w:p>
-    <w:p>
-      <w:pPr>
-        <w:pStyle w:val="FirstParagraph"/>
-      </w:pPr>
-      <w:r>
-        <w:rPr>
-          <w:rFonts w:hint="eastAsia" w:ascii="Times New Roman" w:hAnsi="Times New Roman" w:eastAsia="FangSong" w:cs="Times New Roman"/>
-        </w:rPr>
-        <w:t xml:space="preserve">质量数</w:t>
-      </w:r>
-    </w:p>
-    <w:p>
-      <w:pPr>
-        <w:pStyle w:val="BodyText"/>
-      </w:pPr>
-      <w:r>
-        <w:rPr>
-          <w:rFonts w:hint="eastAsia" w:ascii="Times New Roman" w:hAnsi="Times New Roman" w:eastAsia="FangSong" w:cs="Times New Roman"/>
-        </w:rPr>
-        <w:t xml:space="preserve">半衰期</w:t>
-      </w:r>
-    </w:p>
-    <w:p>
-      <w:pPr>
-        <w:pStyle w:val="BodyText"/>
-      </w:pPr>
-      <w:r>
-        <w:rPr>
-          <w:rFonts w:hint="eastAsia" w:ascii="Times New Roman" w:hAnsi="Times New Roman" w:eastAsia="FangSong" w:cs="Times New Roman"/>
-        </w:rPr>
-        <w:t xml:space="preserve">衰变方式</w:t>
-      </w:r>
-    </w:p>
-    <w:p>
-      <w:pPr>
-        <w:pStyle w:val="BodyText"/>
-      </w:pPr>
-      <w:r>
-        <w:rPr>
-          <w:rFonts w:ascii="Times New Roman" w:hAnsi="Times New Roman" w:eastAsia="Times New Roman" w:cs="Times New Roman"/>
-        </w:rPr>
-        <w:t xml:space="preserve">263</w:t>
-      </w:r>
-    </w:p>
-    <w:p>
-      <w:pPr>
-        <w:pStyle w:val="BodyText"/>
-      </w:pPr>
-      <w:r>
-        <w:rPr>
-          <w:rFonts w:ascii="Times New Roman" w:hAnsi="Times New Roman" w:eastAsia="Times New Roman" w:cs="Times New Roman"/>
-        </w:rPr>
-        <w:t xml:space="preserve">1s</w:t>
-      </w:r>
-    </w:p>
-    <w:p>
-      <w:pPr>
-        <w:pStyle w:val="BodyText"/>
-      </w:pPr>
-      <w:r>
-        <w:rPr>
-          <w:rFonts w:hint="eastAsia" w:ascii="Times New Roman" w:hAnsi="Times New Roman" w:eastAsia="FangSong" w:cs="Times New Roman"/>
-        </w:rPr>
-        <w:t xml:space="preserve">释放</w:t>
-      </w:r>
-      <w:r>
-        <w:rPr>
-          <w:rFonts w:ascii="Times New Roman" w:hAnsi="Times New Roman" w:eastAsia="Times New Roman" w:cs="Times New Roman"/>
-        </w:rPr>
-        <w:t xml:space="preserve"> </w:t>
-      </w:r>
-      <m:oMath>
-        <m:r>
-          <m:t>α</m:t>
-        </m:r>
-      </m:oMath>
-      <w:r>
-        <w:rPr>
-          <w:rFonts w:ascii="Times New Roman" w:hAnsi="Times New Roman" w:eastAsia="Times New Roman" w:cs="Times New Roman"/>
-        </w:rPr>
-        <w:t xml:space="preserve"> </w:t>
-      </w:r>
-      <w:r>
-        <w:rPr>
-          <w:rFonts w:hint="eastAsia" w:ascii="Times New Roman" w:hAnsi="Times New Roman" w:eastAsia="FangSong" w:cs="Times New Roman"/>
-        </w:rPr>
-        <w:t xml:space="preserve">粒子</w:t>
-      </w:r>
-    </w:p>
-    <w:p>
-      <w:pPr>
-        <w:pStyle w:val="BodyText"/>
-      </w:pPr>
-      <w:r>
-        <w:rPr>
-          <w:rFonts w:ascii="Times New Roman" w:hAnsi="Times New Roman" w:eastAsia="Times New Roman" w:cs="Times New Roman"/>
-        </w:rPr>
-        <w:t xml:space="preserve">264</w:t>
-      </w:r>
-    </w:p>
-    <w:p>
-      <w:pPr>
-        <w:pStyle w:val="BodyText"/>
-      </w:pPr>
-      <w:r>
-        <w:rPr>
-          <w:rFonts w:ascii="Times New Roman" w:hAnsi="Times New Roman" w:eastAsia="Times New Roman" w:cs="Times New Roman"/>
-        </w:rPr>
-        <w:t xml:space="preserve">0.000 08 s</w:t>
-      </w:r>
-    </w:p>
-    <w:p>
-      <w:pPr>
-        <w:pStyle w:val="BodyText"/>
-      </w:pPr>
-      <w:r>
-        <w:rPr>
-          <w:rFonts w:hint="eastAsia" w:ascii="Times New Roman" w:hAnsi="Times New Roman" w:eastAsia="FangSong" w:cs="Times New Roman"/>
-        </w:rPr>
-        <w:t xml:space="preserve">释放</w:t>
-      </w:r>
-      <w:r>
-        <w:rPr>
-          <w:rFonts w:ascii="Times New Roman" w:hAnsi="Times New Roman" w:eastAsia="Times New Roman" w:cs="Times New Roman"/>
-        </w:rPr>
-        <w:t xml:space="preserve"> </w:t>
-      </w:r>
-      <m:oMath>
-        <m:r>
-          <m:t>α</m:t>
-        </m:r>
-      </m:oMath>
-      <w:r>
-        <w:rPr>
-          <w:rFonts w:ascii="Times New Roman" w:hAnsi="Times New Roman" w:eastAsia="Times New Roman" w:cs="Times New Roman"/>
-        </w:rPr>
-        <w:t xml:space="preserve"> </w:t>
-      </w:r>
-      <w:r>
-        <w:rPr>
-          <w:rFonts w:hint="eastAsia" w:ascii="Times New Roman" w:hAnsi="Times New Roman" w:eastAsia="FangSong" w:cs="Times New Roman"/>
-        </w:rPr>
-        <w:t>粒子</w:t>
-      </w:r>
-      <w:r>
-        <w:rPr>
-          <w:rFonts w:hint="eastAsia" w:ascii="Times New Roman" w:hAnsi="Times New Roman" w:eastAsia="Times New Roman" w:cs="Times New Roman"/>
-        </w:rPr>
-        <w:t>;</w:t>
-      </w:r>
-      <w:r>
-        <w:rPr>
-          <w:rFonts w:hint="eastAsia" w:ascii="Times New Roman" w:hAnsi="Times New Roman" w:eastAsia="FangSong" w:cs="Times New Roman"/>
-        </w:rPr>
-        <w:t>或自发裂变</w:t>
-      </w:r>
-    </w:p>
-    <w:p>
-      <w:pPr>
-        <w:pStyle w:val="BodyText"/>
-      </w:pPr>
-      <w:r>
-        <w:rPr>
-          <w:rFonts w:ascii="Times New Roman" w:hAnsi="Times New Roman" w:eastAsia="Times New Roman" w:cs="Times New Roman"/>
-        </w:rPr>
-        <w:t xml:space="preserve">265</w:t>
-      </w:r>
-    </w:p>
-    <w:p>
-      <w:pPr>
-        <w:pStyle w:val="BodyText"/>
-      </w:pPr>
-      <w:r>
-        <w:rPr>
-          <w:rFonts w:ascii="Times New Roman" w:hAnsi="Times New Roman" w:eastAsia="Times New Roman" w:cs="Times New Roman"/>
-        </w:rPr>
-        <w:t xml:space="preserve">0.0018 s</w:t>
-      </w:r>
-    </w:p>
-    <w:p>
-      <w:pPr>
-        <w:pStyle w:val="BodyText"/>
-      </w:pPr>
-      <w:r>
-        <w:rPr>
-          <w:rFonts w:hint="eastAsia" w:ascii="Times New Roman" w:hAnsi="Times New Roman" w:eastAsia="FangSong" w:cs="Times New Roman"/>
-        </w:rPr>
-        <w:t xml:space="preserve">释放</w:t>
-      </w:r>
-      <w:r>
-        <w:rPr>
-          <w:rFonts w:ascii="Times New Roman" w:hAnsi="Times New Roman" w:eastAsia="Times New Roman" w:cs="Times New Roman"/>
-        </w:rPr>
-        <w:t xml:space="preserve"> </w:t>
-      </w:r>
-      <m:oMath>
-        <m:r>
-          <m:t>α</m:t>
-        </m:r>
-      </m:oMath>
-      <w:r>
-        <w:rPr>
-          <w:rFonts w:ascii="Times New Roman" w:hAnsi="Times New Roman" w:eastAsia="Times New Roman" w:cs="Times New Roman"/>
-        </w:rPr>
-        <w:t xml:space="preserve"> </w:t>
-      </w:r>
-      <w:r>
-        <w:rPr>
-          <w:rFonts w:hint="eastAsia" w:ascii="Times New Roman" w:hAnsi="Times New Roman" w:eastAsia="FangSong" w:cs="Times New Roman"/>
-        </w:rPr>
-        <w:t>粒子</w:t>
-      </w:r>
-      <w:r>
-        <w:rPr>
-          <w:rFonts w:hint="eastAsia" w:ascii="Times New Roman" w:hAnsi="Times New Roman" w:eastAsia="Times New Roman" w:cs="Times New Roman"/>
-        </w:rPr>
-        <w:t>;</w:t>
-      </w:r>
-      <w:r>
-        <w:rPr>
-          <w:rFonts w:hint="eastAsia" w:ascii="Times New Roman" w:hAnsi="Times New Roman" w:eastAsia="FangSong" w:cs="Times New Roman"/>
-        </w:rPr>
-        <w:t>或自发裂变</w:t>
-      </w:r>
-    </w:p>
-    <w:p>
-      <w:pPr>
-        <w:pStyle w:val="BodyText"/>
-      </w:pPr>
-      <w:r>
-        <w:rPr>
-          <w:rFonts w:ascii="Times New Roman" w:hAnsi="Times New Roman" w:eastAsia="Times New Roman" w:cs="Times New Roman"/>
-        </w:rPr>
-        <w:t xml:space="preserve">266</w:t>
-      </w:r>
-    </w:p>
-    <w:p>
-      <w:pPr>
-        <w:pStyle w:val="BodyText"/>
-      </w:pPr>
-      <w:r>
-        <w:rPr>
-          <w:rFonts w:hint="eastAsia" w:ascii="Times New Roman" w:hAnsi="Times New Roman" w:eastAsia="FangSong" w:cs="Times New Roman"/>
-        </w:rPr>
-        <w:t xml:space="preserve">不详</w:t>
-      </w:r>
-    </w:p>
-    <w:p>
-      <w:pPr>
-        <w:pStyle w:val="BodyText"/>
-      </w:pPr>
-      <w:r>
-        <w:rPr>
-          <w:rFonts w:hint="eastAsia" w:ascii="Times New Roman" w:hAnsi="Times New Roman" w:eastAsia="FangSong" w:cs="Times New Roman"/>
-        </w:rPr>
-        <w:t xml:space="preserve">不详</w:t>
-      </w:r>
-    </w:p>
-    <w:p>
-      <w:pPr>
-        <w:pStyle w:val="BodyText"/>
-      </w:pPr>
-      <w:r>
-        <w:rPr>
-          <w:rFonts w:hint="eastAsia" w:ascii="Times New Roman" w:hAnsi="Times New Roman" w:eastAsia="FangSong" w:cs="Times New Roman"/>
-        </w:rPr>
-        <w:t xml:space="preserve">质量数</w:t>
-      </w:r>
-    </w:p>
-    <w:p>
-      <w:pPr>
-        <w:pStyle w:val="BodyText"/>
-      </w:pPr>
-      <w:r>
-        <w:rPr>
-          <w:rFonts w:hint="eastAsia" w:ascii="Times New Roman" w:hAnsi="Times New Roman" w:eastAsia="FangSong" w:cs="Times New Roman"/>
-        </w:rPr>
-        <w:t xml:space="preserve">半衰期</w:t>
-      </w:r>
-    </w:p>
-    <w:p>
-      <w:pPr>
-        <w:pStyle w:val="BodyText"/>
-      </w:pPr>
-      <w:r>
-        <w:rPr>
-          <w:rFonts w:hint="eastAsia" w:ascii="Times New Roman" w:hAnsi="Times New Roman" w:eastAsia="FangSong" w:cs="Times New Roman"/>
-        </w:rPr>
-        <w:t xml:space="preserve">衰变方式</w:t>
-      </w:r>
-    </w:p>
-    <w:p>
-      <w:pPr>
-        <w:pStyle w:val="BodyText"/>
-      </w:pPr>
-      <w:r>
-        <w:rPr>
-          <w:rFonts w:ascii="Times New Roman" w:hAnsi="Times New Roman" w:eastAsia="Times New Roman" w:cs="Times New Roman"/>
-        </w:rPr>
-        <w:t xml:space="preserve">267</w:t>
-      </w:r>
-    </w:p>
-    <w:p>
-      <w:pPr>
-        <w:pStyle w:val="BodyText"/>
-      </w:pPr>
-      <w:r>
-        <w:rPr>
-          <w:rFonts w:ascii="Times New Roman" w:hAnsi="Times New Roman" w:eastAsia="Times New Roman" w:cs="Times New Roman"/>
-        </w:rPr>
-        <w:t xml:space="preserve">0.033s</w:t>
-      </w:r>
-    </w:p>
-    <w:p>
-      <w:pPr>
-        <w:pStyle w:val="BodyText"/>
-      </w:pPr>
-      <w:r>
-        <w:rPr>
-          <w:rFonts w:hint="eastAsia" w:ascii="Times New Roman" w:hAnsi="Times New Roman" w:eastAsia="FangSong" w:cs="Times New Roman"/>
-        </w:rPr>
-        <w:t xml:space="preserve">释放</w:t>
-      </w:r>
-      <w:r>
-        <w:rPr>
-          <w:rFonts w:ascii="Times New Roman" w:hAnsi="Times New Roman" w:eastAsia="Times New Roman" w:cs="Times New Roman"/>
-        </w:rPr>
-        <w:t xml:space="preserve"> </w:t>
-      </w:r>
-      <m:oMath>
-        <m:r>
-          <m:t>α</m:t>
-        </m:r>
-      </m:oMath>
-      <w:r>
-        <w:rPr>
-          <w:rFonts w:ascii="Times New Roman" w:hAnsi="Times New Roman" w:eastAsia="Times New Roman" w:cs="Times New Roman"/>
-        </w:rPr>
-        <w:t xml:space="preserve"> </w:t>
-      </w:r>
-      <w:r>
-        <w:rPr>
-          <w:rFonts w:hint="eastAsia" w:ascii="Times New Roman" w:hAnsi="Times New Roman" w:eastAsia="FangSong" w:cs="Times New Roman"/>
-        </w:rPr>
-        <w:t>粒子</w:t>
-      </w:r>
-      <w:r>
-        <w:rPr>
-          <w:rFonts w:hint="eastAsia" w:ascii="Times New Roman" w:hAnsi="Times New Roman" w:eastAsia="Times New Roman" w:cs="Times New Roman"/>
-        </w:rPr>
-        <w:t>;</w:t>
-      </w:r>
-      <w:r>
-        <w:rPr>
-          <w:rFonts w:hint="eastAsia" w:ascii="Times New Roman" w:hAnsi="Times New Roman" w:eastAsia="FangSong" w:cs="Times New Roman"/>
-        </w:rPr>
-        <w:t>或自发裂变</w:t>
-      </w:r>
-    </w:p>
-    <w:p>
-      <w:pPr>
-        <w:pStyle w:val="BodyText"/>
-      </w:pPr>
-      <w:r>
-        <w:rPr>
-          <w:rFonts w:ascii="Times New Roman" w:hAnsi="Times New Roman" w:eastAsia="Times New Roman" w:cs="Times New Roman"/>
-        </w:rPr>
-        <w:t xml:space="preserve">268</w:t>
-      </w:r>
-    </w:p>
-    <w:p>
-      <w:pPr>
-        <w:pStyle w:val="BodyText"/>
-      </w:pPr>
-      <w:r>
-        <w:rPr>
-          <w:rFonts w:hint="eastAsia" w:ascii="Times New Roman" w:hAnsi="Times New Roman" w:eastAsia="FangSong" w:cs="Times New Roman"/>
-        </w:rPr>
-        <w:t xml:space="preserve">不详</w:t>
-      </w:r>
-    </w:p>
-    <w:p>
-      <w:pPr>
-        <w:pStyle w:val="BodyText"/>
-      </w:pPr>
-      <w:r>
-        <w:rPr>
-          <w:rFonts w:hint="eastAsia" w:ascii="Times New Roman" w:hAnsi="Times New Roman" w:eastAsia="FangSong" w:cs="Times New Roman"/>
-        </w:rPr>
-        <w:t xml:space="preserve">不详</w:t>
-      </w:r>
-    </w:p>
-    <w:p>
-      <w:pPr>
-        <w:pStyle w:val="BodyText"/>
-      </w:pPr>
-      <w:r>
-        <w:rPr>
-          <w:rFonts w:ascii="Times New Roman" w:hAnsi="Times New Roman" w:eastAsia="Times New Roman" w:cs="Times New Roman"/>
-        </w:rPr>
-        <w:t xml:space="preserve">269</w:t>
-      </w:r>
-    </w:p>
-    <w:p>
-      <w:pPr>
-        <w:pStyle w:val="BodyText"/>
-      </w:pPr>
-      <w:r>
-        <w:rPr>
-          <w:rFonts w:ascii="Times New Roman" w:hAnsi="Times New Roman" w:eastAsia="Times New Roman" w:cs="Times New Roman"/>
-        </w:rPr>
-        <w:t xml:space="preserve">9.3s</w:t>
-      </w:r>
-    </w:p>
-    <w:p>
-      <w:pPr>
-        <w:pStyle w:val="BodyText"/>
-      </w:pPr>
-      <w:r>
-        <w:rPr>
-          <w:rFonts w:hint="eastAsia" w:ascii="Times New Roman" w:hAnsi="Times New Roman" w:eastAsia="FangSong" w:cs="Times New Roman"/>
-        </w:rPr>
-        <w:t xml:space="preserve">释放</w:t>
-      </w:r>
-      <w:r>
-        <w:rPr>
-          <w:rFonts w:ascii="Times New Roman" w:hAnsi="Times New Roman" w:eastAsia="Times New Roman" w:cs="Times New Roman"/>
-        </w:rPr>
-        <w:t xml:space="preserve"> </w:t>
-      </w:r>
-      <m:oMath>
-        <m:r>
-          <m:t>α</m:t>
-        </m:r>
-      </m:oMath>
-      <w:r>
-        <w:rPr>
-          <w:rFonts w:ascii="Times New Roman" w:hAnsi="Times New Roman" w:eastAsia="Times New Roman" w:cs="Times New Roman"/>
-        </w:rPr>
-        <w:t xml:space="preserve"> </w:t>
-      </w:r>
-      <w:r>
-        <w:rPr>
-          <w:rFonts w:hint="eastAsia" w:ascii="Times New Roman" w:hAnsi="Times New Roman" w:eastAsia="FangSong" w:cs="Times New Roman"/>
-        </w:rPr>
-        <w:t xml:space="preserve">粒子</w:t>
-      </w:r>
-    </w:p>
+    <w:tbl>
+      <w:tblPr>
+        <w:tblStyle w:val="Table"/>
+        <w:tblW w:type="auto" w:w="0"/>
+        <w:tblLook w:firstRow="1" w:lastRow="0" w:firstColumn="0" w:lastColumn="0" w:noHBand="0" w:noVBand="0" w:val="0020"/>
+      </w:tblPr>
+      <w:tblGrid>
+        <w:gridCol w:w="2640"/>
+        <w:gridCol w:w="2640"/>
+        <w:gridCol w:w="2640"/>
+      </w:tblGrid>
+      <w:tr>
+        <w:trPr>
+          <w:tblHeader w:val="on"/>
+        </w:trPr>
+        <w:tc>
+          <w:tcPr/>
+          <w:p>
+            <w:pPr>
+              <w:pStyle w:val="Compact"/>
+              <w:jc w:val="center"/>
+            </w:pPr>
+            <w:r>
+              <w:rPr>
+                <w:rFonts w:hint="eastAsia" w:ascii="Times New Roman" w:hAnsi="Times New Roman" w:eastAsia="SimHei" w:cs="Times New Roman"/>
+                <w:b/>
+              </w:rPr>
+              <w:t xml:space="preserve">质量数</w:t>
+            </w:r>
+          </w:p>
+        </w:tc>
+        <w:tc>
+          <w:tcPr/>
+          <w:p>
+            <w:pPr>
+              <w:pStyle w:val="Compact"/>
+              <w:jc w:val="center"/>
+            </w:pPr>
+            <w:r>
+              <w:rPr>
+                <w:rFonts w:hint="eastAsia" w:ascii="Times New Roman" w:hAnsi="Times New Roman" w:eastAsia="SimHei" w:cs="Times New Roman"/>
+                <w:b/>
+              </w:rPr>
+              <w:t xml:space="preserve">半衰期</w:t>
+            </w:r>
+          </w:p>
+        </w:tc>
+        <w:tc>
+          <w:tcPr/>
+          <w:p>
+            <w:pPr>
+              <w:pStyle w:val="Compact"/>
+              <w:jc w:val="center"/>
+            </w:pPr>
+            <w:r>
+              <w:rPr>
+                <w:rFonts w:hint="eastAsia" w:ascii="Times New Roman" w:hAnsi="Times New Roman" w:eastAsia="SimHei" w:cs="Times New Roman"/>
+                <w:b/>
+              </w:rPr>
+              <w:t xml:space="preserve">衰变方式</w:t>
+            </w:r>
+          </w:p>
+        </w:tc>
+      </w:tr>
+      <w:tr>
+        <w:tc>
+          <w:tcPr/>
+          <w:p>
+            <w:pPr>
+              <w:pStyle w:val="Compact"/>
+              <w:jc w:val="center"/>
+            </w:pPr>
+            <w:r>
+              <w:rPr>
+                <w:rFonts w:ascii="Times New Roman" w:hAnsi="Times New Roman" w:eastAsia="Times New Roman" w:cs="Times New Roman"/>
+              </w:rPr>
+              <w:t xml:space="preserve">263</w:t>
+            </w:r>
+          </w:p>
+        </w:tc>
+        <w:tc>
+          <w:tcPr/>
+          <w:p>
+            <w:pPr>
+              <w:pStyle w:val="Compact"/>
+              <w:jc w:val="center"/>
+            </w:pPr>
+            <w:r>
+              <w:rPr>
+                <w:rFonts w:ascii="Times New Roman" w:hAnsi="Times New Roman" w:eastAsia="Times New Roman" w:cs="Times New Roman"/>
+              </w:rPr>
+              <w:t xml:space="preserve">1s</w:t>
+            </w:r>
+          </w:p>
+        </w:tc>
+        <w:tc>
+          <w:tcPr/>
+          <w:p>
+            <w:pPr>
+              <w:pStyle w:val="Compact"/>
+              <w:jc w:val="center"/>
+            </w:pPr>
+            <w:r>
+              <w:rPr>
+                <w:rFonts w:hint="eastAsia" w:ascii="Times New Roman" w:hAnsi="Times New Roman" w:eastAsia="FangSong" w:cs="Times New Roman"/>
+              </w:rPr>
+              <w:t xml:space="preserve">释放</w:t>
+            </w:r>
+            <w:r>
+              <w:rPr>
+                <w:rFonts w:ascii="Times New Roman" w:hAnsi="Times New Roman" w:eastAsia="Times New Roman" w:cs="Times New Roman"/>
+              </w:rPr>
+              <w:t xml:space="preserve"> </w:t>
+            </w:r>
+            <m:oMath>
+              <m:r>
+                <m:t>α</m:t>
+              </m:r>
+            </m:oMath>
+            <w:r>
+              <w:rPr>
+                <w:rFonts w:ascii="Times New Roman" w:hAnsi="Times New Roman" w:eastAsia="Times New Roman" w:cs="Times New Roman"/>
+              </w:rPr>
+              <w:t xml:space="preserve"> </w:t>
+            </w:r>
+            <w:r>
+              <w:rPr>
+                <w:rFonts w:hint="eastAsia" w:ascii="Times New Roman" w:hAnsi="Times New Roman" w:eastAsia="FangSong" w:cs="Times New Roman"/>
+              </w:rPr>
+              <w:t xml:space="preserve">粒子</w:t>
+            </w:r>
+          </w:p>
+        </w:tc>
+      </w:tr>
+      <w:tr>
+        <w:tc>
+          <w:tcPr/>
+          <w:p>
+            <w:pPr>
+              <w:pStyle w:val="Compact"/>
+              <w:jc w:val="center"/>
+            </w:pPr>
+            <w:r>
+              <w:rPr>
+                <w:rFonts w:ascii="Times New Roman" w:hAnsi="Times New Roman" w:eastAsia="Times New Roman" w:cs="Times New Roman"/>
+              </w:rPr>
+              <w:t xml:space="preserve">264</w:t>
+            </w:r>
+          </w:p>
+        </w:tc>
+        <w:tc>
+          <w:tcPr/>
+          <w:p>
+            <w:pPr>
+              <w:pStyle w:val="Compact"/>
+              <w:jc w:val="center"/>
+            </w:pPr>
+            <w:r>
+              <w:rPr>
+                <w:rFonts w:ascii="Times New Roman" w:hAnsi="Times New Roman" w:eastAsia="Times New Roman" w:cs="Times New Roman"/>
+              </w:rPr>
+              <w:t xml:space="preserve">0.000 08 s</w:t>
+            </w:r>
+          </w:p>
+        </w:tc>
+        <w:tc>
+          <w:tcPr/>
+          <w:p>
+            <w:pPr>
+              <w:pStyle w:val="Compact"/>
+              <w:jc w:val="center"/>
+            </w:pPr>
+            <w:r>
+              <w:rPr>
+                <w:rFonts w:hint="eastAsia" w:ascii="Times New Roman" w:hAnsi="Times New Roman" w:eastAsia="FangSong" w:cs="Times New Roman"/>
+              </w:rPr>
+              <w:t xml:space="preserve">释放</w:t>
+            </w:r>
+            <w:r>
+              <w:rPr>
+                <w:rFonts w:ascii="Times New Roman" w:hAnsi="Times New Roman" w:eastAsia="Times New Roman" w:cs="Times New Roman"/>
+              </w:rPr>
+              <w:t xml:space="preserve"> </w:t>
+            </w:r>
+            <m:oMath>
+              <m:r>
+                <m:t>α</m:t>
+              </m:r>
+            </m:oMath>
+            <w:r>
+              <w:rPr>
+                <w:rFonts w:ascii="Times New Roman" w:hAnsi="Times New Roman" w:eastAsia="Times New Roman" w:cs="Times New Roman"/>
+              </w:rPr>
+              <w:t xml:space="preserve"> </w:t>
+            </w:r>
+            <w:r>
+              <w:rPr>
+                <w:rFonts w:hint="eastAsia" w:ascii="Times New Roman" w:hAnsi="Times New Roman" w:eastAsia="FangSong" w:cs="Times New Roman"/>
+              </w:rPr>
+              <w:t>粒子</w:t>
+            </w:r>
+            <w:r>
+              <w:rPr>
+                <w:rFonts w:hint="eastAsia" w:ascii="Times New Roman" w:hAnsi="Times New Roman" w:eastAsia="Times New Roman" w:cs="Times New Roman"/>
+              </w:rPr>
+              <w:t>;</w:t>
+            </w:r>
+            <w:r>
+              <w:rPr>
+                <w:rFonts w:hint="eastAsia" w:ascii="Times New Roman" w:hAnsi="Times New Roman" w:eastAsia="FangSong" w:cs="Times New Roman"/>
+              </w:rPr>
+              <w:t>或自发裂变</w:t>
+            </w:r>
+          </w:p>
+        </w:tc>
+      </w:tr>
+      <w:tr>
+        <w:tc>
+          <w:tcPr/>
+          <w:p>
+            <w:pPr>
+              <w:pStyle w:val="Compact"/>
+              <w:jc w:val="center"/>
+            </w:pPr>
+            <w:r>
+              <w:rPr>
+                <w:rFonts w:ascii="Times New Roman" w:hAnsi="Times New Roman" w:eastAsia="Times New Roman" w:cs="Times New Roman"/>
+              </w:rPr>
+              <w:t xml:space="preserve">265</w:t>
+            </w:r>
+          </w:p>
+        </w:tc>
+        <w:tc>
+          <w:tcPr/>
+          <w:p>
+            <w:pPr>
+              <w:pStyle w:val="Compact"/>
+              <w:jc w:val="center"/>
+            </w:pPr>
+            <w:r>
+              <w:rPr>
+                <w:rFonts w:ascii="Times New Roman" w:hAnsi="Times New Roman" w:eastAsia="Times New Roman" w:cs="Times New Roman"/>
+              </w:rPr>
+              <w:t xml:space="preserve">0.0018 s</w:t>
+            </w:r>
+          </w:p>
+        </w:tc>
+        <w:tc>
+          <w:tcPr/>
+          <w:p>
+            <w:pPr>
+              <w:pStyle w:val="Compact"/>
+              <w:jc w:val="center"/>
+            </w:pPr>
+            <w:r>
+              <w:rPr>
+                <w:rFonts w:hint="eastAsia" w:ascii="Times New Roman" w:hAnsi="Times New Roman" w:eastAsia="FangSong" w:cs="Times New Roman"/>
+              </w:rPr>
+              <w:t xml:space="preserve">释放</w:t>
+            </w:r>
+            <w:r>
+              <w:rPr>
+                <w:rFonts w:ascii="Times New Roman" w:hAnsi="Times New Roman" w:eastAsia="Times New Roman" w:cs="Times New Roman"/>
+              </w:rPr>
+              <w:t xml:space="preserve"> </w:t>
+            </w:r>
+            <m:oMath>
+              <m:r>
+                <m:t>α</m:t>
+              </m:r>
+            </m:oMath>
+            <w:r>
+              <w:rPr>
+                <w:rFonts w:ascii="Times New Roman" w:hAnsi="Times New Roman" w:eastAsia="Times New Roman" w:cs="Times New Roman"/>
+              </w:rPr>
+              <w:t xml:space="preserve"> </w:t>
+            </w:r>
+            <w:r>
+              <w:rPr>
+                <w:rFonts w:hint="eastAsia" w:ascii="Times New Roman" w:hAnsi="Times New Roman" w:eastAsia="FangSong" w:cs="Times New Roman"/>
+              </w:rPr>
+              <w:t>粒子</w:t>
+            </w:r>
+            <w:r>
+              <w:rPr>
+                <w:rFonts w:hint="eastAsia" w:ascii="Times New Roman" w:hAnsi="Times New Roman" w:eastAsia="Times New Roman" w:cs="Times New Roman"/>
+              </w:rPr>
+              <w:t>;</w:t>
+            </w:r>
+            <w:r>
+              <w:rPr>
+                <w:rFonts w:hint="eastAsia" w:ascii="Times New Roman" w:hAnsi="Times New Roman" w:eastAsia="FangSong" w:cs="Times New Roman"/>
+              </w:rPr>
+              <w:t>或自发裂变</w:t>
+            </w:r>
+          </w:p>
+        </w:tc>
+      </w:tr>
+      <w:tr>
+        <w:tc>
+          <w:tcPr/>
+          <w:p>
+            <w:pPr>
+              <w:pStyle w:val="Compact"/>
+              <w:jc w:val="center"/>
+            </w:pPr>
+            <w:r>
+              <w:rPr>
+                <w:rFonts w:ascii="Times New Roman" w:hAnsi="Times New Roman" w:eastAsia="Times New Roman" w:cs="Times New Roman"/>
+              </w:rPr>
+              <w:t xml:space="preserve">266</w:t>
+            </w:r>
+          </w:p>
+        </w:tc>
+        <w:tc>
+          <w:tcPr/>
+          <w:p>
+            <w:pPr>
+              <w:pStyle w:val="Compact"/>
+              <w:jc w:val="center"/>
+            </w:pPr>
+            <w:r>
+              <w:rPr>
+                <w:rFonts w:hint="eastAsia" w:ascii="Times New Roman" w:hAnsi="Times New Roman" w:eastAsia="FangSong" w:cs="Times New Roman"/>
+              </w:rPr>
+              <w:t xml:space="preserve">不详</w:t>
+            </w:r>
+          </w:p>
+        </w:tc>
+        <w:tc>
+          <w:tcPr/>
+          <w:p>
+            <w:pPr>
+              <w:pStyle w:val="Compact"/>
+              <w:jc w:val="center"/>
+            </w:pPr>
+            <w:r>
+              <w:rPr>
+                <w:rFonts w:hint="eastAsia" w:ascii="Times New Roman" w:hAnsi="Times New Roman" w:eastAsia="FangSong" w:cs="Times New Roman"/>
+              </w:rPr>
+              <w:t xml:space="preserve">不详</w:t>
+            </w:r>
+          </w:p>
+        </w:tc>
+      </w:tr>
+      <w:tr>
+        <w:tc>
+          <w:tcPr/>
+          <w:p>
+            <w:pPr>
+              <w:pStyle w:val="Compact"/>
+              <w:jc w:val="center"/>
+            </w:pPr>
+            <w:r>
+              <w:rPr>
+                <w:rFonts w:hint="eastAsia" w:ascii="Times New Roman" w:hAnsi="Times New Roman" w:eastAsia="FangSong" w:cs="Times New Roman"/>
+              </w:rPr>
+              <w:t xml:space="preserve">质量数</w:t>
+            </w:r>
+          </w:p>
+        </w:tc>
+        <w:tc>
+          <w:tcPr/>
+          <w:p>
+            <w:pPr>
+              <w:pStyle w:val="Compact"/>
+              <w:jc w:val="center"/>
+            </w:pPr>
+            <w:r>
+              <w:rPr>
+                <w:rFonts w:hint="eastAsia" w:ascii="Times New Roman" w:hAnsi="Times New Roman" w:eastAsia="FangSong" w:cs="Times New Roman"/>
+              </w:rPr>
+              <w:t xml:space="preserve">半衰期</w:t>
+            </w:r>
+          </w:p>
+        </w:tc>
+        <w:tc>
+          <w:tcPr/>
+          <w:p>
+            <w:pPr>
+              <w:pStyle w:val="Compact"/>
+              <w:jc w:val="center"/>
+            </w:pPr>
+            <w:r>
+              <w:rPr>
+                <w:rFonts w:hint="eastAsia" w:ascii="Times New Roman" w:hAnsi="Times New Roman" w:eastAsia="FangSong" w:cs="Times New Roman"/>
+              </w:rPr>
+              <w:t xml:space="preserve">衰变方式</w:t>
+            </w:r>
+          </w:p>
+        </w:tc>
+      </w:tr>
+      <w:tr>
+        <w:tc>
+          <w:tcPr/>
+          <w:p>
+            <w:pPr>
+              <w:pStyle w:val="Compact"/>
+              <w:jc w:val="center"/>
+            </w:pPr>
+            <w:r>
+              <w:rPr>
+                <w:rFonts w:ascii="Times New Roman" w:hAnsi="Times New Roman" w:eastAsia="Times New Roman" w:cs="Times New Roman"/>
+              </w:rPr>
+              <w:t xml:space="preserve">267</w:t>
+            </w:r>
+          </w:p>
+        </w:tc>
+        <w:tc>
+          <w:tcPr/>
+          <w:p>
+            <w:pPr>
+              <w:pStyle w:val="Compact"/>
+              <w:jc w:val="center"/>
+            </w:pPr>
+            <w:r>
+              <w:rPr>
+                <w:rFonts w:ascii="Times New Roman" w:hAnsi="Times New Roman" w:eastAsia="Times New Roman" w:cs="Times New Roman"/>
+              </w:rPr>
+              <w:t xml:space="preserve">0.033s</w:t>
+            </w:r>
+          </w:p>
+        </w:tc>
+        <w:tc>
+          <w:tcPr/>
+          <w:p>
+            <w:pPr>
+              <w:pStyle w:val="Compact"/>
+              <w:jc w:val="center"/>
+            </w:pPr>
+            <w:r>
+              <w:rPr>
+                <w:rFonts w:hint="eastAsia" w:ascii="Times New Roman" w:hAnsi="Times New Roman" w:eastAsia="FangSong" w:cs="Times New Roman"/>
+              </w:rPr>
+              <w:t xml:space="preserve">释放</w:t>
+            </w:r>
+            <w:r>
+              <w:rPr>
+                <w:rFonts w:ascii="Times New Roman" w:hAnsi="Times New Roman" w:eastAsia="Times New Roman" w:cs="Times New Roman"/>
+              </w:rPr>
+              <w:t xml:space="preserve"> </w:t>
+            </w:r>
+            <m:oMath>
+              <m:r>
+                <m:t>α</m:t>
+              </m:r>
+            </m:oMath>
+            <w:r>
+              <w:rPr>
+                <w:rFonts w:ascii="Times New Roman" w:hAnsi="Times New Roman" w:eastAsia="Times New Roman" w:cs="Times New Roman"/>
+              </w:rPr>
+              <w:t xml:space="preserve"> </w:t>
+            </w:r>
+            <w:r>
+              <w:rPr>
+                <w:rFonts w:hint="eastAsia" w:ascii="Times New Roman" w:hAnsi="Times New Roman" w:eastAsia="FangSong" w:cs="Times New Roman"/>
+              </w:rPr>
+              <w:t>粒子</w:t>
+            </w:r>
+            <w:r>
+              <w:rPr>
+                <w:rFonts w:hint="eastAsia" w:ascii="Times New Roman" w:hAnsi="Times New Roman" w:eastAsia="Times New Roman" w:cs="Times New Roman"/>
+              </w:rPr>
+              <w:t>;</w:t>
+            </w:r>
+            <w:r>
+              <w:rPr>
+                <w:rFonts w:hint="eastAsia" w:ascii="Times New Roman" w:hAnsi="Times New Roman" w:eastAsia="FangSong" w:cs="Times New Roman"/>
+              </w:rPr>
+              <w:t>或自发裂变</w:t>
+            </w:r>
+          </w:p>
+        </w:tc>
+      </w:tr>
+      <w:tr>
+        <w:tc>
+          <w:tcPr/>
+          <w:p>
+            <w:pPr>
+              <w:pStyle w:val="Compact"/>
+              <w:jc w:val="center"/>
+            </w:pPr>
+            <w:r>
+              <w:rPr>
+                <w:rFonts w:ascii="Times New Roman" w:hAnsi="Times New Roman" w:eastAsia="Times New Roman" w:cs="Times New Roman"/>
+              </w:rPr>
+              <w:t xml:space="preserve">268</w:t>
+            </w:r>
+          </w:p>
+        </w:tc>
+        <w:tc>
+          <w:tcPr/>
+          <w:p>
+            <w:pPr>
+              <w:pStyle w:val="Compact"/>
+              <w:jc w:val="center"/>
+            </w:pPr>
+            <w:r>
+              <w:rPr>
+                <w:rFonts w:hint="eastAsia" w:ascii="Times New Roman" w:hAnsi="Times New Roman" w:eastAsia="FangSong" w:cs="Times New Roman"/>
+              </w:rPr>
+              <w:t xml:space="preserve">不详</w:t>
+            </w:r>
+          </w:p>
+        </w:tc>
+        <w:tc>
+          <w:tcPr/>
+          <w:p>
+            <w:pPr>
+              <w:pStyle w:val="Compact"/>
+              <w:jc w:val="center"/>
+            </w:pPr>
+            <w:r>
+              <w:rPr>
+                <w:rFonts w:hint="eastAsia" w:ascii="Times New Roman" w:hAnsi="Times New Roman" w:eastAsia="FangSong" w:cs="Times New Roman"/>
+              </w:rPr>
+              <w:t xml:space="preserve">不详</w:t>
+            </w:r>
+          </w:p>
+        </w:tc>
+      </w:tr>
+      <w:tr>
+        <w:tc>
+          <w:tcPr/>
+          <w:p>
+            <w:pPr>
+              <w:pStyle w:val="Compact"/>
+              <w:jc w:val="center"/>
+            </w:pPr>
+            <w:r>
+              <w:rPr>
+                <w:rFonts w:ascii="Times New Roman" w:hAnsi="Times New Roman" w:eastAsia="Times New Roman" w:cs="Times New Roman"/>
+              </w:rPr>
+              <w:t xml:space="preserve">269</w:t>
+            </w:r>
+          </w:p>
+        </w:tc>
+        <w:tc>
+          <w:tcPr/>
+          <w:p>
+            <w:pPr>
+              <w:pStyle w:val="Compact"/>
+              <w:jc w:val="center"/>
+            </w:pPr>
+            <w:r>
+              <w:rPr>
+                <w:rFonts w:ascii="Times New Roman" w:hAnsi="Times New Roman" w:eastAsia="Times New Roman" w:cs="Times New Roman"/>
+              </w:rPr>
+              <w:t xml:space="preserve">9.3s</w:t>
+            </w:r>
+          </w:p>
+        </w:tc>
+        <w:tc>
+          <w:tcPr/>
+          <w:p>
+            <w:pPr>
+              <w:pStyle w:val="Compact"/>
+              <w:jc w:val="center"/>
+            </w:pPr>
+            <w:r>
+              <w:rPr>
+                <w:rFonts w:hint="eastAsia" w:ascii="Times New Roman" w:hAnsi="Times New Roman" w:eastAsia="FangSong" w:cs="Times New Roman"/>
+              </w:rPr>
+              <w:t xml:space="preserve">释放</w:t>
+            </w:r>
+            <w:r>
+              <w:rPr>
+                <w:rFonts w:ascii="Times New Roman" w:hAnsi="Times New Roman" w:eastAsia="Times New Roman" w:cs="Times New Roman"/>
+              </w:rPr>
+              <w:t xml:space="preserve"> </w:t>
+            </w:r>
+            <m:oMath>
+              <m:r>
+                <m:t>α</m:t>
+              </m:r>
+            </m:oMath>
+            <w:r>
+              <w:rPr>
+                <w:rFonts w:ascii="Times New Roman" w:hAnsi="Times New Roman" w:eastAsia="Times New Roman" w:cs="Times New Roman"/>
+              </w:rPr>
+              <w:t xml:space="preserve"> </w:t>
+            </w:r>
+            <w:r>
+              <w:rPr>
+                <w:rFonts w:hint="eastAsia" w:ascii="Times New Roman" w:hAnsi="Times New Roman" w:eastAsia="FangSong" w:cs="Times New Roman"/>
+              </w:rPr>
+              <w:t xml:space="preserve">粒子</w:t>
+            </w:r>
+          </w:p>
+        </w:tc>
+      </w:tr>
+    </w:tbl>
     <w:p>
       <w:pPr>
         <w:pStyle w:val="Compact"/>
@@ -31621,6 +32535,7 @@
           <w:ilvl w:val="0"/>
           <w:numId w:val="1035"/>
         </w:numPr>
+        <w:spacing w:before="120"/>
       </w:pPr>
       <w:r>
         <w:rPr>

--- a/06-学生侧材料/讲义/2-结构化学/第八讲原子结构（三）-超级充实融合版.docx
+++ b/06-学生侧材料/讲义/2-结构化学/第八讲原子结构（三）-超级充实融合版.docx
@@ -17,449 +17,583 @@
     </w:p>
     <w:p>
       <w:pPr>
-        <w:pStyle w:val="Compact"/>
-        <w:numPr>
-          <w:ilvl w:val="0"/>
-          <w:numId w:val="1001"/>
-        </w:numPr>
-      </w:pPr>
-      <w:r>
-        <w:rPr>
-          <w:rFonts w:hint="eastAsia" w:ascii="Times New Roman" w:hAnsi="Times New Roman" w:eastAsia="FangSong" w:cs="Times New Roman"/>
-        </w:rPr>
-        <w:t>能说出原子结构模型从</w:t>
-      </w:r>
-      <w:r>
-        <w:rPr>
-          <w:rFonts w:hint="eastAsia" w:ascii="Times New Roman" w:hAnsi="Times New Roman" w:eastAsia="Times New Roman" w:cs="Times New Roman"/>
-        </w:rPr>
-        <w:t>Dalton</w:t>
-      </w:r>
-      <w:r>
-        <w:rPr>
-          <w:rFonts w:hint="eastAsia" w:ascii="Times New Roman" w:hAnsi="Times New Roman" w:eastAsia="FangSong" w:cs="Times New Roman"/>
-        </w:rPr>
-        <w:t>到量子力学的五个关键发展节点及其实验依据</w:t>
+        <w:pStyle w:val="BlockText"/>
+        <w:spacing w:after="80"/>
+      </w:pPr>
+      <w:r>
+        <w:rPr>
+          <w:rFonts w:hint="eastAsia" w:ascii="Times New Roman" w:hAnsi="Times New Roman" w:eastAsia="FangSong" w:cs="Times New Roman"/>
+        </w:rPr>
+        <w:t>对齐考纲</w:t>
+      </w:r>
+      <w:r>
+        <w:rPr>
+          <w:rFonts w:hint="eastAsia" w:ascii="Times New Roman" w:hAnsi="Times New Roman" w:eastAsia="Times New Roman" w:cs="Times New Roman"/>
+        </w:rPr>
+        <w:t>：§09</w:t>
+      </w:r>
+      <w:r>
+        <w:rPr>
+          <w:rFonts w:ascii="Times New Roman" w:hAnsi="Times New Roman" w:eastAsia="Times New Roman" w:cs="Times New Roman"/>
+        </w:rPr>
+        <w:t xml:space="preserve"> </w:t>
+      </w:r>
+      <w:r>
+        <w:rPr>
+          <w:rFonts w:hint="eastAsia" w:ascii="Times New Roman" w:hAnsi="Times New Roman" w:eastAsia="FangSong" w:cs="Times New Roman"/>
+        </w:rPr>
+        <w:t xml:space="preserve">原子结构</w:t>
       </w:r>
     </w:p>
-    <w:p>
-      <w:pPr>
-        <w:pStyle w:val="Compact"/>
-        <w:numPr>
-          <w:ilvl w:val="0"/>
-          <w:numId w:val="1001"/>
-        </w:numPr>
-      </w:pPr>
-      <w:r>
-        <w:rPr>
-          <w:rFonts w:hint="eastAsia" w:ascii="Times New Roman" w:hAnsi="Times New Roman" w:eastAsia="FangSong" w:cs="Times New Roman"/>
-        </w:rPr>
-        <w:t>能复述</w:t>
-      </w:r>
-      <w:r>
-        <w:rPr>
-          <w:rFonts w:hint="eastAsia" w:ascii="Times New Roman" w:hAnsi="Times New Roman" w:eastAsia="Times New Roman" w:cs="Times New Roman"/>
-        </w:rPr>
-        <w:t>Bohr</w:t>
-      </w:r>
-      <w:r>
-        <w:rPr>
-          <w:rFonts w:hint="eastAsia" w:ascii="Times New Roman" w:hAnsi="Times New Roman" w:eastAsia="FangSong" w:cs="Times New Roman"/>
-        </w:rPr>
-        <w:t>模型三假设</w:t>
-      </w:r>
-      <w:r>
-        <w:rPr>
-          <w:rFonts w:hint="eastAsia" w:ascii="Times New Roman" w:hAnsi="Times New Roman" w:eastAsia="Times New Roman" w:cs="Times New Roman"/>
-        </w:rPr>
-        <w:t>，</w:t>
-      </w:r>
-      <w:r>
-        <w:rPr>
-          <w:rFonts w:hint="eastAsia" w:ascii="Times New Roman" w:hAnsi="Times New Roman" w:eastAsia="FangSong" w:cs="Times New Roman"/>
-        </w:rPr>
-        <w:t>用</w:t>
-      </w:r>
-      <w:r>
-        <w:rPr>
-          <w:rFonts w:hint="eastAsia" w:ascii="Times New Roman" w:hAnsi="Times New Roman" w:eastAsia="Times New Roman" w:cs="Times New Roman"/>
-        </w:rPr>
-        <w:t>Bohr</w:t>
-      </w:r>
-      <w:r>
-        <w:rPr>
-          <w:rFonts w:hint="eastAsia" w:ascii="Times New Roman" w:hAnsi="Times New Roman" w:eastAsia="FangSong" w:cs="Times New Roman"/>
-        </w:rPr>
-        <w:t>公式计算氢原子光谱</w:t>
-      </w:r>
-      <w:r>
-        <w:rPr>
-          <w:rFonts w:hint="eastAsia" w:ascii="Times New Roman" w:hAnsi="Times New Roman" w:eastAsia="Times New Roman" w:cs="Times New Roman"/>
-        </w:rPr>
-        <w:t>Balmer</w:t>
-      </w:r>
-      <w:r>
-        <w:rPr>
-          <w:rFonts w:hint="eastAsia" w:ascii="Times New Roman" w:hAnsi="Times New Roman" w:eastAsia="FangSong" w:cs="Times New Roman"/>
-        </w:rPr>
-        <w:t>系谱线波长</w:t>
-      </w:r>
-    </w:p>
-    <w:p>
-      <w:pPr>
-        <w:pStyle w:val="Compact"/>
-        <w:numPr>
-          <w:ilvl w:val="0"/>
-          <w:numId w:val="1001"/>
-        </w:numPr>
-      </w:pPr>
-      <w:r>
-        <w:rPr>
-          <w:rFonts w:hint="eastAsia" w:ascii="Times New Roman" w:hAnsi="Times New Roman" w:eastAsia="FangSong" w:cs="Times New Roman"/>
-        </w:rPr>
-        <w:t xml:space="preserve">能用德布罗意关系式</w:t>
-      </w:r>
-      <w:r>
-        <w:rPr>
-          <w:rFonts w:ascii="Times New Roman" w:hAnsi="Times New Roman" w:eastAsia="Times New Roman" w:cs="Times New Roman"/>
-        </w:rPr>
-        <w:t xml:space="preserve"> </w:t>
-      </w:r>
-      <m:oMath>
-        <m:r>
-          <m:t>λ</m:t>
-        </m:r>
-        <m:r>
-          <m:rPr>
-            <m:sty m:val="p"/>
-          </m:rPr>
-          <m:t>=</m:t>
-        </m:r>
-        <m:r>
-          <m:t>h</m:t>
-        </m:r>
-        <m:r>
-          <m:rPr>
-            <m:sty m:val="p"/>
-          </m:rPr>
-          <m:t>/</m:t>
-        </m:r>
-        <m:r>
-          <m:t>p</m:t>
-        </m:r>
-      </m:oMath>
-      <w:r>
-        <w:rPr>
-          <w:rFonts w:ascii="Times New Roman" w:hAnsi="Times New Roman" w:eastAsia="Times New Roman" w:cs="Times New Roman"/>
-        </w:rPr>
-        <w:t xml:space="preserve"> </w:t>
-      </w:r>
-      <w:r>
-        <w:rPr>
-          <w:rFonts w:hint="eastAsia" w:ascii="Times New Roman" w:hAnsi="Times New Roman" w:eastAsia="FangSong" w:cs="Times New Roman"/>
-        </w:rPr>
-        <w:t>计算实物粒子的波长</w:t>
-      </w:r>
-      <w:r>
-        <w:rPr>
-          <w:rFonts w:hint="eastAsia" w:ascii="Times New Roman" w:hAnsi="Times New Roman" w:eastAsia="Times New Roman" w:cs="Times New Roman"/>
-        </w:rPr>
-        <w:t>，</w:t>
-      </w:r>
-      <w:r>
-        <w:rPr>
-          <w:rFonts w:hint="eastAsia" w:ascii="Times New Roman" w:hAnsi="Times New Roman" w:eastAsia="FangSong" w:cs="Times New Roman"/>
-        </w:rPr>
-        <w:t>用测不准原理解释</w:t>
-      </w:r>
-      <w:r>
-        <w:rPr>
-          <w:rFonts w:hint="eastAsia" w:ascii="Times New Roman" w:hAnsi="Times New Roman" w:eastAsia="Times New Roman" w:cs="Times New Roman"/>
-        </w:rPr>
-        <w:t>”</w:t>
-      </w:r>
-      <w:r>
-        <w:rPr>
-          <w:rFonts w:hint="eastAsia" w:ascii="Times New Roman" w:hAnsi="Times New Roman" w:eastAsia="FangSong" w:cs="Times New Roman"/>
-        </w:rPr>
-        <w:t>轨道</w:t>
-      </w:r>
-      <w:r>
-        <w:rPr>
-          <w:rFonts w:hint="eastAsia" w:ascii="Times New Roman" w:hAnsi="Times New Roman" w:eastAsia="Times New Roman" w:cs="Times New Roman"/>
-        </w:rPr>
-        <w:t>”</w:t>
-      </w:r>
-      <w:r>
-        <w:rPr>
-          <w:rFonts w:hint="eastAsia" w:ascii="Times New Roman" w:hAnsi="Times New Roman" w:eastAsia="FangSong" w:cs="Times New Roman"/>
-        </w:rPr>
-        <w:t>概念的失效</w:t>
-      </w:r>
-    </w:p>
-    <w:p>
-      <w:pPr>
-        <w:pStyle w:val="Compact"/>
-        <w:numPr>
-          <w:ilvl w:val="0"/>
-          <w:numId w:val="1001"/>
-        </w:numPr>
-      </w:pPr>
-      <w:r>
-        <w:rPr>
-          <w:rFonts w:hint="eastAsia" w:ascii="Times New Roman" w:hAnsi="Times New Roman" w:eastAsia="FangSong" w:cs="Times New Roman"/>
-        </w:rPr>
-        <w:t>能用四个量子数描述电子运动状态</w:t>
-      </w:r>
-      <w:r>
-        <w:rPr>
-          <w:rFonts w:hint="eastAsia" w:ascii="Times New Roman" w:hAnsi="Times New Roman" w:eastAsia="Times New Roman" w:cs="Times New Roman"/>
-        </w:rPr>
-        <w:t>，</w:t>
-      </w:r>
-      <w:r>
-        <w:rPr>
-          <w:rFonts w:hint="eastAsia" w:ascii="Times New Roman" w:hAnsi="Times New Roman" w:eastAsia="FangSong" w:cs="Times New Roman"/>
-        </w:rPr>
-        <w:t>判断量子数组合法性</w:t>
-      </w:r>
-    </w:p>
-    <w:p>
-      <w:pPr>
-        <w:pStyle w:val="Compact"/>
-        <w:numPr>
-          <w:ilvl w:val="0"/>
-          <w:numId w:val="1001"/>
-        </w:numPr>
-      </w:pPr>
-      <w:r>
-        <w:rPr>
-          <w:rFonts w:hint="eastAsia" w:ascii="Times New Roman" w:hAnsi="Times New Roman" w:eastAsia="FangSong" w:cs="Times New Roman"/>
-        </w:rPr>
-        <w:t>能写出薛定谔方程的一般形式</w:t>
-      </w:r>
-      <w:r>
-        <w:rPr>
-          <w:rFonts w:hint="eastAsia" w:ascii="Times New Roman" w:hAnsi="Times New Roman" w:eastAsia="Times New Roman" w:cs="Times New Roman"/>
-        </w:rPr>
-        <w:t>（</w:t>
-      </w:r>
-      <w:r>
-        <w:rPr>
-          <w:rFonts w:hint="eastAsia" w:ascii="Times New Roman" w:hAnsi="Times New Roman" w:eastAsia="FangSong" w:cs="Times New Roman"/>
-        </w:rPr>
-        <w:t>直角坐标</w:t>
-      </w:r>
-      <w:r>
-        <w:rPr>
-          <w:rFonts w:hint="eastAsia" w:ascii="Times New Roman" w:hAnsi="Times New Roman" w:eastAsia="Times New Roman" w:cs="Times New Roman"/>
-        </w:rPr>
-        <w:t>），</w:t>
-      </w:r>
-      <w:r>
-        <w:rPr>
-          <w:rFonts w:hint="eastAsia" w:ascii="Times New Roman" w:hAnsi="Times New Roman" w:eastAsia="FangSong" w:cs="Times New Roman"/>
-        </w:rPr>
-        <w:t>理解波函数</w:t>
-      </w:r>
-      <w:r>
-        <w:rPr>
-          <w:rFonts w:ascii="Times New Roman" w:hAnsi="Times New Roman" w:eastAsia="Times New Roman" w:cs="Times New Roman"/>
-        </w:rPr>
-        <w:t xml:space="preserve"> </w:t>
-      </w:r>
-      <m:oMath>
-        <m:r>
-          <m:t>ψ</m:t>
-        </m:r>
-      </m:oMath>
-      <w:r>
-        <w:rPr>
-          <w:rFonts w:ascii="Times New Roman" w:hAnsi="Times New Roman" w:eastAsia="Times New Roman" w:cs="Times New Roman"/>
-        </w:rPr>
-        <w:t xml:space="preserve"> </w:t>
-      </w:r>
-      <w:r>
-        <w:rPr>
-          <w:rFonts w:hint="eastAsia" w:ascii="Times New Roman" w:hAnsi="Times New Roman" w:eastAsia="FangSong" w:cs="Times New Roman"/>
-        </w:rPr>
-        <w:t xml:space="preserve">的概率诠释</w:t>
-      </w:r>
-    </w:p>
-    <w:p>
-      <w:pPr>
-        <w:pStyle w:val="Compact"/>
-        <w:numPr>
-          <w:ilvl w:val="0"/>
-          <w:numId w:val="1001"/>
-        </w:numPr>
-      </w:pPr>
-      <w:r>
-        <w:rPr>
-          <w:rFonts w:hint="eastAsia" w:ascii="Times New Roman" w:hAnsi="Times New Roman" w:eastAsia="FangSong" w:cs="Times New Roman"/>
-        </w:rPr>
-        <w:t>能运用构造原理</w:t>
-      </w:r>
-      <w:r>
-        <w:rPr>
-          <w:rFonts w:hint="eastAsia" w:ascii="Times New Roman" w:hAnsi="Times New Roman" w:eastAsia="Times New Roman" w:cs="Times New Roman"/>
-        </w:rPr>
-        <w:t>、Pauli</w:t>
-      </w:r>
-      <w:r>
-        <w:rPr>
-          <w:rFonts w:hint="eastAsia" w:ascii="Times New Roman" w:hAnsi="Times New Roman" w:eastAsia="FangSong" w:cs="Times New Roman"/>
-        </w:rPr>
-        <w:t>不相容原理和</w:t>
-      </w:r>
-      <w:r>
-        <w:rPr>
-          <w:rFonts w:hint="eastAsia" w:ascii="Times New Roman" w:hAnsi="Times New Roman" w:eastAsia="Times New Roman" w:cs="Times New Roman"/>
-        </w:rPr>
-        <w:t>Hund</w:t>
-      </w:r>
-      <w:r>
-        <w:rPr>
-          <w:rFonts w:hint="eastAsia" w:ascii="Times New Roman" w:hAnsi="Times New Roman" w:eastAsia="FangSong" w:cs="Times New Roman"/>
-        </w:rPr>
-        <w:t>规则写出</w:t>
-      </w:r>
-      <w:r>
-        <w:rPr>
-          <w:rFonts w:hint="eastAsia" w:ascii="Times New Roman" w:hAnsi="Times New Roman" w:eastAsia="Times New Roman" w:cs="Times New Roman"/>
-        </w:rPr>
-        <w:t>Z≤36</w:t>
-      </w:r>
-      <w:r>
-        <w:rPr>
-          <w:rFonts w:hint="eastAsia" w:ascii="Times New Roman" w:hAnsi="Times New Roman" w:eastAsia="FangSong" w:cs="Times New Roman"/>
-        </w:rPr>
-        <w:t>元素及常见离子的基态电子排布</w:t>
-      </w:r>
-    </w:p>
-    <w:p>
-      <w:pPr>
-        <w:pStyle w:val="Compact"/>
-        <w:numPr>
-          <w:ilvl w:val="0"/>
-          <w:numId w:val="1001"/>
-        </w:numPr>
-      </w:pPr>
-      <w:r>
-        <w:rPr>
-          <w:rFonts w:hint="eastAsia" w:ascii="Times New Roman" w:hAnsi="Times New Roman" w:eastAsia="FangSong" w:cs="Times New Roman"/>
-        </w:rPr>
-        <w:t>能解释</w:t>
-      </w:r>
-      <w:r>
-        <w:rPr>
-          <w:rFonts w:hint="eastAsia" w:ascii="Times New Roman" w:hAnsi="Times New Roman" w:eastAsia="Times New Roman" w:cs="Times New Roman"/>
-        </w:rPr>
-        <w:t>Cr、Cu</w:t>
-      </w:r>
-      <w:r>
-        <w:rPr>
-          <w:rFonts w:hint="eastAsia" w:ascii="Times New Roman" w:hAnsi="Times New Roman" w:eastAsia="FangSong" w:cs="Times New Roman"/>
-        </w:rPr>
-        <w:t>等元素电子排布特例</w:t>
-      </w:r>
-      <w:r>
-        <w:rPr>
-          <w:rFonts w:hint="eastAsia" w:ascii="Times New Roman" w:hAnsi="Times New Roman" w:eastAsia="Times New Roman" w:cs="Times New Roman"/>
-        </w:rPr>
-        <w:t>（</w:t>
-      </w:r>
-      <w:r>
-        <w:rPr>
-          <w:rFonts w:hint="eastAsia" w:ascii="Times New Roman" w:hAnsi="Times New Roman" w:eastAsia="FangSong" w:cs="Times New Roman"/>
-        </w:rPr>
-        <w:t>半满</w:t>
-      </w:r>
-      <w:r>
-        <w:rPr>
-          <w:rFonts w:hint="eastAsia" w:ascii="Times New Roman" w:hAnsi="Times New Roman" w:eastAsia="Times New Roman" w:cs="Times New Roman"/>
-        </w:rPr>
-        <w:t>/</w:t>
-      </w:r>
-      <w:r>
-        <w:rPr>
-          <w:rFonts w:hint="eastAsia" w:ascii="Times New Roman" w:hAnsi="Times New Roman" w:eastAsia="FangSong" w:cs="Times New Roman"/>
-        </w:rPr>
-        <w:t>全满稳定化</w:t>
-      </w:r>
-      <w:r>
-        <w:rPr>
-          <w:rFonts w:hint="eastAsia" w:ascii="Times New Roman" w:hAnsi="Times New Roman" w:eastAsia="Times New Roman" w:cs="Times New Roman"/>
-        </w:rPr>
-        <w:t>）</w:t>
-      </w:r>
-    </w:p>
-    <w:p>
-      <w:pPr>
-        <w:pStyle w:val="Compact"/>
-        <w:numPr>
-          <w:ilvl w:val="0"/>
-          <w:numId w:val="1001"/>
-        </w:numPr>
-      </w:pPr>
-      <w:r>
-        <w:rPr>
-          <w:rFonts w:hint="eastAsia" w:ascii="Times New Roman" w:hAnsi="Times New Roman" w:eastAsia="FangSong" w:cs="Times New Roman"/>
-        </w:rPr>
-        <w:t xml:space="preserve">能区分离子失电子顺序与原子电子填充顺序的区别</w:t>
-      </w:r>
-    </w:p>
-    <w:p>
-      <w:pPr>
-        <w:pStyle w:val="Compact"/>
-        <w:numPr>
-          <w:ilvl w:val="0"/>
-          <w:numId w:val="1001"/>
-        </w:numPr>
-      </w:pPr>
-      <w:r>
-        <w:rPr>
-          <w:rFonts w:hint="eastAsia" w:ascii="Times New Roman" w:hAnsi="Times New Roman" w:eastAsia="FangSong" w:cs="Times New Roman"/>
-        </w:rPr>
-        <w:t>能写出</w:t>
-      </w:r>
-      <w:r>
-        <w:rPr>
-          <w:rFonts w:hint="eastAsia" w:ascii="Times New Roman" w:hAnsi="Times New Roman" w:eastAsia="Times New Roman" w:cs="Times New Roman"/>
-        </w:rPr>
-        <w:t>α/β/γ</w:t>
-      </w:r>
-      <w:r>
-        <w:rPr>
-          <w:rFonts w:hint="eastAsia" w:ascii="Times New Roman" w:hAnsi="Times New Roman" w:eastAsia="FangSong" w:cs="Times New Roman"/>
-        </w:rPr>
-        <w:t>三种衰变的核反应方程式</w:t>
-      </w:r>
-      <w:r>
-        <w:rPr>
-          <w:rFonts w:hint="eastAsia" w:ascii="Times New Roman" w:hAnsi="Times New Roman" w:eastAsia="Times New Roman" w:cs="Times New Roman"/>
-        </w:rPr>
-        <w:t>，</w:t>
-      </w:r>
-      <w:r>
-        <w:rPr>
-          <w:rFonts w:hint="eastAsia" w:ascii="Times New Roman" w:hAnsi="Times New Roman" w:eastAsia="FangSong" w:cs="Times New Roman"/>
-        </w:rPr>
-        <w:t>运用质量数</w:t>
-      </w:r>
-      <w:r>
-        <w:rPr>
-          <w:rFonts w:hint="eastAsia" w:ascii="Times New Roman" w:hAnsi="Times New Roman" w:eastAsia="Times New Roman" w:cs="Times New Roman"/>
-        </w:rPr>
-        <w:t>+</w:t>
-      </w:r>
-      <w:r>
-        <w:rPr>
-          <w:rFonts w:hint="eastAsia" w:ascii="Times New Roman" w:hAnsi="Times New Roman" w:eastAsia="FangSong" w:cs="Times New Roman"/>
-        </w:rPr>
-        <w:t>电荷数守恒</w:t>
-      </w:r>
-    </w:p>
+    <w:tbl>
+      <w:tblPr>
+        <w:tblStyle w:val="Table"/>
+        <w:tblW w:type="pct" w:w="5000"/>
+        <w:tblLayout w:type="fixed"/>
+        <w:tblLook w:firstRow="1" w:lastRow="0" w:firstColumn="0" w:lastColumn="0" w:noHBand="0" w:noVBand="0" w:val="0020"/>
+      </w:tblPr>
+      <w:tblGrid>
+        <w:gridCol w:w="3960"/>
+        <w:gridCol w:w="3960"/>
+      </w:tblGrid>
+      <w:tr>
+        <w:trPr>
+          <w:tblHeader w:val="on"/>
+        </w:trPr>
+        <w:tc>
+          <w:tcPr/>
+          <w:p>
+            <w:pPr>
+              <w:pStyle w:val="Compact"/>
+              <w:jc w:val="center"/>
+            </w:pPr>
+            <w:r>
+              <w:rPr>
+                <w:rFonts w:hint="eastAsia" w:ascii="Times New Roman" w:hAnsi="Times New Roman" w:eastAsia="SimHei" w:cs="Times New Roman"/>
+                <w:b/>
+              </w:rPr>
+              <w:t xml:space="preserve">考纲条目</w:t>
+            </w:r>
+          </w:p>
+        </w:tc>
+        <w:tc>
+          <w:tcPr/>
+          <w:p>
+            <w:pPr>
+              <w:pStyle w:val="Compact"/>
+              <w:jc w:val="center"/>
+            </w:pPr>
+            <w:r>
+              <w:rPr>
+                <w:rFonts w:hint="eastAsia" w:ascii="Times New Roman" w:hAnsi="Times New Roman" w:eastAsia="SimHei" w:cs="Times New Roman"/>
+                <w:b/>
+              </w:rPr>
+              <w:t xml:space="preserve">学完本讲你应能</w:t>
+            </w:r>
+          </w:p>
+        </w:tc>
+      </w:tr>
+      <w:tr>
+        <w:tc>
+          <w:tcPr/>
+          <w:p>
+            <w:pPr>
+              <w:pStyle w:val="Compact"/>
+              <w:jc w:val="center"/>
+            </w:pPr>
+            <w:r>
+              <w:rPr>
+                <w:rFonts w:ascii="Times New Roman" w:hAnsi="Times New Roman" w:eastAsia="Times New Roman" w:cs="Times New Roman"/>
+              </w:rPr>
+              <w:t xml:space="preserve">§09 </w:t>
+            </w:r>
+            <w:r>
+              <w:rPr>
+                <w:rFonts w:hint="eastAsia" w:ascii="Times New Roman" w:hAnsi="Times New Roman" w:eastAsia="FangSong" w:cs="Times New Roman"/>
+              </w:rPr>
+              <w:t xml:space="preserve">原子结构</w:t>
+            </w:r>
+            <w:r>
+              <w:rPr>
+                <w:rFonts w:ascii="Times New Roman" w:hAnsi="Times New Roman" w:eastAsia="Times New Roman" w:cs="Times New Roman"/>
+              </w:rPr>
+              <w:t xml:space="preserve"> · </w:t>
+            </w:r>
+            <w:r>
+              <w:rPr>
+                <w:rFonts w:hint="eastAsia" w:ascii="Times New Roman" w:hAnsi="Times New Roman" w:eastAsia="FangSong" w:cs="Times New Roman"/>
+              </w:rPr>
+              <w:t xml:space="preserve">模型与量子基础</w:t>
+            </w:r>
+          </w:p>
+        </w:tc>
+        <w:tc>
+          <w:tcPr/>
+          <w:p>
+            <w:pPr>
+              <w:pStyle w:val="Compact"/>
+              <w:jc w:val="center"/>
+            </w:pPr>
+            <w:r>
+              <w:rPr>
+                <w:rFonts w:hint="eastAsia" w:ascii="Times New Roman" w:hAnsi="Times New Roman" w:eastAsia="FangSong" w:cs="Times New Roman"/>
+              </w:rPr>
+              <w:t>能说出原子结构模型从</w:t>
+            </w:r>
+            <w:r>
+              <w:rPr>
+                <w:rFonts w:hint="eastAsia" w:ascii="Times New Roman" w:hAnsi="Times New Roman" w:eastAsia="Times New Roman" w:cs="Times New Roman"/>
+              </w:rPr>
+              <w:t>Dalton</w:t>
+            </w:r>
+            <w:r>
+              <w:rPr>
+                <w:rFonts w:hint="eastAsia" w:ascii="Times New Roman" w:hAnsi="Times New Roman" w:eastAsia="FangSong" w:cs="Times New Roman"/>
+              </w:rPr>
+              <w:t>到量子力学的五个关键发展节点及其实验依据</w:t>
+            </w:r>
+            <w:r>
+              <w:rPr>
+                <w:rFonts w:hint="eastAsia" w:ascii="Times New Roman" w:hAnsi="Times New Roman" w:eastAsia="Times New Roman" w:cs="Times New Roman"/>
+              </w:rPr>
+              <w:t>；</w:t>
+            </w:r>
+            <w:r>
+              <w:rPr>
+                <w:rFonts w:hint="eastAsia" w:ascii="Times New Roman" w:hAnsi="Times New Roman" w:eastAsia="FangSong" w:cs="Times New Roman"/>
+              </w:rPr>
+              <w:t>能复述</w:t>
+            </w:r>
+            <w:r>
+              <w:rPr>
+                <w:rFonts w:hint="eastAsia" w:ascii="Times New Roman" w:hAnsi="Times New Roman" w:eastAsia="Times New Roman" w:cs="Times New Roman"/>
+              </w:rPr>
+              <w:t>Bohr</w:t>
+            </w:r>
+            <w:r>
+              <w:rPr>
+                <w:rFonts w:hint="eastAsia" w:ascii="Times New Roman" w:hAnsi="Times New Roman" w:eastAsia="FangSong" w:cs="Times New Roman"/>
+              </w:rPr>
+              <w:t>模型三假设</w:t>
+            </w:r>
+            <w:r>
+              <w:rPr>
+                <w:rFonts w:hint="eastAsia" w:ascii="Times New Roman" w:hAnsi="Times New Roman" w:eastAsia="Times New Roman" w:cs="Times New Roman"/>
+              </w:rPr>
+              <w:t>，</w:t>
+            </w:r>
+            <w:r>
+              <w:rPr>
+                <w:rFonts w:hint="eastAsia" w:ascii="Times New Roman" w:hAnsi="Times New Roman" w:eastAsia="FangSong" w:cs="Times New Roman"/>
+              </w:rPr>
+              <w:t>用</w:t>
+            </w:r>
+            <w:r>
+              <w:rPr>
+                <w:rFonts w:hint="eastAsia" w:ascii="Times New Roman" w:hAnsi="Times New Roman" w:eastAsia="Times New Roman" w:cs="Times New Roman"/>
+              </w:rPr>
+              <w:t>Bohr</w:t>
+            </w:r>
+            <w:r>
+              <w:rPr>
+                <w:rFonts w:hint="eastAsia" w:ascii="Times New Roman" w:hAnsi="Times New Roman" w:eastAsia="FangSong" w:cs="Times New Roman"/>
+              </w:rPr>
+              <w:t>公式计算氢原子光谱</w:t>
+            </w:r>
+            <w:r>
+              <w:rPr>
+                <w:rFonts w:hint="eastAsia" w:ascii="Times New Roman" w:hAnsi="Times New Roman" w:eastAsia="Times New Roman" w:cs="Times New Roman"/>
+              </w:rPr>
+              <w:t>Balmer</w:t>
+            </w:r>
+            <w:r>
+              <w:rPr>
+                <w:rFonts w:hint="eastAsia" w:ascii="Times New Roman" w:hAnsi="Times New Roman" w:eastAsia="FangSong" w:cs="Times New Roman"/>
+              </w:rPr>
+              <w:t>系谱线波长</w:t>
+            </w:r>
+            <w:r>
+              <w:rPr>
+                <w:rFonts w:hint="eastAsia" w:ascii="Times New Roman" w:hAnsi="Times New Roman" w:eastAsia="Times New Roman" w:cs="Times New Roman"/>
+              </w:rPr>
+              <w:t>；</w:t>
+            </w:r>
+            <w:r>
+              <w:rPr>
+                <w:rFonts w:hint="eastAsia" w:ascii="Times New Roman" w:hAnsi="Times New Roman" w:eastAsia="FangSong" w:cs="Times New Roman"/>
+              </w:rPr>
+              <w:t>能用德布罗意关系式</w:t>
+            </w:r>
+            <w:r>
+              <w:rPr>
+                <w:rFonts w:ascii="Times New Roman" w:hAnsi="Times New Roman" w:eastAsia="Times New Roman" w:cs="Times New Roman"/>
+              </w:rPr>
+              <w:t xml:space="preserve"> </w:t>
+            </w:r>
+            <m:oMath>
+              <m:r>
+                <m:t>λ</m:t>
+              </m:r>
+              <m:r>
+                <m:rPr>
+                  <m:sty m:val="p"/>
+                </m:rPr>
+                <m:t>=</m:t>
+              </m:r>
+              <m:r>
+                <m:t>h</m:t>
+              </m:r>
+              <m:r>
+                <m:rPr>
+                  <m:sty m:val="p"/>
+                </m:rPr>
+                <m:t>/</m:t>
+              </m:r>
+              <m:r>
+                <m:t>p</m:t>
+              </m:r>
+            </m:oMath>
+            <w:r>
+              <w:rPr>
+                <w:rFonts w:ascii="Times New Roman" w:hAnsi="Times New Roman" w:eastAsia="Times New Roman" w:cs="Times New Roman"/>
+              </w:rPr>
+              <w:t xml:space="preserve"> </w:t>
+            </w:r>
+            <w:r>
+              <w:rPr>
+                <w:rFonts w:hint="eastAsia" w:ascii="Times New Roman" w:hAnsi="Times New Roman" w:eastAsia="FangSong" w:cs="Times New Roman"/>
+              </w:rPr>
+              <w:t>计算实物粒子的波长</w:t>
+            </w:r>
+            <w:r>
+              <w:rPr>
+                <w:rFonts w:hint="eastAsia" w:ascii="Times New Roman" w:hAnsi="Times New Roman" w:eastAsia="Times New Roman" w:cs="Times New Roman"/>
+              </w:rPr>
+              <w:t>，</w:t>
+            </w:r>
+            <w:r>
+              <w:rPr>
+                <w:rFonts w:hint="eastAsia" w:ascii="Times New Roman" w:hAnsi="Times New Roman" w:eastAsia="FangSong" w:cs="Times New Roman"/>
+              </w:rPr>
+              <w:t>用测不准原理解释</w:t>
+            </w:r>
+            <w:r>
+              <w:rPr>
+                <w:rFonts w:hint="eastAsia" w:ascii="Times New Roman" w:hAnsi="Times New Roman" w:eastAsia="Times New Roman" w:cs="Times New Roman"/>
+              </w:rPr>
+              <w:t>”</w:t>
+            </w:r>
+            <w:r>
+              <w:rPr>
+                <w:rFonts w:hint="eastAsia" w:ascii="Times New Roman" w:hAnsi="Times New Roman" w:eastAsia="FangSong" w:cs="Times New Roman"/>
+              </w:rPr>
+              <w:t>轨道</w:t>
+            </w:r>
+            <w:r>
+              <w:rPr>
+                <w:rFonts w:hint="eastAsia" w:ascii="Times New Roman" w:hAnsi="Times New Roman" w:eastAsia="Times New Roman" w:cs="Times New Roman"/>
+              </w:rPr>
+              <w:t>”</w:t>
+            </w:r>
+            <w:r>
+              <w:rPr>
+                <w:rFonts w:hint="eastAsia" w:ascii="Times New Roman" w:hAnsi="Times New Roman" w:eastAsia="FangSong" w:cs="Times New Roman"/>
+              </w:rPr>
+              <w:t>概念的失效</w:t>
+            </w:r>
+            <w:r>
+              <w:rPr>
+                <w:rFonts w:hint="eastAsia" w:ascii="Times New Roman" w:hAnsi="Times New Roman" w:eastAsia="Times New Roman" w:cs="Times New Roman"/>
+              </w:rPr>
+              <w:t>；</w:t>
+            </w:r>
+            <w:r>
+              <w:rPr>
+                <w:rFonts w:hint="eastAsia" w:ascii="Times New Roman" w:hAnsi="Times New Roman" w:eastAsia="FangSong" w:cs="Times New Roman"/>
+              </w:rPr>
+              <w:t>能用四个量子数描述电子运动状态</w:t>
+            </w:r>
+            <w:r>
+              <w:rPr>
+                <w:rFonts w:hint="eastAsia" w:ascii="Times New Roman" w:hAnsi="Times New Roman" w:eastAsia="Times New Roman" w:cs="Times New Roman"/>
+              </w:rPr>
+              <w:t>，</w:t>
+            </w:r>
+            <w:r>
+              <w:rPr>
+                <w:rFonts w:hint="eastAsia" w:ascii="Times New Roman" w:hAnsi="Times New Roman" w:eastAsia="FangSong" w:cs="Times New Roman"/>
+              </w:rPr>
+              <w:t>判断量子数组合法性</w:t>
+            </w:r>
+            <w:r>
+              <w:rPr>
+                <w:rFonts w:hint="eastAsia" w:ascii="Times New Roman" w:hAnsi="Times New Roman" w:eastAsia="Times New Roman" w:cs="Times New Roman"/>
+              </w:rPr>
+              <w:t>；</w:t>
+            </w:r>
+            <w:r>
+              <w:rPr>
+                <w:rFonts w:hint="eastAsia" w:ascii="Times New Roman" w:hAnsi="Times New Roman" w:eastAsia="FangSong" w:cs="Times New Roman"/>
+              </w:rPr>
+              <w:t>能写出薛定谔方程的一般形式</w:t>
+            </w:r>
+            <w:r>
+              <w:rPr>
+                <w:rFonts w:hint="eastAsia" w:ascii="Times New Roman" w:hAnsi="Times New Roman" w:eastAsia="Times New Roman" w:cs="Times New Roman"/>
+              </w:rPr>
+              <w:t>（</w:t>
+            </w:r>
+            <w:r>
+              <w:rPr>
+                <w:rFonts w:hint="eastAsia" w:ascii="Times New Roman" w:hAnsi="Times New Roman" w:eastAsia="FangSong" w:cs="Times New Roman"/>
+              </w:rPr>
+              <w:t>直角坐标</w:t>
+            </w:r>
+            <w:r>
+              <w:rPr>
+                <w:rFonts w:hint="eastAsia" w:ascii="Times New Roman" w:hAnsi="Times New Roman" w:eastAsia="Times New Roman" w:cs="Times New Roman"/>
+              </w:rPr>
+              <w:t>），</w:t>
+            </w:r>
+            <w:r>
+              <w:rPr>
+                <w:rFonts w:hint="eastAsia" w:ascii="Times New Roman" w:hAnsi="Times New Roman" w:eastAsia="FangSong" w:cs="Times New Roman"/>
+              </w:rPr>
+              <w:t>理解波函数</w:t>
+            </w:r>
+            <w:r>
+              <w:rPr>
+                <w:rFonts w:ascii="Times New Roman" w:hAnsi="Times New Roman" w:eastAsia="Times New Roman" w:cs="Times New Roman"/>
+              </w:rPr>
+              <w:t xml:space="preserve"> </w:t>
+            </w:r>
+            <m:oMath>
+              <m:r>
+                <m:t>ψ</m:t>
+              </m:r>
+            </m:oMath>
+            <w:r>
+              <w:rPr>
+                <w:rFonts w:ascii="Times New Roman" w:hAnsi="Times New Roman" w:eastAsia="Times New Roman" w:cs="Times New Roman"/>
+              </w:rPr>
+              <w:t xml:space="preserve"> </w:t>
+            </w:r>
+            <w:r>
+              <w:rPr>
+                <w:rFonts w:hint="eastAsia" w:ascii="Times New Roman" w:hAnsi="Times New Roman" w:eastAsia="FangSong" w:cs="Times New Roman"/>
+              </w:rPr>
+              <w:t xml:space="preserve">的概率诠释</w:t>
+            </w:r>
+          </w:p>
+        </w:tc>
+      </w:tr>
+      <w:tr>
+        <w:tc>
+          <w:tcPr/>
+          <w:p>
+            <w:pPr>
+              <w:pStyle w:val="Compact"/>
+              <w:jc w:val="center"/>
+            </w:pPr>
+            <w:r>
+              <w:rPr>
+                <w:rFonts w:ascii="Times New Roman" w:hAnsi="Times New Roman" w:eastAsia="Times New Roman" w:cs="Times New Roman"/>
+              </w:rPr>
+              <w:t xml:space="preserve">§09 </w:t>
+            </w:r>
+            <w:r>
+              <w:rPr>
+                <w:rFonts w:hint="eastAsia" w:ascii="Times New Roman" w:hAnsi="Times New Roman" w:eastAsia="FangSong" w:cs="Times New Roman"/>
+              </w:rPr>
+              <w:t xml:space="preserve">原子结构</w:t>
+            </w:r>
+            <w:r>
+              <w:rPr>
+                <w:rFonts w:ascii="Times New Roman" w:hAnsi="Times New Roman" w:eastAsia="Times New Roman" w:cs="Times New Roman"/>
+              </w:rPr>
+              <w:t xml:space="preserve"> · </w:t>
+            </w:r>
+            <w:r>
+              <w:rPr>
+                <w:rFonts w:hint="eastAsia" w:ascii="Times New Roman" w:hAnsi="Times New Roman" w:eastAsia="FangSong" w:cs="Times New Roman"/>
+              </w:rPr>
+              <w:t>排布</w:t>
+            </w:r>
+            <w:r>
+              <w:rPr>
+                <w:rFonts w:hint="eastAsia" w:ascii="Times New Roman" w:hAnsi="Times New Roman" w:eastAsia="Times New Roman" w:cs="Times New Roman"/>
+              </w:rPr>
+              <w:t>、</w:t>
+            </w:r>
+            <w:r>
+              <w:rPr>
+                <w:rFonts w:hint="eastAsia" w:ascii="Times New Roman" w:hAnsi="Times New Roman" w:eastAsia="FangSong" w:cs="Times New Roman"/>
+              </w:rPr>
+              <w:t>特例与核化学</w:t>
+            </w:r>
+          </w:p>
+        </w:tc>
+        <w:tc>
+          <w:tcPr/>
+          <w:p>
+            <w:pPr>
+              <w:pStyle w:val="Compact"/>
+              <w:jc w:val="center"/>
+            </w:pPr>
+            <w:r>
+              <w:rPr>
+                <w:rFonts w:hint="eastAsia" w:ascii="Times New Roman" w:hAnsi="Times New Roman" w:eastAsia="FangSong" w:cs="Times New Roman"/>
+              </w:rPr>
+              <w:t>能运用构造原理</w:t>
+            </w:r>
+            <w:r>
+              <w:rPr>
+                <w:rFonts w:hint="eastAsia" w:ascii="Times New Roman" w:hAnsi="Times New Roman" w:eastAsia="Times New Roman" w:cs="Times New Roman"/>
+              </w:rPr>
+              <w:t>、Pauli</w:t>
+            </w:r>
+            <w:r>
+              <w:rPr>
+                <w:rFonts w:hint="eastAsia" w:ascii="Times New Roman" w:hAnsi="Times New Roman" w:eastAsia="FangSong" w:cs="Times New Roman"/>
+              </w:rPr>
+              <w:t>不相容原理和</w:t>
+            </w:r>
+            <w:r>
+              <w:rPr>
+                <w:rFonts w:hint="eastAsia" w:ascii="Times New Roman" w:hAnsi="Times New Roman" w:eastAsia="Times New Roman" w:cs="Times New Roman"/>
+              </w:rPr>
+              <w:t>Hund</w:t>
+            </w:r>
+            <w:r>
+              <w:rPr>
+                <w:rFonts w:hint="eastAsia" w:ascii="Times New Roman" w:hAnsi="Times New Roman" w:eastAsia="FangSong" w:cs="Times New Roman"/>
+              </w:rPr>
+              <w:t>规则写出</w:t>
+            </w:r>
+            <w:r>
+              <w:rPr>
+                <w:rFonts w:hint="eastAsia" w:ascii="Times New Roman" w:hAnsi="Times New Roman" w:eastAsia="Times New Roman" w:cs="Times New Roman"/>
+              </w:rPr>
+              <w:t>Z≤36</w:t>
+            </w:r>
+            <w:r>
+              <w:rPr>
+                <w:rFonts w:hint="eastAsia" w:ascii="Times New Roman" w:hAnsi="Times New Roman" w:eastAsia="FangSong" w:cs="Times New Roman"/>
+              </w:rPr>
+              <w:t>元素及常见离子的基态电子排布</w:t>
+            </w:r>
+            <w:r>
+              <w:rPr>
+                <w:rFonts w:hint="eastAsia" w:ascii="Times New Roman" w:hAnsi="Times New Roman" w:eastAsia="Times New Roman" w:cs="Times New Roman"/>
+              </w:rPr>
+              <w:t>；</w:t>
+            </w:r>
+            <w:r>
+              <w:rPr>
+                <w:rFonts w:hint="eastAsia" w:ascii="Times New Roman" w:hAnsi="Times New Roman" w:eastAsia="FangSong" w:cs="Times New Roman"/>
+              </w:rPr>
+              <w:t>能解释</w:t>
+            </w:r>
+            <w:r>
+              <w:rPr>
+                <w:rFonts w:hint="eastAsia" w:ascii="Times New Roman" w:hAnsi="Times New Roman" w:eastAsia="Times New Roman" w:cs="Times New Roman"/>
+              </w:rPr>
+              <w:t>Cr、Cu</w:t>
+            </w:r>
+            <w:r>
+              <w:rPr>
+                <w:rFonts w:hint="eastAsia" w:ascii="Times New Roman" w:hAnsi="Times New Roman" w:eastAsia="FangSong" w:cs="Times New Roman"/>
+              </w:rPr>
+              <w:t>等元素电子排布特例</w:t>
+            </w:r>
+            <w:r>
+              <w:rPr>
+                <w:rFonts w:hint="eastAsia" w:ascii="Times New Roman" w:hAnsi="Times New Roman" w:eastAsia="Times New Roman" w:cs="Times New Roman"/>
+              </w:rPr>
+              <w:t>（</w:t>
+            </w:r>
+            <w:r>
+              <w:rPr>
+                <w:rFonts w:hint="eastAsia" w:ascii="Times New Roman" w:hAnsi="Times New Roman" w:eastAsia="FangSong" w:cs="Times New Roman"/>
+              </w:rPr>
+              <w:t>半满</w:t>
+            </w:r>
+            <w:r>
+              <w:rPr>
+                <w:rFonts w:hint="eastAsia" w:ascii="Times New Roman" w:hAnsi="Times New Roman" w:eastAsia="Times New Roman" w:cs="Times New Roman"/>
+              </w:rPr>
+              <w:t>/</w:t>
+            </w:r>
+            <w:r>
+              <w:rPr>
+                <w:rFonts w:hint="eastAsia" w:ascii="Times New Roman" w:hAnsi="Times New Roman" w:eastAsia="FangSong" w:cs="Times New Roman"/>
+              </w:rPr>
+              <w:t>全满稳定化</w:t>
+            </w:r>
+            <w:r>
+              <w:rPr>
+                <w:rFonts w:hint="eastAsia" w:ascii="Times New Roman" w:hAnsi="Times New Roman" w:eastAsia="Times New Roman" w:cs="Times New Roman"/>
+              </w:rPr>
+              <w:t>）；</w:t>
+            </w:r>
+            <w:r>
+              <w:rPr>
+                <w:rFonts w:hint="eastAsia" w:ascii="Times New Roman" w:hAnsi="Times New Roman" w:eastAsia="FangSong" w:cs="Times New Roman"/>
+              </w:rPr>
+              <w:t>能区分离子失电子顺序与原子电子填充顺序的区别</w:t>
+            </w:r>
+            <w:r>
+              <w:rPr>
+                <w:rFonts w:hint="eastAsia" w:ascii="Times New Roman" w:hAnsi="Times New Roman" w:eastAsia="Times New Roman" w:cs="Times New Roman"/>
+              </w:rPr>
+              <w:t>；</w:t>
+            </w:r>
+            <w:r>
+              <w:rPr>
+                <w:rFonts w:hint="eastAsia" w:ascii="Times New Roman" w:hAnsi="Times New Roman" w:eastAsia="FangSong" w:cs="Times New Roman"/>
+              </w:rPr>
+              <w:t>能写出</w:t>
+            </w:r>
+            <w:r>
+              <w:rPr>
+                <w:rFonts w:hint="eastAsia" w:ascii="Times New Roman" w:hAnsi="Times New Roman" w:eastAsia="Times New Roman" w:cs="Times New Roman"/>
+              </w:rPr>
+              <w:t>α/β/γ</w:t>
+            </w:r>
+            <w:r>
+              <w:rPr>
+                <w:rFonts w:hint="eastAsia" w:ascii="Times New Roman" w:hAnsi="Times New Roman" w:eastAsia="FangSong" w:cs="Times New Roman"/>
+              </w:rPr>
+              <w:t>三种衰变的核反应方程式</w:t>
+            </w:r>
+            <w:r>
+              <w:rPr>
+                <w:rFonts w:hint="eastAsia" w:ascii="Times New Roman" w:hAnsi="Times New Roman" w:eastAsia="Times New Roman" w:cs="Times New Roman"/>
+              </w:rPr>
+              <w:t>，</w:t>
+            </w:r>
+            <w:r>
+              <w:rPr>
+                <w:rFonts w:hint="eastAsia" w:ascii="Times New Roman" w:hAnsi="Times New Roman" w:eastAsia="FangSong" w:cs="Times New Roman"/>
+              </w:rPr>
+              <w:t>运用质量数</w:t>
+            </w:r>
+            <w:r>
+              <w:rPr>
+                <w:rFonts w:hint="eastAsia" w:ascii="Times New Roman" w:hAnsi="Times New Roman" w:eastAsia="Times New Roman" w:cs="Times New Roman"/>
+              </w:rPr>
+              <w:t>+</w:t>
+            </w:r>
+            <w:r>
+              <w:rPr>
+                <w:rFonts w:hint="eastAsia" w:ascii="Times New Roman" w:hAnsi="Times New Roman" w:eastAsia="FangSong" w:cs="Times New Roman"/>
+              </w:rPr>
+              <w:t>电荷数守恒</w:t>
+            </w:r>
+          </w:p>
+        </w:tc>
+      </w:tr>
+    </w:tbl>
     <w:p>
       <w:pPr>
         <w:spacing w:before="160" w:after="80"/>
@@ -1670,7 +1804,7 @@
         <w:pStyle w:val="Compact"/>
         <w:numPr>
           <w:ilvl w:val="0"/>
-          <w:numId w:val="1002"/>
+          <w:numId w:val="1001"/>
         </w:numPr>
       </w:pPr>
       <w:r>
@@ -2663,7 +2797,7 @@
       <w:pPr>
         <w:numPr>
           <w:ilvl w:val="0"/>
-          <w:numId w:val="1003"/>
+          <w:numId w:val="1002"/>
         </w:numPr>
       </w:pPr>
       <w:r>
@@ -2741,6 +2875,249 @@
     </w:p>
     <w:p>
       <w:pPr>
+        <w:numPr>
+          <w:ilvl w:val="0"/>
+          <w:numId w:val="1002"/>
+        </w:numPr>
+      </w:pPr>
+      <w:r>
+        <w:rPr>
+          <w:rFonts w:hint="eastAsia" w:ascii="Times New Roman" w:hAnsi="Times New Roman" w:eastAsia="FangSong" w:cs="Times New Roman"/>
+        </w:rPr>
+        <w:t>原子核所带的正电荷总量与核外电子的负电荷总量相等</w:t>
+      </w:r>
+      <w:r>
+        <w:rPr>
+          <w:rFonts w:hint="eastAsia" w:ascii="Times New Roman" w:hAnsi="Times New Roman" w:eastAsia="Times New Roman" w:cs="Times New Roman"/>
+        </w:rPr>
+        <w:t>,</w:t>
+      </w:r>
+      <w:r>
+        <w:rPr>
+          <w:rFonts w:ascii="Times New Roman" w:hAnsi="Times New Roman" w:eastAsia="Times New Roman" w:cs="Times New Roman"/>
+        </w:rPr>
+        <w:t xml:space="preserve"> </w:t>
+      </w:r>
+      <w:r>
+        <w:rPr>
+          <w:rFonts w:hint="eastAsia" w:ascii="Times New Roman" w:hAnsi="Times New Roman" w:eastAsia="FangSong" w:cs="Times New Roman"/>
+        </w:rPr>
+        <w:t>原子呈</w:t>
+      </w:r>
+      <w:r>
+        <w:rPr>
+          <w:rFonts w:hint="eastAsia" w:ascii="Times New Roman" w:hAnsi="Times New Roman" w:eastAsia="Times New Roman" w:cs="Times New Roman"/>
+        </w:rPr>
+        <w:t>____</w:t>
+      </w:r>
+      <w:r>
+        <w:rPr>
+          <w:rFonts w:hint="eastAsia" w:ascii="Times New Roman" w:hAnsi="Times New Roman" w:eastAsia="FangSong" w:cs="Times New Roman"/>
+        </w:rPr>
+        <w:t>性</w:t>
+      </w:r>
+      <w:r>
+        <w:rPr>
+          <w:rFonts w:hint="eastAsia" w:ascii="Times New Roman" w:hAnsi="Times New Roman" w:eastAsia="Times New Roman" w:cs="Times New Roman"/>
+        </w:rPr>
+        <w:t>。</w:t>
+      </w:r>
+    </w:p>
+    <w:p>
+      <w:pPr>
+        <w:pStyle w:val="FirstParagraph"/>
+      </w:pPr>
+      <w:r>
+        <w:rPr>
+          <w:rFonts w:hint="eastAsia" w:ascii="Times New Roman" w:hAnsi="Times New Roman" w:eastAsia="FangSong" w:cs="Times New Roman"/>
+          <w:b/>
+          <w:bCs/>
+        </w:rPr>
+        <w:t xml:space="preserve">深层理解</w:t>
+      </w:r>
+      <w:r>
+        <w:rPr>
+          <w:rFonts w:hint="eastAsia" w:ascii="Times New Roman" w:hAnsi="Times New Roman" w:eastAsia="Times New Roman" w:cs="Times New Roman"/>
+        </w:rPr>
+        <w:t>：</w:t>
+      </w:r>
+      <w:r>
+        <w:rPr>
+          <w:rFonts w:hint="eastAsia" w:ascii="Times New Roman" w:hAnsi="Times New Roman" w:eastAsia="FangSong" w:cs="Times New Roman"/>
+        </w:rPr>
+        <w:t>经典电磁学预言原子光谱是</w:t>
+      </w:r>
+      <w:r>
+        <w:rPr>
+          <w:rFonts w:hint="eastAsia" w:ascii="Times New Roman" w:hAnsi="Times New Roman" w:eastAsia="FangSong" w:cs="Times New Roman"/>
+          <w:b/>
+          <w:bCs/>
+        </w:rPr>
+        <w:t xml:space="preserve">连续谱</w:t>
+      </w:r>
+      <w:r>
+        <w:rPr>
+          <w:rFonts w:hint="eastAsia" w:ascii="Times New Roman" w:hAnsi="Times New Roman" w:eastAsia="Times New Roman" w:cs="Times New Roman"/>
+        </w:rPr>
+        <w:t>，</w:t>
+      </w:r>
+      <w:r>
+        <w:rPr>
+          <w:rFonts w:hint="eastAsia" w:ascii="Times New Roman" w:hAnsi="Times New Roman" w:eastAsia="FangSong" w:cs="Times New Roman"/>
+        </w:rPr>
+        <w:t>但实验观测到的氢原子光谱是</w:t>
+      </w:r>
+      <w:r>
+        <w:rPr>
+          <w:rFonts w:hint="eastAsia" w:ascii="Times New Roman" w:hAnsi="Times New Roman" w:eastAsia="FangSong" w:cs="Times New Roman"/>
+          <w:b/>
+          <w:bCs/>
+        </w:rPr>
+        <w:t xml:space="preserve">线状的</w:t>
+      </w:r>
+      <w:r>
+        <w:rPr>
+          <w:rFonts w:hint="eastAsia" w:ascii="Times New Roman" w:hAnsi="Times New Roman" w:eastAsia="Times New Roman" w:cs="Times New Roman"/>
+        </w:rPr>
+        <w:t>——</w:t>
+      </w:r>
+      <w:r>
+        <w:rPr>
+          <w:rFonts w:hint="eastAsia" w:ascii="Times New Roman" w:hAnsi="Times New Roman" w:eastAsia="FangSong" w:cs="Times New Roman"/>
+        </w:rPr>
+        <w:t>这说明能级是</w:t>
+      </w:r>
+      <w:r>
+        <w:rPr>
+          <w:rFonts w:hint="eastAsia" w:ascii="Times New Roman" w:hAnsi="Times New Roman" w:eastAsia="FangSong" w:cs="Times New Roman"/>
+          <w:b/>
+          <w:bCs/>
+        </w:rPr>
+        <w:t xml:space="preserve">量子化的</w:t>
+      </w:r>
+      <w:r>
+        <w:rPr>
+          <w:rFonts w:hint="eastAsia" w:ascii="Times New Roman" w:hAnsi="Times New Roman" w:eastAsia="Times New Roman" w:cs="Times New Roman"/>
+        </w:rPr>
+        <w:t>。</w:t>
+      </w:r>
+      <w:r>
+        <w:rPr>
+          <w:rFonts w:hint="eastAsia" w:ascii="Times New Roman" w:hAnsi="Times New Roman" w:eastAsia="FangSong" w:cs="Times New Roman"/>
+        </w:rPr>
+        <w:t>光谱是</w:t>
+      </w:r>
+      <w:r>
+        <w:rPr>
+          <w:rFonts w:hint="eastAsia" w:ascii="Times New Roman" w:hAnsi="Times New Roman" w:eastAsia="Times New Roman" w:cs="Times New Roman"/>
+        </w:rPr>
+        <w:t>”</w:t>
+      </w:r>
+      <w:r>
+        <w:rPr>
+          <w:rFonts w:hint="eastAsia" w:ascii="Times New Roman" w:hAnsi="Times New Roman" w:eastAsia="FangSong" w:cs="Times New Roman"/>
+        </w:rPr>
+        <w:t>通往量子化的钥匙</w:t>
+      </w:r>
+      <w:r>
+        <w:rPr>
+          <w:rFonts w:hint="eastAsia" w:ascii="Times New Roman" w:hAnsi="Times New Roman" w:eastAsia="Times New Roman" w:cs="Times New Roman"/>
+        </w:rPr>
+        <w:t>”。</w:t>
+      </w:r>
+    </w:p>
+    <w:p>
+      <w:pPr>
+        <w:pStyle w:val="BodyText"/>
+      </w:pPr>
+      <w:r>
+        <w:rPr>
+          <w:rFonts w:ascii="Times New Roman" w:hAnsi="Times New Roman" w:eastAsia="Times New Roman" w:cs="Times New Roman"/>
+        </w:rPr>
+        <w:t xml:space="preserve">6.1913 </w:t>
+      </w:r>
+      <w:r>
+        <w:rPr>
+          <w:rFonts w:hint="eastAsia" w:ascii="Times New Roman" w:hAnsi="Times New Roman" w:eastAsia="FangSong" w:cs="Times New Roman"/>
+        </w:rPr>
+        <w:t>年</w:t>
+      </w:r>
+      <w:r>
+        <w:rPr>
+          <w:rFonts w:hint="eastAsia" w:ascii="Times New Roman" w:hAnsi="Times New Roman" w:eastAsia="Times New Roman" w:cs="Times New Roman"/>
+        </w:rPr>
+        <w:t>,</w:t>
+      </w:r>
+      <w:r>
+        <w:rPr>
+          <w:rFonts w:ascii="Times New Roman" w:hAnsi="Times New Roman" w:eastAsia="Times New Roman" w:cs="Times New Roman"/>
+        </w:rPr>
+        <w:t xml:space="preserve"> </w:t>
+      </w:r>
+      <w:r>
+        <w:rPr>
+          <w:rFonts w:hint="eastAsia" w:ascii="Times New Roman" w:hAnsi="Times New Roman" w:eastAsia="FangSong" w:cs="Times New Roman"/>
+        </w:rPr>
+        <w:t xml:space="preserve">丹麦科学家玻尔</w:t>
+      </w:r>
+      <w:r>
+        <w:rPr>
+          <w:rFonts w:ascii="Times New Roman" w:hAnsi="Times New Roman" w:eastAsia="Times New Roman" w:cs="Times New Roman"/>
+        </w:rPr>
+        <w:t xml:space="preserve"> (Bohr) </w:t>
+      </w:r>
+      <w:r>
+        <w:rPr>
+          <w:rFonts w:hint="eastAsia" w:ascii="Times New Roman" w:hAnsi="Times New Roman" w:eastAsia="FangSong" w:cs="Times New Roman"/>
+        </w:rPr>
+        <w:t>通过详细的研究</w:t>
+      </w:r>
+      <w:r>
+        <w:rPr>
+          <w:rFonts w:hint="eastAsia" w:ascii="Times New Roman" w:hAnsi="Times New Roman" w:eastAsia="Times New Roman" w:cs="Times New Roman"/>
+        </w:rPr>
+        <w:t>,</w:t>
+      </w:r>
+      <w:r>
+        <w:rPr>
+          <w:rFonts w:ascii="Times New Roman" w:hAnsi="Times New Roman" w:eastAsia="Times New Roman" w:cs="Times New Roman"/>
+        </w:rPr>
+        <w:t xml:space="preserve"> </w:t>
+      </w:r>
+      <w:r>
+        <w:rPr>
+          <w:rFonts w:hint="eastAsia" w:ascii="Times New Roman" w:hAnsi="Times New Roman" w:eastAsia="FangSong" w:cs="Times New Roman"/>
+        </w:rPr>
+        <w:t>认为原子核外的电子排布在以原子核为中心的不同圆周上运动</w:t>
+      </w:r>
+      <w:r>
+        <w:rPr>
+          <w:rFonts w:hint="eastAsia" w:ascii="Times New Roman" w:hAnsi="Times New Roman" w:eastAsia="Times New Roman" w:cs="Times New Roman"/>
+        </w:rPr>
+        <w:t>,</w:t>
+      </w:r>
+      <w:r>
+        <w:rPr>
+          <w:rFonts w:ascii="Times New Roman" w:hAnsi="Times New Roman" w:eastAsia="Times New Roman" w:cs="Times New Roman"/>
+        </w:rPr>
+        <w:t xml:space="preserve"> </w:t>
+      </w:r>
+      <w:r>
+        <w:rPr>
+          <w:rFonts w:hint="eastAsia" w:ascii="Times New Roman" w:hAnsi="Times New Roman" w:eastAsia="FangSong" w:cs="Times New Roman"/>
+        </w:rPr>
+        <w:t>建立了核外电子分层排布的原子结构模型</w:t>
+      </w:r>
+      <w:r>
+        <w:rPr>
+          <w:rFonts w:hint="eastAsia" w:ascii="Times New Roman" w:hAnsi="Times New Roman" w:eastAsia="Times New Roman" w:cs="Times New Roman"/>
+        </w:rPr>
+        <w:t>。</w:t>
+      </w:r>
+    </w:p>
+    <w:p>
+      <w:pPr>
+        <w:pStyle w:val="Compact"/>
         <w:numPr>
           <w:ilvl w:val="0"/>
           <w:numId w:val="1003"/>
@@ -2750,7 +3127,25 @@
         <w:rPr>
           <w:rFonts w:hint="eastAsia" w:ascii="Times New Roman" w:hAnsi="Times New Roman" w:eastAsia="FangSong" w:cs="Times New Roman"/>
         </w:rPr>
-        <w:t>原子核所带的正电荷总量与核外电子的负电荷总量相等</w:t>
+        <w:t>氢原子光谱</w:t>
+      </w:r>
+      <w:r>
+        <w:rPr>
+          <w:rFonts w:hint="eastAsia" w:ascii="Times New Roman" w:hAnsi="Times New Roman" w:eastAsia="Times New Roman" w:cs="Times New Roman"/>
+        </w:rPr>
+        <w:t>:</w:t>
+      </w:r>
+      <w:r>
+        <w:rPr>
+          <w:rFonts w:ascii="Times New Roman" w:hAnsi="Times New Roman" w:eastAsia="Times New Roman" w:cs="Times New Roman"/>
+        </w:rPr>
+        <w:t xml:space="preserve"> </w:t>
+      </w:r>
+      <w:r>
+        <w:rPr>
+          <w:rFonts w:hint="eastAsia" w:ascii="Times New Roman" w:hAnsi="Times New Roman" w:eastAsia="FangSong" w:cs="Times New Roman"/>
+        </w:rPr>
+        <w:t>按照经典电磁学理论</w:t>
       </w:r>
       <w:r>
         <w:rPr>
@@ -2768,19 +3163,139 @@
         <w:rPr>
           <w:rFonts w:hint="eastAsia" w:ascii="Times New Roman" w:hAnsi="Times New Roman" w:eastAsia="FangSong" w:cs="Times New Roman"/>
         </w:rPr>
-        <w:t>原子呈</w:t>
-      </w:r>
-      <w:r>
-        <w:rPr>
-          <w:rFonts w:hint="eastAsia" w:ascii="Times New Roman" w:hAnsi="Times New Roman" w:eastAsia="Times New Roman" w:cs="Times New Roman"/>
-        </w:rPr>
-        <w:t>____</w:t>
-      </w:r>
-      <w:r>
-        <w:rPr>
-          <w:rFonts w:hint="eastAsia" w:ascii="Times New Roman" w:hAnsi="Times New Roman" w:eastAsia="FangSong" w:cs="Times New Roman"/>
-        </w:rPr>
-        <w:t>性</w:t>
+        <w:t>若电子绕原子核做圆周运动时</w:t>
+      </w:r>
+      <w:r>
+        <w:rPr>
+          <w:rFonts w:hint="eastAsia" w:ascii="Times New Roman" w:hAnsi="Times New Roman" w:eastAsia="Times New Roman" w:cs="Times New Roman"/>
+        </w:rPr>
+        <w:t>,</w:t>
+      </w:r>
+      <w:r>
+        <w:rPr>
+          <w:rFonts w:ascii="Times New Roman" w:hAnsi="Times New Roman" w:eastAsia="Times New Roman" w:cs="Times New Roman"/>
+        </w:rPr>
+        <w:t xml:space="preserve"> </w:t>
+      </w:r>
+      <w:r>
+        <w:rPr>
+          <w:rFonts w:hint="eastAsia" w:ascii="Times New Roman" w:hAnsi="Times New Roman" w:eastAsia="FangSong" w:cs="Times New Roman"/>
+        </w:rPr>
+        <w:t>原子将不断发射连续波长的电磁波</w:t>
+      </w:r>
+      <w:r>
+        <w:rPr>
+          <w:rFonts w:hint="eastAsia" w:ascii="Times New Roman" w:hAnsi="Times New Roman" w:eastAsia="Times New Roman" w:cs="Times New Roman"/>
+        </w:rPr>
+        <w:t>,</w:t>
+      </w:r>
+      <w:r>
+        <w:rPr>
+          <w:rFonts w:ascii="Times New Roman" w:hAnsi="Times New Roman" w:eastAsia="Times New Roman" w:cs="Times New Roman"/>
+        </w:rPr>
+        <w:t xml:space="preserve"> </w:t>
+      </w:r>
+      <w:r>
+        <w:rPr>
+          <w:rFonts w:hint="eastAsia" w:ascii="Times New Roman" w:hAnsi="Times New Roman" w:eastAsia="FangSong" w:cs="Times New Roman"/>
+        </w:rPr>
+        <w:t>因而原子光谱应是连续的</w:t>
+      </w:r>
+      <w:r>
+        <w:rPr>
+          <w:rFonts w:hint="eastAsia" w:ascii="Times New Roman" w:hAnsi="Times New Roman" w:eastAsia="Times New Roman" w:cs="Times New Roman"/>
+        </w:rPr>
+        <w:t>。</w:t>
+      </w:r>
+      <w:r>
+        <w:rPr>
+          <w:rFonts w:hint="eastAsia" w:ascii="Times New Roman" w:hAnsi="Times New Roman" w:eastAsia="FangSong" w:cs="Times New Roman"/>
+        </w:rPr>
+        <w:t>电子在辐射的过程中能量逐渐降低</w:t>
+      </w:r>
+      <w:r>
+        <w:rPr>
+          <w:rFonts w:hint="eastAsia" w:ascii="Times New Roman" w:hAnsi="Times New Roman" w:eastAsia="Times New Roman" w:cs="Times New Roman"/>
+        </w:rPr>
+        <w:t>,</w:t>
+      </w:r>
+      <w:r>
+        <w:rPr>
+          <w:rFonts w:ascii="Times New Roman" w:hAnsi="Times New Roman" w:eastAsia="Times New Roman" w:cs="Times New Roman"/>
+        </w:rPr>
+        <w:t xml:space="preserve"> </w:t>
+      </w:r>
+      <w:r>
+        <w:rPr>
+          <w:rFonts w:hint="eastAsia" w:ascii="Times New Roman" w:hAnsi="Times New Roman" w:eastAsia="FangSong" w:cs="Times New Roman"/>
+        </w:rPr>
+        <w:t>最后坠入原子核</w:t>
+      </w:r>
+      <w:r>
+        <w:rPr>
+          <w:rFonts w:hint="eastAsia" w:ascii="Times New Roman" w:hAnsi="Times New Roman" w:eastAsia="Times New Roman" w:cs="Times New Roman"/>
+        </w:rPr>
+        <w:t>,</w:t>
+      </w:r>
+      <w:r>
+        <w:rPr>
+          <w:rFonts w:ascii="Times New Roman" w:hAnsi="Times New Roman" w:eastAsia="Times New Roman" w:cs="Times New Roman"/>
+        </w:rPr>
+        <w:t xml:space="preserve"> </w:t>
+      </w:r>
+      <w:r>
+        <w:rPr>
+          <w:rFonts w:hint="eastAsia" w:ascii="Times New Roman" w:hAnsi="Times New Roman" w:eastAsia="FangSong" w:cs="Times New Roman"/>
+        </w:rPr>
+        <w:t>使原子不复存在</w:t>
+      </w:r>
+      <w:r>
+        <w:rPr>
+          <w:rFonts w:hint="eastAsia" w:ascii="Times New Roman" w:hAnsi="Times New Roman" w:eastAsia="Times New Roman" w:cs="Times New Roman"/>
+        </w:rPr>
+        <w:t>。</w:t>
+      </w:r>
+      <w:r>
+        <w:rPr>
+          <w:rFonts w:hint="eastAsia" w:ascii="Times New Roman" w:hAnsi="Times New Roman" w:eastAsia="FangSong" w:cs="Times New Roman"/>
+        </w:rPr>
+        <w:t>但实际上</w:t>
+      </w:r>
+      <w:r>
+        <w:rPr>
+          <w:rFonts w:hint="eastAsia" w:ascii="Times New Roman" w:hAnsi="Times New Roman" w:eastAsia="Times New Roman" w:cs="Times New Roman"/>
+        </w:rPr>
+        <w:t>,</w:t>
+      </w:r>
+      <w:r>
+        <w:rPr>
+          <w:rFonts w:ascii="Times New Roman" w:hAnsi="Times New Roman" w:eastAsia="Times New Roman" w:cs="Times New Roman"/>
+        </w:rPr>
+        <w:t xml:space="preserve"> </w:t>
+      </w:r>
+      <w:r>
+        <w:rPr>
+          <w:rFonts w:hint="eastAsia" w:ascii="Times New Roman" w:hAnsi="Times New Roman" w:eastAsia="FangSong" w:cs="Times New Roman"/>
+        </w:rPr>
+        <w:t>原子没有湮灭</w:t>
+      </w:r>
+      <w:r>
+        <w:rPr>
+          <w:rFonts w:hint="eastAsia" w:ascii="Times New Roman" w:hAnsi="Times New Roman" w:eastAsia="Times New Roman" w:cs="Times New Roman"/>
+        </w:rPr>
+        <w:t>,</w:t>
+      </w:r>
+      <w:r>
+        <w:rPr>
+          <w:rFonts w:ascii="Times New Roman" w:hAnsi="Times New Roman" w:eastAsia="Times New Roman" w:cs="Times New Roman"/>
+        </w:rPr>
+        <w:t xml:space="preserve"> </w:t>
+      </w:r>
+      <w:r>
+        <w:rPr>
+          <w:rFonts w:hint="eastAsia" w:ascii="Times New Roman" w:hAnsi="Times New Roman" w:eastAsia="FangSong" w:cs="Times New Roman"/>
+        </w:rPr>
+        <w:t>原子光谱是线状的</w:t>
       </w:r>
       <w:r>
         <w:rPr>
@@ -2795,190 +3310,15 @@
       </w:pPr>
       <w:r>
         <w:rPr>
-          <w:rFonts w:hint="eastAsia" w:ascii="Times New Roman" w:hAnsi="Times New Roman" w:eastAsia="FangSong" w:cs="Times New Roman"/>
-          <w:b/>
-          <w:bCs/>
-        </w:rPr>
-        <w:t xml:space="preserve">深层理解</w:t>
-      </w:r>
-      <w:r>
-        <w:rPr>
-          <w:rFonts w:hint="eastAsia" w:ascii="Times New Roman" w:hAnsi="Times New Roman" w:eastAsia="Times New Roman" w:cs="Times New Roman"/>
-        </w:rPr>
-        <w:t>：</w:t>
-      </w:r>
-      <w:r>
-        <w:rPr>
-          <w:rFonts w:hint="eastAsia" w:ascii="Times New Roman" w:hAnsi="Times New Roman" w:eastAsia="FangSong" w:cs="Times New Roman"/>
-        </w:rPr>
-        <w:t>经典电磁学预言原子光谱是</w:t>
-      </w:r>
-      <w:r>
-        <w:rPr>
-          <w:rFonts w:hint="eastAsia" w:ascii="Times New Roman" w:hAnsi="Times New Roman" w:eastAsia="FangSong" w:cs="Times New Roman"/>
-          <w:b/>
-          <w:bCs/>
-        </w:rPr>
-        <w:t xml:space="preserve">连续谱</w:t>
-      </w:r>
-      <w:r>
-        <w:rPr>
-          <w:rFonts w:hint="eastAsia" w:ascii="Times New Roman" w:hAnsi="Times New Roman" w:eastAsia="Times New Roman" w:cs="Times New Roman"/>
-        </w:rPr>
-        <w:t>，</w:t>
-      </w:r>
-      <w:r>
-        <w:rPr>
-          <w:rFonts w:hint="eastAsia" w:ascii="Times New Roman" w:hAnsi="Times New Roman" w:eastAsia="FangSong" w:cs="Times New Roman"/>
-        </w:rPr>
-        <w:t>但实验观测到的氢原子光谱是</w:t>
-      </w:r>
-      <w:r>
-        <w:rPr>
-          <w:rFonts w:hint="eastAsia" w:ascii="Times New Roman" w:hAnsi="Times New Roman" w:eastAsia="FangSong" w:cs="Times New Roman"/>
-          <w:b/>
-          <w:bCs/>
-        </w:rPr>
-        <w:t xml:space="preserve">线状的</w:t>
-      </w:r>
-      <w:r>
-        <w:rPr>
-          <w:rFonts w:hint="eastAsia" w:ascii="Times New Roman" w:hAnsi="Times New Roman" w:eastAsia="Times New Roman" w:cs="Times New Roman"/>
-        </w:rPr>
-        <w:t>——</w:t>
-      </w:r>
-      <w:r>
-        <w:rPr>
-          <w:rFonts w:hint="eastAsia" w:ascii="Times New Roman" w:hAnsi="Times New Roman" w:eastAsia="FangSong" w:cs="Times New Roman"/>
-        </w:rPr>
-        <w:t>这说明能级是</w:t>
-      </w:r>
-      <w:r>
-        <w:rPr>
-          <w:rFonts w:hint="eastAsia" w:ascii="Times New Roman" w:hAnsi="Times New Roman" w:eastAsia="FangSong" w:cs="Times New Roman"/>
-          <w:b/>
-          <w:bCs/>
-        </w:rPr>
-        <w:t xml:space="preserve">量子化的</w:t>
-      </w:r>
-      <w:r>
-        <w:rPr>
-          <w:rFonts w:hint="eastAsia" w:ascii="Times New Roman" w:hAnsi="Times New Roman" w:eastAsia="Times New Roman" w:cs="Times New Roman"/>
-        </w:rPr>
-        <w:t>。</w:t>
-      </w:r>
-      <w:r>
-        <w:rPr>
-          <w:rFonts w:hint="eastAsia" w:ascii="Times New Roman" w:hAnsi="Times New Roman" w:eastAsia="FangSong" w:cs="Times New Roman"/>
-        </w:rPr>
-        <w:t>光谱是</w:t>
-      </w:r>
-      <w:r>
-        <w:rPr>
-          <w:rFonts w:hint="eastAsia" w:ascii="Times New Roman" w:hAnsi="Times New Roman" w:eastAsia="Times New Roman" w:cs="Times New Roman"/>
-        </w:rPr>
-        <w:t>”</w:t>
-      </w:r>
-      <w:r>
-        <w:rPr>
-          <w:rFonts w:hint="eastAsia" w:ascii="Times New Roman" w:hAnsi="Times New Roman" w:eastAsia="FangSong" w:cs="Times New Roman"/>
-        </w:rPr>
-        <w:t>通往量子化的钥匙</w:t>
-      </w:r>
-      <w:r>
-        <w:rPr>
-          <w:rFonts w:hint="eastAsia" w:ascii="Times New Roman" w:hAnsi="Times New Roman" w:eastAsia="Times New Roman" w:cs="Times New Roman"/>
-        </w:rPr>
-        <w:t>”。</w:t>
-      </w:r>
-    </w:p>
-    <w:p>
-      <w:pPr>
-        <w:pStyle w:val="BodyText"/>
-      </w:pPr>
-      <w:r>
-        <w:rPr>
-          <w:rFonts w:ascii="Times New Roman" w:hAnsi="Times New Roman" w:eastAsia="Times New Roman" w:cs="Times New Roman"/>
-        </w:rPr>
-        <w:t xml:space="preserve">6.1913 </w:t>
-      </w:r>
-      <w:r>
-        <w:rPr>
-          <w:rFonts w:hint="eastAsia" w:ascii="Times New Roman" w:hAnsi="Times New Roman" w:eastAsia="FangSong" w:cs="Times New Roman"/>
-        </w:rPr>
-        <w:t>年</w:t>
-      </w:r>
-      <w:r>
-        <w:rPr>
-          <w:rFonts w:hint="eastAsia" w:ascii="Times New Roman" w:hAnsi="Times New Roman" w:eastAsia="Times New Roman" w:cs="Times New Roman"/>
-        </w:rPr>
-        <w:t>,</w:t>
-      </w:r>
-      <w:r>
-        <w:rPr>
-          <w:rFonts w:ascii="Times New Roman" w:hAnsi="Times New Roman" w:eastAsia="Times New Roman" w:cs="Times New Roman"/>
-        </w:rPr>
-        <w:t xml:space="preserve"> </w:t>
-      </w:r>
-      <w:r>
-        <w:rPr>
-          <w:rFonts w:hint="eastAsia" w:ascii="Times New Roman" w:hAnsi="Times New Roman" w:eastAsia="FangSong" w:cs="Times New Roman"/>
-        </w:rPr>
-        <w:t xml:space="preserve">丹麦科学家玻尔</w:t>
-      </w:r>
-      <w:r>
-        <w:rPr>
-          <w:rFonts w:ascii="Times New Roman" w:hAnsi="Times New Roman" w:eastAsia="Times New Roman" w:cs="Times New Roman"/>
-        </w:rPr>
-        <w:t xml:space="preserve"> (Bohr) </w:t>
-      </w:r>
-      <w:r>
-        <w:rPr>
-          <w:rFonts w:hint="eastAsia" w:ascii="Times New Roman" w:hAnsi="Times New Roman" w:eastAsia="FangSong" w:cs="Times New Roman"/>
-        </w:rPr>
-        <w:t>通过详细的研究</w:t>
-      </w:r>
-      <w:r>
-        <w:rPr>
-          <w:rFonts w:hint="eastAsia" w:ascii="Times New Roman" w:hAnsi="Times New Roman" w:eastAsia="Times New Roman" w:cs="Times New Roman"/>
-        </w:rPr>
-        <w:t>,</w:t>
-      </w:r>
-      <w:r>
-        <w:rPr>
-          <w:rFonts w:ascii="Times New Roman" w:hAnsi="Times New Roman" w:eastAsia="Times New Roman" w:cs="Times New Roman"/>
-        </w:rPr>
-        <w:t xml:space="preserve"> </w:t>
-      </w:r>
-      <w:r>
-        <w:rPr>
-          <w:rFonts w:hint="eastAsia" w:ascii="Times New Roman" w:hAnsi="Times New Roman" w:eastAsia="FangSong" w:cs="Times New Roman"/>
-        </w:rPr>
-        <w:t>认为原子核外的电子排布在以原子核为中心的不同圆周上运动</w:t>
-      </w:r>
-      <w:r>
-        <w:rPr>
-          <w:rFonts w:hint="eastAsia" w:ascii="Times New Roman" w:hAnsi="Times New Roman" w:eastAsia="Times New Roman" w:cs="Times New Roman"/>
-        </w:rPr>
-        <w:t>,</w:t>
-      </w:r>
-      <w:r>
-        <w:rPr>
-          <w:rFonts w:ascii="Times New Roman" w:hAnsi="Times New Roman" w:eastAsia="Times New Roman" w:cs="Times New Roman"/>
-        </w:rPr>
-        <w:t xml:space="preserve"> </w:t>
-      </w:r>
-      <w:r>
-        <w:rPr>
-          <w:rFonts w:hint="eastAsia" w:ascii="Times New Roman" w:hAnsi="Times New Roman" w:eastAsia="FangSong" w:cs="Times New Roman"/>
-        </w:rPr>
-        <w:t>建立了核外电子分层排布的原子结构模型</w:t>
-      </w:r>
-      <w:r>
-        <w:rPr>
-          <w:rFonts w:hint="eastAsia" w:ascii="Times New Roman" w:hAnsi="Times New Roman" w:eastAsia="Times New Roman" w:cs="Times New Roman"/>
-        </w:rPr>
-        <w:t>。</w:t>
+          <w:rFonts w:hint="eastAsia" w:ascii="Times New Roman" w:hAnsi="Times New Roman" w:eastAsia="Times New Roman" w:cs="Times New Roman"/>
+        </w:rPr>
+        <w:t>①</w:t>
+      </w:r>
+      <w:r>
+        <w:rPr>
+          <w:rFonts w:hint="eastAsia" w:ascii="Times New Roman" w:hAnsi="Times New Roman" w:eastAsia="FangSong" w:cs="Times New Roman"/>
+        </w:rPr>
+        <w:t>光和电磁辐射</w:t>
       </w:r>
     </w:p>
     <w:p>
@@ -2987,212 +3327,6 @@
         <w:numPr>
           <w:ilvl w:val="0"/>
           <w:numId w:val="1004"/>
-        </w:numPr>
-      </w:pPr>
-      <w:r>
-        <w:rPr>
-          <w:rFonts w:hint="eastAsia" w:ascii="Times New Roman" w:hAnsi="Times New Roman" w:eastAsia="FangSong" w:cs="Times New Roman"/>
-        </w:rPr>
-        <w:t>氢原子光谱</w:t>
-      </w:r>
-      <w:r>
-        <w:rPr>
-          <w:rFonts w:hint="eastAsia" w:ascii="Times New Roman" w:hAnsi="Times New Roman" w:eastAsia="Times New Roman" w:cs="Times New Roman"/>
-        </w:rPr>
-        <w:t>:</w:t>
-      </w:r>
-      <w:r>
-        <w:rPr>
-          <w:rFonts w:ascii="Times New Roman" w:hAnsi="Times New Roman" w:eastAsia="Times New Roman" w:cs="Times New Roman"/>
-        </w:rPr>
-        <w:t xml:space="preserve"> </w:t>
-      </w:r>
-      <w:r>
-        <w:rPr>
-          <w:rFonts w:hint="eastAsia" w:ascii="Times New Roman" w:hAnsi="Times New Roman" w:eastAsia="FangSong" w:cs="Times New Roman"/>
-        </w:rPr>
-        <w:t>按照经典电磁学理论</w:t>
-      </w:r>
-      <w:r>
-        <w:rPr>
-          <w:rFonts w:hint="eastAsia" w:ascii="Times New Roman" w:hAnsi="Times New Roman" w:eastAsia="Times New Roman" w:cs="Times New Roman"/>
-        </w:rPr>
-        <w:t>,</w:t>
-      </w:r>
-      <w:r>
-        <w:rPr>
-          <w:rFonts w:ascii="Times New Roman" w:hAnsi="Times New Roman" w:eastAsia="Times New Roman" w:cs="Times New Roman"/>
-        </w:rPr>
-        <w:t xml:space="preserve"> </w:t>
-      </w:r>
-      <w:r>
-        <w:rPr>
-          <w:rFonts w:hint="eastAsia" w:ascii="Times New Roman" w:hAnsi="Times New Roman" w:eastAsia="FangSong" w:cs="Times New Roman"/>
-        </w:rPr>
-        <w:t>若电子绕原子核做圆周运动时</w:t>
-      </w:r>
-      <w:r>
-        <w:rPr>
-          <w:rFonts w:hint="eastAsia" w:ascii="Times New Roman" w:hAnsi="Times New Roman" w:eastAsia="Times New Roman" w:cs="Times New Roman"/>
-        </w:rPr>
-        <w:t>,</w:t>
-      </w:r>
-      <w:r>
-        <w:rPr>
-          <w:rFonts w:ascii="Times New Roman" w:hAnsi="Times New Roman" w:eastAsia="Times New Roman" w:cs="Times New Roman"/>
-        </w:rPr>
-        <w:t xml:space="preserve"> </w:t>
-      </w:r>
-      <w:r>
-        <w:rPr>
-          <w:rFonts w:hint="eastAsia" w:ascii="Times New Roman" w:hAnsi="Times New Roman" w:eastAsia="FangSong" w:cs="Times New Roman"/>
-        </w:rPr>
-        <w:t>原子将不断发射连续波长的电磁波</w:t>
-      </w:r>
-      <w:r>
-        <w:rPr>
-          <w:rFonts w:hint="eastAsia" w:ascii="Times New Roman" w:hAnsi="Times New Roman" w:eastAsia="Times New Roman" w:cs="Times New Roman"/>
-        </w:rPr>
-        <w:t>,</w:t>
-      </w:r>
-      <w:r>
-        <w:rPr>
-          <w:rFonts w:ascii="Times New Roman" w:hAnsi="Times New Roman" w:eastAsia="Times New Roman" w:cs="Times New Roman"/>
-        </w:rPr>
-        <w:t xml:space="preserve"> </w:t>
-      </w:r>
-      <w:r>
-        <w:rPr>
-          <w:rFonts w:hint="eastAsia" w:ascii="Times New Roman" w:hAnsi="Times New Roman" w:eastAsia="FangSong" w:cs="Times New Roman"/>
-        </w:rPr>
-        <w:t>因而原子光谱应是连续的</w:t>
-      </w:r>
-      <w:r>
-        <w:rPr>
-          <w:rFonts w:hint="eastAsia" w:ascii="Times New Roman" w:hAnsi="Times New Roman" w:eastAsia="Times New Roman" w:cs="Times New Roman"/>
-        </w:rPr>
-        <w:t>。</w:t>
-      </w:r>
-      <w:r>
-        <w:rPr>
-          <w:rFonts w:hint="eastAsia" w:ascii="Times New Roman" w:hAnsi="Times New Roman" w:eastAsia="FangSong" w:cs="Times New Roman"/>
-        </w:rPr>
-        <w:t>电子在辐射的过程中能量逐渐降低</w:t>
-      </w:r>
-      <w:r>
-        <w:rPr>
-          <w:rFonts w:hint="eastAsia" w:ascii="Times New Roman" w:hAnsi="Times New Roman" w:eastAsia="Times New Roman" w:cs="Times New Roman"/>
-        </w:rPr>
-        <w:t>,</w:t>
-      </w:r>
-      <w:r>
-        <w:rPr>
-          <w:rFonts w:ascii="Times New Roman" w:hAnsi="Times New Roman" w:eastAsia="Times New Roman" w:cs="Times New Roman"/>
-        </w:rPr>
-        <w:t xml:space="preserve"> </w:t>
-      </w:r>
-      <w:r>
-        <w:rPr>
-          <w:rFonts w:hint="eastAsia" w:ascii="Times New Roman" w:hAnsi="Times New Roman" w:eastAsia="FangSong" w:cs="Times New Roman"/>
-        </w:rPr>
-        <w:t>最后坠入原子核</w:t>
-      </w:r>
-      <w:r>
-        <w:rPr>
-          <w:rFonts w:hint="eastAsia" w:ascii="Times New Roman" w:hAnsi="Times New Roman" w:eastAsia="Times New Roman" w:cs="Times New Roman"/>
-        </w:rPr>
-        <w:t>,</w:t>
-      </w:r>
-      <w:r>
-        <w:rPr>
-          <w:rFonts w:ascii="Times New Roman" w:hAnsi="Times New Roman" w:eastAsia="Times New Roman" w:cs="Times New Roman"/>
-        </w:rPr>
-        <w:t xml:space="preserve"> </w:t>
-      </w:r>
-      <w:r>
-        <w:rPr>
-          <w:rFonts w:hint="eastAsia" w:ascii="Times New Roman" w:hAnsi="Times New Roman" w:eastAsia="FangSong" w:cs="Times New Roman"/>
-        </w:rPr>
-        <w:t>使原子不复存在</w:t>
-      </w:r>
-      <w:r>
-        <w:rPr>
-          <w:rFonts w:hint="eastAsia" w:ascii="Times New Roman" w:hAnsi="Times New Roman" w:eastAsia="Times New Roman" w:cs="Times New Roman"/>
-        </w:rPr>
-        <w:t>。</w:t>
-      </w:r>
-      <w:r>
-        <w:rPr>
-          <w:rFonts w:hint="eastAsia" w:ascii="Times New Roman" w:hAnsi="Times New Roman" w:eastAsia="FangSong" w:cs="Times New Roman"/>
-        </w:rPr>
-        <w:t>但实际上</w:t>
-      </w:r>
-      <w:r>
-        <w:rPr>
-          <w:rFonts w:hint="eastAsia" w:ascii="Times New Roman" w:hAnsi="Times New Roman" w:eastAsia="Times New Roman" w:cs="Times New Roman"/>
-        </w:rPr>
-        <w:t>,</w:t>
-      </w:r>
-      <w:r>
-        <w:rPr>
-          <w:rFonts w:ascii="Times New Roman" w:hAnsi="Times New Roman" w:eastAsia="Times New Roman" w:cs="Times New Roman"/>
-        </w:rPr>
-        <w:t xml:space="preserve"> </w:t>
-      </w:r>
-      <w:r>
-        <w:rPr>
-          <w:rFonts w:hint="eastAsia" w:ascii="Times New Roman" w:hAnsi="Times New Roman" w:eastAsia="FangSong" w:cs="Times New Roman"/>
-        </w:rPr>
-        <w:t>原子没有湮灭</w:t>
-      </w:r>
-      <w:r>
-        <w:rPr>
-          <w:rFonts w:hint="eastAsia" w:ascii="Times New Roman" w:hAnsi="Times New Roman" w:eastAsia="Times New Roman" w:cs="Times New Roman"/>
-        </w:rPr>
-        <w:t>,</w:t>
-      </w:r>
-      <w:r>
-        <w:rPr>
-          <w:rFonts w:ascii="Times New Roman" w:hAnsi="Times New Roman" w:eastAsia="Times New Roman" w:cs="Times New Roman"/>
-        </w:rPr>
-        <w:t xml:space="preserve"> </w:t>
-      </w:r>
-      <w:r>
-        <w:rPr>
-          <w:rFonts w:hint="eastAsia" w:ascii="Times New Roman" w:hAnsi="Times New Roman" w:eastAsia="FangSong" w:cs="Times New Roman"/>
-        </w:rPr>
-        <w:t>原子光谱是线状的</w:t>
-      </w:r>
-      <w:r>
-        <w:rPr>
-          <w:rFonts w:hint="eastAsia" w:ascii="Times New Roman" w:hAnsi="Times New Roman" w:eastAsia="Times New Roman" w:cs="Times New Roman"/>
-        </w:rPr>
-        <w:t>。</w:t>
-      </w:r>
-    </w:p>
-    <w:p>
-      <w:pPr>
-        <w:pStyle w:val="FirstParagraph"/>
-      </w:pPr>
-      <w:r>
-        <w:rPr>
-          <w:rFonts w:hint="eastAsia" w:ascii="Times New Roman" w:hAnsi="Times New Roman" w:eastAsia="Times New Roman" w:cs="Times New Roman"/>
-        </w:rPr>
-        <w:t>①</w:t>
-      </w:r>
-      <w:r>
-        <w:rPr>
-          <w:rFonts w:hint="eastAsia" w:ascii="Times New Roman" w:hAnsi="Times New Roman" w:eastAsia="FangSong" w:cs="Times New Roman"/>
-        </w:rPr>
-        <w:t>光和电磁辐射</w:t>
-      </w:r>
-    </w:p>
-    <w:p>
-      <w:pPr>
-        <w:pStyle w:val="Compact"/>
-        <w:numPr>
-          <w:ilvl w:val="0"/>
-          <w:numId w:val="1005"/>
         </w:numPr>
       </w:pPr>
       <w:r>
@@ -3597,7 +3731,7 @@
         <w:pStyle w:val="Compact"/>
         <w:numPr>
           <w:ilvl w:val="0"/>
-          <w:numId w:val="1006"/>
+          <w:numId w:val="1005"/>
         </w:numPr>
         <w:spacing w:before="120"/>
       </w:pPr>
@@ -3819,7 +3953,7 @@
         <w:pStyle w:val="Compact"/>
         <w:numPr>
           <w:ilvl w:val="0"/>
-          <w:numId w:val="1007"/>
+          <w:numId w:val="1006"/>
         </w:numPr>
       </w:pPr>
       <w:r>
@@ -3876,7 +4010,7 @@
         <w:pStyle w:val="Compact"/>
         <w:numPr>
           <w:ilvl w:val="0"/>
-          <w:numId w:val="1007"/>
+          <w:numId w:val="1006"/>
         </w:numPr>
       </w:pPr>
       <w:r>
@@ -5174,7 +5308,7 @@
         <w:pStyle w:val="Compact"/>
         <w:numPr>
           <w:ilvl w:val="0"/>
-          <w:numId w:val="1008"/>
+          <w:numId w:val="1007"/>
         </w:numPr>
       </w:pPr>
       <w:r>
@@ -6791,7 +6925,7 @@
         <w:pStyle w:val="Compact"/>
         <w:numPr>
           <w:ilvl w:val="0"/>
-          <w:numId w:val="1009"/>
+          <w:numId w:val="1008"/>
         </w:numPr>
       </w:pPr>
       <w:r>
@@ -6907,7 +7041,7 @@
         <w:pStyle w:val="Compact"/>
         <w:numPr>
           <w:ilvl w:val="0"/>
-          <w:numId w:val="1010"/>
+          <w:numId w:val="1009"/>
         </w:numPr>
       </w:pPr>
       <w:r>
@@ -7228,7 +7362,7 @@
         <w:pStyle w:val="Compact"/>
         <w:numPr>
           <w:ilvl w:val="0"/>
-          <w:numId w:val="1011"/>
+          <w:numId w:val="1010"/>
         </w:numPr>
       </w:pPr>
       <w:r>
@@ -7434,7 +7568,7 @@
         <w:pStyle w:val="Compact"/>
         <w:numPr>
           <w:ilvl w:val="0"/>
-          <w:numId w:val="1012"/>
+          <w:numId w:val="1011"/>
         </w:numPr>
       </w:pPr>
       <w:r>
@@ -8017,7 +8151,7 @@
         <w:pStyle w:val="Compact"/>
         <w:numPr>
           <w:ilvl w:val="0"/>
-          <w:numId w:val="1013"/>
+          <w:numId w:val="1012"/>
         </w:numPr>
       </w:pPr>
       <w:r>
@@ -9967,7 +10101,7 @@
         <w:pStyle w:val="Compact"/>
         <w:numPr>
           <w:ilvl w:val="0"/>
-          <w:numId w:val="1014"/>
+          <w:numId w:val="1013"/>
         </w:numPr>
       </w:pPr>
       <w:r>
@@ -10748,7 +10882,7 @@
         <w:pStyle w:val="Compact"/>
         <w:numPr>
           <w:ilvl w:val="0"/>
-          <w:numId w:val="1015"/>
+          <w:numId w:val="1014"/>
         </w:numPr>
       </w:pPr>
       <w:r>
@@ -11650,7 +11784,7 @@
         <w:pStyle w:val="Compact"/>
         <w:numPr>
           <w:ilvl w:val="0"/>
-          <w:numId w:val="1016"/>
+          <w:numId w:val="1015"/>
         </w:numPr>
       </w:pPr>
       <w:r>
@@ -12709,7 +12843,7 @@
         <w:pStyle w:val="Compact"/>
         <w:numPr>
           <w:ilvl w:val="0"/>
-          <w:numId w:val="1017"/>
+          <w:numId w:val="1016"/>
         </w:numPr>
       </w:pPr>
       <w:r>
@@ -13114,7 +13248,7 @@
         <w:pStyle w:val="Compact"/>
         <w:numPr>
           <w:ilvl w:val="0"/>
-          <w:numId w:val="1018"/>
+          <w:numId w:val="1017"/>
         </w:numPr>
         <w:spacing w:before="120"/>
       </w:pPr>
@@ -13747,7 +13881,7 @@
         <w:pStyle w:val="Compact"/>
         <w:numPr>
           <w:ilvl w:val="0"/>
-          <w:numId w:val="1019"/>
+          <w:numId w:val="1018"/>
         </w:numPr>
       </w:pPr>
       <w:r>
@@ -15888,7 +16022,7 @@
         <w:pStyle w:val="Compact"/>
         <w:numPr>
           <w:ilvl w:val="0"/>
-          <w:numId w:val="1020"/>
+          <w:numId w:val="1019"/>
         </w:numPr>
       </w:pPr>
       <w:r>
@@ -16831,7 +16965,7 @@
         <w:pStyle w:val="Compact"/>
         <w:numPr>
           <w:ilvl w:val="0"/>
-          <w:numId w:val="1021"/>
+          <w:numId w:val="1020"/>
         </w:numPr>
       </w:pPr>
       <w:r>
@@ -17628,7 +17762,7 @@
         <w:pStyle w:val="Compact"/>
         <w:numPr>
           <w:ilvl w:val="0"/>
-          <w:numId w:val="1022"/>
+          <w:numId w:val="1021"/>
         </w:numPr>
       </w:pPr>
       <w:r>
@@ -18018,7 +18152,7 @@
         <w:pStyle w:val="Compact"/>
         <w:numPr>
           <w:ilvl w:val="0"/>
-          <w:numId w:val="1023"/>
+          <w:numId w:val="1022"/>
         </w:numPr>
       </w:pPr>
       <w:r>
@@ -20340,7 +20474,7 @@
         <w:pStyle w:val="Compact"/>
         <w:numPr>
           <w:ilvl w:val="0"/>
-          <w:numId w:val="1024"/>
+          <w:numId w:val="1023"/>
         </w:numPr>
       </w:pPr>
       <w:r>
@@ -21566,7 +21700,7 @@
         <w:pStyle w:val="Compact"/>
         <w:numPr>
           <w:ilvl w:val="0"/>
-          <w:numId w:val="1025"/>
+          <w:numId w:val="1024"/>
         </w:numPr>
       </w:pPr>
       <w:r>
@@ -22631,7 +22765,7 @@
         <w:pStyle w:val="Compact"/>
         <w:numPr>
           <w:ilvl w:val="0"/>
-          <w:numId w:val="1026"/>
+          <w:numId w:val="1025"/>
         </w:numPr>
       </w:pPr>
       <w:r>
@@ -24771,7 +24905,7 @@
         <w:pStyle w:val="Compact"/>
         <w:numPr>
           <w:ilvl w:val="0"/>
-          <w:numId w:val="1027"/>
+          <w:numId w:val="1026"/>
         </w:numPr>
       </w:pPr>
       <w:r>
@@ -25584,7 +25718,7 @@
         <w:pStyle w:val="Compact"/>
         <w:numPr>
           <w:ilvl w:val="0"/>
-          <w:numId w:val="1028"/>
+          <w:numId w:val="1027"/>
         </w:numPr>
       </w:pPr>
       <w:r>
@@ -25933,7 +26067,7 @@
         <w:pStyle w:val="Compact"/>
         <w:numPr>
           <w:ilvl w:val="0"/>
-          <w:numId w:val="1029"/>
+          <w:numId w:val="1028"/>
         </w:numPr>
       </w:pPr>
       <w:r>
@@ -27925,7 +28059,7 @@
         <w:pStyle w:val="Compact"/>
         <w:numPr>
           <w:ilvl w:val="0"/>
-          <w:numId w:val="1030"/>
+          <w:numId w:val="1029"/>
         </w:numPr>
         <w:spacing w:before="120"/>
       </w:pPr>
@@ -28770,7 +28904,7 @@
       <w:pPr>
         <w:numPr>
           <w:ilvl w:val="0"/>
-          <w:numId w:val="1031"/>
+          <w:numId w:val="1030"/>
         </w:numPr>
       </w:pPr>
       <w:r>
@@ -28814,7 +28948,7 @@
       <w:pPr>
         <w:numPr>
           <w:ilvl w:val="0"/>
-          <w:numId w:val="1031"/>
+          <w:numId w:val="1030"/>
         </w:numPr>
       </w:pPr>
       <w:r>
@@ -30636,7 +30770,7 @@
         <w:pStyle w:val="Compact"/>
         <w:numPr>
           <w:ilvl w:val="0"/>
-          <w:numId w:val="1032"/>
+          <w:numId w:val="1031"/>
         </w:numPr>
       </w:pPr>
       <w:r>
@@ -30704,7 +30838,7 @@
       <w:pPr>
         <w:numPr>
           <w:ilvl w:val="0"/>
-          <w:numId w:val="1033"/>
+          <w:numId w:val="1032"/>
         </w:numPr>
       </w:pPr>
       <m:oMath>
@@ -30818,7 +30952,7 @@
       <w:pPr>
         <w:numPr>
           <w:ilvl w:val="0"/>
-          <w:numId w:val="1033"/>
+          <w:numId w:val="1032"/>
         </w:numPr>
       </w:pPr>
       <m:oMath>
@@ -31445,7 +31579,7 @@
       <w:pPr>
         <w:numPr>
           <w:ilvl w:val="0"/>
-          <w:numId w:val="1034"/>
+          <w:numId w:val="1033"/>
         </w:numPr>
       </w:pPr>
       <w:r>
@@ -31615,7 +31749,7 @@
       <w:pPr>
         <w:numPr>
           <w:ilvl w:val="0"/>
-          <w:numId w:val="1034"/>
+          <w:numId w:val="1033"/>
         </w:numPr>
         <w:spacing w:after="80"/>
       </w:pPr>
@@ -32533,7 +32667,7 @@
         <w:pStyle w:val="Compact"/>
         <w:numPr>
           <w:ilvl w:val="0"/>
-          <w:numId w:val="1035"/>
+          <w:numId w:val="1034"/>
         </w:numPr>
         <w:spacing w:before="120"/>
       </w:pPr>
@@ -33066,7 +33200,7 @@
         <w:pStyle w:val="Compact"/>
         <w:numPr>
           <w:ilvl w:val="0"/>
-          <w:numId w:val="1036"/>
+          <w:numId w:val="1035"/>
         </w:numPr>
       </w:pPr>
       <w:r>
@@ -33213,7 +33347,7 @@
         <w:pStyle w:val="Compact"/>
         <w:numPr>
           <w:ilvl w:val="0"/>
-          <w:numId w:val="1037"/>
+          <w:numId w:val="1036"/>
         </w:numPr>
       </w:pPr>
       <w:r>
@@ -33317,7 +33451,7 @@
         <w:pStyle w:val="Compact"/>
         <w:numPr>
           <w:ilvl w:val="0"/>
-          <w:numId w:val="1038"/>
+          <w:numId w:val="1037"/>
         </w:numPr>
       </w:pPr>
       <w:r>
@@ -33545,7 +33679,7 @@
         <w:pStyle w:val="Compact"/>
         <w:numPr>
           <w:ilvl w:val="0"/>
-          <w:numId w:val="1039"/>
+          <w:numId w:val="1038"/>
         </w:numPr>
       </w:pPr>
       <w:r>
@@ -33844,7 +33978,7 @@
       <w:pPr>
         <w:numPr>
           <w:ilvl w:val="0"/>
-          <w:numId w:val="1040"/>
+          <w:numId w:val="1039"/>
         </w:numPr>
       </w:pPr>
       <w:r>
@@ -33880,89 +34014,89 @@
     </w:p>
     <w:p>
       <w:pPr>
+        <w:numPr>
+          <w:ilvl w:val="0"/>
+          <w:numId w:val="1039"/>
+        </w:numPr>
+      </w:pPr>
+      <w:r>
+        <w:rPr>
+          <w:rFonts w:hint="eastAsia" w:ascii="Times New Roman" w:hAnsi="Times New Roman" w:eastAsia="FangSong" w:cs="Times New Roman"/>
+        </w:rPr>
+        <w:t>写出该元素的最高氧化态及电子排布式</w:t>
+      </w:r>
+      <w:r>
+        <w:rPr>
+          <w:rFonts w:hint="eastAsia" w:ascii="Times New Roman" w:hAnsi="Times New Roman" w:eastAsia="Times New Roman" w:cs="Times New Roman"/>
+        </w:rPr>
+        <w:t>(</w:t>
+      </w:r>
+      <w:r>
+        <w:rPr>
+          <w:rFonts w:hint="eastAsia" w:ascii="Times New Roman" w:hAnsi="Times New Roman" w:eastAsia="FangSong" w:cs="Times New Roman"/>
+        </w:rPr>
+        <w:t>原子实用原子序数代替</w:t>
+      </w:r>
+      <w:r>
+        <w:rPr>
+          <w:rFonts w:hint="eastAsia" w:ascii="Times New Roman" w:hAnsi="Times New Roman" w:eastAsia="Times New Roman" w:cs="Times New Roman"/>
+        </w:rPr>
+        <w:t>)。</w:t>
+      </w:r>
+    </w:p>
+    <w:p>
+      <w:pPr>
+        <w:pStyle w:val="FirstParagraph"/>
+      </w:pPr>
+      <w:r>
+        <w:rPr>
+          <w:rFonts w:hint="eastAsia" w:ascii="Times New Roman" w:hAnsi="Times New Roman" w:eastAsia="Times New Roman" w:cs="Times New Roman"/>
+        </w:rPr>
+        <w:t>（3）</w:t>
+      </w:r>
+      <w:r>
+        <w:rPr>
+          <w:rFonts w:hint="eastAsia" w:ascii="Times New Roman" w:hAnsi="Times New Roman" w:eastAsia="FangSong" w:cs="Times New Roman"/>
+        </w:rPr>
+        <w:t>以原子序数为该元素的代号</w:t>
+      </w:r>
+      <w:r>
+        <w:rPr>
+          <w:rFonts w:hint="eastAsia" w:ascii="Times New Roman" w:hAnsi="Times New Roman" w:eastAsia="Times New Roman" w:cs="Times New Roman"/>
+        </w:rPr>
+        <w:t>（</w:t>
+      </w:r>
+      <w:r>
+        <w:rPr>
+          <w:rFonts w:hint="eastAsia" w:ascii="Times New Roman" w:hAnsi="Times New Roman" w:eastAsia="FangSong" w:cs="Times New Roman"/>
+        </w:rPr>
+        <w:t>左上角标注该核素的质量数</w:t>
+      </w:r>
+      <w:r>
+        <w:rPr>
+          <w:rFonts w:hint="eastAsia" w:ascii="Times New Roman" w:hAnsi="Times New Roman" w:eastAsia="Times New Roman" w:cs="Times New Roman"/>
+        </w:rPr>
+        <w:t>），</w:t>
+      </w:r>
+      <w:r>
+        <w:rPr>
+          <w:rFonts w:hint="eastAsia" w:ascii="Times New Roman" w:hAnsi="Times New Roman" w:eastAsia="FangSong" w:cs="Times New Roman"/>
+        </w:rPr>
+        <w:t>写出合成该元素的核反应方程式</w:t>
+      </w:r>
+      <w:r>
+        <w:rPr>
+          <w:rFonts w:hint="eastAsia" w:ascii="Times New Roman" w:hAnsi="Times New Roman" w:eastAsia="Times New Roman" w:cs="Times New Roman"/>
+        </w:rPr>
+        <w:t>。</w:t>
+      </w:r>
+    </w:p>
+    <w:p>
+      <w:pPr>
+        <w:pStyle w:val="Compact"/>
         <w:numPr>
           <w:ilvl w:val="0"/>
           <w:numId w:val="1040"/>
-        </w:numPr>
-      </w:pPr>
-      <w:r>
-        <w:rPr>
-          <w:rFonts w:hint="eastAsia" w:ascii="Times New Roman" w:hAnsi="Times New Roman" w:eastAsia="FangSong" w:cs="Times New Roman"/>
-        </w:rPr>
-        <w:t>写出该元素的最高氧化态及电子排布式</w:t>
-      </w:r>
-      <w:r>
-        <w:rPr>
-          <w:rFonts w:hint="eastAsia" w:ascii="Times New Roman" w:hAnsi="Times New Roman" w:eastAsia="Times New Roman" w:cs="Times New Roman"/>
-        </w:rPr>
-        <w:t>(</w:t>
-      </w:r>
-      <w:r>
-        <w:rPr>
-          <w:rFonts w:hint="eastAsia" w:ascii="Times New Roman" w:hAnsi="Times New Roman" w:eastAsia="FangSong" w:cs="Times New Roman"/>
-        </w:rPr>
-        <w:t>原子实用原子序数代替</w:t>
-      </w:r>
-      <w:r>
-        <w:rPr>
-          <w:rFonts w:hint="eastAsia" w:ascii="Times New Roman" w:hAnsi="Times New Roman" w:eastAsia="Times New Roman" w:cs="Times New Roman"/>
-        </w:rPr>
-        <w:t>)。</w:t>
-      </w:r>
-    </w:p>
-    <w:p>
-      <w:pPr>
-        <w:pStyle w:val="FirstParagraph"/>
-      </w:pPr>
-      <w:r>
-        <w:rPr>
-          <w:rFonts w:hint="eastAsia" w:ascii="Times New Roman" w:hAnsi="Times New Roman" w:eastAsia="Times New Roman" w:cs="Times New Roman"/>
-        </w:rPr>
-        <w:t>（3）</w:t>
-      </w:r>
-      <w:r>
-        <w:rPr>
-          <w:rFonts w:hint="eastAsia" w:ascii="Times New Roman" w:hAnsi="Times New Roman" w:eastAsia="FangSong" w:cs="Times New Roman"/>
-        </w:rPr>
-        <w:t>以原子序数为该元素的代号</w:t>
-      </w:r>
-      <w:r>
-        <w:rPr>
-          <w:rFonts w:hint="eastAsia" w:ascii="Times New Roman" w:hAnsi="Times New Roman" w:eastAsia="Times New Roman" w:cs="Times New Roman"/>
-        </w:rPr>
-        <w:t>（</w:t>
-      </w:r>
-      <w:r>
-        <w:rPr>
-          <w:rFonts w:hint="eastAsia" w:ascii="Times New Roman" w:hAnsi="Times New Roman" w:eastAsia="FangSong" w:cs="Times New Roman"/>
-        </w:rPr>
-        <w:t>左上角标注该核素的质量数</w:t>
-      </w:r>
-      <w:r>
-        <w:rPr>
-          <w:rFonts w:hint="eastAsia" w:ascii="Times New Roman" w:hAnsi="Times New Roman" w:eastAsia="Times New Roman" w:cs="Times New Roman"/>
-        </w:rPr>
-        <w:t>），</w:t>
-      </w:r>
-      <w:r>
-        <w:rPr>
-          <w:rFonts w:hint="eastAsia" w:ascii="Times New Roman" w:hAnsi="Times New Roman" w:eastAsia="FangSong" w:cs="Times New Roman"/>
-        </w:rPr>
-        <w:t>写出合成该元素的核反应方程式</w:t>
-      </w:r>
-      <w:r>
-        <w:rPr>
-          <w:rFonts w:hint="eastAsia" w:ascii="Times New Roman" w:hAnsi="Times New Roman" w:eastAsia="Times New Roman" w:cs="Times New Roman"/>
-        </w:rPr>
-        <w:t>。</w:t>
-      </w:r>
-    </w:p>
-    <w:p>
-      <w:pPr>
-        <w:pStyle w:val="Compact"/>
-        <w:numPr>
-          <w:ilvl w:val="0"/>
-          <w:numId w:val="1041"/>
         </w:numPr>
       </w:pPr>
       <w:r>
@@ -45083,109 +45217,6 @@
       </w:pPr>
     </w:lvl>
   </w:abstractNum>
-  <w:abstractNum w:abstractNumId="991">
-    <w:nsid w:val="0000A991"/>
-    <w:multiLevelType w:val="multilevel"/>
-    <w:lvl w:ilvl="0">
-      <w:numFmt w:val="bullet"/>
-      <w:lvlText w:val=""/>
-      <w:lvlJc w:val="left"/>
-      <w:pPr>
-        <w:ind w:left="720" w:hanging="360"/>
-      </w:pPr>
-      <w:rPr>
-        <w:rFonts w:ascii="Symbol" w:hAnsi="Symbol" w:cs="Symbol" w:hint="default"/>
-      </w:rPr>
-    </w:lvl>
-    <w:lvl w:ilvl="1">
-      <w:numFmt w:val="bullet"/>
-      <w:lvlText w:val="o"/>
-      <w:lvlJc w:val="left"/>
-      <w:pPr>
-        <w:ind w:left="1440" w:hanging="360"/>
-      </w:pPr>
-      <w:rPr>
-        <w:rFonts w:ascii="Courier New" w:hAnsi="Courier New" w:cs="Courier New" w:hint="default"/>
-      </w:rPr>
-    </w:lvl>
-    <w:lvl w:ilvl="2">
-      <w:numFmt w:val="bullet"/>
-      <w:lvlText w:val=""/>
-      <w:lvlJc w:val="left"/>
-      <w:pPr>
-        <w:ind w:left="2160" w:hanging="360"/>
-      </w:pPr>
-      <w:rPr>
-        <w:rFonts w:ascii="Wingdings" w:hAnsi="Wingdings" w:cs="Wingdings" w:hint="default"/>
-      </w:rPr>
-    </w:lvl>
-    <w:lvl w:ilvl="3">
-      <w:numFmt w:val="bullet"/>
-      <w:lvlText w:val=""/>
-      <w:lvlJc w:val="left"/>
-      <w:pPr>
-        <w:ind w:left="2880" w:hanging="360"/>
-      </w:pPr>
-      <w:rPr>
-        <w:rFonts w:ascii="Symbol" w:hAnsi="Symbol" w:cs="Symbol" w:hint="default"/>
-      </w:rPr>
-    </w:lvl>
-    <w:lvl w:ilvl="4">
-      <w:numFmt w:val="bullet"/>
-      <w:lvlText w:val="o"/>
-      <w:lvlJc w:val="left"/>
-      <w:pPr>
-        <w:ind w:left="3600" w:hanging="360"/>
-      </w:pPr>
-      <w:rPr>
-        <w:rFonts w:ascii="Courier New" w:hAnsi="Courier New" w:cs="Courier New" w:hint="default"/>
-      </w:rPr>
-    </w:lvl>
-    <w:lvl w:ilvl="5">
-      <w:numFmt w:val="bullet"/>
-      <w:lvlText w:val=""/>
-      <w:lvlJc w:val="left"/>
-      <w:pPr>
-        <w:ind w:left="4320" w:hanging="360"/>
-      </w:pPr>
-      <w:rPr>
-        <w:rFonts w:ascii="Wingdings" w:hAnsi="Wingdings" w:cs="Wingdings" w:hint="default"/>
-      </w:rPr>
-    </w:lvl>
-    <w:lvl w:ilvl="6">
-      <w:numFmt w:val="bullet"/>
-      <w:lvlText w:val=""/>
-      <w:lvlJc w:val="left"/>
-      <w:pPr>
-        <w:ind w:left="5040" w:hanging="360"/>
-      </w:pPr>
-      <w:rPr>
-        <w:rFonts w:ascii="Symbol" w:hAnsi="Symbol" w:cs="Symbol" w:hint="default"/>
-      </w:rPr>
-    </w:lvl>
-    <w:lvl w:ilvl="7">
-      <w:numFmt w:val="bullet"/>
-      <w:lvlText w:val="o"/>
-      <w:lvlJc w:val="left"/>
-      <w:pPr>
-        <w:ind w:left="5760" w:hanging="360"/>
-      </w:pPr>
-      <w:rPr>
-        <w:rFonts w:ascii="Courier New" w:hAnsi="Courier New" w:cs="Courier New" w:hint="default"/>
-      </w:rPr>
-    </w:lvl>
-    <w:lvl w:ilvl="8">
-      <w:numFmt w:val="bullet"/>
-      <w:lvlText w:val=""/>
-      <w:lvlJc w:val="left"/>
-      <w:pPr>
-        <w:ind w:left="6480" w:hanging="360"/>
-      </w:pPr>
-      <w:rPr>
-        <w:rFonts w:ascii="Wingdings" w:hAnsi="Wingdings" w:cs="Wingdings" w:hint="default"/>
-      </w:rPr>
-    </w:lvl>
-  </w:abstractNum>
   <w:abstractNum w:abstractNumId="99411">
     <w:nsid w:val="00A99411"/>
     <w:multiLevelType w:val="multilevel"/>
@@ -46210,10 +46241,37 @@
     <w:abstractNumId w:val="990"/>
   </w:num>
   <w:num w:numId="1001">
-    <w:abstractNumId w:val="991"/>
+    <w:abstractNumId w:val="99411"/>
+    <w:lvlOverride w:ilvl="0">
+      <w:startOverride w:val="1"/>
+    </w:lvlOverride>
+    <w:lvlOverride w:ilvl="1">
+      <w:startOverride w:val="1"/>
+    </w:lvlOverride>
+    <w:lvlOverride w:ilvl="2">
+      <w:startOverride w:val="1"/>
+    </w:lvlOverride>
+    <w:lvlOverride w:ilvl="3">
+      <w:startOverride w:val="1"/>
+    </w:lvlOverride>
+    <w:lvlOverride w:ilvl="4">
+      <w:startOverride w:val="1"/>
+    </w:lvlOverride>
+    <w:lvlOverride w:ilvl="5">
+      <w:startOverride w:val="1"/>
+    </w:lvlOverride>
+    <w:lvlOverride w:ilvl="6">
+      <w:startOverride w:val="1"/>
+    </w:lvlOverride>
+    <w:lvlOverride w:ilvl="7">
+      <w:startOverride w:val="1"/>
+    </w:lvlOverride>
+    <w:lvlOverride w:ilvl="8">
+      <w:startOverride w:val="1"/>
+    </w:lvlOverride>
   </w:num>
   <w:num w:numId="1002">
-    <w:abstractNumId w:val="99411"/>
+    <w:abstractNumId w:val="99431"/>
     <w:lvlOverride w:ilvl="0">
       <w:startOverride w:val="1"/>
     </w:lvlOverride>
@@ -46273,6 +46331,156 @@
     </w:lvlOverride>
   </w:num>
   <w:num w:numId="1004">
+    <w:abstractNumId w:val="99711"/>
+    <w:lvlOverride w:ilvl="0">
+      <w:startOverride w:val="1"/>
+    </w:lvlOverride>
+    <w:lvlOverride w:ilvl="1">
+      <w:startOverride w:val="1"/>
+    </w:lvlOverride>
+    <w:lvlOverride w:ilvl="2">
+      <w:startOverride w:val="1"/>
+    </w:lvlOverride>
+    <w:lvlOverride w:ilvl="3">
+      <w:startOverride w:val="1"/>
+    </w:lvlOverride>
+    <w:lvlOverride w:ilvl="4">
+      <w:startOverride w:val="1"/>
+    </w:lvlOverride>
+    <w:lvlOverride w:ilvl="5">
+      <w:startOverride w:val="1"/>
+    </w:lvlOverride>
+    <w:lvlOverride w:ilvl="6">
+      <w:startOverride w:val="1"/>
+    </w:lvlOverride>
+    <w:lvlOverride w:ilvl="7">
+      <w:startOverride w:val="1"/>
+    </w:lvlOverride>
+    <w:lvlOverride w:ilvl="8">
+      <w:startOverride w:val="1"/>
+    </w:lvlOverride>
+  </w:num>
+  <w:num w:numId="1005">
+    <w:abstractNumId w:val="99712"/>
+    <w:lvlOverride w:ilvl="0">
+      <w:startOverride w:val="2"/>
+    </w:lvlOverride>
+    <w:lvlOverride w:ilvl="1">
+      <w:startOverride w:val="2"/>
+    </w:lvlOverride>
+    <w:lvlOverride w:ilvl="2">
+      <w:startOverride w:val="2"/>
+    </w:lvlOverride>
+    <w:lvlOverride w:ilvl="3">
+      <w:startOverride w:val="2"/>
+    </w:lvlOverride>
+    <w:lvlOverride w:ilvl="4">
+      <w:startOverride w:val="2"/>
+    </w:lvlOverride>
+    <w:lvlOverride w:ilvl="5">
+      <w:startOverride w:val="2"/>
+    </w:lvlOverride>
+    <w:lvlOverride w:ilvl="6">
+      <w:startOverride w:val="2"/>
+    </w:lvlOverride>
+    <w:lvlOverride w:ilvl="7">
+      <w:startOverride w:val="2"/>
+    </w:lvlOverride>
+    <w:lvlOverride w:ilvl="8">
+      <w:startOverride w:val="2"/>
+    </w:lvlOverride>
+  </w:num>
+  <w:num w:numId="1006">
+    <w:abstractNumId w:val="99711"/>
+    <w:lvlOverride w:ilvl="0">
+      <w:startOverride w:val="1"/>
+    </w:lvlOverride>
+    <w:lvlOverride w:ilvl="1">
+      <w:startOverride w:val="1"/>
+    </w:lvlOverride>
+    <w:lvlOverride w:ilvl="2">
+      <w:startOverride w:val="1"/>
+    </w:lvlOverride>
+    <w:lvlOverride w:ilvl="3">
+      <w:startOverride w:val="1"/>
+    </w:lvlOverride>
+    <w:lvlOverride w:ilvl="4">
+      <w:startOverride w:val="1"/>
+    </w:lvlOverride>
+    <w:lvlOverride w:ilvl="5">
+      <w:startOverride w:val="1"/>
+    </w:lvlOverride>
+    <w:lvlOverride w:ilvl="6">
+      <w:startOverride w:val="1"/>
+    </w:lvlOverride>
+    <w:lvlOverride w:ilvl="7">
+      <w:startOverride w:val="1"/>
+    </w:lvlOverride>
+    <w:lvlOverride w:ilvl="8">
+      <w:startOverride w:val="1"/>
+    </w:lvlOverride>
+  </w:num>
+  <w:num w:numId="1007">
+    <w:abstractNumId w:val="99432"/>
+    <w:lvlOverride w:ilvl="0">
+      <w:startOverride w:val="2"/>
+    </w:lvlOverride>
+    <w:lvlOverride w:ilvl="1">
+      <w:startOverride w:val="2"/>
+    </w:lvlOverride>
+    <w:lvlOverride w:ilvl="2">
+      <w:startOverride w:val="2"/>
+    </w:lvlOverride>
+    <w:lvlOverride w:ilvl="3">
+      <w:startOverride w:val="2"/>
+    </w:lvlOverride>
+    <w:lvlOverride w:ilvl="4">
+      <w:startOverride w:val="2"/>
+    </w:lvlOverride>
+    <w:lvlOverride w:ilvl="5">
+      <w:startOverride w:val="2"/>
+    </w:lvlOverride>
+    <w:lvlOverride w:ilvl="6">
+      <w:startOverride w:val="2"/>
+    </w:lvlOverride>
+    <w:lvlOverride w:ilvl="7">
+      <w:startOverride w:val="2"/>
+    </w:lvlOverride>
+    <w:lvlOverride w:ilvl="8">
+      <w:startOverride w:val="2"/>
+    </w:lvlOverride>
+  </w:num>
+  <w:num w:numId="1008">
+    <w:abstractNumId w:val="99411"/>
+    <w:lvlOverride w:ilvl="0">
+      <w:startOverride w:val="1"/>
+    </w:lvlOverride>
+    <w:lvlOverride w:ilvl="1">
+      <w:startOverride w:val="1"/>
+    </w:lvlOverride>
+    <w:lvlOverride w:ilvl="2">
+      <w:startOverride w:val="1"/>
+    </w:lvlOverride>
+    <w:lvlOverride w:ilvl="3">
+      <w:startOverride w:val="1"/>
+    </w:lvlOverride>
+    <w:lvlOverride w:ilvl="4">
+      <w:startOverride w:val="1"/>
+    </w:lvlOverride>
+    <w:lvlOverride w:ilvl="5">
+      <w:startOverride w:val="1"/>
+    </w:lvlOverride>
+    <w:lvlOverride w:ilvl="6">
+      <w:startOverride w:val="1"/>
+    </w:lvlOverride>
+    <w:lvlOverride w:ilvl="7">
+      <w:startOverride w:val="1"/>
+    </w:lvlOverride>
+    <w:lvlOverride w:ilvl="8">
+      <w:startOverride w:val="1"/>
+    </w:lvlOverride>
+  </w:num>
+  <w:num w:numId="1009">
     <w:abstractNumId w:val="99431"/>
     <w:lvlOverride w:ilvl="0">
       <w:startOverride w:val="1"/>
@@ -46302,97 +46510,7 @@
       <w:startOverride w:val="1"/>
     </w:lvlOverride>
   </w:num>
-  <w:num w:numId="1005">
-    <w:abstractNumId w:val="99711"/>
-    <w:lvlOverride w:ilvl="0">
-      <w:startOverride w:val="1"/>
-    </w:lvlOverride>
-    <w:lvlOverride w:ilvl="1">
-      <w:startOverride w:val="1"/>
-    </w:lvlOverride>
-    <w:lvlOverride w:ilvl="2">
-      <w:startOverride w:val="1"/>
-    </w:lvlOverride>
-    <w:lvlOverride w:ilvl="3">
-      <w:startOverride w:val="1"/>
-    </w:lvlOverride>
-    <w:lvlOverride w:ilvl="4">
-      <w:startOverride w:val="1"/>
-    </w:lvlOverride>
-    <w:lvlOverride w:ilvl="5">
-      <w:startOverride w:val="1"/>
-    </w:lvlOverride>
-    <w:lvlOverride w:ilvl="6">
-      <w:startOverride w:val="1"/>
-    </w:lvlOverride>
-    <w:lvlOverride w:ilvl="7">
-      <w:startOverride w:val="1"/>
-    </w:lvlOverride>
-    <w:lvlOverride w:ilvl="8">
-      <w:startOverride w:val="1"/>
-    </w:lvlOverride>
-  </w:num>
-  <w:num w:numId="1006">
-    <w:abstractNumId w:val="99712"/>
-    <w:lvlOverride w:ilvl="0">
-      <w:startOverride w:val="2"/>
-    </w:lvlOverride>
-    <w:lvlOverride w:ilvl="1">
-      <w:startOverride w:val="2"/>
-    </w:lvlOverride>
-    <w:lvlOverride w:ilvl="2">
-      <w:startOverride w:val="2"/>
-    </w:lvlOverride>
-    <w:lvlOverride w:ilvl="3">
-      <w:startOverride w:val="2"/>
-    </w:lvlOverride>
-    <w:lvlOverride w:ilvl="4">
-      <w:startOverride w:val="2"/>
-    </w:lvlOverride>
-    <w:lvlOverride w:ilvl="5">
-      <w:startOverride w:val="2"/>
-    </w:lvlOverride>
-    <w:lvlOverride w:ilvl="6">
-      <w:startOverride w:val="2"/>
-    </w:lvlOverride>
-    <w:lvlOverride w:ilvl="7">
-      <w:startOverride w:val="2"/>
-    </w:lvlOverride>
-    <w:lvlOverride w:ilvl="8">
-      <w:startOverride w:val="2"/>
-    </w:lvlOverride>
-  </w:num>
-  <w:num w:numId="1007">
-    <w:abstractNumId w:val="99711"/>
-    <w:lvlOverride w:ilvl="0">
-      <w:startOverride w:val="1"/>
-    </w:lvlOverride>
-    <w:lvlOverride w:ilvl="1">
-      <w:startOverride w:val="1"/>
-    </w:lvlOverride>
-    <w:lvlOverride w:ilvl="2">
-      <w:startOverride w:val="1"/>
-    </w:lvlOverride>
-    <w:lvlOverride w:ilvl="3">
-      <w:startOverride w:val="1"/>
-    </w:lvlOverride>
-    <w:lvlOverride w:ilvl="4">
-      <w:startOverride w:val="1"/>
-    </w:lvlOverride>
-    <w:lvlOverride w:ilvl="5">
-      <w:startOverride w:val="1"/>
-    </w:lvlOverride>
-    <w:lvlOverride w:ilvl="6">
-      <w:startOverride w:val="1"/>
-    </w:lvlOverride>
-    <w:lvlOverride w:ilvl="7">
-      <w:startOverride w:val="1"/>
-    </w:lvlOverride>
-    <w:lvlOverride w:ilvl="8">
-      <w:startOverride w:val="1"/>
-    </w:lvlOverride>
-  </w:num>
-  <w:num w:numId="1008">
+  <w:num w:numId="1010">
     <w:abstractNumId w:val="99432"/>
     <w:lvlOverride w:ilvl="0">
       <w:startOverride w:val="2"/>
@@ -46422,7 +46540,67 @@
       <w:startOverride w:val="2"/>
     </w:lvlOverride>
   </w:num>
-  <w:num w:numId="1009">
+  <w:num w:numId="1011">
+    <w:abstractNumId w:val="99433"/>
+    <w:lvlOverride w:ilvl="0">
+      <w:startOverride w:val="3"/>
+    </w:lvlOverride>
+    <w:lvlOverride w:ilvl="1">
+      <w:startOverride w:val="3"/>
+    </w:lvlOverride>
+    <w:lvlOverride w:ilvl="2">
+      <w:startOverride w:val="3"/>
+    </w:lvlOverride>
+    <w:lvlOverride w:ilvl="3">
+      <w:startOverride w:val="3"/>
+    </w:lvlOverride>
+    <w:lvlOverride w:ilvl="4">
+      <w:startOverride w:val="3"/>
+    </w:lvlOverride>
+    <w:lvlOverride w:ilvl="5">
+      <w:startOverride w:val="3"/>
+    </w:lvlOverride>
+    <w:lvlOverride w:ilvl="6">
+      <w:startOverride w:val="3"/>
+    </w:lvlOverride>
+    <w:lvlOverride w:ilvl="7">
+      <w:startOverride w:val="3"/>
+    </w:lvlOverride>
+    <w:lvlOverride w:ilvl="8">
+      <w:startOverride w:val="3"/>
+    </w:lvlOverride>
+  </w:num>
+  <w:num w:numId="1012">
+    <w:abstractNumId w:val="99412"/>
+    <w:lvlOverride w:ilvl="0">
+      <w:startOverride w:val="2"/>
+    </w:lvlOverride>
+    <w:lvlOverride w:ilvl="1">
+      <w:startOverride w:val="2"/>
+    </w:lvlOverride>
+    <w:lvlOverride w:ilvl="2">
+      <w:startOverride w:val="2"/>
+    </w:lvlOverride>
+    <w:lvlOverride w:ilvl="3">
+      <w:startOverride w:val="2"/>
+    </w:lvlOverride>
+    <w:lvlOverride w:ilvl="4">
+      <w:startOverride w:val="2"/>
+    </w:lvlOverride>
+    <w:lvlOverride w:ilvl="5">
+      <w:startOverride w:val="2"/>
+    </w:lvlOverride>
+    <w:lvlOverride w:ilvl="6">
+      <w:startOverride w:val="2"/>
+    </w:lvlOverride>
+    <w:lvlOverride w:ilvl="7">
+      <w:startOverride w:val="2"/>
+    </w:lvlOverride>
+    <w:lvlOverride w:ilvl="8">
+      <w:startOverride w:val="2"/>
+    </w:lvlOverride>
+  </w:num>
+  <w:num w:numId="1013">
     <w:abstractNumId w:val="99411"/>
     <w:lvlOverride w:ilvl="0">
       <w:startOverride w:val="1"/>
@@ -46452,7 +46630,7 @@
       <w:startOverride w:val="1"/>
     </w:lvlOverride>
   </w:num>
-  <w:num w:numId="1010">
+  <w:num w:numId="1014">
     <w:abstractNumId w:val="99431"/>
     <w:lvlOverride w:ilvl="0">
       <w:startOverride w:val="1"/>
@@ -46482,7 +46660,7 @@
       <w:startOverride w:val="1"/>
     </w:lvlOverride>
   </w:num>
-  <w:num w:numId="1011">
+  <w:num w:numId="1015">
     <w:abstractNumId w:val="99432"/>
     <w:lvlOverride w:ilvl="0">
       <w:startOverride w:val="2"/>
@@ -46512,7 +46690,97 @@
       <w:startOverride w:val="2"/>
     </w:lvlOverride>
   </w:num>
-  <w:num w:numId="1012">
+  <w:num w:numId="1016">
+    <w:abstractNumId w:val="99412"/>
+    <w:lvlOverride w:ilvl="0">
+      <w:startOverride w:val="2"/>
+    </w:lvlOverride>
+    <w:lvlOverride w:ilvl="1">
+      <w:startOverride w:val="2"/>
+    </w:lvlOverride>
+    <w:lvlOverride w:ilvl="2">
+      <w:startOverride w:val="2"/>
+    </w:lvlOverride>
+    <w:lvlOverride w:ilvl="3">
+      <w:startOverride w:val="2"/>
+    </w:lvlOverride>
+    <w:lvlOverride w:ilvl="4">
+      <w:startOverride w:val="2"/>
+    </w:lvlOverride>
+    <w:lvlOverride w:ilvl="5">
+      <w:startOverride w:val="2"/>
+    </w:lvlOverride>
+    <w:lvlOverride w:ilvl="6">
+      <w:startOverride w:val="2"/>
+    </w:lvlOverride>
+    <w:lvlOverride w:ilvl="7">
+      <w:startOverride w:val="2"/>
+    </w:lvlOverride>
+    <w:lvlOverride w:ilvl="8">
+      <w:startOverride w:val="2"/>
+    </w:lvlOverride>
+  </w:num>
+  <w:num w:numId="1017">
+    <w:abstractNumId w:val="99431"/>
+    <w:lvlOverride w:ilvl="0">
+      <w:startOverride w:val="1"/>
+    </w:lvlOverride>
+    <w:lvlOverride w:ilvl="1">
+      <w:startOverride w:val="1"/>
+    </w:lvlOverride>
+    <w:lvlOverride w:ilvl="2">
+      <w:startOverride w:val="1"/>
+    </w:lvlOverride>
+    <w:lvlOverride w:ilvl="3">
+      <w:startOverride w:val="1"/>
+    </w:lvlOverride>
+    <w:lvlOverride w:ilvl="4">
+      <w:startOverride w:val="1"/>
+    </w:lvlOverride>
+    <w:lvlOverride w:ilvl="5">
+      <w:startOverride w:val="1"/>
+    </w:lvlOverride>
+    <w:lvlOverride w:ilvl="6">
+      <w:startOverride w:val="1"/>
+    </w:lvlOverride>
+    <w:lvlOverride w:ilvl="7">
+      <w:startOverride w:val="1"/>
+    </w:lvlOverride>
+    <w:lvlOverride w:ilvl="8">
+      <w:startOverride w:val="1"/>
+    </w:lvlOverride>
+  </w:num>
+  <w:num w:numId="1018">
+    <w:abstractNumId w:val="99432"/>
+    <w:lvlOverride w:ilvl="0">
+      <w:startOverride w:val="2"/>
+    </w:lvlOverride>
+    <w:lvlOverride w:ilvl="1">
+      <w:startOverride w:val="2"/>
+    </w:lvlOverride>
+    <w:lvlOverride w:ilvl="2">
+      <w:startOverride w:val="2"/>
+    </w:lvlOverride>
+    <w:lvlOverride w:ilvl="3">
+      <w:startOverride w:val="2"/>
+    </w:lvlOverride>
+    <w:lvlOverride w:ilvl="4">
+      <w:startOverride w:val="2"/>
+    </w:lvlOverride>
+    <w:lvlOverride w:ilvl="5">
+      <w:startOverride w:val="2"/>
+    </w:lvlOverride>
+    <w:lvlOverride w:ilvl="6">
+      <w:startOverride w:val="2"/>
+    </w:lvlOverride>
+    <w:lvlOverride w:ilvl="7">
+      <w:startOverride w:val="2"/>
+    </w:lvlOverride>
+    <w:lvlOverride w:ilvl="8">
+      <w:startOverride w:val="2"/>
+    </w:lvlOverride>
+  </w:num>
+  <w:num w:numId="1019">
     <w:abstractNumId w:val="99433"/>
     <w:lvlOverride w:ilvl="0">
       <w:startOverride w:val="3"/>
@@ -46542,7 +46810,157 @@
       <w:startOverride w:val="3"/>
     </w:lvlOverride>
   </w:num>
-  <w:num w:numId="1013">
+  <w:num w:numId="1020">
+    <w:abstractNumId w:val="99434"/>
+    <w:lvlOverride w:ilvl="0">
+      <w:startOverride w:val="4"/>
+    </w:lvlOverride>
+    <w:lvlOverride w:ilvl="1">
+      <w:startOverride w:val="4"/>
+    </w:lvlOverride>
+    <w:lvlOverride w:ilvl="2">
+      <w:startOverride w:val="4"/>
+    </w:lvlOverride>
+    <w:lvlOverride w:ilvl="3">
+      <w:startOverride w:val="4"/>
+    </w:lvlOverride>
+    <w:lvlOverride w:ilvl="4">
+      <w:startOverride w:val="4"/>
+    </w:lvlOverride>
+    <w:lvlOverride w:ilvl="5">
+      <w:startOverride w:val="4"/>
+    </w:lvlOverride>
+    <w:lvlOverride w:ilvl="6">
+      <w:startOverride w:val="4"/>
+    </w:lvlOverride>
+    <w:lvlOverride w:ilvl="7">
+      <w:startOverride w:val="4"/>
+    </w:lvlOverride>
+    <w:lvlOverride w:ilvl="8">
+      <w:startOverride w:val="4"/>
+    </w:lvlOverride>
+  </w:num>
+  <w:num w:numId="1021">
+    <w:abstractNumId w:val="99413"/>
+    <w:lvlOverride w:ilvl="0">
+      <w:startOverride w:val="3"/>
+    </w:lvlOverride>
+    <w:lvlOverride w:ilvl="1">
+      <w:startOverride w:val="3"/>
+    </w:lvlOverride>
+    <w:lvlOverride w:ilvl="2">
+      <w:startOverride w:val="3"/>
+    </w:lvlOverride>
+    <w:lvlOverride w:ilvl="3">
+      <w:startOverride w:val="3"/>
+    </w:lvlOverride>
+    <w:lvlOverride w:ilvl="4">
+      <w:startOverride w:val="3"/>
+    </w:lvlOverride>
+    <w:lvlOverride w:ilvl="5">
+      <w:startOverride w:val="3"/>
+    </w:lvlOverride>
+    <w:lvlOverride w:ilvl="6">
+      <w:startOverride w:val="3"/>
+    </w:lvlOverride>
+    <w:lvlOverride w:ilvl="7">
+      <w:startOverride w:val="3"/>
+    </w:lvlOverride>
+    <w:lvlOverride w:ilvl="8">
+      <w:startOverride w:val="3"/>
+    </w:lvlOverride>
+  </w:num>
+  <w:num w:numId="1022">
+    <w:abstractNumId w:val="99431"/>
+    <w:lvlOverride w:ilvl="0">
+      <w:startOverride w:val="1"/>
+    </w:lvlOverride>
+    <w:lvlOverride w:ilvl="1">
+      <w:startOverride w:val="1"/>
+    </w:lvlOverride>
+    <w:lvlOverride w:ilvl="2">
+      <w:startOverride w:val="1"/>
+    </w:lvlOverride>
+    <w:lvlOverride w:ilvl="3">
+      <w:startOverride w:val="1"/>
+    </w:lvlOverride>
+    <w:lvlOverride w:ilvl="4">
+      <w:startOverride w:val="1"/>
+    </w:lvlOverride>
+    <w:lvlOverride w:ilvl="5">
+      <w:startOverride w:val="1"/>
+    </w:lvlOverride>
+    <w:lvlOverride w:ilvl="6">
+      <w:startOverride w:val="1"/>
+    </w:lvlOverride>
+    <w:lvlOverride w:ilvl="7">
+      <w:startOverride w:val="1"/>
+    </w:lvlOverride>
+    <w:lvlOverride w:ilvl="8">
+      <w:startOverride w:val="1"/>
+    </w:lvlOverride>
+  </w:num>
+  <w:num w:numId="1023">
+    <w:abstractNumId w:val="99414"/>
+    <w:lvlOverride w:ilvl="0">
+      <w:startOverride w:val="4"/>
+    </w:lvlOverride>
+    <w:lvlOverride w:ilvl="1">
+      <w:startOverride w:val="4"/>
+    </w:lvlOverride>
+    <w:lvlOverride w:ilvl="2">
+      <w:startOverride w:val="4"/>
+    </w:lvlOverride>
+    <w:lvlOverride w:ilvl="3">
+      <w:startOverride w:val="4"/>
+    </w:lvlOverride>
+    <w:lvlOverride w:ilvl="4">
+      <w:startOverride w:val="4"/>
+    </w:lvlOverride>
+    <w:lvlOverride w:ilvl="5">
+      <w:startOverride w:val="4"/>
+    </w:lvlOverride>
+    <w:lvlOverride w:ilvl="6">
+      <w:startOverride w:val="4"/>
+    </w:lvlOverride>
+    <w:lvlOverride w:ilvl="7">
+      <w:startOverride w:val="4"/>
+    </w:lvlOverride>
+    <w:lvlOverride w:ilvl="8">
+      <w:startOverride w:val="4"/>
+    </w:lvlOverride>
+  </w:num>
+  <w:num w:numId="1024">
+    <w:abstractNumId w:val="99411"/>
+    <w:lvlOverride w:ilvl="0">
+      <w:startOverride w:val="1"/>
+    </w:lvlOverride>
+    <w:lvlOverride w:ilvl="1">
+      <w:startOverride w:val="1"/>
+    </w:lvlOverride>
+    <w:lvlOverride w:ilvl="2">
+      <w:startOverride w:val="1"/>
+    </w:lvlOverride>
+    <w:lvlOverride w:ilvl="3">
+      <w:startOverride w:val="1"/>
+    </w:lvlOverride>
+    <w:lvlOverride w:ilvl="4">
+      <w:startOverride w:val="1"/>
+    </w:lvlOverride>
+    <w:lvlOverride w:ilvl="5">
+      <w:startOverride w:val="1"/>
+    </w:lvlOverride>
+    <w:lvlOverride w:ilvl="6">
+      <w:startOverride w:val="1"/>
+    </w:lvlOverride>
+    <w:lvlOverride w:ilvl="7">
+      <w:startOverride w:val="1"/>
+    </w:lvlOverride>
+    <w:lvlOverride w:ilvl="8">
+      <w:startOverride w:val="1"/>
+    </w:lvlOverride>
+  </w:num>
+  <w:num w:numId="1025">
     <w:abstractNumId w:val="99412"/>
     <w:lvlOverride w:ilvl="0">
       <w:startOverride w:val="2"/>
@@ -46572,7 +46990,7 @@
       <w:startOverride w:val="2"/>
     </w:lvlOverride>
   </w:num>
-  <w:num w:numId="1014">
+  <w:num w:numId="1026">
     <w:abstractNumId w:val="99411"/>
     <w:lvlOverride w:ilvl="0">
       <w:startOverride w:val="1"/>
@@ -46602,7 +47020,97 @@
       <w:startOverride w:val="1"/>
     </w:lvlOverride>
   </w:num>
-  <w:num w:numId="1015">
+  <w:num w:numId="1027">
+    <w:abstractNumId w:val="99412"/>
+    <w:lvlOverride w:ilvl="0">
+      <w:startOverride w:val="2"/>
+    </w:lvlOverride>
+    <w:lvlOverride w:ilvl="1">
+      <w:startOverride w:val="2"/>
+    </w:lvlOverride>
+    <w:lvlOverride w:ilvl="2">
+      <w:startOverride w:val="2"/>
+    </w:lvlOverride>
+    <w:lvlOverride w:ilvl="3">
+      <w:startOverride w:val="2"/>
+    </w:lvlOverride>
+    <w:lvlOverride w:ilvl="4">
+      <w:startOverride w:val="2"/>
+    </w:lvlOverride>
+    <w:lvlOverride w:ilvl="5">
+      <w:startOverride w:val="2"/>
+    </w:lvlOverride>
+    <w:lvlOverride w:ilvl="6">
+      <w:startOverride w:val="2"/>
+    </w:lvlOverride>
+    <w:lvlOverride w:ilvl="7">
+      <w:startOverride w:val="2"/>
+    </w:lvlOverride>
+    <w:lvlOverride w:ilvl="8">
+      <w:startOverride w:val="2"/>
+    </w:lvlOverride>
+  </w:num>
+  <w:num w:numId="1028">
+    <w:abstractNumId w:val="99413"/>
+    <w:lvlOverride w:ilvl="0">
+      <w:startOverride w:val="3"/>
+    </w:lvlOverride>
+    <w:lvlOverride w:ilvl="1">
+      <w:startOverride w:val="3"/>
+    </w:lvlOverride>
+    <w:lvlOverride w:ilvl="2">
+      <w:startOverride w:val="3"/>
+    </w:lvlOverride>
+    <w:lvlOverride w:ilvl="3">
+      <w:startOverride w:val="3"/>
+    </w:lvlOverride>
+    <w:lvlOverride w:ilvl="4">
+      <w:startOverride w:val="3"/>
+    </w:lvlOverride>
+    <w:lvlOverride w:ilvl="5">
+      <w:startOverride w:val="3"/>
+    </w:lvlOverride>
+    <w:lvlOverride w:ilvl="6">
+      <w:startOverride w:val="3"/>
+    </w:lvlOverride>
+    <w:lvlOverride w:ilvl="7">
+      <w:startOverride w:val="3"/>
+    </w:lvlOverride>
+    <w:lvlOverride w:ilvl="8">
+      <w:startOverride w:val="3"/>
+    </w:lvlOverride>
+  </w:num>
+  <w:num w:numId="1029">
+    <w:abstractNumId w:val="99411"/>
+    <w:lvlOverride w:ilvl="0">
+      <w:startOverride w:val="1"/>
+    </w:lvlOverride>
+    <w:lvlOverride w:ilvl="1">
+      <w:startOverride w:val="1"/>
+    </w:lvlOverride>
+    <w:lvlOverride w:ilvl="2">
+      <w:startOverride w:val="1"/>
+    </w:lvlOverride>
+    <w:lvlOverride w:ilvl="3">
+      <w:startOverride w:val="1"/>
+    </w:lvlOverride>
+    <w:lvlOverride w:ilvl="4">
+      <w:startOverride w:val="1"/>
+    </w:lvlOverride>
+    <w:lvlOverride w:ilvl="5">
+      <w:startOverride w:val="1"/>
+    </w:lvlOverride>
+    <w:lvlOverride w:ilvl="6">
+      <w:startOverride w:val="1"/>
+    </w:lvlOverride>
+    <w:lvlOverride w:ilvl="7">
+      <w:startOverride w:val="1"/>
+    </w:lvlOverride>
+    <w:lvlOverride w:ilvl="8">
+      <w:startOverride w:val="1"/>
+    </w:lvlOverride>
+  </w:num>
+  <w:num w:numId="1030">
     <w:abstractNumId w:val="99431"/>
     <w:lvlOverride w:ilvl="0">
       <w:startOverride w:val="1"/>
@@ -46632,37 +47140,67 @@
       <w:startOverride w:val="1"/>
     </w:lvlOverride>
   </w:num>
-  <w:num w:numId="1016">
-    <w:abstractNumId w:val="99432"/>
+  <w:num w:numId="1031">
+    <w:abstractNumId w:val="99411"/>
     <w:lvlOverride w:ilvl="0">
-      <w:startOverride w:val="2"/>
+      <w:startOverride w:val="1"/>
     </w:lvlOverride>
     <w:lvlOverride w:ilvl="1">
-      <w:startOverride w:val="2"/>
+      <w:startOverride w:val="1"/>
     </w:lvlOverride>
     <w:lvlOverride w:ilvl="2">
-      <w:startOverride w:val="2"/>
+      <w:startOverride w:val="1"/>
     </w:lvlOverride>
     <w:lvlOverride w:ilvl="3">
-      <w:startOverride w:val="2"/>
+      <w:startOverride w:val="1"/>
     </w:lvlOverride>
     <w:lvlOverride w:ilvl="4">
-      <w:startOverride w:val="2"/>
+      <w:startOverride w:val="1"/>
     </w:lvlOverride>
     <w:lvlOverride w:ilvl="5">
-      <w:startOverride w:val="2"/>
+      <w:startOverride w:val="1"/>
     </w:lvlOverride>
     <w:lvlOverride w:ilvl="6">
-      <w:startOverride w:val="2"/>
+      <w:startOverride w:val="1"/>
     </w:lvlOverride>
     <w:lvlOverride w:ilvl="7">
-      <w:startOverride w:val="2"/>
+      <w:startOverride w:val="1"/>
     </w:lvlOverride>
     <w:lvlOverride w:ilvl="8">
-      <w:startOverride w:val="2"/>
+      <w:startOverride w:val="1"/>
     </w:lvlOverride>
   </w:num>
-  <w:num w:numId="1017">
+  <w:num w:numId="1032">
+    <w:abstractNumId w:val="99431"/>
+    <w:lvlOverride w:ilvl="0">
+      <w:startOverride w:val="1"/>
+    </w:lvlOverride>
+    <w:lvlOverride w:ilvl="1">
+      <w:startOverride w:val="1"/>
+    </w:lvlOverride>
+    <w:lvlOverride w:ilvl="2">
+      <w:startOverride w:val="1"/>
+    </w:lvlOverride>
+    <w:lvlOverride w:ilvl="3">
+      <w:startOverride w:val="1"/>
+    </w:lvlOverride>
+    <w:lvlOverride w:ilvl="4">
+      <w:startOverride w:val="1"/>
+    </w:lvlOverride>
+    <w:lvlOverride w:ilvl="5">
+      <w:startOverride w:val="1"/>
+    </w:lvlOverride>
+    <w:lvlOverride w:ilvl="6">
+      <w:startOverride w:val="1"/>
+    </w:lvlOverride>
+    <w:lvlOverride w:ilvl="7">
+      <w:startOverride w:val="1"/>
+    </w:lvlOverride>
+    <w:lvlOverride w:ilvl="8">
+      <w:startOverride w:val="1"/>
+    </w:lvlOverride>
+  </w:num>
+  <w:num w:numId="1033">
     <w:abstractNumId w:val="99412"/>
     <w:lvlOverride w:ilvl="0">
       <w:startOverride w:val="2"/>
@@ -46692,7 +47230,7 @@
       <w:startOverride w:val="2"/>
     </w:lvlOverride>
   </w:num>
-  <w:num w:numId="1018">
+  <w:num w:numId="1034">
     <w:abstractNumId w:val="99431"/>
     <w:lvlOverride w:ilvl="0">
       <w:startOverride w:val="1"/>
@@ -46722,37 +47260,67 @@
       <w:startOverride w:val="1"/>
     </w:lvlOverride>
   </w:num>
-  <w:num w:numId="1019">
-    <w:abstractNumId w:val="99432"/>
+  <w:num w:numId="1035">
+    <w:abstractNumId w:val="99415"/>
     <w:lvlOverride w:ilvl="0">
-      <w:startOverride w:val="2"/>
+      <w:startOverride w:val="5"/>
     </w:lvlOverride>
     <w:lvlOverride w:ilvl="1">
-      <w:startOverride w:val="2"/>
+      <w:startOverride w:val="5"/>
     </w:lvlOverride>
     <w:lvlOverride w:ilvl="2">
-      <w:startOverride w:val="2"/>
+      <w:startOverride w:val="5"/>
     </w:lvlOverride>
     <w:lvlOverride w:ilvl="3">
-      <w:startOverride w:val="2"/>
+      <w:startOverride w:val="5"/>
     </w:lvlOverride>
     <w:lvlOverride w:ilvl="4">
-      <w:startOverride w:val="2"/>
+      <w:startOverride w:val="5"/>
     </w:lvlOverride>
     <w:lvlOverride w:ilvl="5">
-      <w:startOverride w:val="2"/>
+      <w:startOverride w:val="5"/>
     </w:lvlOverride>
     <w:lvlOverride w:ilvl="6">
-      <w:startOverride w:val="2"/>
+      <w:startOverride w:val="5"/>
     </w:lvlOverride>
     <w:lvlOverride w:ilvl="7">
-      <w:startOverride w:val="2"/>
+      <w:startOverride w:val="5"/>
     </w:lvlOverride>
     <w:lvlOverride w:ilvl="8">
-      <w:startOverride w:val="2"/>
+      <w:startOverride w:val="5"/>
     </w:lvlOverride>
   </w:num>
-  <w:num w:numId="1020">
+  <w:num w:numId="1036">
+    <w:abstractNumId w:val="99431"/>
+    <w:lvlOverride w:ilvl="0">
+      <w:startOverride w:val="1"/>
+    </w:lvlOverride>
+    <w:lvlOverride w:ilvl="1">
+      <w:startOverride w:val="1"/>
+    </w:lvlOverride>
+    <w:lvlOverride w:ilvl="2">
+      <w:startOverride w:val="1"/>
+    </w:lvlOverride>
+    <w:lvlOverride w:ilvl="3">
+      <w:startOverride w:val="1"/>
+    </w:lvlOverride>
+    <w:lvlOverride w:ilvl="4">
+      <w:startOverride w:val="1"/>
+    </w:lvlOverride>
+    <w:lvlOverride w:ilvl="5">
+      <w:startOverride w:val="1"/>
+    </w:lvlOverride>
+    <w:lvlOverride w:ilvl="6">
+      <w:startOverride w:val="1"/>
+    </w:lvlOverride>
+    <w:lvlOverride w:ilvl="7">
+      <w:startOverride w:val="1"/>
+    </w:lvlOverride>
+    <w:lvlOverride w:ilvl="8">
+      <w:startOverride w:val="1"/>
+    </w:lvlOverride>
+  </w:num>
+  <w:num w:numId="1037">
     <w:abstractNumId w:val="99433"/>
     <w:lvlOverride w:ilvl="0">
       <w:startOverride w:val="3"/>
@@ -46782,67 +47350,37 @@
       <w:startOverride w:val="3"/>
     </w:lvlOverride>
   </w:num>
-  <w:num w:numId="1021">
-    <w:abstractNumId w:val="99434"/>
+  <w:num w:numId="1038">
+    <w:abstractNumId w:val="99416"/>
     <w:lvlOverride w:ilvl="0">
-      <w:startOverride w:val="4"/>
+      <w:startOverride w:val="6"/>
     </w:lvlOverride>
     <w:lvlOverride w:ilvl="1">
-      <w:startOverride w:val="4"/>
+      <w:startOverride w:val="6"/>
     </w:lvlOverride>
     <w:lvlOverride w:ilvl="2">
-      <w:startOverride w:val="4"/>
+      <w:startOverride w:val="6"/>
     </w:lvlOverride>
     <w:lvlOverride w:ilvl="3">
-      <w:startOverride w:val="4"/>
+      <w:startOverride w:val="6"/>
     </w:lvlOverride>
     <w:lvlOverride w:ilvl="4">
-      <w:startOverride w:val="4"/>
+      <w:startOverride w:val="6"/>
     </w:lvlOverride>
     <w:lvlOverride w:ilvl="5">
-      <w:startOverride w:val="4"/>
+      <w:startOverride w:val="6"/>
     </w:lvlOverride>
     <w:lvlOverride w:ilvl="6">
-      <w:startOverride w:val="4"/>
+      <w:startOverride w:val="6"/>
     </w:lvlOverride>
     <w:lvlOverride w:ilvl="7">
-      <w:startOverride w:val="4"/>
+      <w:startOverride w:val="6"/>
     </w:lvlOverride>
     <w:lvlOverride w:ilvl="8">
-      <w:startOverride w:val="4"/>
+      <w:startOverride w:val="6"/>
     </w:lvlOverride>
   </w:num>
-  <w:num w:numId="1022">
-    <w:abstractNumId w:val="99413"/>
-    <w:lvlOverride w:ilvl="0">
-      <w:startOverride w:val="3"/>
-    </w:lvlOverride>
-    <w:lvlOverride w:ilvl="1">
-      <w:startOverride w:val="3"/>
-    </w:lvlOverride>
-    <w:lvlOverride w:ilvl="2">
-      <w:startOverride w:val="3"/>
-    </w:lvlOverride>
-    <w:lvlOverride w:ilvl="3">
-      <w:startOverride w:val="3"/>
-    </w:lvlOverride>
-    <w:lvlOverride w:ilvl="4">
-      <w:startOverride w:val="3"/>
-    </w:lvlOverride>
-    <w:lvlOverride w:ilvl="5">
-      <w:startOverride w:val="3"/>
-    </w:lvlOverride>
-    <w:lvlOverride w:ilvl="6">
-      <w:startOverride w:val="3"/>
-    </w:lvlOverride>
-    <w:lvlOverride w:ilvl="7">
-      <w:startOverride w:val="3"/>
-    </w:lvlOverride>
-    <w:lvlOverride w:ilvl="8">
-      <w:startOverride w:val="3"/>
-    </w:lvlOverride>
-  </w:num>
-  <w:num w:numId="1023">
+  <w:num w:numId="1039">
     <w:abstractNumId w:val="99431"/>
     <w:lvlOverride w:ilvl="0">
       <w:startOverride w:val="1"/>
@@ -46872,517 +47410,7 @@
       <w:startOverride w:val="1"/>
     </w:lvlOverride>
   </w:num>
-  <w:num w:numId="1024">
-    <w:abstractNumId w:val="99414"/>
-    <w:lvlOverride w:ilvl="0">
-      <w:startOverride w:val="4"/>
-    </w:lvlOverride>
-    <w:lvlOverride w:ilvl="1">
-      <w:startOverride w:val="4"/>
-    </w:lvlOverride>
-    <w:lvlOverride w:ilvl="2">
-      <w:startOverride w:val="4"/>
-    </w:lvlOverride>
-    <w:lvlOverride w:ilvl="3">
-      <w:startOverride w:val="4"/>
-    </w:lvlOverride>
-    <w:lvlOverride w:ilvl="4">
-      <w:startOverride w:val="4"/>
-    </w:lvlOverride>
-    <w:lvlOverride w:ilvl="5">
-      <w:startOverride w:val="4"/>
-    </w:lvlOverride>
-    <w:lvlOverride w:ilvl="6">
-      <w:startOverride w:val="4"/>
-    </w:lvlOverride>
-    <w:lvlOverride w:ilvl="7">
-      <w:startOverride w:val="4"/>
-    </w:lvlOverride>
-    <w:lvlOverride w:ilvl="8">
-      <w:startOverride w:val="4"/>
-    </w:lvlOverride>
-  </w:num>
-  <w:num w:numId="1025">
-    <w:abstractNumId w:val="99411"/>
-    <w:lvlOverride w:ilvl="0">
-      <w:startOverride w:val="1"/>
-    </w:lvlOverride>
-    <w:lvlOverride w:ilvl="1">
-      <w:startOverride w:val="1"/>
-    </w:lvlOverride>
-    <w:lvlOverride w:ilvl="2">
-      <w:startOverride w:val="1"/>
-    </w:lvlOverride>
-    <w:lvlOverride w:ilvl="3">
-      <w:startOverride w:val="1"/>
-    </w:lvlOverride>
-    <w:lvlOverride w:ilvl="4">
-      <w:startOverride w:val="1"/>
-    </w:lvlOverride>
-    <w:lvlOverride w:ilvl="5">
-      <w:startOverride w:val="1"/>
-    </w:lvlOverride>
-    <w:lvlOverride w:ilvl="6">
-      <w:startOverride w:val="1"/>
-    </w:lvlOverride>
-    <w:lvlOverride w:ilvl="7">
-      <w:startOverride w:val="1"/>
-    </w:lvlOverride>
-    <w:lvlOverride w:ilvl="8">
-      <w:startOverride w:val="1"/>
-    </w:lvlOverride>
-  </w:num>
-  <w:num w:numId="1026">
-    <w:abstractNumId w:val="99412"/>
-    <w:lvlOverride w:ilvl="0">
-      <w:startOverride w:val="2"/>
-    </w:lvlOverride>
-    <w:lvlOverride w:ilvl="1">
-      <w:startOverride w:val="2"/>
-    </w:lvlOverride>
-    <w:lvlOverride w:ilvl="2">
-      <w:startOverride w:val="2"/>
-    </w:lvlOverride>
-    <w:lvlOverride w:ilvl="3">
-      <w:startOverride w:val="2"/>
-    </w:lvlOverride>
-    <w:lvlOverride w:ilvl="4">
-      <w:startOverride w:val="2"/>
-    </w:lvlOverride>
-    <w:lvlOverride w:ilvl="5">
-      <w:startOverride w:val="2"/>
-    </w:lvlOverride>
-    <w:lvlOverride w:ilvl="6">
-      <w:startOverride w:val="2"/>
-    </w:lvlOverride>
-    <w:lvlOverride w:ilvl="7">
-      <w:startOverride w:val="2"/>
-    </w:lvlOverride>
-    <w:lvlOverride w:ilvl="8">
-      <w:startOverride w:val="2"/>
-    </w:lvlOverride>
-  </w:num>
-  <w:num w:numId="1027">
-    <w:abstractNumId w:val="99411"/>
-    <w:lvlOverride w:ilvl="0">
-      <w:startOverride w:val="1"/>
-    </w:lvlOverride>
-    <w:lvlOverride w:ilvl="1">
-      <w:startOverride w:val="1"/>
-    </w:lvlOverride>
-    <w:lvlOverride w:ilvl="2">
-      <w:startOverride w:val="1"/>
-    </w:lvlOverride>
-    <w:lvlOverride w:ilvl="3">
-      <w:startOverride w:val="1"/>
-    </w:lvlOverride>
-    <w:lvlOverride w:ilvl="4">
-      <w:startOverride w:val="1"/>
-    </w:lvlOverride>
-    <w:lvlOverride w:ilvl="5">
-      <w:startOverride w:val="1"/>
-    </w:lvlOverride>
-    <w:lvlOverride w:ilvl="6">
-      <w:startOverride w:val="1"/>
-    </w:lvlOverride>
-    <w:lvlOverride w:ilvl="7">
-      <w:startOverride w:val="1"/>
-    </w:lvlOverride>
-    <w:lvlOverride w:ilvl="8">
-      <w:startOverride w:val="1"/>
-    </w:lvlOverride>
-  </w:num>
-  <w:num w:numId="1028">
-    <w:abstractNumId w:val="99412"/>
-    <w:lvlOverride w:ilvl="0">
-      <w:startOverride w:val="2"/>
-    </w:lvlOverride>
-    <w:lvlOverride w:ilvl="1">
-      <w:startOverride w:val="2"/>
-    </w:lvlOverride>
-    <w:lvlOverride w:ilvl="2">
-      <w:startOverride w:val="2"/>
-    </w:lvlOverride>
-    <w:lvlOverride w:ilvl="3">
-      <w:startOverride w:val="2"/>
-    </w:lvlOverride>
-    <w:lvlOverride w:ilvl="4">
-      <w:startOverride w:val="2"/>
-    </w:lvlOverride>
-    <w:lvlOverride w:ilvl="5">
-      <w:startOverride w:val="2"/>
-    </w:lvlOverride>
-    <w:lvlOverride w:ilvl="6">
-      <w:startOverride w:val="2"/>
-    </w:lvlOverride>
-    <w:lvlOverride w:ilvl="7">
-      <w:startOverride w:val="2"/>
-    </w:lvlOverride>
-    <w:lvlOverride w:ilvl="8">
-      <w:startOverride w:val="2"/>
-    </w:lvlOverride>
-  </w:num>
-  <w:num w:numId="1029">
-    <w:abstractNumId w:val="99413"/>
-    <w:lvlOverride w:ilvl="0">
-      <w:startOverride w:val="3"/>
-    </w:lvlOverride>
-    <w:lvlOverride w:ilvl="1">
-      <w:startOverride w:val="3"/>
-    </w:lvlOverride>
-    <w:lvlOverride w:ilvl="2">
-      <w:startOverride w:val="3"/>
-    </w:lvlOverride>
-    <w:lvlOverride w:ilvl="3">
-      <w:startOverride w:val="3"/>
-    </w:lvlOverride>
-    <w:lvlOverride w:ilvl="4">
-      <w:startOverride w:val="3"/>
-    </w:lvlOverride>
-    <w:lvlOverride w:ilvl="5">
-      <w:startOverride w:val="3"/>
-    </w:lvlOverride>
-    <w:lvlOverride w:ilvl="6">
-      <w:startOverride w:val="3"/>
-    </w:lvlOverride>
-    <w:lvlOverride w:ilvl="7">
-      <w:startOverride w:val="3"/>
-    </w:lvlOverride>
-    <w:lvlOverride w:ilvl="8">
-      <w:startOverride w:val="3"/>
-    </w:lvlOverride>
-  </w:num>
-  <w:num w:numId="1030">
-    <w:abstractNumId w:val="99411"/>
-    <w:lvlOverride w:ilvl="0">
-      <w:startOverride w:val="1"/>
-    </w:lvlOverride>
-    <w:lvlOverride w:ilvl="1">
-      <w:startOverride w:val="1"/>
-    </w:lvlOverride>
-    <w:lvlOverride w:ilvl="2">
-      <w:startOverride w:val="1"/>
-    </w:lvlOverride>
-    <w:lvlOverride w:ilvl="3">
-      <w:startOverride w:val="1"/>
-    </w:lvlOverride>
-    <w:lvlOverride w:ilvl="4">
-      <w:startOverride w:val="1"/>
-    </w:lvlOverride>
-    <w:lvlOverride w:ilvl="5">
-      <w:startOverride w:val="1"/>
-    </w:lvlOverride>
-    <w:lvlOverride w:ilvl="6">
-      <w:startOverride w:val="1"/>
-    </w:lvlOverride>
-    <w:lvlOverride w:ilvl="7">
-      <w:startOverride w:val="1"/>
-    </w:lvlOverride>
-    <w:lvlOverride w:ilvl="8">
-      <w:startOverride w:val="1"/>
-    </w:lvlOverride>
-  </w:num>
-  <w:num w:numId="1031">
-    <w:abstractNumId w:val="99431"/>
-    <w:lvlOverride w:ilvl="0">
-      <w:startOverride w:val="1"/>
-    </w:lvlOverride>
-    <w:lvlOverride w:ilvl="1">
-      <w:startOverride w:val="1"/>
-    </w:lvlOverride>
-    <w:lvlOverride w:ilvl="2">
-      <w:startOverride w:val="1"/>
-    </w:lvlOverride>
-    <w:lvlOverride w:ilvl="3">
-      <w:startOverride w:val="1"/>
-    </w:lvlOverride>
-    <w:lvlOverride w:ilvl="4">
-      <w:startOverride w:val="1"/>
-    </w:lvlOverride>
-    <w:lvlOverride w:ilvl="5">
-      <w:startOverride w:val="1"/>
-    </w:lvlOverride>
-    <w:lvlOverride w:ilvl="6">
-      <w:startOverride w:val="1"/>
-    </w:lvlOverride>
-    <w:lvlOverride w:ilvl="7">
-      <w:startOverride w:val="1"/>
-    </w:lvlOverride>
-    <w:lvlOverride w:ilvl="8">
-      <w:startOverride w:val="1"/>
-    </w:lvlOverride>
-  </w:num>
-  <w:num w:numId="1032">
-    <w:abstractNumId w:val="99411"/>
-    <w:lvlOverride w:ilvl="0">
-      <w:startOverride w:val="1"/>
-    </w:lvlOverride>
-    <w:lvlOverride w:ilvl="1">
-      <w:startOverride w:val="1"/>
-    </w:lvlOverride>
-    <w:lvlOverride w:ilvl="2">
-      <w:startOverride w:val="1"/>
-    </w:lvlOverride>
-    <w:lvlOverride w:ilvl="3">
-      <w:startOverride w:val="1"/>
-    </w:lvlOverride>
-    <w:lvlOverride w:ilvl="4">
-      <w:startOverride w:val="1"/>
-    </w:lvlOverride>
-    <w:lvlOverride w:ilvl="5">
-      <w:startOverride w:val="1"/>
-    </w:lvlOverride>
-    <w:lvlOverride w:ilvl="6">
-      <w:startOverride w:val="1"/>
-    </w:lvlOverride>
-    <w:lvlOverride w:ilvl="7">
-      <w:startOverride w:val="1"/>
-    </w:lvlOverride>
-    <w:lvlOverride w:ilvl="8">
-      <w:startOverride w:val="1"/>
-    </w:lvlOverride>
-  </w:num>
-  <w:num w:numId="1033">
-    <w:abstractNumId w:val="99431"/>
-    <w:lvlOverride w:ilvl="0">
-      <w:startOverride w:val="1"/>
-    </w:lvlOverride>
-    <w:lvlOverride w:ilvl="1">
-      <w:startOverride w:val="1"/>
-    </w:lvlOverride>
-    <w:lvlOverride w:ilvl="2">
-      <w:startOverride w:val="1"/>
-    </w:lvlOverride>
-    <w:lvlOverride w:ilvl="3">
-      <w:startOverride w:val="1"/>
-    </w:lvlOverride>
-    <w:lvlOverride w:ilvl="4">
-      <w:startOverride w:val="1"/>
-    </w:lvlOverride>
-    <w:lvlOverride w:ilvl="5">
-      <w:startOverride w:val="1"/>
-    </w:lvlOverride>
-    <w:lvlOverride w:ilvl="6">
-      <w:startOverride w:val="1"/>
-    </w:lvlOverride>
-    <w:lvlOverride w:ilvl="7">
-      <w:startOverride w:val="1"/>
-    </w:lvlOverride>
-    <w:lvlOverride w:ilvl="8">
-      <w:startOverride w:val="1"/>
-    </w:lvlOverride>
-  </w:num>
-  <w:num w:numId="1034">
-    <w:abstractNumId w:val="99412"/>
-    <w:lvlOverride w:ilvl="0">
-      <w:startOverride w:val="2"/>
-    </w:lvlOverride>
-    <w:lvlOverride w:ilvl="1">
-      <w:startOverride w:val="2"/>
-    </w:lvlOverride>
-    <w:lvlOverride w:ilvl="2">
-      <w:startOverride w:val="2"/>
-    </w:lvlOverride>
-    <w:lvlOverride w:ilvl="3">
-      <w:startOverride w:val="2"/>
-    </w:lvlOverride>
-    <w:lvlOverride w:ilvl="4">
-      <w:startOverride w:val="2"/>
-    </w:lvlOverride>
-    <w:lvlOverride w:ilvl="5">
-      <w:startOverride w:val="2"/>
-    </w:lvlOverride>
-    <w:lvlOverride w:ilvl="6">
-      <w:startOverride w:val="2"/>
-    </w:lvlOverride>
-    <w:lvlOverride w:ilvl="7">
-      <w:startOverride w:val="2"/>
-    </w:lvlOverride>
-    <w:lvlOverride w:ilvl="8">
-      <w:startOverride w:val="2"/>
-    </w:lvlOverride>
-  </w:num>
-  <w:num w:numId="1035">
-    <w:abstractNumId w:val="99431"/>
-    <w:lvlOverride w:ilvl="0">
-      <w:startOverride w:val="1"/>
-    </w:lvlOverride>
-    <w:lvlOverride w:ilvl="1">
-      <w:startOverride w:val="1"/>
-    </w:lvlOverride>
-    <w:lvlOverride w:ilvl="2">
-      <w:startOverride w:val="1"/>
-    </w:lvlOverride>
-    <w:lvlOverride w:ilvl="3">
-      <w:startOverride w:val="1"/>
-    </w:lvlOverride>
-    <w:lvlOverride w:ilvl="4">
-      <w:startOverride w:val="1"/>
-    </w:lvlOverride>
-    <w:lvlOverride w:ilvl="5">
-      <w:startOverride w:val="1"/>
-    </w:lvlOverride>
-    <w:lvlOverride w:ilvl="6">
-      <w:startOverride w:val="1"/>
-    </w:lvlOverride>
-    <w:lvlOverride w:ilvl="7">
-      <w:startOverride w:val="1"/>
-    </w:lvlOverride>
-    <w:lvlOverride w:ilvl="8">
-      <w:startOverride w:val="1"/>
-    </w:lvlOverride>
-  </w:num>
-  <w:num w:numId="1036">
-    <w:abstractNumId w:val="99415"/>
-    <w:lvlOverride w:ilvl="0">
-      <w:startOverride w:val="5"/>
-    </w:lvlOverride>
-    <w:lvlOverride w:ilvl="1">
-      <w:startOverride w:val="5"/>
-    </w:lvlOverride>
-    <w:lvlOverride w:ilvl="2">
-      <w:startOverride w:val="5"/>
-    </w:lvlOverride>
-    <w:lvlOverride w:ilvl="3">
-      <w:startOverride w:val="5"/>
-    </w:lvlOverride>
-    <w:lvlOverride w:ilvl="4">
-      <w:startOverride w:val="5"/>
-    </w:lvlOverride>
-    <w:lvlOverride w:ilvl="5">
-      <w:startOverride w:val="5"/>
-    </w:lvlOverride>
-    <w:lvlOverride w:ilvl="6">
-      <w:startOverride w:val="5"/>
-    </w:lvlOverride>
-    <w:lvlOverride w:ilvl="7">
-      <w:startOverride w:val="5"/>
-    </w:lvlOverride>
-    <w:lvlOverride w:ilvl="8">
-      <w:startOverride w:val="5"/>
-    </w:lvlOverride>
-  </w:num>
-  <w:num w:numId="1037">
-    <w:abstractNumId w:val="99431"/>
-    <w:lvlOverride w:ilvl="0">
-      <w:startOverride w:val="1"/>
-    </w:lvlOverride>
-    <w:lvlOverride w:ilvl="1">
-      <w:startOverride w:val="1"/>
-    </w:lvlOverride>
-    <w:lvlOverride w:ilvl="2">
-      <w:startOverride w:val="1"/>
-    </w:lvlOverride>
-    <w:lvlOverride w:ilvl="3">
-      <w:startOverride w:val="1"/>
-    </w:lvlOverride>
-    <w:lvlOverride w:ilvl="4">
-      <w:startOverride w:val="1"/>
-    </w:lvlOverride>
-    <w:lvlOverride w:ilvl="5">
-      <w:startOverride w:val="1"/>
-    </w:lvlOverride>
-    <w:lvlOverride w:ilvl="6">
-      <w:startOverride w:val="1"/>
-    </w:lvlOverride>
-    <w:lvlOverride w:ilvl="7">
-      <w:startOverride w:val="1"/>
-    </w:lvlOverride>
-    <w:lvlOverride w:ilvl="8">
-      <w:startOverride w:val="1"/>
-    </w:lvlOverride>
-  </w:num>
-  <w:num w:numId="1038">
-    <w:abstractNumId w:val="99433"/>
-    <w:lvlOverride w:ilvl="0">
-      <w:startOverride w:val="3"/>
-    </w:lvlOverride>
-    <w:lvlOverride w:ilvl="1">
-      <w:startOverride w:val="3"/>
-    </w:lvlOverride>
-    <w:lvlOverride w:ilvl="2">
-      <w:startOverride w:val="3"/>
-    </w:lvlOverride>
-    <w:lvlOverride w:ilvl="3">
-      <w:startOverride w:val="3"/>
-    </w:lvlOverride>
-    <w:lvlOverride w:ilvl="4">
-      <w:startOverride w:val="3"/>
-    </w:lvlOverride>
-    <w:lvlOverride w:ilvl="5">
-      <w:startOverride w:val="3"/>
-    </w:lvlOverride>
-    <w:lvlOverride w:ilvl="6">
-      <w:startOverride w:val="3"/>
-    </w:lvlOverride>
-    <w:lvlOverride w:ilvl="7">
-      <w:startOverride w:val="3"/>
-    </w:lvlOverride>
-    <w:lvlOverride w:ilvl="8">
-      <w:startOverride w:val="3"/>
-    </w:lvlOverride>
-  </w:num>
-  <w:num w:numId="1039">
-    <w:abstractNumId w:val="99416"/>
-    <w:lvlOverride w:ilvl="0">
-      <w:startOverride w:val="6"/>
-    </w:lvlOverride>
-    <w:lvlOverride w:ilvl="1">
-      <w:startOverride w:val="6"/>
-    </w:lvlOverride>
-    <w:lvlOverride w:ilvl="2">
-      <w:startOverride w:val="6"/>
-    </w:lvlOverride>
-    <w:lvlOverride w:ilvl="3">
-      <w:startOverride w:val="6"/>
-    </w:lvlOverride>
-    <w:lvlOverride w:ilvl="4">
-      <w:startOverride w:val="6"/>
-    </w:lvlOverride>
-    <w:lvlOverride w:ilvl="5">
-      <w:startOverride w:val="6"/>
-    </w:lvlOverride>
-    <w:lvlOverride w:ilvl="6">
-      <w:startOverride w:val="6"/>
-    </w:lvlOverride>
-    <w:lvlOverride w:ilvl="7">
-      <w:startOverride w:val="6"/>
-    </w:lvlOverride>
-    <w:lvlOverride w:ilvl="8">
-      <w:startOverride w:val="6"/>
-    </w:lvlOverride>
-  </w:num>
   <w:num w:numId="1040">
-    <w:abstractNumId w:val="99431"/>
-    <w:lvlOverride w:ilvl="0">
-      <w:startOverride w:val="1"/>
-    </w:lvlOverride>
-    <w:lvlOverride w:ilvl="1">
-      <w:startOverride w:val="1"/>
-    </w:lvlOverride>
-    <w:lvlOverride w:ilvl="2">
-      <w:startOverride w:val="1"/>
-    </w:lvlOverride>
-    <w:lvlOverride w:ilvl="3">
-      <w:startOverride w:val="1"/>
-    </w:lvlOverride>
-    <w:lvlOverride w:ilvl="4">
-      <w:startOverride w:val="1"/>
-    </w:lvlOverride>
-    <w:lvlOverride w:ilvl="5">
-      <w:startOverride w:val="1"/>
-    </w:lvlOverride>
-    <w:lvlOverride w:ilvl="6">
-      <w:startOverride w:val="1"/>
-    </w:lvlOverride>
-    <w:lvlOverride w:ilvl="7">
-      <w:startOverride w:val="1"/>
-    </w:lvlOverride>
-    <w:lvlOverride w:ilvl="8">
-      <w:startOverride w:val="1"/>
-    </w:lvlOverride>
-  </w:num>
-  <w:num w:numId="1041">
     <w:abstractNumId w:val="99434"/>
     <w:lvlOverride w:ilvl="0">
       <w:startOverride w:val="4"/>

--- a/06-学生侧材料/讲义/2-结构化学/第八讲原子结构（三）-超级充实融合版.docx
+++ b/06-学生侧材料/讲义/2-结构化学/第八讲原子结构（三）-超级充实融合版.docx
@@ -11594,7 +11594,7 @@
     </w:p>
     <w:p>
       <w:pPr>
-        <w:pStyle w:val="FirstParagraph"/>
+        <w:pStyle w:val="BlockText"/>
       </w:pPr>
       <w:r>
         <w:rPr>
@@ -18580,7 +18580,7 @@
     </w:p>
     <w:p>
       <w:pPr>
-        <w:pStyle w:val="FirstParagraph"/>
+        <w:pStyle w:val="BlockText"/>
       </w:pPr>
       <w:r>
         <w:rPr>
@@ -18714,7 +18714,7 @@
     </w:p>
     <w:p>
       <w:pPr>
-        <w:pStyle w:val="BodyText"/>
+        <w:pStyle w:val="FirstParagraph"/>
         <w:spacing w:before="160" w:after="80"/>
         <w:jc w:val="center"/>
       </w:pPr>
@@ -22390,7 +22390,7 @@
     </w:p>
     <w:p>
       <w:pPr>
-        <w:pStyle w:val="BodyText"/>
+        <w:pStyle w:val="BlockText"/>
       </w:pPr>
       <w:r>
         <w:rPr>
@@ -22465,7 +22465,7 @@
     </w:p>
     <w:p>
       <w:pPr>
-        <w:pStyle w:val="BodyText"/>
+        <w:pStyle w:val="FirstParagraph"/>
         <w:spacing w:before="160" w:after="80"/>
         <w:jc w:val="center"/>
       </w:pPr>
@@ -26241,7 +26241,7 @@
     </w:p>
     <w:p>
       <w:pPr>
-        <w:pStyle w:val="FirstParagraph"/>
+        <w:pStyle w:val="BlockText"/>
       </w:pPr>
       <w:r>
         <w:rPr>
@@ -26332,7 +26332,7 @@
     </w:p>
     <w:p>
       <w:pPr>
-        <w:pStyle w:val="BodyText"/>
+        <w:pStyle w:val="FirstParagraph"/>
       </w:pPr>
       <w:r>
         <w:rPr>

--- a/06-学生侧材料/讲义/2-结构化学/第八讲原子结构（三）-超级充实融合版.docx
+++ b/06-学生侧材料/讲义/2-结构化学/第八讲原子结构（三）-超级充实融合版.docx
@@ -2536,7 +2536,7 @@
     </w:p>
     <w:p>
       <w:pPr>
-        <w:pStyle w:val="BodyText"/>
+        <w:pStyle w:val="BlockText"/>
       </w:pPr>
       <w:r>
         <w:rPr>
@@ -2675,7 +2675,7 @@
     </w:p>
     <w:p>
       <w:pPr>
-        <w:pStyle w:val="BodyText"/>
+        <w:pStyle w:val="FirstParagraph"/>
         <w:spacing w:before="160" w:after="80"/>
         <w:jc w:val="center"/>
       </w:pPr>
@@ -2925,7 +2925,7 @@
     </w:p>
     <w:p>
       <w:pPr>
-        <w:pStyle w:val="FirstParagraph"/>
+        <w:pStyle w:val="BlockText"/>
       </w:pPr>
       <w:r>
         <w:rPr>
@@ -3028,7 +3028,7 @@
     </w:p>
     <w:p>
       <w:pPr>
-        <w:pStyle w:val="BodyText"/>
+        <w:pStyle w:val="FirstParagraph"/>
       </w:pPr>
       <w:r>
         <w:rPr>
@@ -6025,7 +6025,7 @@
     </w:p>
     <w:p>
       <w:pPr>
-        <w:pStyle w:val="BodyText"/>
+        <w:pStyle w:val="BlockText"/>
       </w:pPr>
       <w:r>
         <w:rPr>
@@ -6188,7 +6188,7 @@
     </w:p>
     <w:p>
       <w:pPr>
-        <w:pStyle w:val="BodyText"/>
+        <w:pStyle w:val="FirstParagraph"/>
       </w:pPr>
       <w:r>
         <w:rPr>
@@ -6770,7 +6770,7 @@
     </w:p>
     <w:p>
       <w:pPr>
-        <w:pStyle w:val="FirstParagraph"/>
+        <w:pStyle w:val="BlockText"/>
       </w:pPr>
       <w:r>
         <w:rPr>
@@ -7798,7 +7798,7 @@
     </w:p>
     <w:p>
       <w:pPr>
-        <w:pStyle w:val="BodyText"/>
+        <w:pStyle w:val="BlockText"/>
       </w:pPr>
       <w:r>
         <w:rPr>
@@ -9293,7 +9293,7 @@
     </w:p>
     <w:p>
       <w:pPr>
-        <w:pStyle w:val="BodyText"/>
+        <w:pStyle w:val="BlockText"/>
       </w:pPr>
       <w:r>
         <w:rPr>
@@ -9432,7 +9432,7 @@
     </w:p>
     <w:p>
       <w:pPr>
-        <w:pStyle w:val="BodyText"/>
+        <w:pStyle w:val="FirstParagraph"/>
       </w:pPr>
       <w:r>
         <w:rPr>
@@ -21712,7 +21712,7 @@
     </w:p>
     <w:p>
       <w:pPr>
-        <w:pStyle w:val="FirstParagraph"/>
+        <w:pStyle w:val="BlockText"/>
       </w:pPr>
       <w:r>
         <w:rPr>
@@ -21869,7 +21869,7 @@
     </w:p>
     <w:p>
       <w:pPr>
-        <w:pStyle w:val="BodyText"/>
+        <w:pStyle w:val="FirstParagraph"/>
       </w:pPr>
       <w:r>
         <w:rPr>
@@ -23049,7 +23049,7 @@
     </w:p>
     <w:p>
       <w:pPr>
-        <w:pStyle w:val="BodyText"/>
+        <w:pStyle w:val="BlockText"/>
       </w:pPr>
       <w:r>
         <w:rPr>
@@ -23200,7 +23200,7 @@
     </w:p>
     <w:p>
       <w:pPr>
-        <w:pStyle w:val="BodyText"/>
+        <w:pStyle w:val="FirstParagraph"/>
       </w:pPr>
       <w:r>
         <w:rPr>
@@ -25180,18 +25180,6 @@
       </w:pPr>
       <w:r>
         <w:rPr>
-          <w:rFonts w:ascii="Times New Roman" w:hAnsi="Times New Roman" w:eastAsia="Times New Roman" w:cs="Times New Roman"/>
-        </w:rPr>
-        <w:t xml:space="preserve">🔑</w:t>
-      </w:r>
-      <w:r>
-        <w:rPr>
-          <w:rFonts w:ascii="Times New Roman" w:hAnsi="Times New Roman" w:eastAsia="Times New Roman" w:cs="Times New Roman"/>
-        </w:rPr>
-        <w:t xml:space="preserve"> </w:t>
-      </w:r>
-      <w:r>
-        <w:rPr>
           <w:rFonts w:hint="eastAsia" w:ascii="Times New Roman" w:hAnsi="Times New Roman" w:eastAsia="FangSong" w:cs="Times New Roman"/>
           <w:b/>
           <w:bCs/>
@@ -26397,7 +26385,7 @@
     </w:p>
     <w:p>
       <w:pPr>
-        <w:pStyle w:val="BodyText"/>
+        <w:pStyle w:val="BlockText"/>
       </w:pPr>
       <w:r>
         <w:rPr>
@@ -26582,7 +26570,7 @@
     </w:p>
     <w:p>
       <w:pPr>
-        <w:pStyle w:val="BodyText"/>
+        <w:pStyle w:val="FirstParagraph"/>
       </w:pPr>
       <w:r>
         <w:rPr>
@@ -27517,7 +27505,7 @@
     </w:p>
     <w:p>
       <w:pPr>
-        <w:pStyle w:val="FirstParagraph"/>
+        <w:pStyle w:val="BlockText"/>
       </w:pPr>
       <w:r>
         <w:rPr>
@@ -27608,7 +27596,7 @@
     </w:p>
     <w:p>
       <w:pPr>
-        <w:pStyle w:val="BodyText"/>
+        <w:pStyle w:val="FirstParagraph"/>
       </w:pPr>
       <w:r>
         <w:rPr>

--- a/06-学生侧材料/讲义/2-结构化学/第八讲原子结构（三）-超级充实融合版.docx
+++ b/06-学生侧材料/讲义/2-结构化学/第八讲原子结构（三）-超级充实融合版.docx
@@ -32403,17 +32403,38 @@
           </w:p>
         </w:tc>
       </w:tr>
+    </w:tbl>
+    <w:p>
+      <w:pPr>
+        <w:spacing w:before="120" w:after="80"/>
+      </w:pPr>
+    </w:p>
+    <w:tbl>
+      <w:tblPr>
+        <w:tblStyle w:val="Table"/>
+        <w:tblW w:type="auto" w:w="0"/>
+        <w:tblLook w:firstRow="1" w:lastRow="0" w:firstColumn="0" w:lastColumn="0" w:noHBand="0" w:noVBand="0" w:val="0020"/>
+      </w:tblPr>
+      <w:tblGrid>
+        <w:gridCol w:w="2640"/>
+        <w:gridCol w:w="2640"/>
+        <w:gridCol w:w="2640"/>
+      </w:tblGrid>
       <w:tr>
-        <w:tc>
-          <w:tcPr/>
-          <w:p>
-            <w:pPr>
-              <w:pStyle w:val="Compact"/>
-              <w:jc w:val="center"/>
-            </w:pPr>
-            <w:r>
-              <w:rPr>
-                <w:rFonts w:hint="eastAsia" w:ascii="Times New Roman" w:hAnsi="Times New Roman" w:eastAsia="FangSong" w:cs="Times New Roman"/>
+        <w:trPr>
+          <w:tblHeader w:val="on"/>
+        </w:trPr>
+        <w:tc>
+          <w:tcPr/>
+          <w:p>
+            <w:pPr>
+              <w:pStyle w:val="Compact"/>
+              <w:jc w:val="center"/>
+            </w:pPr>
+            <w:r>
+              <w:rPr>
+                <w:rFonts w:hint="eastAsia" w:ascii="Times New Roman" w:hAnsi="Times New Roman" w:eastAsia="SimHei" w:cs="Times New Roman"/>
+                <w:b/>
               </w:rPr>
               <w:t xml:space="preserve">质量数</w:t>
             </w:r>
@@ -32428,7 +32449,8 @@
             </w:pPr>
             <w:r>
               <w:rPr>
-                <w:rFonts w:hint="eastAsia" w:ascii="Times New Roman" w:hAnsi="Times New Roman" w:eastAsia="FangSong" w:cs="Times New Roman"/>
+                <w:rFonts w:hint="eastAsia" w:ascii="Times New Roman" w:hAnsi="Times New Roman" w:eastAsia="SimHei" w:cs="Times New Roman"/>
+                <w:b/>
               </w:rPr>
               <w:t xml:space="preserve">半衰期</w:t>
             </w:r>
@@ -32443,7 +32465,8 @@
             </w:pPr>
             <w:r>
               <w:rPr>
-                <w:rFonts w:hint="eastAsia" w:ascii="Times New Roman" w:hAnsi="Times New Roman" w:eastAsia="FangSong" w:cs="Times New Roman"/>
+                <w:rFonts w:hint="eastAsia" w:ascii="Times New Roman" w:hAnsi="Times New Roman" w:eastAsia="SimHei" w:cs="Times New Roman"/>
+                <w:b/>
               </w:rPr>
               <w:t xml:space="preserve">衰变方式</w:t>
             </w:r>

--- a/06-学生侧材料/讲义/2-结构化学/第八讲原子结构（三）-超级充实融合版.docx
+++ b/06-学生侧材料/讲义/2-结构化学/第八讲原子结构（三）-超级充实融合版.docx
@@ -4399,7 +4399,7 @@
         <w:rPr>
           <w:rFonts w:hint="eastAsia" w:ascii="Times New Roman" w:hAnsi="Times New Roman" w:eastAsia="Times New Roman" w:cs="Times New Roman"/>
         </w:rPr>
-        <w:t>Bracket</w:t>
+        <w:t>Brackett</w:t>
       </w:r>
       <w:r>
         <w:rPr>
@@ -5350,7 +5350,7 @@
         <w:rPr>
           <w:rFonts w:hint="eastAsia" w:ascii="Times New Roman" w:hAnsi="Times New Roman" w:eastAsia="Times New Roman" w:cs="Times New Roman"/>
         </w:rPr>
-        <w:t>（E=ho，</w:t>
+        <w:t>（E=hν，</w:t>
       </w:r>
       <w:r>
         <w:rPr>
@@ -7470,7 +7470,7 @@
         <w:rPr>
           <w:rFonts w:hint="eastAsia" w:ascii="Times New Roman" w:hAnsi="Times New Roman" w:eastAsia="Times New Roman" w:cs="Times New Roman"/>
         </w:rPr>
-        <w:t>(v)</w:t>
+        <w:t>(ν)</w:t>
       </w:r>
       <w:r>
         <w:rPr>
@@ -12337,9 +12337,6 @@
           <m:t>∼</m:t>
         </m:r>
         <m:r>
-          <m:t>2</m:t>
-        </m:r>
-        <m:r>
           <m:t>π</m:t>
         </m:r>
         <m:r>
@@ -12381,6 +12378,9 @@
             <m:sty m:val="p"/>
           </m:rPr>
           <m:t>∼</m:t>
+        </m:r>
+        <m:r>
+          <m:t>2</m:t>
         </m:r>
         <m:r>
           <m:t>π</m:t>
@@ -14001,7 +14001,7 @@
         <w:rPr>
           <w:rFonts w:ascii="Times New Roman" w:hAnsi="Times New Roman" w:eastAsia="Times New Roman" w:cs="Times New Roman"/>
         </w:rPr>
-        <w:t xml:space="preserve"> 1 </w:t>
+        <w:t xml:space="preserve"> l </w:t>
       </w:r>
       <w:r>
         <w:rPr>
@@ -14048,7 +14048,7 @@
                 <w:rFonts w:hint="eastAsia" w:ascii="Times New Roman" w:hAnsi="Times New Roman" w:eastAsia="Times New Roman" w:cs="Times New Roman"/>
                 <w:b/>
               </w:rPr>
-              <w:t>1</w:t>
+              <w:t>l</w:t>
             </w:r>
             <w:r>
               <w:rPr>
@@ -14297,7 +14297,7 @@
         <w:rPr>
           <w:rFonts w:hint="eastAsia" w:ascii="Times New Roman" w:hAnsi="Times New Roman" w:eastAsia="Times New Roman" w:cs="Times New Roman"/>
         </w:rPr>
-        <w:t>1=0：</w:t>
+        <w:t>l=0：</w:t>
       </w:r>
       <w:r>
         <w:rPr>
@@ -14590,7 +14590,7 @@
         <w:rPr>
           <w:rFonts w:hint="eastAsia" w:ascii="Times New Roman" w:hAnsi="Times New Roman" w:eastAsia="Times New Roman" w:cs="Times New Roman"/>
         </w:rPr>
-        <w:t>1=1：</w:t>
+        <w:t>l=1：</w:t>
       </w:r>
       <w:r>
         <w:rPr>
@@ -14880,7 +14880,7 @@
         <w:rPr>
           <w:rFonts w:hint="eastAsia" w:ascii="Times New Roman" w:hAnsi="Times New Roman" w:eastAsia="Times New Roman" w:cs="Times New Roman"/>
         </w:rPr>
-        <w:t>1=2：</w:t>
+        <w:t>l=2：</w:t>
       </w:r>
       <w:r>
         <w:rPr>
@@ -15199,7 +15199,7 @@
         <w:rPr>
           <w:rFonts w:hint="eastAsia" w:ascii="Times New Roman" w:hAnsi="Times New Roman" w:eastAsia="Times New Roman" w:cs="Times New Roman"/>
         </w:rPr>
-        <w:t>1=3：</w:t>
+        <w:t>l=3：</w:t>
       </w:r>
       <w:r>
         <w:rPr>
@@ -15364,7 +15364,7 @@
         <w:rPr>
           <w:rFonts w:hint="eastAsia" w:ascii="Times New Roman" w:hAnsi="Times New Roman" w:eastAsia="Times New Roman" w:cs="Times New Roman"/>
         </w:rPr>
-        <w:t>，1</w:t>
+        <w:t>，l</w:t>
       </w:r>
       <w:r>
         <w:rPr>
@@ -15546,7 +15546,7 @@
         <w:rPr>
           <w:rFonts w:ascii="Times New Roman" w:hAnsi="Times New Roman" w:eastAsia="Times New Roman" w:cs="Times New Roman"/>
         </w:rPr>
-        <w:t xml:space="preserve"> 1 </w:t>
+        <w:t xml:space="preserve"> l </w:t>
       </w:r>
       <w:r>
         <w:rPr>
@@ -15752,7 +15752,7 @@
         <w:rPr>
           <w:rFonts w:ascii="Times New Roman" w:hAnsi="Times New Roman" w:eastAsia="Times New Roman" w:cs="Times New Roman"/>
         </w:rPr>
-        <w:t xml:space="preserve"> 1 </w:t>
+        <w:t xml:space="preserve"> l </w:t>
       </w:r>
       <w:r>
         <w:rPr>
@@ -16135,7 +16135,7 @@
         <w:rPr>
           <w:rFonts w:ascii="Times New Roman" w:hAnsi="Times New Roman" w:eastAsia="Times New Roman" w:cs="Times New Roman"/>
         </w:rPr>
-        <w:t xml:space="preserve"> 1 </w:t>
+        <w:t xml:space="preserve"> l </w:t>
       </w:r>
       <w:r>
         <w:rPr>
@@ -22547,7 +22547,7 @@
         <w:rPr>
           <w:rFonts w:ascii="Times New Roman" w:hAnsi="Times New Roman" w:eastAsia="Times New Roman" w:cs="Times New Roman"/>
         </w:rPr>
-        <w:t xml:space="preserve"> 1 </w:t>
+        <w:t xml:space="preserve"> l </w:t>
       </w:r>
       <w:r>
         <w:rPr>
@@ -22594,7 +22594,7 @@
         <w:rPr>
           <w:rFonts w:ascii="Times New Roman" w:hAnsi="Times New Roman" w:eastAsia="Times New Roman" w:cs="Times New Roman"/>
         </w:rPr>
-        <w:t xml:space="preserve">1 </w:t>
+        <w:t xml:space="preserve">l </w:t>
       </w:r>
       <w:r>
         <w:rPr>
@@ -22665,7 +22665,7 @@
         <w:rPr>
           <w:rFonts w:ascii="Times New Roman" w:hAnsi="Times New Roman" w:eastAsia="Times New Roman" w:cs="Times New Roman"/>
         </w:rPr>
-        <w:t xml:space="preserve"> 1 </w:t>
+        <w:t xml:space="preserve"> l </w:t>
       </w:r>
       <w:r>
         <w:rPr>
@@ -24621,7 +24621,7 @@
         <w:rPr>
           <w:rFonts w:hint="eastAsia" w:ascii="Times New Roman" w:hAnsi="Times New Roman" w:eastAsia="Times New Roman" w:cs="Times New Roman"/>
         </w:rPr>
-        <w:t>，1</w:t>
+        <w:t>，l</w:t>
       </w:r>
       <w:r>
         <w:rPr>
@@ -25465,7 +25465,10 @@
           <m:t>+</m:t>
         </m:r>
         <m:r>
-          <m:t>0.71</m:t>
+          <m:t>0.7</m:t>
+        </m:r>
+        <m:r>
+          <m:t>l</m:t>
         </m:r>
         <m:r>
           <m:rPr>
@@ -25553,7 +25556,10 @@
           <m:t>+</m:t>
         </m:r>
         <m:r>
-          <m:t>0.71</m:t>
+          <m:t>0.7</m:t>
+        </m:r>
+        <m:r>
+          <m:t>l</m:t>
         </m:r>
         <m:r>
           <m:rPr>
@@ -27045,7 +27051,7 @@
         <w:rPr>
           <w:rFonts w:ascii="Times New Roman" w:hAnsi="Times New Roman" w:eastAsia="Times New Roman" w:cs="Times New Roman"/>
         </w:rPr>
-        <w:t xml:space="preserve">39</w:t>
+        <w:t xml:space="preserve">40</w:t>
       </w:r>
     </w:p>
     <w:p>
@@ -27056,7 +27062,7 @@
         <w:rPr>
           <w:rFonts w:ascii="Times New Roman" w:hAnsi="Times New Roman" w:eastAsia="Times New Roman" w:cs="Times New Roman"/>
         </w:rPr>
-        <w:t xml:space="preserve">39</w:t>
+        <w:t xml:space="preserve">41</w:t>
       </w:r>
     </w:p>
     <w:p>
@@ -27067,7 +27073,7 @@
         <w:rPr>
           <w:rFonts w:ascii="Times New Roman" w:hAnsi="Times New Roman" w:eastAsia="Times New Roman" w:cs="Times New Roman"/>
         </w:rPr>
-        <w:t xml:space="preserve">39</w:t>
+        <w:t xml:space="preserve">42</w:t>
       </w:r>
     </w:p>
     <w:p>
@@ -27078,7 +27084,7 @@
         <w:rPr>
           <w:rFonts w:ascii="Times New Roman" w:hAnsi="Times New Roman" w:eastAsia="Times New Roman" w:cs="Times New Roman"/>
         </w:rPr>
-        <w:t xml:space="preserve">39</w:t>
+        <w:t xml:space="preserve">43</w:t>
       </w:r>
     </w:p>
     <w:p>
@@ -27089,7 +27095,7 @@
         <w:rPr>
           <w:rFonts w:ascii="Times New Roman" w:hAnsi="Times New Roman" w:eastAsia="Times New Roman" w:cs="Times New Roman"/>
         </w:rPr>
-        <w:t xml:space="preserve">39</w:t>
+        <w:t xml:space="preserve">44</w:t>
       </w:r>
     </w:p>
     <w:p>
@@ -27100,7 +27106,7 @@
         <w:rPr>
           <w:rFonts w:ascii="Times New Roman" w:hAnsi="Times New Roman" w:eastAsia="Times New Roman" w:cs="Times New Roman"/>
         </w:rPr>
-        <w:t xml:space="preserve">39</w:t>
+        <w:t xml:space="preserve">45</w:t>
       </w:r>
     </w:p>
     <w:p>
@@ -27111,7 +27117,7 @@
         <w:rPr>
           <w:rFonts w:ascii="Times New Roman" w:hAnsi="Times New Roman" w:eastAsia="Times New Roman" w:cs="Times New Roman"/>
         </w:rPr>
-        <w:t xml:space="preserve">39</w:t>
+        <w:t xml:space="preserve">46</w:t>
       </w:r>
     </w:p>
     <w:p>
@@ -27122,7 +27128,7 @@
         <w:rPr>
           <w:rFonts w:ascii="Times New Roman" w:hAnsi="Times New Roman" w:eastAsia="Times New Roman" w:cs="Times New Roman"/>
         </w:rPr>
-        <w:t xml:space="preserve">39</w:t>
+        <w:t xml:space="preserve">47</w:t>
       </w:r>
     </w:p>
     <w:p>
@@ -27133,7 +27139,7 @@
         <w:rPr>
           <w:rFonts w:ascii="Times New Roman" w:hAnsi="Times New Roman" w:eastAsia="Times New Roman" w:cs="Times New Roman"/>
         </w:rPr>
-        <w:t xml:space="preserve">39</w:t>
+        <w:t xml:space="preserve">48</w:t>
       </w:r>
     </w:p>
     <w:p>
@@ -38074,7 +38080,7 @@
               <w:rPr>
                 <w:rFonts w:hint="eastAsia" w:ascii="Times New Roman" w:hAnsi="Times New Roman" w:eastAsia="FangSong" w:cs="Times New Roman"/>
               </w:rPr>
-              <w:t>近</w:t>
+              <w:t>远</w:t>
             </w:r>
           </w:p>
         </w:tc>

--- a/06-学生侧材料/讲义/2-结构化学/第八讲原子结构（三）-超级充实融合版.docx
+++ b/06-学生侧材料/讲义/2-结构化学/第八讲原子结构（三）-超级充实融合版.docx
@@ -19,6 +19,7 @@
       <w:pPr>
         <w:pStyle w:val="FirstParagraph"/>
         <w:spacing w:after="80"/>
+        <w:ind w:firstLine="420"/>
       </w:pPr>
       <w:r>
         <w:rPr>
@@ -51,6 +52,15 @@
         <w:tblW w:type="pct" w:w="5000"/>
         <w:tblLayout w:type="fixed"/>
         <w:tblLook w:firstRow="1" w:lastRow="0" w:firstColumn="0" w:lastColumn="0" w:noHBand="0" w:noVBand="0" w:val="0020"/>
+        <w:jc w:val="center"/>
+        <w:tblBorders>
+          <w:top w:val="single" w:sz="12" w:space="0" w:color="333333"/>
+          <w:bottom w:val="single" w:sz="12" w:space="0" w:color="333333"/>
+          <w:left w:val="none"/>
+          <w:right w:val="none"/>
+          <w:insideH w:val="none"/>
+          <w:insideV w:val="none"/>
+        </w:tblBorders>
       </w:tblPr>
       <w:tblGrid>
         <w:gridCol w:w="3960"/>
@@ -61,7 +71,11 @@
           <w:tblHeader w:val="on"/>
         </w:trPr>
         <w:tc>
-          <w:tcPr/>
+          <w:tcPr>
+            <w:tcBorders>
+              <w:bottom w:val="single" w:sz="6" w:space="0" w:color="333333"/>
+            </w:tcBorders>
+          </w:tcPr>
           <w:p>
             <w:pPr>
               <w:pStyle w:val="Compact"/>
@@ -77,7 +91,11 @@
           </w:p>
         </w:tc>
         <w:tc>
-          <w:tcPr/>
+          <w:tcPr>
+            <w:tcBorders>
+              <w:bottom w:val="single" w:sz="6" w:space="0" w:color="333333"/>
+            </w:tcBorders>
+          </w:tcPr>
           <w:p>
             <w:pPr>
               <w:pStyle w:val="Compact"/>
@@ -633,6 +651,7 @@
     <w:p>
       <w:pPr>
         <w:pStyle w:val="FirstParagraph"/>
+        <w:ind w:firstLine="420"/>
       </w:pPr>
       <w:r>
         <w:rPr>
@@ -858,6 +877,7 @@
     <w:p>
       <w:pPr>
         <w:pStyle w:val="BodyText"/>
+        <w:ind w:firstLine="420"/>
       </w:pPr>
       <w:r>
         <w:rPr>
@@ -899,6 +919,15 @@
         <w:tblW w:type="pct" w:w="5000"/>
         <w:tblLayout w:type="fixed"/>
         <w:tblLook w:firstRow="1" w:lastRow="0" w:firstColumn="0" w:lastColumn="0" w:noHBand="0" w:noVBand="0" w:val="0020"/>
+        <w:jc w:val="center"/>
+        <w:tblBorders>
+          <w:top w:val="single" w:sz="12" w:space="0" w:color="333333"/>
+          <w:bottom w:val="single" w:sz="12" w:space="0" w:color="333333"/>
+          <w:left w:val="none"/>
+          <w:right w:val="none"/>
+          <w:insideH w:val="none"/>
+          <w:insideV w:val="none"/>
+        </w:tblBorders>
       </w:tblPr>
       <w:tblGrid>
         <w:gridCol w:w="1584"/>
@@ -912,7 +941,11 @@
           <w:tblHeader w:val="on"/>
         </w:trPr>
         <w:tc>
-          <w:tcPr/>
+          <w:tcPr>
+            <w:tcBorders>
+              <w:bottom w:val="single" w:sz="6" w:space="0" w:color="333333"/>
+            </w:tcBorders>
+          </w:tcPr>
           <w:p>
             <w:pPr>
               <w:pStyle w:val="Compact"/>
@@ -928,7 +961,11 @@
           </w:p>
         </w:tc>
         <w:tc>
-          <w:tcPr/>
+          <w:tcPr>
+            <w:tcBorders>
+              <w:bottom w:val="single" w:sz="6" w:space="0" w:color="333333"/>
+            </w:tcBorders>
+          </w:tcPr>
           <w:p>
             <w:pPr>
               <w:pStyle w:val="Compact"/>
@@ -965,7 +1002,11 @@
           </w:p>
         </w:tc>
         <w:tc>
-          <w:tcPr/>
+          <w:tcPr>
+            <w:tcBorders>
+              <w:bottom w:val="single" w:sz="6" w:space="0" w:color="333333"/>
+            </w:tcBorders>
+          </w:tcPr>
           <w:p>
             <w:pPr>
               <w:pStyle w:val="Compact"/>
@@ -981,7 +1022,11 @@
           </w:p>
         </w:tc>
         <w:tc>
-          <w:tcPr/>
+          <w:tcPr>
+            <w:tcBorders>
+              <w:bottom w:val="single" w:sz="6" w:space="0" w:color="333333"/>
+            </w:tcBorders>
+          </w:tcPr>
           <w:p>
             <w:pPr>
               <w:pStyle w:val="Compact"/>
@@ -997,7 +1042,11 @@
           </w:p>
         </w:tc>
         <w:tc>
-          <w:tcPr/>
+          <w:tcPr>
+            <w:tcBorders>
+              <w:bottom w:val="single" w:sz="6" w:space="0" w:color="333333"/>
+            </w:tcBorders>
+          </w:tcPr>
           <w:p>
             <w:pPr>
               <w:pStyle w:val="Compact"/>
@@ -1749,6 +1798,7 @@
           <w:ilvl w:val="0"/>
           <w:numId w:val="1001"/>
         </w:numPr>
+        <w:ind w:firstLine="420"/>
       </w:pPr>
       <w:r>
         <w:rPr>
@@ -1814,6 +1864,7 @@
     <w:p>
       <w:pPr>
         <w:pStyle w:val="FirstParagraph"/>
+        <w:ind w:firstLine="420"/>
       </w:pPr>
       <w:r>
         <w:rPr>
@@ -1915,6 +1966,7 @@
     <w:p>
       <w:pPr>
         <w:pStyle w:val="BodyText"/>
+        <w:ind w:firstLine="420"/>
       </w:pPr>
       <w:r>
         <w:rPr>
@@ -1986,6 +2038,7 @@
     <w:p>
       <w:pPr>
         <w:pStyle w:val="BodyText"/>
+        <w:ind w:firstLine="420"/>
       </w:pPr>
       <w:r>
         <w:rPr>
@@ -2141,6 +2194,7 @@
     <w:p>
       <w:pPr>
         <w:pStyle w:val="BodyText"/>
+        <w:ind w:firstLine="420"/>
       </w:pPr>
       <w:r>
         <w:rPr>
@@ -2223,6 +2277,7 @@
     <w:p>
       <w:pPr>
         <w:pStyle w:val="BodyText"/>
+        <w:ind w:firstLine="420"/>
       </w:pPr>
       <w:r>
         <w:rPr>
@@ -2480,6 +2535,7 @@
     <w:p>
       <w:pPr>
         <w:pStyle w:val="BodyText"/>
+        <w:ind w:firstLine="420"/>
       </w:pPr>
       <w:r>
         <w:rPr>
@@ -2702,6 +2758,7 @@
     <w:p>
       <w:pPr>
         <w:pStyle w:val="BodyText"/>
+        <w:ind w:firstLine="420"/>
       </w:pPr>
       <w:r>
         <w:rPr>
@@ -2734,6 +2791,7 @@
           <w:ilvl w:val="0"/>
           <w:numId w:val="1002"/>
         </w:numPr>
+        <w:ind w:firstLine="420"/>
       </w:pPr>
       <w:r>
         <w:rPr>
@@ -2814,6 +2872,7 @@
           <w:ilvl w:val="0"/>
           <w:numId w:val="1002"/>
         </w:numPr>
+        <w:ind w:firstLine="420"/>
       </w:pPr>
       <w:r>
         <w:rPr>
@@ -2861,6 +2920,7 @@
     <w:p>
       <w:pPr>
         <w:pStyle w:val="FirstParagraph"/>
+        <w:ind w:firstLine="420"/>
       </w:pPr>
       <w:r>
         <w:rPr>
@@ -2950,6 +3010,7 @@
     <w:p>
       <w:pPr>
         <w:pStyle w:val="BodyText"/>
+        <w:ind w:firstLine="420"/>
       </w:pPr>
       <w:r>
         <w:rPr>
@@ -3043,6 +3104,7 @@
           <w:ilvl w:val="0"/>
           <w:numId w:val="1003"/>
         </w:numPr>
+        <w:ind w:firstLine="420"/>
       </w:pPr>
       <w:r>
         <w:rPr>
@@ -3228,6 +3290,7 @@
     <w:p>
       <w:pPr>
         <w:pStyle w:val="FirstParagraph"/>
+        <w:ind w:firstLine="420"/>
       </w:pPr>
       <w:r>
         <w:rPr>
@@ -3249,6 +3312,7 @@
           <w:ilvl w:val="0"/>
           <w:numId w:val="1004"/>
         </w:numPr>
+        <w:ind w:firstLine="420"/>
       </w:pPr>
       <w:r>
         <w:rPr>
@@ -3391,6 +3455,7 @@
       <w:pPr>
         <w:pStyle w:val="BodyText"/>
         <w:spacing w:after="80"/>
+        <w:ind w:firstLine="420"/>
       </w:pPr>
       <w:r>
         <w:rPr>
@@ -3423,6 +3488,15 @@
         <w:tblW w:type="pct" w:w="5000"/>
         <w:tblLayout w:type="fixed"/>
         <w:tblLook w:firstRow="1" w:lastRow="0" w:firstColumn="0" w:lastColumn="0" w:noHBand="0" w:noVBand="0" w:val="0020"/>
+        <w:jc w:val="center"/>
+        <w:tblBorders>
+          <w:top w:val="single" w:sz="12" w:space="0" w:color="333333"/>
+          <w:bottom w:val="single" w:sz="12" w:space="0" w:color="333333"/>
+          <w:left w:val="none"/>
+          <w:right w:val="none"/>
+          <w:insideH w:val="none"/>
+          <w:insideV w:val="none"/>
+        </w:tblBorders>
       </w:tblPr>
       <w:tblGrid>
         <w:gridCol w:w="990"/>
@@ -3439,7 +3513,11 @@
           <w:tblHeader w:val="on"/>
         </w:trPr>
         <w:tc>
-          <w:tcPr/>
+          <w:tcPr>
+            <w:tcBorders>
+              <w:bottom w:val="single" w:sz="6" w:space="0" w:color="333333"/>
+            </w:tcBorders>
+          </w:tcPr>
           <w:p>
             <w:pPr>
               <w:pStyle w:val="Compact"/>
@@ -3455,61 +3533,89 @@
           </w:p>
         </w:tc>
         <w:tc>
-          <w:tcPr/>
-          <w:p>
-            <w:pPr>
-              <w:pStyle w:val="Compact"/>
-              <w:jc w:val="center"/>
-            </w:pPr>
-          </w:p>
-        </w:tc>
-        <w:tc>
-          <w:tcPr/>
-          <w:p>
-            <w:pPr>
-              <w:pStyle w:val="Compact"/>
-              <w:jc w:val="center"/>
-            </w:pPr>
-          </w:p>
-        </w:tc>
-        <w:tc>
-          <w:tcPr/>
-          <w:p>
-            <w:pPr>
-              <w:pStyle w:val="Compact"/>
-              <w:jc w:val="center"/>
-            </w:pPr>
-          </w:p>
-        </w:tc>
-        <w:tc>
-          <w:tcPr/>
-          <w:p>
-            <w:pPr>
-              <w:pStyle w:val="Compact"/>
-              <w:jc w:val="center"/>
-            </w:pPr>
-          </w:p>
-        </w:tc>
-        <w:tc>
-          <w:tcPr/>
-          <w:p>
-            <w:pPr>
-              <w:pStyle w:val="Compact"/>
-              <w:jc w:val="center"/>
-            </w:pPr>
-          </w:p>
-        </w:tc>
-        <w:tc>
-          <w:tcPr/>
-          <w:p>
-            <w:pPr>
-              <w:pStyle w:val="Compact"/>
-              <w:jc w:val="center"/>
-            </w:pPr>
-          </w:p>
-        </w:tc>
-        <w:tc>
-          <w:tcPr/>
+          <w:tcPr>
+            <w:tcBorders>
+              <w:bottom w:val="single" w:sz="6" w:space="0" w:color="333333"/>
+            </w:tcBorders>
+          </w:tcPr>
+          <w:p>
+            <w:pPr>
+              <w:pStyle w:val="Compact"/>
+              <w:jc w:val="center"/>
+            </w:pPr>
+          </w:p>
+        </w:tc>
+        <w:tc>
+          <w:tcPr>
+            <w:tcBorders>
+              <w:bottom w:val="single" w:sz="6" w:space="0" w:color="333333"/>
+            </w:tcBorders>
+          </w:tcPr>
+          <w:p>
+            <w:pPr>
+              <w:pStyle w:val="Compact"/>
+              <w:jc w:val="center"/>
+            </w:pPr>
+          </w:p>
+        </w:tc>
+        <w:tc>
+          <w:tcPr>
+            <w:tcBorders>
+              <w:bottom w:val="single" w:sz="6" w:space="0" w:color="333333"/>
+            </w:tcBorders>
+          </w:tcPr>
+          <w:p>
+            <w:pPr>
+              <w:pStyle w:val="Compact"/>
+              <w:jc w:val="center"/>
+            </w:pPr>
+          </w:p>
+        </w:tc>
+        <w:tc>
+          <w:tcPr>
+            <w:tcBorders>
+              <w:bottom w:val="single" w:sz="6" w:space="0" w:color="333333"/>
+            </w:tcBorders>
+          </w:tcPr>
+          <w:p>
+            <w:pPr>
+              <w:pStyle w:val="Compact"/>
+              <w:jc w:val="center"/>
+            </w:pPr>
+          </w:p>
+        </w:tc>
+        <w:tc>
+          <w:tcPr>
+            <w:tcBorders>
+              <w:bottom w:val="single" w:sz="6" w:space="0" w:color="333333"/>
+            </w:tcBorders>
+          </w:tcPr>
+          <w:p>
+            <w:pPr>
+              <w:pStyle w:val="Compact"/>
+              <w:jc w:val="center"/>
+            </w:pPr>
+          </w:p>
+        </w:tc>
+        <w:tc>
+          <w:tcPr>
+            <w:tcBorders>
+              <w:bottom w:val="single" w:sz="6" w:space="0" w:color="333333"/>
+            </w:tcBorders>
+          </w:tcPr>
+          <w:p>
+            <w:pPr>
+              <w:pStyle w:val="Compact"/>
+              <w:jc w:val="center"/>
+            </w:pPr>
+          </w:p>
+        </w:tc>
+        <w:tc>
+          <w:tcPr>
+            <w:tcBorders>
+              <w:bottom w:val="single" w:sz="6" w:space="0" w:color="333333"/>
+            </w:tcBorders>
+          </w:tcPr>
           <w:p>
             <w:pPr>
               <w:pStyle w:val="Compact"/>
@@ -3655,6 +3761,7 @@
           <w:numId w:val="1005"/>
         </w:numPr>
         <w:spacing w:before="120"/>
+        <w:ind w:firstLine="420"/>
       </w:pPr>
       <w:r>
         <w:rPr>
@@ -3780,6 +3887,7 @@
     <w:p>
       <w:pPr>
         <w:pStyle w:val="FirstParagraph"/>
+        <w:ind w:firstLine="420"/>
       </w:pPr>
       <w:r>
         <w:rPr>
@@ -3849,6 +3957,7 @@
     <w:p>
       <w:pPr>
         <w:pStyle w:val="BodyText"/>
+        <w:ind w:firstLine="420"/>
       </w:pPr>
       <w:r>
         <w:rPr>
@@ -3876,6 +3985,7 @@
           <w:ilvl w:val="0"/>
           <w:numId w:val="1006"/>
         </w:numPr>
+        <w:ind w:firstLine="420"/>
       </w:pPr>
       <w:r>
         <w:rPr>
@@ -3933,6 +4043,7 @@
           <w:ilvl w:val="0"/>
           <w:numId w:val="1006"/>
         </w:numPr>
+        <w:ind w:firstLine="420"/>
       </w:pPr>
       <w:r>
         <w:rPr>
@@ -3950,6 +4061,7 @@
     <w:p>
       <w:pPr>
         <w:pStyle w:val="FirstParagraph"/>
+        <w:ind w:firstLine="420"/>
       </w:pPr>
       <w:r>
         <w:rPr>
@@ -4134,6 +4246,7 @@
     <w:p>
       <w:pPr>
         <w:pStyle w:val="FirstParagraph"/>
+        <w:ind w:firstLine="420"/>
       </w:pPr>
       <w:r>
         <w:rPr>
@@ -4318,6 +4431,7 @@
     <w:p>
       <w:pPr>
         <w:pStyle w:val="FirstParagraph"/>
+        <w:ind w:firstLine="420"/>
       </w:pPr>
       <w:r>
         <w:rPr>
@@ -4502,6 +4616,7 @@
     <w:p>
       <w:pPr>
         <w:pStyle w:val="FirstParagraph"/>
+        <w:ind w:firstLine="420"/>
       </w:pPr>
       <w:r>
         <w:rPr>
@@ -4686,6 +4801,7 @@
     <w:p>
       <w:pPr>
         <w:pStyle w:val="FirstParagraph"/>
+        <w:ind w:firstLine="420"/>
       </w:pPr>
       <w:r>
         <w:rPr>
@@ -4871,6 +4987,7 @@
       <w:pPr>
         <w:pStyle w:val="FirstParagraph"/>
         <w:spacing w:after="80"/>
+        <w:ind w:firstLine="420"/>
       </w:pPr>
       <w:r>
         <w:rPr>
@@ -4916,6 +5033,15 @@
         <w:tblStyle w:val="Table"/>
         <w:tblW w:type="auto" w:w="0"/>
         <w:tblLook w:firstRow="1" w:lastRow="0" w:firstColumn="0" w:lastColumn="0" w:noHBand="0" w:noVBand="0" w:val="0020"/>
+        <w:jc w:val="center"/>
+        <w:tblBorders>
+          <w:top w:val="single" w:sz="12" w:space="0" w:color="333333"/>
+          <w:bottom w:val="single" w:sz="12" w:space="0" w:color="333333"/>
+          <w:left w:val="none"/>
+          <w:right w:val="none"/>
+          <w:insideH w:val="none"/>
+          <w:insideV w:val="none"/>
+        </w:tblBorders>
       </w:tblPr>
       <w:tblGrid>
         <w:gridCol w:w="2640"/>
@@ -4927,7 +5053,11 @@
           <w:tblHeader w:val="on"/>
         </w:trPr>
         <w:tc>
-          <w:tcPr/>
+          <w:tcPr>
+            <w:tcBorders>
+              <w:bottom w:val="single" w:sz="6" w:space="0" w:color="333333"/>
+            </w:tcBorders>
+          </w:tcPr>
           <w:p>
             <w:pPr>
               <w:pStyle w:val="Compact"/>
@@ -4943,7 +5073,11 @@
           </w:p>
         </w:tc>
         <w:tc>
-          <w:tcPr/>
+          <w:tcPr>
+            <w:tcBorders>
+              <w:bottom w:val="single" w:sz="6" w:space="0" w:color="333333"/>
+            </w:tcBorders>
+          </w:tcPr>
           <w:p>
             <w:pPr>
               <w:pStyle w:val="Compact"/>
@@ -4980,7 +5114,11 @@
           </w:p>
         </w:tc>
         <w:tc>
-          <w:tcPr/>
+          <w:tcPr>
+            <w:tcBorders>
+              <w:bottom w:val="single" w:sz="6" w:space="0" w:color="333333"/>
+            </w:tcBorders>
+          </w:tcPr>
           <w:p>
             <w:pPr>
               <w:pStyle w:val="Compact"/>
@@ -5497,6 +5635,7 @@
           <w:ilvl w:val="0"/>
           <w:numId w:val="1007"/>
         </w:numPr>
+        <w:ind w:firstLine="420"/>
       </w:pPr>
       <w:r>
         <w:rPr>
@@ -5514,6 +5653,7 @@
     <w:p>
       <w:pPr>
         <w:pStyle w:val="FirstParagraph"/>
+        <w:ind w:firstLine="420"/>
       </w:pPr>
       <w:r>
         <w:rPr>
@@ -5704,6 +5844,7 @@
     <w:p>
       <w:pPr>
         <w:pStyle w:val="BodyText"/>
+        <w:ind w:firstLine="420"/>
       </w:pPr>
       <w:r>
         <w:rPr>
@@ -5731,6 +5872,7 @@
     <w:p>
       <w:pPr>
         <w:pStyle w:val="BodyText"/>
+        <w:ind w:firstLine="420"/>
       </w:pPr>
       <w:r>
         <w:rPr>
@@ -5804,6 +5946,7 @@
     <w:p>
       <w:pPr>
         <w:pStyle w:val="BodyText"/>
+        <w:ind w:firstLine="420"/>
       </w:pPr>
       <w:r>
         <w:rPr>
@@ -5853,6 +5996,7 @@
     <w:p>
       <w:pPr>
         <w:pStyle w:val="BodyText"/>
+        <w:ind w:firstLine="420"/>
       </w:pPr>
       <w:r>
         <w:rPr>
@@ -5914,6 +6058,7 @@
     <w:p>
       <w:pPr>
         <w:pStyle w:val="BodyText"/>
+        <w:ind w:firstLine="420"/>
       </w:pPr>
       <w:r>
         <w:rPr>
@@ -6028,6 +6173,7 @@
     <w:p>
       <w:pPr>
         <w:pStyle w:val="FirstParagraph"/>
+        <w:ind w:firstLine="420"/>
       </w:pPr>
       <w:r>
         <w:rPr>
@@ -6223,6 +6369,7 @@
     <w:p>
       <w:pPr>
         <w:pStyle w:val="BodyText"/>
+        <w:ind w:firstLine="420"/>
       </w:pPr>
       <w:r>
         <w:rPr>
@@ -6378,6 +6525,7 @@
     <w:p>
       <w:pPr>
         <w:pStyle w:val="BodyText"/>
+        <w:ind w:firstLine="420"/>
       </w:pPr>
       <w:r>
         <w:rPr>
@@ -6395,6 +6543,7 @@
     <w:p>
       <w:pPr>
         <w:pStyle w:val="BodyText"/>
+        <w:ind w:firstLine="420"/>
       </w:pPr>
       <w:r>
         <w:rPr>
@@ -6568,6 +6717,7 @@
     <w:p>
       <w:pPr>
         <w:pStyle w:val="BodyText"/>
+        <w:ind w:firstLine="420"/>
       </w:pPr>
       <w:r>
         <w:rPr>
@@ -6627,6 +6777,7 @@
     <w:p>
       <w:pPr>
         <w:pStyle w:val="BodyText"/>
+        <w:ind w:firstLine="420"/>
       </w:pPr>
       <w:r>
         <w:rPr>
@@ -6644,6 +6795,7 @@
     <w:p>
       <w:pPr>
         <w:pStyle w:val="BodyText"/>
+        <w:ind w:firstLine="420"/>
       </w:pPr>
       <w:r>
         <w:rPr>
@@ -6661,6 +6813,7 @@
     <w:p>
       <w:pPr>
         <w:pStyle w:val="BodyText"/>
+        <w:ind w:firstLine="420"/>
       </w:pPr>
       <w:r>
         <w:rPr>
@@ -6684,6 +6837,7 @@
     <w:p>
       <w:pPr>
         <w:pStyle w:val="BodyText"/>
+        <w:ind w:firstLine="420"/>
       </w:pPr>
       <w:r>
         <w:rPr>
@@ -6707,6 +6861,7 @@
     <w:p>
       <w:pPr>
         <w:pStyle w:val="BodyText"/>
+        <w:ind w:firstLine="420"/>
       </w:pPr>
       <w:r>
         <w:rPr>
@@ -6730,6 +6885,7 @@
     <w:p>
       <w:pPr>
         <w:pStyle w:val="BodyText"/>
+        <w:ind w:firstLine="420"/>
       </w:pPr>
       <w:r>
         <w:rPr>
@@ -6814,6 +6970,7 @@
     <w:p>
       <w:pPr>
         <w:pStyle w:val="FirstParagraph"/>
+        <w:ind w:firstLine="420"/>
       </w:pPr>
       <w:r>
         <w:rPr>
@@ -6963,6 +7120,7 @@
     <w:p>
       <w:pPr>
         <w:pStyle w:val="BodyText"/>
+        <w:ind w:firstLine="420"/>
       </w:pPr>
       <w:r>
         <w:rPr>
@@ -6988,6 +7146,7 @@
     <w:p>
       <w:pPr>
         <w:pStyle w:val="BodyText"/>
+        <w:ind w:firstLine="420"/>
       </w:pPr>
       <w:r>
         <w:rPr>
@@ -7144,6 +7303,7 @@
           <w:ilvl w:val="0"/>
           <w:numId w:val="1008"/>
         </w:numPr>
+        <w:ind w:firstLine="420"/>
       </w:pPr>
       <w:r>
         <w:rPr>
@@ -7155,6 +7315,7 @@
     <w:p>
       <w:pPr>
         <w:pStyle w:val="FirstParagraph"/>
+        <w:ind w:firstLine="420"/>
       </w:pPr>
       <w:r>
         <w:rPr>
@@ -7260,6 +7421,7 @@
           <w:ilvl w:val="0"/>
           <w:numId w:val="1009"/>
         </w:numPr>
+        <w:ind w:firstLine="420"/>
       </w:pPr>
       <w:r>
         <w:rPr>
@@ -7277,6 +7439,7 @@
     <w:p>
       <w:pPr>
         <w:pStyle w:val="FirstParagraph"/>
+        <w:ind w:firstLine="420"/>
       </w:pPr>
       <w:r>
         <w:rPr>
@@ -7318,6 +7481,7 @@
     <w:p>
       <w:pPr>
         <w:pStyle w:val="BodyText"/>
+        <w:ind w:firstLine="420"/>
       </w:pPr>
       <w:r>
         <w:rPr>
@@ -7377,6 +7541,7 @@
     <w:p>
       <w:pPr>
         <w:pStyle w:val="BodyText"/>
+        <w:ind w:firstLine="420"/>
       </w:pPr>
       <w:r>
         <w:rPr>
@@ -7548,6 +7713,7 @@
     <w:p>
       <w:pPr>
         <w:pStyle w:val="BodyText"/>
+        <w:ind w:firstLine="420"/>
       </w:pPr>
       <w:r>
         <w:rPr>
@@ -7581,6 +7747,7 @@
           <w:ilvl w:val="0"/>
           <w:numId w:val="1010"/>
         </w:numPr>
+        <w:ind w:firstLine="420"/>
       </w:pPr>
       <w:r>
         <w:rPr>
@@ -7598,6 +7765,7 @@
     <w:p>
       <w:pPr>
         <w:pStyle w:val="FirstParagraph"/>
+        <w:ind w:firstLine="420"/>
       </w:pPr>
       <w:r>
         <w:rPr>
@@ -7787,6 +7955,7 @@
           <w:ilvl w:val="0"/>
           <w:numId w:val="1011"/>
         </w:numPr>
+        <w:ind w:firstLine="420"/>
       </w:pPr>
       <w:r>
         <w:rPr>
@@ -7798,6 +7967,7 @@
     <w:p>
       <w:pPr>
         <w:pStyle w:val="FirstParagraph"/>
+        <w:ind w:firstLine="420"/>
       </w:pPr>
       <w:r>
         <w:rPr>
@@ -7899,6 +8069,7 @@
     <w:p>
       <w:pPr>
         <w:pStyle w:val="BodyText"/>
+        <w:ind w:firstLine="420"/>
       </w:pPr>
       <w:r>
         <w:rPr>
@@ -7916,6 +8087,7 @@
     <w:p>
       <w:pPr>
         <w:pStyle w:val="BodyText"/>
+        <w:ind w:firstLine="420"/>
       </w:pPr>
       <w:r>
         <w:rPr>
@@ -8016,6 +8188,7 @@
     <w:p>
       <w:pPr>
         <w:pStyle w:val="BodyText"/>
+        <w:ind w:firstLine="420"/>
       </w:pPr>
       <w:r>
         <w:rPr>
@@ -8356,6 +8529,7 @@
           <w:ilvl w:val="0"/>
           <w:numId w:val="1012"/>
         </w:numPr>
+        <w:ind w:firstLine="420"/>
       </w:pPr>
       <w:r>
         <w:rPr>
@@ -8367,6 +8541,7 @@
     <w:p>
       <w:pPr>
         <w:pStyle w:val="FirstParagraph"/>
+        <w:ind w:firstLine="420"/>
       </w:pPr>
       <w:r>
         <w:rPr>
@@ -8432,6 +8607,7 @@
     <w:p>
       <w:pPr>
         <w:pStyle w:val="BodyText"/>
+        <w:ind w:firstLine="420"/>
       </w:pPr>
       <w:r>
         <w:rPr>
@@ -8485,6 +8661,7 @@
     <w:p>
       <w:pPr>
         <w:pStyle w:val="BodyText"/>
+        <w:ind w:firstLine="420"/>
       </w:pPr>
       <w:r>
         <w:rPr>
@@ -8526,6 +8703,7 @@
     <w:p>
       <w:pPr>
         <w:pStyle w:val="BodyText"/>
+        <w:ind w:firstLine="420"/>
       </w:pPr>
       <m:oMath>
         <m:r>
@@ -8601,6 +8779,7 @@
     <w:p>
       <w:pPr>
         <w:pStyle w:val="BodyText"/>
+        <w:ind w:firstLine="420"/>
       </w:pPr>
       <w:r>
         <w:rPr>
@@ -8654,6 +8833,7 @@
     <w:p>
       <w:pPr>
         <w:pStyle w:val="BodyText"/>
+        <w:ind w:firstLine="420"/>
       </w:pPr>
       <w:r>
         <w:rPr>
@@ -8836,6 +9016,7 @@
     <w:p>
       <w:pPr>
         <w:pStyle w:val="BodyText"/>
+        <w:ind w:firstLine="420"/>
       </w:pPr>
       <w:r>
         <w:rPr>
@@ -8855,6 +9036,7 @@
     <w:p>
       <w:pPr>
         <w:pStyle w:val="BodyText"/>
+        <w:ind w:firstLine="420"/>
       </w:pPr>
       <w:r>
         <w:rPr>
@@ -9262,6 +9444,7 @@
     <w:p>
       <w:pPr>
         <w:pStyle w:val="FirstParagraph"/>
+        <w:ind w:firstLine="420"/>
       </w:pPr>
       <w:r>
         <w:rPr>
@@ -9497,6 +9680,7 @@
     <w:p>
       <w:pPr>
         <w:pStyle w:val="BodyText"/>
+        <w:ind w:firstLine="420"/>
       </w:pPr>
       <w:r>
         <w:rPr>
@@ -9652,6 +9836,7 @@
     <w:p>
       <w:pPr>
         <w:pStyle w:val="BodyText"/>
+        <w:ind w:firstLine="420"/>
       </w:pPr>
       <w:r>
         <w:rPr>
@@ -9859,6 +10044,7 @@
     <w:p>
       <w:pPr>
         <w:pStyle w:val="BodyText"/>
+        <w:ind w:firstLine="420"/>
       </w:pPr>
       <w:r>
         <w:rPr>
@@ -10372,6 +10558,7 @@
     <w:p>
       <w:pPr>
         <w:pStyle w:val="FirstParagraph"/>
+        <w:ind w:firstLine="420"/>
       </w:pPr>
       <w:r>
         <w:rPr>
@@ -10451,6 +10638,7 @@
     <w:p>
       <w:pPr>
         <w:pStyle w:val="BodyText"/>
+        <w:ind w:firstLine="420"/>
       </w:pPr>
       <w:r>
         <w:rPr>
@@ -10528,6 +10716,7 @@
     <w:p>
       <w:pPr>
         <w:pStyle w:val="BodyText"/>
+        <w:ind w:firstLine="420"/>
       </w:pPr>
       <w:r>
         <w:rPr>
@@ -10630,6 +10819,7 @@
     <w:p>
       <w:pPr>
         <w:pStyle w:val="FirstParagraph"/>
+        <w:ind w:firstLine="420"/>
       </w:pPr>
       <w:r>
         <w:rPr>
@@ -10761,6 +10951,7 @@
     <w:p>
       <w:pPr>
         <w:pStyle w:val="BodyText"/>
+        <w:ind w:firstLine="420"/>
       </w:pPr>
       <w:r>
         <w:rPr>
@@ -10815,6 +11006,7 @@
           <w:ilvl w:val="0"/>
           <w:numId w:val="1013"/>
         </w:numPr>
+        <w:ind w:firstLine="420"/>
       </w:pPr>
       <w:r>
         <w:rPr>
@@ -11072,6 +11264,7 @@
     <w:p>
       <w:pPr>
         <w:pStyle w:val="FirstParagraph"/>
+        <w:ind w:firstLine="420"/>
       </w:pPr>
       <w:r>
         <w:rPr>
@@ -11222,7 +11415,8 @@
     </w:p>
     <w:p>
       <w:pPr>
-        <w:pStyle w:val="MistakeBlock"/>
+        <w:pStyle w:val="BodyText"/>
+        <w:ind w:firstLine="420"/>
       </w:pPr>
       <w:r>
         <w:rPr>
@@ -11235,6 +11429,12 @@
           <w:rFonts w:ascii="Times New Roman" w:hAnsi="Times New Roman" w:eastAsia="Times New Roman" w:cs="Times New Roman"/>
         </w:rPr>
         <w:t xml:space="preserve"> </w:t>
+      </w:r>
+      <w:r>
+        <w:rPr>
+          <w:rFonts w:ascii="Times New Roman" w:hAnsi="Times New Roman" w:eastAsia="Times New Roman" w:cs="Times New Roman"/>
+        </w:rPr>
+        <w:t xml:space="preserve">&gt; </w:t>
       </w:r>
       <w:r>
         <w:rPr>
@@ -11411,6 +11611,7 @@
     <w:p>
       <w:pPr>
         <w:pStyle w:val="BodyText"/>
+        <w:ind w:firstLine="420"/>
       </w:pPr>
       <w:r>
         <w:rPr>
@@ -11594,6 +11795,7 @@
           <w:ilvl w:val="0"/>
           <w:numId w:val="1014"/>
         </w:numPr>
+        <w:ind w:firstLine="420"/>
       </w:pPr>
       <w:r>
         <w:rPr>
@@ -11657,6 +11859,7 @@
     <w:p>
       <w:pPr>
         <w:pStyle w:val="BodyText"/>
+        <w:ind w:firstLine="420"/>
       </w:pPr>
       <w:r>
         <w:rPr>
@@ -11686,6 +11889,7 @@
     <w:p>
       <w:pPr>
         <w:pStyle w:val="BodyText"/>
+        <w:ind w:firstLine="420"/>
       </w:pPr>
       <w:r>
         <w:rPr>
@@ -11745,6 +11949,7 @@
     <w:p>
       <w:pPr>
         <w:pStyle w:val="BodyText"/>
+        <w:ind w:firstLine="420"/>
       </w:pPr>
       <m:oMath>
         <m:r>
@@ -12305,6 +12510,7 @@
     <w:p>
       <w:pPr>
         <w:pStyle w:val="FirstParagraph"/>
+        <w:ind w:firstLine="420"/>
       </w:pPr>
       <w:r>
         <w:rPr>
@@ -12496,6 +12702,7 @@
           <w:ilvl w:val="0"/>
           <w:numId w:val="1015"/>
         </w:numPr>
+        <w:ind w:firstLine="420"/>
       </w:pPr>
       <w:r>
         <w:rPr>
@@ -12525,6 +12732,7 @@
     <w:p>
       <w:pPr>
         <w:pStyle w:val="FirstParagraph"/>
+        <w:ind w:firstLine="420"/>
       </w:pPr>
       <w:r>
         <w:rPr>
@@ -12807,6 +13015,7 @@
     <w:p>
       <w:pPr>
         <w:pStyle w:val="BodyText"/>
+        <w:ind w:firstLine="420"/>
       </w:pPr>
       <w:r>
         <w:rPr>
@@ -13172,6 +13381,7 @@
     <w:p>
       <w:pPr>
         <w:pStyle w:val="BodyText"/>
+        <w:ind w:firstLine="420"/>
       </w:pPr>
       <w:r>
         <w:rPr>
@@ -13448,7 +13658,8 @@
     </w:p>
     <w:p>
       <w:pPr>
-        <w:pStyle w:val="MethodologyBlock"/>
+        <w:pStyle w:val="BodyText"/>
+        <w:ind w:firstLine="420"/>
       </w:pPr>
       <w:r>
         <w:rPr>
@@ -13461,6 +13672,12 @@
           <w:rFonts w:ascii="Times New Roman" w:hAnsi="Times New Roman" w:eastAsia="Times New Roman" w:cs="Times New Roman"/>
         </w:rPr>
         <w:t xml:space="preserve"> </w:t>
+      </w:r>
+      <w:r>
+        <w:rPr>
+          <w:rFonts w:ascii="Times New Roman" w:hAnsi="Times New Roman" w:eastAsia="Times New Roman" w:cs="Times New Roman"/>
+        </w:rPr>
+        <w:t xml:space="preserve">&gt; </w:t>
       </w:r>
       <w:r>
         <w:rPr>
@@ -13555,6 +13772,7 @@
           <w:ilvl w:val="0"/>
           <w:numId w:val="1016"/>
         </w:numPr>
+        <w:ind w:firstLine="420"/>
       </w:pPr>
       <w:r>
         <w:rPr>
@@ -13567,6 +13785,7 @@
       <w:pPr>
         <w:pStyle w:val="FirstParagraph"/>
         <w:spacing w:after="80"/>
+        <w:ind w:firstLine="420"/>
       </w:pPr>
       <w:r>
         <w:rPr>
@@ -13588,6 +13807,15 @@
         <w:tblStyle w:val="Table"/>
         <w:tblW w:type="auto" w:w="0"/>
         <w:tblLook w:firstRow="1" w:lastRow="0" w:firstColumn="0" w:lastColumn="0" w:noHBand="0" w:noVBand="0" w:val="0020"/>
+        <w:jc w:val="center"/>
+        <w:tblBorders>
+          <w:top w:val="single" w:sz="12" w:space="0" w:color="333333"/>
+          <w:bottom w:val="single" w:sz="12" w:space="0" w:color="333333"/>
+          <w:left w:val="none"/>
+          <w:right w:val="none"/>
+          <w:insideH w:val="none"/>
+          <w:insideV w:val="none"/>
+        </w:tblBorders>
       </w:tblPr>
       <w:tblGrid>
         <w:gridCol w:w="1980"/>
@@ -13600,7 +13828,11 @@
           <w:tblHeader w:val="on"/>
         </w:trPr>
         <w:tc>
-          <w:tcPr/>
+          <w:tcPr>
+            <w:tcBorders>
+              <w:bottom w:val="single" w:sz="6" w:space="0" w:color="333333"/>
+            </w:tcBorders>
+          </w:tcPr>
           <w:p>
             <w:pPr>
               <w:pStyle w:val="Compact"/>
@@ -13616,7 +13848,11 @@
           </w:p>
         </w:tc>
         <w:tc>
-          <w:tcPr/>
+          <w:tcPr>
+            <w:tcBorders>
+              <w:bottom w:val="single" w:sz="6" w:space="0" w:color="333333"/>
+            </w:tcBorders>
+          </w:tcPr>
           <w:p>
             <w:pPr>
               <w:pStyle w:val="Compact"/>
@@ -13632,7 +13868,11 @@
           </w:p>
         </w:tc>
         <w:tc>
-          <w:tcPr/>
+          <w:tcPr>
+            <w:tcBorders>
+              <w:bottom w:val="single" w:sz="6" w:space="0" w:color="333333"/>
+            </w:tcBorders>
+          </w:tcPr>
           <w:p>
             <w:pPr>
               <w:pStyle w:val="Compact"/>
@@ -13648,7 +13888,11 @@
           </w:p>
         </w:tc>
         <w:tc>
-          <w:tcPr/>
+          <w:tcPr>
+            <w:tcBorders>
+              <w:bottom w:val="single" w:sz="6" w:space="0" w:color="333333"/>
+            </w:tcBorders>
+          </w:tcPr>
           <w:p>
             <w:pPr>
               <w:pStyle w:val="Compact"/>
@@ -13961,6 +14205,7 @@
           <w:numId w:val="1017"/>
         </w:numPr>
         <w:spacing w:before="120"/>
+        <w:ind w:firstLine="420"/>
       </w:pPr>
       <w:r>
         <w:rPr>
@@ -13979,6 +14224,7 @@
       <w:pPr>
         <w:pStyle w:val="FirstParagraph"/>
         <w:spacing w:after="80"/>
+        <w:ind w:firstLine="420"/>
       </w:pPr>
       <w:r>
         <w:rPr>
@@ -14190,6 +14436,15 @@
         <w:tblStyle w:val="Table"/>
         <w:tblW w:type="auto" w:w="0"/>
         <w:tblLook w:firstRow="1" w:lastRow="0" w:firstColumn="0" w:lastColumn="0" w:noHBand="0" w:noVBand="0" w:val="0020"/>
+        <w:jc w:val="center"/>
+        <w:tblBorders>
+          <w:top w:val="single" w:sz="12" w:space="0" w:color="333333"/>
+          <w:bottom w:val="single" w:sz="12" w:space="0" w:color="333333"/>
+          <w:left w:val="none"/>
+          <w:right w:val="none"/>
+          <w:insideH w:val="none"/>
+          <w:insideV w:val="none"/>
+        </w:tblBorders>
       </w:tblPr>
       <w:tblGrid>
         <w:gridCol w:w="990"/>
@@ -14206,7 +14461,11 @@
           <w:tblHeader w:val="on"/>
         </w:trPr>
         <w:tc>
-          <w:tcPr/>
+          <w:tcPr>
+            <w:tcBorders>
+              <w:bottom w:val="single" w:sz="6" w:space="0" w:color="333333"/>
+            </w:tcBorders>
+          </w:tcPr>
           <w:p>
             <w:pPr>
               <w:pStyle w:val="Compact"/>
@@ -14229,61 +14488,89 @@
           </w:p>
         </w:tc>
         <w:tc>
-          <w:tcPr/>
-          <w:p>
-            <w:pPr>
-              <w:pStyle w:val="Compact"/>
-              <w:jc w:val="center"/>
-            </w:pPr>
-          </w:p>
-        </w:tc>
-        <w:tc>
-          <w:tcPr/>
-          <w:p>
-            <w:pPr>
-              <w:pStyle w:val="Compact"/>
-              <w:jc w:val="center"/>
-            </w:pPr>
-          </w:p>
-        </w:tc>
-        <w:tc>
-          <w:tcPr/>
-          <w:p>
-            <w:pPr>
-              <w:pStyle w:val="Compact"/>
-              <w:jc w:val="center"/>
-            </w:pPr>
-          </w:p>
-        </w:tc>
-        <w:tc>
-          <w:tcPr/>
-          <w:p>
-            <w:pPr>
-              <w:pStyle w:val="Compact"/>
-              <w:jc w:val="center"/>
-            </w:pPr>
-          </w:p>
-        </w:tc>
-        <w:tc>
-          <w:tcPr/>
-          <w:p>
-            <w:pPr>
-              <w:pStyle w:val="Compact"/>
-              <w:jc w:val="center"/>
-            </w:pPr>
-          </w:p>
-        </w:tc>
-        <w:tc>
-          <w:tcPr/>
-          <w:p>
-            <w:pPr>
-              <w:pStyle w:val="Compact"/>
-              <w:jc w:val="center"/>
-            </w:pPr>
-          </w:p>
-        </w:tc>
-        <w:tc>
-          <w:tcPr/>
+          <w:tcPr>
+            <w:tcBorders>
+              <w:bottom w:val="single" w:sz="6" w:space="0" w:color="333333"/>
+            </w:tcBorders>
+          </w:tcPr>
+          <w:p>
+            <w:pPr>
+              <w:pStyle w:val="Compact"/>
+              <w:jc w:val="center"/>
+            </w:pPr>
+          </w:p>
+        </w:tc>
+        <w:tc>
+          <w:tcPr>
+            <w:tcBorders>
+              <w:bottom w:val="single" w:sz="6" w:space="0" w:color="333333"/>
+            </w:tcBorders>
+          </w:tcPr>
+          <w:p>
+            <w:pPr>
+              <w:pStyle w:val="Compact"/>
+              <w:jc w:val="center"/>
+            </w:pPr>
+          </w:p>
+        </w:tc>
+        <w:tc>
+          <w:tcPr>
+            <w:tcBorders>
+              <w:bottom w:val="single" w:sz="6" w:space="0" w:color="333333"/>
+            </w:tcBorders>
+          </w:tcPr>
+          <w:p>
+            <w:pPr>
+              <w:pStyle w:val="Compact"/>
+              <w:jc w:val="center"/>
+            </w:pPr>
+          </w:p>
+        </w:tc>
+        <w:tc>
+          <w:tcPr>
+            <w:tcBorders>
+              <w:bottom w:val="single" w:sz="6" w:space="0" w:color="333333"/>
+            </w:tcBorders>
+          </w:tcPr>
+          <w:p>
+            <w:pPr>
+              <w:pStyle w:val="Compact"/>
+              <w:jc w:val="center"/>
+            </w:pPr>
+          </w:p>
+        </w:tc>
+        <w:tc>
+          <w:tcPr>
+            <w:tcBorders>
+              <w:bottom w:val="single" w:sz="6" w:space="0" w:color="333333"/>
+            </w:tcBorders>
+          </w:tcPr>
+          <w:p>
+            <w:pPr>
+              <w:pStyle w:val="Compact"/>
+              <w:jc w:val="center"/>
+            </w:pPr>
+          </w:p>
+        </w:tc>
+        <w:tc>
+          <w:tcPr>
+            <w:tcBorders>
+              <w:bottom w:val="single" w:sz="6" w:space="0" w:color="333333"/>
+            </w:tcBorders>
+          </w:tcPr>
+          <w:p>
+            <w:pPr>
+              <w:pStyle w:val="Compact"/>
+              <w:jc w:val="center"/>
+            </w:pPr>
+          </w:p>
+        </w:tc>
+        <w:tc>
+          <w:tcPr>
+            <w:tcBorders>
+              <w:bottom w:val="single" w:sz="6" w:space="0" w:color="333333"/>
+            </w:tcBorders>
+          </w:tcPr>
           <w:p>
             <w:pPr>
               <w:pStyle w:val="Compact"/>
@@ -14465,6 +14752,7 @@
     <w:p>
       <w:pPr>
         <w:pStyle w:val="BodyText"/>
+        <w:ind w:firstLine="420"/>
       </w:pPr>
       <w:r>
         <w:rPr>
@@ -14530,6 +14818,7 @@
     <w:p>
       <w:pPr>
         <w:pStyle w:val="BodyText"/>
+        <w:ind w:firstLine="420"/>
       </w:pPr>
       <w:r>
         <w:rPr>
@@ -14593,6 +14882,7 @@
           <w:ilvl w:val="0"/>
           <w:numId w:val="1018"/>
         </w:numPr>
+        <w:ind w:firstLine="420"/>
       </w:pPr>
       <w:r>
         <w:rPr>
@@ -14610,6 +14900,7 @@
     <w:p>
       <w:pPr>
         <w:pStyle w:val="FirstParagraph"/>
+        <w:ind w:firstLine="420"/>
       </w:pPr>
       <w:r>
         <w:rPr>
@@ -14658,6 +14949,7 @@
       <w:pPr>
         <w:pStyle w:val="BodyText"/>
         <w:spacing w:after="80"/>
+        <w:ind w:firstLine="420"/>
       </w:pPr>
       <w:r>
         <w:rPr>
@@ -14731,6 +15023,15 @@
         <w:tblStyle w:val="Table"/>
         <w:tblW w:type="auto" w:w="0"/>
         <w:tblLook w:firstRow="1" w:lastRow="0" w:firstColumn="0" w:lastColumn="0" w:noHBand="0" w:noVBand="0" w:val="0020"/>
+        <w:jc w:val="center"/>
+        <w:tblBorders>
+          <w:top w:val="single" w:sz="12" w:space="0" w:color="333333"/>
+          <w:bottom w:val="single" w:sz="12" w:space="0" w:color="333333"/>
+          <w:left w:val="none"/>
+          <w:right w:val="none"/>
+          <w:insideH w:val="none"/>
+          <w:insideV w:val="none"/>
+        </w:tblBorders>
       </w:tblPr>
       <w:tblGrid>
         <w:gridCol w:w="990"/>
@@ -14747,7 +15048,11 @@
           <w:tblHeader w:val="on"/>
         </w:trPr>
         <w:tc>
-          <w:tcPr/>
+          <w:tcPr>
+            <w:tcBorders>
+              <w:bottom w:val="single" w:sz="6" w:space="0" w:color="333333"/>
+            </w:tcBorders>
+          </w:tcPr>
           <w:p>
             <w:pPr>
               <w:pStyle w:val="Compact"/>
@@ -14770,52 +15075,76 @@
           </w:p>
         </w:tc>
         <w:tc>
-          <w:tcPr/>
-          <w:p>
-            <w:pPr>
-              <w:pStyle w:val="Compact"/>
-              <w:jc w:val="center"/>
-            </w:pPr>
-          </w:p>
-        </w:tc>
-        <w:tc>
-          <w:tcPr/>
-          <w:p>
-            <w:pPr>
-              <w:pStyle w:val="Compact"/>
-              <w:jc w:val="center"/>
-            </w:pPr>
-          </w:p>
-        </w:tc>
-        <w:tc>
-          <w:tcPr/>
-          <w:p>
-            <w:pPr>
-              <w:pStyle w:val="Compact"/>
-              <w:jc w:val="center"/>
-            </w:pPr>
-          </w:p>
-        </w:tc>
-        <w:tc>
-          <w:tcPr/>
-          <w:p>
-            <w:pPr>
-              <w:pStyle w:val="Compact"/>
-              <w:jc w:val="center"/>
-            </w:pPr>
-          </w:p>
-        </w:tc>
-        <w:tc>
-          <w:tcPr/>
-          <w:p>
-            <w:pPr>
-              <w:pStyle w:val="Compact"/>
-              <w:jc w:val="center"/>
-            </w:pPr>
-          </w:p>
-        </w:tc>
-        <w:tc>
-          <w:tcPr/>
+          <w:tcPr>
+            <w:tcBorders>
+              <w:bottom w:val="single" w:sz="6" w:space="0" w:color="333333"/>
+            </w:tcBorders>
+          </w:tcPr>
+          <w:p>
+            <w:pPr>
+              <w:pStyle w:val="Compact"/>
+              <w:jc w:val="center"/>
+            </w:pPr>
+          </w:p>
+        </w:tc>
+        <w:tc>
+          <w:tcPr>
+            <w:tcBorders>
+              <w:bottom w:val="single" w:sz="6" w:space="0" w:color="333333"/>
+            </w:tcBorders>
+          </w:tcPr>
+          <w:p>
+            <w:pPr>
+              <w:pStyle w:val="Compact"/>
+              <w:jc w:val="center"/>
+            </w:pPr>
+          </w:p>
+        </w:tc>
+        <w:tc>
+          <w:tcPr>
+            <w:tcBorders>
+              <w:bottom w:val="single" w:sz="6" w:space="0" w:color="333333"/>
+            </w:tcBorders>
+          </w:tcPr>
+          <w:p>
+            <w:pPr>
+              <w:pStyle w:val="Compact"/>
+              <w:jc w:val="center"/>
+            </w:pPr>
+          </w:p>
+        </w:tc>
+        <w:tc>
+          <w:tcPr>
+            <w:tcBorders>
+              <w:bottom w:val="single" w:sz="6" w:space="0" w:color="333333"/>
+            </w:tcBorders>
+          </w:tcPr>
+          <w:p>
+            <w:pPr>
+              <w:pStyle w:val="Compact"/>
+              <w:jc w:val="center"/>
+            </w:pPr>
+          </w:p>
+        </w:tc>
+        <w:tc>
+          <w:tcPr>
+            <w:tcBorders>
+              <w:bottom w:val="single" w:sz="6" w:space="0" w:color="333333"/>
+            </w:tcBorders>
+          </w:tcPr>
+          <w:p>
+            <w:pPr>
+              <w:pStyle w:val="Compact"/>
+              <w:jc w:val="center"/>
+            </w:pPr>
+          </w:p>
+        </w:tc>
+        <w:tc>
+          <w:tcPr>
+            <w:tcBorders>
+              <w:bottom w:val="single" w:sz="6" w:space="0" w:color="333333"/>
+            </w:tcBorders>
+          </w:tcPr>
           <w:p>
             <w:pPr>
               <w:pStyle w:val="Compact"/>
@@ -14831,7 +15160,11 @@
           </w:p>
         </w:tc>
         <w:tc>
-          <w:tcPr/>
+          <w:tcPr>
+            <w:tcBorders>
+              <w:bottom w:val="single" w:sz="6" w:space="0" w:color="333333"/>
+            </w:tcBorders>
+          </w:tcPr>
           <w:p>
             <w:pPr>
               <w:pStyle w:val="Compact"/>
@@ -14937,6 +15270,7 @@
       <w:pPr>
         <w:pStyle w:val="BodyText"/>
         <w:spacing w:before="120"/>
+        <w:ind w:firstLine="420"/>
       </w:pPr>
       <w:r>
         <w:rPr>
@@ -15002,6 +15336,7 @@
     <w:p>
       <w:pPr>
         <w:pStyle w:val="BodyText"/>
+        <w:ind w:firstLine="420"/>
       </w:pPr>
       <w:r>
         <w:rPr>
@@ -15061,6 +15396,7 @@
     <w:p>
       <w:pPr>
         <w:pStyle w:val="BodyText"/>
+        <w:ind w:firstLine="420"/>
       </w:pPr>
       <w:r>
         <w:rPr>
@@ -15295,6 +15631,7 @@
     <w:p>
       <w:pPr>
         <w:pStyle w:val="BodyText"/>
+        <w:ind w:firstLine="420"/>
       </w:pPr>
       <w:r>
         <w:rPr>
@@ -15585,6 +15922,7 @@
     <w:p>
       <w:pPr>
         <w:pStyle w:val="BodyText"/>
+        <w:ind w:firstLine="420"/>
       </w:pPr>
       <w:r>
         <w:rPr>
@@ -15904,6 +16242,7 @@
     <w:p>
       <w:pPr>
         <w:pStyle w:val="BodyText"/>
+        <w:ind w:firstLine="420"/>
       </w:pPr>
       <w:r>
         <w:rPr>
@@ -16003,6 +16342,7 @@
     <w:p>
       <w:pPr>
         <w:pStyle w:val="BodyText"/>
+        <w:ind w:firstLine="420"/>
       </w:pPr>
       <w:r>
         <w:rPr>
@@ -16491,7 +16831,8 @@
     </w:p>
     <w:p>
       <w:pPr>
-        <w:pStyle w:val="MistakeBlock"/>
+        <w:pStyle w:val="BodyText"/>
+        <w:ind w:firstLine="420"/>
       </w:pPr>
       <w:r>
         <w:rPr>
@@ -16504,6 +16845,12 @@
           <w:rFonts w:ascii="Times New Roman" w:hAnsi="Times New Roman" w:eastAsia="Times New Roman" w:cs="Times New Roman"/>
         </w:rPr>
         <w:t xml:space="preserve"> </w:t>
+      </w:r>
+      <w:r>
+        <w:rPr>
+          <w:rFonts w:ascii="Times New Roman" w:hAnsi="Times New Roman" w:eastAsia="Times New Roman" w:cs="Times New Roman"/>
+        </w:rPr>
+        <w:t xml:space="preserve">&gt; </w:t>
       </w:r>
       <w:r>
         <w:rPr>
@@ -16732,6 +17079,7 @@
           <w:ilvl w:val="0"/>
           <w:numId w:val="1019"/>
         </w:numPr>
+        <w:ind w:firstLine="420"/>
       </w:pPr>
       <w:r>
         <w:rPr>
@@ -16749,6 +17097,7 @@
     <w:p>
       <w:pPr>
         <w:pStyle w:val="FirstParagraph"/>
+        <w:ind w:firstLine="420"/>
       </w:pPr>
       <w:r>
         <w:rPr>
@@ -16797,6 +17146,210 @@
           <w:rFonts w:hint="eastAsia" w:ascii="Times New Roman" w:hAnsi="Times New Roman" w:eastAsia="FangSong" w:cs="Times New Roman"/>
         </w:rPr>
         <w:t>每一个空间取向就相当于一个原子轨道</w:t>
+      </w:r>
+      <w:r>
+        <w:rPr>
+          <w:rFonts w:hint="eastAsia" w:ascii="Times New Roman" w:hAnsi="Times New Roman" w:eastAsia="Times New Roman" w:cs="Times New Roman"/>
+        </w:rPr>
+        <w:t>。</w:t>
+      </w:r>
+    </w:p>
+    <w:p>
+      <w:pPr>
+        <w:pStyle w:val="BodyText"/>
+        <w:ind w:firstLine="420"/>
+      </w:pPr>
+      <w:r>
+        <w:rPr>
+          <w:rFonts w:hint="eastAsia" w:ascii="Times New Roman" w:hAnsi="Times New Roman" w:eastAsia="Times New Roman" w:cs="Times New Roman"/>
+        </w:rPr>
+        <w:t>②</w:t>
+      </w:r>
+      <w:r>
+        <w:rPr>
+          <w:rFonts w:hint="eastAsia" w:ascii="Times New Roman" w:hAnsi="Times New Roman" w:eastAsia="FangSong" w:cs="Times New Roman"/>
+        </w:rPr>
+        <w:t>取值</w:t>
+      </w:r>
+      <w:r>
+        <w:rPr>
+          <w:rFonts w:hint="eastAsia" w:ascii="Times New Roman" w:hAnsi="Times New Roman" w:eastAsia="Times New Roman" w:cs="Times New Roman"/>
+        </w:rPr>
+        <w:t>:</w:t>
+      </w:r>
+      <w:r>
+        <w:rPr>
+          <w:rFonts w:ascii="Times New Roman" w:hAnsi="Times New Roman" w:eastAsia="Times New Roman" w:cs="Times New Roman"/>
+        </w:rPr>
+        <w:t xml:space="preserve"> </w:t>
+      </w:r>
+      <w:r>
+        <w:rPr>
+          <w:rFonts w:hint="eastAsia" w:ascii="Times New Roman" w:hAnsi="Times New Roman" w:eastAsia="FangSong" w:cs="Times New Roman"/>
+        </w:rPr>
+        <w:t xml:space="preserve">其取值受角量子数</w:t>
+      </w:r>
+      <w:r>
+        <w:rPr>
+          <w:rFonts w:ascii="Times New Roman" w:hAnsi="Times New Roman" w:eastAsia="Times New Roman" w:cs="Times New Roman"/>
+        </w:rPr>
+        <w:t xml:space="preserve"> l </w:t>
+      </w:r>
+      <w:r>
+        <w:rPr>
+          <w:rFonts w:hint="eastAsia" w:ascii="Times New Roman" w:hAnsi="Times New Roman" w:eastAsia="FangSong" w:cs="Times New Roman"/>
+        </w:rPr>
+        <w:t>的限制</w:t>
+      </w:r>
+      <w:r>
+        <w:rPr>
+          <w:rFonts w:hint="eastAsia" w:ascii="Times New Roman" w:hAnsi="Times New Roman" w:eastAsia="Times New Roman" w:cs="Times New Roman"/>
+        </w:rPr>
+        <w:t>。m</w:t>
+      </w:r>
+      <w:r>
+        <w:rPr>
+          <w:rFonts w:ascii="Times New Roman" w:hAnsi="Times New Roman" w:eastAsia="Times New Roman" w:cs="Times New Roman"/>
+        </w:rPr>
+        <w:t xml:space="preserve"> </w:t>
+      </w:r>
+      <w:r>
+        <w:rPr>
+          <w:rFonts w:hint="eastAsia" w:ascii="Times New Roman" w:hAnsi="Times New Roman" w:eastAsia="FangSong" w:cs="Times New Roman"/>
+        </w:rPr>
+        <w:t>可取</w:t>
+      </w:r>
+      <w:r>
+        <w:rPr>
+          <w:rFonts w:hint="eastAsia" w:ascii="Times New Roman" w:hAnsi="Times New Roman" w:eastAsia="Times New Roman" w:cs="Times New Roman"/>
+        </w:rPr>
+        <w:t>____；</w:t>
+      </w:r>
+      <w:r>
+        <w:rPr>
+          <w:rFonts w:ascii="Times New Roman" w:hAnsi="Times New Roman" w:eastAsia="Times New Roman" w:cs="Times New Roman"/>
+        </w:rPr>
+        <w:t xml:space="preserve"> </w:t>
+      </w:r>
+      <w:r>
+        <w:rPr>
+          <w:rFonts w:hint="eastAsia" w:ascii="Times New Roman" w:hAnsi="Times New Roman" w:eastAsia="FangSong" w:cs="Times New Roman"/>
+        </w:rPr>
+        <w:t>共</w:t>
+      </w:r>
+      <w:r>
+        <w:rPr>
+          <w:rFonts w:hint="eastAsia" w:ascii="Times New Roman" w:hAnsi="Times New Roman" w:eastAsia="Times New Roman" w:cs="Times New Roman"/>
+        </w:rPr>
+        <w:t>____</w:t>
+      </w:r>
+      <w:r>
+        <w:rPr>
+          <w:rFonts w:hint="eastAsia" w:ascii="Times New Roman" w:hAnsi="Times New Roman" w:eastAsia="FangSong" w:cs="Times New Roman"/>
+        </w:rPr>
+        <w:t>个取值</w:t>
+      </w:r>
+      <w:r>
+        <w:rPr>
+          <w:rFonts w:hint="eastAsia" w:ascii="Times New Roman" w:hAnsi="Times New Roman" w:eastAsia="Times New Roman" w:cs="Times New Roman"/>
+        </w:rPr>
+        <w:t>，</w:t>
+      </w:r>
+      <w:r>
+        <w:rPr>
+          <w:rFonts w:hint="eastAsia" w:ascii="Times New Roman" w:hAnsi="Times New Roman" w:eastAsia="FangSong" w:cs="Times New Roman"/>
+        </w:rPr>
+        <w:t>表示有</w:t>
+      </w:r>
+      <w:r>
+        <w:rPr>
+          <w:rFonts w:hint="eastAsia" w:ascii="Times New Roman" w:hAnsi="Times New Roman" w:eastAsia="Times New Roman" w:cs="Times New Roman"/>
+        </w:rPr>
+        <w:t>____</w:t>
+      </w:r>
+      <w:r>
+        <w:rPr>
+          <w:rFonts w:hint="eastAsia" w:ascii="Times New Roman" w:hAnsi="Times New Roman" w:eastAsia="FangSong" w:cs="Times New Roman"/>
+        </w:rPr>
+        <w:t>个原子轨道</w:t>
+      </w:r>
+      <w:r>
+        <w:rPr>
+          <w:rFonts w:hint="eastAsia" w:ascii="Times New Roman" w:hAnsi="Times New Roman" w:eastAsia="Times New Roman" w:cs="Times New Roman"/>
+        </w:rPr>
+        <w:t>。</w:t>
+      </w:r>
+    </w:p>
+    <w:p>
+      <w:pPr>
+        <w:pStyle w:val="BodyText"/>
+        <w:ind w:firstLine="420"/>
+      </w:pPr>
+      <w:r>
+        <w:rPr>
+          <w:rFonts w:hint="eastAsia" w:ascii="Times New Roman" w:hAnsi="Times New Roman" w:eastAsia="FangSong" w:cs="Times New Roman"/>
+        </w:rPr>
+        <w:t xml:space="preserve">原子轨道的能量与</w:t>
+      </w:r>
+      <w:r>
+        <w:rPr>
+          <w:rFonts w:ascii="Times New Roman" w:hAnsi="Times New Roman" w:eastAsia="Times New Roman" w:cs="Times New Roman"/>
+        </w:rPr>
+        <w:t xml:space="preserve"> </w:t>
+      </w:r>
+      <w:r>
+        <w:rPr>
+          <w:rFonts w:hint="eastAsia" w:ascii="Times New Roman" w:hAnsi="Times New Roman" w:eastAsia="Times New Roman" w:cs="Times New Roman"/>
+        </w:rPr>
+        <w:t xml:space="preserve">m____，n</w:t>
+      </w:r>
+      <w:r>
+        <w:rPr>
+          <w:rFonts w:ascii="Times New Roman" w:hAnsi="Times New Roman" w:eastAsia="Times New Roman" w:cs="Times New Roman"/>
+        </w:rPr>
+        <w:t xml:space="preserve"> </w:t>
+      </w:r>
+      <w:r>
+        <w:rPr>
+          <w:rFonts w:hint="eastAsia" w:ascii="Times New Roman" w:hAnsi="Times New Roman" w:eastAsia="FangSong" w:cs="Times New Roman"/>
+        </w:rPr>
+        <w:t xml:space="preserve">和</w:t>
+      </w:r>
+      <w:r>
+        <w:rPr>
+          <w:rFonts w:ascii="Times New Roman" w:hAnsi="Times New Roman" w:eastAsia="Times New Roman" w:cs="Times New Roman"/>
+        </w:rPr>
+        <w:t xml:space="preserve"> l </w:t>
+      </w:r>
+      <w:r>
+        <w:rPr>
+          <w:rFonts w:hint="eastAsia" w:ascii="Times New Roman" w:hAnsi="Times New Roman" w:eastAsia="FangSong" w:cs="Times New Roman"/>
+        </w:rPr>
+        <w:t>值相同的轨道</w:t>
+      </w:r>
+      <w:r>
+        <w:rPr>
+          <w:rFonts w:hint="eastAsia" w:ascii="Times New Roman" w:hAnsi="Times New Roman" w:eastAsia="Times New Roman" w:cs="Times New Roman"/>
+        </w:rPr>
+        <w:t>，</w:t>
+      </w:r>
+      <w:r>
+        <w:rPr>
+          <w:rFonts w:hint="eastAsia" w:ascii="Times New Roman" w:hAnsi="Times New Roman" w:eastAsia="FangSong" w:cs="Times New Roman"/>
+        </w:rPr>
+        <w:t>能量</w:t>
+      </w:r>
+      <w:r>
+        <w:rPr>
+          <w:rFonts w:hint="eastAsia" w:ascii="Times New Roman" w:hAnsi="Times New Roman" w:eastAsia="Times New Roman" w:cs="Times New Roman"/>
+        </w:rPr>
+        <w:t>____</w:t>
+      </w:r>
+      <w:r>
+        <w:rPr>
+          <w:rFonts w:hint="eastAsia" w:ascii="Times New Roman" w:hAnsi="Times New Roman" w:eastAsia="FangSong" w:cs="Times New Roman"/>
+        </w:rPr>
+        <w:t>互为等价轨道</w:t>
       </w:r>
       <w:r>
         <w:rPr>
@@ -16811,123 +17364,21 @@
       </w:pPr>
       <w:r>
         <w:rPr>
-          <w:rFonts w:hint="eastAsia" w:ascii="Times New Roman" w:hAnsi="Times New Roman" w:eastAsia="Times New Roman" w:cs="Times New Roman"/>
-        </w:rPr>
-        <w:t>②</w:t>
-      </w:r>
-      <w:r>
-        <w:rPr>
-          <w:rFonts w:hint="eastAsia" w:ascii="Times New Roman" w:hAnsi="Times New Roman" w:eastAsia="FangSong" w:cs="Times New Roman"/>
-        </w:rPr>
-        <w:t>取值</w:t>
-      </w:r>
-      <w:r>
-        <w:rPr>
-          <w:rFonts w:hint="eastAsia" w:ascii="Times New Roman" w:hAnsi="Times New Roman" w:eastAsia="Times New Roman" w:cs="Times New Roman"/>
-        </w:rPr>
-        <w:t>:</w:t>
-      </w:r>
-      <w:r>
-        <w:rPr>
-          <w:rFonts w:ascii="Times New Roman" w:hAnsi="Times New Roman" w:eastAsia="Times New Roman" w:cs="Times New Roman"/>
-        </w:rPr>
-        <w:t xml:space="preserve"> </w:t>
-      </w:r>
-      <w:r>
-        <w:rPr>
-          <w:rFonts w:hint="eastAsia" w:ascii="Times New Roman" w:hAnsi="Times New Roman" w:eastAsia="FangSong" w:cs="Times New Roman"/>
-        </w:rPr>
-        <w:t xml:space="preserve">其取值受角量子数</w:t>
-      </w:r>
-      <w:r>
-        <w:rPr>
-          <w:rFonts w:ascii="Times New Roman" w:hAnsi="Times New Roman" w:eastAsia="Times New Roman" w:cs="Times New Roman"/>
-        </w:rPr>
-        <w:t xml:space="preserve"> l </w:t>
-      </w:r>
-      <w:r>
-        <w:rPr>
-          <w:rFonts w:hint="eastAsia" w:ascii="Times New Roman" w:hAnsi="Times New Roman" w:eastAsia="FangSong" w:cs="Times New Roman"/>
-        </w:rPr>
-        <w:t>的限制</w:t>
-      </w:r>
-      <w:r>
-        <w:rPr>
-          <w:rFonts w:hint="eastAsia" w:ascii="Times New Roman" w:hAnsi="Times New Roman" w:eastAsia="Times New Roman" w:cs="Times New Roman"/>
-        </w:rPr>
-        <w:t>。m</w:t>
-      </w:r>
-      <w:r>
-        <w:rPr>
-          <w:rFonts w:ascii="Times New Roman" w:hAnsi="Times New Roman" w:eastAsia="Times New Roman" w:cs="Times New Roman"/>
-        </w:rPr>
-        <w:t xml:space="preserve"> </w:t>
-      </w:r>
-      <w:r>
-        <w:rPr>
-          <w:rFonts w:hint="eastAsia" w:ascii="Times New Roman" w:hAnsi="Times New Roman" w:eastAsia="FangSong" w:cs="Times New Roman"/>
-        </w:rPr>
-        <w:t>可取</w:t>
-      </w:r>
-      <w:r>
-        <w:rPr>
-          <w:rFonts w:hint="eastAsia" w:ascii="Times New Roman" w:hAnsi="Times New Roman" w:eastAsia="Times New Roman" w:cs="Times New Roman"/>
-        </w:rPr>
-        <w:t>____；</w:t>
-      </w:r>
-      <w:r>
-        <w:rPr>
-          <w:rFonts w:ascii="Times New Roman" w:hAnsi="Times New Roman" w:eastAsia="Times New Roman" w:cs="Times New Roman"/>
-        </w:rPr>
-        <w:t xml:space="preserve"> </w:t>
-      </w:r>
-      <w:r>
-        <w:rPr>
-          <w:rFonts w:hint="eastAsia" w:ascii="Times New Roman" w:hAnsi="Times New Roman" w:eastAsia="FangSong" w:cs="Times New Roman"/>
-        </w:rPr>
-        <w:t>共</w:t>
-      </w:r>
-      <w:r>
-        <w:rPr>
-          <w:rFonts w:hint="eastAsia" w:ascii="Times New Roman" w:hAnsi="Times New Roman" w:eastAsia="Times New Roman" w:cs="Times New Roman"/>
-        </w:rPr>
-        <w:t>____</w:t>
-      </w:r>
-      <w:r>
-        <w:rPr>
-          <w:rFonts w:hint="eastAsia" w:ascii="Times New Roman" w:hAnsi="Times New Roman" w:eastAsia="FangSong" w:cs="Times New Roman"/>
-        </w:rPr>
-        <w:t>个取值</w:t>
-      </w:r>
-      <w:r>
-        <w:rPr>
-          <w:rFonts w:hint="eastAsia" w:ascii="Times New Roman" w:hAnsi="Times New Roman" w:eastAsia="Times New Roman" w:cs="Times New Roman"/>
-        </w:rPr>
-        <w:t>，</w:t>
-      </w:r>
-      <w:r>
-        <w:rPr>
-          <w:rFonts w:hint="eastAsia" w:ascii="Times New Roman" w:hAnsi="Times New Roman" w:eastAsia="FangSong" w:cs="Times New Roman"/>
-        </w:rPr>
-        <w:t>表示有</w:t>
-      </w:r>
-      <w:r>
-        <w:rPr>
-          <w:rFonts w:hint="eastAsia" w:ascii="Times New Roman" w:hAnsi="Times New Roman" w:eastAsia="Times New Roman" w:cs="Times New Roman"/>
-        </w:rPr>
-        <w:t>____</w:t>
-      </w:r>
-      <w:r>
-        <w:rPr>
-          <w:rFonts w:hint="eastAsia" w:ascii="Times New Roman" w:hAnsi="Times New Roman" w:eastAsia="FangSong" w:cs="Times New Roman"/>
-        </w:rPr>
-        <w:t>个原子轨道</w:t>
-      </w:r>
-      <w:r>
-        <w:rPr>
-          <w:rFonts w:hint="eastAsia" w:ascii="Times New Roman" w:hAnsi="Times New Roman" w:eastAsia="Times New Roman" w:cs="Times New Roman"/>
-        </w:rPr>
-        <w:t>。</w:t>
+          <w:rFonts w:ascii="Times New Roman" w:hAnsi="Times New Roman" w:eastAsia="Times New Roman" w:cs="Times New Roman"/>
+        </w:rPr>
+        <w:t xml:space="preserve">n</w:t>
+      </w:r>
+    </w:p>
+    <w:p>
+      <w:pPr>
+        <w:pStyle w:val="BodyText"/>
+        <w:ind w:firstLine="420"/>
+      </w:pPr>
+      <w:r>
+        <w:rPr>
+          <w:rFonts w:hint="eastAsia" w:ascii="Times New Roman" w:hAnsi="Times New Roman" w:eastAsia="FangSong" w:cs="Times New Roman"/>
+        </w:rPr>
+        <w:t xml:space="preserve">能层</w:t>
       </w:r>
     </w:p>
     <w:p>
@@ -16936,75 +17387,21 @@
       </w:pPr>
       <w:r>
         <w:rPr>
-          <w:rFonts w:hint="eastAsia" w:ascii="Times New Roman" w:hAnsi="Times New Roman" w:eastAsia="FangSong" w:cs="Times New Roman"/>
-        </w:rPr>
-        <w:t xml:space="preserve">原子轨道的能量与</w:t>
-      </w:r>
-      <w:r>
-        <w:rPr>
-          <w:rFonts w:ascii="Times New Roman" w:hAnsi="Times New Roman" w:eastAsia="Times New Roman" w:cs="Times New Roman"/>
-        </w:rPr>
-        <w:t xml:space="preserve"> </w:t>
-      </w:r>
-      <w:r>
-        <w:rPr>
-          <w:rFonts w:hint="eastAsia" w:ascii="Times New Roman" w:hAnsi="Times New Roman" w:eastAsia="Times New Roman" w:cs="Times New Roman"/>
-        </w:rPr>
-        <w:t xml:space="preserve">m____，n</w:t>
-      </w:r>
-      <w:r>
-        <w:rPr>
-          <w:rFonts w:ascii="Times New Roman" w:hAnsi="Times New Roman" w:eastAsia="Times New Roman" w:cs="Times New Roman"/>
-        </w:rPr>
-        <w:t xml:space="preserve"> </w:t>
-      </w:r>
-      <w:r>
-        <w:rPr>
-          <w:rFonts w:hint="eastAsia" w:ascii="Times New Roman" w:hAnsi="Times New Roman" w:eastAsia="FangSong" w:cs="Times New Roman"/>
-        </w:rPr>
-        <w:t xml:space="preserve">和</w:t>
-      </w:r>
-      <w:r>
-        <w:rPr>
-          <w:rFonts w:ascii="Times New Roman" w:hAnsi="Times New Roman" w:eastAsia="Times New Roman" w:cs="Times New Roman"/>
-        </w:rPr>
-        <w:t xml:space="preserve"> l </w:t>
-      </w:r>
-      <w:r>
-        <w:rPr>
-          <w:rFonts w:hint="eastAsia" w:ascii="Times New Roman" w:hAnsi="Times New Roman" w:eastAsia="FangSong" w:cs="Times New Roman"/>
-        </w:rPr>
-        <w:t>值相同的轨道</w:t>
-      </w:r>
-      <w:r>
-        <w:rPr>
-          <w:rFonts w:hint="eastAsia" w:ascii="Times New Roman" w:hAnsi="Times New Roman" w:eastAsia="Times New Roman" w:cs="Times New Roman"/>
-        </w:rPr>
-        <w:t>，</w:t>
-      </w:r>
-      <w:r>
-        <w:rPr>
-          <w:rFonts w:hint="eastAsia" w:ascii="Times New Roman" w:hAnsi="Times New Roman" w:eastAsia="FangSong" w:cs="Times New Roman"/>
-        </w:rPr>
-        <w:t>能量</w:t>
-      </w:r>
-      <w:r>
-        <w:rPr>
-          <w:rFonts w:hint="eastAsia" w:ascii="Times New Roman" w:hAnsi="Times New Roman" w:eastAsia="Times New Roman" w:cs="Times New Roman"/>
-        </w:rPr>
-        <w:t>____</w:t>
-      </w:r>
-      <w:r>
-        <w:rPr>
-          <w:rFonts w:hint="eastAsia" w:ascii="Times New Roman" w:hAnsi="Times New Roman" w:eastAsia="FangSong" w:cs="Times New Roman"/>
-        </w:rPr>
-        <w:t>互为等价轨道</w:t>
-      </w:r>
-      <w:r>
-        <w:rPr>
-          <w:rFonts w:hint="eastAsia" w:ascii="Times New Roman" w:hAnsi="Times New Roman" w:eastAsia="Times New Roman" w:cs="Times New Roman"/>
-        </w:rPr>
-        <w:t>。</w:t>
+          <w:rFonts w:ascii="Times New Roman" w:hAnsi="Times New Roman" w:eastAsia="Times New Roman" w:cs="Times New Roman"/>
+        </w:rPr>
+        <w:t xml:space="preserve">l</w:t>
+      </w:r>
+    </w:p>
+    <w:p>
+      <w:pPr>
+        <w:pStyle w:val="BodyText"/>
+        <w:ind w:firstLine="420"/>
+      </w:pPr>
+      <w:r>
+        <w:rPr>
+          <w:rFonts w:hint="eastAsia" w:ascii="Times New Roman" w:hAnsi="Times New Roman" w:eastAsia="FangSong" w:cs="Times New Roman"/>
+        </w:rPr>
+        <w:t xml:space="preserve">能级</w:t>
       </w:r>
     </w:p>
     <w:p>
@@ -17015,7 +17412,19 @@
         <w:rPr>
           <w:rFonts w:ascii="Times New Roman" w:hAnsi="Times New Roman" w:eastAsia="Times New Roman" w:cs="Times New Roman"/>
         </w:rPr>
-        <w:t xml:space="preserve">n</w:t>
+        <w:t xml:space="preserve">m</w:t>
+      </w:r>
+    </w:p>
+    <w:p>
+      <w:pPr>
+        <w:pStyle w:val="BodyText"/>
+        <w:ind w:firstLine="420"/>
+      </w:pPr>
+      <w:r>
+        <w:rPr>
+          <w:rFonts w:hint="eastAsia" w:ascii="Times New Roman" w:hAnsi="Times New Roman" w:eastAsia="FangSong" w:cs="Times New Roman"/>
+        </w:rPr>
+        <w:t xml:space="preserve">原子轨道</w:t>
       </w:r>
     </w:p>
     <w:p>
@@ -17024,9 +17433,9 @@
       </w:pPr>
       <w:r>
         <w:rPr>
-          <w:rFonts w:hint="eastAsia" w:ascii="Times New Roman" w:hAnsi="Times New Roman" w:eastAsia="FangSong" w:cs="Times New Roman"/>
-        </w:rPr>
-        <w:t xml:space="preserve">能层</w:t>
+          <w:rFonts w:ascii="Times New Roman" w:hAnsi="Times New Roman" w:eastAsia="Times New Roman" w:cs="Times New Roman"/>
+        </w:rPr>
+        <w:t xml:space="preserve">K</w:t>
       </w:r>
     </w:p>
     <w:p>
@@ -17037,7 +17446,7 @@
         <w:rPr>
           <w:rFonts w:ascii="Times New Roman" w:hAnsi="Times New Roman" w:eastAsia="Times New Roman" w:cs="Times New Roman"/>
         </w:rPr>
-        <w:t xml:space="preserve">l</w:t>
+        <w:t xml:space="preserve">L</w:t>
       </w:r>
     </w:p>
     <w:p>
@@ -17046,9 +17455,9 @@
       </w:pPr>
       <w:r>
         <w:rPr>
-          <w:rFonts w:hint="eastAsia" w:ascii="Times New Roman" w:hAnsi="Times New Roman" w:eastAsia="FangSong" w:cs="Times New Roman"/>
-        </w:rPr>
-        <w:t xml:space="preserve">能级</w:t>
+          <w:rFonts w:ascii="Times New Roman" w:hAnsi="Times New Roman" w:eastAsia="Times New Roman" w:cs="Times New Roman"/>
+        </w:rPr>
+        <w:t xml:space="preserve">M</w:t>
       </w:r>
     </w:p>
     <w:p>
@@ -17059,61 +17468,6 @@
         <w:rPr>
           <w:rFonts w:ascii="Times New Roman" w:hAnsi="Times New Roman" w:eastAsia="Times New Roman" w:cs="Times New Roman"/>
         </w:rPr>
-        <w:t xml:space="preserve">m</w:t>
-      </w:r>
-    </w:p>
-    <w:p>
-      <w:pPr>
-        <w:pStyle w:val="BodyText"/>
-      </w:pPr>
-      <w:r>
-        <w:rPr>
-          <w:rFonts w:hint="eastAsia" w:ascii="Times New Roman" w:hAnsi="Times New Roman" w:eastAsia="FangSong" w:cs="Times New Roman"/>
-        </w:rPr>
-        <w:t xml:space="preserve">原子轨道</w:t>
-      </w:r>
-    </w:p>
-    <w:p>
-      <w:pPr>
-        <w:pStyle w:val="BodyText"/>
-      </w:pPr>
-      <w:r>
-        <w:rPr>
-          <w:rFonts w:ascii="Times New Roman" w:hAnsi="Times New Roman" w:eastAsia="Times New Roman" w:cs="Times New Roman"/>
-        </w:rPr>
-        <w:t xml:space="preserve">K</w:t>
-      </w:r>
-    </w:p>
-    <w:p>
-      <w:pPr>
-        <w:pStyle w:val="BodyText"/>
-      </w:pPr>
-      <w:r>
-        <w:rPr>
-          <w:rFonts w:ascii="Times New Roman" w:hAnsi="Times New Roman" w:eastAsia="Times New Roman" w:cs="Times New Roman"/>
-        </w:rPr>
-        <w:t xml:space="preserve">L</w:t>
-      </w:r>
-    </w:p>
-    <w:p>
-      <w:pPr>
-        <w:pStyle w:val="BodyText"/>
-      </w:pPr>
-      <w:r>
-        <w:rPr>
-          <w:rFonts w:ascii="Times New Roman" w:hAnsi="Times New Roman" w:eastAsia="Times New Roman" w:cs="Times New Roman"/>
-        </w:rPr>
-        <w:t xml:space="preserve">M</w:t>
-      </w:r>
-    </w:p>
-    <w:p>
-      <w:pPr>
-        <w:pStyle w:val="BodyText"/>
-      </w:pPr>
-      <w:r>
-        <w:rPr>
-          <w:rFonts w:ascii="Times New Roman" w:hAnsi="Times New Roman" w:eastAsia="Times New Roman" w:cs="Times New Roman"/>
-        </w:rPr>
         <w:t xml:space="preserve">N</w:t>
       </w:r>
     </w:p>
@@ -17121,6 +17475,7 @@
       <w:pPr>
         <w:pStyle w:val="BodyText"/>
         <w:spacing w:after="80"/>
+        <w:ind w:firstLine="420"/>
       </w:pPr>
       <w:r>
         <w:rPr>
@@ -17142,6 +17497,15 @@
         <w:tblStyle w:val="Table"/>
         <w:tblW w:type="auto" w:w="0"/>
         <w:tblLook w:firstRow="1" w:lastRow="0" w:firstColumn="0" w:lastColumn="0" w:noHBand="0" w:noVBand="0" w:val="0020"/>
+        <w:jc w:val="center"/>
+        <w:tblBorders>
+          <w:top w:val="single" w:sz="12" w:space="0" w:color="333333"/>
+          <w:bottom w:val="single" w:sz="12" w:space="0" w:color="333333"/>
+          <w:left w:val="none"/>
+          <w:right w:val="none"/>
+          <w:insideH w:val="none"/>
+          <w:insideV w:val="none"/>
+        </w:tblBorders>
       </w:tblPr>
       <w:tblGrid>
         <w:gridCol w:w="1584"/>
@@ -17155,7 +17519,11 @@
           <w:tblHeader w:val="on"/>
         </w:trPr>
         <w:tc>
-          <w:tcPr/>
+          <w:tcPr>
+            <w:tcBorders>
+              <w:bottom w:val="single" w:sz="6" w:space="0" w:color="333333"/>
+            </w:tcBorders>
+          </w:tcPr>
           <w:p>
             <w:pPr>
               <w:pStyle w:val="Compact"/>
@@ -17171,7 +17539,11 @@
           </w:p>
         </w:tc>
         <w:tc>
-          <w:tcPr/>
+          <w:tcPr>
+            <w:tcBorders>
+              <w:bottom w:val="single" w:sz="6" w:space="0" w:color="333333"/>
+            </w:tcBorders>
+          </w:tcPr>
           <w:p>
             <w:pPr>
               <w:pStyle w:val="Compact"/>
@@ -17187,7 +17559,11 @@
           </w:p>
         </w:tc>
         <w:tc>
-          <w:tcPr/>
+          <w:tcPr>
+            <w:tcBorders>
+              <w:bottom w:val="single" w:sz="6" w:space="0" w:color="333333"/>
+            </w:tcBorders>
+          </w:tcPr>
           <w:p>
             <w:pPr>
               <w:pStyle w:val="Compact"/>
@@ -17203,7 +17579,11 @@
           </w:p>
         </w:tc>
         <w:tc>
-          <w:tcPr/>
+          <w:tcPr>
+            <w:tcBorders>
+              <w:bottom w:val="single" w:sz="6" w:space="0" w:color="333333"/>
+            </w:tcBorders>
+          </w:tcPr>
           <w:p>
             <w:pPr>
               <w:pStyle w:val="Compact"/>
@@ -17219,7 +17599,11 @@
           </w:p>
         </w:tc>
         <w:tc>
-          <w:tcPr/>
+          <w:tcPr>
+            <w:tcBorders>
+              <w:bottom w:val="single" w:sz="6" w:space="0" w:color="333333"/>
+            </w:tcBorders>
+          </w:tcPr>
           <w:p>
             <w:pPr>
               <w:pStyle w:val="Compact"/>
@@ -17675,6 +18059,7 @@
           <w:ilvl w:val="0"/>
           <w:numId w:val="1020"/>
         </w:numPr>
+        <w:ind w:firstLine="420"/>
       </w:pPr>
       <w:r>
         <w:rPr>
@@ -17692,6 +18077,7 @@
     <w:p>
       <w:pPr>
         <w:pStyle w:val="FirstParagraph"/>
+        <w:ind w:firstLine="420"/>
       </w:pPr>
       <w:r>
         <w:rPr>
@@ -17733,6 +18119,7 @@
     <w:p>
       <w:pPr>
         <w:pStyle w:val="BodyText"/>
+        <w:ind w:firstLine="420"/>
       </w:pPr>
       <w:r>
         <w:rPr>
@@ -17803,13 +18190,26 @@
     </w:p>
     <w:p>
       <w:pPr>
-        <w:pStyle w:val="MistakeBlock"/>
+        <w:pStyle w:val="BodyText"/>
+        <w:ind w:firstLine="420"/>
       </w:pPr>
       <w:r>
         <w:rPr>
           <w:rFonts w:hint="eastAsia" w:ascii="Times New Roman" w:hAnsi="Times New Roman" w:eastAsia="FangSong" w:cs="Times New Roman"/>
         </w:rPr>
         <w:t xml:space="preserve">易错点</w:t>
+      </w:r>
+      <w:r>
+        <w:rPr>
+          <w:rFonts w:ascii="Times New Roman" w:hAnsi="Times New Roman" w:eastAsia="Times New Roman" w:cs="Times New Roman"/>
+        </w:rPr>
+        <w:t xml:space="preserve"> </w:t>
+      </w:r>
+      <w:r>
+        <w:rPr>
+          <w:rFonts w:ascii="Times New Roman" w:hAnsi="Times New Roman" w:eastAsia="Times New Roman" w:cs="Times New Roman"/>
+        </w:rPr>
+        <w:t xml:space="preserve">&gt;</w:t>
       </w:r>
       <w:r>
         <w:rPr>
@@ -18171,6 +18571,7 @@
       <w:pPr>
         <w:pStyle w:val="BodyText"/>
         <w:spacing w:after="80"/>
+        <w:ind w:firstLine="420"/>
       </w:pPr>
       <w:r>
         <w:rPr>
@@ -18196,6 +18597,15 @@
         <w:tblStyle w:val="Table"/>
         <w:tblW w:type="auto" w:w="0"/>
         <w:tblLook w:firstRow="1" w:lastRow="0" w:firstColumn="0" w:lastColumn="0" w:noHBand="0" w:noVBand="0" w:val="0020"/>
+        <w:jc w:val="center"/>
+        <w:tblBorders>
+          <w:top w:val="single" w:sz="12" w:space="0" w:color="333333"/>
+          <w:bottom w:val="single" w:sz="12" w:space="0" w:color="333333"/>
+          <w:left w:val="none"/>
+          <w:right w:val="none"/>
+          <w:insideH w:val="none"/>
+          <w:insideV w:val="none"/>
+        </w:tblBorders>
       </w:tblPr>
       <w:tblGrid>
         <w:gridCol w:w="1980"/>
@@ -18208,7 +18618,11 @@
           <w:tblHeader w:val="on"/>
         </w:trPr>
         <w:tc>
-          <w:tcPr/>
+          <w:tcPr>
+            <w:tcBorders>
+              <w:bottom w:val="single" w:sz="6" w:space="0" w:color="333333"/>
+            </w:tcBorders>
+          </w:tcPr>
           <w:p>
             <w:pPr>
               <w:pStyle w:val="Compact"/>
@@ -18224,7 +18638,11 @@
           </w:p>
         </w:tc>
         <w:tc>
-          <w:tcPr/>
+          <w:tcPr>
+            <w:tcBorders>
+              <w:bottom w:val="single" w:sz="6" w:space="0" w:color="333333"/>
+            </w:tcBorders>
+          </w:tcPr>
           <w:p>
             <w:pPr>
               <w:pStyle w:val="Compact"/>
@@ -18240,7 +18658,11 @@
           </w:p>
         </w:tc>
         <w:tc>
-          <w:tcPr/>
+          <w:tcPr>
+            <w:tcBorders>
+              <w:bottom w:val="single" w:sz="6" w:space="0" w:color="333333"/>
+            </w:tcBorders>
+          </w:tcPr>
           <w:p>
             <w:pPr>
               <w:pStyle w:val="Compact"/>
@@ -18256,7 +18678,11 @@
           </w:p>
         </w:tc>
         <w:tc>
-          <w:tcPr/>
+          <w:tcPr>
+            <w:tcBorders>
+              <w:bottom w:val="single" w:sz="6" w:space="0" w:color="333333"/>
+            </w:tcBorders>
+          </w:tcPr>
           <w:p>
             <w:pPr>
               <w:pStyle w:val="Compact"/>
@@ -18470,6 +18896,7 @@
           <w:ilvl w:val="0"/>
           <w:numId w:val="1021"/>
         </w:numPr>
+        <w:ind w:firstLine="420"/>
       </w:pPr>
       <w:r>
         <w:rPr>
@@ -18499,6 +18926,7 @@
     <w:p>
       <w:pPr>
         <w:pStyle w:val="FirstParagraph"/>
+        <w:ind w:firstLine="420"/>
       </w:pPr>
       <m:oMath>
         <m:sSup>
@@ -18551,6 +18979,7 @@
     <w:p>
       <w:pPr>
         <w:pStyle w:val="BodyText"/>
+        <w:ind w:firstLine="420"/>
       </w:pPr>
       <w:r>
         <w:rPr>
@@ -18860,6 +19289,7 @@
           <w:ilvl w:val="0"/>
           <w:numId w:val="1022"/>
         </w:numPr>
+        <w:ind w:firstLine="420"/>
       </w:pPr>
       <w:r>
         <w:rPr>
@@ -19287,6 +19717,7 @@
     <w:p>
       <w:pPr>
         <w:pStyle w:val="FirstParagraph"/>
+        <w:ind w:firstLine="420"/>
       </w:pPr>
       <m:oMath>
         <m:sSup>
@@ -19615,6 +20046,7 @@
     <w:p>
       <w:pPr>
         <w:pStyle w:val="BodyText"/>
+        <w:ind w:firstLine="420"/>
       </w:pPr>
       <w:r>
         <w:rPr>
@@ -20162,6 +20594,7 @@
     <w:p>
       <w:pPr>
         <w:pStyle w:val="BodyText"/>
+        <w:ind w:firstLine="420"/>
       </w:pPr>
       <w:r>
         <w:rPr>
@@ -20757,6 +21190,7 @@
     <w:p>
       <w:pPr>
         <w:pStyle w:val="BodyText"/>
+        <w:ind w:firstLine="420"/>
       </w:pPr>
       <w:r>
         <w:rPr>
@@ -21173,6 +21607,7 @@
           <w:ilvl w:val="0"/>
           <w:numId w:val="1023"/>
         </w:numPr>
+        <w:ind w:firstLine="420"/>
       </w:pPr>
       <w:r>
         <w:rPr>
@@ -21202,6 +21637,7 @@
     <w:p>
       <w:pPr>
         <w:pStyle w:val="FirstParagraph"/>
+        <w:ind w:firstLine="420"/>
       </w:pPr>
       <w:r>
         <w:rPr>
@@ -21584,6 +22020,7 @@
       <w:pPr>
         <w:pStyle w:val="BodyText"/>
         <w:spacing w:after="80"/>
+        <w:ind w:firstLine="420"/>
       </w:pPr>
       <w:r>
         <w:rPr>
@@ -21604,6 +22041,15 @@
         <w:tblW w:type="pct" w:w="5000"/>
         <w:tblLayout w:type="fixed"/>
         <w:tblLook w:firstRow="1" w:lastRow="0" w:firstColumn="0" w:lastColumn="0" w:noHBand="0" w:noVBand="0" w:val="0020"/>
+        <w:jc w:val="center"/>
+        <w:tblBorders>
+          <w:top w:val="single" w:sz="12" w:space="0" w:color="333333"/>
+          <w:bottom w:val="single" w:sz="12" w:space="0" w:color="333333"/>
+          <w:left w:val="none"/>
+          <w:right w:val="none"/>
+          <w:insideH w:val="none"/>
+          <w:insideV w:val="none"/>
+        </w:tblBorders>
       </w:tblPr>
       <w:tblGrid>
         <w:gridCol w:w="2640"/>
@@ -21615,16 +22061,24 @@
           <w:tblHeader w:val="on"/>
         </w:trPr>
         <w:tc>
-          <w:tcPr/>
-          <w:p>
-            <w:pPr>
-              <w:pStyle w:val="Compact"/>
-              <w:jc w:val="center"/>
-            </w:pPr>
-          </w:p>
-        </w:tc>
-        <w:tc>
-          <w:tcPr/>
+          <w:tcPr>
+            <w:tcBorders>
+              <w:bottom w:val="single" w:sz="6" w:space="0" w:color="333333"/>
+            </w:tcBorders>
+          </w:tcPr>
+          <w:p>
+            <w:pPr>
+              <w:pStyle w:val="Compact"/>
+              <w:jc w:val="center"/>
+            </w:pPr>
+          </w:p>
+        </w:tc>
+        <w:tc>
+          <w:tcPr>
+            <w:tcBorders>
+              <w:bottom w:val="single" w:sz="6" w:space="0" w:color="333333"/>
+            </w:tcBorders>
+          </w:tcPr>
           <w:p>
             <w:pPr>
               <w:pStyle w:val="Compact"/>
@@ -21647,7 +22101,11 @@
           </w:p>
         </w:tc>
         <w:tc>
-          <w:tcPr/>
+          <w:tcPr>
+            <w:tcBorders>
+              <w:bottom w:val="single" w:sz="6" w:space="0" w:color="333333"/>
+            </w:tcBorders>
+          </w:tcPr>
           <w:p>
             <w:pPr>
               <w:pStyle w:val="Compact"/>
@@ -21941,6 +22399,7 @@
     <w:p>
       <w:pPr>
         <w:pStyle w:val="FirstParagraph"/>
+        <w:ind w:firstLine="420"/>
       </w:pPr>
       <w:r>
         <w:rPr>
@@ -22105,6 +22564,7 @@
     <w:p>
       <w:pPr>
         <w:pStyle w:val="BodyText"/>
+        <w:ind w:firstLine="420"/>
       </w:pPr>
       <w:r>
         <w:rPr>
@@ -22141,7 +22601,8 @@
     </w:p>
     <w:p>
       <w:pPr>
-        <w:pStyle w:val="MistakeBlock"/>
+        <w:pStyle w:val="BodyText"/>
+        <w:ind w:firstLine="420"/>
       </w:pPr>
       <w:r>
         <w:rPr>
@@ -22178,6 +22639,12 @@
           <w:rFonts w:ascii="Times New Roman" w:hAnsi="Times New Roman" w:eastAsia="Times New Roman" w:cs="Times New Roman"/>
         </w:rPr>
         <w:t xml:space="preserve"> </w:t>
+      </w:r>
+      <w:r>
+        <w:rPr>
+          <w:rFonts w:ascii="Times New Roman" w:hAnsi="Times New Roman" w:eastAsia="Times New Roman" w:cs="Times New Roman"/>
+        </w:rPr>
+        <w:t xml:space="preserve">&gt; </w:t>
       </w:r>
       <w:r>
         <w:rPr>
@@ -22389,6 +22856,7 @@
           <w:ilvl w:val="0"/>
           <w:numId w:val="1024"/>
         </w:numPr>
+        <w:ind w:firstLine="420"/>
       </w:pPr>
       <w:r>
         <w:rPr>
@@ -22400,6 +22868,7 @@
     <w:p>
       <w:pPr>
         <w:pStyle w:val="FirstParagraph"/>
+        <w:ind w:firstLine="420"/>
       </w:pPr>
       <w:r>
         <w:rPr>
@@ -22537,6 +23006,7 @@
     <w:p>
       <w:pPr>
         <w:pStyle w:val="BodyText"/>
+        <w:ind w:firstLine="420"/>
       </w:pPr>
       <w:r>
         <w:rPr>
@@ -22710,6 +23180,7 @@
     <w:p>
       <w:pPr>
         <w:pStyle w:val="BodyText"/>
+        <w:ind w:firstLine="420"/>
       </w:pPr>
       <w:r>
         <w:rPr>
@@ -22729,6 +23200,7 @@
     <w:p>
       <w:pPr>
         <w:pStyle w:val="BodyText"/>
+        <w:ind w:firstLine="420"/>
       </w:pPr>
       <w:r>
         <w:rPr>
@@ -22776,6 +23248,7 @@
     <w:p>
       <w:pPr>
         <w:pStyle w:val="BodyText"/>
+        <w:ind w:firstLine="420"/>
       </w:pPr>
       <w:r>
         <w:rPr>
@@ -22823,6 +23296,7 @@
     <w:p>
       <w:pPr>
         <w:pStyle w:val="BodyText"/>
+        <w:ind w:firstLine="420"/>
       </w:pPr>
       <w:r>
         <w:rPr>
@@ -22870,6 +23344,7 @@
     <w:p>
       <w:pPr>
         <w:pStyle w:val="BodyText"/>
+        <w:ind w:firstLine="420"/>
       </w:pPr>
       <w:r>
         <w:rPr>
@@ -22917,6 +23392,7 @@
     <w:p>
       <w:pPr>
         <w:pStyle w:val="BodyText"/>
+        <w:ind w:firstLine="420"/>
       </w:pPr>
       <w:r>
         <w:rPr>
@@ -22964,6 +23440,7 @@
     <w:p>
       <w:pPr>
         <w:pStyle w:val="BodyText"/>
+        <w:ind w:firstLine="420"/>
       </w:pPr>
       <w:r>
         <w:rPr>
@@ -23011,6 +23488,7 @@
     <w:p>
       <w:pPr>
         <w:pStyle w:val="BodyText"/>
+        <w:ind w:firstLine="420"/>
       </w:pPr>
       <w:r>
         <w:rPr>
@@ -23058,6 +23536,7 @@
     <w:p>
       <w:pPr>
         <w:pStyle w:val="BodyText"/>
+        <w:ind w:firstLine="420"/>
       </w:pPr>
       <w:r>
         <w:rPr>
@@ -23185,6 +23664,7 @@
     <w:p>
       <w:pPr>
         <w:pStyle w:val="BodyText"/>
+        <w:ind w:firstLine="420"/>
       </w:pPr>
       <w:r>
         <w:rPr>
@@ -23256,6 +23736,7 @@
     <w:p>
       <w:pPr>
         <w:pStyle w:val="BodyText"/>
+        <w:ind w:firstLine="420"/>
       </w:pPr>
       <w:r>
         <w:rPr>
@@ -23315,6 +23796,7 @@
     <w:p>
       <w:pPr>
         <w:pStyle w:val="BodyText"/>
+        <w:ind w:firstLine="420"/>
       </w:pPr>
       <w:r>
         <w:rPr>
@@ -23434,6 +23916,7 @@
           <w:ilvl w:val="0"/>
           <w:numId w:val="1025"/>
         </w:numPr>
+        <w:ind w:firstLine="420"/>
       </w:pPr>
       <w:r>
         <w:rPr>
@@ -23445,6 +23928,7 @@
     <w:p>
       <w:pPr>
         <w:pStyle w:val="FirstParagraph"/>
+        <w:ind w:firstLine="420"/>
       </w:pPr>
       <w:r>
         <w:rPr>
@@ -23510,6 +23994,7 @@
     <w:p>
       <w:pPr>
         <w:pStyle w:val="BodyText"/>
+        <w:ind w:firstLine="420"/>
       </w:pPr>
       <w:r>
         <w:rPr>
@@ -23717,6 +24202,7 @@
     <w:p>
       <w:pPr>
         <w:pStyle w:val="BodyText"/>
+        <w:ind w:firstLine="420"/>
       </w:pPr>
       <w:r>
         <w:rPr>
@@ -23861,6 +24347,7 @@
     <w:p>
       <w:pPr>
         <w:pStyle w:val="BodyText"/>
+        <w:ind w:firstLine="420"/>
       </w:pPr>
       <w:r>
         <w:rPr>
@@ -23937,6 +24424,7 @@
     <w:p>
       <w:pPr>
         <w:pStyle w:val="BodyText"/>
+        <w:ind w:firstLine="420"/>
       </w:pPr>
       <w:r>
         <w:rPr>
@@ -23960,6 +24448,7 @@
     <w:p>
       <w:pPr>
         <w:pStyle w:val="BodyText"/>
+        <w:ind w:firstLine="420"/>
       </w:pPr>
       <w:r>
         <w:rPr>
@@ -24066,6 +24555,7 @@
     <w:p>
       <w:pPr>
         <w:pStyle w:val="BodyText"/>
+        <w:ind w:firstLine="420"/>
       </w:pPr>
       <w:r>
         <w:rPr>
@@ -24165,6 +24655,7 @@
     <w:p>
       <w:pPr>
         <w:pStyle w:val="BodyText"/>
+        <w:ind w:firstLine="420"/>
       </w:pPr>
       <w:r>
         <w:rPr>
@@ -24342,6 +24833,7 @@
     <w:p>
       <w:pPr>
         <w:pStyle w:val="BodyText"/>
+        <w:ind w:firstLine="420"/>
       </w:pPr>
       <w:r>
         <w:rPr>
@@ -24448,6 +24940,7 @@
     <w:p>
       <w:pPr>
         <w:pStyle w:val="BodyText"/>
+        <w:ind w:firstLine="420"/>
       </w:pPr>
       <w:r>
         <w:rPr>
@@ -24496,6 +24989,7 @@
       <w:pPr>
         <w:pStyle w:val="BodyText"/>
         <w:spacing w:after="80"/>
+        <w:ind w:firstLine="420"/>
       </w:pPr>
       <w:r>
         <w:rPr>
@@ -24672,6 +25166,15 @@
         <w:tblW w:type="pct" w:w="5000"/>
         <w:tblLayout w:type="fixed"/>
         <w:tblLook w:firstRow="1" w:lastRow="0" w:firstColumn="0" w:lastColumn="0" w:noHBand="0" w:noVBand="0" w:val="0020"/>
+        <w:jc w:val="center"/>
+        <w:tblBorders>
+          <w:top w:val="single" w:sz="12" w:space="0" w:color="333333"/>
+          <w:bottom w:val="single" w:sz="12" w:space="0" w:color="333333"/>
+          <w:left w:val="none"/>
+          <w:right w:val="none"/>
+          <w:insideH w:val="none"/>
+          <w:insideV w:val="none"/>
+        </w:tblBorders>
       </w:tblPr>
       <w:tblGrid>
         <w:gridCol w:w="1584"/>
@@ -24685,7 +25188,11 @@
           <w:tblHeader w:val="on"/>
         </w:trPr>
         <w:tc>
-          <w:tcPr/>
+          <w:tcPr>
+            <w:tcBorders>
+              <w:bottom w:val="single" w:sz="6" w:space="0" w:color="333333"/>
+            </w:tcBorders>
+          </w:tcPr>
           <w:p>
             <w:pPr>
               <w:pStyle w:val="Compact"/>
@@ -24701,7 +25208,11 @@
           </w:p>
         </w:tc>
         <w:tc>
-          <w:tcPr/>
+          <w:tcPr>
+            <w:tcBorders>
+              <w:bottom w:val="single" w:sz="6" w:space="0" w:color="333333"/>
+            </w:tcBorders>
+          </w:tcPr>
           <w:p>
             <w:pPr>
               <w:pStyle w:val="Compact"/>
@@ -24743,7 +25254,11 @@
           </w:p>
         </w:tc>
         <w:tc>
-          <w:tcPr/>
+          <w:tcPr>
+            <w:tcBorders>
+              <w:bottom w:val="single" w:sz="6" w:space="0" w:color="333333"/>
+            </w:tcBorders>
+          </w:tcPr>
           <w:p>
             <w:pPr>
               <w:pStyle w:val="Compact"/>
@@ -24764,7 +25279,11 @@
           </w:p>
         </w:tc>
         <w:tc>
-          <w:tcPr/>
+          <w:tcPr>
+            <w:tcBorders>
+              <w:bottom w:val="single" w:sz="6" w:space="0" w:color="333333"/>
+            </w:tcBorders>
+          </w:tcPr>
           <w:p>
             <w:pPr>
               <w:pStyle w:val="Compact"/>
@@ -24815,7 +25334,11 @@
           </w:p>
         </w:tc>
         <w:tc>
-          <w:tcPr/>
+          <w:tcPr>
+            <w:tcBorders>
+              <w:bottom w:val="single" w:sz="6" w:space="0" w:color="333333"/>
+            </w:tcBorders>
+          </w:tcPr>
           <w:p>
             <w:pPr>
               <w:pStyle w:val="Compact"/>
@@ -25296,6 +25819,7 @@
       <w:pPr>
         <w:pStyle w:val="BodyText"/>
         <w:spacing w:before="120"/>
+        <w:ind w:firstLine="420"/>
       </w:pPr>
       <w:r>
         <w:rPr>
@@ -25592,6 +26116,7 @@
     <w:p>
       <w:pPr>
         <w:pStyle w:val="BodyText"/>
+        <w:ind w:firstLine="420"/>
       </w:pPr>
       <w:r>
         <w:rPr>
@@ -25689,6 +26214,7 @@
     <w:p>
       <w:pPr>
         <w:pStyle w:val="BlockText"/>
+        <w:ind w:firstLine="420"/>
       </w:pPr>
       <w:r>
         <w:rPr>
@@ -25774,6 +26300,7 @@
     <w:p>
       <w:pPr>
         <w:pStyle w:val="FirstParagraph"/>
+        <w:ind w:firstLine="420"/>
       </w:pPr>
       <w:r>
         <w:rPr>
@@ -25909,6 +26436,7 @@
     <w:p>
       <w:pPr>
         <w:pStyle w:val="BodyText"/>
+        <w:ind w:firstLine="420"/>
       </w:pPr>
       <w:r>
         <w:rPr>
@@ -25974,6 +26502,7 @@
     <w:p>
       <w:pPr>
         <w:pStyle w:val="BodyText"/>
+        <w:ind w:firstLine="420"/>
       </w:pPr>
       <w:r>
         <w:rPr>
@@ -26395,6 +26924,7 @@
     <w:p>
       <w:pPr>
         <w:pStyle w:val="BodyText"/>
+        <w:ind w:firstLine="420"/>
       </w:pPr>
       <w:r>
         <w:rPr>
@@ -26514,6 +27044,7 @@
     <w:p>
       <w:pPr>
         <w:pStyle w:val="BodyText"/>
+        <w:ind w:firstLine="420"/>
       </w:pPr>
       <w:r>
         <w:rPr>
@@ -26634,6 +27165,7 @@
     <w:p>
       <w:pPr>
         <w:pStyle w:val="FirstParagraph"/>
+        <w:ind w:firstLine="420"/>
       </w:pPr>
       <w:r>
         <w:rPr>
@@ -26789,6 +27321,7 @@
     <w:p>
       <w:pPr>
         <w:pStyle w:val="BodyText"/>
+        <w:ind w:firstLine="420"/>
       </w:pPr>
       <w:r>
         <w:rPr>
@@ -26818,6 +27351,7 @@
           <w:ilvl w:val="0"/>
           <w:numId w:val="1026"/>
         </w:numPr>
+        <w:ind w:firstLine="420"/>
       </w:pPr>
       <w:r>
         <w:rPr>
@@ -26859,6 +27393,7 @@
     <w:p>
       <w:pPr>
         <w:pStyle w:val="FirstParagraph"/>
+        <w:ind w:firstLine="420"/>
       </w:pPr>
       <w:r>
         <w:rPr>
@@ -27088,6 +27623,7 @@
     <w:p>
       <w:pPr>
         <w:pStyle w:val="FirstParagraph"/>
+        <w:ind w:firstLine="420"/>
       </w:pPr>
       <w:r>
         <w:rPr>
@@ -27277,6 +27813,7 @@
     <w:p>
       <w:pPr>
         <w:pStyle w:val="BodyText"/>
+        <w:ind w:firstLine="420"/>
       </w:pPr>
       <w:r>
         <w:rPr>
@@ -27312,6 +27849,7 @@
     <w:p>
       <w:pPr>
         <w:pStyle w:val="BodyText"/>
+        <w:ind w:firstLine="420"/>
       </w:pPr>
       <w:r>
         <w:rPr>
@@ -27487,6 +28025,7 @@
     <w:p>
       <w:pPr>
         <w:pStyle w:val="BodyText"/>
+        <w:ind w:firstLine="420"/>
       </w:pPr>
       <w:r>
         <w:rPr>
@@ -27566,6 +28105,7 @@
     <w:p>
       <w:pPr>
         <w:pStyle w:val="BodyText"/>
+        <w:ind w:firstLine="420"/>
       </w:pPr>
       <w:r>
         <w:rPr>
@@ -27611,6 +28151,7 @@
           <w:ilvl w:val="0"/>
           <w:numId w:val="1027"/>
         </w:numPr>
+        <w:ind w:firstLine="420"/>
       </w:pPr>
       <w:r>
         <w:rPr>
@@ -27652,6 +28193,7 @@
     <w:p>
       <w:pPr>
         <w:pStyle w:val="FirstParagraph"/>
+        <w:ind w:firstLine="420"/>
       </w:pPr>
       <w:r>
         <w:rPr>
@@ -27729,6 +28271,7 @@
     <w:p>
       <w:pPr>
         <w:pStyle w:val="BodyText"/>
+        <w:ind w:firstLine="420"/>
       </w:pPr>
       <w:r>
         <w:rPr>
@@ -27786,6 +28329,7 @@
           <w:ilvl w:val="0"/>
           <w:numId w:val="1028"/>
         </w:numPr>
+        <w:ind w:firstLine="420"/>
       </w:pPr>
       <w:r>
         <w:rPr>
@@ -27959,6 +28503,7 @@
     <w:p>
       <w:pPr>
         <w:pStyle w:val="FirstParagraph"/>
+        <w:ind w:firstLine="420"/>
       </w:pPr>
       <w:r>
         <w:rPr>
@@ -28045,6 +28590,574 @@
           <w:rFonts w:hint="eastAsia" w:ascii="Times New Roman" w:hAnsi="Times New Roman" w:eastAsia="Times New Roman" w:cs="Times New Roman"/>
         </w:rPr>
         <w:t>。</w:t>
+      </w:r>
+    </w:p>
+    <w:p>
+      <w:pPr>
+        <w:pStyle w:val="BodyText"/>
+        <w:ind w:firstLine="420"/>
+      </w:pPr>
+      <w:r>
+        <w:rPr>
+          <w:rFonts w:hint="eastAsia" w:ascii="Times New Roman" w:hAnsi="Times New Roman" w:eastAsia="FangSong" w:cs="Times New Roman"/>
+        </w:rPr>
+        <w:t>洪特规则的特例</w:t>
+      </w:r>
+      <w:r>
+        <w:rPr>
+          <w:rFonts w:hint="eastAsia" w:ascii="Times New Roman" w:hAnsi="Times New Roman" w:eastAsia="Times New Roman" w:cs="Times New Roman"/>
+        </w:rPr>
+        <w:t>：</w:t>
+      </w:r>
+      <w:r>
+        <w:rPr>
+          <w:rFonts w:hint="eastAsia" w:ascii="Times New Roman" w:hAnsi="Times New Roman" w:eastAsia="FangSong" w:cs="Times New Roman"/>
+        </w:rPr>
+        <w:t>在简并轨道的全充满</w:t>
+      </w:r>
+      <w:r>
+        <w:rPr>
+          <w:rFonts w:hint="eastAsia" w:ascii="Times New Roman" w:hAnsi="Times New Roman" w:eastAsia="Times New Roman" w:cs="Times New Roman"/>
+        </w:rPr>
+        <w:t>、</w:t>
+      </w:r>
+      <w:r>
+        <w:rPr>
+          <w:rFonts w:hint="eastAsia" w:ascii="Times New Roman" w:hAnsi="Times New Roman" w:eastAsia="FangSong" w:cs="Times New Roman"/>
+        </w:rPr>
+        <w:t>半充满</w:t>
+      </w:r>
+      <w:r>
+        <w:rPr>
+          <w:rFonts w:hint="eastAsia" w:ascii="Times New Roman" w:hAnsi="Times New Roman" w:eastAsia="Times New Roman" w:cs="Times New Roman"/>
+        </w:rPr>
+        <w:t>、</w:t>
+      </w:r>
+      <w:r>
+        <w:rPr>
+          <w:rFonts w:hint="eastAsia" w:ascii="Times New Roman" w:hAnsi="Times New Roman" w:eastAsia="FangSong" w:cs="Times New Roman"/>
+        </w:rPr>
+        <w:t>全空状态</w:t>
+      </w:r>
+      <w:r>
+        <w:rPr>
+          <w:rFonts w:hint="eastAsia" w:ascii="Times New Roman" w:hAnsi="Times New Roman" w:eastAsia="Times New Roman" w:cs="Times New Roman"/>
+        </w:rPr>
+        <w:t>，</w:t>
+      </w:r>
+      <w:r>
+        <w:rPr>
+          <w:rFonts w:hint="eastAsia" w:ascii="Times New Roman" w:hAnsi="Times New Roman" w:eastAsia="FangSong" w:cs="Times New Roman"/>
+        </w:rPr>
+        <w:t>具有较低的能量和较大的稳定性</w:t>
+      </w:r>
+      <w:r>
+        <w:rPr>
+          <w:rFonts w:hint="eastAsia" w:ascii="Times New Roman" w:hAnsi="Times New Roman" w:eastAsia="Times New Roman" w:cs="Times New Roman"/>
+        </w:rPr>
+        <w:t>。</w:t>
+      </w:r>
+    </w:p>
+    <w:p>
+      <w:pPr>
+        <w:pStyle w:val="BodyText"/>
+        <w:ind w:firstLine="420"/>
+      </w:pPr>
+      <w:r>
+        <w:rPr>
+          <w:rFonts w:hint="eastAsia" w:ascii="Times New Roman" w:hAnsi="Times New Roman" w:eastAsia="Times New Roman" w:cs="Times New Roman"/>
+        </w:rPr>
+        <w:t>「</w:t>
+      </w:r>
+      <w:r>
+        <w:rPr>
+          <w:rFonts w:hint="eastAsia" w:ascii="Times New Roman" w:hAnsi="Times New Roman" w:eastAsia="FangSong" w:cs="Times New Roman"/>
+        </w:rPr>
+        <w:t>半满全满更稳定</w:t>
+      </w:r>
+      <w:r>
+        <w:rPr>
+          <w:rFonts w:hint="eastAsia" w:ascii="Times New Roman" w:hAnsi="Times New Roman" w:eastAsia="Times New Roman" w:cs="Times New Roman"/>
+        </w:rPr>
+        <w:t>，Cr</w:t>
+      </w:r>
+      <w:r>
+        <w:rPr>
+          <w:rFonts w:hint="eastAsia" w:ascii="Times New Roman" w:hAnsi="Times New Roman" w:eastAsia="FangSong" w:cs="Times New Roman"/>
+        </w:rPr>
+        <w:t>和</w:t>
+      </w:r>
+      <w:r>
+        <w:rPr>
+          <w:rFonts w:hint="eastAsia" w:ascii="Times New Roman" w:hAnsi="Times New Roman" w:eastAsia="Times New Roman" w:cs="Times New Roman"/>
+        </w:rPr>
+        <w:t>Cu</w:t>
+      </w:r>
+      <w:r>
+        <w:rPr>
+          <w:rFonts w:hint="eastAsia" w:ascii="Times New Roman" w:hAnsi="Times New Roman" w:eastAsia="FangSong" w:cs="Times New Roman"/>
+        </w:rPr>
+        <w:t>要记住</w:t>
+      </w:r>
+      <w:r>
+        <w:rPr>
+          <w:rFonts w:hint="eastAsia" w:ascii="Times New Roman" w:hAnsi="Times New Roman" w:eastAsia="Times New Roman" w:cs="Times New Roman"/>
+        </w:rPr>
+        <w:t>」——</w:t>
+      </w:r>
+      <w:r>
+        <w:rPr>
+          <w:rFonts w:hint="eastAsia" w:ascii="Times New Roman" w:hAnsi="Times New Roman" w:eastAsia="FangSong" w:cs="Times New Roman"/>
+        </w:rPr>
+        <w:t>只记得</w:t>
+      </w:r>
+      <w:r>
+        <w:rPr>
+          <w:rFonts w:hint="eastAsia" w:ascii="Times New Roman" w:hAnsi="Times New Roman" w:eastAsia="Times New Roman" w:cs="Times New Roman"/>
+        </w:rPr>
+        <w:t>Cr</w:t>
+      </w:r>
+      <w:r>
+        <w:rPr>
+          <w:rFonts w:hint="eastAsia" w:ascii="Times New Roman" w:hAnsi="Times New Roman" w:eastAsia="FangSong" w:cs="Times New Roman"/>
+        </w:rPr>
+        <w:t>和</w:t>
+      </w:r>
+      <w:r>
+        <w:rPr>
+          <w:rFonts w:hint="eastAsia" w:ascii="Times New Roman" w:hAnsi="Times New Roman" w:eastAsia="Times New Roman" w:cs="Times New Roman"/>
+        </w:rPr>
+        <w:t>Cu</w:t>
+      </w:r>
+      <w:r>
+        <w:rPr>
+          <w:rFonts w:hint="eastAsia" w:ascii="Times New Roman" w:hAnsi="Times New Roman" w:eastAsia="FangSong" w:cs="Times New Roman"/>
+        </w:rPr>
+        <w:t>两组特例即可</w:t>
+      </w:r>
+      <w:r>
+        <w:rPr>
+          <w:rFonts w:hint="eastAsia" w:ascii="Times New Roman" w:hAnsi="Times New Roman" w:eastAsia="Times New Roman" w:cs="Times New Roman"/>
+        </w:rPr>
+        <w:t>，</w:t>
+      </w:r>
+      <w:r>
+        <w:rPr>
+          <w:rFonts w:hint="eastAsia" w:ascii="Times New Roman" w:hAnsi="Times New Roman" w:eastAsia="FangSong" w:cs="Times New Roman"/>
+        </w:rPr>
+        <w:t>其余过渡金属不适用</w:t>
+      </w:r>
+      <w:r>
+        <w:rPr>
+          <w:rFonts w:hint="eastAsia" w:ascii="Times New Roman" w:hAnsi="Times New Roman" w:eastAsia="Times New Roman" w:cs="Times New Roman"/>
+        </w:rPr>
+        <w:t>。</w:t>
+      </w:r>
+      <w:r>
+        <w:rPr>
+          <w:rFonts w:hint="eastAsia" w:ascii="Times New Roman" w:hAnsi="Times New Roman" w:eastAsia="FangSong" w:cs="Times New Roman"/>
+        </w:rPr>
+        <w:t>最常见的错误是把</w:t>
+      </w:r>
+      <w:r>
+        <w:rPr>
+          <w:rFonts w:ascii="Times New Roman" w:hAnsi="Times New Roman" w:eastAsia="Times New Roman" w:cs="Times New Roman"/>
+        </w:rPr>
+        <w:t xml:space="preserve"> Cr </w:t>
+      </w:r>
+      <w:r>
+        <w:rPr>
+          <w:rFonts w:hint="eastAsia" w:ascii="Times New Roman" w:hAnsi="Times New Roman" w:eastAsia="FangSong" w:cs="Times New Roman"/>
+        </w:rPr>
+        <w:t xml:space="preserve">记成</w:t>
+      </w:r>
+      <w:r>
+        <w:rPr>
+          <w:rFonts w:ascii="Times New Roman" w:hAnsi="Times New Roman" w:eastAsia="Times New Roman" w:cs="Times New Roman"/>
+        </w:rPr>
+        <w:t xml:space="preserve"> </w:t>
+      </w:r>
+      <w:r>
+        <w:rPr>
+          <w:rFonts w:hint="eastAsia" w:ascii="Times New Roman" w:hAnsi="Times New Roman" w:eastAsia="Times New Roman" w:cs="Times New Roman"/>
+        </w:rPr>
+        <w:t>4s</w:t>
+      </w:r>
+      <w:r>
+        <w:rPr>
+          <w:rFonts w:hint="eastAsia" w:ascii="Times New Roman" w:hAnsi="Times New Roman" w:eastAsia="Times New Roman" w:cs="Times New Roman"/>
+          <w:vertAlign w:val="superscript"/>
+        </w:rPr>
+        <w:t>2</w:t>
+      </w:r>
+      <w:r>
+        <w:rPr>
+          <w:rFonts w:hint="eastAsia" w:ascii="Times New Roman" w:hAnsi="Times New Roman" w:eastAsia="Times New Roman" w:cs="Times New Roman"/>
+        </w:rPr>
+        <w:t>3d</w:t>
+      </w:r>
+      <w:r>
+        <w:rPr>
+          <w:rFonts w:hint="eastAsia" w:ascii="Times New Roman" w:hAnsi="Times New Roman" w:eastAsia="Times New Roman" w:cs="Times New Roman"/>
+          <w:vertAlign w:val="superscript"/>
+        </w:rPr>
+        <w:t>4</w:t>
+      </w:r>
+      <w:r>
+        <w:rPr>
+          <w:rFonts w:hint="eastAsia" w:ascii="Times New Roman" w:hAnsi="Times New Roman" w:eastAsia="Times New Roman" w:cs="Times New Roman"/>
+        </w:rPr>
+        <w:t>——</w:t>
+      </w:r>
+      <w:r>
+        <w:rPr>
+          <w:rFonts w:hint="eastAsia" w:ascii="Times New Roman" w:hAnsi="Times New Roman" w:eastAsia="FangSong" w:cs="Times New Roman"/>
+        </w:rPr>
+        <w:t>记住</w:t>
+      </w:r>
+      <w:r>
+        <w:rPr>
+          <w:rFonts w:ascii="Times New Roman" w:hAnsi="Times New Roman" w:eastAsia="Times New Roman" w:cs="Times New Roman"/>
+        </w:rPr>
+        <w:t xml:space="preserve"> Cr、Cu </w:t>
+      </w:r>
+      <w:r>
+        <w:rPr>
+          <w:rFonts w:hint="eastAsia" w:ascii="Times New Roman" w:hAnsi="Times New Roman" w:eastAsia="FangSong" w:cs="Times New Roman"/>
+        </w:rPr>
+        <w:t xml:space="preserve">各失一个</w:t>
+      </w:r>
+      <w:r>
+        <w:rPr>
+          <w:rFonts w:ascii="Times New Roman" w:hAnsi="Times New Roman" w:eastAsia="Times New Roman" w:cs="Times New Roman"/>
+        </w:rPr>
+        <w:t xml:space="preserve"> 4s </w:t>
+      </w:r>
+      <w:r>
+        <w:rPr>
+          <w:rFonts w:hint="eastAsia" w:ascii="Times New Roman" w:hAnsi="Times New Roman" w:eastAsia="FangSong" w:cs="Times New Roman"/>
+        </w:rPr>
+        <w:t xml:space="preserve">电子给</w:t>
+      </w:r>
+      <w:r>
+        <w:rPr>
+          <w:rFonts w:ascii="Times New Roman" w:hAnsi="Times New Roman" w:eastAsia="Times New Roman" w:cs="Times New Roman"/>
+        </w:rPr>
+        <w:t xml:space="preserve"> 3d </w:t>
+      </w:r>
+      <w:r>
+        <w:rPr>
+          <w:rFonts w:hint="eastAsia" w:ascii="Times New Roman" w:hAnsi="Times New Roman" w:eastAsia="FangSong" w:cs="Times New Roman"/>
+        </w:rPr>
+        <w:t>即可</w:t>
+      </w:r>
+      <w:r>
+        <w:rPr>
+          <w:rFonts w:hint="eastAsia" w:ascii="Times New Roman" w:hAnsi="Times New Roman" w:eastAsia="Times New Roman" w:cs="Times New Roman"/>
+        </w:rPr>
+        <w:t>。</w:t>
+      </w:r>
+    </w:p>
+    <w:p>
+      <w:pPr>
+        <w:pStyle w:val="BodyText"/>
+        <w:ind w:firstLine="420"/>
+      </w:pPr>
+      <w:r>
+        <w:rPr>
+          <w:rFonts w:hint="eastAsia" w:ascii="Times New Roman" w:hAnsi="Times New Roman" w:eastAsia="FangSong" w:cs="Times New Roman"/>
+        </w:rPr>
+        <w:t>易错点</w:t>
+      </w:r>
+      <w:r>
+        <w:rPr>
+          <w:rFonts w:hint="eastAsia" w:ascii="Times New Roman" w:hAnsi="Times New Roman" w:eastAsia="Times New Roman" w:cs="Times New Roman"/>
+        </w:rPr>
+        <w:t>：</w:t>
+      </w:r>
+      <w:r>
+        <w:rPr>
+          <w:rFonts w:hint="eastAsia" w:ascii="Times New Roman" w:hAnsi="Times New Roman" w:eastAsia="FangSong" w:cs="Times New Roman"/>
+        </w:rPr>
+        <w:t>填充顺序</w:t>
+      </w:r>
+      <w:r>
+        <w:rPr>
+          <w:rFonts w:hint="eastAsia" w:ascii="Times New Roman" w:hAnsi="Times New Roman" w:eastAsia="Times New Roman" w:cs="Times New Roman"/>
+        </w:rPr>
+        <w:t>≠</w:t>
+      </w:r>
+      <w:r>
+        <w:rPr>
+          <w:rFonts w:hint="eastAsia" w:ascii="Times New Roman" w:hAnsi="Times New Roman" w:eastAsia="FangSong" w:cs="Times New Roman"/>
+        </w:rPr>
+        <w:t>失电子顺序</w:t>
+      </w:r>
+      <w:r>
+        <w:rPr>
+          <w:rFonts w:ascii="Times New Roman" w:hAnsi="Times New Roman" w:eastAsia="Times New Roman" w:cs="Times New Roman"/>
+        </w:rPr>
+        <w:t xml:space="preserve"> </w:t>
+      </w:r>
+      <w:r>
+        <w:rPr>
+          <w:rFonts w:ascii="Times New Roman" w:hAnsi="Times New Roman" w:eastAsia="Times New Roman" w:cs="Times New Roman"/>
+        </w:rPr>
+        <w:t xml:space="preserve">&gt; 4s </w:t>
+      </w:r>
+      <w:r>
+        <w:rPr>
+          <w:rFonts w:hint="eastAsia" w:ascii="Times New Roman" w:hAnsi="Times New Roman" w:eastAsia="FangSong" w:cs="Times New Roman"/>
+        </w:rPr>
+        <w:t xml:space="preserve">先于</w:t>
+      </w:r>
+      <w:r>
+        <w:rPr>
+          <w:rFonts w:ascii="Times New Roman" w:hAnsi="Times New Roman" w:eastAsia="Times New Roman" w:cs="Times New Roman"/>
+        </w:rPr>
+        <w:t xml:space="preserve"> 3d </w:t>
+      </w:r>
+      <w:r>
+        <w:rPr>
+          <w:rFonts w:hint="eastAsia" w:ascii="Times New Roman" w:hAnsi="Times New Roman" w:eastAsia="FangSong" w:cs="Times New Roman"/>
+        </w:rPr>
+        <w:t>填充</w:t>
+      </w:r>
+      <w:r>
+        <w:rPr>
+          <w:rFonts w:hint="eastAsia" w:ascii="Times New Roman" w:hAnsi="Times New Roman" w:eastAsia="Times New Roman" w:cs="Times New Roman"/>
+        </w:rPr>
+        <w:t>，</w:t>
+      </w:r>
+      <w:r>
+        <w:rPr>
+          <w:rFonts w:hint="eastAsia" w:ascii="Times New Roman" w:hAnsi="Times New Roman" w:eastAsia="FangSong" w:cs="Times New Roman"/>
+        </w:rPr>
+        <w:t>所以写电子排布时</w:t>
+      </w:r>
+      <w:r>
+        <w:rPr>
+          <w:rFonts w:ascii="Times New Roman" w:hAnsi="Times New Roman" w:eastAsia="Times New Roman" w:cs="Times New Roman"/>
+        </w:rPr>
+        <w:t xml:space="preserve"> 4s </w:t>
+      </w:r>
+      <w:r>
+        <w:rPr>
+          <w:rFonts w:hint="eastAsia" w:ascii="Times New Roman" w:hAnsi="Times New Roman" w:eastAsia="FangSong" w:cs="Times New Roman"/>
+        </w:rPr>
+        <w:t xml:space="preserve">写在</w:t>
+      </w:r>
+      <w:r>
+        <w:rPr>
+          <w:rFonts w:ascii="Times New Roman" w:hAnsi="Times New Roman" w:eastAsia="Times New Roman" w:cs="Times New Roman"/>
+        </w:rPr>
+        <w:t xml:space="preserve"> 3d </w:t>
+      </w:r>
+      <w:r>
+        <w:rPr>
+          <w:rFonts w:hint="eastAsia" w:ascii="Times New Roman" w:hAnsi="Times New Roman" w:eastAsia="FangSong" w:cs="Times New Roman"/>
+        </w:rPr>
+        <w:t>前面</w:t>
+      </w:r>
+      <w:r>
+        <w:rPr>
+          <w:rFonts w:hint="eastAsia" w:ascii="Times New Roman" w:hAnsi="Times New Roman" w:eastAsia="Times New Roman" w:cs="Times New Roman"/>
+        </w:rPr>
+        <w:t>（</w:t>
+      </w:r>
+      <w:r>
+        <w:rPr>
+          <w:rFonts w:hint="eastAsia" w:ascii="Times New Roman" w:hAnsi="Times New Roman" w:eastAsia="FangSong" w:cs="Times New Roman"/>
+        </w:rPr>
+        <w:t>如</w:t>
+      </w:r>
+      <w:r>
+        <w:rPr>
+          <w:rFonts w:ascii="Times New Roman" w:hAnsi="Times New Roman" w:eastAsia="Times New Roman" w:cs="Times New Roman"/>
+        </w:rPr>
+        <w:t xml:space="preserve"> Fe: </w:t>
+      </w:r>
+      <w:r>
+        <w:rPr>
+          <w:rFonts w:hint="eastAsia" w:ascii="Times New Roman" w:hAnsi="Times New Roman" w:eastAsia="Times New Roman" w:cs="Times New Roman"/>
+        </w:rPr>
+        <w:t>[Ar]4s</w:t>
+      </w:r>
+      <w:r>
+        <w:rPr>
+          <w:rFonts w:hint="eastAsia" w:ascii="Times New Roman" w:hAnsi="Times New Roman" w:eastAsia="Times New Roman" w:cs="Times New Roman"/>
+          <w:vertAlign w:val="superscript"/>
+        </w:rPr>
+        <w:t>2</w:t>
+      </w:r>
+      <w:r>
+        <w:rPr>
+          <w:rFonts w:hint="eastAsia" w:ascii="Times New Roman" w:hAnsi="Times New Roman" w:eastAsia="Times New Roman" w:cs="Times New Roman"/>
+        </w:rPr>
+        <w:t>3d</w:t>
+      </w:r>
+      <w:r>
+        <w:rPr>
+          <w:rFonts w:hint="eastAsia" w:ascii="Times New Roman" w:hAnsi="Times New Roman" w:eastAsia="Times New Roman" w:cs="Times New Roman"/>
+          <w:vertAlign w:val="superscript"/>
+        </w:rPr>
+        <w:t>6</w:t>
+      </w:r>
+      <w:r>
+        <w:rPr>
+          <w:rFonts w:hint="eastAsia" w:ascii="Times New Roman" w:hAnsi="Times New Roman" w:eastAsia="Times New Roman" w:cs="Times New Roman"/>
+        </w:rPr>
+        <w:t>）。</w:t>
+      </w:r>
+      <w:r>
+        <w:rPr>
+          <w:rFonts w:hint="eastAsia" w:ascii="Times New Roman" w:hAnsi="Times New Roman" w:eastAsia="FangSong" w:cs="Times New Roman"/>
+        </w:rPr>
+        <w:t>但</w:t>
+      </w:r>
+      <w:r>
+        <w:rPr>
+          <w:rFonts w:hint="eastAsia" w:ascii="Times New Roman" w:hAnsi="Times New Roman" w:eastAsia="FangSong" w:cs="Times New Roman"/>
+          <w:b/>
+          <w:bCs/>
+        </w:rPr>
+        <w:t xml:space="preserve">失电子时先失</w:t>
+      </w:r>
+      <w:r>
+        <w:rPr>
+          <w:rFonts w:ascii="Times New Roman" w:hAnsi="Times New Roman" w:eastAsia="Times New Roman" w:cs="Times New Roman"/>
+          <w:b/>
+          <w:bCs/>
+        </w:rPr>
+        <w:t xml:space="preserve"> 4s </w:t>
+      </w:r>
+      <w:r>
+        <w:rPr>
+          <w:rFonts w:hint="eastAsia" w:ascii="Times New Roman" w:hAnsi="Times New Roman" w:eastAsia="FangSong" w:cs="Times New Roman"/>
+          <w:b/>
+          <w:bCs/>
+        </w:rPr>
+        <w:t xml:space="preserve">电子</w:t>
+      </w:r>
+      <w:r>
+        <w:rPr>
+          <w:rFonts w:hint="eastAsia" w:ascii="Times New Roman" w:hAnsi="Times New Roman" w:eastAsia="Times New Roman" w:cs="Times New Roman"/>
+        </w:rPr>
+        <w:t>，</w:t>
+      </w:r>
+      <w:r>
+        <w:rPr>
+          <w:rFonts w:hint="eastAsia" w:ascii="Times New Roman" w:hAnsi="Times New Roman" w:eastAsia="FangSong" w:cs="Times New Roman"/>
+        </w:rPr>
+        <w:t>因为</w:t>
+      </w:r>
+      <w:r>
+        <w:rPr>
+          <w:rFonts w:ascii="Times New Roman" w:hAnsi="Times New Roman" w:eastAsia="Times New Roman" w:cs="Times New Roman"/>
+        </w:rPr>
+        <w:t xml:space="preserve"> 4s </w:t>
+      </w:r>
+      <w:r>
+        <w:rPr>
+          <w:rFonts w:hint="eastAsia" w:ascii="Times New Roman" w:hAnsi="Times New Roman" w:eastAsia="FangSong" w:cs="Times New Roman"/>
+        </w:rPr>
+        <w:t>电子离核更远</w:t>
+      </w:r>
+      <w:r>
+        <w:rPr>
+          <w:rFonts w:hint="eastAsia" w:ascii="Times New Roman" w:hAnsi="Times New Roman" w:eastAsia="Times New Roman" w:cs="Times New Roman"/>
+        </w:rPr>
+        <w:t>。</w:t>
+      </w:r>
+      <w:r>
+        <w:rPr>
+          <w:rFonts w:hint="eastAsia" w:ascii="Times New Roman" w:hAnsi="Times New Roman" w:eastAsia="FangSong" w:cs="Times New Roman"/>
+        </w:rPr>
+        <w:t>类比</w:t>
+      </w:r>
+      <w:r>
+        <w:rPr>
+          <w:rFonts w:hint="eastAsia" w:ascii="Times New Roman" w:hAnsi="Times New Roman" w:eastAsia="Times New Roman" w:cs="Times New Roman"/>
+        </w:rPr>
+        <w:t>「</w:t>
+      </w:r>
+      <w:r>
+        <w:rPr>
+          <w:rFonts w:hint="eastAsia" w:ascii="Times New Roman" w:hAnsi="Times New Roman" w:eastAsia="FangSong" w:cs="Times New Roman"/>
+        </w:rPr>
+        <w:t>酒店大堂</w:t>
+      </w:r>
+      <w:r>
+        <w:rPr>
+          <w:rFonts w:hint="eastAsia" w:ascii="Times New Roman" w:hAnsi="Times New Roman" w:eastAsia="Times New Roman" w:cs="Times New Roman"/>
+        </w:rPr>
+        <w:t>」——</w:t>
+      </w:r>
+      <w:r>
+        <w:rPr>
+          <w:rFonts w:hint="eastAsia" w:ascii="Times New Roman" w:hAnsi="Times New Roman" w:eastAsia="FangSong" w:cs="Times New Roman"/>
+        </w:rPr>
+        <w:t>入住时先到大堂</w:t>
+      </w:r>
+      <w:r>
+        <w:rPr>
+          <w:rFonts w:hint="eastAsia" w:ascii="Times New Roman" w:hAnsi="Times New Roman" w:eastAsia="Times New Roman" w:cs="Times New Roman"/>
+        </w:rPr>
+        <w:t>(4s)</w:t>
+      </w:r>
+      <w:r>
+        <w:rPr>
+          <w:rFonts w:hint="eastAsia" w:ascii="Times New Roman" w:hAnsi="Times New Roman" w:eastAsia="FangSong" w:cs="Times New Roman"/>
+        </w:rPr>
+        <w:t>再到房间</w:t>
+      </w:r>
+      <w:r>
+        <w:rPr>
+          <w:rFonts w:hint="eastAsia" w:ascii="Times New Roman" w:hAnsi="Times New Roman" w:eastAsia="Times New Roman" w:cs="Times New Roman"/>
+        </w:rPr>
+        <w:t>(3d)，</w:t>
+      </w:r>
+      <w:r>
+        <w:rPr>
+          <w:rFonts w:hint="eastAsia" w:ascii="Times New Roman" w:hAnsi="Times New Roman" w:eastAsia="FangSong" w:cs="Times New Roman"/>
+        </w:rPr>
+        <w:t>退房时也从大堂走</w:t>
+      </w:r>
+      <w:r>
+        <w:rPr>
+          <w:rFonts w:hint="eastAsia" w:ascii="Times New Roman" w:hAnsi="Times New Roman" w:eastAsia="Times New Roman" w:cs="Times New Roman"/>
+        </w:rPr>
+        <w:t>（</w:t>
+      </w:r>
+      <w:r>
+        <w:rPr>
+          <w:rFonts w:hint="eastAsia" w:ascii="Times New Roman" w:hAnsi="Times New Roman" w:eastAsia="FangSong" w:cs="Times New Roman"/>
+        </w:rPr>
+        <w:t>先失</w:t>
+      </w:r>
+      <w:r>
+        <w:rPr>
+          <w:rFonts w:ascii="Times New Roman" w:hAnsi="Times New Roman" w:eastAsia="Times New Roman" w:cs="Times New Roman"/>
+        </w:rPr>
+        <w:t xml:space="preserve"> </w:t>
+      </w:r>
+      <w:r>
+        <w:rPr>
+          <w:rFonts w:hint="eastAsia" w:ascii="Times New Roman" w:hAnsi="Times New Roman" w:eastAsia="Times New Roman" w:cs="Times New Roman"/>
+        </w:rPr>
+        <w:t xml:space="preserve">4s）。</w:t>
+      </w:r>
+    </w:p>
+    <w:p>
+      <w:pPr>
+        <w:pStyle w:val="BodyText"/>
+        <w:ind w:firstLine="420"/>
+      </w:pPr>
+      <w:r>
+        <w:rPr>
+          <w:rFonts w:hint="eastAsia" w:ascii="Times New Roman" w:hAnsi="Times New Roman" w:eastAsia="FangSong" w:cs="Times New Roman"/>
+        </w:rPr>
+        <w:t xml:space="preserve">原子序数</w:t>
       </w:r>
     </w:p>
     <w:p>
@@ -28053,63 +29166,9 @@
       </w:pPr>
       <w:r>
         <w:rPr>
-          <w:rFonts w:hint="eastAsia" w:ascii="Times New Roman" w:hAnsi="Times New Roman" w:eastAsia="FangSong" w:cs="Times New Roman"/>
-        </w:rPr>
-        <w:t>洪特规则的特例</w:t>
-      </w:r>
-      <w:r>
-        <w:rPr>
-          <w:rFonts w:hint="eastAsia" w:ascii="Times New Roman" w:hAnsi="Times New Roman" w:eastAsia="Times New Roman" w:cs="Times New Roman"/>
-        </w:rPr>
-        <w:t>：</w:t>
-      </w:r>
-      <w:r>
-        <w:rPr>
-          <w:rFonts w:hint="eastAsia" w:ascii="Times New Roman" w:hAnsi="Times New Roman" w:eastAsia="FangSong" w:cs="Times New Roman"/>
-        </w:rPr>
-        <w:t>在简并轨道的全充满</w:t>
-      </w:r>
-      <w:r>
-        <w:rPr>
-          <w:rFonts w:hint="eastAsia" w:ascii="Times New Roman" w:hAnsi="Times New Roman" w:eastAsia="Times New Roman" w:cs="Times New Roman"/>
-        </w:rPr>
-        <w:t>、</w:t>
-      </w:r>
-      <w:r>
-        <w:rPr>
-          <w:rFonts w:hint="eastAsia" w:ascii="Times New Roman" w:hAnsi="Times New Roman" w:eastAsia="FangSong" w:cs="Times New Roman"/>
-        </w:rPr>
-        <w:t>半充满</w:t>
-      </w:r>
-      <w:r>
-        <w:rPr>
-          <w:rFonts w:hint="eastAsia" w:ascii="Times New Roman" w:hAnsi="Times New Roman" w:eastAsia="Times New Roman" w:cs="Times New Roman"/>
-        </w:rPr>
-        <w:t>、</w:t>
-      </w:r>
-      <w:r>
-        <w:rPr>
-          <w:rFonts w:hint="eastAsia" w:ascii="Times New Roman" w:hAnsi="Times New Roman" w:eastAsia="FangSong" w:cs="Times New Roman"/>
-        </w:rPr>
-        <w:t>全空状态</w:t>
-      </w:r>
-      <w:r>
-        <w:rPr>
-          <w:rFonts w:hint="eastAsia" w:ascii="Times New Roman" w:hAnsi="Times New Roman" w:eastAsia="Times New Roman" w:cs="Times New Roman"/>
-        </w:rPr>
-        <w:t>，</w:t>
-      </w:r>
-      <w:r>
-        <w:rPr>
-          <w:rFonts w:hint="eastAsia" w:ascii="Times New Roman" w:hAnsi="Times New Roman" w:eastAsia="FangSong" w:cs="Times New Roman"/>
-        </w:rPr>
-        <w:t>具有较低的能量和较大的稳定性</w:t>
-      </w:r>
-      <w:r>
-        <w:rPr>
-          <w:rFonts w:hint="eastAsia" w:ascii="Times New Roman" w:hAnsi="Times New Roman" w:eastAsia="Times New Roman" w:cs="Times New Roman"/>
-        </w:rPr>
-        <w:t>。</w:t>
+          <w:rFonts w:ascii="Times New Roman" w:hAnsi="Times New Roman" w:eastAsia="Times New Roman" w:cs="Times New Roman"/>
+        </w:rPr>
+        <w:t xml:space="preserve">21</w:t>
       </w:r>
     </w:p>
     <w:p>
@@ -28118,486 +29177,9 @@
       </w:pPr>
       <w:r>
         <w:rPr>
-          <w:rFonts w:hint="eastAsia" w:ascii="Times New Roman" w:hAnsi="Times New Roman" w:eastAsia="Times New Roman" w:cs="Times New Roman"/>
-        </w:rPr>
-        <w:t>「</w:t>
-      </w:r>
-      <w:r>
-        <w:rPr>
-          <w:rFonts w:hint="eastAsia" w:ascii="Times New Roman" w:hAnsi="Times New Roman" w:eastAsia="FangSong" w:cs="Times New Roman"/>
-        </w:rPr>
-        <w:t>半满全满更稳定</w:t>
-      </w:r>
-      <w:r>
-        <w:rPr>
-          <w:rFonts w:hint="eastAsia" w:ascii="Times New Roman" w:hAnsi="Times New Roman" w:eastAsia="Times New Roman" w:cs="Times New Roman"/>
-        </w:rPr>
-        <w:t>，Cr</w:t>
-      </w:r>
-      <w:r>
-        <w:rPr>
-          <w:rFonts w:hint="eastAsia" w:ascii="Times New Roman" w:hAnsi="Times New Roman" w:eastAsia="FangSong" w:cs="Times New Roman"/>
-        </w:rPr>
-        <w:t>和</w:t>
-      </w:r>
-      <w:r>
-        <w:rPr>
-          <w:rFonts w:hint="eastAsia" w:ascii="Times New Roman" w:hAnsi="Times New Roman" w:eastAsia="Times New Roman" w:cs="Times New Roman"/>
-        </w:rPr>
-        <w:t>Cu</w:t>
-      </w:r>
-      <w:r>
-        <w:rPr>
-          <w:rFonts w:hint="eastAsia" w:ascii="Times New Roman" w:hAnsi="Times New Roman" w:eastAsia="FangSong" w:cs="Times New Roman"/>
-        </w:rPr>
-        <w:t>要记住</w:t>
-      </w:r>
-      <w:r>
-        <w:rPr>
-          <w:rFonts w:hint="eastAsia" w:ascii="Times New Roman" w:hAnsi="Times New Roman" w:eastAsia="Times New Roman" w:cs="Times New Roman"/>
-        </w:rPr>
-        <w:t>」——</w:t>
-      </w:r>
-      <w:r>
-        <w:rPr>
-          <w:rFonts w:hint="eastAsia" w:ascii="Times New Roman" w:hAnsi="Times New Roman" w:eastAsia="FangSong" w:cs="Times New Roman"/>
-        </w:rPr>
-        <w:t>只记得</w:t>
-      </w:r>
-      <w:r>
-        <w:rPr>
-          <w:rFonts w:hint="eastAsia" w:ascii="Times New Roman" w:hAnsi="Times New Roman" w:eastAsia="Times New Roman" w:cs="Times New Roman"/>
-        </w:rPr>
-        <w:t>Cr</w:t>
-      </w:r>
-      <w:r>
-        <w:rPr>
-          <w:rFonts w:hint="eastAsia" w:ascii="Times New Roman" w:hAnsi="Times New Roman" w:eastAsia="FangSong" w:cs="Times New Roman"/>
-        </w:rPr>
-        <w:t>和</w:t>
-      </w:r>
-      <w:r>
-        <w:rPr>
-          <w:rFonts w:hint="eastAsia" w:ascii="Times New Roman" w:hAnsi="Times New Roman" w:eastAsia="Times New Roman" w:cs="Times New Roman"/>
-        </w:rPr>
-        <w:t>Cu</w:t>
-      </w:r>
-      <w:r>
-        <w:rPr>
-          <w:rFonts w:hint="eastAsia" w:ascii="Times New Roman" w:hAnsi="Times New Roman" w:eastAsia="FangSong" w:cs="Times New Roman"/>
-        </w:rPr>
-        <w:t>两组特例即可</w:t>
-      </w:r>
-      <w:r>
-        <w:rPr>
-          <w:rFonts w:hint="eastAsia" w:ascii="Times New Roman" w:hAnsi="Times New Roman" w:eastAsia="Times New Roman" w:cs="Times New Roman"/>
-        </w:rPr>
-        <w:t>，</w:t>
-      </w:r>
-      <w:r>
-        <w:rPr>
-          <w:rFonts w:hint="eastAsia" w:ascii="Times New Roman" w:hAnsi="Times New Roman" w:eastAsia="FangSong" w:cs="Times New Roman"/>
-        </w:rPr>
-        <w:t>其余过渡金属不适用</w:t>
-      </w:r>
-      <w:r>
-        <w:rPr>
-          <w:rFonts w:hint="eastAsia" w:ascii="Times New Roman" w:hAnsi="Times New Roman" w:eastAsia="Times New Roman" w:cs="Times New Roman"/>
-        </w:rPr>
-        <w:t>。</w:t>
-      </w:r>
-      <w:r>
-        <w:rPr>
-          <w:rFonts w:hint="eastAsia" w:ascii="Times New Roman" w:hAnsi="Times New Roman" w:eastAsia="FangSong" w:cs="Times New Roman"/>
-        </w:rPr>
-        <w:t>最常见的错误是把</w:t>
-      </w:r>
-      <w:r>
-        <w:rPr>
-          <w:rFonts w:ascii="Times New Roman" w:hAnsi="Times New Roman" w:eastAsia="Times New Roman" w:cs="Times New Roman"/>
-        </w:rPr>
-        <w:t xml:space="preserve"> Cr </w:t>
-      </w:r>
-      <w:r>
-        <w:rPr>
-          <w:rFonts w:hint="eastAsia" w:ascii="Times New Roman" w:hAnsi="Times New Roman" w:eastAsia="FangSong" w:cs="Times New Roman"/>
-        </w:rPr>
-        <w:t xml:space="preserve">记成</w:t>
-      </w:r>
-      <w:r>
-        <w:rPr>
-          <w:rFonts w:ascii="Times New Roman" w:hAnsi="Times New Roman" w:eastAsia="Times New Roman" w:cs="Times New Roman"/>
-        </w:rPr>
-        <w:t xml:space="preserve"> </w:t>
-      </w:r>
-      <w:r>
-        <w:rPr>
-          <w:rFonts w:hint="eastAsia" w:ascii="Times New Roman" w:hAnsi="Times New Roman" w:eastAsia="Times New Roman" w:cs="Times New Roman"/>
-        </w:rPr>
-        <w:t>4s</w:t>
-      </w:r>
-      <w:r>
-        <w:rPr>
-          <w:rFonts w:hint="eastAsia" w:ascii="Times New Roman" w:hAnsi="Times New Roman" w:eastAsia="Times New Roman" w:cs="Times New Roman"/>
-          <w:vertAlign w:val="superscript"/>
-        </w:rPr>
-        <w:t>2</w:t>
-      </w:r>
-      <w:r>
-        <w:rPr>
-          <w:rFonts w:hint="eastAsia" w:ascii="Times New Roman" w:hAnsi="Times New Roman" w:eastAsia="Times New Roman" w:cs="Times New Roman"/>
-        </w:rPr>
-        <w:t>3d</w:t>
-      </w:r>
-      <w:r>
-        <w:rPr>
-          <w:rFonts w:hint="eastAsia" w:ascii="Times New Roman" w:hAnsi="Times New Roman" w:eastAsia="Times New Roman" w:cs="Times New Roman"/>
-          <w:vertAlign w:val="superscript"/>
-        </w:rPr>
-        <w:t>4</w:t>
-      </w:r>
-      <w:r>
-        <w:rPr>
-          <w:rFonts w:hint="eastAsia" w:ascii="Times New Roman" w:hAnsi="Times New Roman" w:eastAsia="Times New Roman" w:cs="Times New Roman"/>
-        </w:rPr>
-        <w:t>——</w:t>
-      </w:r>
-      <w:r>
-        <w:rPr>
-          <w:rFonts w:hint="eastAsia" w:ascii="Times New Roman" w:hAnsi="Times New Roman" w:eastAsia="FangSong" w:cs="Times New Roman"/>
-        </w:rPr>
-        <w:t>记住</w:t>
-      </w:r>
-      <w:r>
-        <w:rPr>
-          <w:rFonts w:ascii="Times New Roman" w:hAnsi="Times New Roman" w:eastAsia="Times New Roman" w:cs="Times New Roman"/>
-        </w:rPr>
-        <w:t xml:space="preserve"> Cr、Cu </w:t>
-      </w:r>
-      <w:r>
-        <w:rPr>
-          <w:rFonts w:hint="eastAsia" w:ascii="Times New Roman" w:hAnsi="Times New Roman" w:eastAsia="FangSong" w:cs="Times New Roman"/>
-        </w:rPr>
-        <w:t xml:space="preserve">各失一个</w:t>
-      </w:r>
-      <w:r>
-        <w:rPr>
-          <w:rFonts w:ascii="Times New Roman" w:hAnsi="Times New Roman" w:eastAsia="Times New Roman" w:cs="Times New Roman"/>
-        </w:rPr>
-        <w:t xml:space="preserve"> 4s </w:t>
-      </w:r>
-      <w:r>
-        <w:rPr>
-          <w:rFonts w:hint="eastAsia" w:ascii="Times New Roman" w:hAnsi="Times New Roman" w:eastAsia="FangSong" w:cs="Times New Roman"/>
-        </w:rPr>
-        <w:t xml:space="preserve">电子给</w:t>
-      </w:r>
-      <w:r>
-        <w:rPr>
-          <w:rFonts w:ascii="Times New Roman" w:hAnsi="Times New Roman" w:eastAsia="Times New Roman" w:cs="Times New Roman"/>
-        </w:rPr>
-        <w:t xml:space="preserve"> 3d </w:t>
-      </w:r>
-      <w:r>
-        <w:rPr>
-          <w:rFonts w:hint="eastAsia" w:ascii="Times New Roman" w:hAnsi="Times New Roman" w:eastAsia="FangSong" w:cs="Times New Roman"/>
-        </w:rPr>
-        <w:t>即可</w:t>
-      </w:r>
-      <w:r>
-        <w:rPr>
-          <w:rFonts w:hint="eastAsia" w:ascii="Times New Roman" w:hAnsi="Times New Roman" w:eastAsia="Times New Roman" w:cs="Times New Roman"/>
-        </w:rPr>
-        <w:t>。</w:t>
-      </w:r>
-    </w:p>
-    <w:p>
-      <w:pPr>
-        <w:pStyle w:val="MistakeBlock"/>
-      </w:pPr>
-      <w:r>
-        <w:rPr>
-          <w:rFonts w:hint="eastAsia" w:ascii="Times New Roman" w:hAnsi="Times New Roman" w:eastAsia="FangSong" w:cs="Times New Roman"/>
-        </w:rPr>
-        <w:t>易错点</w:t>
-      </w:r>
-      <w:r>
-        <w:rPr>
-          <w:rFonts w:hint="eastAsia" w:ascii="Times New Roman" w:hAnsi="Times New Roman" w:eastAsia="Times New Roman" w:cs="Times New Roman"/>
-        </w:rPr>
-        <w:t>：</w:t>
-      </w:r>
-      <w:r>
-        <w:rPr>
-          <w:rFonts w:hint="eastAsia" w:ascii="Times New Roman" w:hAnsi="Times New Roman" w:eastAsia="FangSong" w:cs="Times New Roman"/>
-        </w:rPr>
-        <w:t>填充顺序</w:t>
-      </w:r>
-      <w:r>
-        <w:rPr>
-          <w:rFonts w:hint="eastAsia" w:ascii="Times New Roman" w:hAnsi="Times New Roman" w:eastAsia="Times New Roman" w:cs="Times New Roman"/>
-        </w:rPr>
-        <w:t>≠</w:t>
-      </w:r>
-      <w:r>
-        <w:rPr>
-          <w:rFonts w:hint="eastAsia" w:ascii="Times New Roman" w:hAnsi="Times New Roman" w:eastAsia="FangSong" w:cs="Times New Roman"/>
-        </w:rPr>
-        <w:t>失电子顺序</w:t>
-      </w:r>
-      <w:r>
-        <w:rPr>
-          <w:rFonts w:ascii="Times New Roman" w:hAnsi="Times New Roman" w:eastAsia="Times New Roman" w:cs="Times New Roman"/>
-        </w:rPr>
-        <w:t xml:space="preserve"> </w:t>
-      </w:r>
-      <w:r>
-        <w:rPr>
-          <w:rFonts w:ascii="Times New Roman" w:hAnsi="Times New Roman" w:eastAsia="Times New Roman" w:cs="Times New Roman"/>
-        </w:rPr>
-        <w:t xml:space="preserve">4s </w:t>
-      </w:r>
-      <w:r>
-        <w:rPr>
-          <w:rFonts w:hint="eastAsia" w:ascii="Times New Roman" w:hAnsi="Times New Roman" w:eastAsia="FangSong" w:cs="Times New Roman"/>
-        </w:rPr>
-        <w:t xml:space="preserve">先于</w:t>
-      </w:r>
-      <w:r>
-        <w:rPr>
-          <w:rFonts w:ascii="Times New Roman" w:hAnsi="Times New Roman" w:eastAsia="Times New Roman" w:cs="Times New Roman"/>
-        </w:rPr>
-        <w:t xml:space="preserve"> 3d </w:t>
-      </w:r>
-      <w:r>
-        <w:rPr>
-          <w:rFonts w:hint="eastAsia" w:ascii="Times New Roman" w:hAnsi="Times New Roman" w:eastAsia="FangSong" w:cs="Times New Roman"/>
-        </w:rPr>
-        <w:t>填充</w:t>
-      </w:r>
-      <w:r>
-        <w:rPr>
-          <w:rFonts w:hint="eastAsia" w:ascii="Times New Roman" w:hAnsi="Times New Roman" w:eastAsia="Times New Roman" w:cs="Times New Roman"/>
-        </w:rPr>
-        <w:t>，</w:t>
-      </w:r>
-      <w:r>
-        <w:rPr>
-          <w:rFonts w:hint="eastAsia" w:ascii="Times New Roman" w:hAnsi="Times New Roman" w:eastAsia="FangSong" w:cs="Times New Roman"/>
-        </w:rPr>
-        <w:t>所以写电子排布时</w:t>
-      </w:r>
-      <w:r>
-        <w:rPr>
-          <w:rFonts w:ascii="Times New Roman" w:hAnsi="Times New Roman" w:eastAsia="Times New Roman" w:cs="Times New Roman"/>
-        </w:rPr>
-        <w:t xml:space="preserve"> 4s </w:t>
-      </w:r>
-      <w:r>
-        <w:rPr>
-          <w:rFonts w:hint="eastAsia" w:ascii="Times New Roman" w:hAnsi="Times New Roman" w:eastAsia="FangSong" w:cs="Times New Roman"/>
-        </w:rPr>
-        <w:t xml:space="preserve">写在</w:t>
-      </w:r>
-      <w:r>
-        <w:rPr>
-          <w:rFonts w:ascii="Times New Roman" w:hAnsi="Times New Roman" w:eastAsia="Times New Roman" w:cs="Times New Roman"/>
-        </w:rPr>
-        <w:t xml:space="preserve"> 3d </w:t>
-      </w:r>
-      <w:r>
-        <w:rPr>
-          <w:rFonts w:hint="eastAsia" w:ascii="Times New Roman" w:hAnsi="Times New Roman" w:eastAsia="FangSong" w:cs="Times New Roman"/>
-        </w:rPr>
-        <w:t>前面</w:t>
-      </w:r>
-      <w:r>
-        <w:rPr>
-          <w:rFonts w:hint="eastAsia" w:ascii="Times New Roman" w:hAnsi="Times New Roman" w:eastAsia="Times New Roman" w:cs="Times New Roman"/>
-        </w:rPr>
-        <w:t>（</w:t>
-      </w:r>
-      <w:r>
-        <w:rPr>
-          <w:rFonts w:hint="eastAsia" w:ascii="Times New Roman" w:hAnsi="Times New Roman" w:eastAsia="FangSong" w:cs="Times New Roman"/>
-        </w:rPr>
-        <w:t>如</w:t>
-      </w:r>
-      <w:r>
-        <w:rPr>
-          <w:rFonts w:ascii="Times New Roman" w:hAnsi="Times New Roman" w:eastAsia="Times New Roman" w:cs="Times New Roman"/>
-        </w:rPr>
-        <w:t xml:space="preserve"> Fe: </w:t>
-      </w:r>
-      <w:r>
-        <w:rPr>
-          <w:rFonts w:hint="eastAsia" w:ascii="Times New Roman" w:hAnsi="Times New Roman" w:eastAsia="Times New Roman" w:cs="Times New Roman"/>
-        </w:rPr>
-        <w:t>[Ar]4s</w:t>
-      </w:r>
-      <w:r>
-        <w:rPr>
-          <w:rFonts w:hint="eastAsia" w:ascii="Times New Roman" w:hAnsi="Times New Roman" w:eastAsia="Times New Roman" w:cs="Times New Roman"/>
-          <w:vertAlign w:val="superscript"/>
-        </w:rPr>
-        <w:t>2</w:t>
-      </w:r>
-      <w:r>
-        <w:rPr>
-          <w:rFonts w:hint="eastAsia" w:ascii="Times New Roman" w:hAnsi="Times New Roman" w:eastAsia="Times New Roman" w:cs="Times New Roman"/>
-        </w:rPr>
-        <w:t>3d</w:t>
-      </w:r>
-      <w:r>
-        <w:rPr>
-          <w:rFonts w:hint="eastAsia" w:ascii="Times New Roman" w:hAnsi="Times New Roman" w:eastAsia="Times New Roman" w:cs="Times New Roman"/>
-          <w:vertAlign w:val="superscript"/>
-        </w:rPr>
-        <w:t>6</w:t>
-      </w:r>
-      <w:r>
-        <w:rPr>
-          <w:rFonts w:hint="eastAsia" w:ascii="Times New Roman" w:hAnsi="Times New Roman" w:eastAsia="Times New Roman" w:cs="Times New Roman"/>
-        </w:rPr>
-        <w:t>）。</w:t>
-      </w:r>
-      <w:r>
-        <w:rPr>
-          <w:rFonts w:hint="eastAsia" w:ascii="Times New Roman" w:hAnsi="Times New Roman" w:eastAsia="FangSong" w:cs="Times New Roman"/>
-        </w:rPr>
-        <w:t>但</w:t>
-      </w:r>
-      <w:r>
-        <w:rPr>
-          <w:rFonts w:hint="eastAsia" w:ascii="Times New Roman" w:hAnsi="Times New Roman" w:eastAsia="FangSong" w:cs="Times New Roman"/>
-          <w:b/>
-          <w:bCs/>
-        </w:rPr>
-        <w:t xml:space="preserve">失电子时先失</w:t>
-      </w:r>
-      <w:r>
-        <w:rPr>
-          <w:rFonts w:ascii="Times New Roman" w:hAnsi="Times New Roman" w:eastAsia="Times New Roman" w:cs="Times New Roman"/>
-          <w:b/>
-          <w:bCs/>
-        </w:rPr>
-        <w:t xml:space="preserve"> 4s </w:t>
-      </w:r>
-      <w:r>
-        <w:rPr>
-          <w:rFonts w:hint="eastAsia" w:ascii="Times New Roman" w:hAnsi="Times New Roman" w:eastAsia="FangSong" w:cs="Times New Roman"/>
-          <w:b/>
-          <w:bCs/>
-        </w:rPr>
-        <w:t xml:space="preserve">电子</w:t>
-      </w:r>
-      <w:r>
-        <w:rPr>
-          <w:rFonts w:hint="eastAsia" w:ascii="Times New Roman" w:hAnsi="Times New Roman" w:eastAsia="Times New Roman" w:cs="Times New Roman"/>
-        </w:rPr>
-        <w:t>，</w:t>
-      </w:r>
-      <w:r>
-        <w:rPr>
-          <w:rFonts w:hint="eastAsia" w:ascii="Times New Roman" w:hAnsi="Times New Roman" w:eastAsia="FangSong" w:cs="Times New Roman"/>
-        </w:rPr>
-        <w:t>因为</w:t>
-      </w:r>
-      <w:r>
-        <w:rPr>
-          <w:rFonts w:ascii="Times New Roman" w:hAnsi="Times New Roman" w:eastAsia="Times New Roman" w:cs="Times New Roman"/>
-        </w:rPr>
-        <w:t xml:space="preserve"> 4s </w:t>
-      </w:r>
-      <w:r>
-        <w:rPr>
-          <w:rFonts w:hint="eastAsia" w:ascii="Times New Roman" w:hAnsi="Times New Roman" w:eastAsia="FangSong" w:cs="Times New Roman"/>
-        </w:rPr>
-        <w:t>电子离核更远</w:t>
-      </w:r>
-      <w:r>
-        <w:rPr>
-          <w:rFonts w:hint="eastAsia" w:ascii="Times New Roman" w:hAnsi="Times New Roman" w:eastAsia="Times New Roman" w:cs="Times New Roman"/>
-        </w:rPr>
-        <w:t>。</w:t>
-      </w:r>
-      <w:r>
-        <w:rPr>
-          <w:rFonts w:hint="eastAsia" w:ascii="Times New Roman" w:hAnsi="Times New Roman" w:eastAsia="FangSong" w:cs="Times New Roman"/>
-        </w:rPr>
-        <w:t>类比</w:t>
-      </w:r>
-      <w:r>
-        <w:rPr>
-          <w:rFonts w:hint="eastAsia" w:ascii="Times New Roman" w:hAnsi="Times New Roman" w:eastAsia="Times New Roman" w:cs="Times New Roman"/>
-        </w:rPr>
-        <w:t>「</w:t>
-      </w:r>
-      <w:r>
-        <w:rPr>
-          <w:rFonts w:hint="eastAsia" w:ascii="Times New Roman" w:hAnsi="Times New Roman" w:eastAsia="FangSong" w:cs="Times New Roman"/>
-        </w:rPr>
-        <w:t>酒店大堂</w:t>
-      </w:r>
-      <w:r>
-        <w:rPr>
-          <w:rFonts w:hint="eastAsia" w:ascii="Times New Roman" w:hAnsi="Times New Roman" w:eastAsia="Times New Roman" w:cs="Times New Roman"/>
-        </w:rPr>
-        <w:t>」——</w:t>
-      </w:r>
-      <w:r>
-        <w:rPr>
-          <w:rFonts w:hint="eastAsia" w:ascii="Times New Roman" w:hAnsi="Times New Roman" w:eastAsia="FangSong" w:cs="Times New Roman"/>
-        </w:rPr>
-        <w:t>入住时先到大堂</w:t>
-      </w:r>
-      <w:r>
-        <w:rPr>
-          <w:rFonts w:hint="eastAsia" w:ascii="Times New Roman" w:hAnsi="Times New Roman" w:eastAsia="Times New Roman" w:cs="Times New Roman"/>
-        </w:rPr>
-        <w:t>(4s)</w:t>
-      </w:r>
-      <w:r>
-        <w:rPr>
-          <w:rFonts w:hint="eastAsia" w:ascii="Times New Roman" w:hAnsi="Times New Roman" w:eastAsia="FangSong" w:cs="Times New Roman"/>
-        </w:rPr>
-        <w:t>再到房间</w:t>
-      </w:r>
-      <w:r>
-        <w:rPr>
-          <w:rFonts w:hint="eastAsia" w:ascii="Times New Roman" w:hAnsi="Times New Roman" w:eastAsia="Times New Roman" w:cs="Times New Roman"/>
-        </w:rPr>
-        <w:t>(3d)，</w:t>
-      </w:r>
-      <w:r>
-        <w:rPr>
-          <w:rFonts w:hint="eastAsia" w:ascii="Times New Roman" w:hAnsi="Times New Roman" w:eastAsia="FangSong" w:cs="Times New Roman"/>
-        </w:rPr>
-        <w:t>退房时也从大堂走</w:t>
-      </w:r>
-      <w:r>
-        <w:rPr>
-          <w:rFonts w:hint="eastAsia" w:ascii="Times New Roman" w:hAnsi="Times New Roman" w:eastAsia="Times New Roman" w:cs="Times New Roman"/>
-        </w:rPr>
-        <w:t>（</w:t>
-      </w:r>
-      <w:r>
-        <w:rPr>
-          <w:rFonts w:hint="eastAsia" w:ascii="Times New Roman" w:hAnsi="Times New Roman" w:eastAsia="FangSong" w:cs="Times New Roman"/>
-        </w:rPr>
-        <w:t>先失</w:t>
-      </w:r>
-      <w:r>
-        <w:rPr>
-          <w:rFonts w:ascii="Times New Roman" w:hAnsi="Times New Roman" w:eastAsia="Times New Roman" w:cs="Times New Roman"/>
-        </w:rPr>
-        <w:t xml:space="preserve"> </w:t>
-      </w:r>
-      <w:r>
-        <w:rPr>
-          <w:rFonts w:hint="eastAsia" w:ascii="Times New Roman" w:hAnsi="Times New Roman" w:eastAsia="Times New Roman" w:cs="Times New Roman"/>
-        </w:rPr>
-        <w:t xml:space="preserve">4s）。</w:t>
+          <w:rFonts w:ascii="Times New Roman" w:hAnsi="Times New Roman" w:eastAsia="Times New Roman" w:cs="Times New Roman"/>
+        </w:rPr>
+        <w:t xml:space="preserve">22</w:t>
       </w:r>
     </w:p>
     <w:p>
@@ -28606,9 +29188,9 @@
       </w:pPr>
       <w:r>
         <w:rPr>
-          <w:rFonts w:hint="eastAsia" w:ascii="Times New Roman" w:hAnsi="Times New Roman" w:eastAsia="FangSong" w:cs="Times New Roman"/>
-        </w:rPr>
-        <w:t xml:space="preserve">原子序数</w:t>
+          <w:rFonts w:ascii="Times New Roman" w:hAnsi="Times New Roman" w:eastAsia="Times New Roman" w:cs="Times New Roman"/>
+        </w:rPr>
+        <w:t xml:space="preserve">23</w:t>
       </w:r>
     </w:p>
     <w:p>
@@ -28619,7 +29201,7 @@
         <w:rPr>
           <w:rFonts w:ascii="Times New Roman" w:hAnsi="Times New Roman" w:eastAsia="Times New Roman" w:cs="Times New Roman"/>
         </w:rPr>
-        <w:t xml:space="preserve">21</w:t>
+        <w:t xml:space="preserve">24</w:t>
       </w:r>
     </w:p>
     <w:p>
@@ -28630,7 +29212,7 @@
         <w:rPr>
           <w:rFonts w:ascii="Times New Roman" w:hAnsi="Times New Roman" w:eastAsia="Times New Roman" w:cs="Times New Roman"/>
         </w:rPr>
-        <w:t xml:space="preserve">22</w:t>
+        <w:t xml:space="preserve">25</w:t>
       </w:r>
     </w:p>
     <w:p>
@@ -28641,7 +29223,7 @@
         <w:rPr>
           <w:rFonts w:ascii="Times New Roman" w:hAnsi="Times New Roman" w:eastAsia="Times New Roman" w:cs="Times New Roman"/>
         </w:rPr>
-        <w:t xml:space="preserve">23</w:t>
+        <w:t xml:space="preserve">26</w:t>
       </w:r>
     </w:p>
     <w:p>
@@ -28652,7 +29234,7 @@
         <w:rPr>
           <w:rFonts w:ascii="Times New Roman" w:hAnsi="Times New Roman" w:eastAsia="Times New Roman" w:cs="Times New Roman"/>
         </w:rPr>
-        <w:t xml:space="preserve">24</w:t>
+        <w:t xml:space="preserve">27</w:t>
       </w:r>
     </w:p>
     <w:p>
@@ -28663,7 +29245,7 @@
         <w:rPr>
           <w:rFonts w:ascii="Times New Roman" w:hAnsi="Times New Roman" w:eastAsia="Times New Roman" w:cs="Times New Roman"/>
         </w:rPr>
-        <w:t xml:space="preserve">25</w:t>
+        <w:t xml:space="preserve">28</w:t>
       </w:r>
     </w:p>
     <w:p>
@@ -28674,7 +29256,7 @@
         <w:rPr>
           <w:rFonts w:ascii="Times New Roman" w:hAnsi="Times New Roman" w:eastAsia="Times New Roman" w:cs="Times New Roman"/>
         </w:rPr>
-        <w:t xml:space="preserve">26</w:t>
+        <w:t xml:space="preserve">29</w:t>
       </w:r>
     </w:p>
     <w:p>
@@ -28685,7 +29267,55 @@
         <w:rPr>
           <w:rFonts w:ascii="Times New Roman" w:hAnsi="Times New Roman" w:eastAsia="Times New Roman" w:cs="Times New Roman"/>
         </w:rPr>
-        <w:t xml:space="preserve">27</w:t>
+        <w:t xml:space="preserve">30</w:t>
+      </w:r>
+    </w:p>
+    <w:p>
+      <w:pPr>
+        <w:pStyle w:val="BodyText"/>
+        <w:ind w:firstLine="420"/>
+      </w:pPr>
+      <w:r>
+        <w:rPr>
+          <w:rFonts w:hint="eastAsia" w:ascii="Times New Roman" w:hAnsi="Times New Roman" w:eastAsia="FangSong" w:cs="Times New Roman"/>
+        </w:rPr>
+        <w:t xml:space="preserve">元素符号</w:t>
+      </w:r>
+    </w:p>
+    <w:p>
+      <w:pPr>
+        <w:pStyle w:val="BodyText"/>
+        <w:ind w:firstLine="420"/>
+      </w:pPr>
+      <w:r>
+        <w:rPr>
+          <w:rFonts w:hint="eastAsia" w:ascii="Times New Roman" w:hAnsi="Times New Roman" w:eastAsia="FangSong" w:cs="Times New Roman"/>
+        </w:rPr>
+        <w:t xml:space="preserve">元素名称</w:t>
+      </w:r>
+    </w:p>
+    <w:p>
+      <w:pPr>
+        <w:pStyle w:val="BodyText"/>
+        <w:ind w:firstLine="420"/>
+      </w:pPr>
+      <w:r>
+        <w:rPr>
+          <w:rFonts w:hint="eastAsia" w:ascii="Times New Roman" w:hAnsi="Times New Roman" w:eastAsia="FangSong" w:cs="Times New Roman"/>
+        </w:rPr>
+        <w:t xml:space="preserve">价电子排布</w:t>
+      </w:r>
+    </w:p>
+    <w:p>
+      <w:pPr>
+        <w:pStyle w:val="BodyText"/>
+        <w:ind w:firstLine="420"/>
+      </w:pPr>
+      <w:r>
+        <w:rPr>
+          <w:rFonts w:hint="eastAsia" w:ascii="Times New Roman" w:hAnsi="Times New Roman" w:eastAsia="FangSong" w:cs="Times New Roman"/>
+        </w:rPr>
+        <w:t xml:space="preserve">原子序数</w:t>
       </w:r>
     </w:p>
     <w:p>
@@ -28696,7 +29326,7 @@
         <w:rPr>
           <w:rFonts w:ascii="Times New Roman" w:hAnsi="Times New Roman" w:eastAsia="Times New Roman" w:cs="Times New Roman"/>
         </w:rPr>
-        <w:t xml:space="preserve">28</w:t>
+        <w:t xml:space="preserve">39</w:t>
       </w:r>
     </w:p>
     <w:p>
@@ -28707,7 +29337,7 @@
         <w:rPr>
           <w:rFonts w:ascii="Times New Roman" w:hAnsi="Times New Roman" w:eastAsia="Times New Roman" w:cs="Times New Roman"/>
         </w:rPr>
-        <w:t xml:space="preserve">29</w:t>
+        <w:t xml:space="preserve">40</w:t>
       </w:r>
     </w:p>
     <w:p>
@@ -28718,7 +29348,7 @@
         <w:rPr>
           <w:rFonts w:ascii="Times New Roman" w:hAnsi="Times New Roman" w:eastAsia="Times New Roman" w:cs="Times New Roman"/>
         </w:rPr>
-        <w:t xml:space="preserve">30</w:t>
+        <w:t xml:space="preserve">41</w:t>
       </w:r>
     </w:p>
     <w:p>
@@ -28727,9 +29357,9 @@
       </w:pPr>
       <w:r>
         <w:rPr>
-          <w:rFonts w:hint="eastAsia" w:ascii="Times New Roman" w:hAnsi="Times New Roman" w:eastAsia="FangSong" w:cs="Times New Roman"/>
-        </w:rPr>
-        <w:t xml:space="preserve">元素符号</w:t>
+          <w:rFonts w:ascii="Times New Roman" w:hAnsi="Times New Roman" w:eastAsia="Times New Roman" w:cs="Times New Roman"/>
+        </w:rPr>
+        <w:t xml:space="preserve">42</w:t>
       </w:r>
     </w:p>
     <w:p>
@@ -28738,9 +29368,9 @@
       </w:pPr>
       <w:r>
         <w:rPr>
-          <w:rFonts w:hint="eastAsia" w:ascii="Times New Roman" w:hAnsi="Times New Roman" w:eastAsia="FangSong" w:cs="Times New Roman"/>
-        </w:rPr>
-        <w:t xml:space="preserve">元素名称</w:t>
+          <w:rFonts w:ascii="Times New Roman" w:hAnsi="Times New Roman" w:eastAsia="Times New Roman" w:cs="Times New Roman"/>
+        </w:rPr>
+        <w:t xml:space="preserve">43</w:t>
       </w:r>
     </w:p>
     <w:p>
@@ -28749,9 +29379,9 @@
       </w:pPr>
       <w:r>
         <w:rPr>
-          <w:rFonts w:hint="eastAsia" w:ascii="Times New Roman" w:hAnsi="Times New Roman" w:eastAsia="FangSong" w:cs="Times New Roman"/>
-        </w:rPr>
-        <w:t xml:space="preserve">价电子排布</w:t>
+          <w:rFonts w:ascii="Times New Roman" w:hAnsi="Times New Roman" w:eastAsia="Times New Roman" w:cs="Times New Roman"/>
+        </w:rPr>
+        <w:t xml:space="preserve">44</w:t>
       </w:r>
     </w:p>
     <w:p>
@@ -28760,9 +29390,9 @@
       </w:pPr>
       <w:r>
         <w:rPr>
-          <w:rFonts w:hint="eastAsia" w:ascii="Times New Roman" w:hAnsi="Times New Roman" w:eastAsia="FangSong" w:cs="Times New Roman"/>
-        </w:rPr>
-        <w:t xml:space="preserve">原子序数</w:t>
+          <w:rFonts w:ascii="Times New Roman" w:hAnsi="Times New Roman" w:eastAsia="Times New Roman" w:cs="Times New Roman"/>
+        </w:rPr>
+        <w:t xml:space="preserve">45</w:t>
       </w:r>
     </w:p>
     <w:p>
@@ -28773,7 +29403,7 @@
         <w:rPr>
           <w:rFonts w:ascii="Times New Roman" w:hAnsi="Times New Roman" w:eastAsia="Times New Roman" w:cs="Times New Roman"/>
         </w:rPr>
-        <w:t xml:space="preserve">39</w:t>
+        <w:t xml:space="preserve">46</w:t>
       </w:r>
     </w:p>
     <w:p>
@@ -28784,7 +29414,7 @@
         <w:rPr>
           <w:rFonts w:ascii="Times New Roman" w:hAnsi="Times New Roman" w:eastAsia="Times New Roman" w:cs="Times New Roman"/>
         </w:rPr>
-        <w:t xml:space="preserve">40</w:t>
+        <w:t xml:space="preserve">47</w:t>
       </w:r>
     </w:p>
     <w:p>
@@ -28795,7 +29425,55 @@
         <w:rPr>
           <w:rFonts w:ascii="Times New Roman" w:hAnsi="Times New Roman" w:eastAsia="Times New Roman" w:cs="Times New Roman"/>
         </w:rPr>
-        <w:t xml:space="preserve">41</w:t>
+        <w:t xml:space="preserve">48</w:t>
+      </w:r>
+    </w:p>
+    <w:p>
+      <w:pPr>
+        <w:pStyle w:val="BodyText"/>
+        <w:ind w:firstLine="420"/>
+      </w:pPr>
+      <w:r>
+        <w:rPr>
+          <w:rFonts w:hint="eastAsia" w:ascii="Times New Roman" w:hAnsi="Times New Roman" w:eastAsia="FangSong" w:cs="Times New Roman"/>
+        </w:rPr>
+        <w:t xml:space="preserve">元素符号</w:t>
+      </w:r>
+    </w:p>
+    <w:p>
+      <w:pPr>
+        <w:pStyle w:val="BodyText"/>
+        <w:ind w:firstLine="420"/>
+      </w:pPr>
+      <w:r>
+        <w:rPr>
+          <w:rFonts w:hint="eastAsia" w:ascii="Times New Roman" w:hAnsi="Times New Roman" w:eastAsia="FangSong" w:cs="Times New Roman"/>
+        </w:rPr>
+        <w:t xml:space="preserve">元素名称</w:t>
+      </w:r>
+    </w:p>
+    <w:p>
+      <w:pPr>
+        <w:pStyle w:val="BodyText"/>
+        <w:ind w:firstLine="420"/>
+      </w:pPr>
+      <w:r>
+        <w:rPr>
+          <w:rFonts w:hint="eastAsia" w:ascii="Times New Roman" w:hAnsi="Times New Roman" w:eastAsia="FangSong" w:cs="Times New Roman"/>
+        </w:rPr>
+        <w:t xml:space="preserve">价电子排布</w:t>
+      </w:r>
+    </w:p>
+    <w:p>
+      <w:pPr>
+        <w:pStyle w:val="BodyText"/>
+        <w:ind w:firstLine="420"/>
+      </w:pPr>
+      <w:r>
+        <w:rPr>
+          <w:rFonts w:hint="eastAsia" w:ascii="Times New Roman" w:hAnsi="Times New Roman" w:eastAsia="FangSong" w:cs="Times New Roman"/>
+        </w:rPr>
+        <w:t xml:space="preserve">原子序数</w:t>
       </w:r>
     </w:p>
     <w:p>
@@ -28806,7 +29484,7 @@
         <w:rPr>
           <w:rFonts w:ascii="Times New Roman" w:hAnsi="Times New Roman" w:eastAsia="Times New Roman" w:cs="Times New Roman"/>
         </w:rPr>
-        <w:t xml:space="preserve">42</w:t>
+        <w:t xml:space="preserve">57~71</w:t>
       </w:r>
     </w:p>
     <w:p>
@@ -28817,7 +29495,7 @@
         <w:rPr>
           <w:rFonts w:ascii="Times New Roman" w:hAnsi="Times New Roman" w:eastAsia="Times New Roman" w:cs="Times New Roman"/>
         </w:rPr>
-        <w:t xml:space="preserve">43</w:t>
+        <w:t xml:space="preserve">72</w:t>
       </w:r>
     </w:p>
     <w:p>
@@ -28828,7 +29506,7 @@
         <w:rPr>
           <w:rFonts w:ascii="Times New Roman" w:hAnsi="Times New Roman" w:eastAsia="Times New Roman" w:cs="Times New Roman"/>
         </w:rPr>
-        <w:t xml:space="preserve">44</w:t>
+        <w:t xml:space="preserve">73</w:t>
       </w:r>
     </w:p>
     <w:p>
@@ -28839,7 +29517,7 @@
         <w:rPr>
           <w:rFonts w:ascii="Times New Roman" w:hAnsi="Times New Roman" w:eastAsia="Times New Roman" w:cs="Times New Roman"/>
         </w:rPr>
-        <w:t xml:space="preserve">45</w:t>
+        <w:t xml:space="preserve">74</w:t>
       </w:r>
     </w:p>
     <w:p>
@@ -28850,7 +29528,7 @@
         <w:rPr>
           <w:rFonts w:ascii="Times New Roman" w:hAnsi="Times New Roman" w:eastAsia="Times New Roman" w:cs="Times New Roman"/>
         </w:rPr>
-        <w:t xml:space="preserve">46</w:t>
+        <w:t xml:space="preserve">75</w:t>
       </w:r>
     </w:p>
     <w:p>
@@ -28861,7 +29539,7 @@
         <w:rPr>
           <w:rFonts w:ascii="Times New Roman" w:hAnsi="Times New Roman" w:eastAsia="Times New Roman" w:cs="Times New Roman"/>
         </w:rPr>
-        <w:t xml:space="preserve">47</w:t>
+        <w:t xml:space="preserve">76</w:t>
       </w:r>
     </w:p>
     <w:p>
@@ -28872,7 +29550,7 @@
         <w:rPr>
           <w:rFonts w:ascii="Times New Roman" w:hAnsi="Times New Roman" w:eastAsia="Times New Roman" w:cs="Times New Roman"/>
         </w:rPr>
-        <w:t xml:space="preserve">48</w:t>
+        <w:t xml:space="preserve">77</w:t>
       </w:r>
     </w:p>
     <w:p>
@@ -28881,9 +29559,9 @@
       </w:pPr>
       <w:r>
         <w:rPr>
-          <w:rFonts w:hint="eastAsia" w:ascii="Times New Roman" w:hAnsi="Times New Roman" w:eastAsia="FangSong" w:cs="Times New Roman"/>
-        </w:rPr>
-        <w:t xml:space="preserve">元素符号</w:t>
+          <w:rFonts w:ascii="Times New Roman" w:hAnsi="Times New Roman" w:eastAsia="Times New Roman" w:cs="Times New Roman"/>
+        </w:rPr>
+        <w:t xml:space="preserve">78</w:t>
       </w:r>
     </w:p>
     <w:p>
@@ -28892,9 +29570,9 @@
       </w:pPr>
       <w:r>
         <w:rPr>
-          <w:rFonts w:hint="eastAsia" w:ascii="Times New Roman" w:hAnsi="Times New Roman" w:eastAsia="FangSong" w:cs="Times New Roman"/>
-        </w:rPr>
-        <w:t xml:space="preserve">元素名称</w:t>
+          <w:rFonts w:ascii="Times New Roman" w:hAnsi="Times New Roman" w:eastAsia="Times New Roman" w:cs="Times New Roman"/>
+        </w:rPr>
+        <w:t xml:space="preserve">79</w:t>
       </w:r>
     </w:p>
     <w:p>
@@ -28903,157 +29581,39 @@
       </w:pPr>
       <w:r>
         <w:rPr>
-          <w:rFonts w:hint="eastAsia" w:ascii="Times New Roman" w:hAnsi="Times New Roman" w:eastAsia="FangSong" w:cs="Times New Roman"/>
-        </w:rPr>
-        <w:t xml:space="preserve">价电子排布</w:t>
+          <w:rFonts w:ascii="Times New Roman" w:hAnsi="Times New Roman" w:eastAsia="Times New Roman" w:cs="Times New Roman"/>
+        </w:rPr>
+        <w:t xml:space="preserve">80</w:t>
       </w:r>
     </w:p>
     <w:p>
       <w:pPr>
         <w:pStyle w:val="BodyText"/>
+        <w:ind w:firstLine="420"/>
       </w:pPr>
       <w:r>
         <w:rPr>
           <w:rFonts w:hint="eastAsia" w:ascii="Times New Roman" w:hAnsi="Times New Roman" w:eastAsia="FangSong" w:cs="Times New Roman"/>
         </w:rPr>
-        <w:t xml:space="preserve">原子序数</w:t>
+        <w:t xml:space="preserve">元素符号</w:t>
       </w:r>
     </w:p>
     <w:p>
       <w:pPr>
         <w:pStyle w:val="BodyText"/>
+        <w:ind w:firstLine="420"/>
       </w:pPr>
       <w:r>
         <w:rPr>
-          <w:rFonts w:ascii="Times New Roman" w:hAnsi="Times New Roman" w:eastAsia="Times New Roman" w:cs="Times New Roman"/>
-        </w:rPr>
-        <w:t xml:space="preserve">57~71</w:t>
+          <w:rFonts w:hint="eastAsia" w:ascii="Times New Roman" w:hAnsi="Times New Roman" w:eastAsia="FangSong" w:cs="Times New Roman"/>
+        </w:rPr>
+        <w:t xml:space="preserve">元素名称</w:t>
       </w:r>
     </w:p>
     <w:p>
       <w:pPr>
         <w:pStyle w:val="BodyText"/>
-      </w:pPr>
-      <w:r>
-        <w:rPr>
-          <w:rFonts w:ascii="Times New Roman" w:hAnsi="Times New Roman" w:eastAsia="Times New Roman" w:cs="Times New Roman"/>
-        </w:rPr>
-        <w:t xml:space="preserve">72</w:t>
-      </w:r>
-    </w:p>
-    <w:p>
-      <w:pPr>
-        <w:pStyle w:val="BodyText"/>
-      </w:pPr>
-      <w:r>
-        <w:rPr>
-          <w:rFonts w:ascii="Times New Roman" w:hAnsi="Times New Roman" w:eastAsia="Times New Roman" w:cs="Times New Roman"/>
-        </w:rPr>
-        <w:t xml:space="preserve">73</w:t>
-      </w:r>
-    </w:p>
-    <w:p>
-      <w:pPr>
-        <w:pStyle w:val="BodyText"/>
-      </w:pPr>
-      <w:r>
-        <w:rPr>
-          <w:rFonts w:ascii="Times New Roman" w:hAnsi="Times New Roman" w:eastAsia="Times New Roman" w:cs="Times New Roman"/>
-        </w:rPr>
-        <w:t xml:space="preserve">74</w:t>
-      </w:r>
-    </w:p>
-    <w:p>
-      <w:pPr>
-        <w:pStyle w:val="BodyText"/>
-      </w:pPr>
-      <w:r>
-        <w:rPr>
-          <w:rFonts w:ascii="Times New Roman" w:hAnsi="Times New Roman" w:eastAsia="Times New Roman" w:cs="Times New Roman"/>
-        </w:rPr>
-        <w:t xml:space="preserve">75</w:t>
-      </w:r>
-    </w:p>
-    <w:p>
-      <w:pPr>
-        <w:pStyle w:val="BodyText"/>
-      </w:pPr>
-      <w:r>
-        <w:rPr>
-          <w:rFonts w:ascii="Times New Roman" w:hAnsi="Times New Roman" w:eastAsia="Times New Roman" w:cs="Times New Roman"/>
-        </w:rPr>
-        <w:t xml:space="preserve">76</w:t>
-      </w:r>
-    </w:p>
-    <w:p>
-      <w:pPr>
-        <w:pStyle w:val="BodyText"/>
-      </w:pPr>
-      <w:r>
-        <w:rPr>
-          <w:rFonts w:ascii="Times New Roman" w:hAnsi="Times New Roman" w:eastAsia="Times New Roman" w:cs="Times New Roman"/>
-        </w:rPr>
-        <w:t xml:space="preserve">77</w:t>
-      </w:r>
-    </w:p>
-    <w:p>
-      <w:pPr>
-        <w:pStyle w:val="BodyText"/>
-      </w:pPr>
-      <w:r>
-        <w:rPr>
-          <w:rFonts w:ascii="Times New Roman" w:hAnsi="Times New Roman" w:eastAsia="Times New Roman" w:cs="Times New Roman"/>
-        </w:rPr>
-        <w:t xml:space="preserve">78</w:t>
-      </w:r>
-    </w:p>
-    <w:p>
-      <w:pPr>
-        <w:pStyle w:val="BodyText"/>
-      </w:pPr>
-      <w:r>
-        <w:rPr>
-          <w:rFonts w:ascii="Times New Roman" w:hAnsi="Times New Roman" w:eastAsia="Times New Roman" w:cs="Times New Roman"/>
-        </w:rPr>
-        <w:t xml:space="preserve">79</w:t>
-      </w:r>
-    </w:p>
-    <w:p>
-      <w:pPr>
-        <w:pStyle w:val="BodyText"/>
-      </w:pPr>
-      <w:r>
-        <w:rPr>
-          <w:rFonts w:ascii="Times New Roman" w:hAnsi="Times New Roman" w:eastAsia="Times New Roman" w:cs="Times New Roman"/>
-        </w:rPr>
-        <w:t xml:space="preserve">80</w:t>
-      </w:r>
-    </w:p>
-    <w:p>
-      <w:pPr>
-        <w:pStyle w:val="BodyText"/>
-      </w:pPr>
-      <w:r>
-        <w:rPr>
-          <w:rFonts w:hint="eastAsia" w:ascii="Times New Roman" w:hAnsi="Times New Roman" w:eastAsia="FangSong" w:cs="Times New Roman"/>
-        </w:rPr>
-        <w:t xml:space="preserve">元素符号</w:t>
-      </w:r>
-    </w:p>
-    <w:p>
-      <w:pPr>
-        <w:pStyle w:val="BodyText"/>
-      </w:pPr>
-      <w:r>
-        <w:rPr>
-          <w:rFonts w:hint="eastAsia" w:ascii="Times New Roman" w:hAnsi="Times New Roman" w:eastAsia="FangSong" w:cs="Times New Roman"/>
-        </w:rPr>
-        <w:t xml:space="preserve">元素名称</w:t>
-      </w:r>
-    </w:p>
-    <w:p>
-      <w:pPr>
-        <w:pStyle w:val="BodyText"/>
+        <w:ind w:firstLine="420"/>
       </w:pPr>
       <w:r>
         <w:rPr>
@@ -29101,6 +29661,7 @@
     <w:p>
       <w:pPr>
         <w:pStyle w:val="FirstParagraph"/>
+        <w:ind w:firstLine="420"/>
       </w:pPr>
       <w:r>
         <w:rPr>
@@ -29220,6 +29781,7 @@
     <w:p>
       <w:pPr>
         <w:pStyle w:val="BodyText"/>
+        <w:ind w:firstLine="420"/>
       </w:pPr>
       <w:r>
         <w:rPr>
@@ -29245,6 +29807,7 @@
     <w:p>
       <w:pPr>
         <w:pStyle w:val="BodyText"/>
+        <w:ind w:firstLine="420"/>
       </w:pPr>
       <w:r>
         <w:rPr>
@@ -29322,6 +29885,7 @@
     <w:p>
       <w:pPr>
         <w:pStyle w:val="BodyText"/>
+        <w:ind w:firstLine="420"/>
       </w:pPr>
       <w:r>
         <w:rPr>
@@ -29351,6 +29915,7 @@
     <w:p>
       <w:pPr>
         <w:pStyle w:val="BodyText"/>
+        <w:ind w:firstLine="420"/>
       </w:pPr>
       <w:r>
         <w:rPr>
@@ -29381,6 +29946,7 @@
       <w:pPr>
         <w:pStyle w:val="BodyText"/>
         <w:spacing w:after="80"/>
+        <w:ind w:firstLine="420"/>
       </w:pPr>
       <w:r>
         <w:rPr>
@@ -29402,6 +29968,15 @@
         <w:tblStyle w:val="Table"/>
         <w:tblW w:type="auto" w:w="0"/>
         <w:tblLook w:firstRow="1" w:lastRow="0" w:firstColumn="0" w:lastColumn="0" w:noHBand="0" w:noVBand="0" w:val="0020"/>
+        <w:jc w:val="center"/>
+        <w:tblBorders>
+          <w:top w:val="single" w:sz="12" w:space="0" w:color="333333"/>
+          <w:bottom w:val="single" w:sz="12" w:space="0" w:color="333333"/>
+          <w:left w:val="none"/>
+          <w:right w:val="none"/>
+          <w:insideH w:val="none"/>
+          <w:insideV w:val="none"/>
+        </w:tblBorders>
       </w:tblPr>
       <w:tblGrid>
         <w:gridCol w:w="1980"/>
@@ -29414,7 +29989,11 @@
           <w:tblHeader w:val="on"/>
         </w:trPr>
         <w:tc>
-          <w:tcPr/>
+          <w:tcPr>
+            <w:tcBorders>
+              <w:bottom w:val="single" w:sz="6" w:space="0" w:color="333333"/>
+            </w:tcBorders>
+          </w:tcPr>
           <w:p>
             <w:pPr>
               <w:pStyle w:val="Compact"/>
@@ -29430,7 +30009,11 @@
           </w:p>
         </w:tc>
         <w:tc>
-          <w:tcPr/>
+          <w:tcPr>
+            <w:tcBorders>
+              <w:bottom w:val="single" w:sz="6" w:space="0" w:color="333333"/>
+            </w:tcBorders>
+          </w:tcPr>
           <w:p>
             <w:pPr>
               <w:pStyle w:val="Compact"/>
@@ -29446,7 +30029,11 @@
           </w:p>
         </w:tc>
         <w:tc>
-          <w:tcPr/>
+          <w:tcPr>
+            <w:tcBorders>
+              <w:bottom w:val="single" w:sz="6" w:space="0" w:color="333333"/>
+            </w:tcBorders>
+          </w:tcPr>
           <w:p>
             <w:pPr>
               <w:pStyle w:val="Compact"/>
@@ -29462,7 +30049,11 @@
           </w:p>
         </w:tc>
         <w:tc>
-          <w:tcPr/>
+          <w:tcPr>
+            <w:tcBorders>
+              <w:bottom w:val="single" w:sz="6" w:space="0" w:color="333333"/>
+            </w:tcBorders>
+          </w:tcPr>
           <w:p>
             <w:pPr>
               <w:pStyle w:val="Compact"/>
@@ -29775,6 +30366,7 @@
           <w:numId w:val="1029"/>
         </w:numPr>
         <w:spacing w:before="120"/>
+        <w:ind w:firstLine="420"/>
       </w:pPr>
       <m:oMath>
         <m:r>
@@ -29927,6 +30519,7 @@
     <w:p>
       <w:pPr>
         <w:pStyle w:val="FirstParagraph"/>
+        <w:ind w:firstLine="420"/>
       </w:pPr>
       <w:r>
         <w:rPr>
@@ -30052,6 +30645,7 @@
     <w:p>
       <w:pPr>
         <w:pStyle w:val="BodyText"/>
+        <w:ind w:firstLine="420"/>
       </w:pPr>
       <w:r>
         <w:rPr>
@@ -30261,6 +30855,7 @@
     <w:p>
       <w:pPr>
         <w:pStyle w:val="BodyText"/>
+        <w:ind w:firstLine="420"/>
       </w:pPr>
       <w:r>
         <w:rPr>
@@ -30284,6 +30879,7 @@
     <w:p>
       <w:pPr>
         <w:pStyle w:val="BodyText"/>
+        <w:ind w:firstLine="420"/>
       </w:pPr>
       <w:r>
         <w:rPr>
@@ -30307,6 +30903,7 @@
     <w:p>
       <w:pPr>
         <w:pStyle w:val="BodyText"/>
+        <w:ind w:firstLine="420"/>
       </w:pPr>
       <w:r>
         <w:rPr>
@@ -30390,6 +30987,7 @@
     <w:p>
       <w:pPr>
         <w:pStyle w:val="FirstParagraph"/>
+        <w:ind w:firstLine="420"/>
       </w:pPr>
       <w:r>
         <w:rPr>
@@ -30479,6 +31077,7 @@
     <w:p>
       <w:pPr>
         <w:pStyle w:val="BodyText"/>
+        <w:ind w:firstLine="420"/>
       </w:pPr>
       <w:r>
         <w:rPr>
@@ -30619,6 +31218,7 @@
           <w:ilvl w:val="0"/>
           <w:numId w:val="1030"/>
         </w:numPr>
+        <w:ind w:firstLine="420"/>
       </w:pPr>
       <w:r>
         <w:rPr>
@@ -30663,6 +31263,7 @@
           <w:ilvl w:val="0"/>
           <w:numId w:val="1030"/>
         </w:numPr>
+        <w:ind w:firstLine="420"/>
       </w:pPr>
       <w:r>
         <w:rPr>
@@ -30698,6 +31299,7 @@
     <w:p>
       <w:pPr>
         <w:pStyle w:val="FirstParagraph"/>
+        <w:ind w:firstLine="420"/>
       </w:pPr>
       <w:r>
         <w:rPr>
@@ -30854,6 +31456,7 @@
       <w:pPr>
         <w:pStyle w:val="BodyText"/>
         <w:spacing w:after="80"/>
+        <w:ind w:firstLine="420"/>
       </w:pPr>
       <w:r>
         <w:rPr>
@@ -31157,6 +31760,15 @@
         <w:tblStyle w:val="Table"/>
         <w:tblW w:type="auto" w:w="0"/>
         <w:tblLook w:firstRow="1" w:lastRow="0" w:firstColumn="0" w:lastColumn="0" w:noHBand="0" w:noVBand="0" w:val="0020"/>
+        <w:jc w:val="center"/>
+        <w:tblBorders>
+          <w:top w:val="single" w:sz="12" w:space="0" w:color="333333"/>
+          <w:bottom w:val="single" w:sz="12" w:space="0" w:color="333333"/>
+          <w:left w:val="none"/>
+          <w:right w:val="none"/>
+          <w:insideH w:val="none"/>
+          <w:insideV w:val="none"/>
+        </w:tblBorders>
       </w:tblPr>
       <w:tblGrid>
         <w:gridCol w:w="2640"/>
@@ -31168,7 +31780,11 @@
           <w:tblHeader w:val="on"/>
         </w:trPr>
         <w:tc>
-          <w:tcPr/>
+          <w:tcPr>
+            <w:tcBorders>
+              <w:bottom w:val="single" w:sz="6" w:space="0" w:color="333333"/>
+            </w:tcBorders>
+          </w:tcPr>
           <w:p>
             <w:pPr>
               <w:pStyle w:val="Compact"/>
@@ -31184,7 +31800,11 @@
           </w:p>
         </w:tc>
         <w:tc>
-          <w:tcPr/>
+          <w:tcPr>
+            <w:tcBorders>
+              <w:bottom w:val="single" w:sz="6" w:space="0" w:color="333333"/>
+            </w:tcBorders>
+          </w:tcPr>
           <w:p>
             <w:pPr>
               <w:pStyle w:val="Compact"/>
@@ -31200,7 +31820,11 @@
           </w:p>
         </w:tc>
         <w:tc>
-          <w:tcPr/>
+          <w:tcPr>
+            <w:tcBorders>
+              <w:bottom w:val="single" w:sz="6" w:space="0" w:color="333333"/>
+            </w:tcBorders>
+          </w:tcPr>
           <w:p>
             <w:pPr>
               <w:pStyle w:val="Compact"/>
@@ -31493,6 +32117,7 @@
       <w:pPr>
         <w:pStyle w:val="BodyText"/>
         <w:spacing w:before="120"/>
+        <w:ind w:firstLine="420"/>
       </w:pPr>
       <w:r>
         <w:rPr>
@@ -31560,6 +32185,7 @@
     <w:p>
       <w:pPr>
         <w:pStyle w:val="BodyText"/>
+        <w:ind w:firstLine="420"/>
       </w:pPr>
       <w:r>
         <w:rPr>
@@ -31782,6 +32408,7 @@
     <w:p>
       <w:pPr>
         <w:pStyle w:val="BodyText"/>
+        <w:ind w:firstLine="420"/>
       </w:pPr>
       <w:r>
         <w:rPr>
@@ -31972,6 +32599,7 @@
     <w:p>
       <w:pPr>
         <w:pStyle w:val="BodyText"/>
+        <w:ind w:firstLine="420"/>
       </w:pPr>
       <w:r>
         <w:rPr>
@@ -32485,6 +33113,7 @@
           <w:ilvl w:val="0"/>
           <w:numId w:val="1031"/>
         </w:numPr>
+        <w:ind w:firstLine="420"/>
       </w:pPr>
       <w:r>
         <w:rPr>
@@ -33234,6 +33863,7 @@
           <w:ilvl w:val="0"/>
           <w:numId w:val="1033"/>
         </w:numPr>
+        <w:ind w:firstLine="420"/>
       </w:pPr>
       <w:r>
         <w:rPr>
@@ -33405,6 +34035,7 @@
           <w:numId w:val="1033"/>
         </w:numPr>
         <w:spacing w:after="80"/>
+        <w:ind w:firstLine="420"/>
       </w:pPr>
       <w:r>
         <w:rPr>
@@ -33728,6 +34359,15 @@
         <w:tblStyle w:val="Table"/>
         <w:tblW w:type="auto" w:w="0"/>
         <w:tblLook w:firstRow="1" w:lastRow="0" w:firstColumn="0" w:lastColumn="0" w:noHBand="0" w:noVBand="0" w:val="0020"/>
+        <w:jc w:val="center"/>
+        <w:tblBorders>
+          <w:top w:val="single" w:sz="12" w:space="0" w:color="333333"/>
+          <w:bottom w:val="single" w:sz="12" w:space="0" w:color="333333"/>
+          <w:left w:val="none"/>
+          <w:right w:val="none"/>
+          <w:insideH w:val="none"/>
+          <w:insideV w:val="none"/>
+        </w:tblBorders>
       </w:tblPr>
       <w:tblGrid>
         <w:gridCol w:w="2640"/>
@@ -33739,7 +34379,11 @@
           <w:tblHeader w:val="on"/>
         </w:trPr>
         <w:tc>
-          <w:tcPr/>
+          <w:tcPr>
+            <w:tcBorders>
+              <w:bottom w:val="single" w:sz="6" w:space="0" w:color="333333"/>
+            </w:tcBorders>
+          </w:tcPr>
           <w:p>
             <w:pPr>
               <w:pStyle w:val="Compact"/>
@@ -33755,7 +34399,11 @@
           </w:p>
         </w:tc>
         <w:tc>
-          <w:tcPr/>
+          <w:tcPr>
+            <w:tcBorders>
+              <w:bottom w:val="single" w:sz="6" w:space="0" w:color="333333"/>
+            </w:tcBorders>
+          </w:tcPr>
           <w:p>
             <w:pPr>
               <w:pStyle w:val="Compact"/>
@@ -33771,7 +34419,11 @@
           </w:p>
         </w:tc>
         <w:tc>
-          <w:tcPr/>
+          <w:tcPr>
+            <w:tcBorders>
+              <w:bottom w:val="single" w:sz="6" w:space="0" w:color="333333"/>
+            </w:tcBorders>
+          </w:tcPr>
           <w:p>
             <w:pPr>
               <w:pStyle w:val="Compact"/>
@@ -34079,6 +34731,15 @@
         <w:tblStyle w:val="Table"/>
         <w:tblW w:type="auto" w:w="0"/>
         <w:tblLook w:firstRow="1" w:lastRow="0" w:firstColumn="0" w:lastColumn="0" w:noHBand="0" w:noVBand="0" w:val="0020"/>
+        <w:jc w:val="center"/>
+        <w:tblBorders>
+          <w:top w:val="single" w:sz="12" w:space="0" w:color="333333"/>
+          <w:bottom w:val="single" w:sz="12" w:space="0" w:color="333333"/>
+          <w:left w:val="none"/>
+          <w:right w:val="none"/>
+          <w:insideH w:val="none"/>
+          <w:insideV w:val="none"/>
+        </w:tblBorders>
       </w:tblPr>
       <w:tblGrid>
         <w:gridCol w:w="2640"/>
@@ -34090,7 +34751,11 @@
           <w:tblHeader w:val="on"/>
         </w:trPr>
         <w:tc>
-          <w:tcPr/>
+          <w:tcPr>
+            <w:tcBorders>
+              <w:bottom w:val="single" w:sz="6" w:space="0" w:color="333333"/>
+            </w:tcBorders>
+          </w:tcPr>
           <w:p>
             <w:pPr>
               <w:pStyle w:val="Compact"/>
@@ -34106,7 +34771,11 @@
           </w:p>
         </w:tc>
         <w:tc>
-          <w:tcPr/>
+          <w:tcPr>
+            <w:tcBorders>
+              <w:bottom w:val="single" w:sz="6" w:space="0" w:color="333333"/>
+            </w:tcBorders>
+          </w:tcPr>
           <w:p>
             <w:pPr>
               <w:pStyle w:val="Compact"/>
@@ -34122,7 +34791,11 @@
           </w:p>
         </w:tc>
         <w:tc>
-          <w:tcPr/>
+          <w:tcPr>
+            <w:tcBorders>
+              <w:bottom w:val="single" w:sz="6" w:space="0" w:color="333333"/>
+            </w:tcBorders>
+          </w:tcPr>
           <w:p>
             <w:pPr>
               <w:pStyle w:val="Compact"/>
@@ -34346,6 +35019,7 @@
           <w:numId w:val="1034"/>
         </w:numPr>
         <w:spacing w:before="120"/>
+        <w:ind w:firstLine="420"/>
       </w:pPr>
       <w:r>
         <w:rPr>
@@ -34369,6 +35043,7 @@
     <w:p>
       <w:pPr>
         <w:pStyle w:val="FirstParagraph"/>
+        <w:ind w:firstLine="420"/>
       </w:pPr>
       <w:r>
         <w:rPr>
@@ -34428,6 +35103,7 @@
     <w:p>
       <w:pPr>
         <w:pStyle w:val="BodyText"/>
+        <w:ind w:firstLine="420"/>
       </w:pPr>
       <w:r>
         <w:rPr>
@@ -34878,6 +35554,7 @@
           <w:ilvl w:val="0"/>
           <w:numId w:val="1035"/>
         </w:numPr>
+        <w:ind w:firstLine="420"/>
       </w:pPr>
       <w:r>
         <w:rPr>
@@ -35025,6 +35702,7 @@
           <w:ilvl w:val="0"/>
           <w:numId w:val="1036"/>
         </w:numPr>
+        <w:ind w:firstLine="420"/>
       </w:pPr>
       <w:r>
         <w:rPr>
@@ -35066,6 +35744,7 @@
     <w:p>
       <w:pPr>
         <w:pStyle w:val="FirstParagraph"/>
+        <w:ind w:firstLine="420"/>
       </w:pPr>
       <w:r>
         <w:rPr>
@@ -35129,6 +35808,7 @@
           <w:ilvl w:val="0"/>
           <w:numId w:val="1037"/>
         </w:numPr>
+        <w:ind w:firstLine="420"/>
       </w:pPr>
       <w:r>
         <w:rPr>
@@ -35357,6 +36037,7 @@
           <w:ilvl w:val="0"/>
           <w:numId w:val="1038"/>
         </w:numPr>
+        <w:ind w:firstLine="420"/>
       </w:pPr>
       <w:r>
         <w:rPr>
@@ -35656,6 +36337,7 @@
           <w:ilvl w:val="0"/>
           <w:numId w:val="1039"/>
         </w:numPr>
+        <w:ind w:firstLine="420"/>
       </w:pPr>
       <w:r>
         <w:rPr>
@@ -35694,6 +36376,7 @@
           <w:ilvl w:val="0"/>
           <w:numId w:val="1039"/>
         </w:numPr>
+        <w:ind w:firstLine="420"/>
       </w:pPr>
       <w:r>
         <w:rPr>
@@ -35723,6 +36406,7 @@
     <w:p>
       <w:pPr>
         <w:pStyle w:val="FirstParagraph"/>
+        <w:ind w:firstLine="420"/>
       </w:pPr>
       <w:r>
         <w:rPr>
@@ -35774,6 +36458,7 @@
           <w:ilvl w:val="0"/>
           <w:numId w:val="1040"/>
         </w:numPr>
+        <w:ind w:firstLine="420"/>
       </w:pPr>
       <w:r>
         <w:rPr>
@@ -35912,6 +36597,7 @@
     <w:p>
       <w:pPr>
         <w:pStyle w:val="FirstParagraph"/>
+        <w:ind w:firstLine="420"/>
       </w:pPr>
       <w:r>
         <w:rPr>
@@ -35980,6 +36666,15 @@
         <w:tblStyle w:val="Table"/>
         <w:tblW w:type="auto" w:w="0"/>
         <w:tblLook w:firstRow="1" w:lastRow="0" w:firstColumn="0" w:lastColumn="0" w:noHBand="0" w:noVBand="0" w:val="0020"/>
+        <w:jc w:val="center"/>
+        <w:tblBorders>
+          <w:top w:val="single" w:sz="12" w:space="0" w:color="333333"/>
+          <w:bottom w:val="single" w:sz="12" w:space="0" w:color="333333"/>
+          <w:left w:val="none"/>
+          <w:right w:val="none"/>
+          <w:insideH w:val="none"/>
+          <w:insideV w:val="none"/>
+        </w:tblBorders>
       </w:tblPr>
       <w:tblGrid>
         <w:gridCol w:w="2640"/>
@@ -35991,7 +36686,11 @@
           <w:tblHeader w:val="on"/>
         </w:trPr>
         <w:tc>
-          <w:tcPr/>
+          <w:tcPr>
+            <w:tcBorders>
+              <w:bottom w:val="single" w:sz="6" w:space="0" w:color="333333"/>
+            </w:tcBorders>
+          </w:tcPr>
           <w:p>
             <w:pPr>
               <w:pStyle w:val="Compact"/>
@@ -36007,7 +36706,11 @@
           </w:p>
         </w:tc>
         <w:tc>
-          <w:tcPr/>
+          <w:tcPr>
+            <w:tcBorders>
+              <w:bottom w:val="single" w:sz="6" w:space="0" w:color="333333"/>
+            </w:tcBorders>
+          </w:tcPr>
           <w:p>
             <w:pPr>
               <w:pStyle w:val="Compact"/>
@@ -36023,7 +36726,11 @@
           </w:p>
         </w:tc>
         <w:tc>
-          <w:tcPr/>
+          <w:tcPr>
+            <w:tcBorders>
+              <w:bottom w:val="single" w:sz="6" w:space="0" w:color="333333"/>
+            </w:tcBorders>
+          </w:tcPr>
           <w:p>
             <w:pPr>
               <w:pStyle w:val="Compact"/>
@@ -36589,6 +37296,15 @@
         <w:tblStyle w:val="Table"/>
         <w:tblW w:type="auto" w:w="0"/>
         <w:tblLook w:firstRow="1" w:lastRow="0" w:firstColumn="0" w:lastColumn="0" w:noHBand="0" w:noVBand="0" w:val="0020"/>
+        <w:jc w:val="center"/>
+        <w:tblBorders>
+          <w:top w:val="single" w:sz="12" w:space="0" w:color="333333"/>
+          <w:bottom w:val="single" w:sz="12" w:space="0" w:color="333333"/>
+          <w:left w:val="none"/>
+          <w:right w:val="none"/>
+          <w:insideH w:val="none"/>
+          <w:insideV w:val="none"/>
+        </w:tblBorders>
       </w:tblPr>
       <w:tblGrid>
         <w:gridCol w:w="2640"/>
@@ -36600,7 +37316,11 @@
           <w:tblHeader w:val="on"/>
         </w:trPr>
         <w:tc>
-          <w:tcPr/>
+          <w:tcPr>
+            <w:tcBorders>
+              <w:bottom w:val="single" w:sz="6" w:space="0" w:color="333333"/>
+            </w:tcBorders>
+          </w:tcPr>
           <w:p>
             <w:pPr>
               <w:pStyle w:val="Compact"/>
@@ -36616,7 +37336,11 @@
           </w:p>
         </w:tc>
         <w:tc>
-          <w:tcPr/>
+          <w:tcPr>
+            <w:tcBorders>
+              <w:bottom w:val="single" w:sz="6" w:space="0" w:color="333333"/>
+            </w:tcBorders>
+          </w:tcPr>
           <w:p>
             <w:pPr>
               <w:pStyle w:val="Compact"/>
@@ -36632,7 +37356,11 @@
           </w:p>
         </w:tc>
         <w:tc>
-          <w:tcPr/>
+          <w:tcPr>
+            <w:tcBorders>
+              <w:bottom w:val="single" w:sz="6" w:space="0" w:color="333333"/>
+            </w:tcBorders>
+          </w:tcPr>
           <w:p>
             <w:pPr>
               <w:pStyle w:val="Compact"/>
@@ -37454,6 +38182,15 @@
         <w:tblStyle w:val="Table"/>
         <w:tblW w:type="auto" w:w="0"/>
         <w:tblLook w:firstRow="1" w:lastRow="0" w:firstColumn="0" w:lastColumn="0" w:noHBand="0" w:noVBand="0" w:val="0020"/>
+        <w:jc w:val="center"/>
+        <w:tblBorders>
+          <w:top w:val="single" w:sz="12" w:space="0" w:color="333333"/>
+          <w:bottom w:val="single" w:sz="12" w:space="0" w:color="333333"/>
+          <w:left w:val="none"/>
+          <w:right w:val="none"/>
+          <w:insideH w:val="none"/>
+          <w:insideV w:val="none"/>
+        </w:tblBorders>
       </w:tblPr>
       <w:tblGrid>
         <w:gridCol w:w="2640"/>
@@ -37465,7 +38202,11 @@
           <w:tblHeader w:val="on"/>
         </w:trPr>
         <w:tc>
-          <w:tcPr/>
+          <w:tcPr>
+            <w:tcBorders>
+              <w:bottom w:val="single" w:sz="6" w:space="0" w:color="333333"/>
+            </w:tcBorders>
+          </w:tcPr>
           <w:p>
             <w:pPr>
               <w:pStyle w:val="Compact"/>
@@ -37481,7 +38222,11 @@
           </w:p>
         </w:tc>
         <w:tc>
-          <w:tcPr/>
+          <w:tcPr>
+            <w:tcBorders>
+              <w:bottom w:val="single" w:sz="6" w:space="0" w:color="333333"/>
+            </w:tcBorders>
+          </w:tcPr>
           <w:p>
             <w:pPr>
               <w:pStyle w:val="Compact"/>
@@ -37497,7 +38242,11 @@
           </w:p>
         </w:tc>
         <w:tc>
-          <w:tcPr/>
+          <w:tcPr>
+            <w:tcBorders>
+              <w:bottom w:val="single" w:sz="6" w:space="0" w:color="333333"/>
+            </w:tcBorders>
+          </w:tcPr>
           <w:p>
             <w:pPr>
               <w:pStyle w:val="Compact"/>
@@ -39802,6 +40551,7 @@
       <w:pPr>
         <w:pStyle w:val="BodyText"/>
         <w:spacing w:before="120" w:after="80"/>
+        <w:ind w:firstLine="420"/>
       </w:pPr>
       <w:r>
         <w:rPr>
@@ -39841,6 +40591,15 @@
         <w:tblStyle w:val="Table"/>
         <w:tblW w:type="auto" w:w="0"/>
         <w:tblLook w:firstRow="1" w:lastRow="0" w:firstColumn="0" w:lastColumn="0" w:noHBand="0" w:noVBand="0" w:val="0020"/>
+        <w:jc w:val="center"/>
+        <w:tblBorders>
+          <w:top w:val="single" w:sz="12" w:space="0" w:color="333333"/>
+          <w:bottom w:val="single" w:sz="12" w:space="0" w:color="333333"/>
+          <w:left w:val="none"/>
+          <w:right w:val="none"/>
+          <w:insideH w:val="none"/>
+          <w:insideV w:val="none"/>
+        </w:tblBorders>
       </w:tblPr>
       <w:tblGrid>
         <w:gridCol w:w="990"/>
@@ -39857,7 +40616,11 @@
           <w:tblHeader w:val="on"/>
         </w:trPr>
         <w:tc>
-          <w:tcPr/>
+          <w:tcPr>
+            <w:tcBorders>
+              <w:bottom w:val="single" w:sz="6" w:space="0" w:color="333333"/>
+            </w:tcBorders>
+          </w:tcPr>
           <w:p>
             <w:pPr>
               <w:pStyle w:val="Compact"/>
@@ -39873,7 +40636,11 @@
           </w:p>
         </w:tc>
         <w:tc>
-          <w:tcPr/>
+          <w:tcPr>
+            <w:tcBorders>
+              <w:bottom w:val="single" w:sz="6" w:space="0" w:color="333333"/>
+            </w:tcBorders>
+          </w:tcPr>
           <w:p>
             <w:pPr>
               <w:pStyle w:val="Compact"/>
@@ -39889,7 +40656,11 @@
           </w:p>
         </w:tc>
         <w:tc>
-          <w:tcPr/>
+          <w:tcPr>
+            <w:tcBorders>
+              <w:bottom w:val="single" w:sz="6" w:space="0" w:color="333333"/>
+            </w:tcBorders>
+          </w:tcPr>
           <w:p>
             <w:pPr>
               <w:pStyle w:val="Compact"/>
@@ -39905,7 +40676,11 @@
           </w:p>
         </w:tc>
         <w:tc>
-          <w:tcPr/>
+          <w:tcPr>
+            <w:tcBorders>
+              <w:bottom w:val="single" w:sz="6" w:space="0" w:color="333333"/>
+            </w:tcBorders>
+          </w:tcPr>
           <w:p>
             <w:pPr>
               <w:pStyle w:val="Compact"/>
@@ -39921,7 +40696,11 @@
           </w:p>
         </w:tc>
         <w:tc>
-          <w:tcPr/>
+          <w:tcPr>
+            <w:tcBorders>
+              <w:bottom w:val="single" w:sz="6" w:space="0" w:color="333333"/>
+            </w:tcBorders>
+          </w:tcPr>
           <w:p>
             <w:pPr>
               <w:pStyle w:val="Compact"/>
@@ -39937,7 +40716,11 @@
           </w:p>
         </w:tc>
         <w:tc>
-          <w:tcPr/>
+          <w:tcPr>
+            <w:tcBorders>
+              <w:bottom w:val="single" w:sz="6" w:space="0" w:color="333333"/>
+            </w:tcBorders>
+          </w:tcPr>
           <w:p>
             <w:pPr>
               <w:pStyle w:val="Compact"/>
@@ -39953,7 +40736,11 @@
           </w:p>
         </w:tc>
         <w:tc>
-          <w:tcPr/>
+          <w:tcPr>
+            <w:tcBorders>
+              <w:bottom w:val="single" w:sz="6" w:space="0" w:color="333333"/>
+            </w:tcBorders>
+          </w:tcPr>
           <w:p>
             <w:pPr>
               <w:pStyle w:val="Compact"/>
@@ -39969,7 +40756,11 @@
           </w:p>
         </w:tc>
         <w:tc>
-          <w:tcPr/>
+          <w:tcPr>
+            <w:tcBorders>
+              <w:bottom w:val="single" w:sz="6" w:space="0" w:color="333333"/>
+            </w:tcBorders>
+          </w:tcPr>
           <w:p>
             <w:pPr>
               <w:pStyle w:val="Compact"/>
@@ -40112,6 +40903,7 @@
       <w:pPr>
         <w:pStyle w:val="BodyText"/>
         <w:spacing w:before="120" w:after="80"/>
+        <w:ind w:firstLine="420"/>
       </w:pPr>
       <w:r>
         <w:rPr>
@@ -40151,6 +40943,15 @@
         <w:tblStyle w:val="Table"/>
         <w:tblW w:type="auto" w:w="0"/>
         <w:tblLook w:firstRow="1" w:lastRow="0" w:firstColumn="0" w:lastColumn="0" w:noHBand="0" w:noVBand="0" w:val="0020"/>
+        <w:jc w:val="center"/>
+        <w:tblBorders>
+          <w:top w:val="single" w:sz="12" w:space="0" w:color="333333"/>
+          <w:bottom w:val="single" w:sz="12" w:space="0" w:color="333333"/>
+          <w:left w:val="none"/>
+          <w:right w:val="none"/>
+          <w:insideH w:val="none"/>
+          <w:insideV w:val="none"/>
+        </w:tblBorders>
       </w:tblPr>
       <w:tblGrid>
         <w:gridCol w:w="1131"/>
@@ -40166,7 +40967,11 @@
           <w:tblHeader w:val="on"/>
         </w:trPr>
         <w:tc>
-          <w:tcPr/>
+          <w:tcPr>
+            <w:tcBorders>
+              <w:bottom w:val="single" w:sz="6" w:space="0" w:color="333333"/>
+            </w:tcBorders>
+          </w:tcPr>
           <w:p>
             <w:pPr>
               <w:pStyle w:val="Compact"/>
@@ -40182,7 +40987,11 @@
           </w:p>
         </w:tc>
         <w:tc>
-          <w:tcPr/>
+          <w:tcPr>
+            <w:tcBorders>
+              <w:bottom w:val="single" w:sz="6" w:space="0" w:color="333333"/>
+            </w:tcBorders>
+          </w:tcPr>
           <w:p>
             <w:pPr>
               <w:pStyle w:val="Compact"/>
@@ -40198,7 +41007,11 @@
           </w:p>
         </w:tc>
         <w:tc>
-          <w:tcPr/>
+          <w:tcPr>
+            <w:tcBorders>
+              <w:bottom w:val="single" w:sz="6" w:space="0" w:color="333333"/>
+            </w:tcBorders>
+          </w:tcPr>
           <w:p>
             <w:pPr>
               <w:pStyle w:val="Compact"/>
@@ -40214,7 +41027,11 @@
           </w:p>
         </w:tc>
         <w:tc>
-          <w:tcPr/>
+          <w:tcPr>
+            <w:tcBorders>
+              <w:bottom w:val="single" w:sz="6" w:space="0" w:color="333333"/>
+            </w:tcBorders>
+          </w:tcPr>
           <w:p>
             <w:pPr>
               <w:pStyle w:val="Compact"/>
@@ -40230,7 +41047,11 @@
           </w:p>
         </w:tc>
         <w:tc>
-          <w:tcPr/>
+          <w:tcPr>
+            <w:tcBorders>
+              <w:bottom w:val="single" w:sz="6" w:space="0" w:color="333333"/>
+            </w:tcBorders>
+          </w:tcPr>
           <w:p>
             <w:pPr>
               <w:pStyle w:val="Compact"/>
@@ -40246,7 +41067,11 @@
           </w:p>
         </w:tc>
         <w:tc>
-          <w:tcPr/>
+          <w:tcPr>
+            <w:tcBorders>
+              <w:bottom w:val="single" w:sz="6" w:space="0" w:color="333333"/>
+            </w:tcBorders>
+          </w:tcPr>
           <w:p>
             <w:pPr>
               <w:pStyle w:val="Compact"/>
@@ -40262,7 +41087,11 @@
           </w:p>
         </w:tc>
         <w:tc>
-          <w:tcPr/>
+          <w:tcPr>
+            <w:tcBorders>
+              <w:bottom w:val="single" w:sz="6" w:space="0" w:color="333333"/>
+            </w:tcBorders>
+          </w:tcPr>
           <w:p>
             <w:pPr>
               <w:pStyle w:val="Compact"/>
@@ -40390,6 +41219,7 @@
       <w:pPr>
         <w:pStyle w:val="BodyText"/>
         <w:spacing w:before="120" w:after="80"/>
+        <w:ind w:firstLine="420"/>
       </w:pPr>
       <w:r>
         <w:rPr>
@@ -40421,6 +41251,15 @@
         <w:tblStyle w:val="Table"/>
         <w:tblW w:type="auto" w:w="0"/>
         <w:tblLook w:firstRow="1" w:lastRow="0" w:firstColumn="0" w:lastColumn="0" w:noHBand="0" w:noVBand="0" w:val="0020"/>
+        <w:jc w:val="center"/>
+        <w:tblBorders>
+          <w:top w:val="single" w:sz="12" w:space="0" w:color="333333"/>
+          <w:bottom w:val="single" w:sz="12" w:space="0" w:color="333333"/>
+          <w:left w:val="none"/>
+          <w:right w:val="none"/>
+          <w:insideH w:val="none"/>
+          <w:insideV w:val="none"/>
+        </w:tblBorders>
       </w:tblPr>
       <w:tblGrid>
         <w:gridCol w:w="1980"/>
@@ -40433,7 +41272,11 @@
           <w:tblHeader w:val="on"/>
         </w:trPr>
         <w:tc>
-          <w:tcPr/>
+          <w:tcPr>
+            <w:tcBorders>
+              <w:bottom w:val="single" w:sz="6" w:space="0" w:color="333333"/>
+            </w:tcBorders>
+          </w:tcPr>
           <w:p>
             <w:pPr>
               <w:pStyle w:val="Compact"/>
@@ -40449,7 +41292,11 @@
           </w:p>
         </w:tc>
         <w:tc>
-          <w:tcPr/>
+          <w:tcPr>
+            <w:tcBorders>
+              <w:bottom w:val="single" w:sz="6" w:space="0" w:color="333333"/>
+            </w:tcBorders>
+          </w:tcPr>
           <w:p>
             <w:pPr>
               <w:pStyle w:val="Compact"/>
@@ -40465,7 +41312,11 @@
           </w:p>
         </w:tc>
         <w:tc>
-          <w:tcPr/>
+          <w:tcPr>
+            <w:tcBorders>
+              <w:bottom w:val="single" w:sz="6" w:space="0" w:color="333333"/>
+            </w:tcBorders>
+          </w:tcPr>
           <w:p>
             <w:pPr>
               <w:pStyle w:val="Compact"/>
@@ -40481,7 +41332,11 @@
           </w:p>
         </w:tc>
         <w:tc>
-          <w:tcPr/>
+          <w:tcPr>
+            <w:tcBorders>
+              <w:bottom w:val="single" w:sz="6" w:space="0" w:color="333333"/>
+            </w:tcBorders>
+          </w:tcPr>
           <w:p>
             <w:pPr>
               <w:pStyle w:val="Compact"/>
@@ -40791,6 +41646,15 @@
         <w:tblStyle w:val="Table"/>
         <w:tblW w:type="auto" w:w="0"/>
         <w:tblLook w:firstRow="1" w:lastRow="0" w:firstColumn="0" w:lastColumn="0" w:noHBand="0" w:noVBand="0" w:val="0020"/>
+        <w:jc w:val="center"/>
+        <w:tblBorders>
+          <w:top w:val="single" w:sz="12" w:space="0" w:color="333333"/>
+          <w:bottom w:val="single" w:sz="12" w:space="0" w:color="333333"/>
+          <w:left w:val="none"/>
+          <w:right w:val="none"/>
+          <w:insideH w:val="none"/>
+          <w:insideV w:val="none"/>
+        </w:tblBorders>
       </w:tblPr>
       <w:tblGrid>
         <w:gridCol w:w="2640"/>
@@ -40802,7 +41666,11 @@
           <w:tblHeader w:val="on"/>
         </w:trPr>
         <w:tc>
-          <w:tcPr/>
+          <w:tcPr>
+            <w:tcBorders>
+              <w:bottom w:val="single" w:sz="6" w:space="0" w:color="333333"/>
+            </w:tcBorders>
+          </w:tcPr>
           <w:p>
             <w:pPr>
               <w:pStyle w:val="Compact"/>
@@ -40818,7 +41686,11 @@
           </w:p>
         </w:tc>
         <w:tc>
-          <w:tcPr/>
+          <w:tcPr>
+            <w:tcBorders>
+              <w:bottom w:val="single" w:sz="6" w:space="0" w:color="333333"/>
+            </w:tcBorders>
+          </w:tcPr>
           <w:p>
             <w:pPr>
               <w:pStyle w:val="Compact"/>
@@ -40834,7 +41706,11 @@
           </w:p>
         </w:tc>
         <w:tc>
-          <w:tcPr/>
+          <w:tcPr>
+            <w:tcBorders>
+              <w:bottom w:val="single" w:sz="6" w:space="0" w:color="333333"/>
+            </w:tcBorders>
+          </w:tcPr>
           <w:p>
             <w:pPr>
               <w:pStyle w:val="Compact"/>
@@ -42179,6 +43055,15 @@
         <w:tblStyle w:val="Table"/>
         <w:tblW w:type="auto" w:w="0"/>
         <w:tblLook w:firstRow="1" w:lastRow="0" w:firstColumn="0" w:lastColumn="0" w:noHBand="0" w:noVBand="0" w:val="0020"/>
+        <w:jc w:val="center"/>
+        <w:tblBorders>
+          <w:top w:val="single" w:sz="12" w:space="0" w:color="333333"/>
+          <w:bottom w:val="single" w:sz="12" w:space="0" w:color="333333"/>
+          <w:left w:val="none"/>
+          <w:right w:val="none"/>
+          <w:insideH w:val="none"/>
+          <w:insideV w:val="none"/>
+        </w:tblBorders>
       </w:tblPr>
       <w:tblGrid>
         <w:gridCol w:w="2640"/>
@@ -42190,7 +43075,11 @@
           <w:tblHeader w:val="on"/>
         </w:trPr>
         <w:tc>
-          <w:tcPr/>
+          <w:tcPr>
+            <w:tcBorders>
+              <w:bottom w:val="single" w:sz="6" w:space="0" w:color="333333"/>
+            </w:tcBorders>
+          </w:tcPr>
           <w:p>
             <w:pPr>
               <w:pStyle w:val="Compact"/>
@@ -42206,7 +43095,11 @@
           </w:p>
         </w:tc>
         <w:tc>
-          <w:tcPr/>
+          <w:tcPr>
+            <w:tcBorders>
+              <w:bottom w:val="single" w:sz="6" w:space="0" w:color="333333"/>
+            </w:tcBorders>
+          </w:tcPr>
           <w:p>
             <w:pPr>
               <w:pStyle w:val="Compact"/>
@@ -42222,7 +43115,11 @@
           </w:p>
         </w:tc>
         <w:tc>
-          <w:tcPr/>
+          <w:tcPr>
+            <w:tcBorders>
+              <w:bottom w:val="single" w:sz="6" w:space="0" w:color="333333"/>
+            </w:tcBorders>
+          </w:tcPr>
           <w:p>
             <w:pPr>
               <w:pStyle w:val="Compact"/>
@@ -43116,6 +44013,7 @@
       <w:pPr>
         <w:pStyle w:val="BodyText"/>
         <w:spacing w:before="120" w:after="80"/>
+        <w:ind w:firstLine="420"/>
       </w:pPr>
       <w:r>
         <w:rPr>
@@ -43156,6 +44054,15 @@
         <w:tblW w:type="pct" w:w="5000"/>
         <w:tblLayout w:type="fixed"/>
         <w:tblLook w:firstRow="1" w:lastRow="0" w:firstColumn="0" w:lastColumn="0" w:noHBand="0" w:noVBand="0" w:val="0020"/>
+        <w:jc w:val="center"/>
+        <w:tblBorders>
+          <w:top w:val="single" w:sz="12" w:space="0" w:color="333333"/>
+          <w:bottom w:val="single" w:sz="12" w:space="0" w:color="333333"/>
+          <w:left w:val="none"/>
+          <w:right w:val="none"/>
+          <w:insideH w:val="none"/>
+          <w:insideV w:val="none"/>
+        </w:tblBorders>
       </w:tblPr>
       <w:tblGrid>
         <w:gridCol w:w="719"/>
@@ -43175,7 +44082,11 @@
           <w:tblHeader w:val="on"/>
         </w:trPr>
         <w:tc>
-          <w:tcPr/>
+          <w:tcPr>
+            <w:tcBorders>
+              <w:bottom w:val="single" w:sz="6" w:space="0" w:color="333333"/>
+            </w:tcBorders>
+          </w:tcPr>
           <w:p>
             <w:pPr>
               <w:pStyle w:val="Compact"/>
@@ -43191,7 +44102,11 @@
           </w:p>
         </w:tc>
         <w:tc>
-          <w:tcPr/>
+          <w:tcPr>
+            <w:tcBorders>
+              <w:bottom w:val="single" w:sz="6" w:space="0" w:color="333333"/>
+            </w:tcBorders>
+          </w:tcPr>
           <w:p>
             <w:pPr>
               <w:pStyle w:val="Compact"/>
@@ -43207,7 +44122,11 @@
           </w:p>
         </w:tc>
         <w:tc>
-          <w:tcPr/>
+          <w:tcPr>
+            <w:tcBorders>
+              <w:bottom w:val="single" w:sz="6" w:space="0" w:color="333333"/>
+            </w:tcBorders>
+          </w:tcPr>
           <w:p>
             <w:pPr>
               <w:pStyle w:val="Compact"/>
@@ -43223,7 +44142,11 @@
           </w:p>
         </w:tc>
         <w:tc>
-          <w:tcPr/>
+          <w:tcPr>
+            <w:tcBorders>
+              <w:bottom w:val="single" w:sz="6" w:space="0" w:color="333333"/>
+            </w:tcBorders>
+          </w:tcPr>
           <w:p>
             <w:pPr>
               <w:pStyle w:val="Compact"/>
@@ -43239,7 +44162,11 @@
           </w:p>
         </w:tc>
         <w:tc>
-          <w:tcPr/>
+          <w:tcPr>
+            <w:tcBorders>
+              <w:bottom w:val="single" w:sz="6" w:space="0" w:color="333333"/>
+            </w:tcBorders>
+          </w:tcPr>
           <w:p>
             <w:pPr>
               <w:pStyle w:val="Compact"/>
@@ -43255,7 +44182,11 @@
           </w:p>
         </w:tc>
         <w:tc>
-          <w:tcPr/>
+          <w:tcPr>
+            <w:tcBorders>
+              <w:bottom w:val="single" w:sz="6" w:space="0" w:color="333333"/>
+            </w:tcBorders>
+          </w:tcPr>
           <w:p>
             <w:pPr>
               <w:pStyle w:val="Compact"/>
@@ -43271,7 +44202,11 @@
           </w:p>
         </w:tc>
         <w:tc>
-          <w:tcPr/>
+          <w:tcPr>
+            <w:tcBorders>
+              <w:bottom w:val="single" w:sz="6" w:space="0" w:color="333333"/>
+            </w:tcBorders>
+          </w:tcPr>
           <w:p>
             <w:pPr>
               <w:pStyle w:val="Compact"/>
@@ -43287,7 +44222,11 @@
           </w:p>
         </w:tc>
         <w:tc>
-          <w:tcPr/>
+          <w:tcPr>
+            <w:tcBorders>
+              <w:bottom w:val="single" w:sz="6" w:space="0" w:color="333333"/>
+            </w:tcBorders>
+          </w:tcPr>
           <w:p>
             <w:pPr>
               <w:pStyle w:val="Compact"/>
@@ -43303,7 +44242,11 @@
           </w:p>
         </w:tc>
         <w:tc>
-          <w:tcPr/>
+          <w:tcPr>
+            <w:tcBorders>
+              <w:bottom w:val="single" w:sz="6" w:space="0" w:color="333333"/>
+            </w:tcBorders>
+          </w:tcPr>
           <w:p>
             <w:pPr>
               <w:pStyle w:val="Compact"/>
@@ -43319,7 +44262,11 @@
           </w:p>
         </w:tc>
         <w:tc>
-          <w:tcPr/>
+          <w:tcPr>
+            <w:tcBorders>
+              <w:bottom w:val="single" w:sz="6" w:space="0" w:color="333333"/>
+            </w:tcBorders>
+          </w:tcPr>
           <w:p>
             <w:pPr>
               <w:pStyle w:val="Compact"/>
@@ -43335,7 +44282,11 @@
           </w:p>
         </w:tc>
         <w:tc>
-          <w:tcPr/>
+          <w:tcPr>
+            <w:tcBorders>
+              <w:bottom w:val="single" w:sz="6" w:space="0" w:color="333333"/>
+            </w:tcBorders>
+          </w:tcPr>
           <w:p>
             <w:pPr>
               <w:pStyle w:val="Compact"/>
@@ -44057,6 +45008,7 @@
       <w:pPr>
         <w:pStyle w:val="BodyText"/>
         <w:spacing w:before="120" w:after="80"/>
+        <w:ind w:firstLine="420"/>
       </w:pPr>
       <w:r>
         <w:rPr>
@@ -44097,6 +45049,15 @@
         <w:tblW w:type="pct" w:w="5000"/>
         <w:tblLayout w:type="fixed"/>
         <w:tblLook w:firstRow="1" w:lastRow="0" w:firstColumn="0" w:lastColumn="0" w:noHBand="0" w:noVBand="0" w:val="0020"/>
+        <w:jc w:val="center"/>
+        <w:tblBorders>
+          <w:top w:val="single" w:sz="12" w:space="0" w:color="333333"/>
+          <w:bottom w:val="single" w:sz="12" w:space="0" w:color="333333"/>
+          <w:left w:val="none"/>
+          <w:right w:val="none"/>
+          <w:insideH w:val="none"/>
+          <w:insideV w:val="none"/>
+        </w:tblBorders>
       </w:tblPr>
       <w:tblGrid>
         <w:gridCol w:w="719"/>
@@ -44116,7 +45077,11 @@
           <w:tblHeader w:val="on"/>
         </w:trPr>
         <w:tc>
-          <w:tcPr/>
+          <w:tcPr>
+            <w:tcBorders>
+              <w:bottom w:val="single" w:sz="6" w:space="0" w:color="333333"/>
+            </w:tcBorders>
+          </w:tcPr>
           <w:p>
             <w:pPr>
               <w:pStyle w:val="Compact"/>
@@ -44132,7 +45097,11 @@
           </w:p>
         </w:tc>
         <w:tc>
-          <w:tcPr/>
+          <w:tcPr>
+            <w:tcBorders>
+              <w:bottom w:val="single" w:sz="6" w:space="0" w:color="333333"/>
+            </w:tcBorders>
+          </w:tcPr>
           <w:p>
             <w:pPr>
               <w:pStyle w:val="Compact"/>
@@ -44148,7 +45117,11 @@
           </w:p>
         </w:tc>
         <w:tc>
-          <w:tcPr/>
+          <w:tcPr>
+            <w:tcBorders>
+              <w:bottom w:val="single" w:sz="6" w:space="0" w:color="333333"/>
+            </w:tcBorders>
+          </w:tcPr>
           <w:p>
             <w:pPr>
               <w:pStyle w:val="Compact"/>
@@ -44164,7 +45137,11 @@
           </w:p>
         </w:tc>
         <w:tc>
-          <w:tcPr/>
+          <w:tcPr>
+            <w:tcBorders>
+              <w:bottom w:val="single" w:sz="6" w:space="0" w:color="333333"/>
+            </w:tcBorders>
+          </w:tcPr>
           <w:p>
             <w:pPr>
               <w:pStyle w:val="Compact"/>
@@ -44180,7 +45157,11 @@
           </w:p>
         </w:tc>
         <w:tc>
-          <w:tcPr/>
+          <w:tcPr>
+            <w:tcBorders>
+              <w:bottom w:val="single" w:sz="6" w:space="0" w:color="333333"/>
+            </w:tcBorders>
+          </w:tcPr>
           <w:p>
             <w:pPr>
               <w:pStyle w:val="Compact"/>
@@ -44196,7 +45177,11 @@
           </w:p>
         </w:tc>
         <w:tc>
-          <w:tcPr/>
+          <w:tcPr>
+            <w:tcBorders>
+              <w:bottom w:val="single" w:sz="6" w:space="0" w:color="333333"/>
+            </w:tcBorders>
+          </w:tcPr>
           <w:p>
             <w:pPr>
               <w:pStyle w:val="Compact"/>
@@ -44212,7 +45197,11 @@
           </w:p>
         </w:tc>
         <w:tc>
-          <w:tcPr/>
+          <w:tcPr>
+            <w:tcBorders>
+              <w:bottom w:val="single" w:sz="6" w:space="0" w:color="333333"/>
+            </w:tcBorders>
+          </w:tcPr>
           <w:p>
             <w:pPr>
               <w:pStyle w:val="Compact"/>
@@ -44228,7 +45217,11 @@
           </w:p>
         </w:tc>
         <w:tc>
-          <w:tcPr/>
+          <w:tcPr>
+            <w:tcBorders>
+              <w:bottom w:val="single" w:sz="6" w:space="0" w:color="333333"/>
+            </w:tcBorders>
+          </w:tcPr>
           <w:p>
             <w:pPr>
               <w:pStyle w:val="Compact"/>
@@ -44244,7 +45237,11 @@
           </w:p>
         </w:tc>
         <w:tc>
-          <w:tcPr/>
+          <w:tcPr>
+            <w:tcBorders>
+              <w:bottom w:val="single" w:sz="6" w:space="0" w:color="333333"/>
+            </w:tcBorders>
+          </w:tcPr>
           <w:p>
             <w:pPr>
               <w:pStyle w:val="Compact"/>
@@ -44260,7 +45257,11 @@
           </w:p>
         </w:tc>
         <w:tc>
-          <w:tcPr/>
+          <w:tcPr>
+            <w:tcBorders>
+              <w:bottom w:val="single" w:sz="6" w:space="0" w:color="333333"/>
+            </w:tcBorders>
+          </w:tcPr>
           <w:p>
             <w:pPr>
               <w:pStyle w:val="Compact"/>
@@ -44276,7 +45277,11 @@
           </w:p>
         </w:tc>
         <w:tc>
-          <w:tcPr/>
+          <w:tcPr>
+            <w:tcBorders>
+              <w:bottom w:val="single" w:sz="6" w:space="0" w:color="333333"/>
+            </w:tcBorders>
+          </w:tcPr>
           <w:p>
             <w:pPr>
               <w:pStyle w:val="Compact"/>
@@ -45012,6 +46017,15 @@
         <w:tblStyle w:val="Table"/>
         <w:tblW w:type="auto" w:w="0"/>
         <w:tblLook w:firstRow="1" w:lastRow="0" w:firstColumn="0" w:lastColumn="0" w:noHBand="0" w:noVBand="0" w:val="0020"/>
+        <w:jc w:val="center"/>
+        <w:tblBorders>
+          <w:top w:val="single" w:sz="12" w:space="0" w:color="333333"/>
+          <w:bottom w:val="single" w:sz="12" w:space="0" w:color="333333"/>
+          <w:left w:val="none"/>
+          <w:right w:val="none"/>
+          <w:insideH w:val="none"/>
+          <w:insideV w:val="none"/>
+        </w:tblBorders>
       </w:tblPr>
       <w:tblGrid>
         <w:gridCol w:w="2640"/>
@@ -45023,7 +46037,11 @@
           <w:tblHeader w:val="on"/>
         </w:trPr>
         <w:tc>
-          <w:tcPr/>
+          <w:tcPr>
+            <w:tcBorders>
+              <w:bottom w:val="single" w:sz="6" w:space="0" w:color="333333"/>
+            </w:tcBorders>
+          </w:tcPr>
           <w:p>
             <w:pPr>
               <w:pStyle w:val="Compact"/>
@@ -45039,7 +46057,11 @@
           </w:p>
         </w:tc>
         <w:tc>
-          <w:tcPr/>
+          <w:tcPr>
+            <w:tcBorders>
+              <w:bottom w:val="single" w:sz="6" w:space="0" w:color="333333"/>
+            </w:tcBorders>
+          </w:tcPr>
           <w:p>
             <w:pPr>
               <w:pStyle w:val="Compact"/>
@@ -45055,7 +46077,11 @@
           </w:p>
         </w:tc>
         <w:tc>
-          <w:tcPr/>
+          <w:tcPr>
+            <w:tcBorders>
+              <w:bottom w:val="single" w:sz="6" w:space="0" w:color="333333"/>
+            </w:tcBorders>
+          </w:tcPr>
           <w:p>
             <w:pPr>
               <w:pStyle w:val="Compact"/>
@@ -45742,6 +46768,15 @@
         <w:tblStyle w:val="Table"/>
         <w:tblW w:type="auto" w:w="0"/>
         <w:tblLook w:firstRow="1" w:lastRow="0" w:firstColumn="0" w:lastColumn="0" w:noHBand="0" w:noVBand="0" w:val="0020"/>
+        <w:jc w:val="center"/>
+        <w:tblBorders>
+          <w:top w:val="single" w:sz="12" w:space="0" w:color="333333"/>
+          <w:bottom w:val="single" w:sz="12" w:space="0" w:color="333333"/>
+          <w:left w:val="none"/>
+          <w:right w:val="none"/>
+          <w:insideH w:val="none"/>
+          <w:insideV w:val="none"/>
+        </w:tblBorders>
       </w:tblPr>
       <w:tblGrid>
         <w:gridCol w:w="3960"/>
@@ -45752,7 +46787,11 @@
           <w:tblHeader w:val="on"/>
         </w:trPr>
         <w:tc>
-          <w:tcPr/>
+          <w:tcPr>
+            <w:tcBorders>
+              <w:bottom w:val="single" w:sz="6" w:space="0" w:color="333333"/>
+            </w:tcBorders>
+          </w:tcPr>
           <w:p>
             <w:pPr>
               <w:pStyle w:val="Compact"/>
@@ -45768,7 +46807,11 @@
           </w:p>
         </w:tc>
         <w:tc>
-          <w:tcPr/>
+          <w:tcPr>
+            <w:tcBorders>
+              <w:bottom w:val="single" w:sz="6" w:space="0" w:color="333333"/>
+            </w:tcBorders>
+          </w:tcPr>
           <w:p>
             <w:pPr>
               <w:pStyle w:val="Compact"/>
@@ -46774,6 +47817,15 @@
         <w:tblW w:type="pct" w:w="5000"/>
         <w:tblLayout w:type="fixed"/>
         <w:tblLook w:firstRow="1" w:lastRow="0" w:firstColumn="0" w:lastColumn="0" w:noHBand="0" w:noVBand="0" w:val="0020"/>
+        <w:jc w:val="center"/>
+        <w:tblBorders>
+          <w:top w:val="single" w:sz="12" w:space="0" w:color="333333"/>
+          <w:bottom w:val="single" w:sz="12" w:space="0" w:color="333333"/>
+          <w:left w:val="none"/>
+          <w:right w:val="none"/>
+          <w:insideH w:val="none"/>
+          <w:insideV w:val="none"/>
+        </w:tblBorders>
       </w:tblPr>
       <w:tblGrid>
         <w:gridCol w:w="2640"/>
@@ -46785,7 +47837,11 @@
           <w:tblHeader w:val="on"/>
         </w:trPr>
         <w:tc>
-          <w:tcPr/>
+          <w:tcPr>
+            <w:tcBorders>
+              <w:bottom w:val="single" w:sz="6" w:space="0" w:color="333333"/>
+            </w:tcBorders>
+          </w:tcPr>
           <w:p>
             <w:pPr>
               <w:pStyle w:val="Compact"/>
@@ -46801,7 +47857,11 @@
           </w:p>
         </w:tc>
         <w:tc>
-          <w:tcPr/>
+          <w:tcPr>
+            <w:tcBorders>
+              <w:bottom w:val="single" w:sz="6" w:space="0" w:color="333333"/>
+            </w:tcBorders>
+          </w:tcPr>
           <w:p>
             <w:pPr>
               <w:pStyle w:val="Compact"/>
@@ -46831,7 +47891,11 @@
           </w:p>
         </w:tc>
         <w:tc>
-          <w:tcPr/>
+          <w:tcPr>
+            <w:tcBorders>
+              <w:bottom w:val="single" w:sz="6" w:space="0" w:color="333333"/>
+            </w:tcBorders>
+          </w:tcPr>
           <w:p>
             <w:pPr>
               <w:pStyle w:val="Compact"/>
@@ -48696,6 +49760,7 @@
     <w:p>
       <w:pPr>
         <w:pStyle w:val="FirstParagraph"/>
+        <w:ind w:firstLine="420"/>
       </w:pPr>
       <w:r>
         <w:rPr>
@@ -48727,6 +49792,7 @@
     <w:p>
       <w:pPr>
         <w:pStyle w:val="BodyText"/>
+        <w:ind w:firstLine="420"/>
       </w:pPr>
       <w:r>
         <w:rPr>
@@ -48936,6 +50002,7 @@
     <w:p>
       <w:pPr>
         <w:pStyle w:val="BodyText"/>
+        <w:ind w:firstLine="420"/>
       </w:pPr>
       <w:r>
         <w:rPr>
@@ -49181,6 +50248,7 @@
     <w:p>
       <w:pPr>
         <w:pStyle w:val="BodyText"/>
+        <w:ind w:firstLine="420"/>
       </w:pPr>
       <w:r>
         <w:rPr>
@@ -49442,6 +50510,7 @@
     <w:p>
       <w:pPr>
         <w:pStyle w:val="BodyText"/>
+        <w:ind w:firstLine="420"/>
       </w:pPr>
       <w:r>
         <w:rPr>
@@ -49789,6 +50858,7 @@
     <w:p>
       <w:pPr>
         <w:pStyle w:val="BodyText"/>
+        <w:ind w:firstLine="420"/>
       </w:pPr>
       <w:r>
         <w:rPr>
@@ -53004,22 +54074,6 @@
       <ns0:color ns0:themeColor="accent1" ns0:themeShade="BF" ns0:val="365F91"/>
     </ns0:rPr>
   </ns0:style>
-  <w:style w:type="paragraph" w:customStyle="1" w:styleId="MethodologyBlock">
-    <w:name w:val="Methodology Block"/>
-    <w:basedOn w:val="BodyText"/>
-    <w:qFormat/>
-    <ns0:rPr>
-      <w:rFonts ns0:ascii="Times New Roman" ns0:hAnsi="Times New Roman" ns0:eastAsia="FangSong" ns0:cs="Times New Roman"/>
-    </ns0:rPr>
-  </w:style>
-  <w:style w:type="paragraph" w:customStyle="1" w:styleId="MistakeBlock">
-    <w:name w:val="Mistake Block"/>
-    <w:basedOn w:val="BodyText"/>
-    <w:qFormat/>
-    <ns0:rPr>
-      <w:rFonts ns0:ascii="Times New Roman" ns0:hAnsi="Times New Roman" ns0:eastAsia="FangSong" ns0:cs="Times New Roman"/>
-    </ns0:rPr>
-  </w:style>
   <w:style w:type="paragraph" w:customStyle="1" w:styleId="SourceCode">
     <w:name w:val="Source Code"/>
     <w:basedOn w:val="Normal"/>

--- a/06-学生侧材料/讲义/2-结构化学/第八讲原子结构（三）-超级充实融合版.docx
+++ b/06-学生侧材料/讲义/2-结构化学/第八讲原子结构（三）-超级充实融合版.docx
@@ -1057,7 +1057,7 @@
                 <w:rFonts w:hint="eastAsia" w:ascii="Times New Roman" w:hAnsi="Times New Roman" w:eastAsia="SimHei" w:cs="Times New Roman"/>
                 <w:b/>
               </w:rPr>
-              <w:t xml:space="preserve">致命缺陷</w:t>
+              <w:t xml:space="preserve">主要缺陷</w:t>
             </w:r>
           </w:p>
         </w:tc>
@@ -1683,14 +1683,14 @@
         </w:rPr>
         <w:drawing>
           <wp:inline>
-            <wp:extent cx="3600000" cy="814034"/>
+            <wp:extent cx="2667000" cy="603064"/>
             <wp:effectExtent b="0" l="0" r="0" t="0"/>
             <wp:docPr descr="" title="" id="11" name="Picture"/>
             <a:graphic>
               <a:graphicData uri="http://schemas.openxmlformats.org/drawingml/2006/picture">
                 <pic:pic>
                   <pic:nvPicPr>
-                    <pic:cNvPr descr="06-外部资料导入/原子结构讲义/第八讲原子结构（三）_images/6a4384123752d50c8359b6f8b8acfb4c65a15605df67974666d1c7c54a1243ce.jpg" id="12" name="Picture"/>
+                    <pic:cNvPr descr="6a4384123752d50c8359b6f8b8acfb4c65a15605df67974666d1c7c54a1243ce.jpg" id="12" name="Picture"/>
                     <pic:cNvPicPr>
                       <a:picLocks noChangeArrowheads="1" noChangeAspect="1"/>
                     </pic:cNvPicPr>
@@ -1704,7 +1704,7 @@
                   <pic:spPr bwMode="auto">
                     <a:xfrm>
                       <a:off x="0" y="0"/>
-                      <a:ext cx="3600000" cy="814034"/>
+                      <a:ext cx="2667000" cy="603064"/>
                     </a:xfrm>
                     <a:prstGeom prst="rect">
                       <a:avLst/>
@@ -2679,14 +2679,14 @@
         </w:rPr>
         <w:drawing>
           <wp:inline>
-            <wp:extent cx="3600000" cy="1359291"/>
+            <wp:extent cx="2667000" cy="1007008"/>
             <wp:effectExtent b="0" l="0" r="0" t="0"/>
             <wp:docPr descr="" title="" id="15" name="Picture"/>
             <a:graphic>
               <a:graphicData uri="http://schemas.openxmlformats.org/drawingml/2006/picture">
                 <pic:pic>
                   <pic:nvPicPr>
-                    <pic:cNvPr descr="06-外部资料导入/原子结构讲义/第八讲原子结构（三）_images/c0a829a2788f83e4e492423b07480f271b3d376aeda84894369a7fe9290e7eaf.jpg" id="16" name="Picture"/>
+                    <pic:cNvPr descr="c0a829a2788f83e4e492423b07480f271b3d376aeda84894369a7fe9290e7eaf.jpg" id="16" name="Picture"/>
                     <pic:cNvPicPr>
                       <a:picLocks noChangeArrowheads="1" noChangeAspect="1"/>
                     </pic:cNvPicPr>
@@ -2700,7 +2700,7 @@
                   <pic:spPr bwMode="auto">
                     <a:xfrm>
                       <a:off x="0" y="0"/>
-                      <a:ext cx="3600000" cy="1359291"/>
+                      <a:ext cx="2667000" cy="1007008"/>
                     </a:xfrm>
                     <a:prstGeom prst="rect">
                       <a:avLst/>
@@ -3411,14 +3411,14 @@
         </w:rPr>
         <w:drawing>
           <wp:inline>
-            <wp:extent cx="3600000" cy="2137863"/>
+            <wp:extent cx="2667000" cy="1583800"/>
             <wp:effectExtent b="0" l="0" r="0" t="0"/>
             <wp:docPr descr="" title="" id="18" name="Picture"/>
             <a:graphic>
               <a:graphicData uri="http://schemas.openxmlformats.org/drawingml/2006/picture">
                 <pic:pic>
                   <pic:nvPicPr>
-                    <pic:cNvPr descr="06-外部资料导入/原子结构讲义/第八讲原子结构（三）_images/831205afc2dfdad3017354ed38a71901fb28c2b5e664a84c074c7ce6612ada8a.jpg" id="19" name="Picture"/>
+                    <pic:cNvPr descr="831205afc2dfdad3017354ed38a71901fb28c2b5e664a84c074c7ce6612ada8a.jpg" id="19" name="Picture"/>
                     <pic:cNvPicPr>
                       <a:picLocks noChangeArrowheads="1" noChangeAspect="1"/>
                     </pic:cNvPicPr>
@@ -3432,7 +3432,7 @@
                   <pic:spPr bwMode="auto">
                     <a:xfrm>
                       <a:off x="0" y="0"/>
-                      <a:ext cx="3600000" cy="2137863"/>
+                      <a:ext cx="2667000" cy="1583800"/>
                     </a:xfrm>
                     <a:prstGeom prst="rect">
                       <a:avLst/>
@@ -3914,14 +3914,14 @@
         </w:rPr>
         <w:drawing>
           <wp:inline>
-            <wp:extent cx="3600000" cy="1974374"/>
+            <wp:extent cx="2667000" cy="1462682"/>
             <wp:effectExtent b="0" l="0" r="0" t="0"/>
             <wp:docPr descr="" title="" id="21" name="Picture"/>
             <a:graphic>
               <a:graphicData uri="http://schemas.openxmlformats.org/drawingml/2006/picture">
                 <pic:pic>
                   <pic:nvPicPr>
-                    <pic:cNvPr descr="06-外部资料导入/原子结构讲义/第八讲原子结构（三）_images/77aaf350de9ed08b5a23aa518cbabf0aff6006925df963c2ab63c7d8d6e33483.jpg" id="22" name="Picture"/>
+                    <pic:cNvPr descr="77aaf350de9ed08b5a23aa518cbabf0aff6006925df963c2ab63c7d8d6e33483.jpg" id="22" name="Picture"/>
                     <pic:cNvPicPr>
                       <a:picLocks noChangeArrowheads="1" noChangeAspect="1"/>
                     </pic:cNvPicPr>
@@ -3935,7 +3935,7 @@
                   <pic:spPr bwMode="auto">
                     <a:xfrm>
                       <a:off x="0" y="0"/>
-                      <a:ext cx="3600000" cy="1974374"/>
+                      <a:ext cx="2667000" cy="1462682"/>
                     </a:xfrm>
                     <a:prstGeom prst="rect">
                       <a:avLst/>
@@ -5412,14 +5412,14 @@
         </w:rPr>
         <w:drawing>
           <wp:inline>
-            <wp:extent cx="3600000" cy="1796288"/>
+            <wp:extent cx="2667000" cy="1330750"/>
             <wp:effectExtent b="0" l="0" r="0" t="0"/>
             <wp:docPr descr="" title="" id="24" name="Picture"/>
             <a:graphic>
               <a:graphicData uri="http://schemas.openxmlformats.org/drawingml/2006/picture">
                 <pic:pic>
                   <pic:nvPicPr>
-                    <pic:cNvPr descr="06-外部资料导入/原子结构讲义/第八讲原子结构（三）_images/a8c942823663f197ca30fe0e516b5eb39a3dd4b5a27fc5974ab543f87d933f16.jpg" id="25" name="Picture"/>
+                    <pic:cNvPr descr="a8c942823663f197ca30fe0e516b5eb39a3dd4b5a27fc5974ab543f87d933f16.jpg" id="25" name="Picture"/>
                     <pic:cNvPicPr>
                       <a:picLocks noChangeArrowheads="1" noChangeAspect="1"/>
                     </pic:cNvPicPr>
@@ -5433,7 +5433,7 @@
                   <pic:spPr bwMode="auto">
                     <a:xfrm>
                       <a:off x="0" y="0"/>
-                      <a:ext cx="3600000" cy="1796288"/>
+                      <a:ext cx="2667000" cy="1330750"/>
                     </a:xfrm>
                     <a:prstGeom prst="rect">
                       <a:avLst/>
@@ -5464,14 +5464,14 @@
         </w:rPr>
         <w:drawing>
           <wp:inline>
-            <wp:extent cx="3600000" cy="2186102"/>
+            <wp:extent cx="2667000" cy="1619537"/>
             <wp:effectExtent b="0" l="0" r="0" t="0"/>
             <wp:docPr descr="" title="" id="27" name="Picture"/>
             <a:graphic>
               <a:graphicData uri="http://schemas.openxmlformats.org/drawingml/2006/picture">
                 <pic:pic>
                   <pic:nvPicPr>
-                    <pic:cNvPr descr="06-外部资料导入/原子结构讲义/第八讲原子结构（三）_images/6c5b29de621412bbba5e9e3b669dacab8dda9c09dccd839fead8b6f5133de7fd.jpg" id="28" name="Picture"/>
+                    <pic:cNvPr descr="6c5b29de621412bbba5e9e3b669dacab8dda9c09dccd839fead8b6f5133de7fd.jpg" id="28" name="Picture"/>
                     <pic:cNvPicPr>
                       <a:picLocks noChangeArrowheads="1" noChangeAspect="1"/>
                     </pic:cNvPicPr>
@@ -5485,7 +5485,7 @@
                   <pic:spPr bwMode="auto">
                     <a:xfrm>
                       <a:off x="0" y="0"/>
-                      <a:ext cx="3600000" cy="2186102"/>
+                      <a:ext cx="2667000" cy="1619537"/>
                     </a:xfrm>
                     <a:prstGeom prst="rect">
                       <a:avLst/>
@@ -5540,14 +5540,14 @@
         </w:rPr>
         <w:drawing>
           <wp:inline>
-            <wp:extent cx="3600000" cy="2103061"/>
+            <wp:extent cx="2667000" cy="1558017"/>
             <wp:effectExtent b="0" l="0" r="0" t="0"/>
             <wp:docPr descr="" title="" id="30" name="Picture"/>
             <a:graphic>
               <a:graphicData uri="http://schemas.openxmlformats.org/drawingml/2006/picture">
                 <pic:pic>
                   <pic:nvPicPr>
-                    <pic:cNvPr descr="06-外部资料导入/原子结构讲义/第八讲原子结构（三）_images/b9db9a4cf3f0855e7f0c7bace5c9c63f6c1627f3edd90ff4b392c0dd8fce6d4e.jpg" id="31" name="Picture"/>
+                    <pic:cNvPr descr="b9db9a4cf3f0855e7f0c7bace5c9c63f6c1627f3edd90ff4b392c0dd8fce6d4e.jpg" id="31" name="Picture"/>
                     <pic:cNvPicPr>
                       <a:picLocks noChangeArrowheads="1" noChangeAspect="1"/>
                     </pic:cNvPicPr>
@@ -5561,7 +5561,7 @@
                   <pic:spPr bwMode="auto">
                     <a:xfrm>
                       <a:off x="0" y="0"/>
-                      <a:ext cx="3600000" cy="2103061"/>
+                      <a:ext cx="2667000" cy="1558017"/>
                     </a:xfrm>
                     <a:prstGeom prst="rect">
                       <a:avLst/>
@@ -11816,14 +11816,14 @@
         </w:rPr>
         <w:drawing>
           <wp:inline>
-            <wp:extent cx="3600000" cy="1298876"/>
+            <wp:extent cx="2667000" cy="962250"/>
             <wp:effectExtent b="0" l="0" r="0" t="0"/>
             <wp:docPr descr="" title="" id="38" name="Picture"/>
             <a:graphic>
               <a:graphicData uri="http://schemas.openxmlformats.org/drawingml/2006/picture">
                 <pic:pic>
                   <pic:nvPicPr>
-                    <pic:cNvPr descr="06-外部资料导入/原子结构讲义/第八讲原子结构（三）_images/a2170c5918310d5b72863d8c26f02f32c80653f43d7d4da36904b6ea43c52e2a.jpg" id="39" name="Picture"/>
+                    <pic:cNvPr descr="a2170c5918310d5b72863d8c26f02f32c80653f43d7d4da36904b6ea43c52e2a.jpg" id="39" name="Picture"/>
                     <pic:cNvPicPr>
                       <a:picLocks noChangeArrowheads="1" noChangeAspect="1"/>
                     </pic:cNvPicPr>
@@ -11837,7 +11837,7 @@
                   <pic:spPr bwMode="auto">
                     <a:xfrm>
                       <a:off x="0" y="0"/>
-                      <a:ext cx="3600000" cy="1298876"/>
+                      <a:ext cx="2667000" cy="962250"/>
                     </a:xfrm>
                     <a:prstGeom prst="rect">
                       <a:avLst/>
@@ -15577,14 +15577,14 @@
         </w:rPr>
         <w:drawing>
           <wp:inline>
-            <wp:extent cx="2870200" cy="3086100"/>
+            <wp:extent cx="2667000" cy="2867615"/>
             <wp:effectExtent b="0" l="0" r="0" t="0"/>
             <wp:docPr descr="" title="" id="42" name="Picture"/>
             <a:graphic>
               <a:graphicData uri="http://schemas.openxmlformats.org/drawingml/2006/picture">
                 <pic:pic>
                   <pic:nvPicPr>
-                    <pic:cNvPr descr="06-外部资料导入/原子结构讲义/第八讲原子结构（三）_images/2caa0fb9da2b1cca35188216d79ab9b6a26366259539fffbfc3e4608767cc891.jpg" id="43" name="Picture"/>
+                    <pic:cNvPr descr="2caa0fb9da2b1cca35188216d79ab9b6a26366259539fffbfc3e4608767cc891.jpg" id="43" name="Picture"/>
                     <pic:cNvPicPr>
                       <a:picLocks noChangeArrowheads="1" noChangeAspect="1"/>
                     </pic:cNvPicPr>
@@ -15598,7 +15598,7 @@
                   <pic:spPr bwMode="auto">
                     <a:xfrm>
                       <a:off x="0" y="0"/>
-                      <a:ext cx="2870200" cy="3086100"/>
+                      <a:ext cx="2667000" cy="2867615"/>
                     </a:xfrm>
                     <a:prstGeom prst="rect">
                       <a:avLst/>
@@ -15700,14 +15700,14 @@
         </w:rPr>
         <w:drawing>
           <wp:inline>
-            <wp:extent cx="2806700" cy="2895600"/>
+            <wp:extent cx="2667000" cy="2751475"/>
             <wp:effectExtent b="0" l="0" r="0" t="0"/>
             <wp:docPr descr="" title="" id="45" name="Picture"/>
             <a:graphic>
               <a:graphicData uri="http://schemas.openxmlformats.org/drawingml/2006/picture">
                 <pic:pic>
                   <pic:nvPicPr>
-                    <pic:cNvPr descr="06-外部资料导入/原子结构讲义/第八讲原子结构（三）_images/89784fcb11adb58a15c77b7268f53e8d64c6385c5eeda3a3b3b5d7d6efb4a38e.jpg" id="46" name="Picture"/>
+                    <pic:cNvPr descr="89784fcb11adb58a15c77b7268f53e8d64c6385c5eeda3a3b3b5d7d6efb4a38e.jpg" id="46" name="Picture"/>
                     <pic:cNvPicPr>
                       <a:picLocks noChangeArrowheads="1" noChangeAspect="1"/>
                     </pic:cNvPicPr>
@@ -15721,7 +15721,7 @@
                   <pic:spPr bwMode="auto">
                     <a:xfrm>
                       <a:off x="0" y="0"/>
-                      <a:ext cx="2806700" cy="2895600"/>
+                      <a:ext cx="2667000" cy="2751475"/>
                     </a:xfrm>
                     <a:prstGeom prst="rect">
                       <a:avLst/>
@@ -15777,14 +15777,14 @@
         </w:rPr>
         <w:drawing>
           <wp:inline>
-            <wp:extent cx="2908300" cy="2933700"/>
+            <wp:extent cx="2667000" cy="2690292"/>
             <wp:effectExtent b="0" l="0" r="0" t="0"/>
             <wp:docPr descr="" title="" id="48" name="Picture"/>
             <a:graphic>
               <a:graphicData uri="http://schemas.openxmlformats.org/drawingml/2006/picture">
                 <pic:pic>
                   <pic:nvPicPr>
-                    <pic:cNvPr descr="06-外部资料导入/原子结构讲义/第八讲原子结构（三）_images/7e8e39b84070af1a0a85dd768a490b1e7d6089d9d8439d1387d063f14b3e2f74.jpg" id="49" name="Picture"/>
+                    <pic:cNvPr descr="7e8e39b84070af1a0a85dd768a490b1e7d6089d9d8439d1387d063f14b3e2f74.jpg" id="49" name="Picture"/>
                     <pic:cNvPicPr>
                       <a:picLocks noChangeArrowheads="1" noChangeAspect="1"/>
                     </pic:cNvPicPr>
@@ -15798,7 +15798,7 @@
                   <pic:spPr bwMode="auto">
                     <a:xfrm>
                       <a:off x="0" y="0"/>
-                      <a:ext cx="2908300" cy="2933700"/>
+                      <a:ext cx="2667000" cy="2690292"/>
                     </a:xfrm>
                     <a:prstGeom prst="rect">
                       <a:avLst/>
@@ -15854,14 +15854,14 @@
         </w:rPr>
         <w:drawing>
           <wp:inline>
-            <wp:extent cx="2832100" cy="2933700"/>
+            <wp:extent cx="2667000" cy="2762677"/>
             <wp:effectExtent b="0" l="0" r="0" t="0"/>
             <wp:docPr descr="" title="" id="51" name="Picture"/>
             <a:graphic>
               <a:graphicData uri="http://schemas.openxmlformats.org/drawingml/2006/picture">
                 <pic:pic>
                   <pic:nvPicPr>
-                    <pic:cNvPr descr="06-外部资料导入/原子结构讲义/第八讲原子结构（三）_images/891418131e25cd46482fcd0c450c0e457b44d962057ae074538afee97c40a1ac.jpg" id="52" name="Picture"/>
+                    <pic:cNvPr descr="891418131e25cd46482fcd0c450c0e457b44d962057ae074538afee97c40a1ac.jpg" id="52" name="Picture"/>
                     <pic:cNvPicPr>
                       <a:picLocks noChangeArrowheads="1" noChangeAspect="1"/>
                     </pic:cNvPicPr>
@@ -15875,7 +15875,7 @@
                   <pic:spPr bwMode="auto">
                     <a:xfrm>
                       <a:off x="0" y="0"/>
-                      <a:ext cx="2832100" cy="2933700"/>
+                      <a:ext cx="2667000" cy="2762677"/>
                     </a:xfrm>
                     <a:prstGeom prst="rect">
                       <a:avLst/>
@@ -15991,14 +15991,14 @@
         </w:rPr>
         <w:drawing>
           <wp:inline>
-            <wp:extent cx="2895600" cy="3009900"/>
+            <wp:extent cx="2667000" cy="2772276"/>
             <wp:effectExtent b="0" l="0" r="0" t="0"/>
             <wp:docPr descr="" title="" id="54" name="Picture"/>
             <a:graphic>
               <a:graphicData uri="http://schemas.openxmlformats.org/drawingml/2006/picture">
                 <pic:pic>
                   <pic:nvPicPr>
-                    <pic:cNvPr descr="06-外部资料导入/原子结构讲义/第八讲原子结构（三）_images/82b4c0ae6c13f1acc51e0c2c8015fbc5b8706721d9690f13fab44db47be2ee7b.jpg" id="55" name="Picture"/>
+                    <pic:cNvPr descr="82b4c0ae6c13f1acc51e0c2c8015fbc5b8706721d9690f13fab44db47be2ee7b.jpg" id="55" name="Picture"/>
                     <pic:cNvPicPr>
                       <a:picLocks noChangeArrowheads="1" noChangeAspect="1"/>
                     </pic:cNvPicPr>
@@ -16012,7 +16012,7 @@
                   <pic:spPr bwMode="auto">
                     <a:xfrm>
                       <a:off x="0" y="0"/>
-                      <a:ext cx="2895600" cy="3009900"/>
+                      <a:ext cx="2667000" cy="2772276"/>
                     </a:xfrm>
                     <a:prstGeom prst="rect">
                       <a:avLst/>
@@ -16043,14 +16043,14 @@
         </w:rPr>
         <w:drawing>
           <wp:inline>
-            <wp:extent cx="2870200" cy="2971800"/>
+            <wp:extent cx="2667000" cy="2761407"/>
             <wp:effectExtent b="0" l="0" r="0" t="0"/>
             <wp:docPr descr="" title="" id="57" name="Picture"/>
             <a:graphic>
               <a:graphicData uri="http://schemas.openxmlformats.org/drawingml/2006/picture">
                 <pic:pic>
                   <pic:nvPicPr>
-                    <pic:cNvPr descr="06-外部资料导入/原子结构讲义/第八讲原子结构（三）_images/fa9215a831e9b26de17b340c28771797792dd62c21c45abce4f89eea1763dbb8.jpg" id="58" name="Picture"/>
+                    <pic:cNvPr descr="fa9215a831e9b26de17b340c28771797792dd62c21c45abce4f89eea1763dbb8.jpg" id="58" name="Picture"/>
                     <pic:cNvPicPr>
                       <a:picLocks noChangeArrowheads="1" noChangeAspect="1"/>
                     </pic:cNvPicPr>
@@ -16064,7 +16064,7 @@
                   <pic:spPr bwMode="auto">
                     <a:xfrm>
                       <a:off x="0" y="0"/>
-                      <a:ext cx="2870200" cy="2971800"/>
+                      <a:ext cx="2667000" cy="2761407"/>
                     </a:xfrm>
                     <a:prstGeom prst="rect">
                       <a:avLst/>
@@ -16095,14 +16095,14 @@
         </w:rPr>
         <w:drawing>
           <wp:inline>
-            <wp:extent cx="2844800" cy="3009900"/>
+            <wp:extent cx="2667000" cy="2821781"/>
             <wp:effectExtent b="0" l="0" r="0" t="0"/>
             <wp:docPr descr="" title="" id="60" name="Picture"/>
             <a:graphic>
               <a:graphicData uri="http://schemas.openxmlformats.org/drawingml/2006/picture">
                 <pic:pic>
                   <pic:nvPicPr>
-                    <pic:cNvPr descr="06-外部资料导入/原子结构讲义/第八讲原子结构（三）_images/b672ea123f827d7ba24c362dd88939886605cea1c3f7a3c67e012b4671d8eefc.jpg" id="61" name="Picture"/>
+                    <pic:cNvPr descr="b672ea123f827d7ba24c362dd88939886605cea1c3f7a3c67e012b4671d8eefc.jpg" id="61" name="Picture"/>
                     <pic:cNvPicPr>
                       <a:picLocks noChangeArrowheads="1" noChangeAspect="1"/>
                     </pic:cNvPicPr>
@@ -16116,7 +16116,7 @@
                   <pic:spPr bwMode="auto">
                     <a:xfrm>
                       <a:off x="0" y="0"/>
-                      <a:ext cx="2844800" cy="3009900"/>
+                      <a:ext cx="2667000" cy="2821781"/>
                     </a:xfrm>
                     <a:prstGeom prst="rect">
                       <a:avLst/>
@@ -16147,14 +16147,14 @@
         </w:rPr>
         <w:drawing>
           <wp:inline>
-            <wp:extent cx="2870200" cy="3073400"/>
+            <wp:extent cx="2667000" cy="2855814"/>
             <wp:effectExtent b="0" l="0" r="0" t="0"/>
             <wp:docPr descr="" title="" id="63" name="Picture"/>
             <a:graphic>
               <a:graphicData uri="http://schemas.openxmlformats.org/drawingml/2006/picture">
                 <pic:pic>
                   <pic:nvPicPr>
-                    <pic:cNvPr descr="06-外部资料导入/原子结构讲义/第八讲原子结构（三）_images/bc03671ac4b30f06e7d59322b10e4281132920083695519de15b92ea3ce99097.jpg" id="64" name="Picture"/>
+                    <pic:cNvPr descr="bc03671ac4b30f06e7d59322b10e4281132920083695519de15b92ea3ce99097.jpg" id="64" name="Picture"/>
                     <pic:cNvPicPr>
                       <a:picLocks noChangeArrowheads="1" noChangeAspect="1"/>
                     </pic:cNvPicPr>
@@ -16168,7 +16168,7 @@
                   <pic:spPr bwMode="auto">
                     <a:xfrm>
                       <a:off x="0" y="0"/>
-                      <a:ext cx="2870200" cy="3073400"/>
+                      <a:ext cx="2667000" cy="2855814"/>
                     </a:xfrm>
                     <a:prstGeom prst="rect">
                       <a:avLst/>
@@ -16199,14 +16199,14 @@
         </w:rPr>
         <w:drawing>
           <wp:inline>
-            <wp:extent cx="2870200" cy="3149600"/>
+            <wp:extent cx="2667000" cy="2926619"/>
             <wp:effectExtent b="0" l="0" r="0" t="0"/>
             <wp:docPr descr="" title="" id="66" name="Picture"/>
             <a:graphic>
               <a:graphicData uri="http://schemas.openxmlformats.org/drawingml/2006/picture">
                 <pic:pic>
                   <pic:nvPicPr>
-                    <pic:cNvPr descr="06-外部资料导入/原子结构讲义/第八讲原子结构（三）_images/2510dc5a7f5cc390af03d9e4ab1e40c313a4048561bd7f55bf42fc6e85b1fa48.jpg" id="67" name="Picture"/>
+                    <pic:cNvPr descr="2510dc5a7f5cc390af03d9e4ab1e40c313a4048561bd7f55bf42fc6e85b1fa48.jpg" id="67" name="Picture"/>
                     <pic:cNvPicPr>
                       <a:picLocks noChangeArrowheads="1" noChangeAspect="1"/>
                     </pic:cNvPicPr>
@@ -16220,7 +16220,7 @@
                   <pic:spPr bwMode="auto">
                     <a:xfrm>
                       <a:off x="0" y="0"/>
-                      <a:ext cx="2870200" cy="3149600"/>
+                      <a:ext cx="2667000" cy="2926619"/>
                     </a:xfrm>
                     <a:prstGeom prst="rect">
                       <a:avLst/>
@@ -16299,14 +16299,14 @@
         </w:rPr>
         <w:drawing>
           <wp:inline>
-            <wp:extent cx="3600000" cy="1544840"/>
+            <wp:extent cx="2667000" cy="1144469"/>
             <wp:effectExtent b="0" l="0" r="0" t="0"/>
             <wp:docPr descr="" title="" id="69" name="Picture"/>
             <a:graphic>
               <a:graphicData uri="http://schemas.openxmlformats.org/drawingml/2006/picture">
                 <pic:pic>
                   <pic:nvPicPr>
-                    <pic:cNvPr descr="06-外部资料导入/原子结构讲义/第八讲原子结构（三）_images/2eab4f41bd22ae85d0e7b61e0e38ace229d159813c124af740b942367731785a.jpg" id="70" name="Picture"/>
+                    <pic:cNvPr descr="2eab4f41bd22ae85d0e7b61e0e38ace229d159813c124af740b942367731785a.jpg" id="70" name="Picture"/>
                     <pic:cNvPicPr>
                       <a:picLocks noChangeArrowheads="1" noChangeAspect="1"/>
                     </pic:cNvPicPr>
@@ -16320,7 +16320,7 @@
                   <pic:spPr bwMode="auto">
                     <a:xfrm>
                       <a:off x="0" y="0"/>
-                      <a:ext cx="3600000" cy="1544840"/>
+                      <a:ext cx="2667000" cy="1144469"/>
                     </a:xfrm>
                     <a:prstGeom prst="rect">
                       <a:avLst/>
@@ -18475,14 +18475,14 @@
         </w:rPr>
         <w:drawing>
           <wp:inline>
-            <wp:extent cx="2235200" cy="3009900"/>
+            <wp:extent cx="2667000" cy="3591357"/>
             <wp:effectExtent b="0" l="0" r="0" t="0"/>
             <wp:docPr descr="" title="" id="72" name="Picture"/>
             <a:graphic>
               <a:graphicData uri="http://schemas.openxmlformats.org/drawingml/2006/picture">
                 <pic:pic>
                   <pic:nvPicPr>
-                    <pic:cNvPr descr="06-外部资料导入/原子结构讲义/第八讲原子结构（三）_images/8f5e08bb183c8ea7c5518ba3028af8ec1e737823a335797dff6f74e3561530b3.jpg" id="73" name="Picture"/>
+                    <pic:cNvPr descr="8f5e08bb183c8ea7c5518ba3028af8ec1e737823a335797dff6f74e3561530b3.jpg" id="73" name="Picture"/>
                     <pic:cNvPicPr>
                       <a:picLocks noChangeArrowheads="1" noChangeAspect="1"/>
                     </pic:cNvPicPr>
@@ -18496,7 +18496,7 @@
                   <pic:spPr bwMode="auto">
                     <a:xfrm>
                       <a:off x="0" y="0"/>
-                      <a:ext cx="2235200" cy="3009900"/>
+                      <a:ext cx="2667000" cy="3591357"/>
                     </a:xfrm>
                     <a:prstGeom prst="rect">
                       <a:avLst/>
@@ -18527,14 +18527,14 @@
         </w:rPr>
         <w:drawing>
           <wp:inline>
-            <wp:extent cx="2171700" cy="2832100"/>
+            <wp:extent cx="2667000" cy="3478017"/>
             <wp:effectExtent b="0" l="0" r="0" t="0"/>
             <wp:docPr descr="" title="" id="75" name="Picture"/>
             <a:graphic>
               <a:graphicData uri="http://schemas.openxmlformats.org/drawingml/2006/picture">
                 <pic:pic>
                   <pic:nvPicPr>
-                    <pic:cNvPr descr="06-外部资料导入/原子结构讲义/第八讲原子结构（三）_images/847b48dba9c4d471cd67931b99914d67fad933d189b7475edc88646a2f92f959.jpg" id="76" name="Picture"/>
+                    <pic:cNvPr descr="847b48dba9c4d471cd67931b99914d67fad933d189b7475edc88646a2f92f959.jpg" id="76" name="Picture"/>
                     <pic:cNvPicPr>
                       <a:picLocks noChangeArrowheads="1" noChangeAspect="1"/>
                     </pic:cNvPicPr>
@@ -18548,7 +18548,7 @@
                   <pic:spPr bwMode="auto">
                     <a:xfrm>
                       <a:off x="0" y="0"/>
-                      <a:ext cx="2171700" cy="2832100"/>
+                      <a:ext cx="2667000" cy="3478017"/>
                     </a:xfrm>
                     <a:prstGeom prst="rect">
                       <a:avLst/>
@@ -19847,14 +19847,14 @@
         </w:rPr>
         <w:drawing>
           <wp:inline>
-            <wp:extent cx="3240000" cy="2967938"/>
+            <wp:extent cx="2667000" cy="2443053"/>
             <wp:effectExtent b="0" l="0" r="0" t="0"/>
             <wp:docPr descr="" title="" id="79" name="Picture"/>
             <a:graphic>
               <a:graphicData uri="http://schemas.openxmlformats.org/drawingml/2006/picture">
                 <pic:pic>
                   <pic:nvPicPr>
-                    <pic:cNvPr descr="06-外部资料导入/原子结构讲义/第八讲原子结构（三）_images/e55f1e1b798d06e45d96ce297228ec2fd669a4c09e94a4797a70831e05f6bafa.jpg" id="80" name="Picture"/>
+                    <pic:cNvPr descr="e55f1e1b798d06e45d96ce297228ec2fd669a4c09e94a4797a70831e05f6bafa.jpg" id="80" name="Picture"/>
                     <pic:cNvPicPr>
                       <a:picLocks noChangeArrowheads="1" noChangeAspect="1"/>
                     </pic:cNvPicPr>
@@ -19868,7 +19868,7 @@
                   <pic:spPr bwMode="auto">
                     <a:xfrm>
                       <a:off x="0" y="0"/>
-                      <a:ext cx="3240000" cy="2967938"/>
+                      <a:ext cx="2667000" cy="2443053"/>
                     </a:xfrm>
                     <a:prstGeom prst="rect">
                       <a:avLst/>
@@ -19899,14 +19899,14 @@
         </w:rPr>
         <w:drawing>
           <wp:inline>
-            <wp:extent cx="3187700" cy="3365500"/>
+            <wp:extent cx="2667000" cy="2815756"/>
             <wp:effectExtent b="0" l="0" r="0" t="0"/>
             <wp:docPr descr="" title="" id="82" name="Picture"/>
             <a:graphic>
               <a:graphicData uri="http://schemas.openxmlformats.org/drawingml/2006/picture">
                 <pic:pic>
                   <pic:nvPicPr>
-                    <pic:cNvPr descr="06-外部资料导入/原子结构讲义/第八讲原子结构（三）_images/1ca93a07e8e8829414ff839efdd1dd204d9c1d0fd1fce272a38f2d749c5f4dd5.jpg" id="83" name="Picture"/>
+                    <pic:cNvPr descr="1ca93a07e8e8829414ff839efdd1dd204d9c1d0fd1fce272a38f2d749c5f4dd5.jpg" id="83" name="Picture"/>
                     <pic:cNvPicPr>
                       <a:picLocks noChangeArrowheads="1" noChangeAspect="1"/>
                     </pic:cNvPicPr>
@@ -19920,7 +19920,7 @@
                   <pic:spPr bwMode="auto">
                     <a:xfrm>
                       <a:off x="0" y="0"/>
-                      <a:ext cx="3187700" cy="3365500"/>
+                      <a:ext cx="2667000" cy="2815756"/>
                     </a:xfrm>
                     <a:prstGeom prst="rect">
                       <a:avLst/>
@@ -19951,14 +19951,14 @@
         </w:rPr>
         <w:drawing>
           <wp:inline>
-            <wp:extent cx="2692400" cy="2946400"/>
+            <wp:extent cx="2667000" cy="2918603"/>
             <wp:effectExtent b="0" l="0" r="0" t="0"/>
             <wp:docPr descr="" title="" id="85" name="Picture"/>
             <a:graphic>
               <a:graphicData uri="http://schemas.openxmlformats.org/drawingml/2006/picture">
                 <pic:pic>
                   <pic:nvPicPr>
-                    <pic:cNvPr descr="06-外部资料导入/原子结构讲义/第八讲原子结构（三）_images/2e209adf1004e2256a6c1775a9d5e1165d59a2de738f903c6800e030c1c6fd85.jpg" id="86" name="Picture"/>
+                    <pic:cNvPr descr="2e209adf1004e2256a6c1775a9d5e1165d59a2de738f903c6800e030c1c6fd85.jpg" id="86" name="Picture"/>
                     <pic:cNvPicPr>
                       <a:picLocks noChangeArrowheads="1" noChangeAspect="1"/>
                     </pic:cNvPicPr>
@@ -19972,7 +19972,7 @@
                   <pic:spPr bwMode="auto">
                     <a:xfrm>
                       <a:off x="0" y="0"/>
-                      <a:ext cx="2692400" cy="2946400"/>
+                      <a:ext cx="2667000" cy="2918603"/>
                     </a:xfrm>
                     <a:prstGeom prst="rect">
                       <a:avLst/>
@@ -20003,14 +20003,14 @@
         </w:rPr>
         <w:drawing>
           <wp:inline>
-            <wp:extent cx="3240000" cy="4386741"/>
+            <wp:extent cx="2667000" cy="3610938"/>
             <wp:effectExtent b="0" l="0" r="0" t="0"/>
             <wp:docPr descr="" title="" id="88" name="Picture"/>
             <a:graphic>
               <a:graphicData uri="http://schemas.openxmlformats.org/drawingml/2006/picture">
                 <pic:pic>
                   <pic:nvPicPr>
-                    <pic:cNvPr descr="06-外部资料导入/原子结构讲义/第八讲原子结构（三）_images/7665bcfc27068f5dfb9ab45810cde34dbcd8eb56c139b24d26794d1407356849.jpg" id="89" name="Picture"/>
+                    <pic:cNvPr descr="7665bcfc27068f5dfb9ab45810cde34dbcd8eb56c139b24d26794d1407356849.jpg" id="89" name="Picture"/>
                     <pic:cNvPicPr>
                       <a:picLocks noChangeArrowheads="1" noChangeAspect="1"/>
                     </pic:cNvPicPr>
@@ -20024,7 +20024,7 @@
                   <pic:spPr bwMode="auto">
                     <a:xfrm>
                       <a:off x="0" y="0"/>
-                      <a:ext cx="3240000" cy="4386741"/>
+                      <a:ext cx="2667000" cy="3610938"/>
                     </a:xfrm>
                     <a:prstGeom prst="rect">
                       <a:avLst/>
@@ -20551,14 +20551,14 @@
         </w:rPr>
         <w:drawing>
           <wp:inline>
-            <wp:extent cx="3240000" cy="3329379"/>
+            <wp:extent cx="2667000" cy="2740572"/>
             <wp:effectExtent b="0" l="0" r="0" t="0"/>
             <wp:docPr descr="" title="" id="91" name="Picture"/>
             <a:graphic>
               <a:graphicData uri="http://schemas.openxmlformats.org/drawingml/2006/picture">
                 <pic:pic>
                   <pic:nvPicPr>
-                    <pic:cNvPr descr="06-外部资料导入/原子结构讲义/第八讲原子结构（三）_images/933843c99d18c361f63a740e03787655faae719b26c5c5a872b64ac9f60b25dd.jpg" id="92" name="Picture"/>
+                    <pic:cNvPr descr="933843c99d18c361f63a740e03787655faae719b26c5c5a872b64ac9f60b25dd.jpg" id="92" name="Picture"/>
                     <pic:cNvPicPr>
                       <a:picLocks noChangeArrowheads="1" noChangeAspect="1"/>
                     </pic:cNvPicPr>
@@ -20572,7 +20572,7 @@
                   <pic:spPr bwMode="auto">
                     <a:xfrm>
                       <a:off x="0" y="0"/>
-                      <a:ext cx="3240000" cy="3329379"/>
+                      <a:ext cx="2667000" cy="2740572"/>
                     </a:xfrm>
                     <a:prstGeom prst="rect">
                       <a:avLst/>
@@ -21043,14 +21043,14 @@
         </w:rPr>
         <w:drawing>
           <wp:inline>
-            <wp:extent cx="2520000" cy="4963118"/>
+            <wp:extent cx="2520000" cy="4963117"/>
             <wp:effectExtent b="0" l="0" r="0" t="0"/>
             <wp:docPr descr="" title="" id="94" name="Picture"/>
             <a:graphic>
               <a:graphicData uri="http://schemas.openxmlformats.org/drawingml/2006/picture">
                 <pic:pic>
                   <pic:nvPicPr>
-                    <pic:cNvPr descr="06-外部资料导入/原子结构讲义/第八讲原子结构（三）_images/ca9040f61f053984faa985d9a7a5940cf7c5117bce48642a8fae601f35934206.jpg" id="95" name="Picture"/>
+                    <pic:cNvPr descr="ca9040f61f053984faa985d9a7a5940cf7c5117bce48642a8fae601f35934206.jpg" id="95" name="Picture"/>
                     <pic:cNvPicPr>
                       <a:picLocks noChangeArrowheads="1" noChangeAspect="1"/>
                     </pic:cNvPicPr>
@@ -21064,7 +21064,7 @@
                   <pic:spPr bwMode="auto">
                     <a:xfrm>
                       <a:off x="0" y="0"/>
-                      <a:ext cx="2520000" cy="4963118"/>
+                      <a:ext cx="2520000" cy="4963117"/>
                     </a:xfrm>
                     <a:prstGeom prst="rect">
                       <a:avLst/>
@@ -21095,14 +21095,14 @@
         </w:rPr>
         <w:drawing>
           <wp:inline>
-            <wp:extent cx="2520000" cy="3849815"/>
+            <wp:extent cx="2520000" cy="3849814"/>
             <wp:effectExtent b="0" l="0" r="0" t="0"/>
             <wp:docPr descr="" title="" id="97" name="Picture"/>
             <a:graphic>
               <a:graphicData uri="http://schemas.openxmlformats.org/drawingml/2006/picture">
                 <pic:pic>
                   <pic:nvPicPr>
-                    <pic:cNvPr descr="06-外部资料导入/原子结构讲义/第八讲原子结构（三）_images/351036a67e84055ab9224866767d82e18877caa8dac33aa06ad7576108c6ab78.jpg" id="98" name="Picture"/>
+                    <pic:cNvPr descr="351036a67e84055ab9224866767d82e18877caa8dac33aa06ad7576108c6ab78.jpg" id="98" name="Picture"/>
                     <pic:cNvPicPr>
                       <a:picLocks noChangeArrowheads="1" noChangeAspect="1"/>
                     </pic:cNvPicPr>
@@ -21116,7 +21116,7 @@
                   <pic:spPr bwMode="auto">
                     <a:xfrm>
                       <a:off x="0" y="0"/>
-                      <a:ext cx="2520000" cy="3849815"/>
+                      <a:ext cx="2520000" cy="3849814"/>
                     </a:xfrm>
                     <a:prstGeom prst="rect">
                       <a:avLst/>
@@ -21147,14 +21147,14 @@
         </w:rPr>
         <w:drawing>
           <wp:inline>
-            <wp:extent cx="3240000" cy="3916408"/>
+            <wp:extent cx="2667000" cy="3223784"/>
             <wp:effectExtent b="0" l="0" r="0" t="0"/>
             <wp:docPr descr="" title="" id="100" name="Picture"/>
             <a:graphic>
               <a:graphicData uri="http://schemas.openxmlformats.org/drawingml/2006/picture">
                 <pic:pic>
                   <pic:nvPicPr>
-                    <pic:cNvPr descr="06-外部资料导入/原子结构讲义/第八讲原子结构（三）_images/33aeaef8f074054933577cf0db4799005d91ca956b0f165b7258f2ae6fed2e87.jpg" id="101" name="Picture"/>
+                    <pic:cNvPr descr="33aeaef8f074054933577cf0db4799005d91ca956b0f165b7258f2ae6fed2e87.jpg" id="101" name="Picture"/>
                     <pic:cNvPicPr>
                       <a:picLocks noChangeArrowheads="1" noChangeAspect="1"/>
                     </pic:cNvPicPr>
@@ -21168,7 +21168,7 @@
                   <pic:spPr bwMode="auto">
                     <a:xfrm>
                       <a:off x="0" y="0"/>
-                      <a:ext cx="3240000" cy="3916408"/>
+                      <a:ext cx="2667000" cy="3223784"/>
                     </a:xfrm>
                     <a:prstGeom prst="rect">
                       <a:avLst/>
@@ -21868,14 +21868,14 @@
         </w:rPr>
         <w:drawing>
           <wp:inline>
-            <wp:extent cx="3240000" cy="4350967"/>
+            <wp:extent cx="2667000" cy="3581491"/>
             <wp:effectExtent b="0" l="0" r="0" t="0"/>
             <wp:docPr descr="" title="" id="103" name="Picture"/>
             <a:graphic>
               <a:graphicData uri="http://schemas.openxmlformats.org/drawingml/2006/picture">
                 <pic:pic>
                   <pic:nvPicPr>
-                    <pic:cNvPr descr="06-外部资料导入/原子结构讲义/第八讲原子结构（三）_images/c2468f88486ca23a97a7b905cc7e9547d2925cd2b4c80b9a688fdcb812ac14a3.jpg" id="104" name="Picture"/>
+                    <pic:cNvPr descr="c2468f88486ca23a97a7b905cc7e9547d2925cd2b4c80b9a688fdcb812ac14a3.jpg" id="104" name="Picture"/>
                     <pic:cNvPicPr>
                       <a:picLocks noChangeArrowheads="1" noChangeAspect="1"/>
                     </pic:cNvPicPr>
@@ -21889,7 +21889,7 @@
                   <pic:spPr bwMode="auto">
                     <a:xfrm>
                       <a:off x="0" y="0"/>
-                      <a:ext cx="3240000" cy="4350967"/>
+                      <a:ext cx="2667000" cy="3581491"/>
                     </a:xfrm>
                     <a:prstGeom prst="rect">
                       <a:avLst/>
@@ -23621,14 +23621,14 @@
         </w:rPr>
         <w:drawing>
           <wp:inline>
-            <wp:extent cx="3240000" cy="3110400"/>
+            <wp:extent cx="2667000" cy="2560320"/>
             <wp:effectExtent b="0" l="0" r="0" t="0"/>
             <wp:docPr descr="" title="" id="108" name="Picture"/>
             <a:graphic>
               <a:graphicData uri="http://schemas.openxmlformats.org/drawingml/2006/picture">
                 <pic:pic>
                   <pic:nvPicPr>
-                    <pic:cNvPr descr="06-外部资料导入/原子结构讲义/第八讲原子结构（三）_images/96cb1aaa12721f8b537b0d27534e43a81a68633bdd007579daaaefe75962e61c.jpg" id="109" name="Picture"/>
+                    <pic:cNvPr descr="96cb1aaa12721f8b537b0d27534e43a81a68633bdd007579daaaefe75962e61c.jpg" id="109" name="Picture"/>
                     <pic:cNvPicPr>
                       <a:picLocks noChangeArrowheads="1" noChangeAspect="1"/>
                     </pic:cNvPicPr>
@@ -23642,7 +23642,7 @@
                   <pic:spPr bwMode="auto">
                     <a:xfrm>
                       <a:off x="0" y="0"/>
-                      <a:ext cx="3240000" cy="3110400"/>
+                      <a:ext cx="2667000" cy="2560320"/>
                     </a:xfrm>
                     <a:prstGeom prst="rect">
                       <a:avLst/>
@@ -26805,14 +26805,14 @@
         </w:rPr>
         <w:drawing>
           <wp:inline>
-            <wp:extent cx="3600000" cy="1596330"/>
+            <wp:extent cx="2667000" cy="1182614"/>
             <wp:effectExtent b="0" l="0" r="0" t="0"/>
             <wp:docPr descr="" title="" id="113" name="Picture"/>
             <a:graphic>
               <a:graphicData uri="http://schemas.openxmlformats.org/drawingml/2006/picture">
                 <pic:pic>
                   <pic:nvPicPr>
-                    <pic:cNvPr descr="06-外部资料导入/原子结构讲义/第八讲原子结构（三）_images/3300aec8915cd8290a37ea226776ee40f3d17e44715c1354549e372e24d91747.jpg" id="114" name="Picture"/>
+                    <pic:cNvPr descr="3300aec8915cd8290a37ea226776ee40f3d17e44715c1354549e372e24d91747.jpg" id="114" name="Picture"/>
                     <pic:cNvPicPr>
                       <a:picLocks noChangeArrowheads="1" noChangeAspect="1"/>
                     </pic:cNvPicPr>
@@ -26826,7 +26826,7 @@
                   <pic:spPr bwMode="auto">
                     <a:xfrm>
                       <a:off x="0" y="0"/>
-                      <a:ext cx="3600000" cy="1596330"/>
+                      <a:ext cx="2667000" cy="1182614"/>
                     </a:xfrm>
                     <a:prstGeom prst="rect">
                       <a:avLst/>
@@ -26869,14 +26869,14 @@
         </w:rPr>
         <w:drawing>
           <wp:inline>
-            <wp:extent cx="3600000" cy="2341258"/>
+            <wp:extent cx="2667000" cy="1734482"/>
             <wp:effectExtent b="0" l="0" r="0" t="0"/>
             <wp:docPr descr="" title="" id="116" name="Picture"/>
             <a:graphic>
               <a:graphicData uri="http://schemas.openxmlformats.org/drawingml/2006/picture">
                 <pic:pic>
                   <pic:nvPicPr>
-                    <pic:cNvPr descr="06-外部资料导入/原子结构讲义/第八讲原子结构（三）_images/5bbbec3e3eff5c12701862141c53ac11e08d243141abacadfb51340fd0193440.jpg" id="117" name="Picture"/>
+                    <pic:cNvPr descr="5bbbec3e3eff5c12701862141c53ac11e08d243141abacadfb51340fd0193440.jpg" id="117" name="Picture"/>
                     <pic:cNvPicPr>
                       <a:picLocks noChangeArrowheads="1" noChangeAspect="1"/>
                     </pic:cNvPicPr>
@@ -26890,7 +26890,7 @@
                   <pic:spPr bwMode="auto">
                     <a:xfrm>
                       <a:off x="0" y="0"/>
-                      <a:ext cx="3600000" cy="2341258"/>
+                      <a:ext cx="2667000" cy="1734482"/>
                     </a:xfrm>
                     <a:prstGeom prst="rect">
                       <a:avLst/>
@@ -27770,14 +27770,14 @@
         </w:rPr>
         <w:drawing>
           <wp:inline>
-            <wp:extent cx="3600000" cy="2420960"/>
+            <wp:extent cx="2667000" cy="1793528"/>
             <wp:effectExtent b="0" l="0" r="0" t="0"/>
             <wp:docPr descr="" title="" id="121" name="Picture"/>
             <a:graphic>
               <a:graphicData uri="http://schemas.openxmlformats.org/drawingml/2006/picture">
                 <pic:pic>
                   <pic:nvPicPr>
-                    <pic:cNvPr descr="06-外部资料导入/原子结构讲义/第八讲原子结构（三）_images/24a30edc298e3f645eb4982b7f0e535799f2b6d5b24338e9181d839e9c13f41b.jpg" id="122" name="Picture"/>
+                    <pic:cNvPr descr="24a30edc298e3f645eb4982b7f0e535799f2b6d5b24338e9181d839e9c13f41b.jpg" id="122" name="Picture"/>
                     <pic:cNvPicPr>
                       <a:picLocks noChangeArrowheads="1" noChangeAspect="1"/>
                     </pic:cNvPicPr>
@@ -27791,7 +27791,7 @@
                   <pic:spPr bwMode="auto">
                     <a:xfrm>
                       <a:off x="0" y="0"/>
-                      <a:ext cx="3600000" cy="2420960"/>
+                      <a:ext cx="2667000" cy="1793528"/>
                     </a:xfrm>
                     <a:prstGeom prst="rect">
                       <a:avLst/>

--- a/06-学生侧材料/讲义/2-结构化学/第八讲原子结构（三）-超级充实融合版.docx
+++ b/06-学生侧材料/讲义/2-结构化学/第八讲原子结构（三）-超级充实融合版.docx
@@ -930,11 +930,11 @@
         </w:tblBorders>
       </w:tblPr>
       <w:tblGrid>
-        <w:gridCol w:w="1584"/>
-        <w:gridCol w:w="1584"/>
-        <w:gridCol w:w="1584"/>
-        <w:gridCol w:w="1584"/>
-        <w:gridCol w:w="1584"/>
+        <w:gridCol w:w="1716"/>
+        <w:gridCol w:w="1122"/>
+        <w:gridCol w:w="1650"/>
+        <w:gridCol w:w="1650"/>
+        <w:gridCol w:w="1782"/>
       </w:tblGrid>
       <w:tr>
         <w:trPr>

--- a/06-学生侧材料/讲义/2-结构化学/第八讲原子结构（三）-超级充实融合版.docx
+++ b/06-学生侧材料/讲义/2-结构化学/第八讲原子结构（三）-超级充实融合版.docx
@@ -44051,8 +44051,7 @@
     <w:tbl>
       <w:tblPr>
         <w:tblStyle w:val="Table"/>
-        <w:tblW w:type="pct" w:w="5000"/>
-        <w:tblLayout w:type="fixed"/>
+        <w:tblW w:type="auto" w:w="0"/>
         <w:tblLook w:firstRow="1" w:lastRow="0" w:firstColumn="0" w:lastColumn="0" w:noHBand="0" w:noVBand="0" w:val="0020"/>
         <w:jc w:val="center"/>
         <w:tblBorders>
@@ -44065,17 +44064,10 @@
         </w:tblBorders>
       </w:tblPr>
       <w:tblGrid>
-        <w:gridCol w:w="719"/>
-        <w:gridCol w:w="719"/>
-        <w:gridCol w:w="719"/>
-        <w:gridCol w:w="719"/>
-        <w:gridCol w:w="719"/>
-        <w:gridCol w:w="719"/>
-        <w:gridCol w:w="719"/>
-        <w:gridCol w:w="719"/>
-        <w:gridCol w:w="719"/>
-        <w:gridCol w:w="719"/>
-        <w:gridCol w:w="719"/>
+        <w:gridCol w:w="1980"/>
+        <w:gridCol w:w="1980"/>
+        <w:gridCol w:w="1980"/>
+        <w:gridCol w:w="1980"/>
       </w:tblGrid>
       <w:tr>
         <w:trPr>
@@ -44114,10 +44106,10 @@
             </w:pPr>
             <w:r>
               <w:rPr>
-                <w:rFonts w:ascii="Times New Roman" w:hAnsi="Times New Roman" w:eastAsia="Times New Roman" w:cs="Times New Roman"/>
+                <w:rFonts w:hint="eastAsia" w:ascii="Times New Roman" w:hAnsi="Times New Roman" w:eastAsia="SimHei" w:cs="Times New Roman"/>
                 <w:b/>
               </w:rPr>
-              <w:t xml:space="preserve">21</w:t>
+              <w:t xml:space="preserve">符号</w:t>
             </w:r>
           </w:p>
         </w:tc>
@@ -44134,10 +44126,10 @@
             </w:pPr>
             <w:r>
               <w:rPr>
-                <w:rFonts w:ascii="Times New Roman" w:hAnsi="Times New Roman" w:eastAsia="Times New Roman" w:cs="Times New Roman"/>
+                <w:rFonts w:hint="eastAsia" w:ascii="Times New Roman" w:hAnsi="Times New Roman" w:eastAsia="SimHei" w:cs="Times New Roman"/>
                 <w:b/>
               </w:rPr>
-              <w:t xml:space="preserve">22</w:t>
+              <w:t xml:space="preserve">名称</w:t>
             </w:r>
           </w:p>
         </w:tc>
@@ -44154,150 +44146,10 @@
             </w:pPr>
             <w:r>
               <w:rPr>
-                <w:rFonts w:ascii="Times New Roman" w:hAnsi="Times New Roman" w:eastAsia="Times New Roman" w:cs="Times New Roman"/>
+                <w:rFonts w:hint="eastAsia" w:ascii="Times New Roman" w:hAnsi="Times New Roman" w:eastAsia="SimHei" w:cs="Times New Roman"/>
                 <w:b/>
               </w:rPr>
-              <w:t xml:space="preserve">23</w:t>
-            </w:r>
-          </w:p>
-        </w:tc>
-        <w:tc>
-          <w:tcPr>
-            <w:tcBorders>
-              <w:bottom w:val="single" w:sz="6" w:space="0" w:color="333333"/>
-            </w:tcBorders>
-          </w:tcPr>
-          <w:p>
-            <w:pPr>
-              <w:pStyle w:val="Compact"/>
-              <w:jc w:val="center"/>
-            </w:pPr>
-            <w:r>
-              <w:rPr>
-                <w:rFonts w:ascii="Times New Roman" w:hAnsi="Times New Roman" w:eastAsia="Times New Roman" w:cs="Times New Roman"/>
-                <w:b/>
-              </w:rPr>
-              <w:t xml:space="preserve">24</w:t>
-            </w:r>
-          </w:p>
-        </w:tc>
-        <w:tc>
-          <w:tcPr>
-            <w:tcBorders>
-              <w:bottom w:val="single" w:sz="6" w:space="0" w:color="333333"/>
-            </w:tcBorders>
-          </w:tcPr>
-          <w:p>
-            <w:pPr>
-              <w:pStyle w:val="Compact"/>
-              <w:jc w:val="center"/>
-            </w:pPr>
-            <w:r>
-              <w:rPr>
-                <w:rFonts w:ascii="Times New Roman" w:hAnsi="Times New Roman" w:eastAsia="Times New Roman" w:cs="Times New Roman"/>
-                <w:b/>
-              </w:rPr>
-              <w:t xml:space="preserve">25</w:t>
-            </w:r>
-          </w:p>
-        </w:tc>
-        <w:tc>
-          <w:tcPr>
-            <w:tcBorders>
-              <w:bottom w:val="single" w:sz="6" w:space="0" w:color="333333"/>
-            </w:tcBorders>
-          </w:tcPr>
-          <w:p>
-            <w:pPr>
-              <w:pStyle w:val="Compact"/>
-              <w:jc w:val="center"/>
-            </w:pPr>
-            <w:r>
-              <w:rPr>
-                <w:rFonts w:ascii="Times New Roman" w:hAnsi="Times New Roman" w:eastAsia="Times New Roman" w:cs="Times New Roman"/>
-                <w:b/>
-              </w:rPr>
-              <w:t xml:space="preserve">26</w:t>
-            </w:r>
-          </w:p>
-        </w:tc>
-        <w:tc>
-          <w:tcPr>
-            <w:tcBorders>
-              <w:bottom w:val="single" w:sz="6" w:space="0" w:color="333333"/>
-            </w:tcBorders>
-          </w:tcPr>
-          <w:p>
-            <w:pPr>
-              <w:pStyle w:val="Compact"/>
-              <w:jc w:val="center"/>
-            </w:pPr>
-            <w:r>
-              <w:rPr>
-                <w:rFonts w:ascii="Times New Roman" w:hAnsi="Times New Roman" w:eastAsia="Times New Roman" w:cs="Times New Roman"/>
-                <w:b/>
-              </w:rPr>
-              <w:t xml:space="preserve">27</w:t>
-            </w:r>
-          </w:p>
-        </w:tc>
-        <w:tc>
-          <w:tcPr>
-            <w:tcBorders>
-              <w:bottom w:val="single" w:sz="6" w:space="0" w:color="333333"/>
-            </w:tcBorders>
-          </w:tcPr>
-          <w:p>
-            <w:pPr>
-              <w:pStyle w:val="Compact"/>
-              <w:jc w:val="center"/>
-            </w:pPr>
-            <w:r>
-              <w:rPr>
-                <w:rFonts w:ascii="Times New Roman" w:hAnsi="Times New Roman" w:eastAsia="Times New Roman" w:cs="Times New Roman"/>
-                <w:b/>
-              </w:rPr>
-              <w:t xml:space="preserve">28</w:t>
-            </w:r>
-          </w:p>
-        </w:tc>
-        <w:tc>
-          <w:tcPr>
-            <w:tcBorders>
-              <w:bottom w:val="single" w:sz="6" w:space="0" w:color="333333"/>
-            </w:tcBorders>
-          </w:tcPr>
-          <w:p>
-            <w:pPr>
-              <w:pStyle w:val="Compact"/>
-              <w:jc w:val="center"/>
-            </w:pPr>
-            <w:r>
-              <w:rPr>
-                <w:rFonts w:ascii="Times New Roman" w:hAnsi="Times New Roman" w:eastAsia="Times New Roman" w:cs="Times New Roman"/>
-                <w:b/>
-              </w:rPr>
-              <w:t xml:space="preserve">29</w:t>
-            </w:r>
-          </w:p>
-        </w:tc>
-        <w:tc>
-          <w:tcPr>
-            <w:tcBorders>
-              <w:bottom w:val="single" w:sz="6" w:space="0" w:color="333333"/>
-            </w:tcBorders>
-          </w:tcPr>
-          <w:p>
-            <w:pPr>
-              <w:pStyle w:val="Compact"/>
-              <w:jc w:val="center"/>
-            </w:pPr>
-            <w:r>
-              <w:rPr>
-                <w:rFonts w:ascii="Times New Roman" w:hAnsi="Times New Roman" w:eastAsia="Times New Roman" w:cs="Times New Roman"/>
-                <w:b/>
-              </w:rPr>
-              <w:t xml:space="preserve">30</w:t>
+              <w:t xml:space="preserve">价电子</w:t>
             </w:r>
           </w:p>
         </w:tc>
@@ -44312,159 +44164,74 @@
             </w:pPr>
             <w:r>
               <w:rPr>
+                <w:rFonts w:ascii="Times New Roman" w:hAnsi="Times New Roman" w:eastAsia="Times New Roman" w:cs="Times New Roman"/>
+              </w:rPr>
+              <w:t xml:space="preserve">21</w:t>
+            </w:r>
+          </w:p>
+        </w:tc>
+        <w:tc>
+          <w:tcPr/>
+          <w:p>
+            <w:pPr>
+              <w:pStyle w:val="Compact"/>
+              <w:jc w:val="center"/>
+            </w:pPr>
+            <w:r>
+              <w:rPr>
+                <w:rFonts w:ascii="Times New Roman" w:hAnsi="Times New Roman" w:eastAsia="Times New Roman" w:cs="Times New Roman"/>
+              </w:rPr>
+              <w:t xml:space="preserve">Sc</w:t>
+            </w:r>
+          </w:p>
+        </w:tc>
+        <w:tc>
+          <w:tcPr/>
+          <w:p>
+            <w:pPr>
+              <w:pStyle w:val="Compact"/>
+              <w:jc w:val="center"/>
+            </w:pPr>
+            <w:r>
+              <w:rPr>
                 <w:rFonts w:hint="eastAsia" w:ascii="Times New Roman" w:hAnsi="Times New Roman" w:eastAsia="FangSong" w:cs="Times New Roman"/>
               </w:rPr>
-              <w:t xml:space="preserve">符号</w:t>
-            </w:r>
-          </w:p>
-        </w:tc>
-        <w:tc>
-          <w:tcPr/>
-          <w:p>
-            <w:pPr>
-              <w:pStyle w:val="Compact"/>
-              <w:jc w:val="center"/>
-            </w:pPr>
-            <w:r>
-              <w:rPr>
-                <w:rFonts w:ascii="Times New Roman" w:hAnsi="Times New Roman" w:eastAsia="Times New Roman" w:cs="Times New Roman"/>
-              </w:rPr>
-              <w:t xml:space="preserve">Sc</w:t>
-            </w:r>
-          </w:p>
-        </w:tc>
-        <w:tc>
-          <w:tcPr/>
-          <w:p>
-            <w:pPr>
-              <w:pStyle w:val="Compact"/>
-              <w:jc w:val="center"/>
-            </w:pPr>
-            <w:r>
-              <w:rPr>
-                <w:rFonts w:ascii="Times New Roman" w:hAnsi="Times New Roman" w:eastAsia="Times New Roman" w:cs="Times New Roman"/>
-              </w:rPr>
-              <w:t xml:space="preserve">Ti</w:t>
-            </w:r>
-          </w:p>
-        </w:tc>
-        <w:tc>
-          <w:tcPr/>
-          <w:p>
-            <w:pPr>
-              <w:pStyle w:val="Compact"/>
-              <w:jc w:val="center"/>
-            </w:pPr>
-            <w:r>
-              <w:rPr>
-                <w:rFonts w:ascii="Times New Roman" w:hAnsi="Times New Roman" w:eastAsia="Times New Roman" w:cs="Times New Roman"/>
-              </w:rPr>
-              <w:t xml:space="preserve">V</w:t>
-            </w:r>
-          </w:p>
-        </w:tc>
-        <w:tc>
-          <w:tcPr/>
-          <w:p>
-            <w:pPr>
-              <w:pStyle w:val="Compact"/>
-              <w:jc w:val="center"/>
-            </w:pPr>
-            <w:r>
-              <w:rPr>
-                <w:rFonts w:ascii="Times New Roman" w:hAnsi="Times New Roman" w:eastAsia="Times New Roman" w:cs="Times New Roman"/>
-              </w:rPr>
-              <w:t xml:space="preserve">Cr</w:t>
-            </w:r>
-          </w:p>
-        </w:tc>
-        <w:tc>
-          <w:tcPr/>
-          <w:p>
-            <w:pPr>
-              <w:pStyle w:val="Compact"/>
-              <w:jc w:val="center"/>
-            </w:pPr>
-            <w:r>
-              <w:rPr>
-                <w:rFonts w:ascii="Times New Roman" w:hAnsi="Times New Roman" w:eastAsia="Times New Roman" w:cs="Times New Roman"/>
-              </w:rPr>
-              <w:t xml:space="preserve">Mn</w:t>
-            </w:r>
-          </w:p>
-        </w:tc>
-        <w:tc>
-          <w:tcPr/>
-          <w:p>
-            <w:pPr>
-              <w:pStyle w:val="Compact"/>
-              <w:jc w:val="center"/>
-            </w:pPr>
-            <w:r>
-              <w:rPr>
-                <w:rFonts w:ascii="Times New Roman" w:hAnsi="Times New Roman" w:eastAsia="Times New Roman" w:cs="Times New Roman"/>
-              </w:rPr>
-              <w:t xml:space="preserve">Fe</w:t>
-            </w:r>
-          </w:p>
-        </w:tc>
-        <w:tc>
-          <w:tcPr/>
-          <w:p>
-            <w:pPr>
-              <w:pStyle w:val="Compact"/>
-              <w:jc w:val="center"/>
-            </w:pPr>
-            <w:r>
-              <w:rPr>
-                <w:rFonts w:ascii="Times New Roman" w:hAnsi="Times New Roman" w:eastAsia="Times New Roman" w:cs="Times New Roman"/>
-              </w:rPr>
-              <w:t xml:space="preserve">Co</w:t>
-            </w:r>
-          </w:p>
-        </w:tc>
-        <w:tc>
-          <w:tcPr/>
-          <w:p>
-            <w:pPr>
-              <w:pStyle w:val="Compact"/>
-              <w:jc w:val="center"/>
-            </w:pPr>
-            <w:r>
-              <w:rPr>
-                <w:rFonts w:ascii="Times New Roman" w:hAnsi="Times New Roman" w:eastAsia="Times New Roman" w:cs="Times New Roman"/>
-              </w:rPr>
-              <w:t xml:space="preserve">Ni</w:t>
-            </w:r>
-          </w:p>
-        </w:tc>
-        <w:tc>
-          <w:tcPr/>
-          <w:p>
-            <w:pPr>
-              <w:pStyle w:val="Compact"/>
-              <w:jc w:val="center"/>
-            </w:pPr>
-            <w:r>
-              <w:rPr>
-                <w:rFonts w:ascii="Times New Roman" w:hAnsi="Times New Roman" w:eastAsia="Times New Roman" w:cs="Times New Roman"/>
-              </w:rPr>
-              <w:t xml:space="preserve">Cu</w:t>
-            </w:r>
-          </w:p>
-        </w:tc>
-        <w:tc>
-          <w:tcPr/>
-          <w:p>
-            <w:pPr>
-              <w:pStyle w:val="Compact"/>
-              <w:jc w:val="center"/>
-            </w:pPr>
-            <w:r>
-              <w:rPr>
-                <w:rFonts w:ascii="Times New Roman" w:hAnsi="Times New Roman" w:eastAsia="Times New Roman" w:cs="Times New Roman"/>
-              </w:rPr>
-              <w:t xml:space="preserve">Zn</w:t>
+              <w:t xml:space="preserve">钪</w:t>
+            </w:r>
+          </w:p>
+        </w:tc>
+        <w:tc>
+          <w:tcPr/>
+          <w:p>
+            <w:pPr>
+              <w:pStyle w:val="Compact"/>
+              <w:jc w:val="center"/>
+            </w:pPr>
+            <w:r>
+              <w:rPr>
+                <w:rFonts w:ascii="Times New Roman" w:hAnsi="Times New Roman" w:eastAsia="Times New Roman" w:cs="Times New Roman"/>
+              </w:rPr>
+              <w:t>3d</w:t>
+            </w:r>
+            <w:r>
+              <w:rPr>
+                <w:rFonts w:ascii="Times New Roman" w:hAnsi="Times New Roman" w:eastAsia="Times New Roman" w:cs="Times New Roman"/>
+                <w:vertAlign w:val="superscript"/>
+              </w:rPr>
+              <w:t>1</w:t>
+            </w:r>
+            <w:r>
+              <w:rPr>
+                <w:rFonts w:ascii="Times New Roman" w:hAnsi="Times New Roman" w:eastAsia="Times New Roman" w:cs="Times New Roman"/>
+              </w:rPr>
+              <w:t>4s</w:t>
+            </w:r>
+            <w:r>
+              <w:rPr>
+                <w:rFonts w:ascii="Times New Roman" w:hAnsi="Times New Roman" w:eastAsia="Times New Roman" w:cs="Times New Roman"/>
+                <w:vertAlign w:val="superscript"/>
+              </w:rPr>
+              <w:t>2</w:t>
             </w:r>
           </w:p>
         </w:tc>
@@ -44479,38 +44246,38 @@
             </w:pPr>
             <w:r>
               <w:rPr>
+                <w:rFonts w:ascii="Times New Roman" w:hAnsi="Times New Roman" w:eastAsia="Times New Roman" w:cs="Times New Roman"/>
+              </w:rPr>
+              <w:t xml:space="preserve">22</w:t>
+            </w:r>
+          </w:p>
+        </w:tc>
+        <w:tc>
+          <w:tcPr/>
+          <w:p>
+            <w:pPr>
+              <w:pStyle w:val="Compact"/>
+              <w:jc w:val="center"/>
+            </w:pPr>
+            <w:r>
+              <w:rPr>
+                <w:rFonts w:ascii="Times New Roman" w:hAnsi="Times New Roman" w:eastAsia="Times New Roman" w:cs="Times New Roman"/>
+              </w:rPr>
+              <w:t xml:space="preserve">Ti</w:t>
+            </w:r>
+          </w:p>
+        </w:tc>
+        <w:tc>
+          <w:tcPr/>
+          <w:p>
+            <w:pPr>
+              <w:pStyle w:val="Compact"/>
+              <w:jc w:val="center"/>
+            </w:pPr>
+            <w:r>
+              <w:rPr>
                 <w:rFonts w:hint="eastAsia" w:ascii="Times New Roman" w:hAnsi="Times New Roman" w:eastAsia="FangSong" w:cs="Times New Roman"/>
               </w:rPr>
-              <w:t xml:space="preserve">名称</w:t>
-            </w:r>
-          </w:p>
-        </w:tc>
-        <w:tc>
-          <w:tcPr/>
-          <w:p>
-            <w:pPr>
-              <w:pStyle w:val="Compact"/>
-              <w:jc w:val="center"/>
-            </w:pPr>
-            <w:r>
-              <w:rPr>
-                <w:rFonts w:hint="eastAsia" w:ascii="Times New Roman" w:hAnsi="Times New Roman" w:eastAsia="FangSong" w:cs="Times New Roman"/>
-              </w:rPr>
-              <w:t xml:space="preserve">钪</w:t>
-            </w:r>
-          </w:p>
-        </w:tc>
-        <w:tc>
-          <w:tcPr/>
-          <w:p>
-            <w:pPr>
-              <w:pStyle w:val="Compact"/>
-              <w:jc w:val="center"/>
-            </w:pPr>
-            <w:r>
-              <w:rPr>
-                <w:rFonts w:hint="eastAsia" w:ascii="Times New Roman" w:hAnsi="Times New Roman" w:eastAsia="FangSong" w:cs="Times New Roman"/>
-              </w:rPr>
               <w:t xml:space="preserve">钛</w:t>
             </w:r>
           </w:p>
@@ -44524,114 +44291,29 @@
             </w:pPr>
             <w:r>
               <w:rPr>
-                <w:rFonts w:hint="eastAsia" w:ascii="Times New Roman" w:hAnsi="Times New Roman" w:eastAsia="FangSong" w:cs="Times New Roman"/>
-              </w:rPr>
-              <w:t xml:space="preserve">钒</w:t>
-            </w:r>
-          </w:p>
-        </w:tc>
-        <w:tc>
-          <w:tcPr/>
-          <w:p>
-            <w:pPr>
-              <w:pStyle w:val="Compact"/>
-              <w:jc w:val="center"/>
-            </w:pPr>
-            <w:r>
-              <w:rPr>
-                <w:rFonts w:hint="eastAsia" w:ascii="Times New Roman" w:hAnsi="Times New Roman" w:eastAsia="FangSong" w:cs="Times New Roman"/>
-              </w:rPr>
-              <w:t xml:space="preserve">铬</w:t>
-            </w:r>
-          </w:p>
-        </w:tc>
-        <w:tc>
-          <w:tcPr/>
-          <w:p>
-            <w:pPr>
-              <w:pStyle w:val="Compact"/>
-              <w:jc w:val="center"/>
-            </w:pPr>
-            <w:r>
-              <w:rPr>
-                <w:rFonts w:hint="eastAsia" w:ascii="Times New Roman" w:hAnsi="Times New Roman" w:eastAsia="FangSong" w:cs="Times New Roman"/>
-              </w:rPr>
-              <w:t xml:space="preserve">锰</w:t>
-            </w:r>
-          </w:p>
-        </w:tc>
-        <w:tc>
-          <w:tcPr/>
-          <w:p>
-            <w:pPr>
-              <w:pStyle w:val="Compact"/>
-              <w:jc w:val="center"/>
-            </w:pPr>
-            <w:r>
-              <w:rPr>
-                <w:rFonts w:hint="eastAsia" w:ascii="Times New Roman" w:hAnsi="Times New Roman" w:eastAsia="FangSong" w:cs="Times New Roman"/>
-              </w:rPr>
-              <w:t xml:space="preserve">铁</w:t>
-            </w:r>
-          </w:p>
-        </w:tc>
-        <w:tc>
-          <w:tcPr/>
-          <w:p>
-            <w:pPr>
-              <w:pStyle w:val="Compact"/>
-              <w:jc w:val="center"/>
-            </w:pPr>
-            <w:r>
-              <w:rPr>
-                <w:rFonts w:hint="eastAsia" w:ascii="Times New Roman" w:hAnsi="Times New Roman" w:eastAsia="FangSong" w:cs="Times New Roman"/>
-              </w:rPr>
-              <w:t xml:space="preserve">钴</w:t>
-            </w:r>
-          </w:p>
-        </w:tc>
-        <w:tc>
-          <w:tcPr/>
-          <w:p>
-            <w:pPr>
-              <w:pStyle w:val="Compact"/>
-              <w:jc w:val="center"/>
-            </w:pPr>
-            <w:r>
-              <w:rPr>
-                <w:rFonts w:hint="eastAsia" w:ascii="Times New Roman" w:hAnsi="Times New Roman" w:eastAsia="FangSong" w:cs="Times New Roman"/>
-              </w:rPr>
-              <w:t xml:space="preserve">镍</w:t>
-            </w:r>
-          </w:p>
-        </w:tc>
-        <w:tc>
-          <w:tcPr/>
-          <w:p>
-            <w:pPr>
-              <w:pStyle w:val="Compact"/>
-              <w:jc w:val="center"/>
-            </w:pPr>
-            <w:r>
-              <w:rPr>
-                <w:rFonts w:hint="eastAsia" w:ascii="Times New Roman" w:hAnsi="Times New Roman" w:eastAsia="FangSong" w:cs="Times New Roman"/>
-              </w:rPr>
-              <w:t xml:space="preserve">铜</w:t>
-            </w:r>
-          </w:p>
-        </w:tc>
-        <w:tc>
-          <w:tcPr/>
-          <w:p>
-            <w:pPr>
-              <w:pStyle w:val="Compact"/>
-              <w:jc w:val="center"/>
-            </w:pPr>
-            <w:r>
-              <w:rPr>
-                <w:rFonts w:hint="eastAsia" w:ascii="Times New Roman" w:hAnsi="Times New Roman" w:eastAsia="FangSong" w:cs="Times New Roman"/>
-              </w:rPr>
-              <w:t xml:space="preserve">锌</w:t>
+                <w:rFonts w:ascii="Times New Roman" w:hAnsi="Times New Roman" w:eastAsia="Times New Roman" w:cs="Times New Roman"/>
+              </w:rPr>
+              <w:t>3d</w:t>
+            </w:r>
+            <w:r>
+              <w:rPr>
+                <w:rFonts w:ascii="Times New Roman" w:hAnsi="Times New Roman" w:eastAsia="Times New Roman" w:cs="Times New Roman"/>
+                <w:vertAlign w:val="superscript"/>
+              </w:rPr>
+              <w:t>2</w:t>
+            </w:r>
+            <w:r>
+              <w:rPr>
+                <w:rFonts w:ascii="Times New Roman" w:hAnsi="Times New Roman" w:eastAsia="Times New Roman" w:cs="Times New Roman"/>
+              </w:rPr>
+              <w:t>4s</w:t>
+            </w:r>
+            <w:r>
+              <w:rPr>
+                <w:rFonts w:ascii="Times New Roman" w:hAnsi="Times New Roman" w:eastAsia="Times New Roman" w:cs="Times New Roman"/>
+                <w:vertAlign w:val="superscript"/>
+              </w:rPr>
+              <w:t>2</w:t>
             </w:r>
           </w:p>
         </w:tc>
@@ -44646,9 +44328,39 @@
             </w:pPr>
             <w:r>
               <w:rPr>
+                <w:rFonts w:ascii="Times New Roman" w:hAnsi="Times New Roman" w:eastAsia="Times New Roman" w:cs="Times New Roman"/>
+              </w:rPr>
+              <w:t xml:space="preserve">23</w:t>
+            </w:r>
+          </w:p>
+        </w:tc>
+        <w:tc>
+          <w:tcPr/>
+          <w:p>
+            <w:pPr>
+              <w:pStyle w:val="Compact"/>
+              <w:jc w:val="center"/>
+            </w:pPr>
+            <w:r>
+              <w:rPr>
+                <w:rFonts w:ascii="Times New Roman" w:hAnsi="Times New Roman" w:eastAsia="Times New Roman" w:cs="Times New Roman"/>
+              </w:rPr>
+              <w:t xml:space="preserve">V</w:t>
+            </w:r>
+          </w:p>
+        </w:tc>
+        <w:tc>
+          <w:tcPr/>
+          <w:p>
+            <w:pPr>
+              <w:pStyle w:val="Compact"/>
+              <w:jc w:val="center"/>
+            </w:pPr>
+            <w:r>
+              <w:rPr>
                 <w:rFonts w:hint="eastAsia" w:ascii="Times New Roman" w:hAnsi="Times New Roman" w:eastAsia="FangSong" w:cs="Times New Roman"/>
               </w:rPr>
-              <w:t xml:space="preserve">价电子</w:t>
+              <w:t xml:space="preserve">钒</w:t>
             </w:r>
           </w:p>
         </w:tc>
@@ -44670,8 +44382,172 @@
                 <w:rFonts w:ascii="Times New Roman" w:hAnsi="Times New Roman" w:eastAsia="Times New Roman" w:cs="Times New Roman"/>
                 <w:vertAlign w:val="superscript"/>
               </w:rPr>
+              <w:t>3</w:t>
+            </w:r>
+            <w:r>
+              <w:rPr>
+                <w:rFonts w:ascii="Times New Roman" w:hAnsi="Times New Roman" w:eastAsia="Times New Roman" w:cs="Times New Roman"/>
+              </w:rPr>
+              <w:t>4s</w:t>
+            </w:r>
+            <w:r>
+              <w:rPr>
+                <w:rFonts w:ascii="Times New Roman" w:hAnsi="Times New Roman" w:eastAsia="Times New Roman" w:cs="Times New Roman"/>
+                <w:vertAlign w:val="superscript"/>
+              </w:rPr>
+              <w:t>2</w:t>
+            </w:r>
+          </w:p>
+        </w:tc>
+      </w:tr>
+      <w:tr>
+        <w:tc>
+          <w:tcPr/>
+          <w:p>
+            <w:pPr>
+              <w:pStyle w:val="Compact"/>
+              <w:jc w:val="center"/>
+            </w:pPr>
+            <w:r>
+              <w:rPr>
+                <w:rFonts w:ascii="Times New Roman" w:hAnsi="Times New Roman" w:eastAsia="Times New Roman" w:cs="Times New Roman"/>
+              </w:rPr>
+              <w:t xml:space="preserve">24</w:t>
+            </w:r>
+          </w:p>
+        </w:tc>
+        <w:tc>
+          <w:tcPr/>
+          <w:p>
+            <w:pPr>
+              <w:pStyle w:val="Compact"/>
+              <w:jc w:val="center"/>
+            </w:pPr>
+            <w:r>
+              <w:rPr>
+                <w:rFonts w:ascii="Times New Roman" w:hAnsi="Times New Roman" w:eastAsia="Times New Roman" w:cs="Times New Roman"/>
+              </w:rPr>
+              <w:t xml:space="preserve">Cr</w:t>
+            </w:r>
+          </w:p>
+        </w:tc>
+        <w:tc>
+          <w:tcPr/>
+          <w:p>
+            <w:pPr>
+              <w:pStyle w:val="Compact"/>
+              <w:jc w:val="center"/>
+            </w:pPr>
+            <w:r>
+              <w:rPr>
+                <w:rFonts w:hint="eastAsia" w:ascii="Times New Roman" w:hAnsi="Times New Roman" w:eastAsia="FangSong" w:cs="Times New Roman"/>
+              </w:rPr>
+              <w:t xml:space="preserve">铬</w:t>
+            </w:r>
+          </w:p>
+        </w:tc>
+        <w:tc>
+          <w:tcPr/>
+          <w:p>
+            <w:pPr>
+              <w:pStyle w:val="Compact"/>
+              <w:jc w:val="center"/>
+            </w:pPr>
+            <w:r>
+              <w:rPr>
+                <w:rFonts w:ascii="Times New Roman" w:hAnsi="Times New Roman" w:eastAsia="Times New Roman" w:cs="Times New Roman"/>
+              </w:rPr>
+              <w:t>3d</w:t>
+            </w:r>
+            <w:r>
+              <w:rPr>
+                <w:rFonts w:ascii="Times New Roman" w:hAnsi="Times New Roman" w:eastAsia="Times New Roman" w:cs="Times New Roman"/>
+                <w:vertAlign w:val="superscript"/>
+              </w:rPr>
+              <w:t>5</w:t>
+            </w:r>
+            <w:r>
+              <w:rPr>
+                <w:rFonts w:ascii="Times New Roman" w:hAnsi="Times New Roman" w:eastAsia="Times New Roman" w:cs="Times New Roman"/>
+              </w:rPr>
+              <w:t>4s</w:t>
+            </w:r>
+            <w:r>
+              <w:rPr>
+                <w:rFonts w:ascii="Times New Roman" w:hAnsi="Times New Roman" w:eastAsia="Times New Roman" w:cs="Times New Roman"/>
+                <w:vertAlign w:val="superscript"/>
+              </w:rPr>
               <w:t>1</w:t>
             </w:r>
+          </w:p>
+        </w:tc>
+      </w:tr>
+      <w:tr>
+        <w:tc>
+          <w:tcPr/>
+          <w:p>
+            <w:pPr>
+              <w:pStyle w:val="Compact"/>
+              <w:jc w:val="center"/>
+            </w:pPr>
+            <w:r>
+              <w:rPr>
+                <w:rFonts w:ascii="Times New Roman" w:hAnsi="Times New Roman" w:eastAsia="Times New Roman" w:cs="Times New Roman"/>
+              </w:rPr>
+              <w:t xml:space="preserve">25</w:t>
+            </w:r>
+          </w:p>
+        </w:tc>
+        <w:tc>
+          <w:tcPr/>
+          <w:p>
+            <w:pPr>
+              <w:pStyle w:val="Compact"/>
+              <w:jc w:val="center"/>
+            </w:pPr>
+            <w:r>
+              <w:rPr>
+                <w:rFonts w:ascii="Times New Roman" w:hAnsi="Times New Roman" w:eastAsia="Times New Roman" w:cs="Times New Roman"/>
+              </w:rPr>
+              <w:t xml:space="preserve">Mn</w:t>
+            </w:r>
+          </w:p>
+        </w:tc>
+        <w:tc>
+          <w:tcPr/>
+          <w:p>
+            <w:pPr>
+              <w:pStyle w:val="Compact"/>
+              <w:jc w:val="center"/>
+            </w:pPr>
+            <w:r>
+              <w:rPr>
+                <w:rFonts w:hint="eastAsia" w:ascii="Times New Roman" w:hAnsi="Times New Roman" w:eastAsia="FangSong" w:cs="Times New Roman"/>
+              </w:rPr>
+              <w:t xml:space="preserve">锰</w:t>
+            </w:r>
+          </w:p>
+        </w:tc>
+        <w:tc>
+          <w:tcPr/>
+          <w:p>
+            <w:pPr>
+              <w:pStyle w:val="Compact"/>
+              <w:jc w:val="center"/>
+            </w:pPr>
+            <w:r>
+              <w:rPr>
+                <w:rFonts w:ascii="Times New Roman" w:hAnsi="Times New Roman" w:eastAsia="Times New Roman" w:cs="Times New Roman"/>
+              </w:rPr>
+              <w:t>3d</w:t>
+            </w:r>
+            <w:r>
+              <w:rPr>
+                <w:rFonts w:ascii="Times New Roman" w:hAnsi="Times New Roman" w:eastAsia="Times New Roman" w:cs="Times New Roman"/>
+                <w:vertAlign w:val="superscript"/>
+              </w:rPr>
+              <w:t>5</w:t>
+            </w:r>
             <w:r>
               <w:rPr>
                 <w:rFonts w:ascii="Times New Roman" w:hAnsi="Times New Roman" w:eastAsia="Times New Roman" w:cs="Times New Roman"/>
@@ -44687,6 +44563,53 @@
             </w:r>
           </w:p>
         </w:tc>
+      </w:tr>
+      <w:tr>
+        <w:tc>
+          <w:tcPr/>
+          <w:p>
+            <w:pPr>
+              <w:pStyle w:val="Compact"/>
+              <w:jc w:val="center"/>
+            </w:pPr>
+            <w:r>
+              <w:rPr>
+                <w:rFonts w:ascii="Times New Roman" w:hAnsi="Times New Roman" w:eastAsia="Times New Roman" w:cs="Times New Roman"/>
+              </w:rPr>
+              <w:t xml:space="preserve">26</w:t>
+            </w:r>
+          </w:p>
+        </w:tc>
+        <w:tc>
+          <w:tcPr/>
+          <w:p>
+            <w:pPr>
+              <w:pStyle w:val="Compact"/>
+              <w:jc w:val="center"/>
+            </w:pPr>
+            <w:r>
+              <w:rPr>
+                <w:rFonts w:ascii="Times New Roman" w:hAnsi="Times New Roman" w:eastAsia="Times New Roman" w:cs="Times New Roman"/>
+              </w:rPr>
+              <w:t xml:space="preserve">Fe</w:t>
+            </w:r>
+          </w:p>
+        </w:tc>
+        <w:tc>
+          <w:tcPr/>
+          <w:p>
+            <w:pPr>
+              <w:pStyle w:val="Compact"/>
+              <w:jc w:val="center"/>
+            </w:pPr>
+            <w:r>
+              <w:rPr>
+                <w:rFonts w:hint="eastAsia" w:ascii="Times New Roman" w:hAnsi="Times New Roman" w:eastAsia="FangSong" w:cs="Times New Roman"/>
+              </w:rPr>
+              <w:t xml:space="preserve">铁</w:t>
+            </w:r>
+          </w:p>
+        </w:tc>
         <w:tc>
           <w:tcPr/>
           <w:p>
@@ -44705,8 +44628,90 @@
                 <w:rFonts w:ascii="Times New Roman" w:hAnsi="Times New Roman" w:eastAsia="Times New Roman" w:cs="Times New Roman"/>
                 <w:vertAlign w:val="superscript"/>
               </w:rPr>
+              <w:t>6</w:t>
+            </w:r>
+            <w:r>
+              <w:rPr>
+                <w:rFonts w:ascii="Times New Roman" w:hAnsi="Times New Roman" w:eastAsia="Times New Roman" w:cs="Times New Roman"/>
+              </w:rPr>
+              <w:t>4s</w:t>
+            </w:r>
+            <w:r>
+              <w:rPr>
+                <w:rFonts w:ascii="Times New Roman" w:hAnsi="Times New Roman" w:eastAsia="Times New Roman" w:cs="Times New Roman"/>
+                <w:vertAlign w:val="superscript"/>
+              </w:rPr>
               <w:t>2</w:t>
             </w:r>
+          </w:p>
+        </w:tc>
+      </w:tr>
+      <w:tr>
+        <w:tc>
+          <w:tcPr/>
+          <w:p>
+            <w:pPr>
+              <w:pStyle w:val="Compact"/>
+              <w:jc w:val="center"/>
+            </w:pPr>
+            <w:r>
+              <w:rPr>
+                <w:rFonts w:ascii="Times New Roman" w:hAnsi="Times New Roman" w:eastAsia="Times New Roman" w:cs="Times New Roman"/>
+              </w:rPr>
+              <w:t xml:space="preserve">27</w:t>
+            </w:r>
+          </w:p>
+        </w:tc>
+        <w:tc>
+          <w:tcPr/>
+          <w:p>
+            <w:pPr>
+              <w:pStyle w:val="Compact"/>
+              <w:jc w:val="center"/>
+            </w:pPr>
+            <w:r>
+              <w:rPr>
+                <w:rFonts w:ascii="Times New Roman" w:hAnsi="Times New Roman" w:eastAsia="Times New Roman" w:cs="Times New Roman"/>
+              </w:rPr>
+              <w:t xml:space="preserve">Co</w:t>
+            </w:r>
+          </w:p>
+        </w:tc>
+        <w:tc>
+          <w:tcPr/>
+          <w:p>
+            <w:pPr>
+              <w:pStyle w:val="Compact"/>
+              <w:jc w:val="center"/>
+            </w:pPr>
+            <w:r>
+              <w:rPr>
+                <w:rFonts w:hint="eastAsia" w:ascii="Times New Roman" w:hAnsi="Times New Roman" w:eastAsia="FangSong" w:cs="Times New Roman"/>
+              </w:rPr>
+              <w:t xml:space="preserve">钴</w:t>
+            </w:r>
+          </w:p>
+        </w:tc>
+        <w:tc>
+          <w:tcPr/>
+          <w:p>
+            <w:pPr>
+              <w:pStyle w:val="Compact"/>
+              <w:jc w:val="center"/>
+            </w:pPr>
+            <w:r>
+              <w:rPr>
+                <w:rFonts w:ascii="Times New Roman" w:hAnsi="Times New Roman" w:eastAsia="Times New Roman" w:cs="Times New Roman"/>
+              </w:rPr>
+              <w:t>3d</w:t>
+            </w:r>
+            <w:r>
+              <w:rPr>
+                <w:rFonts w:ascii="Times New Roman" w:hAnsi="Times New Roman" w:eastAsia="Times New Roman" w:cs="Times New Roman"/>
+                <w:vertAlign w:val="superscript"/>
+              </w:rPr>
+              <w:t>7</w:t>
+            </w:r>
             <w:r>
               <w:rPr>
                 <w:rFonts w:ascii="Times New Roman" w:hAnsi="Times New Roman" w:eastAsia="Times New Roman" w:cs="Times New Roman"/>
@@ -44722,6 +44727,53 @@
             </w:r>
           </w:p>
         </w:tc>
+      </w:tr>
+      <w:tr>
+        <w:tc>
+          <w:tcPr/>
+          <w:p>
+            <w:pPr>
+              <w:pStyle w:val="Compact"/>
+              <w:jc w:val="center"/>
+            </w:pPr>
+            <w:r>
+              <w:rPr>
+                <w:rFonts w:ascii="Times New Roman" w:hAnsi="Times New Roman" w:eastAsia="Times New Roman" w:cs="Times New Roman"/>
+              </w:rPr>
+              <w:t xml:space="preserve">28</w:t>
+            </w:r>
+          </w:p>
+        </w:tc>
+        <w:tc>
+          <w:tcPr/>
+          <w:p>
+            <w:pPr>
+              <w:pStyle w:val="Compact"/>
+              <w:jc w:val="center"/>
+            </w:pPr>
+            <w:r>
+              <w:rPr>
+                <w:rFonts w:ascii="Times New Roman" w:hAnsi="Times New Roman" w:eastAsia="Times New Roman" w:cs="Times New Roman"/>
+              </w:rPr>
+              <w:t xml:space="preserve">Ni</w:t>
+            </w:r>
+          </w:p>
+        </w:tc>
+        <w:tc>
+          <w:tcPr/>
+          <w:p>
+            <w:pPr>
+              <w:pStyle w:val="Compact"/>
+              <w:jc w:val="center"/>
+            </w:pPr>
+            <w:r>
+              <w:rPr>
+                <w:rFonts w:hint="eastAsia" w:ascii="Times New Roman" w:hAnsi="Times New Roman" w:eastAsia="FangSong" w:cs="Times New Roman"/>
+              </w:rPr>
+              <w:t xml:space="preserve">镍</w:t>
+            </w:r>
+          </w:p>
+        </w:tc>
         <w:tc>
           <w:tcPr/>
           <w:p>
@@ -44740,7 +44792,7 @@
                 <w:rFonts w:ascii="Times New Roman" w:hAnsi="Times New Roman" w:eastAsia="Times New Roman" w:cs="Times New Roman"/>
                 <w:vertAlign w:val="superscript"/>
               </w:rPr>
-              <w:t>3</w:t>
+              <w:t>8</w:t>
             </w:r>
             <w:r>
               <w:rPr>
@@ -44757,6 +44809,53 @@
             </w:r>
           </w:p>
         </w:tc>
+      </w:tr>
+      <w:tr>
+        <w:tc>
+          <w:tcPr/>
+          <w:p>
+            <w:pPr>
+              <w:pStyle w:val="Compact"/>
+              <w:jc w:val="center"/>
+            </w:pPr>
+            <w:r>
+              <w:rPr>
+                <w:rFonts w:ascii="Times New Roman" w:hAnsi="Times New Roman" w:eastAsia="Times New Roman" w:cs="Times New Roman"/>
+              </w:rPr>
+              <w:t xml:space="preserve">29</w:t>
+            </w:r>
+          </w:p>
+        </w:tc>
+        <w:tc>
+          <w:tcPr/>
+          <w:p>
+            <w:pPr>
+              <w:pStyle w:val="Compact"/>
+              <w:jc w:val="center"/>
+            </w:pPr>
+            <w:r>
+              <w:rPr>
+                <w:rFonts w:ascii="Times New Roman" w:hAnsi="Times New Roman" w:eastAsia="Times New Roman" w:cs="Times New Roman"/>
+              </w:rPr>
+              <w:t xml:space="preserve">Cu</w:t>
+            </w:r>
+          </w:p>
+        </w:tc>
+        <w:tc>
+          <w:tcPr/>
+          <w:p>
+            <w:pPr>
+              <w:pStyle w:val="Compact"/>
+              <w:jc w:val="center"/>
+            </w:pPr>
+            <w:r>
+              <w:rPr>
+                <w:rFonts w:hint="eastAsia" w:ascii="Times New Roman" w:hAnsi="Times New Roman" w:eastAsia="FangSong" w:cs="Times New Roman"/>
+              </w:rPr>
+              <w:t xml:space="preserve">铜</w:t>
+            </w:r>
+          </w:p>
+        </w:tc>
         <w:tc>
           <w:tcPr/>
           <w:p>
@@ -44775,7 +44874,7 @@
                 <w:rFonts w:ascii="Times New Roman" w:hAnsi="Times New Roman" w:eastAsia="Times New Roman" w:cs="Times New Roman"/>
                 <w:vertAlign w:val="superscript"/>
               </w:rPr>
-              <w:t>5</w:t>
+              <w:t>10</w:t>
             </w:r>
             <w:r>
               <w:rPr>
@@ -44792,178 +44891,50 @@
             </w:r>
           </w:p>
         </w:tc>
-        <w:tc>
-          <w:tcPr/>
-          <w:p>
-            <w:pPr>
-              <w:pStyle w:val="Compact"/>
-              <w:jc w:val="center"/>
-            </w:pPr>
-            <w:r>
-              <w:rPr>
-                <w:rFonts w:ascii="Times New Roman" w:hAnsi="Times New Roman" w:eastAsia="Times New Roman" w:cs="Times New Roman"/>
-              </w:rPr>
-              <w:t>3d</w:t>
-            </w:r>
-            <w:r>
-              <w:rPr>
-                <w:rFonts w:ascii="Times New Roman" w:hAnsi="Times New Roman" w:eastAsia="Times New Roman" w:cs="Times New Roman"/>
-                <w:vertAlign w:val="superscript"/>
-              </w:rPr>
-              <w:t>5</w:t>
-            </w:r>
-            <w:r>
-              <w:rPr>
-                <w:rFonts w:ascii="Times New Roman" w:hAnsi="Times New Roman" w:eastAsia="Times New Roman" w:cs="Times New Roman"/>
-              </w:rPr>
-              <w:t>4s</w:t>
-            </w:r>
-            <w:r>
-              <w:rPr>
-                <w:rFonts w:ascii="Times New Roman" w:hAnsi="Times New Roman" w:eastAsia="Times New Roman" w:cs="Times New Roman"/>
-                <w:vertAlign w:val="superscript"/>
-              </w:rPr>
-              <w:t>2</w:t>
-            </w:r>
-          </w:p>
-        </w:tc>
-        <w:tc>
-          <w:tcPr/>
-          <w:p>
-            <w:pPr>
-              <w:pStyle w:val="Compact"/>
-              <w:jc w:val="center"/>
-            </w:pPr>
-            <w:r>
-              <w:rPr>
-                <w:rFonts w:ascii="Times New Roman" w:hAnsi="Times New Roman" w:eastAsia="Times New Roman" w:cs="Times New Roman"/>
-              </w:rPr>
-              <w:t>3d</w:t>
-            </w:r>
-            <w:r>
-              <w:rPr>
-                <w:rFonts w:ascii="Times New Roman" w:hAnsi="Times New Roman" w:eastAsia="Times New Roman" w:cs="Times New Roman"/>
-                <w:vertAlign w:val="superscript"/>
-              </w:rPr>
-              <w:t>6</w:t>
-            </w:r>
-            <w:r>
-              <w:rPr>
-                <w:rFonts w:ascii="Times New Roman" w:hAnsi="Times New Roman" w:eastAsia="Times New Roman" w:cs="Times New Roman"/>
-              </w:rPr>
-              <w:t>4s</w:t>
-            </w:r>
-            <w:r>
-              <w:rPr>
-                <w:rFonts w:ascii="Times New Roman" w:hAnsi="Times New Roman" w:eastAsia="Times New Roman" w:cs="Times New Roman"/>
-                <w:vertAlign w:val="superscript"/>
-              </w:rPr>
-              <w:t>2</w:t>
-            </w:r>
-          </w:p>
-        </w:tc>
-        <w:tc>
-          <w:tcPr/>
-          <w:p>
-            <w:pPr>
-              <w:pStyle w:val="Compact"/>
-              <w:jc w:val="center"/>
-            </w:pPr>
-            <w:r>
-              <w:rPr>
-                <w:rFonts w:ascii="Times New Roman" w:hAnsi="Times New Roman" w:eastAsia="Times New Roman" w:cs="Times New Roman"/>
-              </w:rPr>
-              <w:t>3d</w:t>
-            </w:r>
-            <w:r>
-              <w:rPr>
-                <w:rFonts w:ascii="Times New Roman" w:hAnsi="Times New Roman" w:eastAsia="Times New Roman" w:cs="Times New Roman"/>
-                <w:vertAlign w:val="superscript"/>
-              </w:rPr>
-              <w:t>7</w:t>
-            </w:r>
-            <w:r>
-              <w:rPr>
-                <w:rFonts w:ascii="Times New Roman" w:hAnsi="Times New Roman" w:eastAsia="Times New Roman" w:cs="Times New Roman"/>
-              </w:rPr>
-              <w:t>4s</w:t>
-            </w:r>
-            <w:r>
-              <w:rPr>
-                <w:rFonts w:ascii="Times New Roman" w:hAnsi="Times New Roman" w:eastAsia="Times New Roman" w:cs="Times New Roman"/>
-                <w:vertAlign w:val="superscript"/>
-              </w:rPr>
-              <w:t>2</w:t>
-            </w:r>
-          </w:p>
-        </w:tc>
-        <w:tc>
-          <w:tcPr/>
-          <w:p>
-            <w:pPr>
-              <w:pStyle w:val="Compact"/>
-              <w:jc w:val="center"/>
-            </w:pPr>
-            <w:r>
-              <w:rPr>
-                <w:rFonts w:ascii="Times New Roman" w:hAnsi="Times New Roman" w:eastAsia="Times New Roman" w:cs="Times New Roman"/>
-              </w:rPr>
-              <w:t>3d</w:t>
-            </w:r>
-            <w:r>
-              <w:rPr>
-                <w:rFonts w:ascii="Times New Roman" w:hAnsi="Times New Roman" w:eastAsia="Times New Roman" w:cs="Times New Roman"/>
-                <w:vertAlign w:val="superscript"/>
-              </w:rPr>
-              <w:t>8</w:t>
-            </w:r>
-            <w:r>
-              <w:rPr>
-                <w:rFonts w:ascii="Times New Roman" w:hAnsi="Times New Roman" w:eastAsia="Times New Roman" w:cs="Times New Roman"/>
-              </w:rPr>
-              <w:t>4s</w:t>
-            </w:r>
-            <w:r>
-              <w:rPr>
-                <w:rFonts w:ascii="Times New Roman" w:hAnsi="Times New Roman" w:eastAsia="Times New Roman" w:cs="Times New Roman"/>
-                <w:vertAlign w:val="superscript"/>
-              </w:rPr>
-              <w:t>2</w:t>
-            </w:r>
-          </w:p>
-        </w:tc>
-        <w:tc>
-          <w:tcPr/>
-          <w:p>
-            <w:pPr>
-              <w:pStyle w:val="Compact"/>
-              <w:jc w:val="center"/>
-            </w:pPr>
-            <w:r>
-              <w:rPr>
-                <w:rFonts w:ascii="Times New Roman" w:hAnsi="Times New Roman" w:eastAsia="Times New Roman" w:cs="Times New Roman"/>
-              </w:rPr>
-              <w:t>3d</w:t>
-            </w:r>
-            <w:r>
-              <w:rPr>
-                <w:rFonts w:ascii="Times New Roman" w:hAnsi="Times New Roman" w:eastAsia="Times New Roman" w:cs="Times New Roman"/>
-                <w:vertAlign w:val="superscript"/>
-              </w:rPr>
-              <w:t>10</w:t>
-            </w:r>
-            <w:r>
-              <w:rPr>
-                <w:rFonts w:ascii="Times New Roman" w:hAnsi="Times New Roman" w:eastAsia="Times New Roman" w:cs="Times New Roman"/>
-              </w:rPr>
-              <w:t>4s</w:t>
-            </w:r>
-            <w:r>
-              <w:rPr>
-                <w:rFonts w:ascii="Times New Roman" w:hAnsi="Times New Roman" w:eastAsia="Times New Roman" w:cs="Times New Roman"/>
-                <w:vertAlign w:val="superscript"/>
-              </w:rPr>
-              <w:t>1</w:t>
+      </w:tr>
+      <w:tr>
+        <w:tc>
+          <w:tcPr/>
+          <w:p>
+            <w:pPr>
+              <w:pStyle w:val="Compact"/>
+              <w:jc w:val="center"/>
+            </w:pPr>
+            <w:r>
+              <w:rPr>
+                <w:rFonts w:ascii="Times New Roman" w:hAnsi="Times New Roman" w:eastAsia="Times New Roman" w:cs="Times New Roman"/>
+              </w:rPr>
+              <w:t xml:space="preserve">30</w:t>
+            </w:r>
+          </w:p>
+        </w:tc>
+        <w:tc>
+          <w:tcPr/>
+          <w:p>
+            <w:pPr>
+              <w:pStyle w:val="Compact"/>
+              <w:jc w:val="center"/>
+            </w:pPr>
+            <w:r>
+              <w:rPr>
+                <w:rFonts w:ascii="Times New Roman" w:hAnsi="Times New Roman" w:eastAsia="Times New Roman" w:cs="Times New Roman"/>
+              </w:rPr>
+              <w:t xml:space="preserve">Zn</w:t>
+            </w:r>
+          </w:p>
+        </w:tc>
+        <w:tc>
+          <w:tcPr/>
+          <w:p>
+            <w:pPr>
+              <w:pStyle w:val="Compact"/>
+              <w:jc w:val="center"/>
+            </w:pPr>
+            <w:r>
+              <w:rPr>
+                <w:rFonts w:hint="eastAsia" w:ascii="Times New Roman" w:hAnsi="Times New Roman" w:eastAsia="FangSong" w:cs="Times New Roman"/>
+              </w:rPr>
+              <w:t xml:space="preserve">锌</w:t>
             </w:r>
           </w:p>
         </w:tc>
@@ -45046,8 +45017,7 @@
     <w:tbl>
       <w:tblPr>
         <w:tblStyle w:val="Table"/>
-        <w:tblW w:type="pct" w:w="5000"/>
-        <w:tblLayout w:type="fixed"/>
+        <w:tblW w:type="auto" w:w="0"/>
         <w:tblLook w:firstRow="1" w:lastRow="0" w:firstColumn="0" w:lastColumn="0" w:noHBand="0" w:noVBand="0" w:val="0020"/>
         <w:jc w:val="center"/>
         <w:tblBorders>
@@ -45060,17 +45030,10 @@
         </w:tblBorders>
       </w:tblPr>
       <w:tblGrid>
-        <w:gridCol w:w="719"/>
-        <w:gridCol w:w="719"/>
-        <w:gridCol w:w="719"/>
-        <w:gridCol w:w="719"/>
-        <w:gridCol w:w="719"/>
-        <w:gridCol w:w="719"/>
-        <w:gridCol w:w="719"/>
-        <w:gridCol w:w="719"/>
-        <w:gridCol w:w="719"/>
-        <w:gridCol w:w="719"/>
-        <w:gridCol w:w="719"/>
+        <w:gridCol w:w="1980"/>
+        <w:gridCol w:w="1980"/>
+        <w:gridCol w:w="1980"/>
+        <w:gridCol w:w="1980"/>
       </w:tblGrid>
       <w:tr>
         <w:trPr>
@@ -45109,10 +45072,10 @@
             </w:pPr>
             <w:r>
               <w:rPr>
-                <w:rFonts w:ascii="Times New Roman" w:hAnsi="Times New Roman" w:eastAsia="Times New Roman" w:cs="Times New Roman"/>
+                <w:rFonts w:hint="eastAsia" w:ascii="Times New Roman" w:hAnsi="Times New Roman" w:eastAsia="SimHei" w:cs="Times New Roman"/>
                 <w:b/>
               </w:rPr>
-              <w:t xml:space="preserve">39</w:t>
+              <w:t xml:space="preserve">符号</w:t>
             </w:r>
           </w:p>
         </w:tc>
@@ -45129,10 +45092,10 @@
             </w:pPr>
             <w:r>
               <w:rPr>
-                <w:rFonts w:ascii="Times New Roman" w:hAnsi="Times New Roman" w:eastAsia="Times New Roman" w:cs="Times New Roman"/>
+                <w:rFonts w:hint="eastAsia" w:ascii="Times New Roman" w:hAnsi="Times New Roman" w:eastAsia="SimHei" w:cs="Times New Roman"/>
                 <w:b/>
               </w:rPr>
-              <w:t xml:space="preserve">40</w:t>
+              <w:t xml:space="preserve">名称</w:t>
             </w:r>
           </w:p>
         </w:tc>
@@ -45149,150 +45112,10 @@
             </w:pPr>
             <w:r>
               <w:rPr>
-                <w:rFonts w:ascii="Times New Roman" w:hAnsi="Times New Roman" w:eastAsia="Times New Roman" w:cs="Times New Roman"/>
+                <w:rFonts w:hint="eastAsia" w:ascii="Times New Roman" w:hAnsi="Times New Roman" w:eastAsia="SimHei" w:cs="Times New Roman"/>
                 <w:b/>
               </w:rPr>
-              <w:t xml:space="preserve">41</w:t>
-            </w:r>
-          </w:p>
-        </w:tc>
-        <w:tc>
-          <w:tcPr>
-            <w:tcBorders>
-              <w:bottom w:val="single" w:sz="6" w:space="0" w:color="333333"/>
-            </w:tcBorders>
-          </w:tcPr>
-          <w:p>
-            <w:pPr>
-              <w:pStyle w:val="Compact"/>
-              <w:jc w:val="center"/>
-            </w:pPr>
-            <w:r>
-              <w:rPr>
-                <w:rFonts w:ascii="Times New Roman" w:hAnsi="Times New Roman" w:eastAsia="Times New Roman" w:cs="Times New Roman"/>
-                <w:b/>
-              </w:rPr>
-              <w:t xml:space="preserve">42</w:t>
-            </w:r>
-          </w:p>
-        </w:tc>
-        <w:tc>
-          <w:tcPr>
-            <w:tcBorders>
-              <w:bottom w:val="single" w:sz="6" w:space="0" w:color="333333"/>
-            </w:tcBorders>
-          </w:tcPr>
-          <w:p>
-            <w:pPr>
-              <w:pStyle w:val="Compact"/>
-              <w:jc w:val="center"/>
-            </w:pPr>
-            <w:r>
-              <w:rPr>
-                <w:rFonts w:ascii="Times New Roman" w:hAnsi="Times New Roman" w:eastAsia="Times New Roman" w:cs="Times New Roman"/>
-                <w:b/>
-              </w:rPr>
-              <w:t xml:space="preserve">43</w:t>
-            </w:r>
-          </w:p>
-        </w:tc>
-        <w:tc>
-          <w:tcPr>
-            <w:tcBorders>
-              <w:bottom w:val="single" w:sz="6" w:space="0" w:color="333333"/>
-            </w:tcBorders>
-          </w:tcPr>
-          <w:p>
-            <w:pPr>
-              <w:pStyle w:val="Compact"/>
-              <w:jc w:val="center"/>
-            </w:pPr>
-            <w:r>
-              <w:rPr>
-                <w:rFonts w:ascii="Times New Roman" w:hAnsi="Times New Roman" w:eastAsia="Times New Roman" w:cs="Times New Roman"/>
-                <w:b/>
-              </w:rPr>
-              <w:t xml:space="preserve">44</w:t>
-            </w:r>
-          </w:p>
-        </w:tc>
-        <w:tc>
-          <w:tcPr>
-            <w:tcBorders>
-              <w:bottom w:val="single" w:sz="6" w:space="0" w:color="333333"/>
-            </w:tcBorders>
-          </w:tcPr>
-          <w:p>
-            <w:pPr>
-              <w:pStyle w:val="Compact"/>
-              <w:jc w:val="center"/>
-            </w:pPr>
-            <w:r>
-              <w:rPr>
-                <w:rFonts w:ascii="Times New Roman" w:hAnsi="Times New Roman" w:eastAsia="Times New Roman" w:cs="Times New Roman"/>
-                <w:b/>
-              </w:rPr>
-              <w:t xml:space="preserve">45</w:t>
-            </w:r>
-          </w:p>
-        </w:tc>
-        <w:tc>
-          <w:tcPr>
-            <w:tcBorders>
-              <w:bottom w:val="single" w:sz="6" w:space="0" w:color="333333"/>
-            </w:tcBorders>
-          </w:tcPr>
-          <w:p>
-            <w:pPr>
-              <w:pStyle w:val="Compact"/>
-              <w:jc w:val="center"/>
-            </w:pPr>
-            <w:r>
-              <w:rPr>
-                <w:rFonts w:ascii="Times New Roman" w:hAnsi="Times New Roman" w:eastAsia="Times New Roman" w:cs="Times New Roman"/>
-                <w:b/>
-              </w:rPr>
-              <w:t xml:space="preserve">46</w:t>
-            </w:r>
-          </w:p>
-        </w:tc>
-        <w:tc>
-          <w:tcPr>
-            <w:tcBorders>
-              <w:bottom w:val="single" w:sz="6" w:space="0" w:color="333333"/>
-            </w:tcBorders>
-          </w:tcPr>
-          <w:p>
-            <w:pPr>
-              <w:pStyle w:val="Compact"/>
-              <w:jc w:val="center"/>
-            </w:pPr>
-            <w:r>
-              <w:rPr>
-                <w:rFonts w:ascii="Times New Roman" w:hAnsi="Times New Roman" w:eastAsia="Times New Roman" w:cs="Times New Roman"/>
-                <w:b/>
-              </w:rPr>
-              <w:t xml:space="preserve">47</w:t>
-            </w:r>
-          </w:p>
-        </w:tc>
-        <w:tc>
-          <w:tcPr>
-            <w:tcBorders>
-              <w:bottom w:val="single" w:sz="6" w:space="0" w:color="333333"/>
-            </w:tcBorders>
-          </w:tcPr>
-          <w:p>
-            <w:pPr>
-              <w:pStyle w:val="Compact"/>
-              <w:jc w:val="center"/>
-            </w:pPr>
-            <w:r>
-              <w:rPr>
-                <w:rFonts w:ascii="Times New Roman" w:hAnsi="Times New Roman" w:eastAsia="Times New Roman" w:cs="Times New Roman"/>
-                <w:b/>
-              </w:rPr>
-              <w:t xml:space="preserve">48</w:t>
+              <w:t xml:space="preserve">价电子</w:t>
             </w:r>
           </w:p>
         </w:tc>
@@ -45307,159 +45130,74 @@
             </w:pPr>
             <w:r>
               <w:rPr>
+                <w:rFonts w:ascii="Times New Roman" w:hAnsi="Times New Roman" w:eastAsia="Times New Roman" w:cs="Times New Roman"/>
+              </w:rPr>
+              <w:t xml:space="preserve">39</w:t>
+            </w:r>
+          </w:p>
+        </w:tc>
+        <w:tc>
+          <w:tcPr/>
+          <w:p>
+            <w:pPr>
+              <w:pStyle w:val="Compact"/>
+              <w:jc w:val="center"/>
+            </w:pPr>
+            <w:r>
+              <w:rPr>
+                <w:rFonts w:ascii="Times New Roman" w:hAnsi="Times New Roman" w:eastAsia="Times New Roman" w:cs="Times New Roman"/>
+              </w:rPr>
+              <w:t xml:space="preserve">Y</w:t>
+            </w:r>
+          </w:p>
+        </w:tc>
+        <w:tc>
+          <w:tcPr/>
+          <w:p>
+            <w:pPr>
+              <w:pStyle w:val="Compact"/>
+              <w:jc w:val="center"/>
+            </w:pPr>
+            <w:r>
+              <w:rPr>
                 <w:rFonts w:hint="eastAsia" w:ascii="Times New Roman" w:hAnsi="Times New Roman" w:eastAsia="FangSong" w:cs="Times New Roman"/>
               </w:rPr>
-              <w:t xml:space="preserve">符号</w:t>
-            </w:r>
-          </w:p>
-        </w:tc>
-        <w:tc>
-          <w:tcPr/>
-          <w:p>
-            <w:pPr>
-              <w:pStyle w:val="Compact"/>
-              <w:jc w:val="center"/>
-            </w:pPr>
-            <w:r>
-              <w:rPr>
-                <w:rFonts w:ascii="Times New Roman" w:hAnsi="Times New Roman" w:eastAsia="Times New Roman" w:cs="Times New Roman"/>
-              </w:rPr>
-              <w:t xml:space="preserve">Y</w:t>
-            </w:r>
-          </w:p>
-        </w:tc>
-        <w:tc>
-          <w:tcPr/>
-          <w:p>
-            <w:pPr>
-              <w:pStyle w:val="Compact"/>
-              <w:jc w:val="center"/>
-            </w:pPr>
-            <w:r>
-              <w:rPr>
-                <w:rFonts w:ascii="Times New Roman" w:hAnsi="Times New Roman" w:eastAsia="Times New Roman" w:cs="Times New Roman"/>
-              </w:rPr>
-              <w:t xml:space="preserve">Zr</w:t>
-            </w:r>
-          </w:p>
-        </w:tc>
-        <w:tc>
-          <w:tcPr/>
-          <w:p>
-            <w:pPr>
-              <w:pStyle w:val="Compact"/>
-              <w:jc w:val="center"/>
-            </w:pPr>
-            <w:r>
-              <w:rPr>
-                <w:rFonts w:ascii="Times New Roman" w:hAnsi="Times New Roman" w:eastAsia="Times New Roman" w:cs="Times New Roman"/>
-              </w:rPr>
-              <w:t xml:space="preserve">Nb</w:t>
-            </w:r>
-          </w:p>
-        </w:tc>
-        <w:tc>
-          <w:tcPr/>
-          <w:p>
-            <w:pPr>
-              <w:pStyle w:val="Compact"/>
-              <w:jc w:val="center"/>
-            </w:pPr>
-            <w:r>
-              <w:rPr>
-                <w:rFonts w:ascii="Times New Roman" w:hAnsi="Times New Roman" w:eastAsia="Times New Roman" w:cs="Times New Roman"/>
-              </w:rPr>
-              <w:t xml:space="preserve">Mo</w:t>
-            </w:r>
-          </w:p>
-        </w:tc>
-        <w:tc>
-          <w:tcPr/>
-          <w:p>
-            <w:pPr>
-              <w:pStyle w:val="Compact"/>
-              <w:jc w:val="center"/>
-            </w:pPr>
-            <w:r>
-              <w:rPr>
-                <w:rFonts w:ascii="Times New Roman" w:hAnsi="Times New Roman" w:eastAsia="Times New Roman" w:cs="Times New Roman"/>
-              </w:rPr>
-              <w:t xml:space="preserve">Tc</w:t>
-            </w:r>
-          </w:p>
-        </w:tc>
-        <w:tc>
-          <w:tcPr/>
-          <w:p>
-            <w:pPr>
-              <w:pStyle w:val="Compact"/>
-              <w:jc w:val="center"/>
-            </w:pPr>
-            <w:r>
-              <w:rPr>
-                <w:rFonts w:ascii="Times New Roman" w:hAnsi="Times New Roman" w:eastAsia="Times New Roman" w:cs="Times New Roman"/>
-              </w:rPr>
-              <w:t xml:space="preserve">Ru</w:t>
-            </w:r>
-          </w:p>
-        </w:tc>
-        <w:tc>
-          <w:tcPr/>
-          <w:p>
-            <w:pPr>
-              <w:pStyle w:val="Compact"/>
-              <w:jc w:val="center"/>
-            </w:pPr>
-            <w:r>
-              <w:rPr>
-                <w:rFonts w:ascii="Times New Roman" w:hAnsi="Times New Roman" w:eastAsia="Times New Roman" w:cs="Times New Roman"/>
-              </w:rPr>
-              <w:t xml:space="preserve">Rh</w:t>
-            </w:r>
-          </w:p>
-        </w:tc>
-        <w:tc>
-          <w:tcPr/>
-          <w:p>
-            <w:pPr>
-              <w:pStyle w:val="Compact"/>
-              <w:jc w:val="center"/>
-            </w:pPr>
-            <w:r>
-              <w:rPr>
-                <w:rFonts w:ascii="Times New Roman" w:hAnsi="Times New Roman" w:eastAsia="Times New Roman" w:cs="Times New Roman"/>
-              </w:rPr>
-              <w:t xml:space="preserve">Pd</w:t>
-            </w:r>
-          </w:p>
-        </w:tc>
-        <w:tc>
-          <w:tcPr/>
-          <w:p>
-            <w:pPr>
-              <w:pStyle w:val="Compact"/>
-              <w:jc w:val="center"/>
-            </w:pPr>
-            <w:r>
-              <w:rPr>
-                <w:rFonts w:ascii="Times New Roman" w:hAnsi="Times New Roman" w:eastAsia="Times New Roman" w:cs="Times New Roman"/>
-              </w:rPr>
-              <w:t xml:space="preserve">Ag</w:t>
-            </w:r>
-          </w:p>
-        </w:tc>
-        <w:tc>
-          <w:tcPr/>
-          <w:p>
-            <w:pPr>
-              <w:pStyle w:val="Compact"/>
-              <w:jc w:val="center"/>
-            </w:pPr>
-            <w:r>
-              <w:rPr>
-                <w:rFonts w:ascii="Times New Roman" w:hAnsi="Times New Roman" w:eastAsia="Times New Roman" w:cs="Times New Roman"/>
-              </w:rPr>
-              <w:t xml:space="preserve">Cd</w:t>
+              <w:t xml:space="preserve">钇</w:t>
+            </w:r>
+          </w:p>
+        </w:tc>
+        <w:tc>
+          <w:tcPr/>
+          <w:p>
+            <w:pPr>
+              <w:pStyle w:val="Compact"/>
+              <w:jc w:val="center"/>
+            </w:pPr>
+            <w:r>
+              <w:rPr>
+                <w:rFonts w:ascii="Times New Roman" w:hAnsi="Times New Roman" w:eastAsia="Times New Roman" w:cs="Times New Roman"/>
+              </w:rPr>
+              <w:t>4d</w:t>
+            </w:r>
+            <w:r>
+              <w:rPr>
+                <w:rFonts w:ascii="Times New Roman" w:hAnsi="Times New Roman" w:eastAsia="Times New Roman" w:cs="Times New Roman"/>
+                <w:vertAlign w:val="superscript"/>
+              </w:rPr>
+              <w:t>1</w:t>
+            </w:r>
+            <w:r>
+              <w:rPr>
+                <w:rFonts w:ascii="Times New Roman" w:hAnsi="Times New Roman" w:eastAsia="Times New Roman" w:cs="Times New Roman"/>
+              </w:rPr>
+              <w:t>5s</w:t>
+            </w:r>
+            <w:r>
+              <w:rPr>
+                <w:rFonts w:ascii="Times New Roman" w:hAnsi="Times New Roman" w:eastAsia="Times New Roman" w:cs="Times New Roman"/>
+                <w:vertAlign w:val="superscript"/>
+              </w:rPr>
+              <w:t>2</w:t>
             </w:r>
           </w:p>
         </w:tc>
@@ -45474,38 +45212,38 @@
             </w:pPr>
             <w:r>
               <w:rPr>
+                <w:rFonts w:ascii="Times New Roman" w:hAnsi="Times New Roman" w:eastAsia="Times New Roman" w:cs="Times New Roman"/>
+              </w:rPr>
+              <w:t xml:space="preserve">40</w:t>
+            </w:r>
+          </w:p>
+        </w:tc>
+        <w:tc>
+          <w:tcPr/>
+          <w:p>
+            <w:pPr>
+              <w:pStyle w:val="Compact"/>
+              <w:jc w:val="center"/>
+            </w:pPr>
+            <w:r>
+              <w:rPr>
+                <w:rFonts w:ascii="Times New Roman" w:hAnsi="Times New Roman" w:eastAsia="Times New Roman" w:cs="Times New Roman"/>
+              </w:rPr>
+              <w:t xml:space="preserve">Zr</w:t>
+            </w:r>
+          </w:p>
+        </w:tc>
+        <w:tc>
+          <w:tcPr/>
+          <w:p>
+            <w:pPr>
+              <w:pStyle w:val="Compact"/>
+              <w:jc w:val="center"/>
+            </w:pPr>
+            <w:r>
+              <w:rPr>
                 <w:rFonts w:hint="eastAsia" w:ascii="Times New Roman" w:hAnsi="Times New Roman" w:eastAsia="FangSong" w:cs="Times New Roman"/>
               </w:rPr>
-              <w:t xml:space="preserve">名称</w:t>
-            </w:r>
-          </w:p>
-        </w:tc>
-        <w:tc>
-          <w:tcPr/>
-          <w:p>
-            <w:pPr>
-              <w:pStyle w:val="Compact"/>
-              <w:jc w:val="center"/>
-            </w:pPr>
-            <w:r>
-              <w:rPr>
-                <w:rFonts w:hint="eastAsia" w:ascii="Times New Roman" w:hAnsi="Times New Roman" w:eastAsia="FangSong" w:cs="Times New Roman"/>
-              </w:rPr>
-              <w:t xml:space="preserve">钇</w:t>
-            </w:r>
-          </w:p>
-        </w:tc>
-        <w:tc>
-          <w:tcPr/>
-          <w:p>
-            <w:pPr>
-              <w:pStyle w:val="Compact"/>
-              <w:jc w:val="center"/>
-            </w:pPr>
-            <w:r>
-              <w:rPr>
-                <w:rFonts w:hint="eastAsia" w:ascii="Times New Roman" w:hAnsi="Times New Roman" w:eastAsia="FangSong" w:cs="Times New Roman"/>
-              </w:rPr>
               <w:t xml:space="preserve">锆</w:t>
             </w:r>
           </w:p>
@@ -45519,114 +45257,29 @@
             </w:pPr>
             <w:r>
               <w:rPr>
-                <w:rFonts w:hint="eastAsia" w:ascii="Times New Roman" w:hAnsi="Times New Roman" w:eastAsia="FangSong" w:cs="Times New Roman"/>
-              </w:rPr>
-              <w:t xml:space="preserve">铌</w:t>
-            </w:r>
-          </w:p>
-        </w:tc>
-        <w:tc>
-          <w:tcPr/>
-          <w:p>
-            <w:pPr>
-              <w:pStyle w:val="Compact"/>
-              <w:jc w:val="center"/>
-            </w:pPr>
-            <w:r>
-              <w:rPr>
-                <w:rFonts w:hint="eastAsia" w:ascii="Times New Roman" w:hAnsi="Times New Roman" w:eastAsia="FangSong" w:cs="Times New Roman"/>
-              </w:rPr>
-              <w:t xml:space="preserve">钼</w:t>
-            </w:r>
-          </w:p>
-        </w:tc>
-        <w:tc>
-          <w:tcPr/>
-          <w:p>
-            <w:pPr>
-              <w:pStyle w:val="Compact"/>
-              <w:jc w:val="center"/>
-            </w:pPr>
-            <w:r>
-              <w:rPr>
-                <w:rFonts w:hint="eastAsia" w:ascii="Times New Roman" w:hAnsi="Times New Roman" w:eastAsia="FangSong" w:cs="Times New Roman"/>
-              </w:rPr>
-              <w:t xml:space="preserve">锝</w:t>
-            </w:r>
-          </w:p>
-        </w:tc>
-        <w:tc>
-          <w:tcPr/>
-          <w:p>
-            <w:pPr>
-              <w:pStyle w:val="Compact"/>
-              <w:jc w:val="center"/>
-            </w:pPr>
-            <w:r>
-              <w:rPr>
-                <w:rFonts w:hint="eastAsia" w:ascii="Times New Roman" w:hAnsi="Times New Roman" w:eastAsia="FangSong" w:cs="Times New Roman"/>
-              </w:rPr>
-              <w:t xml:space="preserve">钌</w:t>
-            </w:r>
-          </w:p>
-        </w:tc>
-        <w:tc>
-          <w:tcPr/>
-          <w:p>
-            <w:pPr>
-              <w:pStyle w:val="Compact"/>
-              <w:jc w:val="center"/>
-            </w:pPr>
-            <w:r>
-              <w:rPr>
-                <w:rFonts w:hint="eastAsia" w:ascii="Times New Roman" w:hAnsi="Times New Roman" w:eastAsia="FangSong" w:cs="Times New Roman"/>
-              </w:rPr>
-              <w:t xml:space="preserve">铑</w:t>
-            </w:r>
-          </w:p>
-        </w:tc>
-        <w:tc>
-          <w:tcPr/>
-          <w:p>
-            <w:pPr>
-              <w:pStyle w:val="Compact"/>
-              <w:jc w:val="center"/>
-            </w:pPr>
-            <w:r>
-              <w:rPr>
-                <w:rFonts w:hint="eastAsia" w:ascii="Times New Roman" w:hAnsi="Times New Roman" w:eastAsia="FangSong" w:cs="Times New Roman"/>
-              </w:rPr>
-              <w:t xml:space="preserve">钯</w:t>
-            </w:r>
-          </w:p>
-        </w:tc>
-        <w:tc>
-          <w:tcPr/>
-          <w:p>
-            <w:pPr>
-              <w:pStyle w:val="Compact"/>
-              <w:jc w:val="center"/>
-            </w:pPr>
-            <w:r>
-              <w:rPr>
-                <w:rFonts w:hint="eastAsia" w:ascii="Times New Roman" w:hAnsi="Times New Roman" w:eastAsia="FangSong" w:cs="Times New Roman"/>
-              </w:rPr>
-              <w:t xml:space="preserve">银</w:t>
-            </w:r>
-          </w:p>
-        </w:tc>
-        <w:tc>
-          <w:tcPr/>
-          <w:p>
-            <w:pPr>
-              <w:pStyle w:val="Compact"/>
-              <w:jc w:val="center"/>
-            </w:pPr>
-            <w:r>
-              <w:rPr>
-                <w:rFonts w:hint="eastAsia" w:ascii="Times New Roman" w:hAnsi="Times New Roman" w:eastAsia="FangSong" w:cs="Times New Roman"/>
-              </w:rPr>
-              <w:t xml:space="preserve">镉</w:t>
+                <w:rFonts w:ascii="Times New Roman" w:hAnsi="Times New Roman" w:eastAsia="Times New Roman" w:cs="Times New Roman"/>
+              </w:rPr>
+              <w:t>4d</w:t>
+            </w:r>
+            <w:r>
+              <w:rPr>
+                <w:rFonts w:ascii="Times New Roman" w:hAnsi="Times New Roman" w:eastAsia="Times New Roman" w:cs="Times New Roman"/>
+                <w:vertAlign w:val="superscript"/>
+              </w:rPr>
+              <w:t>2</w:t>
+            </w:r>
+            <w:r>
+              <w:rPr>
+                <w:rFonts w:ascii="Times New Roman" w:hAnsi="Times New Roman" w:eastAsia="Times New Roman" w:cs="Times New Roman"/>
+              </w:rPr>
+              <w:t>5s</w:t>
+            </w:r>
+            <w:r>
+              <w:rPr>
+                <w:rFonts w:ascii="Times New Roman" w:hAnsi="Times New Roman" w:eastAsia="Times New Roman" w:cs="Times New Roman"/>
+                <w:vertAlign w:val="superscript"/>
+              </w:rPr>
+              <w:t>2</w:t>
             </w:r>
           </w:p>
         </w:tc>
@@ -45641,9 +45294,39 @@
             </w:pPr>
             <w:r>
               <w:rPr>
+                <w:rFonts w:ascii="Times New Roman" w:hAnsi="Times New Roman" w:eastAsia="Times New Roman" w:cs="Times New Roman"/>
+              </w:rPr>
+              <w:t xml:space="preserve">41</w:t>
+            </w:r>
+          </w:p>
+        </w:tc>
+        <w:tc>
+          <w:tcPr/>
+          <w:p>
+            <w:pPr>
+              <w:pStyle w:val="Compact"/>
+              <w:jc w:val="center"/>
+            </w:pPr>
+            <w:r>
+              <w:rPr>
+                <w:rFonts w:ascii="Times New Roman" w:hAnsi="Times New Roman" w:eastAsia="Times New Roman" w:cs="Times New Roman"/>
+              </w:rPr>
+              <w:t xml:space="preserve">Nb</w:t>
+            </w:r>
+          </w:p>
+        </w:tc>
+        <w:tc>
+          <w:tcPr/>
+          <w:p>
+            <w:pPr>
+              <w:pStyle w:val="Compact"/>
+              <w:jc w:val="center"/>
+            </w:pPr>
+            <w:r>
+              <w:rPr>
                 <w:rFonts w:hint="eastAsia" w:ascii="Times New Roman" w:hAnsi="Times New Roman" w:eastAsia="FangSong" w:cs="Times New Roman"/>
               </w:rPr>
-              <w:t xml:space="preserve">价电子</w:t>
+              <w:t xml:space="preserve">铌</w:t>
             </w:r>
           </w:p>
         </w:tc>
@@ -45665,8 +45348,90 @@
                 <w:rFonts w:ascii="Times New Roman" w:hAnsi="Times New Roman" w:eastAsia="Times New Roman" w:cs="Times New Roman"/>
                 <w:vertAlign w:val="superscript"/>
               </w:rPr>
+              <w:t>4</w:t>
+            </w:r>
+            <w:r>
+              <w:rPr>
+                <w:rFonts w:ascii="Times New Roman" w:hAnsi="Times New Roman" w:eastAsia="Times New Roman" w:cs="Times New Roman"/>
+              </w:rPr>
+              <w:t>5s</w:t>
+            </w:r>
+            <w:r>
+              <w:rPr>
+                <w:rFonts w:ascii="Times New Roman" w:hAnsi="Times New Roman" w:eastAsia="Times New Roman" w:cs="Times New Roman"/>
+                <w:vertAlign w:val="superscript"/>
+              </w:rPr>
               <w:t>1</w:t>
             </w:r>
+          </w:p>
+        </w:tc>
+      </w:tr>
+      <w:tr>
+        <w:tc>
+          <w:tcPr/>
+          <w:p>
+            <w:pPr>
+              <w:pStyle w:val="Compact"/>
+              <w:jc w:val="center"/>
+            </w:pPr>
+            <w:r>
+              <w:rPr>
+                <w:rFonts w:ascii="Times New Roman" w:hAnsi="Times New Roman" w:eastAsia="Times New Roman" w:cs="Times New Roman"/>
+              </w:rPr>
+              <w:t xml:space="preserve">42</w:t>
+            </w:r>
+          </w:p>
+        </w:tc>
+        <w:tc>
+          <w:tcPr/>
+          <w:p>
+            <w:pPr>
+              <w:pStyle w:val="Compact"/>
+              <w:jc w:val="center"/>
+            </w:pPr>
+            <w:r>
+              <w:rPr>
+                <w:rFonts w:ascii="Times New Roman" w:hAnsi="Times New Roman" w:eastAsia="Times New Roman" w:cs="Times New Roman"/>
+              </w:rPr>
+              <w:t xml:space="preserve">Mo</w:t>
+            </w:r>
+          </w:p>
+        </w:tc>
+        <w:tc>
+          <w:tcPr/>
+          <w:p>
+            <w:pPr>
+              <w:pStyle w:val="Compact"/>
+              <w:jc w:val="center"/>
+            </w:pPr>
+            <w:r>
+              <w:rPr>
+                <w:rFonts w:hint="eastAsia" w:ascii="Times New Roman" w:hAnsi="Times New Roman" w:eastAsia="FangSong" w:cs="Times New Roman"/>
+              </w:rPr>
+              <w:t xml:space="preserve">钼</w:t>
+            </w:r>
+          </w:p>
+        </w:tc>
+        <w:tc>
+          <w:tcPr/>
+          <w:p>
+            <w:pPr>
+              <w:pStyle w:val="Compact"/>
+              <w:jc w:val="center"/>
+            </w:pPr>
+            <w:r>
+              <w:rPr>
+                <w:rFonts w:ascii="Times New Roman" w:hAnsi="Times New Roman" w:eastAsia="Times New Roman" w:cs="Times New Roman"/>
+              </w:rPr>
+              <w:t>4d</w:t>
+            </w:r>
+            <w:r>
+              <w:rPr>
+                <w:rFonts w:ascii="Times New Roman" w:hAnsi="Times New Roman" w:eastAsia="Times New Roman" w:cs="Times New Roman"/>
+                <w:vertAlign w:val="superscript"/>
+              </w:rPr>
+              <w:t>5</w:t>
+            </w:r>
             <w:r>
               <w:rPr>
                 <w:rFonts w:ascii="Times New Roman" w:hAnsi="Times New Roman" w:eastAsia="Times New Roman" w:cs="Times New Roman"/>
@@ -45678,10 +45443,139 @@
                 <w:rFonts w:ascii="Times New Roman" w:hAnsi="Times New Roman" w:eastAsia="Times New Roman" w:cs="Times New Roman"/>
                 <w:vertAlign w:val="superscript"/>
               </w:rPr>
+              <w:t>1</w:t>
+            </w:r>
+          </w:p>
+        </w:tc>
+      </w:tr>
+      <w:tr>
+        <w:tc>
+          <w:tcPr/>
+          <w:p>
+            <w:pPr>
+              <w:pStyle w:val="Compact"/>
+              <w:jc w:val="center"/>
+            </w:pPr>
+            <w:r>
+              <w:rPr>
+                <w:rFonts w:ascii="Times New Roman" w:hAnsi="Times New Roman" w:eastAsia="Times New Roman" w:cs="Times New Roman"/>
+              </w:rPr>
+              <w:t xml:space="preserve">43</w:t>
+            </w:r>
+          </w:p>
+        </w:tc>
+        <w:tc>
+          <w:tcPr/>
+          <w:p>
+            <w:pPr>
+              <w:pStyle w:val="Compact"/>
+              <w:jc w:val="center"/>
+            </w:pPr>
+            <w:r>
+              <w:rPr>
+                <w:rFonts w:ascii="Times New Roman" w:hAnsi="Times New Roman" w:eastAsia="Times New Roman" w:cs="Times New Roman"/>
+              </w:rPr>
+              <w:t xml:space="preserve">Tc</w:t>
+            </w:r>
+          </w:p>
+        </w:tc>
+        <w:tc>
+          <w:tcPr/>
+          <w:p>
+            <w:pPr>
+              <w:pStyle w:val="Compact"/>
+              <w:jc w:val="center"/>
+            </w:pPr>
+            <w:r>
+              <w:rPr>
+                <w:rFonts w:hint="eastAsia" w:ascii="Times New Roman" w:hAnsi="Times New Roman" w:eastAsia="FangSong" w:cs="Times New Roman"/>
+              </w:rPr>
+              <w:t xml:space="preserve">锝</w:t>
+            </w:r>
+          </w:p>
+        </w:tc>
+        <w:tc>
+          <w:tcPr/>
+          <w:p>
+            <w:pPr>
+              <w:pStyle w:val="Compact"/>
+              <w:jc w:val="center"/>
+            </w:pPr>
+            <w:r>
+              <w:rPr>
+                <w:rFonts w:ascii="Times New Roman" w:hAnsi="Times New Roman" w:eastAsia="Times New Roman" w:cs="Times New Roman"/>
+              </w:rPr>
+              <w:t>4d</w:t>
+            </w:r>
+            <w:r>
+              <w:rPr>
+                <w:rFonts w:ascii="Times New Roman" w:hAnsi="Times New Roman" w:eastAsia="Times New Roman" w:cs="Times New Roman"/>
+                <w:vertAlign w:val="superscript"/>
+              </w:rPr>
+              <w:t>5</w:t>
+            </w:r>
+            <w:r>
+              <w:rPr>
+                <w:rFonts w:ascii="Times New Roman" w:hAnsi="Times New Roman" w:eastAsia="Times New Roman" w:cs="Times New Roman"/>
+              </w:rPr>
+              <w:t>5s</w:t>
+            </w:r>
+            <w:r>
+              <w:rPr>
+                <w:rFonts w:ascii="Times New Roman" w:hAnsi="Times New Roman" w:eastAsia="Times New Roman" w:cs="Times New Roman"/>
+                <w:vertAlign w:val="superscript"/>
+              </w:rPr>
               <w:t>2</w:t>
             </w:r>
           </w:p>
         </w:tc>
+      </w:tr>
+      <w:tr>
+        <w:tc>
+          <w:tcPr/>
+          <w:p>
+            <w:pPr>
+              <w:pStyle w:val="Compact"/>
+              <w:jc w:val="center"/>
+            </w:pPr>
+            <w:r>
+              <w:rPr>
+                <w:rFonts w:ascii="Times New Roman" w:hAnsi="Times New Roman" w:eastAsia="Times New Roman" w:cs="Times New Roman"/>
+              </w:rPr>
+              <w:t xml:space="preserve">44</w:t>
+            </w:r>
+          </w:p>
+        </w:tc>
+        <w:tc>
+          <w:tcPr/>
+          <w:p>
+            <w:pPr>
+              <w:pStyle w:val="Compact"/>
+              <w:jc w:val="center"/>
+            </w:pPr>
+            <w:r>
+              <w:rPr>
+                <w:rFonts w:ascii="Times New Roman" w:hAnsi="Times New Roman" w:eastAsia="Times New Roman" w:cs="Times New Roman"/>
+              </w:rPr>
+              <w:t xml:space="preserve">Ru</w:t>
+            </w:r>
+          </w:p>
+        </w:tc>
+        <w:tc>
+          <w:tcPr/>
+          <w:p>
+            <w:pPr>
+              <w:pStyle w:val="Compact"/>
+              <w:jc w:val="center"/>
+            </w:pPr>
+            <w:r>
+              <w:rPr>
+                <w:rFonts w:hint="eastAsia" w:ascii="Times New Roman" w:hAnsi="Times New Roman" w:eastAsia="FangSong" w:cs="Times New Roman"/>
+              </w:rPr>
+              <w:t xml:space="preserve">钌</w:t>
+            </w:r>
+          </w:p>
+        </w:tc>
         <w:tc>
           <w:tcPr/>
           <w:p>
@@ -45700,7 +45594,7 @@
                 <w:rFonts w:ascii="Times New Roman" w:hAnsi="Times New Roman" w:eastAsia="Times New Roman" w:cs="Times New Roman"/>
                 <w:vertAlign w:val="superscript"/>
               </w:rPr>
-              <w:t>2</w:t>
+              <w:t>7</w:t>
             </w:r>
             <w:r>
               <w:rPr>
@@ -45713,7 +45607,54 @@
                 <w:rFonts w:ascii="Times New Roman" w:hAnsi="Times New Roman" w:eastAsia="Times New Roman" w:cs="Times New Roman"/>
                 <w:vertAlign w:val="superscript"/>
               </w:rPr>
-              <w:t>2</w:t>
+              <w:t>1</w:t>
+            </w:r>
+          </w:p>
+        </w:tc>
+      </w:tr>
+      <w:tr>
+        <w:tc>
+          <w:tcPr/>
+          <w:p>
+            <w:pPr>
+              <w:pStyle w:val="Compact"/>
+              <w:jc w:val="center"/>
+            </w:pPr>
+            <w:r>
+              <w:rPr>
+                <w:rFonts w:ascii="Times New Roman" w:hAnsi="Times New Roman" w:eastAsia="Times New Roman" w:cs="Times New Roman"/>
+              </w:rPr>
+              <w:t xml:space="preserve">45</w:t>
+            </w:r>
+          </w:p>
+        </w:tc>
+        <w:tc>
+          <w:tcPr/>
+          <w:p>
+            <w:pPr>
+              <w:pStyle w:val="Compact"/>
+              <w:jc w:val="center"/>
+            </w:pPr>
+            <w:r>
+              <w:rPr>
+                <w:rFonts w:ascii="Times New Roman" w:hAnsi="Times New Roman" w:eastAsia="Times New Roman" w:cs="Times New Roman"/>
+              </w:rPr>
+              <w:t xml:space="preserve">Rh</w:t>
+            </w:r>
+          </w:p>
+        </w:tc>
+        <w:tc>
+          <w:tcPr/>
+          <w:p>
+            <w:pPr>
+              <w:pStyle w:val="Compact"/>
+              <w:jc w:val="center"/>
+            </w:pPr>
+            <w:r>
+              <w:rPr>
+                <w:rFonts w:hint="eastAsia" w:ascii="Times New Roman" w:hAnsi="Times New Roman" w:eastAsia="FangSong" w:cs="Times New Roman"/>
+              </w:rPr>
+              <w:t xml:space="preserve">铑</w:t>
             </w:r>
           </w:p>
         </w:tc>
@@ -45735,7 +45676,7 @@
                 <w:rFonts w:ascii="Times New Roman" w:hAnsi="Times New Roman" w:eastAsia="Times New Roman" w:cs="Times New Roman"/>
                 <w:vertAlign w:val="superscript"/>
               </w:rPr>
-              <w:t>4</w:t>
+              <w:t>8</w:t>
             </w:r>
             <w:r>
               <w:rPr>
@@ -45752,6 +45693,53 @@
             </w:r>
           </w:p>
         </w:tc>
+      </w:tr>
+      <w:tr>
+        <w:tc>
+          <w:tcPr/>
+          <w:p>
+            <w:pPr>
+              <w:pStyle w:val="Compact"/>
+              <w:jc w:val="center"/>
+            </w:pPr>
+            <w:r>
+              <w:rPr>
+                <w:rFonts w:ascii="Times New Roman" w:hAnsi="Times New Roman" w:eastAsia="Times New Roman" w:cs="Times New Roman"/>
+              </w:rPr>
+              <w:t xml:space="preserve">46</w:t>
+            </w:r>
+          </w:p>
+        </w:tc>
+        <w:tc>
+          <w:tcPr/>
+          <w:p>
+            <w:pPr>
+              <w:pStyle w:val="Compact"/>
+              <w:jc w:val="center"/>
+            </w:pPr>
+            <w:r>
+              <w:rPr>
+                <w:rFonts w:ascii="Times New Roman" w:hAnsi="Times New Roman" w:eastAsia="Times New Roman" w:cs="Times New Roman"/>
+              </w:rPr>
+              <w:t xml:space="preserve">Pd</w:t>
+            </w:r>
+          </w:p>
+        </w:tc>
+        <w:tc>
+          <w:tcPr/>
+          <w:p>
+            <w:pPr>
+              <w:pStyle w:val="Compact"/>
+              <w:jc w:val="center"/>
+            </w:pPr>
+            <w:r>
+              <w:rPr>
+                <w:rFonts w:hint="eastAsia" w:ascii="Times New Roman" w:hAnsi="Times New Roman" w:eastAsia="FangSong" w:cs="Times New Roman"/>
+              </w:rPr>
+              <w:t xml:space="preserve">钯</w:t>
+            </w:r>
+          </w:p>
+        </w:tc>
         <w:tc>
           <w:tcPr/>
           <w:p>
@@ -45770,7 +45758,76 @@
                 <w:rFonts w:ascii="Times New Roman" w:hAnsi="Times New Roman" w:eastAsia="Times New Roman" w:cs="Times New Roman"/>
                 <w:vertAlign w:val="superscript"/>
               </w:rPr>
-              <w:t>5</w:t>
+              <w:t>10</w:t>
+            </w:r>
+          </w:p>
+        </w:tc>
+      </w:tr>
+      <w:tr>
+        <w:tc>
+          <w:tcPr/>
+          <w:p>
+            <w:pPr>
+              <w:pStyle w:val="Compact"/>
+              <w:jc w:val="center"/>
+            </w:pPr>
+            <w:r>
+              <w:rPr>
+                <w:rFonts w:ascii="Times New Roman" w:hAnsi="Times New Roman" w:eastAsia="Times New Roman" w:cs="Times New Roman"/>
+              </w:rPr>
+              <w:t xml:space="preserve">47</w:t>
+            </w:r>
+          </w:p>
+        </w:tc>
+        <w:tc>
+          <w:tcPr/>
+          <w:p>
+            <w:pPr>
+              <w:pStyle w:val="Compact"/>
+              <w:jc w:val="center"/>
+            </w:pPr>
+            <w:r>
+              <w:rPr>
+                <w:rFonts w:ascii="Times New Roman" w:hAnsi="Times New Roman" w:eastAsia="Times New Roman" w:cs="Times New Roman"/>
+              </w:rPr>
+              <w:t xml:space="preserve">Ag</w:t>
+            </w:r>
+          </w:p>
+        </w:tc>
+        <w:tc>
+          <w:tcPr/>
+          <w:p>
+            <w:pPr>
+              <w:pStyle w:val="Compact"/>
+              <w:jc w:val="center"/>
+            </w:pPr>
+            <w:r>
+              <w:rPr>
+                <w:rFonts w:hint="eastAsia" w:ascii="Times New Roman" w:hAnsi="Times New Roman" w:eastAsia="FangSong" w:cs="Times New Roman"/>
+              </w:rPr>
+              <w:t xml:space="preserve">银</w:t>
+            </w:r>
+          </w:p>
+        </w:tc>
+        <w:tc>
+          <w:tcPr/>
+          <w:p>
+            <w:pPr>
+              <w:pStyle w:val="Compact"/>
+              <w:jc w:val="center"/>
+            </w:pPr>
+            <w:r>
+              <w:rPr>
+                <w:rFonts w:ascii="Times New Roman" w:hAnsi="Times New Roman" w:eastAsia="Times New Roman" w:cs="Times New Roman"/>
+              </w:rPr>
+              <w:t>4d</w:t>
+            </w:r>
+            <w:r>
+              <w:rPr>
+                <w:rFonts w:ascii="Times New Roman" w:hAnsi="Times New Roman" w:eastAsia="Times New Roman" w:cs="Times New Roman"/>
+                <w:vertAlign w:val="superscript"/>
+              </w:rPr>
+              <w:t>10</w:t>
             </w:r>
             <w:r>
               <w:rPr>
@@ -45787,165 +45844,50 @@
             </w:r>
           </w:p>
         </w:tc>
-        <w:tc>
-          <w:tcPr/>
-          <w:p>
-            <w:pPr>
-              <w:pStyle w:val="Compact"/>
-              <w:jc w:val="center"/>
-            </w:pPr>
-            <w:r>
-              <w:rPr>
-                <w:rFonts w:ascii="Times New Roman" w:hAnsi="Times New Roman" w:eastAsia="Times New Roman" w:cs="Times New Roman"/>
-              </w:rPr>
-              <w:t>4d</w:t>
-            </w:r>
-            <w:r>
-              <w:rPr>
-                <w:rFonts w:ascii="Times New Roman" w:hAnsi="Times New Roman" w:eastAsia="Times New Roman" w:cs="Times New Roman"/>
-                <w:vertAlign w:val="superscript"/>
-              </w:rPr>
-              <w:t>5</w:t>
-            </w:r>
-            <w:r>
-              <w:rPr>
-                <w:rFonts w:ascii="Times New Roman" w:hAnsi="Times New Roman" w:eastAsia="Times New Roman" w:cs="Times New Roman"/>
-              </w:rPr>
-              <w:t>5s</w:t>
-            </w:r>
-            <w:r>
-              <w:rPr>
-                <w:rFonts w:ascii="Times New Roman" w:hAnsi="Times New Roman" w:eastAsia="Times New Roman" w:cs="Times New Roman"/>
-                <w:vertAlign w:val="superscript"/>
-              </w:rPr>
-              <w:t>2</w:t>
-            </w:r>
-          </w:p>
-        </w:tc>
-        <w:tc>
-          <w:tcPr/>
-          <w:p>
-            <w:pPr>
-              <w:pStyle w:val="Compact"/>
-              <w:jc w:val="center"/>
-            </w:pPr>
-            <w:r>
-              <w:rPr>
-                <w:rFonts w:ascii="Times New Roman" w:hAnsi="Times New Roman" w:eastAsia="Times New Roman" w:cs="Times New Roman"/>
-              </w:rPr>
-              <w:t>4d</w:t>
-            </w:r>
-            <w:r>
-              <w:rPr>
-                <w:rFonts w:ascii="Times New Roman" w:hAnsi="Times New Roman" w:eastAsia="Times New Roman" w:cs="Times New Roman"/>
-                <w:vertAlign w:val="superscript"/>
-              </w:rPr>
-              <w:t>7</w:t>
-            </w:r>
-            <w:r>
-              <w:rPr>
-                <w:rFonts w:ascii="Times New Roman" w:hAnsi="Times New Roman" w:eastAsia="Times New Roman" w:cs="Times New Roman"/>
-              </w:rPr>
-              <w:t>5s</w:t>
-            </w:r>
-            <w:r>
-              <w:rPr>
-                <w:rFonts w:ascii="Times New Roman" w:hAnsi="Times New Roman" w:eastAsia="Times New Roman" w:cs="Times New Roman"/>
-                <w:vertAlign w:val="superscript"/>
-              </w:rPr>
-              <w:t>1</w:t>
-            </w:r>
-          </w:p>
-        </w:tc>
-        <w:tc>
-          <w:tcPr/>
-          <w:p>
-            <w:pPr>
-              <w:pStyle w:val="Compact"/>
-              <w:jc w:val="center"/>
-            </w:pPr>
-            <w:r>
-              <w:rPr>
-                <w:rFonts w:ascii="Times New Roman" w:hAnsi="Times New Roman" w:eastAsia="Times New Roman" w:cs="Times New Roman"/>
-              </w:rPr>
-              <w:t>4d</w:t>
-            </w:r>
-            <w:r>
-              <w:rPr>
-                <w:rFonts w:ascii="Times New Roman" w:hAnsi="Times New Roman" w:eastAsia="Times New Roman" w:cs="Times New Roman"/>
-                <w:vertAlign w:val="superscript"/>
-              </w:rPr>
-              <w:t>8</w:t>
-            </w:r>
-            <w:r>
-              <w:rPr>
-                <w:rFonts w:ascii="Times New Roman" w:hAnsi="Times New Roman" w:eastAsia="Times New Roman" w:cs="Times New Roman"/>
-              </w:rPr>
-              <w:t>5s</w:t>
-            </w:r>
-            <w:r>
-              <w:rPr>
-                <w:rFonts w:ascii="Times New Roman" w:hAnsi="Times New Roman" w:eastAsia="Times New Roman" w:cs="Times New Roman"/>
-                <w:vertAlign w:val="superscript"/>
-              </w:rPr>
-              <w:t>1</w:t>
-            </w:r>
-          </w:p>
-        </w:tc>
-        <w:tc>
-          <w:tcPr/>
-          <w:p>
-            <w:pPr>
-              <w:pStyle w:val="Compact"/>
-              <w:jc w:val="center"/>
-            </w:pPr>
-            <w:r>
-              <w:rPr>
-                <w:rFonts w:ascii="Times New Roman" w:hAnsi="Times New Roman" w:eastAsia="Times New Roman" w:cs="Times New Roman"/>
-              </w:rPr>
-              <w:t>4d</w:t>
-            </w:r>
-            <w:r>
-              <w:rPr>
-                <w:rFonts w:ascii="Times New Roman" w:hAnsi="Times New Roman" w:eastAsia="Times New Roman" w:cs="Times New Roman"/>
-                <w:vertAlign w:val="superscript"/>
-              </w:rPr>
-              <w:t>10</w:t>
-            </w:r>
-          </w:p>
-        </w:tc>
-        <w:tc>
-          <w:tcPr/>
-          <w:p>
-            <w:pPr>
-              <w:pStyle w:val="Compact"/>
-              <w:jc w:val="center"/>
-            </w:pPr>
-            <w:r>
-              <w:rPr>
-                <w:rFonts w:ascii="Times New Roman" w:hAnsi="Times New Roman" w:eastAsia="Times New Roman" w:cs="Times New Roman"/>
-              </w:rPr>
-              <w:t>4d</w:t>
-            </w:r>
-            <w:r>
-              <w:rPr>
-                <w:rFonts w:ascii="Times New Roman" w:hAnsi="Times New Roman" w:eastAsia="Times New Roman" w:cs="Times New Roman"/>
-                <w:vertAlign w:val="superscript"/>
-              </w:rPr>
-              <w:t>10</w:t>
-            </w:r>
-            <w:r>
-              <w:rPr>
-                <w:rFonts w:ascii="Times New Roman" w:hAnsi="Times New Roman" w:eastAsia="Times New Roman" w:cs="Times New Roman"/>
-              </w:rPr>
-              <w:t>5s</w:t>
-            </w:r>
-            <w:r>
-              <w:rPr>
-                <w:rFonts w:ascii="Times New Roman" w:hAnsi="Times New Roman" w:eastAsia="Times New Roman" w:cs="Times New Roman"/>
-                <w:vertAlign w:val="superscript"/>
-              </w:rPr>
-              <w:t>1</w:t>
+      </w:tr>
+      <w:tr>
+        <w:tc>
+          <w:tcPr/>
+          <w:p>
+            <w:pPr>
+              <w:pStyle w:val="Compact"/>
+              <w:jc w:val="center"/>
+            </w:pPr>
+            <w:r>
+              <w:rPr>
+                <w:rFonts w:ascii="Times New Roman" w:hAnsi="Times New Roman" w:eastAsia="Times New Roman" w:cs="Times New Roman"/>
+              </w:rPr>
+              <w:t xml:space="preserve">48</w:t>
+            </w:r>
+          </w:p>
+        </w:tc>
+        <w:tc>
+          <w:tcPr/>
+          <w:p>
+            <w:pPr>
+              <w:pStyle w:val="Compact"/>
+              <w:jc w:val="center"/>
+            </w:pPr>
+            <w:r>
+              <w:rPr>
+                <w:rFonts w:ascii="Times New Roman" w:hAnsi="Times New Roman" w:eastAsia="Times New Roman" w:cs="Times New Roman"/>
+              </w:rPr>
+              <w:t xml:space="preserve">Cd</w:t>
+            </w:r>
+          </w:p>
+        </w:tc>
+        <w:tc>
+          <w:tcPr/>
+          <w:p>
+            <w:pPr>
+              <w:pStyle w:val="Compact"/>
+              <w:jc w:val="center"/>
+            </w:pPr>
+            <w:r>
+              <w:rPr>
+                <w:rFonts w:hint="eastAsia" w:ascii="Times New Roman" w:hAnsi="Times New Roman" w:eastAsia="FangSong" w:cs="Times New Roman"/>
+              </w:rPr>
+              <w:t xml:space="preserve">镉</w:t>
             </w:r>
           </w:p>
         </w:tc>

--- a/06-学生侧材料/讲义/2-结构化学/第八讲原子结构（三）-超级充实融合版.docx
+++ b/06-学生侧材料/讲义/2-结构化学/第八讲原子结构（三）-超级充实融合版.docx
@@ -3499,9 +3499,9 @@
         </w:tblBorders>
       </w:tblPr>
       <w:tblGrid>
-        <w:gridCol w:w="990"/>
-        <w:gridCol w:w="990"/>
-        <w:gridCol w:w="990"/>
+        <w:gridCol w:w="1122"/>
+        <w:gridCol w:w="924"/>
+        <w:gridCol w:w="924"/>
         <w:gridCol w:w="990"/>
         <w:gridCol w:w="990"/>
         <w:gridCol w:w="990"/>
@@ -11424,18 +11424,12 @@
         </w:rPr>
         <w:t xml:space="preserve">理解要点</w:t>
       </w:r>
-      <w:r>
-        <w:rPr>
-          <w:rFonts w:ascii="Times New Roman" w:hAnsi="Times New Roman" w:eastAsia="Times New Roman" w:cs="Times New Roman"/>
-        </w:rPr>
-        <w:t xml:space="preserve"> </w:t>
-      </w:r>
-      <w:r>
-        <w:rPr>
-          <w:rFonts w:ascii="Times New Roman" w:hAnsi="Times New Roman" w:eastAsia="Times New Roman" w:cs="Times New Roman"/>
-        </w:rPr>
-        <w:t xml:space="preserve">&gt; </w:t>
-      </w:r>
+    </w:p>
+    <w:p>
+      <w:pPr>
+        <w:pStyle w:val="BlockText"/>
+        <w:ind w:firstLine="420"/>
+      </w:pPr>
       <w:r>
         <w:rPr>
           <w:rFonts w:hint="eastAsia" w:ascii="Times New Roman" w:hAnsi="Times New Roman" w:eastAsia="FangSong" w:cs="Times New Roman"/>
@@ -11610,7 +11604,7 @@
     </w:p>
     <w:p>
       <w:pPr>
-        <w:pStyle w:val="BodyText"/>
+        <w:pStyle w:val="FirstParagraph"/>
         <w:ind w:firstLine="420"/>
       </w:pPr>
       <w:r>
@@ -13667,18 +13661,12 @@
         </w:rPr>
         <w:t xml:space="preserve">理解要点</w:t>
       </w:r>
-      <w:r>
-        <w:rPr>
-          <w:rFonts w:ascii="Times New Roman" w:hAnsi="Times New Roman" w:eastAsia="Times New Roman" w:cs="Times New Roman"/>
-        </w:rPr>
-        <w:t xml:space="preserve"> </w:t>
-      </w:r>
-      <w:r>
-        <w:rPr>
-          <w:rFonts w:ascii="Times New Roman" w:hAnsi="Times New Roman" w:eastAsia="Times New Roman" w:cs="Times New Roman"/>
-        </w:rPr>
-        <w:t xml:space="preserve">&gt; </w:t>
-      </w:r>
+    </w:p>
+    <w:p>
+      <w:pPr>
+        <w:pStyle w:val="BlockText"/>
+        <w:ind w:firstLine="420"/>
+      </w:pPr>
       <w:r>
         <w:rPr>
           <w:rFonts w:hint="eastAsia" w:ascii="Times New Roman" w:hAnsi="Times New Roman" w:eastAsia="FangSong" w:cs="Times New Roman"/>
@@ -16840,18 +16828,12 @@
         </w:rPr>
         <w:t xml:space="preserve">易错点</w:t>
       </w:r>
-      <w:r>
-        <w:rPr>
-          <w:rFonts w:ascii="Times New Roman" w:hAnsi="Times New Roman" w:eastAsia="Times New Roman" w:cs="Times New Roman"/>
-        </w:rPr>
-        <w:t xml:space="preserve"> </w:t>
-      </w:r>
-      <w:r>
-        <w:rPr>
-          <w:rFonts w:ascii="Times New Roman" w:hAnsi="Times New Roman" w:eastAsia="Times New Roman" w:cs="Times New Roman"/>
-        </w:rPr>
-        <w:t xml:space="preserve">&gt; </w:t>
-      </w:r>
+    </w:p>
+    <w:p>
+      <w:pPr>
+        <w:pStyle w:val="BlockText"/>
+        <w:ind w:firstLine="420"/>
+      </w:pPr>
       <w:r>
         <w:rPr>
           <w:rFonts w:hint="eastAsia" w:ascii="Times New Roman" w:hAnsi="Times New Roman" w:eastAsia="FangSong" w:cs="Times New Roman"/>
@@ -17283,6 +17265,7 @@
     <w:p>
       <w:pPr>
         <w:pStyle w:val="BodyText"/>
+        <w:spacing w:after="80"/>
         <w:ind w:firstLine="420"/>
       </w:pPr>
       <w:r>
@@ -17358,123 +17341,779 @@
         <w:t>。</w:t>
       </w:r>
     </w:p>
+    <w:tbl>
+      <w:tblPr>
+        <w:tblStyle w:val="Table"/>
+        <w:tblW w:type="auto" w:w="0"/>
+        <w:tblLook w:firstRow="1" w:lastRow="0" w:firstColumn="0" w:lastColumn="0" w:noHBand="0" w:noVBand="0" w:val="0020"/>
+        <w:jc w:val="center"/>
+        <w:tblBorders>
+          <w:top w:val="single" w:sz="12" w:space="0" w:color="333333"/>
+          <w:bottom w:val="single" w:sz="12" w:space="0" w:color="333333"/>
+          <w:left w:val="none"/>
+          <w:right w:val="none"/>
+          <w:insideH w:val="none"/>
+          <w:insideV w:val="none"/>
+        </w:tblBorders>
+      </w:tblPr>
+      <w:tblGrid>
+        <w:gridCol w:w="1320"/>
+        <w:gridCol w:w="1320"/>
+        <w:gridCol w:w="1320"/>
+        <w:gridCol w:w="1320"/>
+        <w:gridCol w:w="1320"/>
+        <w:gridCol w:w="1320"/>
+      </w:tblGrid>
+      <w:tr>
+        <w:trPr>
+          <w:tblHeader w:val="on"/>
+        </w:trPr>
+        <w:tc>
+          <w:tcPr>
+            <w:tcBorders>
+              <w:bottom w:val="single" w:sz="6" w:space="0" w:color="333333"/>
+            </w:tcBorders>
+          </w:tcPr>
+          <w:p>
+            <w:pPr>
+              <w:pStyle w:val="Compact"/>
+              <w:jc w:val="center"/>
+            </w:pPr>
+            <w:r>
+              <w:rPr>
+                <w:rFonts w:ascii="Times New Roman" w:hAnsi="Times New Roman" w:eastAsia="Times New Roman" w:cs="Times New Roman"/>
+                <w:b/>
+              </w:rPr>
+              <w:t xml:space="preserve">n</w:t>
+            </w:r>
+          </w:p>
+        </w:tc>
+        <w:tc>
+          <w:tcPr>
+            <w:tcBorders>
+              <w:bottom w:val="single" w:sz="6" w:space="0" w:color="333333"/>
+            </w:tcBorders>
+          </w:tcPr>
+          <w:p>
+            <w:pPr>
+              <w:pStyle w:val="Compact"/>
+              <w:jc w:val="center"/>
+            </w:pPr>
+            <w:r>
+              <w:rPr>
+                <w:rFonts w:hint="eastAsia" w:ascii="Times New Roman" w:hAnsi="Times New Roman" w:eastAsia="SimHei" w:cs="Times New Roman"/>
+                <w:b/>
+              </w:rPr>
+              <w:t xml:space="preserve">能层</w:t>
+            </w:r>
+          </w:p>
+        </w:tc>
+        <w:tc>
+          <w:tcPr>
+            <w:tcBorders>
+              <w:bottom w:val="single" w:sz="6" w:space="0" w:color="333333"/>
+            </w:tcBorders>
+          </w:tcPr>
+          <w:p>
+            <w:pPr>
+              <w:pStyle w:val="Compact"/>
+              <w:jc w:val="center"/>
+            </w:pPr>
+            <w:r>
+              <w:rPr>
+                <w:rFonts w:ascii="Times New Roman" w:hAnsi="Times New Roman" w:eastAsia="Times New Roman" w:cs="Times New Roman"/>
+                <w:b/>
+              </w:rPr>
+              <w:t xml:space="preserve">l</w:t>
+            </w:r>
+          </w:p>
+        </w:tc>
+        <w:tc>
+          <w:tcPr>
+            <w:tcBorders>
+              <w:bottom w:val="single" w:sz="6" w:space="0" w:color="333333"/>
+            </w:tcBorders>
+          </w:tcPr>
+          <w:p>
+            <w:pPr>
+              <w:pStyle w:val="Compact"/>
+              <w:jc w:val="center"/>
+            </w:pPr>
+            <w:r>
+              <w:rPr>
+                <w:rFonts w:hint="eastAsia" w:ascii="Times New Roman" w:hAnsi="Times New Roman" w:eastAsia="SimHei" w:cs="Times New Roman"/>
+                <w:b/>
+              </w:rPr>
+              <w:t xml:space="preserve">能级</w:t>
+            </w:r>
+          </w:p>
+        </w:tc>
+        <w:tc>
+          <w:tcPr>
+            <w:tcBorders>
+              <w:bottom w:val="single" w:sz="6" w:space="0" w:color="333333"/>
+            </w:tcBorders>
+          </w:tcPr>
+          <w:p>
+            <w:pPr>
+              <w:pStyle w:val="Compact"/>
+              <w:jc w:val="center"/>
+            </w:pPr>
+            <w:r>
+              <w:rPr>
+                <w:rFonts w:ascii="Times New Roman" w:hAnsi="Times New Roman" w:eastAsia="Times New Roman" w:cs="Times New Roman"/>
+                <w:b/>
+              </w:rPr>
+              <w:t xml:space="preserve">m</w:t>
+            </w:r>
+          </w:p>
+        </w:tc>
+        <w:tc>
+          <w:tcPr>
+            <w:tcBorders>
+              <w:bottom w:val="single" w:sz="6" w:space="0" w:color="333333"/>
+            </w:tcBorders>
+          </w:tcPr>
+          <w:p>
+            <w:pPr>
+              <w:pStyle w:val="Compact"/>
+              <w:jc w:val="center"/>
+            </w:pPr>
+            <w:r>
+              <w:rPr>
+                <w:rFonts w:hint="eastAsia" w:ascii="Times New Roman" w:hAnsi="Times New Roman" w:eastAsia="SimHei" w:cs="Times New Roman"/>
+                <w:b/>
+              </w:rPr>
+              <w:t xml:space="preserve">原子轨道</w:t>
+            </w:r>
+          </w:p>
+        </w:tc>
+      </w:tr>
+      <w:tr>
+        <w:tc>
+          <w:tcPr/>
+          <w:p>
+            <w:pPr>
+              <w:pStyle w:val="Compact"/>
+              <w:jc w:val="center"/>
+            </w:pPr>
+          </w:p>
+        </w:tc>
+        <w:tc>
+          <w:tcPr/>
+          <w:p>
+            <w:pPr>
+              <w:pStyle w:val="Compact"/>
+              <w:jc w:val="center"/>
+            </w:pPr>
+            <w:r>
+              <w:rPr>
+                <w:rFonts w:ascii="Times New Roman" w:hAnsi="Times New Roman" w:eastAsia="Times New Roman" w:cs="Times New Roman"/>
+              </w:rPr>
+              <w:t xml:space="preserve">K</w:t>
+            </w:r>
+          </w:p>
+        </w:tc>
+        <w:tc>
+          <w:tcPr/>
+          <w:p>
+            <w:pPr>
+              <w:pStyle w:val="Compact"/>
+              <w:jc w:val="center"/>
+            </w:pPr>
+          </w:p>
+        </w:tc>
+        <w:tc>
+          <w:tcPr/>
+          <w:p>
+            <w:pPr>
+              <w:pStyle w:val="Compact"/>
+              <w:jc w:val="center"/>
+            </w:pPr>
+          </w:p>
+        </w:tc>
+        <w:tc>
+          <w:tcPr/>
+          <w:p>
+            <w:pPr>
+              <w:pStyle w:val="Compact"/>
+              <w:jc w:val="center"/>
+            </w:pPr>
+          </w:p>
+        </w:tc>
+        <w:tc>
+          <w:tcPr/>
+          <w:p>
+            <w:pPr>
+              <w:pStyle w:val="Compact"/>
+              <w:jc w:val="center"/>
+            </w:pPr>
+          </w:p>
+        </w:tc>
+      </w:tr>
+      <w:tr>
+        <w:tc>
+          <w:tcPr/>
+          <w:p>
+            <w:pPr>
+              <w:pStyle w:val="Compact"/>
+              <w:jc w:val="center"/>
+            </w:pPr>
+          </w:p>
+        </w:tc>
+        <w:tc>
+          <w:tcPr/>
+          <w:p>
+            <w:pPr>
+              <w:pStyle w:val="Compact"/>
+              <w:jc w:val="center"/>
+            </w:pPr>
+            <w:r>
+              <w:rPr>
+                <w:rFonts w:ascii="Times New Roman" w:hAnsi="Times New Roman" w:eastAsia="Times New Roman" w:cs="Times New Roman"/>
+              </w:rPr>
+              <w:t xml:space="preserve">L</w:t>
+            </w:r>
+          </w:p>
+        </w:tc>
+        <w:tc>
+          <w:tcPr/>
+          <w:p>
+            <w:pPr>
+              <w:pStyle w:val="Compact"/>
+              <w:jc w:val="center"/>
+            </w:pPr>
+          </w:p>
+        </w:tc>
+        <w:tc>
+          <w:tcPr/>
+          <w:p>
+            <w:pPr>
+              <w:pStyle w:val="Compact"/>
+              <w:jc w:val="center"/>
+            </w:pPr>
+          </w:p>
+        </w:tc>
+        <w:tc>
+          <w:tcPr/>
+          <w:p>
+            <w:pPr>
+              <w:pStyle w:val="Compact"/>
+              <w:jc w:val="center"/>
+            </w:pPr>
+          </w:p>
+        </w:tc>
+        <w:tc>
+          <w:tcPr/>
+          <w:p>
+            <w:pPr>
+              <w:pStyle w:val="Compact"/>
+              <w:jc w:val="center"/>
+            </w:pPr>
+          </w:p>
+        </w:tc>
+      </w:tr>
+      <w:tr>
+        <w:tc>
+          <w:tcPr/>
+          <w:p>
+            <w:pPr>
+              <w:pStyle w:val="Compact"/>
+              <w:jc w:val="center"/>
+            </w:pPr>
+          </w:p>
+        </w:tc>
+        <w:tc>
+          <w:tcPr/>
+          <w:p>
+            <w:pPr>
+              <w:pStyle w:val="Compact"/>
+              <w:jc w:val="center"/>
+            </w:pPr>
+            <w:r>
+              <w:rPr>
+                <w:rFonts w:ascii="Times New Roman" w:hAnsi="Times New Roman" w:eastAsia="Times New Roman" w:cs="Times New Roman"/>
+              </w:rPr>
+              <w:t xml:space="preserve">L</w:t>
+            </w:r>
+          </w:p>
+        </w:tc>
+        <w:tc>
+          <w:tcPr/>
+          <w:p>
+            <w:pPr>
+              <w:pStyle w:val="Compact"/>
+              <w:jc w:val="center"/>
+            </w:pPr>
+          </w:p>
+        </w:tc>
+        <w:tc>
+          <w:tcPr/>
+          <w:p>
+            <w:pPr>
+              <w:pStyle w:val="Compact"/>
+              <w:jc w:val="center"/>
+            </w:pPr>
+          </w:p>
+        </w:tc>
+        <w:tc>
+          <w:tcPr/>
+          <w:p>
+            <w:pPr>
+              <w:pStyle w:val="Compact"/>
+              <w:jc w:val="center"/>
+            </w:pPr>
+          </w:p>
+        </w:tc>
+        <w:tc>
+          <w:tcPr/>
+          <w:p>
+            <w:pPr>
+              <w:pStyle w:val="Compact"/>
+              <w:jc w:val="center"/>
+            </w:pPr>
+          </w:p>
+        </w:tc>
+      </w:tr>
+      <w:tr>
+        <w:tc>
+          <w:tcPr/>
+          <w:p>
+            <w:pPr>
+              <w:pStyle w:val="Compact"/>
+              <w:jc w:val="center"/>
+            </w:pPr>
+          </w:p>
+        </w:tc>
+        <w:tc>
+          <w:tcPr/>
+          <w:p>
+            <w:pPr>
+              <w:pStyle w:val="Compact"/>
+              <w:jc w:val="center"/>
+            </w:pPr>
+            <w:r>
+              <w:rPr>
+                <w:rFonts w:ascii="Times New Roman" w:hAnsi="Times New Roman" w:eastAsia="Times New Roman" w:cs="Times New Roman"/>
+              </w:rPr>
+              <w:t xml:space="preserve">M</w:t>
+            </w:r>
+          </w:p>
+        </w:tc>
+        <w:tc>
+          <w:tcPr/>
+          <w:p>
+            <w:pPr>
+              <w:pStyle w:val="Compact"/>
+              <w:jc w:val="center"/>
+            </w:pPr>
+          </w:p>
+        </w:tc>
+        <w:tc>
+          <w:tcPr/>
+          <w:p>
+            <w:pPr>
+              <w:pStyle w:val="Compact"/>
+              <w:jc w:val="center"/>
+            </w:pPr>
+          </w:p>
+        </w:tc>
+        <w:tc>
+          <w:tcPr/>
+          <w:p>
+            <w:pPr>
+              <w:pStyle w:val="Compact"/>
+              <w:jc w:val="center"/>
+            </w:pPr>
+          </w:p>
+        </w:tc>
+        <w:tc>
+          <w:tcPr/>
+          <w:p>
+            <w:pPr>
+              <w:pStyle w:val="Compact"/>
+              <w:jc w:val="center"/>
+            </w:pPr>
+          </w:p>
+        </w:tc>
+      </w:tr>
+      <w:tr>
+        <w:tc>
+          <w:tcPr/>
+          <w:p>
+            <w:pPr>
+              <w:pStyle w:val="Compact"/>
+              <w:jc w:val="center"/>
+            </w:pPr>
+          </w:p>
+        </w:tc>
+        <w:tc>
+          <w:tcPr/>
+          <w:p>
+            <w:pPr>
+              <w:pStyle w:val="Compact"/>
+              <w:jc w:val="center"/>
+            </w:pPr>
+            <w:r>
+              <w:rPr>
+                <w:rFonts w:ascii="Times New Roman" w:hAnsi="Times New Roman" w:eastAsia="Times New Roman" w:cs="Times New Roman"/>
+              </w:rPr>
+              <w:t xml:space="preserve">M</w:t>
+            </w:r>
+          </w:p>
+        </w:tc>
+        <w:tc>
+          <w:tcPr/>
+          <w:p>
+            <w:pPr>
+              <w:pStyle w:val="Compact"/>
+              <w:jc w:val="center"/>
+            </w:pPr>
+          </w:p>
+        </w:tc>
+        <w:tc>
+          <w:tcPr/>
+          <w:p>
+            <w:pPr>
+              <w:pStyle w:val="Compact"/>
+              <w:jc w:val="center"/>
+            </w:pPr>
+          </w:p>
+        </w:tc>
+        <w:tc>
+          <w:tcPr/>
+          <w:p>
+            <w:pPr>
+              <w:pStyle w:val="Compact"/>
+              <w:jc w:val="center"/>
+            </w:pPr>
+          </w:p>
+        </w:tc>
+        <w:tc>
+          <w:tcPr/>
+          <w:p>
+            <w:pPr>
+              <w:pStyle w:val="Compact"/>
+              <w:jc w:val="center"/>
+            </w:pPr>
+          </w:p>
+        </w:tc>
+      </w:tr>
+      <w:tr>
+        <w:tc>
+          <w:tcPr/>
+          <w:p>
+            <w:pPr>
+              <w:pStyle w:val="Compact"/>
+              <w:jc w:val="center"/>
+            </w:pPr>
+          </w:p>
+        </w:tc>
+        <w:tc>
+          <w:tcPr/>
+          <w:p>
+            <w:pPr>
+              <w:pStyle w:val="Compact"/>
+              <w:jc w:val="center"/>
+            </w:pPr>
+            <w:r>
+              <w:rPr>
+                <w:rFonts w:ascii="Times New Roman" w:hAnsi="Times New Roman" w:eastAsia="Times New Roman" w:cs="Times New Roman"/>
+              </w:rPr>
+              <w:t xml:space="preserve">M</w:t>
+            </w:r>
+          </w:p>
+        </w:tc>
+        <w:tc>
+          <w:tcPr/>
+          <w:p>
+            <w:pPr>
+              <w:pStyle w:val="Compact"/>
+              <w:jc w:val="center"/>
+            </w:pPr>
+          </w:p>
+        </w:tc>
+        <w:tc>
+          <w:tcPr/>
+          <w:p>
+            <w:pPr>
+              <w:pStyle w:val="Compact"/>
+              <w:jc w:val="center"/>
+            </w:pPr>
+          </w:p>
+        </w:tc>
+        <w:tc>
+          <w:tcPr/>
+          <w:p>
+            <w:pPr>
+              <w:pStyle w:val="Compact"/>
+              <w:jc w:val="center"/>
+            </w:pPr>
+          </w:p>
+        </w:tc>
+        <w:tc>
+          <w:tcPr/>
+          <w:p>
+            <w:pPr>
+              <w:pStyle w:val="Compact"/>
+              <w:jc w:val="center"/>
+            </w:pPr>
+          </w:p>
+        </w:tc>
+      </w:tr>
+      <w:tr>
+        <w:tc>
+          <w:tcPr/>
+          <w:p>
+            <w:pPr>
+              <w:pStyle w:val="Compact"/>
+              <w:jc w:val="center"/>
+            </w:pPr>
+          </w:p>
+        </w:tc>
+        <w:tc>
+          <w:tcPr/>
+          <w:p>
+            <w:pPr>
+              <w:pStyle w:val="Compact"/>
+              <w:jc w:val="center"/>
+            </w:pPr>
+            <w:r>
+              <w:rPr>
+                <w:rFonts w:ascii="Times New Roman" w:hAnsi="Times New Roman" w:eastAsia="Times New Roman" w:cs="Times New Roman"/>
+              </w:rPr>
+              <w:t xml:space="preserve">N</w:t>
+            </w:r>
+          </w:p>
+        </w:tc>
+        <w:tc>
+          <w:tcPr/>
+          <w:p>
+            <w:pPr>
+              <w:pStyle w:val="Compact"/>
+              <w:jc w:val="center"/>
+            </w:pPr>
+          </w:p>
+        </w:tc>
+        <w:tc>
+          <w:tcPr/>
+          <w:p>
+            <w:pPr>
+              <w:pStyle w:val="Compact"/>
+              <w:jc w:val="center"/>
+            </w:pPr>
+          </w:p>
+        </w:tc>
+        <w:tc>
+          <w:tcPr/>
+          <w:p>
+            <w:pPr>
+              <w:pStyle w:val="Compact"/>
+              <w:jc w:val="center"/>
+            </w:pPr>
+          </w:p>
+        </w:tc>
+        <w:tc>
+          <w:tcPr/>
+          <w:p>
+            <w:pPr>
+              <w:pStyle w:val="Compact"/>
+              <w:jc w:val="center"/>
+            </w:pPr>
+          </w:p>
+        </w:tc>
+      </w:tr>
+      <w:tr>
+        <w:tc>
+          <w:tcPr/>
+          <w:p>
+            <w:pPr>
+              <w:pStyle w:val="Compact"/>
+              <w:jc w:val="center"/>
+            </w:pPr>
+          </w:p>
+        </w:tc>
+        <w:tc>
+          <w:tcPr/>
+          <w:p>
+            <w:pPr>
+              <w:pStyle w:val="Compact"/>
+              <w:jc w:val="center"/>
+            </w:pPr>
+            <w:r>
+              <w:rPr>
+                <w:rFonts w:ascii="Times New Roman" w:hAnsi="Times New Roman" w:eastAsia="Times New Roman" w:cs="Times New Roman"/>
+              </w:rPr>
+              <w:t xml:space="preserve">N</w:t>
+            </w:r>
+          </w:p>
+        </w:tc>
+        <w:tc>
+          <w:tcPr/>
+          <w:p>
+            <w:pPr>
+              <w:pStyle w:val="Compact"/>
+              <w:jc w:val="center"/>
+            </w:pPr>
+          </w:p>
+        </w:tc>
+        <w:tc>
+          <w:tcPr/>
+          <w:p>
+            <w:pPr>
+              <w:pStyle w:val="Compact"/>
+              <w:jc w:val="center"/>
+            </w:pPr>
+          </w:p>
+        </w:tc>
+        <w:tc>
+          <w:tcPr/>
+          <w:p>
+            <w:pPr>
+              <w:pStyle w:val="Compact"/>
+              <w:jc w:val="center"/>
+            </w:pPr>
+          </w:p>
+        </w:tc>
+        <w:tc>
+          <w:tcPr/>
+          <w:p>
+            <w:pPr>
+              <w:pStyle w:val="Compact"/>
+              <w:jc w:val="center"/>
+            </w:pPr>
+          </w:p>
+        </w:tc>
+      </w:tr>
+      <w:tr>
+        <w:tc>
+          <w:tcPr/>
+          <w:p>
+            <w:pPr>
+              <w:pStyle w:val="Compact"/>
+              <w:jc w:val="center"/>
+            </w:pPr>
+          </w:p>
+        </w:tc>
+        <w:tc>
+          <w:tcPr/>
+          <w:p>
+            <w:pPr>
+              <w:pStyle w:val="Compact"/>
+              <w:jc w:val="center"/>
+            </w:pPr>
+            <w:r>
+              <w:rPr>
+                <w:rFonts w:ascii="Times New Roman" w:hAnsi="Times New Roman" w:eastAsia="Times New Roman" w:cs="Times New Roman"/>
+              </w:rPr>
+              <w:t xml:space="preserve">N</w:t>
+            </w:r>
+          </w:p>
+        </w:tc>
+        <w:tc>
+          <w:tcPr/>
+          <w:p>
+            <w:pPr>
+              <w:pStyle w:val="Compact"/>
+              <w:jc w:val="center"/>
+            </w:pPr>
+          </w:p>
+        </w:tc>
+        <w:tc>
+          <w:tcPr/>
+          <w:p>
+            <w:pPr>
+              <w:pStyle w:val="Compact"/>
+              <w:jc w:val="center"/>
+            </w:pPr>
+          </w:p>
+        </w:tc>
+        <w:tc>
+          <w:tcPr/>
+          <w:p>
+            <w:pPr>
+              <w:pStyle w:val="Compact"/>
+              <w:jc w:val="center"/>
+            </w:pPr>
+          </w:p>
+        </w:tc>
+        <w:tc>
+          <w:tcPr/>
+          <w:p>
+            <w:pPr>
+              <w:pStyle w:val="Compact"/>
+              <w:jc w:val="center"/>
+            </w:pPr>
+          </w:p>
+        </w:tc>
+      </w:tr>
+      <w:tr>
+        <w:tc>
+          <w:tcPr/>
+          <w:p>
+            <w:pPr>
+              <w:pStyle w:val="Compact"/>
+              <w:jc w:val="center"/>
+            </w:pPr>
+          </w:p>
+        </w:tc>
+        <w:tc>
+          <w:tcPr/>
+          <w:p>
+            <w:pPr>
+              <w:pStyle w:val="Compact"/>
+              <w:jc w:val="center"/>
+            </w:pPr>
+            <w:r>
+              <w:rPr>
+                <w:rFonts w:ascii="Times New Roman" w:hAnsi="Times New Roman" w:eastAsia="Times New Roman" w:cs="Times New Roman"/>
+              </w:rPr>
+              <w:t xml:space="preserve">N</w:t>
+            </w:r>
+          </w:p>
+        </w:tc>
+        <w:tc>
+          <w:tcPr/>
+          <w:p>
+            <w:pPr>
+              <w:pStyle w:val="Compact"/>
+              <w:jc w:val="center"/>
+            </w:pPr>
+          </w:p>
+        </w:tc>
+        <w:tc>
+          <w:tcPr/>
+          <w:p>
+            <w:pPr>
+              <w:pStyle w:val="Compact"/>
+              <w:jc w:val="center"/>
+            </w:pPr>
+          </w:p>
+        </w:tc>
+        <w:tc>
+          <w:tcPr/>
+          <w:p>
+            <w:pPr>
+              <w:pStyle w:val="Compact"/>
+              <w:jc w:val="center"/>
+            </w:pPr>
+          </w:p>
+        </w:tc>
+        <w:tc>
+          <w:tcPr/>
+          <w:p>
+            <w:pPr>
+              <w:pStyle w:val="Compact"/>
+              <w:jc w:val="center"/>
+            </w:pPr>
+          </w:p>
+        </w:tc>
+      </w:tr>
+    </w:tbl>
     <w:p>
       <w:pPr>
         <w:pStyle w:val="BodyText"/>
-      </w:pPr>
-      <w:r>
-        <w:rPr>
-          <w:rFonts w:ascii="Times New Roman" w:hAnsi="Times New Roman" w:eastAsia="Times New Roman" w:cs="Times New Roman"/>
-        </w:rPr>
-        <w:t xml:space="preserve">n</w:t>
-      </w:r>
-    </w:p>
-    <w:p>
-      <w:pPr>
-        <w:pStyle w:val="BodyText"/>
-        <w:ind w:firstLine="420"/>
-      </w:pPr>
-      <w:r>
-        <w:rPr>
-          <w:rFonts w:hint="eastAsia" w:ascii="Times New Roman" w:hAnsi="Times New Roman" w:eastAsia="FangSong" w:cs="Times New Roman"/>
-        </w:rPr>
-        <w:t xml:space="preserve">能层</w:t>
-      </w:r>
-    </w:p>
-    <w:p>
-      <w:pPr>
-        <w:pStyle w:val="BodyText"/>
-      </w:pPr>
-      <w:r>
-        <w:rPr>
-          <w:rFonts w:ascii="Times New Roman" w:hAnsi="Times New Roman" w:eastAsia="Times New Roman" w:cs="Times New Roman"/>
-        </w:rPr>
-        <w:t xml:space="preserve">l</w:t>
-      </w:r>
-    </w:p>
-    <w:p>
-      <w:pPr>
-        <w:pStyle w:val="BodyText"/>
-        <w:ind w:firstLine="420"/>
-      </w:pPr>
-      <w:r>
-        <w:rPr>
-          <w:rFonts w:hint="eastAsia" w:ascii="Times New Roman" w:hAnsi="Times New Roman" w:eastAsia="FangSong" w:cs="Times New Roman"/>
-        </w:rPr>
-        <w:t xml:space="preserve">能级</w:t>
-      </w:r>
-    </w:p>
-    <w:p>
-      <w:pPr>
-        <w:pStyle w:val="BodyText"/>
-      </w:pPr>
-      <w:r>
-        <w:rPr>
-          <w:rFonts w:ascii="Times New Roman" w:hAnsi="Times New Roman" w:eastAsia="Times New Roman" w:cs="Times New Roman"/>
-        </w:rPr>
-        <w:t xml:space="preserve">m</w:t>
-      </w:r>
-    </w:p>
-    <w:p>
-      <w:pPr>
-        <w:pStyle w:val="BodyText"/>
-        <w:ind w:firstLine="420"/>
-      </w:pPr>
-      <w:r>
-        <w:rPr>
-          <w:rFonts w:hint="eastAsia" w:ascii="Times New Roman" w:hAnsi="Times New Roman" w:eastAsia="FangSong" w:cs="Times New Roman"/>
-        </w:rPr>
-        <w:t xml:space="preserve">原子轨道</w:t>
-      </w:r>
-    </w:p>
-    <w:p>
-      <w:pPr>
-        <w:pStyle w:val="BodyText"/>
-      </w:pPr>
-      <w:r>
-        <w:rPr>
-          <w:rFonts w:ascii="Times New Roman" w:hAnsi="Times New Roman" w:eastAsia="Times New Roman" w:cs="Times New Roman"/>
-        </w:rPr>
-        <w:t xml:space="preserve">K</w:t>
-      </w:r>
-    </w:p>
-    <w:p>
-      <w:pPr>
-        <w:pStyle w:val="BodyText"/>
-      </w:pPr>
-      <w:r>
-        <w:rPr>
-          <w:rFonts w:ascii="Times New Roman" w:hAnsi="Times New Roman" w:eastAsia="Times New Roman" w:cs="Times New Roman"/>
-        </w:rPr>
-        <w:t xml:space="preserve">L</w:t>
-      </w:r>
-    </w:p>
-    <w:p>
-      <w:pPr>
-        <w:pStyle w:val="BodyText"/>
-      </w:pPr>
-      <w:r>
-        <w:rPr>
-          <w:rFonts w:ascii="Times New Roman" w:hAnsi="Times New Roman" w:eastAsia="Times New Roman" w:cs="Times New Roman"/>
-        </w:rPr>
-        <w:t xml:space="preserve">M</w:t>
-      </w:r>
-    </w:p>
-    <w:p>
-      <w:pPr>
-        <w:pStyle w:val="BodyText"/>
-      </w:pPr>
-      <w:r>
-        <w:rPr>
-          <w:rFonts w:ascii="Times New Roman" w:hAnsi="Times New Roman" w:eastAsia="Times New Roman" w:cs="Times New Roman"/>
-        </w:rPr>
-        <w:t xml:space="preserve">N</w:t>
-      </w:r>
-    </w:p>
-    <w:p>
-      <w:pPr>
-        <w:pStyle w:val="BodyText"/>
-        <w:spacing w:after="80"/>
+        <w:spacing w:before="120" w:after="80"/>
         <w:ind w:firstLine="420"/>
       </w:pPr>
       <w:r>
@@ -18199,24 +18838,12 @@
         </w:rPr>
         <w:t xml:space="preserve">易错点</w:t>
       </w:r>
-      <w:r>
-        <w:rPr>
-          <w:rFonts w:ascii="Times New Roman" w:hAnsi="Times New Roman" w:eastAsia="Times New Roman" w:cs="Times New Roman"/>
-        </w:rPr>
-        <w:t xml:space="preserve"> </w:t>
-      </w:r>
-      <w:r>
-        <w:rPr>
-          <w:rFonts w:ascii="Times New Roman" w:hAnsi="Times New Roman" w:eastAsia="Times New Roman" w:cs="Times New Roman"/>
-        </w:rPr>
-        <w:t xml:space="preserve">&gt;</w:t>
-      </w:r>
-      <w:r>
-        <w:rPr>
-          <w:rFonts w:ascii="Times New Roman" w:hAnsi="Times New Roman" w:eastAsia="Times New Roman" w:cs="Times New Roman"/>
-        </w:rPr>
-        <w:t xml:space="preserve"> </w:t>
-      </w:r>
+    </w:p>
+    <w:p>
+      <w:pPr>
+        <w:pStyle w:val="BlockText"/>
+        <w:ind w:firstLine="420"/>
+      </w:pPr>
       <m:oMath>
         <m:sSub>
           <m:e>
@@ -18465,7 +19092,7 @@
     </w:p>
     <w:p>
       <w:pPr>
-        <w:pStyle w:val="BodyText"/>
+        <w:pStyle w:val="FirstParagraph"/>
         <w:spacing w:before="160" w:after="80"/>
         <w:jc w:val="center"/>
       </w:pPr>
@@ -22052,9 +22679,9 @@
         </w:tblBorders>
       </w:tblPr>
       <w:tblGrid>
-        <w:gridCol w:w="2640"/>
-        <w:gridCol w:w="2640"/>
-        <w:gridCol w:w="2640"/>
+        <w:gridCol w:w="2262"/>
+        <w:gridCol w:w="2828"/>
+        <w:gridCol w:w="2828"/>
       </w:tblGrid>
       <w:tr>
         <w:trPr>
@@ -22634,18 +23261,12 @@
         </w:rPr>
         <w:t xml:space="preserve">能级模型</w:t>
       </w:r>
-      <w:r>
-        <w:rPr>
-          <w:rFonts w:ascii="Times New Roman" w:hAnsi="Times New Roman" w:eastAsia="Times New Roman" w:cs="Times New Roman"/>
-        </w:rPr>
-        <w:t xml:space="preserve"> </w:t>
-      </w:r>
-      <w:r>
-        <w:rPr>
-          <w:rFonts w:ascii="Times New Roman" w:hAnsi="Times New Roman" w:eastAsia="Times New Roman" w:cs="Times New Roman"/>
-        </w:rPr>
-        <w:t xml:space="preserve">&gt; </w:t>
-      </w:r>
+    </w:p>
+    <w:p>
+      <w:pPr>
+        <w:pStyle w:val="BlockText"/>
+        <w:ind w:firstLine="420"/>
+      </w:pPr>
       <w:r>
         <w:rPr>
           <w:rFonts w:hint="eastAsia" w:ascii="Times New Roman" w:hAnsi="Times New Roman" w:eastAsia="FangSong" w:cs="Times New Roman"/>
@@ -28893,735 +29514,1913 @@
         </w:rPr>
         <w:t>失电子顺序</w:t>
       </w:r>
-      <w:r>
-        <w:rPr>
-          <w:rFonts w:ascii="Times New Roman" w:hAnsi="Times New Roman" w:eastAsia="Times New Roman" w:cs="Times New Roman"/>
-        </w:rPr>
-        <w:t xml:space="preserve"> </w:t>
-      </w:r>
-      <w:r>
-        <w:rPr>
-          <w:rFonts w:ascii="Times New Roman" w:hAnsi="Times New Roman" w:eastAsia="Times New Roman" w:cs="Times New Roman"/>
-        </w:rPr>
-        <w:t xml:space="preserve">&gt; 4s </w:t>
-      </w:r>
-      <w:r>
-        <w:rPr>
-          <w:rFonts w:hint="eastAsia" w:ascii="Times New Roman" w:hAnsi="Times New Roman" w:eastAsia="FangSong" w:cs="Times New Roman"/>
-        </w:rPr>
-        <w:t xml:space="preserve">先于</w:t>
-      </w:r>
-      <w:r>
-        <w:rPr>
-          <w:rFonts w:ascii="Times New Roman" w:hAnsi="Times New Roman" w:eastAsia="Times New Roman" w:cs="Times New Roman"/>
-        </w:rPr>
-        <w:t xml:space="preserve"> 3d </w:t>
-      </w:r>
-      <w:r>
-        <w:rPr>
-          <w:rFonts w:hint="eastAsia" w:ascii="Times New Roman" w:hAnsi="Times New Roman" w:eastAsia="FangSong" w:cs="Times New Roman"/>
-        </w:rPr>
-        <w:t>填充</w:t>
-      </w:r>
-      <w:r>
-        <w:rPr>
-          <w:rFonts w:hint="eastAsia" w:ascii="Times New Roman" w:hAnsi="Times New Roman" w:eastAsia="Times New Roman" w:cs="Times New Roman"/>
-        </w:rPr>
-        <w:t>，</w:t>
-      </w:r>
-      <w:r>
-        <w:rPr>
-          <w:rFonts w:hint="eastAsia" w:ascii="Times New Roman" w:hAnsi="Times New Roman" w:eastAsia="FangSong" w:cs="Times New Roman"/>
-        </w:rPr>
-        <w:t>所以写电子排布时</w:t>
-      </w:r>
-      <w:r>
-        <w:rPr>
-          <w:rFonts w:ascii="Times New Roman" w:hAnsi="Times New Roman" w:eastAsia="Times New Roman" w:cs="Times New Roman"/>
-        </w:rPr>
-        <w:t xml:space="preserve"> 4s </w:t>
-      </w:r>
-      <w:r>
-        <w:rPr>
-          <w:rFonts w:hint="eastAsia" w:ascii="Times New Roman" w:hAnsi="Times New Roman" w:eastAsia="FangSong" w:cs="Times New Roman"/>
-        </w:rPr>
-        <w:t xml:space="preserve">写在</w:t>
-      </w:r>
-      <w:r>
-        <w:rPr>
-          <w:rFonts w:ascii="Times New Roman" w:hAnsi="Times New Roman" w:eastAsia="Times New Roman" w:cs="Times New Roman"/>
-        </w:rPr>
-        <w:t xml:space="preserve"> 3d </w:t>
-      </w:r>
-      <w:r>
-        <w:rPr>
-          <w:rFonts w:hint="eastAsia" w:ascii="Times New Roman" w:hAnsi="Times New Roman" w:eastAsia="FangSong" w:cs="Times New Roman"/>
-        </w:rPr>
-        <w:t>前面</w:t>
-      </w:r>
-      <w:r>
-        <w:rPr>
-          <w:rFonts w:hint="eastAsia" w:ascii="Times New Roman" w:hAnsi="Times New Roman" w:eastAsia="Times New Roman" w:cs="Times New Roman"/>
-        </w:rPr>
-        <w:t>（</w:t>
-      </w:r>
-      <w:r>
-        <w:rPr>
-          <w:rFonts w:hint="eastAsia" w:ascii="Times New Roman" w:hAnsi="Times New Roman" w:eastAsia="FangSong" w:cs="Times New Roman"/>
-        </w:rPr>
-        <w:t>如</w:t>
-      </w:r>
-      <w:r>
-        <w:rPr>
-          <w:rFonts w:ascii="Times New Roman" w:hAnsi="Times New Roman" w:eastAsia="Times New Roman" w:cs="Times New Roman"/>
-        </w:rPr>
-        <w:t xml:space="preserve"> Fe: </w:t>
-      </w:r>
-      <w:r>
-        <w:rPr>
-          <w:rFonts w:hint="eastAsia" w:ascii="Times New Roman" w:hAnsi="Times New Roman" w:eastAsia="Times New Roman" w:cs="Times New Roman"/>
-        </w:rPr>
-        <w:t>[Ar]4s</w:t>
-      </w:r>
-      <w:r>
-        <w:rPr>
-          <w:rFonts w:hint="eastAsia" w:ascii="Times New Roman" w:hAnsi="Times New Roman" w:eastAsia="Times New Roman" w:cs="Times New Roman"/>
-          <w:vertAlign w:val="superscript"/>
-        </w:rPr>
-        <w:t>2</w:t>
-      </w:r>
-      <w:r>
-        <w:rPr>
-          <w:rFonts w:hint="eastAsia" w:ascii="Times New Roman" w:hAnsi="Times New Roman" w:eastAsia="Times New Roman" w:cs="Times New Roman"/>
-        </w:rPr>
-        <w:t>3d</w:t>
-      </w:r>
-      <w:r>
-        <w:rPr>
-          <w:rFonts w:hint="eastAsia" w:ascii="Times New Roman" w:hAnsi="Times New Roman" w:eastAsia="Times New Roman" w:cs="Times New Roman"/>
-          <w:vertAlign w:val="superscript"/>
-        </w:rPr>
-        <w:t>6</w:t>
-      </w:r>
-      <w:r>
-        <w:rPr>
-          <w:rFonts w:hint="eastAsia" w:ascii="Times New Roman" w:hAnsi="Times New Roman" w:eastAsia="Times New Roman" w:cs="Times New Roman"/>
-        </w:rPr>
-        <w:t>）。</w:t>
-      </w:r>
-      <w:r>
-        <w:rPr>
-          <w:rFonts w:hint="eastAsia" w:ascii="Times New Roman" w:hAnsi="Times New Roman" w:eastAsia="FangSong" w:cs="Times New Roman"/>
-        </w:rPr>
-        <w:t>但</w:t>
-      </w:r>
-      <w:r>
-        <w:rPr>
-          <w:rFonts w:hint="eastAsia" w:ascii="Times New Roman" w:hAnsi="Times New Roman" w:eastAsia="FangSong" w:cs="Times New Roman"/>
-          <w:b/>
-          <w:bCs/>
-        </w:rPr>
-        <w:t xml:space="preserve">失电子时先失</w:t>
-      </w:r>
-      <w:r>
-        <w:rPr>
-          <w:rFonts w:ascii="Times New Roman" w:hAnsi="Times New Roman" w:eastAsia="Times New Roman" w:cs="Times New Roman"/>
-          <w:b/>
-          <w:bCs/>
-        </w:rPr>
-        <w:t xml:space="preserve"> 4s </w:t>
-      </w:r>
-      <w:r>
-        <w:rPr>
-          <w:rFonts w:hint="eastAsia" w:ascii="Times New Roman" w:hAnsi="Times New Roman" w:eastAsia="FangSong" w:cs="Times New Roman"/>
-          <w:b/>
-          <w:bCs/>
-        </w:rPr>
-        <w:t xml:space="preserve">电子</w:t>
-      </w:r>
-      <w:r>
-        <w:rPr>
-          <w:rFonts w:hint="eastAsia" w:ascii="Times New Roman" w:hAnsi="Times New Roman" w:eastAsia="Times New Roman" w:cs="Times New Roman"/>
-        </w:rPr>
-        <w:t>，</w:t>
-      </w:r>
-      <w:r>
-        <w:rPr>
-          <w:rFonts w:hint="eastAsia" w:ascii="Times New Roman" w:hAnsi="Times New Roman" w:eastAsia="FangSong" w:cs="Times New Roman"/>
-        </w:rPr>
-        <w:t>因为</w:t>
-      </w:r>
-      <w:r>
-        <w:rPr>
-          <w:rFonts w:ascii="Times New Roman" w:hAnsi="Times New Roman" w:eastAsia="Times New Roman" w:cs="Times New Roman"/>
-        </w:rPr>
-        <w:t xml:space="preserve"> 4s </w:t>
-      </w:r>
-      <w:r>
-        <w:rPr>
-          <w:rFonts w:hint="eastAsia" w:ascii="Times New Roman" w:hAnsi="Times New Roman" w:eastAsia="FangSong" w:cs="Times New Roman"/>
-        </w:rPr>
-        <w:t>电子离核更远</w:t>
-      </w:r>
-      <w:r>
-        <w:rPr>
-          <w:rFonts w:hint="eastAsia" w:ascii="Times New Roman" w:hAnsi="Times New Roman" w:eastAsia="Times New Roman" w:cs="Times New Roman"/>
-        </w:rPr>
-        <w:t>。</w:t>
-      </w:r>
-      <w:r>
-        <w:rPr>
-          <w:rFonts w:hint="eastAsia" w:ascii="Times New Roman" w:hAnsi="Times New Roman" w:eastAsia="FangSong" w:cs="Times New Roman"/>
-        </w:rPr>
-        <w:t>类比</w:t>
-      </w:r>
-      <w:r>
-        <w:rPr>
-          <w:rFonts w:hint="eastAsia" w:ascii="Times New Roman" w:hAnsi="Times New Roman" w:eastAsia="Times New Roman" w:cs="Times New Roman"/>
-        </w:rPr>
-        <w:t>「</w:t>
-      </w:r>
-      <w:r>
-        <w:rPr>
-          <w:rFonts w:hint="eastAsia" w:ascii="Times New Roman" w:hAnsi="Times New Roman" w:eastAsia="FangSong" w:cs="Times New Roman"/>
-        </w:rPr>
-        <w:t>酒店大堂</w:t>
-      </w:r>
-      <w:r>
-        <w:rPr>
-          <w:rFonts w:hint="eastAsia" w:ascii="Times New Roman" w:hAnsi="Times New Roman" w:eastAsia="Times New Roman" w:cs="Times New Roman"/>
-        </w:rPr>
-        <w:t>」——</w:t>
-      </w:r>
-      <w:r>
-        <w:rPr>
-          <w:rFonts w:hint="eastAsia" w:ascii="Times New Roman" w:hAnsi="Times New Roman" w:eastAsia="FangSong" w:cs="Times New Roman"/>
-        </w:rPr>
-        <w:t>入住时先到大堂</w:t>
-      </w:r>
-      <w:r>
-        <w:rPr>
-          <w:rFonts w:hint="eastAsia" w:ascii="Times New Roman" w:hAnsi="Times New Roman" w:eastAsia="Times New Roman" w:cs="Times New Roman"/>
-        </w:rPr>
-        <w:t>(4s)</w:t>
-      </w:r>
-      <w:r>
-        <w:rPr>
-          <w:rFonts w:hint="eastAsia" w:ascii="Times New Roman" w:hAnsi="Times New Roman" w:eastAsia="FangSong" w:cs="Times New Roman"/>
-        </w:rPr>
-        <w:t>再到房间</w:t>
-      </w:r>
-      <w:r>
-        <w:rPr>
-          <w:rFonts w:hint="eastAsia" w:ascii="Times New Roman" w:hAnsi="Times New Roman" w:eastAsia="Times New Roman" w:cs="Times New Roman"/>
-        </w:rPr>
-        <w:t>(3d)，</w:t>
-      </w:r>
-      <w:r>
-        <w:rPr>
-          <w:rFonts w:hint="eastAsia" w:ascii="Times New Roman" w:hAnsi="Times New Roman" w:eastAsia="FangSong" w:cs="Times New Roman"/>
-        </w:rPr>
-        <w:t>退房时也从大堂走</w:t>
-      </w:r>
-      <w:r>
-        <w:rPr>
-          <w:rFonts w:hint="eastAsia" w:ascii="Times New Roman" w:hAnsi="Times New Roman" w:eastAsia="Times New Roman" w:cs="Times New Roman"/>
-        </w:rPr>
-        <w:t>（</w:t>
-      </w:r>
-      <w:r>
-        <w:rPr>
-          <w:rFonts w:hint="eastAsia" w:ascii="Times New Roman" w:hAnsi="Times New Roman" w:eastAsia="FangSong" w:cs="Times New Roman"/>
-        </w:rPr>
-        <w:t>先失</w:t>
-      </w:r>
-      <w:r>
-        <w:rPr>
-          <w:rFonts w:ascii="Times New Roman" w:hAnsi="Times New Roman" w:eastAsia="Times New Roman" w:cs="Times New Roman"/>
-        </w:rPr>
-        <w:t xml:space="preserve"> </w:t>
-      </w:r>
-      <w:r>
-        <w:rPr>
-          <w:rFonts w:hint="eastAsia" w:ascii="Times New Roman" w:hAnsi="Times New Roman" w:eastAsia="Times New Roman" w:cs="Times New Roman"/>
-        </w:rPr>
-        <w:t xml:space="preserve">4s）。</w:t>
-      </w:r>
     </w:p>
     <w:p>
       <w:pPr>
-        <w:pStyle w:val="BodyText"/>
+        <w:pStyle w:val="BlockText"/>
+        <w:spacing w:after="80"/>
         <w:ind w:firstLine="420"/>
       </w:pPr>
       <w:r>
         <w:rPr>
-          <w:rFonts w:hint="eastAsia" w:ascii="Times New Roman" w:hAnsi="Times New Roman" w:eastAsia="FangSong" w:cs="Times New Roman"/>
-        </w:rPr>
-        <w:t xml:space="preserve">原子序数</w:t>
+          <w:rFonts w:ascii="Times New Roman" w:hAnsi="Times New Roman" w:eastAsia="Times New Roman" w:cs="Times New Roman"/>
+        </w:rPr>
+        <w:t xml:space="preserve">4s </w:t>
+      </w:r>
+      <w:r>
+        <w:rPr>
+          <w:rFonts w:hint="eastAsia" w:ascii="Times New Roman" w:hAnsi="Times New Roman" w:eastAsia="FangSong" w:cs="Times New Roman"/>
+        </w:rPr>
+        <w:t xml:space="preserve">先于</w:t>
+      </w:r>
+      <w:r>
+        <w:rPr>
+          <w:rFonts w:ascii="Times New Roman" w:hAnsi="Times New Roman" w:eastAsia="Times New Roman" w:cs="Times New Roman"/>
+        </w:rPr>
+        <w:t xml:space="preserve"> 3d </w:t>
+      </w:r>
+      <w:r>
+        <w:rPr>
+          <w:rFonts w:hint="eastAsia" w:ascii="Times New Roman" w:hAnsi="Times New Roman" w:eastAsia="FangSong" w:cs="Times New Roman"/>
+        </w:rPr>
+        <w:t>填充</w:t>
+      </w:r>
+      <w:r>
+        <w:rPr>
+          <w:rFonts w:hint="eastAsia" w:ascii="Times New Roman" w:hAnsi="Times New Roman" w:eastAsia="Times New Roman" w:cs="Times New Roman"/>
+        </w:rPr>
+        <w:t>，</w:t>
+      </w:r>
+      <w:r>
+        <w:rPr>
+          <w:rFonts w:hint="eastAsia" w:ascii="Times New Roman" w:hAnsi="Times New Roman" w:eastAsia="FangSong" w:cs="Times New Roman"/>
+        </w:rPr>
+        <w:t>所以写电子排布时</w:t>
+      </w:r>
+      <w:r>
+        <w:rPr>
+          <w:rFonts w:ascii="Times New Roman" w:hAnsi="Times New Roman" w:eastAsia="Times New Roman" w:cs="Times New Roman"/>
+        </w:rPr>
+        <w:t xml:space="preserve"> 4s </w:t>
+      </w:r>
+      <w:r>
+        <w:rPr>
+          <w:rFonts w:hint="eastAsia" w:ascii="Times New Roman" w:hAnsi="Times New Roman" w:eastAsia="FangSong" w:cs="Times New Roman"/>
+        </w:rPr>
+        <w:t xml:space="preserve">写在</w:t>
+      </w:r>
+      <w:r>
+        <w:rPr>
+          <w:rFonts w:ascii="Times New Roman" w:hAnsi="Times New Roman" w:eastAsia="Times New Roman" w:cs="Times New Roman"/>
+        </w:rPr>
+        <w:t xml:space="preserve"> 3d </w:t>
+      </w:r>
+      <w:r>
+        <w:rPr>
+          <w:rFonts w:hint="eastAsia" w:ascii="Times New Roman" w:hAnsi="Times New Roman" w:eastAsia="FangSong" w:cs="Times New Roman"/>
+        </w:rPr>
+        <w:t>前面</w:t>
+      </w:r>
+      <w:r>
+        <w:rPr>
+          <w:rFonts w:hint="eastAsia" w:ascii="Times New Roman" w:hAnsi="Times New Roman" w:eastAsia="Times New Roman" w:cs="Times New Roman"/>
+        </w:rPr>
+        <w:t>（</w:t>
+      </w:r>
+      <w:r>
+        <w:rPr>
+          <w:rFonts w:hint="eastAsia" w:ascii="Times New Roman" w:hAnsi="Times New Roman" w:eastAsia="FangSong" w:cs="Times New Roman"/>
+        </w:rPr>
+        <w:t>如</w:t>
+      </w:r>
+      <w:r>
+        <w:rPr>
+          <w:rFonts w:ascii="Times New Roman" w:hAnsi="Times New Roman" w:eastAsia="Times New Roman" w:cs="Times New Roman"/>
+        </w:rPr>
+        <w:t xml:space="preserve"> Fe: </w:t>
+      </w:r>
+      <w:r>
+        <w:rPr>
+          <w:rFonts w:hint="eastAsia" w:ascii="Times New Roman" w:hAnsi="Times New Roman" w:eastAsia="Times New Roman" w:cs="Times New Roman"/>
+        </w:rPr>
+        <w:t>[Ar]4s</w:t>
+      </w:r>
+      <w:r>
+        <w:rPr>
+          <w:rFonts w:hint="eastAsia" w:ascii="Times New Roman" w:hAnsi="Times New Roman" w:eastAsia="Times New Roman" w:cs="Times New Roman"/>
+          <w:vertAlign w:val="superscript"/>
+        </w:rPr>
+        <w:t>2</w:t>
+      </w:r>
+      <w:r>
+        <w:rPr>
+          <w:rFonts w:hint="eastAsia" w:ascii="Times New Roman" w:hAnsi="Times New Roman" w:eastAsia="Times New Roman" w:cs="Times New Roman"/>
+        </w:rPr>
+        <w:t>3d</w:t>
+      </w:r>
+      <w:r>
+        <w:rPr>
+          <w:rFonts w:hint="eastAsia" w:ascii="Times New Roman" w:hAnsi="Times New Roman" w:eastAsia="Times New Roman" w:cs="Times New Roman"/>
+          <w:vertAlign w:val="superscript"/>
+        </w:rPr>
+        <w:t>6</w:t>
+      </w:r>
+      <w:r>
+        <w:rPr>
+          <w:rFonts w:hint="eastAsia" w:ascii="Times New Roman" w:hAnsi="Times New Roman" w:eastAsia="Times New Roman" w:cs="Times New Roman"/>
+        </w:rPr>
+        <w:t>）。</w:t>
+      </w:r>
+      <w:r>
+        <w:rPr>
+          <w:rFonts w:hint="eastAsia" w:ascii="Times New Roman" w:hAnsi="Times New Roman" w:eastAsia="FangSong" w:cs="Times New Roman"/>
+        </w:rPr>
+        <w:t>但</w:t>
+      </w:r>
+      <w:r>
+        <w:rPr>
+          <w:rFonts w:hint="eastAsia" w:ascii="Times New Roman" w:hAnsi="Times New Roman" w:eastAsia="FangSong" w:cs="Times New Roman"/>
+          <w:b/>
+          <w:bCs/>
+        </w:rPr>
+        <w:t xml:space="preserve">失电子时先失</w:t>
+      </w:r>
+      <w:r>
+        <w:rPr>
+          <w:rFonts w:ascii="Times New Roman" w:hAnsi="Times New Roman" w:eastAsia="Times New Roman" w:cs="Times New Roman"/>
+          <w:b/>
+          <w:bCs/>
+        </w:rPr>
+        <w:t xml:space="preserve"> 4s </w:t>
+      </w:r>
+      <w:r>
+        <w:rPr>
+          <w:rFonts w:hint="eastAsia" w:ascii="Times New Roman" w:hAnsi="Times New Roman" w:eastAsia="FangSong" w:cs="Times New Roman"/>
+          <w:b/>
+          <w:bCs/>
+        </w:rPr>
+        <w:t xml:space="preserve">电子</w:t>
+      </w:r>
+      <w:r>
+        <w:rPr>
+          <w:rFonts w:hint="eastAsia" w:ascii="Times New Roman" w:hAnsi="Times New Roman" w:eastAsia="Times New Roman" w:cs="Times New Roman"/>
+        </w:rPr>
+        <w:t>，</w:t>
+      </w:r>
+      <w:r>
+        <w:rPr>
+          <w:rFonts w:hint="eastAsia" w:ascii="Times New Roman" w:hAnsi="Times New Roman" w:eastAsia="FangSong" w:cs="Times New Roman"/>
+        </w:rPr>
+        <w:t>因为</w:t>
+      </w:r>
+      <w:r>
+        <w:rPr>
+          <w:rFonts w:ascii="Times New Roman" w:hAnsi="Times New Roman" w:eastAsia="Times New Roman" w:cs="Times New Roman"/>
+        </w:rPr>
+        <w:t xml:space="preserve"> 4s </w:t>
+      </w:r>
+      <w:r>
+        <w:rPr>
+          <w:rFonts w:hint="eastAsia" w:ascii="Times New Roman" w:hAnsi="Times New Roman" w:eastAsia="FangSong" w:cs="Times New Roman"/>
+        </w:rPr>
+        <w:t>电子离核更远</w:t>
+      </w:r>
+      <w:r>
+        <w:rPr>
+          <w:rFonts w:hint="eastAsia" w:ascii="Times New Roman" w:hAnsi="Times New Roman" w:eastAsia="Times New Roman" w:cs="Times New Roman"/>
+        </w:rPr>
+        <w:t>。</w:t>
+      </w:r>
+      <w:r>
+        <w:rPr>
+          <w:rFonts w:hint="eastAsia" w:ascii="Times New Roman" w:hAnsi="Times New Roman" w:eastAsia="FangSong" w:cs="Times New Roman"/>
+        </w:rPr>
+        <w:t>类比</w:t>
+      </w:r>
+      <w:r>
+        <w:rPr>
+          <w:rFonts w:hint="eastAsia" w:ascii="Times New Roman" w:hAnsi="Times New Roman" w:eastAsia="Times New Roman" w:cs="Times New Roman"/>
+        </w:rPr>
+        <w:t>「</w:t>
+      </w:r>
+      <w:r>
+        <w:rPr>
+          <w:rFonts w:hint="eastAsia" w:ascii="Times New Roman" w:hAnsi="Times New Roman" w:eastAsia="FangSong" w:cs="Times New Roman"/>
+        </w:rPr>
+        <w:t>酒店大堂</w:t>
+      </w:r>
+      <w:r>
+        <w:rPr>
+          <w:rFonts w:hint="eastAsia" w:ascii="Times New Roman" w:hAnsi="Times New Roman" w:eastAsia="Times New Roman" w:cs="Times New Roman"/>
+        </w:rPr>
+        <w:t>」——</w:t>
+      </w:r>
+      <w:r>
+        <w:rPr>
+          <w:rFonts w:hint="eastAsia" w:ascii="Times New Roman" w:hAnsi="Times New Roman" w:eastAsia="FangSong" w:cs="Times New Roman"/>
+        </w:rPr>
+        <w:t>入住时先到大堂</w:t>
+      </w:r>
+      <w:r>
+        <w:rPr>
+          <w:rFonts w:hint="eastAsia" w:ascii="Times New Roman" w:hAnsi="Times New Roman" w:eastAsia="Times New Roman" w:cs="Times New Roman"/>
+        </w:rPr>
+        <w:t>(4s)</w:t>
+      </w:r>
+      <w:r>
+        <w:rPr>
+          <w:rFonts w:hint="eastAsia" w:ascii="Times New Roman" w:hAnsi="Times New Roman" w:eastAsia="FangSong" w:cs="Times New Roman"/>
+        </w:rPr>
+        <w:t>再到房间</w:t>
+      </w:r>
+      <w:r>
+        <w:rPr>
+          <w:rFonts w:hint="eastAsia" w:ascii="Times New Roman" w:hAnsi="Times New Roman" w:eastAsia="Times New Roman" w:cs="Times New Roman"/>
+        </w:rPr>
+        <w:t>(3d)，</w:t>
+      </w:r>
+      <w:r>
+        <w:rPr>
+          <w:rFonts w:hint="eastAsia" w:ascii="Times New Roman" w:hAnsi="Times New Roman" w:eastAsia="FangSong" w:cs="Times New Roman"/>
+        </w:rPr>
+        <w:t>退房时也从大堂走</w:t>
+      </w:r>
+      <w:r>
+        <w:rPr>
+          <w:rFonts w:hint="eastAsia" w:ascii="Times New Roman" w:hAnsi="Times New Roman" w:eastAsia="Times New Roman" w:cs="Times New Roman"/>
+        </w:rPr>
+        <w:t>（</w:t>
+      </w:r>
+      <w:r>
+        <w:rPr>
+          <w:rFonts w:hint="eastAsia" w:ascii="Times New Roman" w:hAnsi="Times New Roman" w:eastAsia="FangSong" w:cs="Times New Roman"/>
+        </w:rPr>
+        <w:t>先失</w:t>
+      </w:r>
+      <w:r>
+        <w:rPr>
+          <w:rFonts w:ascii="Times New Roman" w:hAnsi="Times New Roman" w:eastAsia="Times New Roman" w:cs="Times New Roman"/>
+        </w:rPr>
+        <w:t xml:space="preserve"> </w:t>
+      </w:r>
+      <w:r>
+        <w:rPr>
+          <w:rFonts w:hint="eastAsia" w:ascii="Times New Roman" w:hAnsi="Times New Roman" w:eastAsia="Times New Roman" w:cs="Times New Roman"/>
+        </w:rPr>
+        <w:t xml:space="preserve">4s）。</w:t>
       </w:r>
     </w:p>
+    <w:tbl>
+      <w:tblPr>
+        <w:tblStyle w:val="Table"/>
+        <w:tblW w:type="auto" w:w="0"/>
+        <w:tblLook w:firstRow="1" w:lastRow="0" w:firstColumn="0" w:lastColumn="0" w:noHBand="0" w:noVBand="0" w:val="0020"/>
+        <w:jc w:val="center"/>
+        <w:tblBorders>
+          <w:top w:val="single" w:sz="12" w:space="0" w:color="333333"/>
+          <w:bottom w:val="single" w:sz="12" w:space="0" w:color="333333"/>
+          <w:left w:val="none"/>
+          <w:right w:val="none"/>
+          <w:insideH w:val="none"/>
+          <w:insideV w:val="none"/>
+        </w:tblBorders>
+      </w:tblPr>
+      <w:tblGrid>
+        <w:gridCol w:w="1980"/>
+        <w:gridCol w:w="1980"/>
+        <w:gridCol w:w="1980"/>
+        <w:gridCol w:w="1980"/>
+      </w:tblGrid>
+      <w:tr>
+        <w:trPr>
+          <w:tblHeader w:val="on"/>
+        </w:trPr>
+        <w:tc>
+          <w:tcPr>
+            <w:tcBorders>
+              <w:bottom w:val="single" w:sz="6" w:space="0" w:color="333333"/>
+            </w:tcBorders>
+          </w:tcPr>
+          <w:p>
+            <w:pPr>
+              <w:pStyle w:val="Compact"/>
+              <w:jc w:val="center"/>
+            </w:pPr>
+            <w:r>
+              <w:rPr>
+                <w:rFonts w:hint="eastAsia" w:ascii="Times New Roman" w:hAnsi="Times New Roman" w:eastAsia="SimHei" w:cs="Times New Roman"/>
+                <w:b/>
+              </w:rPr>
+              <w:t xml:space="preserve">原子序数</w:t>
+            </w:r>
+          </w:p>
+        </w:tc>
+        <w:tc>
+          <w:tcPr>
+            <w:tcBorders>
+              <w:bottom w:val="single" w:sz="6" w:space="0" w:color="333333"/>
+            </w:tcBorders>
+          </w:tcPr>
+          <w:p>
+            <w:pPr>
+              <w:pStyle w:val="Compact"/>
+              <w:jc w:val="center"/>
+            </w:pPr>
+            <w:r>
+              <w:rPr>
+                <w:rFonts w:hint="eastAsia" w:ascii="Times New Roman" w:hAnsi="Times New Roman" w:eastAsia="SimHei" w:cs="Times New Roman"/>
+                <w:b/>
+              </w:rPr>
+              <w:t xml:space="preserve">元素符号</w:t>
+            </w:r>
+          </w:p>
+        </w:tc>
+        <w:tc>
+          <w:tcPr>
+            <w:tcBorders>
+              <w:bottom w:val="single" w:sz="6" w:space="0" w:color="333333"/>
+            </w:tcBorders>
+          </w:tcPr>
+          <w:p>
+            <w:pPr>
+              <w:pStyle w:val="Compact"/>
+              <w:jc w:val="center"/>
+            </w:pPr>
+            <w:r>
+              <w:rPr>
+                <w:rFonts w:hint="eastAsia" w:ascii="Times New Roman" w:hAnsi="Times New Roman" w:eastAsia="SimHei" w:cs="Times New Roman"/>
+                <w:b/>
+              </w:rPr>
+              <w:t xml:space="preserve">元素名称</w:t>
+            </w:r>
+          </w:p>
+        </w:tc>
+        <w:tc>
+          <w:tcPr>
+            <w:tcBorders>
+              <w:bottom w:val="single" w:sz="6" w:space="0" w:color="333333"/>
+            </w:tcBorders>
+          </w:tcPr>
+          <w:p>
+            <w:pPr>
+              <w:pStyle w:val="Compact"/>
+              <w:jc w:val="center"/>
+            </w:pPr>
+            <w:r>
+              <w:rPr>
+                <w:rFonts w:hint="eastAsia" w:ascii="Times New Roman" w:hAnsi="Times New Roman" w:eastAsia="SimHei" w:cs="Times New Roman"/>
+                <w:b/>
+              </w:rPr>
+              <w:t xml:space="preserve">价电子排布</w:t>
+            </w:r>
+          </w:p>
+        </w:tc>
+      </w:tr>
+      <w:tr>
+        <w:tc>
+          <w:tcPr/>
+          <w:p>
+            <w:pPr>
+              <w:pStyle w:val="Compact"/>
+              <w:jc w:val="center"/>
+            </w:pPr>
+            <w:r>
+              <w:rPr>
+                <w:rFonts w:ascii="Times New Roman" w:hAnsi="Times New Roman" w:eastAsia="Times New Roman" w:cs="Times New Roman"/>
+              </w:rPr>
+              <w:t xml:space="preserve">21</w:t>
+            </w:r>
+          </w:p>
+        </w:tc>
+        <w:tc>
+          <w:tcPr/>
+          <w:p>
+            <w:pPr>
+              <w:pStyle w:val="Compact"/>
+              <w:jc w:val="center"/>
+            </w:pPr>
+          </w:p>
+        </w:tc>
+        <w:tc>
+          <w:tcPr/>
+          <w:p>
+            <w:pPr>
+              <w:pStyle w:val="Compact"/>
+              <w:jc w:val="center"/>
+            </w:pPr>
+          </w:p>
+        </w:tc>
+        <w:tc>
+          <w:tcPr/>
+          <w:p>
+            <w:pPr>
+              <w:pStyle w:val="Compact"/>
+              <w:jc w:val="center"/>
+            </w:pPr>
+          </w:p>
+        </w:tc>
+      </w:tr>
+      <w:tr>
+        <w:tc>
+          <w:tcPr/>
+          <w:p>
+            <w:pPr>
+              <w:pStyle w:val="Compact"/>
+              <w:jc w:val="center"/>
+            </w:pPr>
+            <w:r>
+              <w:rPr>
+                <w:rFonts w:ascii="Times New Roman" w:hAnsi="Times New Roman" w:eastAsia="Times New Roman" w:cs="Times New Roman"/>
+              </w:rPr>
+              <w:t xml:space="preserve">22</w:t>
+            </w:r>
+          </w:p>
+        </w:tc>
+        <w:tc>
+          <w:tcPr/>
+          <w:p>
+            <w:pPr>
+              <w:pStyle w:val="Compact"/>
+              <w:jc w:val="center"/>
+            </w:pPr>
+          </w:p>
+        </w:tc>
+        <w:tc>
+          <w:tcPr/>
+          <w:p>
+            <w:pPr>
+              <w:pStyle w:val="Compact"/>
+              <w:jc w:val="center"/>
+            </w:pPr>
+          </w:p>
+        </w:tc>
+        <w:tc>
+          <w:tcPr/>
+          <w:p>
+            <w:pPr>
+              <w:pStyle w:val="Compact"/>
+              <w:jc w:val="center"/>
+            </w:pPr>
+          </w:p>
+        </w:tc>
+      </w:tr>
+      <w:tr>
+        <w:tc>
+          <w:tcPr/>
+          <w:p>
+            <w:pPr>
+              <w:pStyle w:val="Compact"/>
+              <w:jc w:val="center"/>
+            </w:pPr>
+            <w:r>
+              <w:rPr>
+                <w:rFonts w:ascii="Times New Roman" w:hAnsi="Times New Roman" w:eastAsia="Times New Roman" w:cs="Times New Roman"/>
+              </w:rPr>
+              <w:t xml:space="preserve">23</w:t>
+            </w:r>
+          </w:p>
+        </w:tc>
+        <w:tc>
+          <w:tcPr/>
+          <w:p>
+            <w:pPr>
+              <w:pStyle w:val="Compact"/>
+              <w:jc w:val="center"/>
+            </w:pPr>
+          </w:p>
+        </w:tc>
+        <w:tc>
+          <w:tcPr/>
+          <w:p>
+            <w:pPr>
+              <w:pStyle w:val="Compact"/>
+              <w:jc w:val="center"/>
+            </w:pPr>
+          </w:p>
+        </w:tc>
+        <w:tc>
+          <w:tcPr/>
+          <w:p>
+            <w:pPr>
+              <w:pStyle w:val="Compact"/>
+              <w:jc w:val="center"/>
+            </w:pPr>
+          </w:p>
+        </w:tc>
+      </w:tr>
+      <w:tr>
+        <w:tc>
+          <w:tcPr/>
+          <w:p>
+            <w:pPr>
+              <w:pStyle w:val="Compact"/>
+              <w:jc w:val="center"/>
+            </w:pPr>
+            <w:r>
+              <w:rPr>
+                <w:rFonts w:ascii="Times New Roman" w:hAnsi="Times New Roman" w:eastAsia="Times New Roman" w:cs="Times New Roman"/>
+              </w:rPr>
+              <w:t xml:space="preserve">24</w:t>
+            </w:r>
+          </w:p>
+        </w:tc>
+        <w:tc>
+          <w:tcPr/>
+          <w:p>
+            <w:pPr>
+              <w:pStyle w:val="Compact"/>
+              <w:jc w:val="center"/>
+            </w:pPr>
+          </w:p>
+        </w:tc>
+        <w:tc>
+          <w:tcPr/>
+          <w:p>
+            <w:pPr>
+              <w:pStyle w:val="Compact"/>
+              <w:jc w:val="center"/>
+            </w:pPr>
+          </w:p>
+        </w:tc>
+        <w:tc>
+          <w:tcPr/>
+          <w:p>
+            <w:pPr>
+              <w:pStyle w:val="Compact"/>
+              <w:jc w:val="center"/>
+            </w:pPr>
+          </w:p>
+        </w:tc>
+      </w:tr>
+      <w:tr>
+        <w:tc>
+          <w:tcPr/>
+          <w:p>
+            <w:pPr>
+              <w:pStyle w:val="Compact"/>
+              <w:jc w:val="center"/>
+            </w:pPr>
+            <w:r>
+              <w:rPr>
+                <w:rFonts w:ascii="Times New Roman" w:hAnsi="Times New Roman" w:eastAsia="Times New Roman" w:cs="Times New Roman"/>
+              </w:rPr>
+              <w:t xml:space="preserve">25</w:t>
+            </w:r>
+          </w:p>
+        </w:tc>
+        <w:tc>
+          <w:tcPr/>
+          <w:p>
+            <w:pPr>
+              <w:pStyle w:val="Compact"/>
+              <w:jc w:val="center"/>
+            </w:pPr>
+          </w:p>
+        </w:tc>
+        <w:tc>
+          <w:tcPr/>
+          <w:p>
+            <w:pPr>
+              <w:pStyle w:val="Compact"/>
+              <w:jc w:val="center"/>
+            </w:pPr>
+          </w:p>
+        </w:tc>
+        <w:tc>
+          <w:tcPr/>
+          <w:p>
+            <w:pPr>
+              <w:pStyle w:val="Compact"/>
+              <w:jc w:val="center"/>
+            </w:pPr>
+          </w:p>
+        </w:tc>
+      </w:tr>
+      <w:tr>
+        <w:tc>
+          <w:tcPr/>
+          <w:p>
+            <w:pPr>
+              <w:pStyle w:val="Compact"/>
+              <w:jc w:val="center"/>
+            </w:pPr>
+            <w:r>
+              <w:rPr>
+                <w:rFonts w:ascii="Times New Roman" w:hAnsi="Times New Roman" w:eastAsia="Times New Roman" w:cs="Times New Roman"/>
+              </w:rPr>
+              <w:t xml:space="preserve">26</w:t>
+            </w:r>
+          </w:p>
+        </w:tc>
+        <w:tc>
+          <w:tcPr/>
+          <w:p>
+            <w:pPr>
+              <w:pStyle w:val="Compact"/>
+              <w:jc w:val="center"/>
+            </w:pPr>
+          </w:p>
+        </w:tc>
+        <w:tc>
+          <w:tcPr/>
+          <w:p>
+            <w:pPr>
+              <w:pStyle w:val="Compact"/>
+              <w:jc w:val="center"/>
+            </w:pPr>
+          </w:p>
+        </w:tc>
+        <w:tc>
+          <w:tcPr/>
+          <w:p>
+            <w:pPr>
+              <w:pStyle w:val="Compact"/>
+              <w:jc w:val="center"/>
+            </w:pPr>
+          </w:p>
+        </w:tc>
+      </w:tr>
+      <w:tr>
+        <w:tc>
+          <w:tcPr/>
+          <w:p>
+            <w:pPr>
+              <w:pStyle w:val="Compact"/>
+              <w:jc w:val="center"/>
+            </w:pPr>
+            <w:r>
+              <w:rPr>
+                <w:rFonts w:ascii="Times New Roman" w:hAnsi="Times New Roman" w:eastAsia="Times New Roman" w:cs="Times New Roman"/>
+              </w:rPr>
+              <w:t xml:space="preserve">27</w:t>
+            </w:r>
+          </w:p>
+        </w:tc>
+        <w:tc>
+          <w:tcPr/>
+          <w:p>
+            <w:pPr>
+              <w:pStyle w:val="Compact"/>
+              <w:jc w:val="center"/>
+            </w:pPr>
+          </w:p>
+        </w:tc>
+        <w:tc>
+          <w:tcPr/>
+          <w:p>
+            <w:pPr>
+              <w:pStyle w:val="Compact"/>
+              <w:jc w:val="center"/>
+            </w:pPr>
+          </w:p>
+        </w:tc>
+        <w:tc>
+          <w:tcPr/>
+          <w:p>
+            <w:pPr>
+              <w:pStyle w:val="Compact"/>
+              <w:jc w:val="center"/>
+            </w:pPr>
+          </w:p>
+        </w:tc>
+      </w:tr>
+      <w:tr>
+        <w:tc>
+          <w:tcPr/>
+          <w:p>
+            <w:pPr>
+              <w:pStyle w:val="Compact"/>
+              <w:jc w:val="center"/>
+            </w:pPr>
+            <w:r>
+              <w:rPr>
+                <w:rFonts w:ascii="Times New Roman" w:hAnsi="Times New Roman" w:eastAsia="Times New Roman" w:cs="Times New Roman"/>
+              </w:rPr>
+              <w:t xml:space="preserve">28</w:t>
+            </w:r>
+          </w:p>
+        </w:tc>
+        <w:tc>
+          <w:tcPr/>
+          <w:p>
+            <w:pPr>
+              <w:pStyle w:val="Compact"/>
+              <w:jc w:val="center"/>
+            </w:pPr>
+          </w:p>
+        </w:tc>
+        <w:tc>
+          <w:tcPr/>
+          <w:p>
+            <w:pPr>
+              <w:pStyle w:val="Compact"/>
+              <w:jc w:val="center"/>
+            </w:pPr>
+          </w:p>
+        </w:tc>
+        <w:tc>
+          <w:tcPr/>
+          <w:p>
+            <w:pPr>
+              <w:pStyle w:val="Compact"/>
+              <w:jc w:val="center"/>
+            </w:pPr>
+          </w:p>
+        </w:tc>
+      </w:tr>
+      <w:tr>
+        <w:tc>
+          <w:tcPr/>
+          <w:p>
+            <w:pPr>
+              <w:pStyle w:val="Compact"/>
+              <w:jc w:val="center"/>
+            </w:pPr>
+            <w:r>
+              <w:rPr>
+                <w:rFonts w:ascii="Times New Roman" w:hAnsi="Times New Roman" w:eastAsia="Times New Roman" w:cs="Times New Roman"/>
+              </w:rPr>
+              <w:t xml:space="preserve">29</w:t>
+            </w:r>
+          </w:p>
+        </w:tc>
+        <w:tc>
+          <w:tcPr/>
+          <w:p>
+            <w:pPr>
+              <w:pStyle w:val="Compact"/>
+              <w:jc w:val="center"/>
+            </w:pPr>
+          </w:p>
+        </w:tc>
+        <w:tc>
+          <w:tcPr/>
+          <w:p>
+            <w:pPr>
+              <w:pStyle w:val="Compact"/>
+              <w:jc w:val="center"/>
+            </w:pPr>
+          </w:p>
+        </w:tc>
+        <w:tc>
+          <w:tcPr/>
+          <w:p>
+            <w:pPr>
+              <w:pStyle w:val="Compact"/>
+              <w:jc w:val="center"/>
+            </w:pPr>
+          </w:p>
+        </w:tc>
+      </w:tr>
+      <w:tr>
+        <w:tc>
+          <w:tcPr/>
+          <w:p>
+            <w:pPr>
+              <w:pStyle w:val="Compact"/>
+              <w:jc w:val="center"/>
+            </w:pPr>
+            <w:r>
+              <w:rPr>
+                <w:rFonts w:ascii="Times New Roman" w:hAnsi="Times New Roman" w:eastAsia="Times New Roman" w:cs="Times New Roman"/>
+              </w:rPr>
+              <w:t xml:space="preserve">30</w:t>
+            </w:r>
+          </w:p>
+        </w:tc>
+        <w:tc>
+          <w:tcPr/>
+          <w:p>
+            <w:pPr>
+              <w:pStyle w:val="Compact"/>
+              <w:jc w:val="center"/>
+            </w:pPr>
+          </w:p>
+        </w:tc>
+        <w:tc>
+          <w:tcPr/>
+          <w:p>
+            <w:pPr>
+              <w:pStyle w:val="Compact"/>
+              <w:jc w:val="center"/>
+            </w:pPr>
+          </w:p>
+        </w:tc>
+        <w:tc>
+          <w:tcPr/>
+          <w:p>
+            <w:pPr>
+              <w:pStyle w:val="Compact"/>
+              <w:jc w:val="center"/>
+            </w:pPr>
+          </w:p>
+        </w:tc>
+      </w:tr>
+    </w:tbl>
     <w:p>
       <w:pPr>
-        <w:pStyle w:val="BodyText"/>
+        <w:spacing w:before="120" w:after="80"/>
       </w:pPr>
-      <w:r>
-        <w:rPr>
-          <w:rFonts w:ascii="Times New Roman" w:hAnsi="Times New Roman" w:eastAsia="Times New Roman" w:cs="Times New Roman"/>
-        </w:rPr>
-        <w:t xml:space="preserve">21</w:t>
-      </w:r>
     </w:p>
+    <w:tbl>
+      <w:tblPr>
+        <w:tblStyle w:val="Table"/>
+        <w:tblW w:type="auto" w:w="0"/>
+        <w:tblLook w:firstRow="1" w:lastRow="0" w:firstColumn="0" w:lastColumn="0" w:noHBand="0" w:noVBand="0" w:val="0020"/>
+        <w:jc w:val="center"/>
+        <w:tblBorders>
+          <w:top w:val="single" w:sz="12" w:space="0" w:color="333333"/>
+          <w:bottom w:val="single" w:sz="12" w:space="0" w:color="333333"/>
+          <w:left w:val="none"/>
+          <w:right w:val="none"/>
+          <w:insideH w:val="none"/>
+          <w:insideV w:val="none"/>
+        </w:tblBorders>
+      </w:tblPr>
+      <w:tblGrid>
+        <w:gridCol w:w="1980"/>
+        <w:gridCol w:w="1980"/>
+        <w:gridCol w:w="1980"/>
+        <w:gridCol w:w="1980"/>
+      </w:tblGrid>
+      <w:tr>
+        <w:trPr>
+          <w:tblHeader w:val="on"/>
+        </w:trPr>
+        <w:tc>
+          <w:tcPr>
+            <w:tcBorders>
+              <w:bottom w:val="single" w:sz="6" w:space="0" w:color="333333"/>
+            </w:tcBorders>
+          </w:tcPr>
+          <w:p>
+            <w:pPr>
+              <w:pStyle w:val="Compact"/>
+              <w:jc w:val="center"/>
+            </w:pPr>
+            <w:r>
+              <w:rPr>
+                <w:rFonts w:hint="eastAsia" w:ascii="Times New Roman" w:hAnsi="Times New Roman" w:eastAsia="SimHei" w:cs="Times New Roman"/>
+                <w:b/>
+              </w:rPr>
+              <w:t xml:space="preserve">原子序数</w:t>
+            </w:r>
+          </w:p>
+        </w:tc>
+        <w:tc>
+          <w:tcPr>
+            <w:tcBorders>
+              <w:bottom w:val="single" w:sz="6" w:space="0" w:color="333333"/>
+            </w:tcBorders>
+          </w:tcPr>
+          <w:p>
+            <w:pPr>
+              <w:pStyle w:val="Compact"/>
+              <w:jc w:val="center"/>
+            </w:pPr>
+            <w:r>
+              <w:rPr>
+                <w:rFonts w:hint="eastAsia" w:ascii="Times New Roman" w:hAnsi="Times New Roman" w:eastAsia="SimHei" w:cs="Times New Roman"/>
+                <w:b/>
+              </w:rPr>
+              <w:t xml:space="preserve">元素符号</w:t>
+            </w:r>
+          </w:p>
+        </w:tc>
+        <w:tc>
+          <w:tcPr>
+            <w:tcBorders>
+              <w:bottom w:val="single" w:sz="6" w:space="0" w:color="333333"/>
+            </w:tcBorders>
+          </w:tcPr>
+          <w:p>
+            <w:pPr>
+              <w:pStyle w:val="Compact"/>
+              <w:jc w:val="center"/>
+            </w:pPr>
+            <w:r>
+              <w:rPr>
+                <w:rFonts w:hint="eastAsia" w:ascii="Times New Roman" w:hAnsi="Times New Roman" w:eastAsia="SimHei" w:cs="Times New Roman"/>
+                <w:b/>
+              </w:rPr>
+              <w:t xml:space="preserve">元素名称</w:t>
+            </w:r>
+          </w:p>
+        </w:tc>
+        <w:tc>
+          <w:tcPr>
+            <w:tcBorders>
+              <w:bottom w:val="single" w:sz="6" w:space="0" w:color="333333"/>
+            </w:tcBorders>
+          </w:tcPr>
+          <w:p>
+            <w:pPr>
+              <w:pStyle w:val="Compact"/>
+              <w:jc w:val="center"/>
+            </w:pPr>
+            <w:r>
+              <w:rPr>
+                <w:rFonts w:hint="eastAsia" w:ascii="Times New Roman" w:hAnsi="Times New Roman" w:eastAsia="SimHei" w:cs="Times New Roman"/>
+                <w:b/>
+              </w:rPr>
+              <w:t xml:space="preserve">价电子排布</w:t>
+            </w:r>
+          </w:p>
+        </w:tc>
+      </w:tr>
+      <w:tr>
+        <w:tc>
+          <w:tcPr/>
+          <w:p>
+            <w:pPr>
+              <w:pStyle w:val="Compact"/>
+              <w:jc w:val="center"/>
+            </w:pPr>
+            <w:r>
+              <w:rPr>
+                <w:rFonts w:ascii="Times New Roman" w:hAnsi="Times New Roman" w:eastAsia="Times New Roman" w:cs="Times New Roman"/>
+              </w:rPr>
+              <w:t xml:space="preserve">39</w:t>
+            </w:r>
+          </w:p>
+        </w:tc>
+        <w:tc>
+          <w:tcPr/>
+          <w:p>
+            <w:pPr>
+              <w:pStyle w:val="Compact"/>
+              <w:jc w:val="center"/>
+            </w:pPr>
+          </w:p>
+        </w:tc>
+        <w:tc>
+          <w:tcPr/>
+          <w:p>
+            <w:pPr>
+              <w:pStyle w:val="Compact"/>
+              <w:jc w:val="center"/>
+            </w:pPr>
+          </w:p>
+        </w:tc>
+        <w:tc>
+          <w:tcPr/>
+          <w:p>
+            <w:pPr>
+              <w:pStyle w:val="Compact"/>
+              <w:jc w:val="center"/>
+            </w:pPr>
+          </w:p>
+        </w:tc>
+      </w:tr>
+      <w:tr>
+        <w:tc>
+          <w:tcPr/>
+          <w:p>
+            <w:pPr>
+              <w:pStyle w:val="Compact"/>
+              <w:jc w:val="center"/>
+            </w:pPr>
+            <w:r>
+              <w:rPr>
+                <w:rFonts w:ascii="Times New Roman" w:hAnsi="Times New Roman" w:eastAsia="Times New Roman" w:cs="Times New Roman"/>
+              </w:rPr>
+              <w:t xml:space="preserve">40</w:t>
+            </w:r>
+          </w:p>
+        </w:tc>
+        <w:tc>
+          <w:tcPr/>
+          <w:p>
+            <w:pPr>
+              <w:pStyle w:val="Compact"/>
+              <w:jc w:val="center"/>
+            </w:pPr>
+          </w:p>
+        </w:tc>
+        <w:tc>
+          <w:tcPr/>
+          <w:p>
+            <w:pPr>
+              <w:pStyle w:val="Compact"/>
+              <w:jc w:val="center"/>
+            </w:pPr>
+          </w:p>
+        </w:tc>
+        <w:tc>
+          <w:tcPr/>
+          <w:p>
+            <w:pPr>
+              <w:pStyle w:val="Compact"/>
+              <w:jc w:val="center"/>
+            </w:pPr>
+          </w:p>
+        </w:tc>
+      </w:tr>
+      <w:tr>
+        <w:tc>
+          <w:tcPr/>
+          <w:p>
+            <w:pPr>
+              <w:pStyle w:val="Compact"/>
+              <w:jc w:val="center"/>
+            </w:pPr>
+            <w:r>
+              <w:rPr>
+                <w:rFonts w:ascii="Times New Roman" w:hAnsi="Times New Roman" w:eastAsia="Times New Roman" w:cs="Times New Roman"/>
+              </w:rPr>
+              <w:t xml:space="preserve">41</w:t>
+            </w:r>
+          </w:p>
+        </w:tc>
+        <w:tc>
+          <w:tcPr/>
+          <w:p>
+            <w:pPr>
+              <w:pStyle w:val="Compact"/>
+              <w:jc w:val="center"/>
+            </w:pPr>
+          </w:p>
+        </w:tc>
+        <w:tc>
+          <w:tcPr/>
+          <w:p>
+            <w:pPr>
+              <w:pStyle w:val="Compact"/>
+              <w:jc w:val="center"/>
+            </w:pPr>
+          </w:p>
+        </w:tc>
+        <w:tc>
+          <w:tcPr/>
+          <w:p>
+            <w:pPr>
+              <w:pStyle w:val="Compact"/>
+              <w:jc w:val="center"/>
+            </w:pPr>
+          </w:p>
+        </w:tc>
+      </w:tr>
+      <w:tr>
+        <w:tc>
+          <w:tcPr/>
+          <w:p>
+            <w:pPr>
+              <w:pStyle w:val="Compact"/>
+              <w:jc w:val="center"/>
+            </w:pPr>
+            <w:r>
+              <w:rPr>
+                <w:rFonts w:ascii="Times New Roman" w:hAnsi="Times New Roman" w:eastAsia="Times New Roman" w:cs="Times New Roman"/>
+              </w:rPr>
+              <w:t xml:space="preserve">42</w:t>
+            </w:r>
+          </w:p>
+        </w:tc>
+        <w:tc>
+          <w:tcPr/>
+          <w:p>
+            <w:pPr>
+              <w:pStyle w:val="Compact"/>
+              <w:jc w:val="center"/>
+            </w:pPr>
+          </w:p>
+        </w:tc>
+        <w:tc>
+          <w:tcPr/>
+          <w:p>
+            <w:pPr>
+              <w:pStyle w:val="Compact"/>
+              <w:jc w:val="center"/>
+            </w:pPr>
+          </w:p>
+        </w:tc>
+        <w:tc>
+          <w:tcPr/>
+          <w:p>
+            <w:pPr>
+              <w:pStyle w:val="Compact"/>
+              <w:jc w:val="center"/>
+            </w:pPr>
+          </w:p>
+        </w:tc>
+      </w:tr>
+      <w:tr>
+        <w:tc>
+          <w:tcPr/>
+          <w:p>
+            <w:pPr>
+              <w:pStyle w:val="Compact"/>
+              <w:jc w:val="center"/>
+            </w:pPr>
+            <w:r>
+              <w:rPr>
+                <w:rFonts w:ascii="Times New Roman" w:hAnsi="Times New Roman" w:eastAsia="Times New Roman" w:cs="Times New Roman"/>
+              </w:rPr>
+              <w:t xml:space="preserve">43</w:t>
+            </w:r>
+          </w:p>
+        </w:tc>
+        <w:tc>
+          <w:tcPr/>
+          <w:p>
+            <w:pPr>
+              <w:pStyle w:val="Compact"/>
+              <w:jc w:val="center"/>
+            </w:pPr>
+          </w:p>
+        </w:tc>
+        <w:tc>
+          <w:tcPr/>
+          <w:p>
+            <w:pPr>
+              <w:pStyle w:val="Compact"/>
+              <w:jc w:val="center"/>
+            </w:pPr>
+          </w:p>
+        </w:tc>
+        <w:tc>
+          <w:tcPr/>
+          <w:p>
+            <w:pPr>
+              <w:pStyle w:val="Compact"/>
+              <w:jc w:val="center"/>
+            </w:pPr>
+          </w:p>
+        </w:tc>
+      </w:tr>
+      <w:tr>
+        <w:tc>
+          <w:tcPr/>
+          <w:p>
+            <w:pPr>
+              <w:pStyle w:val="Compact"/>
+              <w:jc w:val="center"/>
+            </w:pPr>
+            <w:r>
+              <w:rPr>
+                <w:rFonts w:ascii="Times New Roman" w:hAnsi="Times New Roman" w:eastAsia="Times New Roman" w:cs="Times New Roman"/>
+              </w:rPr>
+              <w:t xml:space="preserve">44</w:t>
+            </w:r>
+          </w:p>
+        </w:tc>
+        <w:tc>
+          <w:tcPr/>
+          <w:p>
+            <w:pPr>
+              <w:pStyle w:val="Compact"/>
+              <w:jc w:val="center"/>
+            </w:pPr>
+          </w:p>
+        </w:tc>
+        <w:tc>
+          <w:tcPr/>
+          <w:p>
+            <w:pPr>
+              <w:pStyle w:val="Compact"/>
+              <w:jc w:val="center"/>
+            </w:pPr>
+          </w:p>
+        </w:tc>
+        <w:tc>
+          <w:tcPr/>
+          <w:p>
+            <w:pPr>
+              <w:pStyle w:val="Compact"/>
+              <w:jc w:val="center"/>
+            </w:pPr>
+          </w:p>
+        </w:tc>
+      </w:tr>
+      <w:tr>
+        <w:tc>
+          <w:tcPr/>
+          <w:p>
+            <w:pPr>
+              <w:pStyle w:val="Compact"/>
+              <w:jc w:val="center"/>
+            </w:pPr>
+            <w:r>
+              <w:rPr>
+                <w:rFonts w:ascii="Times New Roman" w:hAnsi="Times New Roman" w:eastAsia="Times New Roman" w:cs="Times New Roman"/>
+              </w:rPr>
+              <w:t xml:space="preserve">45</w:t>
+            </w:r>
+          </w:p>
+        </w:tc>
+        <w:tc>
+          <w:tcPr/>
+          <w:p>
+            <w:pPr>
+              <w:pStyle w:val="Compact"/>
+              <w:jc w:val="center"/>
+            </w:pPr>
+          </w:p>
+        </w:tc>
+        <w:tc>
+          <w:tcPr/>
+          <w:p>
+            <w:pPr>
+              <w:pStyle w:val="Compact"/>
+              <w:jc w:val="center"/>
+            </w:pPr>
+          </w:p>
+        </w:tc>
+        <w:tc>
+          <w:tcPr/>
+          <w:p>
+            <w:pPr>
+              <w:pStyle w:val="Compact"/>
+              <w:jc w:val="center"/>
+            </w:pPr>
+          </w:p>
+        </w:tc>
+      </w:tr>
+      <w:tr>
+        <w:tc>
+          <w:tcPr/>
+          <w:p>
+            <w:pPr>
+              <w:pStyle w:val="Compact"/>
+              <w:jc w:val="center"/>
+            </w:pPr>
+            <w:r>
+              <w:rPr>
+                <w:rFonts w:ascii="Times New Roman" w:hAnsi="Times New Roman" w:eastAsia="Times New Roman" w:cs="Times New Roman"/>
+              </w:rPr>
+              <w:t xml:space="preserve">46</w:t>
+            </w:r>
+          </w:p>
+        </w:tc>
+        <w:tc>
+          <w:tcPr/>
+          <w:p>
+            <w:pPr>
+              <w:pStyle w:val="Compact"/>
+              <w:jc w:val="center"/>
+            </w:pPr>
+          </w:p>
+        </w:tc>
+        <w:tc>
+          <w:tcPr/>
+          <w:p>
+            <w:pPr>
+              <w:pStyle w:val="Compact"/>
+              <w:jc w:val="center"/>
+            </w:pPr>
+          </w:p>
+        </w:tc>
+        <w:tc>
+          <w:tcPr/>
+          <w:p>
+            <w:pPr>
+              <w:pStyle w:val="Compact"/>
+              <w:jc w:val="center"/>
+            </w:pPr>
+          </w:p>
+        </w:tc>
+      </w:tr>
+      <w:tr>
+        <w:tc>
+          <w:tcPr/>
+          <w:p>
+            <w:pPr>
+              <w:pStyle w:val="Compact"/>
+              <w:jc w:val="center"/>
+            </w:pPr>
+            <w:r>
+              <w:rPr>
+                <w:rFonts w:ascii="Times New Roman" w:hAnsi="Times New Roman" w:eastAsia="Times New Roman" w:cs="Times New Roman"/>
+              </w:rPr>
+              <w:t xml:space="preserve">47</w:t>
+            </w:r>
+          </w:p>
+        </w:tc>
+        <w:tc>
+          <w:tcPr/>
+          <w:p>
+            <w:pPr>
+              <w:pStyle w:val="Compact"/>
+              <w:jc w:val="center"/>
+            </w:pPr>
+          </w:p>
+        </w:tc>
+        <w:tc>
+          <w:tcPr/>
+          <w:p>
+            <w:pPr>
+              <w:pStyle w:val="Compact"/>
+              <w:jc w:val="center"/>
+            </w:pPr>
+          </w:p>
+        </w:tc>
+        <w:tc>
+          <w:tcPr/>
+          <w:p>
+            <w:pPr>
+              <w:pStyle w:val="Compact"/>
+              <w:jc w:val="center"/>
+            </w:pPr>
+          </w:p>
+        </w:tc>
+      </w:tr>
+      <w:tr>
+        <w:tc>
+          <w:tcPr/>
+          <w:p>
+            <w:pPr>
+              <w:pStyle w:val="Compact"/>
+              <w:jc w:val="center"/>
+            </w:pPr>
+            <w:r>
+              <w:rPr>
+                <w:rFonts w:ascii="Times New Roman" w:hAnsi="Times New Roman" w:eastAsia="Times New Roman" w:cs="Times New Roman"/>
+              </w:rPr>
+              <w:t xml:space="preserve">48</w:t>
+            </w:r>
+          </w:p>
+        </w:tc>
+        <w:tc>
+          <w:tcPr/>
+          <w:p>
+            <w:pPr>
+              <w:pStyle w:val="Compact"/>
+              <w:jc w:val="center"/>
+            </w:pPr>
+          </w:p>
+        </w:tc>
+        <w:tc>
+          <w:tcPr/>
+          <w:p>
+            <w:pPr>
+              <w:pStyle w:val="Compact"/>
+              <w:jc w:val="center"/>
+            </w:pPr>
+          </w:p>
+        </w:tc>
+        <w:tc>
+          <w:tcPr/>
+          <w:p>
+            <w:pPr>
+              <w:pStyle w:val="Compact"/>
+              <w:jc w:val="center"/>
+            </w:pPr>
+          </w:p>
+        </w:tc>
+      </w:tr>
+    </w:tbl>
     <w:p>
       <w:pPr>
-        <w:pStyle w:val="BodyText"/>
+        <w:spacing w:before="120" w:after="80"/>
       </w:pPr>
-      <w:r>
-        <w:rPr>
-          <w:rFonts w:ascii="Times New Roman" w:hAnsi="Times New Roman" w:eastAsia="Times New Roman" w:cs="Times New Roman"/>
-        </w:rPr>
-        <w:t xml:space="preserve">22</w:t>
-      </w:r>
     </w:p>
-    <w:p>
-      <w:pPr>
-        <w:pStyle w:val="BodyText"/>
-      </w:pPr>
-      <w:r>
-        <w:rPr>
-          <w:rFonts w:ascii="Times New Roman" w:hAnsi="Times New Roman" w:eastAsia="Times New Roman" w:cs="Times New Roman"/>
-        </w:rPr>
-        <w:t xml:space="preserve">23</w:t>
-      </w:r>
-    </w:p>
-    <w:p>
-      <w:pPr>
-        <w:pStyle w:val="BodyText"/>
-      </w:pPr>
-      <w:r>
-        <w:rPr>
-          <w:rFonts w:ascii="Times New Roman" w:hAnsi="Times New Roman" w:eastAsia="Times New Roman" w:cs="Times New Roman"/>
-        </w:rPr>
-        <w:t xml:space="preserve">24</w:t>
-      </w:r>
-    </w:p>
-    <w:p>
-      <w:pPr>
-        <w:pStyle w:val="BodyText"/>
-      </w:pPr>
-      <w:r>
-        <w:rPr>
-          <w:rFonts w:ascii="Times New Roman" w:hAnsi="Times New Roman" w:eastAsia="Times New Roman" w:cs="Times New Roman"/>
-        </w:rPr>
-        <w:t xml:space="preserve">25</w:t>
-      </w:r>
-    </w:p>
-    <w:p>
-      <w:pPr>
-        <w:pStyle w:val="BodyText"/>
-      </w:pPr>
-      <w:r>
-        <w:rPr>
-          <w:rFonts w:ascii="Times New Roman" w:hAnsi="Times New Roman" w:eastAsia="Times New Roman" w:cs="Times New Roman"/>
-        </w:rPr>
-        <w:t xml:space="preserve">26</w:t>
-      </w:r>
-    </w:p>
-    <w:p>
-      <w:pPr>
-        <w:pStyle w:val="BodyText"/>
-      </w:pPr>
-      <w:r>
-        <w:rPr>
-          <w:rFonts w:ascii="Times New Roman" w:hAnsi="Times New Roman" w:eastAsia="Times New Roman" w:cs="Times New Roman"/>
-        </w:rPr>
-        <w:t xml:space="preserve">27</w:t>
-      </w:r>
-    </w:p>
-    <w:p>
-      <w:pPr>
-        <w:pStyle w:val="BodyText"/>
-      </w:pPr>
-      <w:r>
-        <w:rPr>
-          <w:rFonts w:ascii="Times New Roman" w:hAnsi="Times New Roman" w:eastAsia="Times New Roman" w:cs="Times New Roman"/>
-        </w:rPr>
-        <w:t xml:space="preserve">28</w:t>
-      </w:r>
-    </w:p>
-    <w:p>
-      <w:pPr>
-        <w:pStyle w:val="BodyText"/>
-      </w:pPr>
-      <w:r>
-        <w:rPr>
-          <w:rFonts w:ascii="Times New Roman" w:hAnsi="Times New Roman" w:eastAsia="Times New Roman" w:cs="Times New Roman"/>
-        </w:rPr>
-        <w:t xml:space="preserve">29</w:t>
-      </w:r>
-    </w:p>
-    <w:p>
-      <w:pPr>
-        <w:pStyle w:val="BodyText"/>
-      </w:pPr>
-      <w:r>
-        <w:rPr>
-          <w:rFonts w:ascii="Times New Roman" w:hAnsi="Times New Roman" w:eastAsia="Times New Roman" w:cs="Times New Roman"/>
-        </w:rPr>
-        <w:t xml:space="preserve">30</w:t>
-      </w:r>
-    </w:p>
-    <w:p>
-      <w:pPr>
-        <w:pStyle w:val="BodyText"/>
-        <w:ind w:firstLine="420"/>
-      </w:pPr>
-      <w:r>
-        <w:rPr>
-          <w:rFonts w:hint="eastAsia" w:ascii="Times New Roman" w:hAnsi="Times New Roman" w:eastAsia="FangSong" w:cs="Times New Roman"/>
-        </w:rPr>
-        <w:t xml:space="preserve">元素符号</w:t>
-      </w:r>
-    </w:p>
-    <w:p>
-      <w:pPr>
-        <w:pStyle w:val="BodyText"/>
-        <w:ind w:firstLine="420"/>
-      </w:pPr>
-      <w:r>
-        <w:rPr>
-          <w:rFonts w:hint="eastAsia" w:ascii="Times New Roman" w:hAnsi="Times New Roman" w:eastAsia="FangSong" w:cs="Times New Roman"/>
-        </w:rPr>
-        <w:t xml:space="preserve">元素名称</w:t>
-      </w:r>
-    </w:p>
-    <w:p>
-      <w:pPr>
-        <w:pStyle w:val="BodyText"/>
-        <w:ind w:firstLine="420"/>
-      </w:pPr>
-      <w:r>
-        <w:rPr>
-          <w:rFonts w:hint="eastAsia" w:ascii="Times New Roman" w:hAnsi="Times New Roman" w:eastAsia="FangSong" w:cs="Times New Roman"/>
-        </w:rPr>
-        <w:t xml:space="preserve">价电子排布</w:t>
-      </w:r>
-    </w:p>
-    <w:p>
-      <w:pPr>
-        <w:pStyle w:val="BodyText"/>
-        <w:ind w:firstLine="420"/>
-      </w:pPr>
-      <w:r>
-        <w:rPr>
-          <w:rFonts w:hint="eastAsia" w:ascii="Times New Roman" w:hAnsi="Times New Roman" w:eastAsia="FangSong" w:cs="Times New Roman"/>
-        </w:rPr>
-        <w:t xml:space="preserve">原子序数</w:t>
-      </w:r>
-    </w:p>
-    <w:p>
-      <w:pPr>
-        <w:pStyle w:val="BodyText"/>
-      </w:pPr>
-      <w:r>
-        <w:rPr>
-          <w:rFonts w:ascii="Times New Roman" w:hAnsi="Times New Roman" w:eastAsia="Times New Roman" w:cs="Times New Roman"/>
-        </w:rPr>
-        <w:t xml:space="preserve">39</w:t>
-      </w:r>
-    </w:p>
-    <w:p>
-      <w:pPr>
-        <w:pStyle w:val="BodyText"/>
-      </w:pPr>
-      <w:r>
-        <w:rPr>
-          <w:rFonts w:ascii="Times New Roman" w:hAnsi="Times New Roman" w:eastAsia="Times New Roman" w:cs="Times New Roman"/>
-        </w:rPr>
-        <w:t xml:space="preserve">40</w:t>
-      </w:r>
-    </w:p>
-    <w:p>
-      <w:pPr>
-        <w:pStyle w:val="BodyText"/>
-      </w:pPr>
-      <w:r>
-        <w:rPr>
-          <w:rFonts w:ascii="Times New Roman" w:hAnsi="Times New Roman" w:eastAsia="Times New Roman" w:cs="Times New Roman"/>
-        </w:rPr>
-        <w:t xml:space="preserve">41</w:t>
-      </w:r>
-    </w:p>
-    <w:p>
-      <w:pPr>
-        <w:pStyle w:val="BodyText"/>
-      </w:pPr>
-      <w:r>
-        <w:rPr>
-          <w:rFonts w:ascii="Times New Roman" w:hAnsi="Times New Roman" w:eastAsia="Times New Roman" w:cs="Times New Roman"/>
-        </w:rPr>
-        <w:t xml:space="preserve">42</w:t>
-      </w:r>
-    </w:p>
-    <w:p>
-      <w:pPr>
-        <w:pStyle w:val="BodyText"/>
-      </w:pPr>
-      <w:r>
-        <w:rPr>
-          <w:rFonts w:ascii="Times New Roman" w:hAnsi="Times New Roman" w:eastAsia="Times New Roman" w:cs="Times New Roman"/>
-        </w:rPr>
-        <w:t xml:space="preserve">43</w:t>
-      </w:r>
-    </w:p>
-    <w:p>
-      <w:pPr>
-        <w:pStyle w:val="BodyText"/>
-      </w:pPr>
-      <w:r>
-        <w:rPr>
-          <w:rFonts w:ascii="Times New Roman" w:hAnsi="Times New Roman" w:eastAsia="Times New Roman" w:cs="Times New Roman"/>
-        </w:rPr>
-        <w:t xml:space="preserve">44</w:t>
-      </w:r>
-    </w:p>
-    <w:p>
-      <w:pPr>
-        <w:pStyle w:val="BodyText"/>
-      </w:pPr>
-      <w:r>
-        <w:rPr>
-          <w:rFonts w:ascii="Times New Roman" w:hAnsi="Times New Roman" w:eastAsia="Times New Roman" w:cs="Times New Roman"/>
-        </w:rPr>
-        <w:t xml:space="preserve">45</w:t>
-      </w:r>
-    </w:p>
-    <w:p>
-      <w:pPr>
-        <w:pStyle w:val="BodyText"/>
-      </w:pPr>
-      <w:r>
-        <w:rPr>
-          <w:rFonts w:ascii="Times New Roman" w:hAnsi="Times New Roman" w:eastAsia="Times New Roman" w:cs="Times New Roman"/>
-        </w:rPr>
-        <w:t xml:space="preserve">46</w:t>
-      </w:r>
-    </w:p>
-    <w:p>
-      <w:pPr>
-        <w:pStyle w:val="BodyText"/>
-      </w:pPr>
-      <w:r>
-        <w:rPr>
-          <w:rFonts w:ascii="Times New Roman" w:hAnsi="Times New Roman" w:eastAsia="Times New Roman" w:cs="Times New Roman"/>
-        </w:rPr>
-        <w:t xml:space="preserve">47</w:t>
-      </w:r>
-    </w:p>
-    <w:p>
-      <w:pPr>
-        <w:pStyle w:val="BodyText"/>
-      </w:pPr>
-      <w:r>
-        <w:rPr>
-          <w:rFonts w:ascii="Times New Roman" w:hAnsi="Times New Roman" w:eastAsia="Times New Roman" w:cs="Times New Roman"/>
-        </w:rPr>
-        <w:t xml:space="preserve">48</w:t>
-      </w:r>
-    </w:p>
-    <w:p>
-      <w:pPr>
-        <w:pStyle w:val="BodyText"/>
-        <w:ind w:firstLine="420"/>
-      </w:pPr>
-      <w:r>
-        <w:rPr>
-          <w:rFonts w:hint="eastAsia" w:ascii="Times New Roman" w:hAnsi="Times New Roman" w:eastAsia="FangSong" w:cs="Times New Roman"/>
-        </w:rPr>
-        <w:t xml:space="preserve">元素符号</w:t>
-      </w:r>
-    </w:p>
-    <w:p>
-      <w:pPr>
-        <w:pStyle w:val="BodyText"/>
-        <w:ind w:firstLine="420"/>
-      </w:pPr>
-      <w:r>
-        <w:rPr>
-          <w:rFonts w:hint="eastAsia" w:ascii="Times New Roman" w:hAnsi="Times New Roman" w:eastAsia="FangSong" w:cs="Times New Roman"/>
-        </w:rPr>
-        <w:t xml:space="preserve">元素名称</w:t>
-      </w:r>
-    </w:p>
-    <w:p>
-      <w:pPr>
-        <w:pStyle w:val="BodyText"/>
-        <w:ind w:firstLine="420"/>
-      </w:pPr>
-      <w:r>
-        <w:rPr>
-          <w:rFonts w:hint="eastAsia" w:ascii="Times New Roman" w:hAnsi="Times New Roman" w:eastAsia="FangSong" w:cs="Times New Roman"/>
-        </w:rPr>
-        <w:t xml:space="preserve">价电子排布</w:t>
-      </w:r>
-    </w:p>
-    <w:p>
-      <w:pPr>
-        <w:pStyle w:val="BodyText"/>
-        <w:ind w:firstLine="420"/>
-      </w:pPr>
-      <w:r>
-        <w:rPr>
-          <w:rFonts w:hint="eastAsia" w:ascii="Times New Roman" w:hAnsi="Times New Roman" w:eastAsia="FangSong" w:cs="Times New Roman"/>
-        </w:rPr>
-        <w:t xml:space="preserve">原子序数</w:t>
-      </w:r>
-    </w:p>
-    <w:p>
-      <w:pPr>
-        <w:pStyle w:val="BodyText"/>
-      </w:pPr>
-      <w:r>
-        <w:rPr>
-          <w:rFonts w:ascii="Times New Roman" w:hAnsi="Times New Roman" w:eastAsia="Times New Roman" w:cs="Times New Roman"/>
-        </w:rPr>
-        <w:t xml:space="preserve">57~71</w:t>
-      </w:r>
-    </w:p>
-    <w:p>
-      <w:pPr>
-        <w:pStyle w:val="BodyText"/>
-      </w:pPr>
-      <w:r>
-        <w:rPr>
-          <w:rFonts w:ascii="Times New Roman" w:hAnsi="Times New Roman" w:eastAsia="Times New Roman" w:cs="Times New Roman"/>
-        </w:rPr>
-        <w:t xml:space="preserve">72</w:t>
-      </w:r>
-    </w:p>
-    <w:p>
-      <w:pPr>
-        <w:pStyle w:val="BodyText"/>
-      </w:pPr>
-      <w:r>
-        <w:rPr>
-          <w:rFonts w:ascii="Times New Roman" w:hAnsi="Times New Roman" w:eastAsia="Times New Roman" w:cs="Times New Roman"/>
-        </w:rPr>
-        <w:t xml:space="preserve">73</w:t>
-      </w:r>
-    </w:p>
-    <w:p>
-      <w:pPr>
-        <w:pStyle w:val="BodyText"/>
-      </w:pPr>
-      <w:r>
-        <w:rPr>
-          <w:rFonts w:ascii="Times New Roman" w:hAnsi="Times New Roman" w:eastAsia="Times New Roman" w:cs="Times New Roman"/>
-        </w:rPr>
-        <w:t xml:space="preserve">74</w:t>
-      </w:r>
-    </w:p>
-    <w:p>
-      <w:pPr>
-        <w:pStyle w:val="BodyText"/>
-      </w:pPr>
-      <w:r>
-        <w:rPr>
-          <w:rFonts w:ascii="Times New Roman" w:hAnsi="Times New Roman" w:eastAsia="Times New Roman" w:cs="Times New Roman"/>
-        </w:rPr>
-        <w:t xml:space="preserve">75</w:t>
-      </w:r>
-    </w:p>
-    <w:p>
-      <w:pPr>
-        <w:pStyle w:val="BodyText"/>
-      </w:pPr>
-      <w:r>
-        <w:rPr>
-          <w:rFonts w:ascii="Times New Roman" w:hAnsi="Times New Roman" w:eastAsia="Times New Roman" w:cs="Times New Roman"/>
-        </w:rPr>
-        <w:t xml:space="preserve">76</w:t>
-      </w:r>
-    </w:p>
-    <w:p>
-      <w:pPr>
-        <w:pStyle w:val="BodyText"/>
-      </w:pPr>
-      <w:r>
-        <w:rPr>
-          <w:rFonts w:ascii="Times New Roman" w:hAnsi="Times New Roman" w:eastAsia="Times New Roman" w:cs="Times New Roman"/>
-        </w:rPr>
-        <w:t xml:space="preserve">77</w:t>
-      </w:r>
-    </w:p>
-    <w:p>
-      <w:pPr>
-        <w:pStyle w:val="BodyText"/>
-      </w:pPr>
-      <w:r>
-        <w:rPr>
-          <w:rFonts w:ascii="Times New Roman" w:hAnsi="Times New Roman" w:eastAsia="Times New Roman" w:cs="Times New Roman"/>
-        </w:rPr>
-        <w:t xml:space="preserve">78</w:t>
-      </w:r>
-    </w:p>
-    <w:p>
-      <w:pPr>
-        <w:pStyle w:val="BodyText"/>
-      </w:pPr>
-      <w:r>
-        <w:rPr>
-          <w:rFonts w:ascii="Times New Roman" w:hAnsi="Times New Roman" w:eastAsia="Times New Roman" w:cs="Times New Roman"/>
-        </w:rPr>
-        <w:t xml:space="preserve">79</w:t>
-      </w:r>
-    </w:p>
-    <w:p>
-      <w:pPr>
-        <w:pStyle w:val="BodyText"/>
-      </w:pPr>
-      <w:r>
-        <w:rPr>
-          <w:rFonts w:ascii="Times New Roman" w:hAnsi="Times New Roman" w:eastAsia="Times New Roman" w:cs="Times New Roman"/>
-        </w:rPr>
-        <w:t xml:space="preserve">80</w:t>
-      </w:r>
-    </w:p>
-    <w:p>
-      <w:pPr>
-        <w:pStyle w:val="BodyText"/>
-        <w:ind w:firstLine="420"/>
-      </w:pPr>
-      <w:r>
-        <w:rPr>
-          <w:rFonts w:hint="eastAsia" w:ascii="Times New Roman" w:hAnsi="Times New Roman" w:eastAsia="FangSong" w:cs="Times New Roman"/>
-        </w:rPr>
-        <w:t xml:space="preserve">元素符号</w:t>
-      </w:r>
-    </w:p>
-    <w:p>
-      <w:pPr>
-        <w:pStyle w:val="BodyText"/>
-        <w:ind w:firstLine="420"/>
-      </w:pPr>
-      <w:r>
-        <w:rPr>
-          <w:rFonts w:hint="eastAsia" w:ascii="Times New Roman" w:hAnsi="Times New Roman" w:eastAsia="FangSong" w:cs="Times New Roman"/>
-        </w:rPr>
-        <w:t xml:space="preserve">元素名称</w:t>
-      </w:r>
-    </w:p>
-    <w:p>
-      <w:pPr>
-        <w:pStyle w:val="BodyText"/>
-        <w:ind w:firstLine="420"/>
-      </w:pPr>
-      <w:r>
-        <w:rPr>
-          <w:rFonts w:hint="eastAsia" w:ascii="Times New Roman" w:hAnsi="Times New Roman" w:eastAsia="FangSong" w:cs="Times New Roman"/>
-        </w:rPr>
-        <w:t xml:space="preserve">价电子排布</w:t>
-      </w:r>
-    </w:p>
+    <w:tbl>
+      <w:tblPr>
+        <w:tblStyle w:val="Table"/>
+        <w:tblW w:type="auto" w:w="0"/>
+        <w:tblLook w:firstRow="1" w:lastRow="0" w:firstColumn="0" w:lastColumn="0" w:noHBand="0" w:noVBand="0" w:val="0020"/>
+        <w:jc w:val="center"/>
+        <w:tblBorders>
+          <w:top w:val="single" w:sz="12" w:space="0" w:color="333333"/>
+          <w:bottom w:val="single" w:sz="12" w:space="0" w:color="333333"/>
+          <w:left w:val="none"/>
+          <w:right w:val="none"/>
+          <w:insideH w:val="none"/>
+          <w:insideV w:val="none"/>
+        </w:tblBorders>
+      </w:tblPr>
+      <w:tblGrid>
+        <w:gridCol w:w="1980"/>
+        <w:gridCol w:w="1980"/>
+        <w:gridCol w:w="1980"/>
+        <w:gridCol w:w="1980"/>
+      </w:tblGrid>
+      <w:tr>
+        <w:trPr>
+          <w:tblHeader w:val="on"/>
+        </w:trPr>
+        <w:tc>
+          <w:tcPr>
+            <w:tcBorders>
+              <w:bottom w:val="single" w:sz="6" w:space="0" w:color="333333"/>
+            </w:tcBorders>
+          </w:tcPr>
+          <w:p>
+            <w:pPr>
+              <w:pStyle w:val="Compact"/>
+              <w:jc w:val="center"/>
+            </w:pPr>
+            <w:r>
+              <w:rPr>
+                <w:rFonts w:hint="eastAsia" w:ascii="Times New Roman" w:hAnsi="Times New Roman" w:eastAsia="SimHei" w:cs="Times New Roman"/>
+                <w:b/>
+              </w:rPr>
+              <w:t xml:space="preserve">原子序数</w:t>
+            </w:r>
+          </w:p>
+        </w:tc>
+        <w:tc>
+          <w:tcPr>
+            <w:tcBorders>
+              <w:bottom w:val="single" w:sz="6" w:space="0" w:color="333333"/>
+            </w:tcBorders>
+          </w:tcPr>
+          <w:p>
+            <w:pPr>
+              <w:pStyle w:val="Compact"/>
+              <w:jc w:val="center"/>
+            </w:pPr>
+            <w:r>
+              <w:rPr>
+                <w:rFonts w:hint="eastAsia" w:ascii="Times New Roman" w:hAnsi="Times New Roman" w:eastAsia="SimHei" w:cs="Times New Roman"/>
+                <w:b/>
+              </w:rPr>
+              <w:t xml:space="preserve">元素符号</w:t>
+            </w:r>
+          </w:p>
+        </w:tc>
+        <w:tc>
+          <w:tcPr>
+            <w:tcBorders>
+              <w:bottom w:val="single" w:sz="6" w:space="0" w:color="333333"/>
+            </w:tcBorders>
+          </w:tcPr>
+          <w:p>
+            <w:pPr>
+              <w:pStyle w:val="Compact"/>
+              <w:jc w:val="center"/>
+            </w:pPr>
+            <w:r>
+              <w:rPr>
+                <w:rFonts w:hint="eastAsia" w:ascii="Times New Roman" w:hAnsi="Times New Roman" w:eastAsia="SimHei" w:cs="Times New Roman"/>
+                <w:b/>
+              </w:rPr>
+              <w:t xml:space="preserve">元素名称</w:t>
+            </w:r>
+          </w:p>
+        </w:tc>
+        <w:tc>
+          <w:tcPr>
+            <w:tcBorders>
+              <w:bottom w:val="single" w:sz="6" w:space="0" w:color="333333"/>
+            </w:tcBorders>
+          </w:tcPr>
+          <w:p>
+            <w:pPr>
+              <w:pStyle w:val="Compact"/>
+              <w:jc w:val="center"/>
+            </w:pPr>
+            <w:r>
+              <w:rPr>
+                <w:rFonts w:hint="eastAsia" w:ascii="Times New Roman" w:hAnsi="Times New Roman" w:eastAsia="SimHei" w:cs="Times New Roman"/>
+                <w:b/>
+              </w:rPr>
+              <w:t xml:space="preserve">价电子排布</w:t>
+            </w:r>
+          </w:p>
+        </w:tc>
+      </w:tr>
+      <w:tr>
+        <w:tc>
+          <w:tcPr/>
+          <w:p>
+            <w:pPr>
+              <w:pStyle w:val="Compact"/>
+              <w:jc w:val="center"/>
+            </w:pPr>
+            <w:r>
+              <w:rPr>
+                <w:rFonts w:ascii="Times New Roman" w:hAnsi="Times New Roman" w:eastAsia="Times New Roman" w:cs="Times New Roman"/>
+              </w:rPr>
+              <w:t xml:space="preserve">57~71</w:t>
+            </w:r>
+          </w:p>
+        </w:tc>
+        <w:tc>
+          <w:tcPr/>
+          <w:p>
+            <w:pPr>
+              <w:pStyle w:val="Compact"/>
+              <w:jc w:val="center"/>
+            </w:pPr>
+          </w:p>
+        </w:tc>
+        <w:tc>
+          <w:tcPr/>
+          <w:p>
+            <w:pPr>
+              <w:pStyle w:val="Compact"/>
+              <w:jc w:val="center"/>
+            </w:pPr>
+          </w:p>
+        </w:tc>
+        <w:tc>
+          <w:tcPr/>
+          <w:p>
+            <w:pPr>
+              <w:pStyle w:val="Compact"/>
+              <w:jc w:val="center"/>
+            </w:pPr>
+          </w:p>
+        </w:tc>
+      </w:tr>
+      <w:tr>
+        <w:tc>
+          <w:tcPr/>
+          <w:p>
+            <w:pPr>
+              <w:pStyle w:val="Compact"/>
+              <w:jc w:val="center"/>
+            </w:pPr>
+            <w:r>
+              <w:rPr>
+                <w:rFonts w:ascii="Times New Roman" w:hAnsi="Times New Roman" w:eastAsia="Times New Roman" w:cs="Times New Roman"/>
+              </w:rPr>
+              <w:t xml:space="preserve">72</w:t>
+            </w:r>
+          </w:p>
+        </w:tc>
+        <w:tc>
+          <w:tcPr/>
+          <w:p>
+            <w:pPr>
+              <w:pStyle w:val="Compact"/>
+              <w:jc w:val="center"/>
+            </w:pPr>
+          </w:p>
+        </w:tc>
+        <w:tc>
+          <w:tcPr/>
+          <w:p>
+            <w:pPr>
+              <w:pStyle w:val="Compact"/>
+              <w:jc w:val="center"/>
+            </w:pPr>
+          </w:p>
+        </w:tc>
+        <w:tc>
+          <w:tcPr/>
+          <w:p>
+            <w:pPr>
+              <w:pStyle w:val="Compact"/>
+              <w:jc w:val="center"/>
+            </w:pPr>
+          </w:p>
+        </w:tc>
+      </w:tr>
+      <w:tr>
+        <w:tc>
+          <w:tcPr/>
+          <w:p>
+            <w:pPr>
+              <w:pStyle w:val="Compact"/>
+              <w:jc w:val="center"/>
+            </w:pPr>
+            <w:r>
+              <w:rPr>
+                <w:rFonts w:ascii="Times New Roman" w:hAnsi="Times New Roman" w:eastAsia="Times New Roman" w:cs="Times New Roman"/>
+              </w:rPr>
+              <w:t xml:space="preserve">73</w:t>
+            </w:r>
+          </w:p>
+        </w:tc>
+        <w:tc>
+          <w:tcPr/>
+          <w:p>
+            <w:pPr>
+              <w:pStyle w:val="Compact"/>
+              <w:jc w:val="center"/>
+            </w:pPr>
+          </w:p>
+        </w:tc>
+        <w:tc>
+          <w:tcPr/>
+          <w:p>
+            <w:pPr>
+              <w:pStyle w:val="Compact"/>
+              <w:jc w:val="center"/>
+            </w:pPr>
+          </w:p>
+        </w:tc>
+        <w:tc>
+          <w:tcPr/>
+          <w:p>
+            <w:pPr>
+              <w:pStyle w:val="Compact"/>
+              <w:jc w:val="center"/>
+            </w:pPr>
+          </w:p>
+        </w:tc>
+      </w:tr>
+      <w:tr>
+        <w:tc>
+          <w:tcPr/>
+          <w:p>
+            <w:pPr>
+              <w:pStyle w:val="Compact"/>
+              <w:jc w:val="center"/>
+            </w:pPr>
+            <w:r>
+              <w:rPr>
+                <w:rFonts w:ascii="Times New Roman" w:hAnsi="Times New Roman" w:eastAsia="Times New Roman" w:cs="Times New Roman"/>
+              </w:rPr>
+              <w:t xml:space="preserve">74</w:t>
+            </w:r>
+          </w:p>
+        </w:tc>
+        <w:tc>
+          <w:tcPr/>
+          <w:p>
+            <w:pPr>
+              <w:pStyle w:val="Compact"/>
+              <w:jc w:val="center"/>
+            </w:pPr>
+          </w:p>
+        </w:tc>
+        <w:tc>
+          <w:tcPr/>
+          <w:p>
+            <w:pPr>
+              <w:pStyle w:val="Compact"/>
+              <w:jc w:val="center"/>
+            </w:pPr>
+          </w:p>
+        </w:tc>
+        <w:tc>
+          <w:tcPr/>
+          <w:p>
+            <w:pPr>
+              <w:pStyle w:val="Compact"/>
+              <w:jc w:val="center"/>
+            </w:pPr>
+          </w:p>
+        </w:tc>
+      </w:tr>
+      <w:tr>
+        <w:tc>
+          <w:tcPr/>
+          <w:p>
+            <w:pPr>
+              <w:pStyle w:val="Compact"/>
+              <w:jc w:val="center"/>
+            </w:pPr>
+            <w:r>
+              <w:rPr>
+                <w:rFonts w:ascii="Times New Roman" w:hAnsi="Times New Roman" w:eastAsia="Times New Roman" w:cs="Times New Roman"/>
+              </w:rPr>
+              <w:t xml:space="preserve">75</w:t>
+            </w:r>
+          </w:p>
+        </w:tc>
+        <w:tc>
+          <w:tcPr/>
+          <w:p>
+            <w:pPr>
+              <w:pStyle w:val="Compact"/>
+              <w:jc w:val="center"/>
+            </w:pPr>
+          </w:p>
+        </w:tc>
+        <w:tc>
+          <w:tcPr/>
+          <w:p>
+            <w:pPr>
+              <w:pStyle w:val="Compact"/>
+              <w:jc w:val="center"/>
+            </w:pPr>
+          </w:p>
+        </w:tc>
+        <w:tc>
+          <w:tcPr/>
+          <w:p>
+            <w:pPr>
+              <w:pStyle w:val="Compact"/>
+              <w:jc w:val="center"/>
+            </w:pPr>
+          </w:p>
+        </w:tc>
+      </w:tr>
+      <w:tr>
+        <w:tc>
+          <w:tcPr/>
+          <w:p>
+            <w:pPr>
+              <w:pStyle w:val="Compact"/>
+              <w:jc w:val="center"/>
+            </w:pPr>
+            <w:r>
+              <w:rPr>
+                <w:rFonts w:ascii="Times New Roman" w:hAnsi="Times New Roman" w:eastAsia="Times New Roman" w:cs="Times New Roman"/>
+              </w:rPr>
+              <w:t xml:space="preserve">76</w:t>
+            </w:r>
+          </w:p>
+        </w:tc>
+        <w:tc>
+          <w:tcPr/>
+          <w:p>
+            <w:pPr>
+              <w:pStyle w:val="Compact"/>
+              <w:jc w:val="center"/>
+            </w:pPr>
+          </w:p>
+        </w:tc>
+        <w:tc>
+          <w:tcPr/>
+          <w:p>
+            <w:pPr>
+              <w:pStyle w:val="Compact"/>
+              <w:jc w:val="center"/>
+            </w:pPr>
+          </w:p>
+        </w:tc>
+        <w:tc>
+          <w:tcPr/>
+          <w:p>
+            <w:pPr>
+              <w:pStyle w:val="Compact"/>
+              <w:jc w:val="center"/>
+            </w:pPr>
+          </w:p>
+        </w:tc>
+      </w:tr>
+      <w:tr>
+        <w:tc>
+          <w:tcPr/>
+          <w:p>
+            <w:pPr>
+              <w:pStyle w:val="Compact"/>
+              <w:jc w:val="center"/>
+            </w:pPr>
+            <w:r>
+              <w:rPr>
+                <w:rFonts w:ascii="Times New Roman" w:hAnsi="Times New Roman" w:eastAsia="Times New Roman" w:cs="Times New Roman"/>
+              </w:rPr>
+              <w:t xml:space="preserve">77</w:t>
+            </w:r>
+          </w:p>
+        </w:tc>
+        <w:tc>
+          <w:tcPr/>
+          <w:p>
+            <w:pPr>
+              <w:pStyle w:val="Compact"/>
+              <w:jc w:val="center"/>
+            </w:pPr>
+          </w:p>
+        </w:tc>
+        <w:tc>
+          <w:tcPr/>
+          <w:p>
+            <w:pPr>
+              <w:pStyle w:val="Compact"/>
+              <w:jc w:val="center"/>
+            </w:pPr>
+          </w:p>
+        </w:tc>
+        <w:tc>
+          <w:tcPr/>
+          <w:p>
+            <w:pPr>
+              <w:pStyle w:val="Compact"/>
+              <w:jc w:val="center"/>
+            </w:pPr>
+          </w:p>
+        </w:tc>
+      </w:tr>
+      <w:tr>
+        <w:tc>
+          <w:tcPr/>
+          <w:p>
+            <w:pPr>
+              <w:pStyle w:val="Compact"/>
+              <w:jc w:val="center"/>
+            </w:pPr>
+            <w:r>
+              <w:rPr>
+                <w:rFonts w:ascii="Times New Roman" w:hAnsi="Times New Roman" w:eastAsia="Times New Roman" w:cs="Times New Roman"/>
+              </w:rPr>
+              <w:t xml:space="preserve">78</w:t>
+            </w:r>
+          </w:p>
+        </w:tc>
+        <w:tc>
+          <w:tcPr/>
+          <w:p>
+            <w:pPr>
+              <w:pStyle w:val="Compact"/>
+              <w:jc w:val="center"/>
+            </w:pPr>
+          </w:p>
+        </w:tc>
+        <w:tc>
+          <w:tcPr/>
+          <w:p>
+            <w:pPr>
+              <w:pStyle w:val="Compact"/>
+              <w:jc w:val="center"/>
+            </w:pPr>
+          </w:p>
+        </w:tc>
+        <w:tc>
+          <w:tcPr/>
+          <w:p>
+            <w:pPr>
+              <w:pStyle w:val="Compact"/>
+              <w:jc w:val="center"/>
+            </w:pPr>
+          </w:p>
+        </w:tc>
+      </w:tr>
+      <w:tr>
+        <w:tc>
+          <w:tcPr/>
+          <w:p>
+            <w:pPr>
+              <w:pStyle w:val="Compact"/>
+              <w:jc w:val="center"/>
+            </w:pPr>
+            <w:r>
+              <w:rPr>
+                <w:rFonts w:ascii="Times New Roman" w:hAnsi="Times New Roman" w:eastAsia="Times New Roman" w:cs="Times New Roman"/>
+              </w:rPr>
+              <w:t xml:space="preserve">79</w:t>
+            </w:r>
+          </w:p>
+        </w:tc>
+        <w:tc>
+          <w:tcPr/>
+          <w:p>
+            <w:pPr>
+              <w:pStyle w:val="Compact"/>
+              <w:jc w:val="center"/>
+            </w:pPr>
+          </w:p>
+        </w:tc>
+        <w:tc>
+          <w:tcPr/>
+          <w:p>
+            <w:pPr>
+              <w:pStyle w:val="Compact"/>
+              <w:jc w:val="center"/>
+            </w:pPr>
+          </w:p>
+        </w:tc>
+        <w:tc>
+          <w:tcPr/>
+          <w:p>
+            <w:pPr>
+              <w:pStyle w:val="Compact"/>
+              <w:jc w:val="center"/>
+            </w:pPr>
+          </w:p>
+        </w:tc>
+      </w:tr>
+      <w:tr>
+        <w:tc>
+          <w:tcPr/>
+          <w:p>
+            <w:pPr>
+              <w:pStyle w:val="Compact"/>
+              <w:jc w:val="center"/>
+            </w:pPr>
+            <w:r>
+              <w:rPr>
+                <w:rFonts w:ascii="Times New Roman" w:hAnsi="Times New Roman" w:eastAsia="Times New Roman" w:cs="Times New Roman"/>
+              </w:rPr>
+              <w:t xml:space="preserve">80</w:t>
+            </w:r>
+          </w:p>
+        </w:tc>
+        <w:tc>
+          <w:tcPr/>
+          <w:p>
+            <w:pPr>
+              <w:pStyle w:val="Compact"/>
+              <w:jc w:val="center"/>
+            </w:pPr>
+          </w:p>
+        </w:tc>
+        <w:tc>
+          <w:tcPr/>
+          <w:p>
+            <w:pPr>
+              <w:pStyle w:val="Compact"/>
+              <w:jc w:val="center"/>
+            </w:pPr>
+          </w:p>
+        </w:tc>
+        <w:tc>
+          <w:tcPr/>
+          <w:p>
+            <w:pPr>
+              <w:pStyle w:val="Compact"/>
+              <w:jc w:val="center"/>
+            </w:pPr>
+          </w:p>
+        </w:tc>
+      </w:tr>
+    </w:tbl>
     <w:p>
       <w:pPr>
         <w:spacing w:before="160" w:after="80"/>
